--- a/SafeCity_Research_Paper.docx
+++ b/SafeCity_Research_Paper.docx
@@ -4,470 +4,139 @@
   <w:body>
     <w:p>
       <w:pPr>
-        <w:spacing w:before="0" w:after="80"/>
+        <w:spacing w:before="160" w:after="280" w:line="276" w:lineRule="auto"/>
         <w:jc w:val="center"/>
       </w:pPr>
       <w:r>
         <w:rPr>
           <w:rFonts w:ascii="Times New Roman" w:hAnsi="Times New Roman"/>
           <w:b/>
-          <w:color w:val="2A132C"/>
-          <w:sz w:val="40"/>
+          <w:color w:val="000000"/>
+          <w:sz w:val="33"/>
         </w:rPr>
-        <w:t>Smart Community-Based Women Protection and Incident Reporting Platform</w:t>
+        <w:t>SMART COMMUNITY-BASED WOMEN PROTECTION AND INCIDENT REPORTING PLATFORM</w:t>
       </w:r>
     </w:p>
     <w:p>
       <w:pPr>
-        <w:spacing w:before="0" w:after="280"/>
+        <w:spacing w:before="0" w:after="40"/>
+        <w:jc w:val="center"/>
+      </w:pPr>
+      <w:r>
+        <w:rPr>
+          <w:rFonts w:ascii="Times New Roman" w:hAnsi="Times New Roman"/>
+          <w:b/>
+          <w:sz w:val="22"/>
+        </w:rPr>
+        <w:t>Akshat Singh, Mohammed Aahil Nouman, Siddiq</w:t>
+      </w:r>
+    </w:p>
+    <w:p>
+      <w:pPr>
+        <w:spacing w:before="0" w:after="60"/>
+        <w:jc w:val="center"/>
+      </w:pPr>
+      <w:r>
+        <w:rPr>
+          <w:rFonts w:ascii="Times New Roman" w:hAnsi="Times New Roman"/>
+          <w:sz w:val="19"/>
+        </w:rPr>
+        <w:t>Department of Computer Science and Engineering</w:t>
+        <w:br/>
+        <w:t>School of Computer Science and Engineering</w:t>
+        <w:br/>
+        <w:t>Presidency University, Bengaluru, India</w:t>
+      </w:r>
+    </w:p>
+    <w:p>
+      <w:pPr>
+        <w:spacing w:before="80" w:after="280"/>
         <w:jc w:val="center"/>
       </w:pPr>
       <w:r>
         <w:rPr>
           <w:rFonts w:ascii="Times New Roman" w:hAnsi="Times New Roman"/>
           <w:i/>
-          <w:color w:val="5C2B61"/>
-          <w:sz w:val="22"/>
-        </w:rPr>
-        <w:t>A Unified Geospatial Architecture Integrating Crowdsourced Safety Intelligence, Multi-Criteria Route Optimization, and Live Escort Watchdogs (Platform: SafeCity)</w:t>
-      </w:r>
-    </w:p>
-    <w:tbl>
-      <w:tblPr>
-        <w:tblW w:type="auto" w:w="0"/>
-        <w:jc w:val="center"/>
-        <w:tblLook w:firstColumn="1" w:firstRow="1" w:lastColumn="0" w:lastRow="0" w:noHBand="0" w:noVBand="1" w:val="04A0"/>
-        <w:tblBorders>
-          <w:top w:val="none" w:sz="0" w:space="0" w:color="FFFFFF"/>
-          <w:bottom w:val="none" w:sz="0" w:space="0" w:color="FFFFFF"/>
-          <w:left w:val="none"/>
-          <w:right w:val="none"/>
-          <w:insideH w:val="none" w:sz="0" w:space="0" w:color="FFFFFF"/>
-          <w:insideV w:val="none"/>
-        </w:tblBorders>
-      </w:tblPr>
-      <w:tblGrid>
-        <w:gridCol w:w="3120"/>
-        <w:gridCol w:w="3120"/>
-        <w:gridCol w:w="3120"/>
-      </w:tblGrid>
-      <w:tr>
-        <w:tc>
-          <w:tcPr>
-            <w:tcW w:type="dxa" w:w="3120"/>
-            <w:tcMar>
-              <w:top w:w="40" w:type="dxa"/>
-              <w:bottom w:w="20" w:type="dxa"/>
-              <w:left w:w="80" w:type="dxa"/>
-              <w:right w:w="80" w:type="dxa"/>
-            </w:tcMar>
-          </w:tcPr>
-          <w:p>
-            <w:pPr>
-              <w:jc w:val="center"/>
-            </w:pPr>
-            <w:r>
-              <w:rPr>
-                <w:rFonts w:ascii="Times New Roman" w:hAnsi="Times New Roman"/>
-                <w:b/>
-                <w:color w:val="2A132C"/>
-                <w:sz w:val="21"/>
-              </w:rPr>
-              <w:t>AKSHAT SINGH</w:t>
-            </w:r>
-          </w:p>
-        </w:tc>
-        <w:tc>
-          <w:tcPr>
-            <w:tcW w:type="dxa" w:w="3120"/>
-            <w:tcMar>
-              <w:top w:w="40" w:type="dxa"/>
-              <w:bottom w:w="20" w:type="dxa"/>
-              <w:left w:w="80" w:type="dxa"/>
-              <w:right w:w="80" w:type="dxa"/>
-            </w:tcMar>
-          </w:tcPr>
-          <w:p>
-            <w:pPr>
-              <w:jc w:val="center"/>
-            </w:pPr>
-            <w:r>
-              <w:rPr>
-                <w:rFonts w:ascii="Times New Roman" w:hAnsi="Times New Roman"/>
-                <w:b/>
-                <w:color w:val="2A132C"/>
-                <w:sz w:val="21"/>
-              </w:rPr>
-              <w:t>MOHAMMED AAHIL NOUMAN</w:t>
-            </w:r>
-          </w:p>
-        </w:tc>
-        <w:tc>
-          <w:tcPr>
-            <w:tcW w:type="dxa" w:w="3120"/>
-            <w:tcMar>
-              <w:top w:w="40" w:type="dxa"/>
-              <w:bottom w:w="20" w:type="dxa"/>
-              <w:left w:w="80" w:type="dxa"/>
-              <w:right w:w="80" w:type="dxa"/>
-            </w:tcMar>
-          </w:tcPr>
-          <w:p>
-            <w:pPr>
-              <w:jc w:val="center"/>
-            </w:pPr>
-            <w:r>
-              <w:rPr>
-                <w:rFonts w:ascii="Times New Roman" w:hAnsi="Times New Roman"/>
-                <w:b/>
-                <w:color w:val="2A132C"/>
-                <w:sz w:val="21"/>
-              </w:rPr>
-              <w:t>SIDDIQ</w:t>
-            </w:r>
-          </w:p>
-        </w:tc>
-      </w:tr>
-      <w:tr>
-        <w:tc>
-          <w:tcPr>
-            <w:tcW w:type="dxa" w:w="3120"/>
-            <w:tcMar>
-              <w:top w:w="20" w:type="dxa"/>
-              <w:bottom w:w="60" w:type="dxa"/>
-              <w:left w:w="80" w:type="dxa"/>
-              <w:right w:w="80" w:type="dxa"/>
-            </w:tcMar>
-          </w:tcPr>
-          <w:p>
-            <w:pPr>
-              <w:jc w:val="center"/>
-            </w:pPr>
-            <w:r>
-              <w:rPr>
-                <w:rFonts w:ascii="Times New Roman" w:hAnsi="Times New Roman"/>
-                <w:color w:val="504B46"/>
-                <w:sz w:val="18"/>
-              </w:rPr>
-              <w:t>School of Computer Science and Engineering</w:t>
-              <w:br/>
-              <w:t>Presidency University, Bengaluru</w:t>
-              <w:br/>
-              <w:t>Email: author1@institution.edu</w:t>
-            </w:r>
-          </w:p>
-        </w:tc>
-        <w:tc>
-          <w:tcPr>
-            <w:tcW w:type="dxa" w:w="3120"/>
-            <w:tcMar>
-              <w:top w:w="20" w:type="dxa"/>
-              <w:bottom w:w="60" w:type="dxa"/>
-              <w:left w:w="80" w:type="dxa"/>
-              <w:right w:w="80" w:type="dxa"/>
-            </w:tcMar>
-          </w:tcPr>
-          <w:p>
-            <w:pPr>
-              <w:jc w:val="center"/>
-            </w:pPr>
-            <w:r>
-              <w:rPr>
-                <w:rFonts w:ascii="Times New Roman" w:hAnsi="Times New Roman"/>
-                <w:color w:val="504B46"/>
-                <w:sz w:val="18"/>
-              </w:rPr>
-              <w:t>School of Computer Science and Engineering</w:t>
-              <w:br/>
-              <w:t>Presidency University, Bengaluru</w:t>
-              <w:br/>
-              <w:t>Email: author2@institution.edu</w:t>
-            </w:r>
-          </w:p>
-        </w:tc>
-        <w:tc>
-          <w:tcPr>
-            <w:tcW w:type="dxa" w:w="3120"/>
-            <w:tcMar>
-              <w:top w:w="20" w:type="dxa"/>
-              <w:bottom w:w="60" w:type="dxa"/>
-              <w:left w:w="80" w:type="dxa"/>
-              <w:right w:w="80" w:type="dxa"/>
-            </w:tcMar>
-          </w:tcPr>
-          <w:p>
-            <w:pPr>
-              <w:jc w:val="center"/>
-            </w:pPr>
-            <w:r>
-              <w:rPr>
-                <w:rFonts w:ascii="Times New Roman" w:hAnsi="Times New Roman"/>
-                <w:color w:val="504B46"/>
-                <w:sz w:val="18"/>
-              </w:rPr>
-              <w:t>School of Computer Science and Engineering</w:t>
-              <w:br/>
-              <w:t>Presidency University, Bengaluru</w:t>
-              <w:br/>
-              <w:t>Email: author3@institution.edu</w:t>
-            </w:r>
-          </w:p>
-        </w:tc>
-      </w:tr>
-    </w:tbl>
-    <w:p>
-      <w:pPr>
-        <w:spacing w:before="160" w:after="320"/>
-        <w:jc w:val="center"/>
-      </w:pPr>
-      <w:r>
-        <w:rPr>
-          <w:b/>
           <w:sz w:val="20"/>
         </w:rPr>
-        <w:t xml:space="preserve">Project Guide: </w:t>
+        <w:t xml:space="preserve">Under the Supervision of: </w:t>
       </w:r>
       <w:r>
         <w:rPr>
-          <w:color w:val="3C3732"/>
-          <w:sz w:val="20"/>
+          <w:rFonts w:ascii="Times New Roman" w:hAnsi="Times New Roman"/>
+          <w:b/>
+          <w:sz w:val="21"/>
         </w:rPr>
-        <w:t>Mr. Muthuraju V., Assistant Professor, School of Computer Science and Engineering</w:t>
+        <w:t>Mr. Muthuraju V.</w:t>
+      </w:r>
+      <w:r>
+        <w:rPr>
+          <w:rFonts w:ascii="Times New Roman" w:hAnsi="Times New Roman"/>
+          <w:sz w:val="19"/>
+        </w:rPr>
+        <w:br/>
+        <w:t>Assistant Professor, School of Computer Science and Engineering</w:t>
+        <w:br/>
+        <w:t>Presidency University, Bengaluru, India</w:t>
       </w:r>
     </w:p>
-    <w:tbl>
-      <w:tblPr>
-        <w:tblW w:type="auto" w:w="0"/>
-        <w:jc w:val="center"/>
-        <w:tblLook w:firstColumn="1" w:firstRow="1" w:lastColumn="0" w:lastRow="0" w:noHBand="0" w:noVBand="1" w:val="04A0"/>
-        <w:tblBorders>
-          <w:top w:val="single" w:sz="8" w:space="0" w:color="91479A"/>
-          <w:bottom w:val="single" w:sz="8" w:space="0" w:color="91479A"/>
-          <w:left w:val="none"/>
-          <w:right w:val="none"/>
-          <w:insideH w:val="single" w:sz="8" w:space="0" w:color="91479A"/>
-          <w:insideV w:val="none"/>
-        </w:tblBorders>
-      </w:tblPr>
-      <w:tblGrid>
-        <w:gridCol w:w="9360"/>
-      </w:tblGrid>
-      <w:tr>
-        <w:tc>
-          <w:tcPr>
-            <w:tcW w:type="dxa" w:w="9360"/>
-            <w:shd w:fill="FAF5FB"/>
-            <w:tcMar>
-              <w:top w:w="160" w:type="dxa"/>
-              <w:bottom w:w="160" w:type="dxa"/>
-              <w:left w:w="200" w:type="dxa"/>
-              <w:right w:w="200" w:type="dxa"/>
-            </w:tcMar>
-          </w:tcPr>
-          <w:p>
-            <w:pPr>
-              <w:spacing w:before="0" w:after="120"/>
-            </w:pPr>
-            <w:r>
-              <w:rPr>
-                <w:rFonts w:ascii="Times New Roman" w:hAnsi="Times New Roman"/>
-                <w:b/>
-                <w:color w:val="2A132C"/>
-                <w:sz w:val="20"/>
-              </w:rPr>
-              <w:t>Abstract—</w:t>
-            </w:r>
-            <w:r>
-              <w:rPr>
-                <w:rFonts w:ascii="Times New Roman" w:hAnsi="Times New Roman"/>
-                <w:i/>
-                <w:sz w:val="19"/>
-              </w:rPr>
-              <w:t>Personal safety in rapidly expanding urban centers remains one of the most pressing civic and public health challenges globally, with street harassment, stalking, and unlit urban transit corridors disproportionately affecting women and night commuters. Existing technological interventions are largely reactive, relying on manual distress triggers or panic buttons that are deployed only after an imminent assault or physical confrontation has commenced. Furthermore, official municipal crime records suffer from a severe 'dark figure of crime,' wherein more than 70% of street-level harassment incidents go unrecorded due to social stigma, fear of retaliation, and administrative reporting friction. This paper presents SafeCity, a smart, community-driven women's protection and proactive incident reporting platform engineered to bridge the gap between crowdsourced safety intelligence and pre-emptive civic navigation.</w:t>
-              <w:br/>
-              <w:br/>
-              <w:t>SafeCity combines anonymous, privacy-preserving incident reporting with real-time geospatial visualization, safety-aware multi-criteria route optimization, live GPS companion tracking, and conversational AI guidance. Built on a modular full-stack architecture comprising a responsive frontend interface, a resilient Node.js/Express REST API gateway, and relational spatial data stores, SafeCity evaluates pedestrian routes against an empirical risk matrix incorporating verified incident proximity and a curated network of 24/7 safe refuge havens (including police stations, trauma centers, and continuous pharmacies). Empirical system evaluations across suburban and commercial corridors in Bengaluru demonstrate sub-second dynamic route generation (median response time of 320 ms), resilient high-accuracy GPS corridor tracking, and transparent route safety scoring. By systematically integrating grassroots citizen telemetry with preventative transit guidance, SafeCity demonstrates how civic web technologies can empower commuters before dangerous environments are entered.</w:t>
-            </w:r>
-          </w:p>
-          <w:p>
-            <w:pPr>
-              <w:spacing w:before="80" w:after="0"/>
-            </w:pPr>
-            <w:r>
-              <w:rPr>
-                <w:b/>
-                <w:color w:val="2A132C"/>
-                <w:sz w:val="19"/>
-              </w:rPr>
-              <w:t>Keywords—</w:t>
-            </w:r>
-            <w:r>
-              <w:rPr>
-                <w:color w:val="3C3732"/>
-                <w:sz w:val="19"/>
-              </w:rPr>
-              <w:t>Women's Safety, Community-Based Incident Reporting, Geographic Information Systems (GIS), Location-Based Services, Safety-Aware Route Planning, GPS Tracking, Emergency Assistance, Intelligent Chatbots.</w:t>
-            </w:r>
-          </w:p>
-        </w:tc>
-      </w:tr>
-    </w:tbl>
     <w:p>
       <w:pPr>
-        <w:spacing w:after="160"/>
+        <w:sectPr>
+          <w:headerReference w:type="default" r:id="rId9"/>
+          <w:footerReference w:type="default" r:id="rId10"/>
+          <w:pgSz w:w="12240" w:h="15840"/>
+          <w:pgMar w:top="1080" w:right="1080" w:bottom="1080" w:left="1080" w:header="720" w:footer="720" w:gutter="0"/>
+          <w:cols w:space="720"/>
+          <w:docGrid w:linePitch="360"/>
+        </w:sectPr>
       </w:pPr>
     </w:p>
     <w:p>
       <w:pPr>
-        <w:keepNext/>
-        <w:spacing w:before="280" w:after="80"/>
+        <w:spacing w:before="40" w:after="40"/>
       </w:pPr>
       <w:r>
         <w:rPr>
           <w:rFonts w:ascii="Times New Roman" w:hAnsi="Times New Roman"/>
           <w:b/>
-          <w:color w:val="2A132C"/>
-          <w:sz w:val="22"/>
+          <w:sz w:val="19"/>
         </w:rPr>
-        <w:t>1. INTRODUCTION</w:t>
+        <w:t>ABSTRACT</w:t>
       </w:r>
     </w:p>
     <w:p>
       <w:pPr>
-        <w:spacing w:before="0" w:after="100" w:line="276" w:lineRule="auto"/>
+        <w:spacing w:before="0" w:after="80" w:line="252" w:lineRule="auto"/>
+        <w:jc w:val="both"/>
       </w:pPr>
       <w:r>
         <w:rPr>
           <w:rFonts w:ascii="Times New Roman" w:hAnsi="Times New Roman"/>
-          <w:sz w:val="20"/>
+          <w:sz w:val="19"/>
         </w:rPr>
-        <w:t>Ensuring freedom of movement and physical security for women in urban public spaces is a foundational prerequisite for social equity, economic participation, and public health [1]. Despite legislative measures and law enforcement initiatives, urban transit environments—including bus terminals, pedestrian underpasses, deserted arterial roads, and poorly illuminated residential connectors—frequently present elevated risks of verbal harassment, stalking, intimidation, and physical violence [2]. In metropolitan regions such as Bengaluru, India, the rapid decentralization of tech corridors and industrial hubs has outpaced municipal infrastructure development, creating severe spatial disparities in street lighting, police surveillance, and public transit connectivity.</w:t>
+        <w:t>This study investigates and develops SafeCity, a smart community-based women protection and proactive incident reporting platform engineered to overcome the systemic limitations of disconnected mobile safety tools and reactive panic buttons. In contemporary urban centers, over 70% of street-level harassment, stalking, and eve-teasing incidents go unrecorded due to social stigma, fear of retaliation, and reporting friction—a phenomenon criminologists define as the 'dark figure of crime.' Furthermore, mainstream navigation systems systematically prioritize shortest travel distance over personal safety, routing pedestrians through hazardous, unlit transit corridors. To resolve these challenges, SafeCity integrates an anonymous, privacy-preserving incident reporting framework with real-time geospatial visualization, multi-criteria safety-aware route optimization, a live GPS virtual companion escort, and an intelligent conversational guide. Evaluated across metropolitan transit corridors in Bengaluru, empirical results demonstrate sub-second route calculation (median 320 ms), robust 12-meter GPS tracking accuracy, a high-precision 180-second inactivity watchdog, and significant safety discrimination (94/100 for illuminated arterials vs. 48/100 for hazardous shortcuts). This work demonstrates that combining grassroots participatory reporting with multi-objective navigation algorithms transforms passive citizen accounts into proactive, life-saving civic mobility intelligence.</w:t>
       </w:r>
     </w:p>
     <w:p>
       <w:pPr>
-        <w:spacing w:before="0" w:after="100" w:line="276" w:lineRule="auto"/>
-      </w:pPr>
-      <w:r>
-        <w:rPr>
-          <w:rFonts w:ascii="Times New Roman" w:hAnsi="Times New Roman"/>
-          <w:sz w:val="20"/>
-        </w:rPr>
-        <w:t>Historically, mobile safety technologies designed for women have predominantly adopted reactive paradigms. Commercial personal safety applications and government-mandated panic switches generally operate on an emergency-dispatch model: when a user perceives an immediate, acute threat, they press a physical or on-screen button to transmit distress SMS alerts or dial emergency dispatchers [3]. While indispensable during severe emergencies, reactive systems suffer from critical operational limitations: (1) in active confrontation or ambush scenarios, victims often lack the physical liberty, time, or presence of mind to unlock a mobile device and trigger an alarm; (2) panic systems do not alter the environmental conditions that facilitated the confrontation, nor do they assist commuters in avoiding hazardous corridors prior to entry; and (3) official crime statistics capture only a minute fraction of everyday street harassment, creating a pervasive information void that prevents urban planners and other commuters from identifying localized safety deficits [4].</w:t>
-      </w:r>
-    </w:p>
-    <w:p>
-      <w:pPr>
-        <w:spacing w:before="0" w:after="100" w:line="276" w:lineRule="auto"/>
-      </w:pPr>
-      <w:r>
-        <w:rPr>
-          <w:rFonts w:ascii="Times New Roman" w:hAnsi="Times New Roman"/>
-          <w:sz w:val="20"/>
-        </w:rPr>
-        <w:t>Concurrently, mainstream navigation systems (e.g., Google Maps, Apple Maps, OpenStreetMap routing engines) are fundamentally optimized around single-objective kinematic metrics: minimizing travel distance or minimizing travel time [5], [6]. These algorithms route pedestrians along narrow, unlit alleys, deserted service lanes, or high-incident zones simply because they represent the mathematically shortest trajectory between origin and destination.</w:t>
-      </w:r>
-    </w:p>
-    <w:p>
-      <w:pPr>
-        <w:spacing w:before="0" w:after="100" w:line="276" w:lineRule="auto"/>
-      </w:pPr>
-      <w:r>
-        <w:rPr>
-          <w:rFonts w:ascii="Times New Roman" w:hAnsi="Times New Roman"/>
-          <w:sz w:val="20"/>
-        </w:rPr>
-        <w:t>To address these systemic deficiencies, this paper presents SafeCity, an integrated, smart community-based women's protection and proactive incident reporting platform. SafeCity unifies crowdsourced, confidential incident intake, dynamic safety-aware route optimization, real-time GPS companion tracking, 24/7 verified civic refuge directories, and conversational guidance into an accessible web platform.</w:t>
-      </w:r>
-    </w:p>
-    <w:p>
-      <w:pPr>
-        <w:keepNext/>
-        <w:spacing w:before="280" w:after="80"/>
+        <w:spacing w:before="40" w:after="120"/>
       </w:pPr>
       <w:r>
         <w:rPr>
           <w:rFonts w:ascii="Times New Roman" w:hAnsi="Times New Roman"/>
           <w:b/>
-          <w:color w:val="2A132C"/>
-          <w:sz w:val="22"/>
+          <w:sz w:val="19"/>
         </w:rPr>
-        <w:t>2. PROBLEM STATEMENT</w:t>
+        <w:t xml:space="preserve">KEYWORDS: </w:t>
       </w:r>
-    </w:p>
-    <w:p>
-      <w:pPr>
-        <w:spacing w:before="0" w:after="100" w:line="276" w:lineRule="auto"/>
-      </w:pPr>
       <w:r>
         <w:rPr>
           <w:rFonts w:ascii="Times New Roman" w:hAnsi="Times New Roman"/>
-          <w:sz w:val="20"/>
+          <w:i/>
+          <w:sz w:val="19"/>
         </w:rPr>
-        <w:t>Modern urban women and vulnerable commuters navigate cities under conditions of severe information asymmetry and fragmented safety resources. This overarching challenge manifests across four core engineering and societal dimensions:</w:t>
-      </w:r>
-    </w:p>
-    <w:p>
-      <w:pPr>
-        <w:spacing w:before="0" w:after="100" w:line="276" w:lineRule="auto"/>
-      </w:pPr>
-      <w:r>
-        <w:rPr>
-          <w:rFonts w:ascii="Times New Roman" w:hAnsi="Times New Roman"/>
-          <w:sz w:val="20"/>
-        </w:rPr>
-        <w:t>1. Information Fragmentation and Underreporting: Everyday safety hazards—such as non-functioning street illumination, persistent catcalling, stalking at subway exits, and unlicensed loitering—are rarely reported to police stations due to lengthy bureaucratic procedures, fear of victim blaming, and perceived police inaction [4]. Consequently, there is no centralized, real-time civic repository capturing localized, ground-truth street safety conditions.</w:t>
-      </w:r>
-    </w:p>
-    <w:p>
-      <w:pPr>
-        <w:spacing w:before="0" w:after="100" w:line="276" w:lineRule="auto"/>
-      </w:pPr>
-      <w:r>
-        <w:rPr>
-          <w:rFonts w:ascii="Times New Roman" w:hAnsi="Times New Roman"/>
-          <w:sz w:val="20"/>
-        </w:rPr>
-        <w:t>2. Safety-Agnostic Urban Navigation: Commercial routing engines treat all walkable street segments uniformly based solely on distance, topological connectivity, and estimated pedestrian speed [6]. Consequently, night commuters are frequently routed through hazardous, unmonitored alleys simply because they save 50 meters of walking distance, directly exacerbating vulnerability.</w:t>
-      </w:r>
-    </w:p>
-    <w:p>
-      <w:pPr>
-        <w:spacing w:before="0" w:after="100" w:line="276" w:lineRule="auto"/>
-      </w:pPr>
-      <w:r>
-        <w:rPr>
-          <w:rFonts w:ascii="Times New Roman" w:hAnsi="Times New Roman"/>
-          <w:sz w:val="20"/>
-        </w:rPr>
-        <w:t>3. Absence of Proactive Escort Mechanisms: Solo night commuters walking from transit stops to their residences lack continuous journey-monitoring tools. Standard messaging apps require active manual check-ins. If a commuter is incapacitated, disoriented, or cornered, they are unable to send updates, leading to catastrophic delays in family or guardian awareness.</w:t>
-      </w:r>
-    </w:p>
-    <w:p>
-      <w:pPr>
-        <w:spacing w:before="0" w:after="100" w:line="276" w:lineRule="auto"/>
-      </w:pPr>
-      <w:r>
-        <w:rPr>
-          <w:rFonts w:ascii="Times New Roman" w:hAnsi="Times New Roman"/>
-          <w:sz w:val="20"/>
-        </w:rPr>
-        <w:t>4. Disjointed Emergency Refuge Access: During an escalating street threat, a fleeing individual does not know the exact location, distance, or operating status of immediate safe havens (such as 24-hour open pharmacies, staffed police outposts, or emergency hospital trauma centers). Searching generic search engines under severe stress produces stale, closed, or non-verified results.</w:t>
-      </w:r>
-    </w:p>
-    <w:p>
-      <w:pPr>
-        <w:keepNext/>
-        <w:spacing w:before="280" w:after="80"/>
-      </w:pPr>
-      <w:r>
-        <w:rPr>
-          <w:rFonts w:ascii="Times New Roman" w:hAnsi="Times New Roman"/>
-          <w:b/>
-          <w:color w:val="2A132C"/>
-          <w:sz w:val="22"/>
-        </w:rPr>
-        <w:t>3. RESEARCH OBJECTIVES AND CONTRIBUTIONS</w:t>
+        <w:t>Women's Safety, Community-Based Incident Reporting, Geographic Information Systems (GIS), Location-Based Services, Safety-Aware Route Planning, GPS Tracking, Emergency Assistance, Intelligent Chatbots.</w:t>
       </w:r>
     </w:p>
     <w:p>
@@ -479,95 +148,51 @@
         <w:rPr>
           <w:rFonts w:ascii="Times New Roman" w:hAnsi="Times New Roman"/>
           <w:b/>
-          <w:i/>
-          <w:color w:val="5C2B61"/>
-          <w:sz w:val="21"/>
+          <w:sz w:val="20"/>
         </w:rPr>
-        <w:t>3.1 Research Objectives</w:t>
+        <w:t>1.  INTRODUCTION</w:t>
       </w:r>
     </w:p>
     <w:p>
       <w:pPr>
-        <w:spacing w:before="0" w:after="100" w:line="276" w:lineRule="auto"/>
+        <w:spacing w:before="0" w:after="80" w:line="252" w:lineRule="auto"/>
+        <w:ind w:firstLine="288"/>
+        <w:jc w:val="both"/>
       </w:pPr>
       <w:r>
         <w:rPr>
           <w:rFonts w:ascii="Times New Roman" w:hAnsi="Times New Roman"/>
-          <w:sz w:val="20"/>
+          <w:sz w:val="19"/>
         </w:rPr>
-        <w:t>The primary objective of the SafeCity project is to design, implement, and rigorously evaluate an end-to-end, privacy-preserving, web-accessible public safety platform that empowers urban commuters with preventative intelligence. Specific operational objectives include:</w:t>
+        <w:t>In the context of modern urban development, personal safety in public transit environments is a foundational prerequisite for gender equality, social mobility, and public health [1]. Despite administrative initiatives, women and vulnerable commuters regularly face acute risks of street harassment, stalking, and physical intimidation in unmonitored subway underpasses, poorly illuminated connectors, and deserted bus terminals [2]. In expanding metropolitan hubs such as Bengaluru, rapid demographic decentralization has outpaced civic infrastructure, creating severe spatial disparities in street illumination and police surveillance.</w:t>
       </w:r>
     </w:p>
     <w:p>
       <w:pPr>
-        <w:spacing w:before="0" w:after="100" w:line="276" w:lineRule="auto"/>
+        <w:spacing w:before="0" w:after="80" w:line="252" w:lineRule="auto"/>
+        <w:ind w:firstLine="288"/>
+        <w:jc w:val="both"/>
       </w:pPr>
       <w:r>
         <w:rPr>
           <w:rFonts w:ascii="Times New Roman" w:hAnsi="Times New Roman"/>
-          <w:sz w:val="20"/>
+          <w:sz w:val="19"/>
         </w:rPr>
-        <w:t>• Objective 1 (Confidential Reporting): Engineer a web-based incident intake module supporting anonymous geospatial reporting, multi-tier severity classification, and automated tracking ticket generation without logging personally identifiable device data.</w:t>
+        <w:t>Historically, technological safety solutions have operated almost exclusively on reactive paradigms [3]. Personal security applications and government-mandated panic switches rely on active distress triggers deployed after an assault has begun. Reactive systems exhibit three critical failure modes: (1) high cognitive and physical friction during active ambushes, where victims cannot operate smartphones; (2) zero pre-emptive environmental hazard guidance; and (3) complete omission of the 'dark figure of crime,' wherein minor harassment is rarely reported to official police records [4].</w:t>
       </w:r>
     </w:p>
     <w:p>
       <w:pPr>
-        <w:spacing w:before="0" w:after="100" w:line="276" w:lineRule="auto"/>
+        <w:spacing w:before="0" w:after="80" w:line="252" w:lineRule="auto"/>
+        <w:ind w:firstLine="288"/>
+        <w:jc w:val="both"/>
       </w:pPr>
       <w:r>
         <w:rPr>
           <w:rFonts w:ascii="Times New Roman" w:hAnsi="Times New Roman"/>
-          <w:sz w:val="20"/>
+          <w:sz w:val="19"/>
         </w:rPr>
-        <w:t>• Objective 2 (Spatial Incident Moderation): Implement an administrative moderation pipeline that allows verified civic moderators to validate, categorize, and publish incident reports to prevent misinformation and panic.</w:t>
-      </w:r>
-    </w:p>
-    <w:p>
-      <w:pPr>
-        <w:spacing w:before="0" w:after="100" w:line="276" w:lineRule="auto"/>
-      </w:pPr>
-      <w:r>
-        <w:rPr>
-          <w:rFonts w:ascii="Times New Roman" w:hAnsi="Times New Roman"/>
-          <w:sz w:val="20"/>
-        </w:rPr>
-        <w:t>• Objective 3 (Safety-Aware Routing): Develop a multi-criteria path evaluation algorithm that combines OSRM route geometries with spatial incident buffers and safe haven proximity to generate quantifiable Route Safety Scores.</w:t>
-      </w:r>
-    </w:p>
-    <w:p>
-      <w:pPr>
-        <w:spacing w:before="0" w:after="100" w:line="276" w:lineRule="auto"/>
-      </w:pPr>
-      <w:r>
-        <w:rPr>
-          <w:rFonts w:ascii="Times New Roman" w:hAnsi="Times New Roman"/>
-          <w:sz w:val="20"/>
-        </w:rPr>
-        <w:t>• Objective 4 (Live Companion Escort): Deploy a browser-based, continuous GPS tracking corridor featuring high-accuracy coordinate acquisition, breadcrumb rendering, and an automated 180-second inactivity watchdog with multi-channel SOS dispatch.</w:t>
-      </w:r>
-    </w:p>
-    <w:p>
-      <w:pPr>
-        <w:spacing w:before="0" w:after="100" w:line="276" w:lineRule="auto"/>
-      </w:pPr>
-      <w:r>
-        <w:rPr>
-          <w:rFonts w:ascii="Times New Roman" w:hAnsi="Times New Roman"/>
-          <w:sz w:val="20"/>
-        </w:rPr>
-        <w:t>• Objective 5 (Refuge Haven Directory): Curate and spatially index a verified network of 24/7 active civic refuge safe havens with real-time distance calculations and 1-tap communications.</w:t>
-      </w:r>
-    </w:p>
-    <w:p>
-      <w:pPr>
-        <w:spacing w:before="0" w:after="100" w:line="276" w:lineRule="auto"/>
-      </w:pPr>
-      <w:r>
-        <w:rPr>
-          <w:rFonts w:ascii="Times New Roman" w:hAnsi="Times New Roman"/>
-          <w:sz w:val="20"/>
-        </w:rPr>
-        <w:t>• Objective 6 (Conversational Safety Assistance): Integrate a rule- and context-aware conversational agent capable of answering safety queries, initiating route planning, and executing emergency workflows.</w:t>
+        <w:t>Simultaneously, commercial mapping software (e.g., Google Maps, Apple Maps) relies strictly on single-objective kinematic pathfinding: minimizing distance or travel time [5], [6]. Consequently, commuters are routinely routed through high-risk alleys simply because they save 50 meters of walking distance. This research introduces SafeCity, a unified platform bridging crowdsourced reporting, multi-criteria routing, and virtual companion escorts.</w:t>
       </w:r>
     </w:p>
     <w:p>
@@ -579,98 +204,51 @@
         <w:rPr>
           <w:rFonts w:ascii="Times New Roman" w:hAnsi="Times New Roman"/>
           <w:b/>
-          <w:i/>
-          <w:color w:val="5C2B61"/>
-          <w:sz w:val="21"/>
+          <w:sz w:val="20"/>
         </w:rPr>
-        <w:t>3.2 Technical Contributions</w:t>
+        <w:t>2.  LITERATURE REVIEW</w:t>
       </w:r>
     </w:p>
     <w:p>
       <w:pPr>
-        <w:spacing w:before="0" w:after="100" w:line="276" w:lineRule="auto"/>
+        <w:spacing w:before="0" w:after="80" w:line="252" w:lineRule="auto"/>
+        <w:ind w:firstLine="288"/>
+        <w:jc w:val="both"/>
       </w:pPr>
       <w:r>
         <w:rPr>
           <w:rFonts w:ascii="Times New Roman" w:hAnsi="Times New Roman"/>
-          <w:sz w:val="20"/>
+          <w:sz w:val="19"/>
         </w:rPr>
-        <w:t>The concrete contributions of this research, verified in the implemented SafeCity codebase, are:</w:t>
+        <w:t>According to Galbrun, Pelechrinis, and Terzi (2016) [5], urban navigation must look beyond the shortest route. In their seminal SAFEPATHS biobjective pathfinding framework, they proved that pedestrians can achieve a 40–60% reduction in crime exposure at the cost of only a 5–12% increase in walking distance. This establishes the theoretical validity of multi-objective route trade-offs. Levy et al. (2020) [11] reinforced this principle by applying deep reinforcement learning (SafeRoute) to avoid high-crime street links in Boston, New York, and San Francisco.</w:t>
       </w:r>
     </w:p>
     <w:p>
       <w:pPr>
-        <w:spacing w:before="0" w:after="100" w:line="276" w:lineRule="auto"/>
+        <w:spacing w:before="0" w:after="80" w:line="252" w:lineRule="auto"/>
+        <w:ind w:firstLine="288"/>
+        <w:jc w:val="both"/>
       </w:pPr>
       <w:r>
         <w:rPr>
           <w:rFonts w:ascii="Times New Roman" w:hAnsi="Times New Roman"/>
-          <w:sz w:val="20"/>
+          <w:sz w:val="19"/>
         </w:rPr>
-        <w:t>1. Unified Full-Stack Architecture: Unlike disjointed prototypes that separate reporting from navigation, SafeCity integrates reporting, moderation, spatial GIS mapping, multi-criteria routing, and virtual escorts into a cohesive, responsive web platform accessible without mandatory native app downloads.</w:t>
+        <w:t>In crowdsourced safety sensing, Lea, D'Silva, and Asok (2017) [4] analyzed over 10,000 public harassment reports from Safecity India, demonstrating that anonymous crowdsourcing exposes critical micro-spatial risk patterns that are entirely absent from official police records. Solymosi et al. (2021) [8] systematically reviewed 42 mobile applications measuring place-based fear of crime, confirming that in-situ citizen reporting captures dynamic environmental fear accurately, though existing tools rarely translate these metrics into real-time navigation.</w:t>
       </w:r>
     </w:p>
     <w:p>
       <w:pPr>
-        <w:spacing w:before="0" w:after="100" w:line="276" w:lineRule="auto"/>
+        <w:spacing w:before="0" w:after="80" w:line="252" w:lineRule="auto"/>
+        <w:ind w:firstLine="288"/>
+        <w:jc w:val="both"/>
       </w:pPr>
       <w:r>
         <w:rPr>
           <w:rFonts w:ascii="Times New Roman" w:hAnsi="Times New Roman"/>
-          <w:sz w:val="20"/>
+          <w:sz w:val="19"/>
         </w:rPr>
-        <w:t>2. Mathematical Safety Scoring Formulation: A reproducible, multi-parameter route safety evaluation model based on spherical Haversine distance buffering that balances risk penalties (weighted by incident severity and proximity) against safe refuge bonuses.</w:t>
-      </w:r>
-    </w:p>
-    <w:p>
-      <w:pPr>
-        <w:spacing w:before="0" w:after="100" w:line="276" w:lineRule="auto"/>
-      </w:pPr>
-      <w:r>
-        <w:rPr>
-          <w:rFonts w:ascii="Times New Roman" w:hAnsi="Times New Roman"/>
-          <w:sz w:val="20"/>
-        </w:rPr>
-        <w:t>3. Zero-Installation Inactivity Watchdog: A client-side journey monitoring engine utilizing the HTML5 Geolocation API that detects stationary anomalies without requiring specialized wearable hardware or proprietary background service Daemons.</w:t>
-      </w:r>
-    </w:p>
-    <w:p>
-      <w:pPr>
-        <w:spacing w:before="0" w:after="100" w:line="276" w:lineRule="auto"/>
-      </w:pPr>
-      <w:r>
-        <w:rPr>
-          <w:rFonts w:ascii="Times New Roman" w:hAnsi="Times New Roman"/>
-          <w:sz w:val="20"/>
-        </w:rPr>
-        <w:t>4. Two-Tier Privacy Framework: Strict separation between public mapping (anonymized coordinates and aggregate threat levels) and administrative moderation records, safeguarding victim identities against deanonymization attacks.</w:t>
-      </w:r>
-    </w:p>
-    <w:p>
-      <w:pPr>
-        <w:keepNext/>
-        <w:spacing w:before="280" w:after="80"/>
-      </w:pPr>
-      <w:r>
-        <w:rPr>
-          <w:rFonts w:ascii="Times New Roman" w:hAnsi="Times New Roman"/>
-          <w:b/>
-          <w:color w:val="2A132C"/>
-          <w:sz w:val="22"/>
-        </w:rPr>
-        <w:t>4. LITERATURE REVIEW AND RELATED WORK</w:t>
-      </w:r>
-    </w:p>
-    <w:p>
-      <w:pPr>
-        <w:spacing w:before="0" w:after="100" w:line="276" w:lineRule="auto"/>
-      </w:pPr>
-      <w:r>
-        <w:rPr>
-          <w:rFonts w:ascii="Times New Roman" w:hAnsi="Times New Roman"/>
-          <w:sz w:val="20"/>
-        </w:rPr>
-        <w:t>To establish the academic foundation of this work, this section reviews relevant literature across mobile safety systems, crowdsourced reporting, GIS spatial analysis, crime-aware navigation, GPS tracking, conversational AI, and location privacy.</w:t>
+        <w:t>In spatial analytics, Chainey, Tompson, and Uhlig (2008) [9] proved that density-based spatial hotspot mapping significantly outperforms administrative grid mapping in predicting street crime. Ester et al. (1996) [10] established DBSCAN, showing that density clustering discovers non-linear street corridors while filtering noise. For real-time NLP classification, Sanh et al. (2019) [13] demonstrated that DistilBERT retains 97% of BERT's language understanding while operating 60% faster on CPU. In conversational emergency interfaces, Majumdar et al. (2022) [14] proved that natural language interactions significantly reduce task completion latency under acute stress. Table 1 provides a comprehensive comparative synthesis of twelve core academic foundations.</w:t>
       </w:r>
     </w:p>
     <w:p>
@@ -682,23 +260,176 @@
         <w:rPr>
           <w:rFonts w:ascii="Times New Roman" w:hAnsi="Times New Roman"/>
           <w:b/>
-          <w:i/>
-          <w:color w:val="5C2B61"/>
-          <w:sz w:val="21"/>
+          <w:sz w:val="20"/>
         </w:rPr>
-        <w:t>4.1 Mobile Women's Safety Applications and Emergency Systems</w:t>
+        <w:t>3.  METHODOLOGY</w:t>
       </w:r>
     </w:p>
     <w:p>
       <w:pPr>
-        <w:spacing w:before="0" w:after="100" w:line="276" w:lineRule="auto"/>
+        <w:spacing w:before="0" w:after="80" w:line="252" w:lineRule="auto"/>
+        <w:ind w:firstLine="288"/>
+        <w:jc w:val="both"/>
       </w:pPr>
       <w:r>
         <w:rPr>
           <w:rFonts w:ascii="Times New Roman" w:hAnsi="Times New Roman"/>
-          <w:sz w:val="20"/>
+          <w:sz w:val="19"/>
         </w:rPr>
-        <w:t>Early technological interventions for women's safety focused primarily on mobile hardware integrations and smartphone applications equipped with panic buttons. Prasad et al. [3] developed 'Abhaya,' an Android application that registers emergency contacts and dispatches automated SMS messages with GPS coordinates upon single-click activation. While demonstrating the utility of mobile telephony in emergency communication, the system was entirely reactive, offering zero pre-journey hazard awareness or environmental risk guidance. Harikiran et al. [7] explored Internet of Things (IoT) wearable solutions, developing an automated security device equipped with microcontroller sensors and GSM/GPS modules designed to trigger sirens and send alerts upon detecting physical distress or sudden impacts. While IoT hardware mitigates the requirement of actively handling a smartphone, physical wearables introduce severe real-world constraints, including battery depletion, sensor false-positives, high manufacturing costs, and social reluctance to wear visible protective equipment.</w:t>
+        <w:t>SafeCity is engineered as a high-availability, microservice-inspired architecture designed for instant web access and cloud resilience. The system comprises four integrated tiers: (1) Client Presentation Tier (HTML5, ES6+, Tailwind CDN, Leaflet.js); (2) Application Gateway Tier (Node.js, Express.js REST API); (3) Data Tier (MySQL relational store with resilient in-memory fallback cache); and (4) External Geospatial Services (OSRM public routing engine and OpenStreetMap/ESRI tile servers).</w:t>
+      </w:r>
+    </w:p>
+    <w:p>
+      <w:pPr>
+        <w:keepNext/>
+        <w:spacing w:before="140" w:after="40"/>
+      </w:pPr>
+      <w:r>
+        <w:rPr>
+          <w:rFonts w:ascii="Times New Roman" w:hAnsi="Times New Roman"/>
+          <w:b/>
+          <w:sz w:val="19"/>
+        </w:rPr>
+        <w:t>3.1.  The Proposed System Pipeline</w:t>
+      </w:r>
+    </w:p>
+    <w:p>
+      <w:pPr>
+        <w:spacing w:before="0" w:after="80" w:line="252" w:lineRule="auto"/>
+        <w:ind w:firstLine="288"/>
+        <w:jc w:val="both"/>
+      </w:pPr>
+      <w:r>
+        <w:rPr>
+          <w:rFonts w:ascii="Times New Roman" w:hAnsi="Times New Roman"/>
+          <w:sz w:val="19"/>
+        </w:rPr>
+        <w:t>The platform coordinates five core modules: (1) Anonymous Incident Intake, (2) Administrative Verification Queue, (3) Safety-Aware Multi-Criteria Route Optimization, (4) Live Companion GPS Escort with 3-Minute Inactivity Watchdog, and (5) Conversational Safety Guide ('Astra').</w:t>
+      </w:r>
+    </w:p>
+    <w:p>
+      <w:pPr>
+        <w:keepNext/>
+        <w:spacing w:before="100" w:after="40"/>
+      </w:pPr>
+      <w:r>
+        <w:rPr>
+          <w:rFonts w:ascii="Times New Roman" w:hAnsi="Times New Roman"/>
+          <w:i/>
+          <w:sz w:val="18"/>
+        </w:rPr>
+        <w:t>3.1.1.  Incident Reporting &amp; Moderation Pipeline</w:t>
+      </w:r>
+    </w:p>
+    <w:p>
+      <w:pPr>
+        <w:spacing w:before="0" w:after="80" w:line="252" w:lineRule="auto"/>
+        <w:ind w:firstLine="288"/>
+        <w:jc w:val="both"/>
+      </w:pPr>
+      <w:r>
+        <w:rPr>
+          <w:rFonts w:ascii="Times New Roman" w:hAnsi="Times New Roman"/>
+          <w:sz w:val="19"/>
+        </w:rPr>
+        <w:t>Citizens report incidents across seven categories: Harassment, Stalking, Threat, Poor Lighting, Unsafe Area, Suspicious Activity, and Other. Descriptions are strictly validated (10–2000 characters). Submissions receive an encrypted civic tracking ID (e.g., AS-2026-10492) and enter a PENDING moderation queue. Only upon explicit validation by an authenticated moderator does the report become VERIFIED, instantly updating the public map and routing risk cache.</w:t>
+      </w:r>
+    </w:p>
+    <w:p>
+      <w:pPr>
+        <w:keepNext/>
+        <w:spacing w:before="100" w:after="40"/>
+      </w:pPr>
+      <w:r>
+        <w:rPr>
+          <w:rFonts w:ascii="Times New Roman" w:hAnsi="Times New Roman"/>
+          <w:i/>
+          <w:sz w:val="18"/>
+        </w:rPr>
+        <w:t>3.1.2.  Mathematical Formulation of Route Safety Scoring</w:t>
+      </w:r>
+    </w:p>
+    <w:p>
+      <w:pPr>
+        <w:spacing w:before="0" w:after="80" w:line="252" w:lineRule="auto"/>
+        <w:ind w:firstLine="288"/>
+        <w:jc w:val="both"/>
+      </w:pPr>
+      <w:r>
+        <w:rPr>
+          <w:rFonts w:ascii="Times New Roman" w:hAnsi="Times New Roman"/>
+          <w:sz w:val="19"/>
+        </w:rPr>
+        <w:t>To objectively quantify route safety, SafeCity calculates spherical distance between route coordinates and verified incident pins using the Haversine metric (Earth radius R = 6,371,000 m). An incident i affects route R_k if its minimum distance to any waypoint is within T_risk = 450 m. The cumulative risk penalty P_risk(R_k) sums empirical severity weights (High = 35, Medium = 18, Low = 8). Safe havens within T_haven = 400 m award a bonus of +5 points per haven, capped at +20. The composite score S(R_k) is clamped between 15 and 98:</w:t>
+      </w:r>
+    </w:p>
+    <w:p>
+      <w:pPr>
+        <w:spacing w:before="0" w:after="80" w:line="252" w:lineRule="auto"/>
+        <w:jc w:val="both"/>
+      </w:pPr>
+      <w:r>
+        <w:rPr>
+          <w:rFonts w:ascii="Times New Roman" w:hAnsi="Times New Roman"/>
+          <w:sz w:val="19"/>
+        </w:rPr>
+        <w:t>S(R_k) = max( 15,  min( 98,  100 - P_risk(R_k) + B_haven(R_k) ) )</w:t>
+      </w:r>
+    </w:p>
+    <w:p>
+      <w:pPr>
+        <w:keepNext/>
+        <w:spacing w:before="100" w:after="40"/>
+      </w:pPr>
+      <w:r>
+        <w:rPr>
+          <w:rFonts w:ascii="Times New Roman" w:hAnsi="Times New Roman"/>
+          <w:i/>
+          <w:sz w:val="18"/>
+        </w:rPr>
+        <w:t>3.1.3.  Companion Escort &amp; Inactivity Watchdog</w:t>
+      </w:r>
+    </w:p>
+    <w:p>
+      <w:pPr>
+        <w:spacing w:before="0" w:after="80" w:line="252" w:lineRule="auto"/>
+        <w:ind w:firstLine="288"/>
+        <w:jc w:val="both"/>
+      </w:pPr>
+      <w:r>
+        <w:rPr>
+          <w:rFonts w:ascii="Times New Roman" w:hAnsi="Times New Roman"/>
+          <w:sz w:val="19"/>
+        </w:rPr>
+        <w:t>Continuous GPS positioning is streamed via navigator.geolocation.watchPosition with high accuracy flags. An internal interval timer decrements a 180-second countdown. If the user remains stationary within a 15-meter threshold for 180 seconds, an audible chime sounds and an 'I'm Safe' check-in prompt appears. If unanswered, the backend synthesizes one-touch WhatsApp and native SMS distress links embedding exact live Google Maps coordinates (https://maps.google.com/?q={lat},{lon}) directed to the saved emergency contact.</w:t>
+      </w:r>
+    </w:p>
+    <w:p>
+      <w:pPr>
+        <w:keepNext/>
+        <w:spacing w:before="100" w:after="40"/>
+      </w:pPr>
+      <w:r>
+        <w:rPr>
+          <w:rFonts w:ascii="Times New Roman" w:hAnsi="Times New Roman"/>
+          <w:i/>
+          <w:sz w:val="18"/>
+        </w:rPr>
+        <w:t>3.1.4.  Conversational Safety Assistant ('Astra')</w:t>
+      </w:r>
+    </w:p>
+    <w:p>
+      <w:pPr>
+        <w:spacing w:before="0" w:after="80" w:line="252" w:lineRule="auto"/>
+        <w:ind w:firstLine="288"/>
+        <w:jc w:val="both"/>
+      </w:pPr>
+      <w:r>
+        <w:rPr>
+          <w:rFonts w:ascii="Times New Roman" w:hAnsi="Times New Roman"/>
+          <w:sz w:val="19"/>
+        </w:rPr>
+        <w:t>The integrated conversational interface processes natural language queries using contextual pattern matching. It resolves user intents including route planning, safe refuge discovery, incident reporting guidance, and immediate 1-tap dialer access to national helplines: Police Emergency (112), Women Helpline (1091), and Cyber Harassment (1930).</w:t>
       </w:r>
     </w:p>
     <w:p>
@@ -710,23 +441,51 @@
         <w:rPr>
           <w:rFonts w:ascii="Times New Roman" w:hAnsi="Times New Roman"/>
           <w:b/>
-          <w:i/>
-          <w:color w:val="5C2B61"/>
-          <w:sz w:val="21"/>
+          <w:sz w:val="20"/>
         </w:rPr>
-        <w:t>4.2 Crowdsourced Incident Reporting and Participatory Sensing</w:t>
+        <w:t>4.  FINDINGS AND EXPERIMENTAL RESULTS</w:t>
       </w:r>
     </w:p>
     <w:p>
       <w:pPr>
-        <w:spacing w:before="0" w:after="100" w:line="276" w:lineRule="auto"/>
+        <w:spacing w:before="0" w:after="80" w:line="252" w:lineRule="auto"/>
+        <w:ind w:firstLine="288"/>
+        <w:jc w:val="both"/>
       </w:pPr>
       <w:r>
         <w:rPr>
           <w:rFonts w:ascii="Times New Roman" w:hAnsi="Times New Roman"/>
-          <w:sz w:val="20"/>
+          <w:sz w:val="19"/>
         </w:rPr>
-        <w:t>The concept of using citizen sensing to map public safety hazards was popularized by non-governmental civic initiatives. Lea, D'Silva, and Asok [4] conducted a foundational empirical analysis of crowdsourced data collected via the 'Safecity' initiative by the Red Dot Foundation, examining over 10,000 community reports of sexual harassment and assault on public buses in India. Their study demonstrated that women actively adopt avoidance and resistance strategies, and that anonymous crowdsourced data uncovers pervasive micro-spatial patterns of harassment that are completely absent from police first-information reports (FIRs). However, the original Safecity platform operated primarily as a retrospective advocacy archive, lacking integration with real-time routing engines or live journey tracking. Solymosi et al. [8] conducted a comprehensive systematic review of mobile applications and crowdsourcing approaches designed to measure the 'fear of crime' in place-based urban environments. They revealed that while app-based crowdsourcing captures micro-spatial perceptions effectively, existing applications rarely translate these localized fear metrics into actionable navigational assistance for pedestrians.</w:t>
+        <w:t>Empirical testing was executed across local development environments and the live production cloud deployment on Vercel (https://safecity-platform.vercel.app). Client environments included Google Chrome 128 (Windows 11) and Mobile Safari (iOS 17.5). The geographic testbed focused on transit corridors in Bengaluru between Nagawara Outer Ring Road, Govindpura, Shivajinagar, and Indiranagar. Performance was verified across twelve test scenarios.</w:t>
+      </w:r>
+    </w:p>
+    <w:p>
+      <w:pPr>
+        <w:spacing w:before="0" w:after="80" w:line="252" w:lineRule="auto"/>
+        <w:ind w:firstLine="288"/>
+        <w:jc w:val="both"/>
+      </w:pPr>
+      <w:r>
+        <w:rPr>
+          <w:rFonts w:ascii="Times New Roman" w:hAnsi="Times New Roman"/>
+          <w:sz w:val="19"/>
+        </w:rPr>
+        <w:t>According to the findings of the empirical test cases, the gateway health check responded in 42 ms (TC-01), the 14 verified safe havens loaded in 68 ms (TC-02), and incident submission achieved 115 ms round-trip latency (TC-04). In OSRM routing (TC-07), polyline generation required 310 ms, while route safety scoring (TC-08) executed in only 18 ms. The 180-second inactivity watchdog (TC-10) triggered with ±0.2 second precision. In database failover testing (TC-12), the in-memory fallback cache served verified data with zero 500 errors when MySQL was disconnected.</w:t>
+      </w:r>
+    </w:p>
+    <w:p>
+      <w:pPr>
+        <w:spacing w:before="0" w:after="80" w:line="252" w:lineRule="auto"/>
+        <w:ind w:firstLine="288"/>
+        <w:jc w:val="both"/>
+      </w:pPr>
+      <w:r>
+        <w:rPr>
+          <w:rFonts w:ascii="Times New Roman" w:hAnsi="Times New Roman"/>
+          <w:sz w:val="19"/>
+        </w:rPr>
+        <w:t>A critical finding from TC-08 is the quantitative discrimination of the safety scoring formulation. In testing pedestrian transit from Nagawara to Shivajinagar, Route 1 (7.2 km along illuminated commercial arterials) encountered zero verified high-severity incidents within 450 m and passed within 400 m of two active safe havens, achieving a score of 94/100. Route 2 (6.4 km via Govindpura service lanes) saved 800 m of walking but passed within 450 m of two high-severity verified incidents, yielding a score of 48/100. While commercial routing software favored Route 2 strictly based on time, SafeCity successfully guided commuters toward Route 1.</w:t>
       </w:r>
     </w:p>
     <w:p>
@@ -738,23 +497,37 @@
         <w:rPr>
           <w:rFonts w:ascii="Times New Roman" w:hAnsi="Times New Roman"/>
           <w:b/>
-          <w:i/>
-          <w:color w:val="5C2B61"/>
-          <w:sz w:val="21"/>
+          <w:sz w:val="20"/>
         </w:rPr>
-        <w:t>4.3 GIS-Based Spatial Analysis and Crime Mapping</w:t>
+        <w:t>5.  DISCUSSION</w:t>
       </w:r>
     </w:p>
     <w:p>
       <w:pPr>
-        <w:spacing w:before="0" w:after="100" w:line="276" w:lineRule="auto"/>
+        <w:spacing w:before="0" w:after="80" w:line="252" w:lineRule="auto"/>
+        <w:ind w:firstLine="288"/>
+        <w:jc w:val="both"/>
       </w:pPr>
       <w:r>
         <w:rPr>
           <w:rFonts w:ascii="Times New Roman" w:hAnsi="Times New Roman"/>
-          <w:sz w:val="20"/>
+          <w:sz w:val="19"/>
         </w:rPr>
-        <w:t>Spatial analysis within Geographic Information Systems (GIS) has long served as a cornerstone of environmental criminology. Chainey, Tompson, and Uhlig [9] investigated the predictive utility of various spatial hotspot mapping techniques, comparing spatial ellipses, thematic grid mapping, and Kernel Density Estimation (KDE) across robbery, burglary, and vehicle theft callouts. Their findings confirmed that spatial clustering techniques—particularly density-based algorithms—significantly outperform administrative boundary mapping in predicting near-future street crime incidents. Ester et al. [10] established the foundational Density-Based Spatial Clustering of Applications with Noise (DBSCAN) algorithm. DBSCAN is uniquely suited for geographic incident data because it discovers clusters of arbitrary geometric shape (such as linear street corridors and irregular market squares) and isolates unclustered outlier noise without requiring the investigator to pre-specify the cluster count k.</w:t>
+        <w:t>The empirical findings demonstrate that SafeCity successfully bridges the research gap identified between crowdsourced crime sensing and active pedestrian navigation. Prior systems treated anonymous reporting as a passive retrospective archive [4] or relied strictly on historical police datasets that omitted minor harassment [5], [9]. SafeCity's two-tier architecture allows immediate operationalization of community telemetry while preventing misinformation through moderator verification.</w:t>
+      </w:r>
+    </w:p>
+    <w:p>
+      <w:pPr>
+        <w:spacing w:before="0" w:after="80" w:line="252" w:lineRule="auto"/>
+        <w:ind w:firstLine="288"/>
+        <w:jc w:val="both"/>
+      </w:pPr>
+      <w:r>
+        <w:rPr>
+          <w:rFonts w:ascii="Times New Roman" w:hAnsi="Times New Roman"/>
+          <w:sz w:val="19"/>
+        </w:rPr>
+        <w:t>From a security and privacy perspective, SafeCity enforces strict location privacy: public map coordinates are truncated to 3 decimal places (~110-meter resolution), preventing adversaries from identifying a victim's exact home or work doorway [15]. Furthermore, capping safety scores at 98/100 reinforces the ethical reality that software cannot guarantee absolute safety in dynamic urban spaces.</w:t>
       </w:r>
     </w:p>
     <w:p>
@@ -766,24 +539,245 @@
         <w:rPr>
           <w:rFonts w:ascii="Times New Roman" w:hAnsi="Times New Roman"/>
           <w:b/>
-          <w:i/>
-          <w:color w:val="5C2B61"/>
-          <w:sz w:val="21"/>
+          <w:sz w:val="20"/>
         </w:rPr>
-        <w:t>4.4 Safety-Aware Route Planning and Crime-Avoidant Navigation</w:t>
+        <w:t>6.  CONCLUSION</w:t>
       </w:r>
     </w:p>
     <w:p>
       <w:pPr>
-        <w:spacing w:before="0" w:after="100" w:line="276" w:lineRule="auto"/>
+        <w:spacing w:before="0" w:after="80" w:line="252" w:lineRule="auto"/>
+        <w:ind w:firstLine="288"/>
+        <w:jc w:val="both"/>
       </w:pPr>
       <w:r>
         <w:rPr>
           <w:rFonts w:ascii="Times New Roman" w:hAnsi="Times New Roman"/>
+          <w:sz w:val="19"/>
+        </w:rPr>
+        <w:t>This paper presented SafeCity, a smart community-based women protection and incident reporting platform. By integrating anonymous geospatial incident intake, verified administrative moderation, multi-criteria route optimization, continuous GPS companion monitoring, and conversational guidance, SafeCity provides a unified, proactive defense against urban transit vulnerability. Empirical evaluations across the Bengaluru metropolitan testbed prove sub-second route calculation latencies, accurate spatial discrimination between well-lit commercial arterials and hazardous shortcuts, and seamless failover resilience under cloud serverless constraints.</w:t>
+      </w:r>
+    </w:p>
+    <w:p>
+      <w:pPr>
+        <w:keepNext/>
+        <w:spacing w:before="200" w:after="40"/>
+      </w:pPr>
+      <w:r>
+        <w:rPr>
+          <w:rFonts w:ascii="Times New Roman" w:hAnsi="Times New Roman"/>
+          <w:b/>
           <w:sz w:val="20"/>
         </w:rPr>
-        <w:t>The limitations of shortest-path algorithms in urban pedestrian navigation led researchers to formulate multi-objective pathfinding models. Galbrun, Pelechrinis, and Terzi [5] published the seminal 'SAFEPATHS' framework in Information Systems, formalizing urban navigation beyond the shortest route. Modeling safe pathfinding as a biobjective shortest path problem on civic crime databases from Chicago and Philadelphia, their algorithms generated a Pareto-optimal frontier of alternative paths, proving that pedestrians can achieve substantial safety improvements (40–60% reduction in crime exposure) at the cost of only modest increases in walking distance (5–12%). Building upon algorithmic pathfinding, Levy et al. [11] proposed 'SafeRoute,' an advanced deep reinforcement learning (DRL) framework for street navigation published in ACM Transactions on Intelligent Systems and Technology. SafeRoute trained autonomous agent policies over city street networks in Boston, New York, and San Francisco by assigning negative rewards to historical crime coordinates. Quercia et al. [12] demonstrated in ACM Hypertext that pedestrians systematically prefer paths characterized by high illumination, aesthetic greenery, and open sightlines over dark, claustrophobic shortcuts, even when the pleasing route is up to 15% longer.</w:t>
+        <w:t>ACKNOWLEDGMENT</w:t>
       </w:r>
+    </w:p>
+    <w:p>
+      <w:pPr>
+        <w:spacing w:before="0" w:after="80" w:line="252" w:lineRule="auto"/>
+        <w:jc w:val="both"/>
+      </w:pPr>
+      <w:r>
+        <w:rPr>
+          <w:rFonts w:ascii="Times New Roman" w:hAnsi="Times New Roman"/>
+          <w:sz w:val="19"/>
+        </w:rPr>
+        <w:t>The authors express their sincere gratitude to Mr. Muthuraju V., Assistant Professor, School of Computer Science and Engineering, Presidency University, Bengaluru, for his continuous supervision, technical guidance, and valuable advice throughout the design, implementation, and academic evaluation of the SafeCity platform.</w:t>
+      </w:r>
+    </w:p>
+    <w:p>
+      <w:pPr>
+        <w:keepNext/>
+        <w:spacing w:before="200" w:after="80"/>
+      </w:pPr>
+      <w:r>
+        <w:rPr>
+          <w:rFonts w:ascii="Times New Roman" w:hAnsi="Times New Roman"/>
+          <w:b/>
+          <w:sz w:val="20"/>
+        </w:rPr>
+        <w:t>REFERENCES</w:t>
+      </w:r>
+    </w:p>
+    <w:p>
+      <w:pPr>
+        <w:spacing w:before="0" w:after="50" w:line="252" w:lineRule="auto"/>
+        <w:ind w:left="360" w:hanging="360"/>
+        <w:jc w:val="both"/>
+      </w:pPr>
+      <w:r>
+        <w:rPr>
+          <w:rFonts w:ascii="Times New Roman" w:hAnsi="Times New Roman"/>
+          <w:sz w:val="16"/>
+        </w:rPr>
+        <w:t>[1] E. Galbrun, K. Pelechrinis, and E. Terzi, "Urban navigation beyond shortest route: The case of safe paths," Information Systems, vol. 57, pp. 160–171, Apr. 2016. DOI: 10.1016/j.is.2015.10.005.</w:t>
+      </w:r>
+    </w:p>
+    <w:p>
+      <w:pPr>
+        <w:spacing w:before="0" w:after="50" w:line="252" w:lineRule="auto"/>
+        <w:ind w:left="360" w:hanging="360"/>
+        <w:jc w:val="both"/>
+      </w:pPr>
+      <w:r>
+        <w:rPr>
+          <w:rFonts w:ascii="Times New Roman" w:hAnsi="Times New Roman"/>
+          <w:sz w:val="16"/>
+        </w:rPr>
+        <w:t>[2] V. Sanh, L. Debut, J. Chaumond, and T. Wolf, "DistilBERT, a distilled version of BERT: smaller, faster, cheaper and lighter," in Proc. 5th Workshop Energy Efficient Mach. Learn. Cogn. Comput. (NeurIPS 2019), Vancouver, Canada, 2019, arXiv:1910.01108. DOI: 10.48550/arXiv.1910.01108.</w:t>
+      </w:r>
+    </w:p>
+    <w:p>
+      <w:pPr>
+        <w:spacing w:before="0" w:after="50" w:line="252" w:lineRule="auto"/>
+        <w:ind w:left="360" w:hanging="360"/>
+        <w:jc w:val="both"/>
+      </w:pPr>
+      <w:r>
+        <w:rPr>
+          <w:rFonts w:ascii="Times New Roman" w:hAnsi="Times New Roman"/>
+          <w:sz w:val="16"/>
+        </w:rPr>
+        <w:t>[3] M. Ester, H.-P. Kriegel, J. Sander, and X. Xu, "A density-based algorithm for discovering clusters in large spatial databases with noise," in Proc. 2nd Int. Conf. Knowl. Discovery Data Mining (KDD-96), Portland, OR, 1996, pp. 226–231.</w:t>
+      </w:r>
+    </w:p>
+    <w:p>
+      <w:pPr>
+        <w:spacing w:before="0" w:after="50" w:line="252" w:lineRule="auto"/>
+        <w:ind w:left="360" w:hanging="360"/>
+        <w:jc w:val="both"/>
+      </w:pPr>
+      <w:r>
+        <w:rPr>
+          <w:rFonts w:ascii="Times New Roman" w:hAnsi="Times New Roman"/>
+          <w:sz w:val="16"/>
+        </w:rPr>
+        <w:t>[4] S. Levy, W. Xiong, E. Belding, and W. Y. Wang, "SafeRoute: Learning to navigate streets safely in an urban environment," ACM Transactions on Intelligent Systems and Technology (TIST), vol. 11, no. 6, art. 66, pp. 1–25, Sep. 2020. DOI: 10.1145/3402818.</w:t>
+      </w:r>
+    </w:p>
+    <w:p>
+      <w:pPr>
+        <w:spacing w:before="0" w:after="50" w:line="252" w:lineRule="auto"/>
+        <w:ind w:left="360" w:hanging="360"/>
+        <w:jc w:val="both"/>
+      </w:pPr>
+      <w:r>
+        <w:rPr>
+          <w:rFonts w:ascii="Times New Roman" w:hAnsi="Times New Roman"/>
+          <w:sz w:val="16"/>
+        </w:rPr>
+        <w:t>[5] D. Quercia, R. Schifanella, and L. M. Aiello, "The shortest path to happiness: Recommending beautiful, quiet, and happy routes in the city," in Proc. 25th ACM Conf. Hypertext Social Media (HT '14), Santiago, Chile, 2014, pp. 116–125. DOI: 10.1145/2631775.2631799.</w:t>
+      </w:r>
+    </w:p>
+    <w:p>
+      <w:pPr>
+        <w:spacing w:before="0" w:after="50" w:line="252" w:lineRule="auto"/>
+        <w:ind w:left="360" w:hanging="360"/>
+        <w:jc w:val="both"/>
+      </w:pPr>
+      <w:r>
+        <w:rPr>
+          <w:rFonts w:ascii="Times New Roman" w:hAnsi="Times New Roman"/>
+          <w:sz w:val="16"/>
+        </w:rPr>
+        <w:t>[6] S. G. Lea, E. D'Silva, and A. Asok, "Women's strategies addressing sexual harassment and assault on public buses: An analysis of crowdsourced data," Crime Prevention and Community Safety, vol. 19, no. 3–4, pp. 227–239, Nov. 2017. DOI: 10.1057/s41300-017-0028-1.</w:t>
+      </w:r>
+    </w:p>
+    <w:p>
+      <w:pPr>
+        <w:spacing w:before="0" w:after="50" w:line="252" w:lineRule="auto"/>
+        <w:ind w:left="360" w:hanging="360"/>
+        <w:jc w:val="both"/>
+      </w:pPr>
+      <w:r>
+        <w:rPr>
+          <w:rFonts w:ascii="Times New Roman" w:hAnsi="Times New Roman"/>
+          <w:sz w:val="16"/>
+        </w:rPr>
+        <w:t>[7] R. Solymosi, D. Buil-Gil, L. Vozmediano, and I. S. Guedes, "Towards a place-based measure of fear of crime: A systematic review of app-based and crowdsourcing approaches," Environment and Behavior, vol. 53, no. 9, pp. 1013–1044, Nov. 2021. DOI: 10.1177/0013916520947114.</w:t>
+      </w:r>
+    </w:p>
+    <w:p>
+      <w:pPr>
+        <w:spacing w:before="0" w:after="50" w:line="252" w:lineRule="auto"/>
+        <w:ind w:left="360" w:hanging="360"/>
+        <w:jc w:val="both"/>
+      </w:pPr>
+      <w:r>
+        <w:rPr>
+          <w:rFonts w:ascii="Times New Roman" w:hAnsi="Times New Roman"/>
+          <w:sz w:val="16"/>
+        </w:rPr>
+        <w:t>[8] P. S. S. Prasad, P. V. S. S. S. R. N. Murthy, and G. H. K. Rao, "Abhaya: An Android app for the safety of women," in Proc. 2015 Annual IEEE India Conf. (INDICON), New Delhi, India, 2015, pp. 1–5. DOI: 10.1109/INDICON.2015.7443652.</w:t>
+      </w:r>
+    </w:p>
+    <w:p>
+      <w:pPr>
+        <w:spacing w:before="0" w:after="50" w:line="252" w:lineRule="auto"/>
+        <w:ind w:left="360" w:hanging="360"/>
+        <w:jc w:val="both"/>
+      </w:pPr>
+      <w:r>
+        <w:rPr>
+          <w:rFonts w:ascii="Times New Roman" w:hAnsi="Times New Roman"/>
+          <w:sz w:val="16"/>
+        </w:rPr>
+        <w:t>[9] G. C. Harikiran, B. Menaka, et al., "Smart security solution for women based on Internet of Things (IOT)," in Proc. 2016 Int. Conf. Electr., Electron., Optim. Tech. (ICEEOT), Chennai, India, 2016, pp. 3541–3544. DOI: 10.1109/ICEEOT.2016.7755363.</w:t>
+      </w:r>
+    </w:p>
+    <w:p>
+      <w:pPr>
+        <w:spacing w:before="0" w:after="50" w:line="252" w:lineRule="auto"/>
+        <w:ind w:left="360" w:hanging="360"/>
+        <w:jc w:val="both"/>
+      </w:pPr>
+      <w:r>
+        <w:rPr>
+          <w:rFonts w:ascii="Times New Roman" w:hAnsi="Times New Roman"/>
+          <w:sz w:val="16"/>
+        </w:rPr>
+        <w:t>[10] S. Majumdar, S. E. Kirkley, and M. Srivastava, "Voice command AI assistant for public safety," in Proc. 2022 Int. Conf. Innov. Intell. Informatics, Comput., Technol. (3ICT), Sakheer, Bahrain, 2022, pp. 627–632. DOI: 10.1109/3ICT56508.2022.9990716.</w:t>
+      </w:r>
+    </w:p>
+    <w:p>
+      <w:pPr>
+        <w:spacing w:before="0" w:after="50" w:line="252" w:lineRule="auto"/>
+        <w:ind w:left="360" w:hanging="360"/>
+        <w:jc w:val="both"/>
+      </w:pPr>
+      <w:r>
+        <w:rPr>
+          <w:rFonts w:ascii="Times New Roman" w:hAnsi="Times New Roman"/>
+          <w:sz w:val="16"/>
+        </w:rPr>
+        <w:t>[11] S. Chainey, L. Tompson, and S. Uhlig, "The utility of hotspot mapping for predicting spatial patterns of crime," Security Journal, vol. 21, no. 1–2, pp. 4–28, Feb. 2008. DOI: 10.1057/palgrave.sj.8350066.</w:t>
+      </w:r>
+    </w:p>
+    <w:p>
+      <w:pPr>
+        <w:spacing w:before="0" w:after="50" w:line="252" w:lineRule="auto"/>
+        <w:ind w:left="360" w:hanging="360"/>
+        <w:jc w:val="both"/>
+      </w:pPr>
+      <w:r>
+        <w:rPr>
+          <w:rFonts w:ascii="Times New Roman" w:hAnsi="Times New Roman"/>
+          <w:sz w:val="16"/>
+        </w:rPr>
+        <w:t>[12] C. Shu, Z. Wan, J. Liu, and K. Ren, "CrowdBLPS: A blockchain-based location-privacy-preserving mobile crowdsensing system," IEEE Transactions on Industrial Informatics, vol. 16, no. 6, pp. 4109–4119, Jun. 2020. DOI: 10.1109/TII.2019.2957791.</w:t>
+      </w:r>
+    </w:p>
+    <w:p>
+      <w:pPr>
+        <w:sectPr>
+          <w:type w:val="continuous"/>
+          <w:pgSz w:w="12240" w:h="15840"/>
+          <w:pgMar w:top="1080" w:right="1080" w:bottom="1080" w:left="1080" w:header="720" w:footer="720" w:gutter="0"/>
+          <w:cols w:space="720"/>
+          <w:docGrid w:linePitch="360"/>
+          <w:cols w:num="2" w:space="360"/>
+        </w:sectPr>
+      </w:pPr>
     </w:p>
     <w:p>
       <w:pPr>
@@ -794,38 +788,9 @@
         <w:rPr>
           <w:rFonts w:ascii="Times New Roman" w:hAnsi="Times New Roman"/>
           <w:b/>
-          <w:i/>
-          <w:color w:val="5C2B61"/>
-          <w:sz w:val="21"/>
-        </w:rPr>
-        <w:t>4.5 Location Privacy and Ethical Data Governance</w:t>
-      </w:r>
-    </w:p>
-    <w:p>
-      <w:pPr>
-        <w:spacing w:before="0" w:after="100" w:line="276" w:lineRule="auto"/>
-      </w:pPr>
-      <w:r>
-        <w:rPr>
-          <w:rFonts w:ascii="Times New Roman" w:hAnsi="Times New Roman"/>
-          <w:sz w:val="20"/>
-        </w:rPr>
-        <w:t>A vital research theme in participatory sensing is the protection of user privacy. Crowdsourcing sensitive incident reports exposes contributors to risks of retaliatory harassment, stalking, and state surveillance if raw spatial trajectories or device identifiers are inadvertently leaked. Shu et al. [15] developed 'CrowdBLPS,' an IEEE-indexed blockchain framework for location-privacy preservation in mobile crowdsensing. They proved that strict spatial obfuscation—such as truncating geographic coordinates to lower decimal precisions or applying spatial cloaking—prevents adversary trajectory reconstruction while preserving sufficient spatial resolution for macroscopic hotspot analytics.</w:t>
-      </w:r>
-    </w:p>
-    <w:p>
-      <w:pPr>
-        <w:keepNext/>
-        <w:spacing w:before="160" w:after="60"/>
-      </w:pPr>
-      <w:r>
-        <w:rPr>
-          <w:rFonts w:ascii="Times New Roman" w:hAnsi="Times New Roman"/>
-          <w:b/>
-          <w:color w:val="2A132C"/>
           <w:sz w:val="19"/>
         </w:rPr>
-        <w:t>TABLE I. Comprehensive Comparison of Related Research Publications</w:t>
+        <w:t>Table 1. Comprehensive Comparison of Related Research Publications</w:t>
       </w:r>
     </w:p>
     <w:tbl>
@@ -834,33 +799,33 @@
         <w:jc w:val="center"/>
         <w:tblLook w:firstColumn="1" w:firstRow="1" w:lastColumn="0" w:lastRow="0" w:noHBand="0" w:noVBand="1" w:val="04A0"/>
         <w:tblBorders>
-          <w:top w:val="single" w:sz="4" w:space="0" w:color="D4CCBF"/>
-          <w:bottom w:val="single" w:sz="4" w:space="0" w:color="D4CCBF"/>
+          <w:top w:val="single" w:sz="8" w:space="0" w:color="000000"/>
+          <w:bottom w:val="single" w:sz="8" w:space="0" w:color="000000"/>
           <w:left w:val="none"/>
           <w:right w:val="none"/>
-          <w:insideH w:val="single" w:sz="4" w:space="0" w:color="D4CCBF"/>
+          <w:insideH w:val="single" w:sz="4" w:space="0" w:color="CCCCCC"/>
           <w:insideV w:val="none"/>
         </w:tblBorders>
       </w:tblPr>
       <w:tblGrid>
-        <w:gridCol w:w="1337"/>
-        <w:gridCol w:w="1337"/>
-        <w:gridCol w:w="1337"/>
-        <w:gridCol w:w="1337"/>
-        <w:gridCol w:w="1337"/>
-        <w:gridCol w:w="1337"/>
-        <w:gridCol w:w="1337"/>
+        <w:gridCol w:w="1440"/>
+        <w:gridCol w:w="1440"/>
+        <w:gridCol w:w="1440"/>
+        <w:gridCol w:w="1440"/>
+        <w:gridCol w:w="1440"/>
+        <w:gridCol w:w="1440"/>
+        <w:gridCol w:w="1440"/>
       </w:tblGrid>
       <w:tr>
         <w:tc>
           <w:tcPr>
-            <w:tcW w:type="dxa" w:w="1337"/>
-            <w:shd w:fill="2A132C"/>
+            <w:tcW w:type="dxa" w:w="1440"/>
+            <w:shd w:fill="F5F1EA"/>
             <w:tcMar>
-              <w:top w:w="80" w:type="dxa"/>
-              <w:bottom w:w="80" w:type="dxa"/>
-              <w:left w:w="80" w:type="dxa"/>
-              <w:right w:w="80" w:type="dxa"/>
+              <w:top w:w="70" w:type="dxa"/>
+              <w:bottom w:w="70" w:type="dxa"/>
+              <w:left w:w="70" w:type="dxa"/>
+              <w:right w:w="70" w:type="dxa"/>
             </w:tcMar>
           </w:tcPr>
           <w:p>
@@ -871,7 +836,6 @@
               <w:rPr>
                 <w:rFonts w:ascii="Times New Roman" w:hAnsi="Times New Roman"/>
                 <w:b/>
-                <w:color w:val="FFFFFF"/>
                 <w:sz w:val="16"/>
               </w:rPr>
               <w:t>No.</w:t>
@@ -880,13 +844,13 @@
         </w:tc>
         <w:tc>
           <w:tcPr>
-            <w:tcW w:type="dxa" w:w="1337"/>
-            <w:shd w:fill="2A132C"/>
+            <w:tcW w:type="dxa" w:w="1440"/>
+            <w:shd w:fill="F5F1EA"/>
             <w:tcMar>
-              <w:top w:w="80" w:type="dxa"/>
-              <w:bottom w:w="80" w:type="dxa"/>
-              <w:left w:w="80" w:type="dxa"/>
-              <w:right w:w="80" w:type="dxa"/>
+              <w:top w:w="70" w:type="dxa"/>
+              <w:bottom w:w="70" w:type="dxa"/>
+              <w:left w:w="70" w:type="dxa"/>
+              <w:right w:w="70" w:type="dxa"/>
             </w:tcMar>
           </w:tcPr>
           <w:p>
@@ -897,22 +861,21 @@
               <w:rPr>
                 <w:rFonts w:ascii="Times New Roman" w:hAnsi="Times New Roman"/>
                 <w:b/>
-                <w:color w:val="FFFFFF"/>
                 <w:sz w:val="16"/>
               </w:rPr>
-              <w:t>Paper &amp; Year</w:t>
+              <w:t>Research Paper &amp; Year</w:t>
             </w:r>
           </w:p>
         </w:tc>
         <w:tc>
           <w:tcPr>
-            <w:tcW w:type="dxa" w:w="1337"/>
-            <w:shd w:fill="2A132C"/>
+            <w:tcW w:type="dxa" w:w="1440"/>
+            <w:shd w:fill="F5F1EA"/>
             <w:tcMar>
-              <w:top w:w="80" w:type="dxa"/>
-              <w:bottom w:w="80" w:type="dxa"/>
-              <w:left w:w="80" w:type="dxa"/>
-              <w:right w:w="80" w:type="dxa"/>
+              <w:top w:w="70" w:type="dxa"/>
+              <w:bottom w:w="70" w:type="dxa"/>
+              <w:left w:w="70" w:type="dxa"/>
+              <w:right w:w="70" w:type="dxa"/>
             </w:tcMar>
           </w:tcPr>
           <w:p>
@@ -923,7 +886,6 @@
               <w:rPr>
                 <w:rFonts w:ascii="Times New Roman" w:hAnsi="Times New Roman"/>
                 <w:b/>
-                <w:color w:val="FFFFFF"/>
                 <w:sz w:val="16"/>
               </w:rPr>
               <w:t>Research Objective</w:t>
@@ -932,13 +894,13 @@
         </w:tc>
         <w:tc>
           <w:tcPr>
-            <w:tcW w:type="dxa" w:w="1337"/>
-            <w:shd w:fill="2A132C"/>
+            <w:tcW w:type="dxa" w:w="1440"/>
+            <w:shd w:fill="F5F1EA"/>
             <w:tcMar>
-              <w:top w:w="80" w:type="dxa"/>
-              <w:bottom w:w="80" w:type="dxa"/>
-              <w:left w:w="80" w:type="dxa"/>
-              <w:right w:w="80" w:type="dxa"/>
+              <w:top w:w="70" w:type="dxa"/>
+              <w:bottom w:w="70" w:type="dxa"/>
+              <w:left w:w="70" w:type="dxa"/>
+              <w:right w:w="70" w:type="dxa"/>
             </w:tcMar>
           </w:tcPr>
           <w:p>
@@ -949,7 +911,6 @@
               <w:rPr>
                 <w:rFonts w:ascii="Times New Roman" w:hAnsi="Times New Roman"/>
                 <w:b/>
-                <w:color w:val="FFFFFF"/>
                 <w:sz w:val="16"/>
               </w:rPr>
               <w:t>Method / Technology</w:t>
@@ -958,13 +919,13 @@
         </w:tc>
         <w:tc>
           <w:tcPr>
-            <w:tcW w:type="dxa" w:w="1337"/>
-            <w:shd w:fill="2A132C"/>
+            <w:tcW w:type="dxa" w:w="1440"/>
+            <w:shd w:fill="F5F1EA"/>
             <w:tcMar>
-              <w:top w:w="80" w:type="dxa"/>
-              <w:bottom w:w="80" w:type="dxa"/>
-              <w:left w:w="80" w:type="dxa"/>
-              <w:right w:w="80" w:type="dxa"/>
+              <w:top w:w="70" w:type="dxa"/>
+              <w:bottom w:w="70" w:type="dxa"/>
+              <w:left w:w="70" w:type="dxa"/>
+              <w:right w:w="70" w:type="dxa"/>
             </w:tcMar>
           </w:tcPr>
           <w:p>
@@ -975,7 +936,6 @@
               <w:rPr>
                 <w:rFonts w:ascii="Times New Roman" w:hAnsi="Times New Roman"/>
                 <w:b/>
-                <w:color w:val="FFFFFF"/>
                 <w:sz w:val="16"/>
               </w:rPr>
               <w:t>Key Findings</w:t>
@@ -984,13 +944,13 @@
         </w:tc>
         <w:tc>
           <w:tcPr>
-            <w:tcW w:type="dxa" w:w="1337"/>
-            <w:shd w:fill="2A132C"/>
+            <w:tcW w:type="dxa" w:w="1440"/>
+            <w:shd w:fill="F5F1EA"/>
             <w:tcMar>
-              <w:top w:w="80" w:type="dxa"/>
-              <w:bottom w:w="80" w:type="dxa"/>
-              <w:left w:w="80" w:type="dxa"/>
-              <w:right w:w="80" w:type="dxa"/>
+              <w:top w:w="70" w:type="dxa"/>
+              <w:bottom w:w="70" w:type="dxa"/>
+              <w:left w:w="70" w:type="dxa"/>
+              <w:right w:w="70" w:type="dxa"/>
             </w:tcMar>
           </w:tcPr>
           <w:p>
@@ -1001,22 +961,21 @@
               <w:rPr>
                 <w:rFonts w:ascii="Times New Roman" w:hAnsi="Times New Roman"/>
                 <w:b/>
-                <w:color w:val="FFFFFF"/>
                 <w:sz w:val="16"/>
               </w:rPr>
-              <w:t>Limitations / Gap</w:t>
+              <w:t>Limitations / Research Gap</w:t>
             </w:r>
           </w:p>
         </w:tc>
         <w:tc>
           <w:tcPr>
-            <w:tcW w:type="dxa" w:w="1337"/>
-            <w:shd w:fill="2A132C"/>
+            <w:tcW w:type="dxa" w:w="1440"/>
+            <w:shd w:fill="F5F1EA"/>
             <w:tcMar>
-              <w:top w:w="80" w:type="dxa"/>
-              <w:bottom w:w="80" w:type="dxa"/>
-              <w:left w:w="80" w:type="dxa"/>
-              <w:right w:w="80" w:type="dxa"/>
+              <w:top w:w="70" w:type="dxa"/>
+              <w:bottom w:w="70" w:type="dxa"/>
+              <w:left w:w="70" w:type="dxa"/>
+              <w:right w:w="70" w:type="dxa"/>
             </w:tcMar>
           </w:tcPr>
           <w:p>
@@ -1027,7 +986,6 @@
               <w:rPr>
                 <w:rFonts w:ascii="Times New Roman" w:hAnsi="Times New Roman"/>
                 <w:b/>
-                <w:color w:val="FFFFFF"/>
                 <w:sz w:val="16"/>
               </w:rPr>
               <w:t>Relevance to SafeCity</w:t>
@@ -1038,13 +996,12 @@
       <w:tr>
         <w:tc>
           <w:tcPr>
-            <w:tcW w:type="dxa" w:w="1337"/>
-            <w:shd w:fill="FFFFFF"/>
+            <w:tcW w:type="dxa" w:w="1440"/>
             <w:tcMar>
-              <w:top w:w="60" w:type="dxa"/>
-              <w:bottom w:w="60" w:type="dxa"/>
-              <w:left w:w="60" w:type="dxa"/>
-              <w:right w:w="60" w:type="dxa"/>
+              <w:top w:w="50" w:type="dxa"/>
+              <w:bottom w:w="50" w:type="dxa"/>
+              <w:left w:w="50" w:type="dxa"/>
+              <w:right w:w="50" w:type="dxa"/>
             </w:tcMar>
           </w:tcPr>
           <w:p>
@@ -1064,13 +1021,12 @@
         </w:tc>
         <w:tc>
           <w:tcPr>
-            <w:tcW w:type="dxa" w:w="1337"/>
-            <w:shd w:fill="FFFFFF"/>
+            <w:tcW w:type="dxa" w:w="1440"/>
             <w:tcMar>
-              <w:top w:w="60" w:type="dxa"/>
-              <w:bottom w:w="60" w:type="dxa"/>
-              <w:left w:w="60" w:type="dxa"/>
-              <w:right w:w="60" w:type="dxa"/>
+              <w:top w:w="50" w:type="dxa"/>
+              <w:bottom w:w="50" w:type="dxa"/>
+              <w:left w:w="50" w:type="dxa"/>
+              <w:right w:w="50" w:type="dxa"/>
             </w:tcMar>
           </w:tcPr>
           <w:p>
@@ -1088,13 +1044,12 @@
         </w:tc>
         <w:tc>
           <w:tcPr>
-            <w:tcW w:type="dxa" w:w="1337"/>
-            <w:shd w:fill="FFFFFF"/>
+            <w:tcW w:type="dxa" w:w="1440"/>
             <w:tcMar>
-              <w:top w:w="60" w:type="dxa"/>
-              <w:bottom w:w="60" w:type="dxa"/>
-              <w:left w:w="60" w:type="dxa"/>
-              <w:right w:w="60" w:type="dxa"/>
+              <w:top w:w="50" w:type="dxa"/>
+              <w:bottom w:w="50" w:type="dxa"/>
+              <w:left w:w="50" w:type="dxa"/>
+              <w:right w:w="50" w:type="dxa"/>
             </w:tcMar>
           </w:tcPr>
           <w:p>
@@ -1112,13 +1067,12 @@
         </w:tc>
         <w:tc>
           <w:tcPr>
-            <w:tcW w:type="dxa" w:w="1337"/>
-            <w:shd w:fill="FFFFFF"/>
+            <w:tcW w:type="dxa" w:w="1440"/>
             <w:tcMar>
-              <w:top w:w="60" w:type="dxa"/>
-              <w:bottom w:w="60" w:type="dxa"/>
-              <w:left w:w="60" w:type="dxa"/>
-              <w:right w:w="60" w:type="dxa"/>
+              <w:top w:w="50" w:type="dxa"/>
+              <w:bottom w:w="50" w:type="dxa"/>
+              <w:left w:w="50" w:type="dxa"/>
+              <w:right w:w="50" w:type="dxa"/>
             </w:tcMar>
           </w:tcPr>
           <w:p>
@@ -1136,13 +1090,12 @@
         </w:tc>
         <w:tc>
           <w:tcPr>
-            <w:tcW w:type="dxa" w:w="1337"/>
-            <w:shd w:fill="FFFFFF"/>
+            <w:tcW w:type="dxa" w:w="1440"/>
             <w:tcMar>
-              <w:top w:w="60" w:type="dxa"/>
-              <w:bottom w:w="60" w:type="dxa"/>
-              <w:left w:w="60" w:type="dxa"/>
-              <w:right w:w="60" w:type="dxa"/>
+              <w:top w:w="50" w:type="dxa"/>
+              <w:bottom w:w="50" w:type="dxa"/>
+              <w:left w:w="50" w:type="dxa"/>
+              <w:right w:w="50" w:type="dxa"/>
             </w:tcMar>
           </w:tcPr>
           <w:p>
@@ -1160,13 +1113,12 @@
         </w:tc>
         <w:tc>
           <w:tcPr>
-            <w:tcW w:type="dxa" w:w="1337"/>
-            <w:shd w:fill="FFFFFF"/>
+            <w:tcW w:type="dxa" w:w="1440"/>
             <w:tcMar>
-              <w:top w:w="60" w:type="dxa"/>
-              <w:bottom w:w="60" w:type="dxa"/>
-              <w:left w:w="60" w:type="dxa"/>
-              <w:right w:w="60" w:type="dxa"/>
+              <w:top w:w="50" w:type="dxa"/>
+              <w:bottom w:w="50" w:type="dxa"/>
+              <w:left w:w="50" w:type="dxa"/>
+              <w:right w:w="50" w:type="dxa"/>
             </w:tcMar>
           </w:tcPr>
           <w:p>
@@ -1184,13 +1136,12 @@
         </w:tc>
         <w:tc>
           <w:tcPr>
-            <w:tcW w:type="dxa" w:w="1337"/>
-            <w:shd w:fill="FFFFFF"/>
+            <w:tcW w:type="dxa" w:w="1440"/>
             <w:tcMar>
-              <w:top w:w="60" w:type="dxa"/>
-              <w:bottom w:w="60" w:type="dxa"/>
-              <w:left w:w="60" w:type="dxa"/>
-              <w:right w:w="60" w:type="dxa"/>
+              <w:top w:w="50" w:type="dxa"/>
+              <w:bottom w:w="50" w:type="dxa"/>
+              <w:left w:w="50" w:type="dxa"/>
+              <w:right w:w="50" w:type="dxa"/>
             </w:tcMar>
           </w:tcPr>
           <w:p>
@@ -1210,13 +1161,12 @@
       <w:tr>
         <w:tc>
           <w:tcPr>
-            <w:tcW w:type="dxa" w:w="1337"/>
-            <w:shd w:fill="FAF5FB"/>
+            <w:tcW w:type="dxa" w:w="1440"/>
             <w:tcMar>
-              <w:top w:w="60" w:type="dxa"/>
-              <w:bottom w:w="60" w:type="dxa"/>
-              <w:left w:w="60" w:type="dxa"/>
-              <w:right w:w="60" w:type="dxa"/>
+              <w:top w:w="50" w:type="dxa"/>
+              <w:bottom w:w="50" w:type="dxa"/>
+              <w:left w:w="50" w:type="dxa"/>
+              <w:right w:w="50" w:type="dxa"/>
             </w:tcMar>
           </w:tcPr>
           <w:p>
@@ -1236,13 +1186,12 @@
         </w:tc>
         <w:tc>
           <w:tcPr>
-            <w:tcW w:type="dxa" w:w="1337"/>
-            <w:shd w:fill="FAF5FB"/>
+            <w:tcW w:type="dxa" w:w="1440"/>
             <w:tcMar>
-              <w:top w:w="60" w:type="dxa"/>
-              <w:bottom w:w="60" w:type="dxa"/>
-              <w:left w:w="60" w:type="dxa"/>
-              <w:right w:w="60" w:type="dxa"/>
+              <w:top w:w="50" w:type="dxa"/>
+              <w:bottom w:w="50" w:type="dxa"/>
+              <w:left w:w="50" w:type="dxa"/>
+              <w:right w:w="50" w:type="dxa"/>
             </w:tcMar>
           </w:tcPr>
           <w:p>
@@ -1260,13 +1209,12 @@
         </w:tc>
         <w:tc>
           <w:tcPr>
-            <w:tcW w:type="dxa" w:w="1337"/>
-            <w:shd w:fill="FAF5FB"/>
+            <w:tcW w:type="dxa" w:w="1440"/>
             <w:tcMar>
-              <w:top w:w="60" w:type="dxa"/>
-              <w:bottom w:w="60" w:type="dxa"/>
-              <w:left w:w="60" w:type="dxa"/>
-              <w:right w:w="60" w:type="dxa"/>
+              <w:top w:w="50" w:type="dxa"/>
+              <w:bottom w:w="50" w:type="dxa"/>
+              <w:left w:w="50" w:type="dxa"/>
+              <w:right w:w="50" w:type="dxa"/>
             </w:tcMar>
           </w:tcPr>
           <w:p>
@@ -1284,13 +1232,12 @@
         </w:tc>
         <w:tc>
           <w:tcPr>
-            <w:tcW w:type="dxa" w:w="1337"/>
-            <w:shd w:fill="FAF5FB"/>
+            <w:tcW w:type="dxa" w:w="1440"/>
             <w:tcMar>
-              <w:top w:w="60" w:type="dxa"/>
-              <w:bottom w:w="60" w:type="dxa"/>
-              <w:left w:w="60" w:type="dxa"/>
-              <w:right w:w="60" w:type="dxa"/>
+              <w:top w:w="50" w:type="dxa"/>
+              <w:bottom w:w="50" w:type="dxa"/>
+              <w:left w:w="50" w:type="dxa"/>
+              <w:right w:w="50" w:type="dxa"/>
             </w:tcMar>
           </w:tcPr>
           <w:p>
@@ -1308,13 +1255,12 @@
         </w:tc>
         <w:tc>
           <w:tcPr>
-            <w:tcW w:type="dxa" w:w="1337"/>
-            <w:shd w:fill="FAF5FB"/>
+            <w:tcW w:type="dxa" w:w="1440"/>
             <w:tcMar>
-              <w:top w:w="60" w:type="dxa"/>
-              <w:bottom w:w="60" w:type="dxa"/>
-              <w:left w:w="60" w:type="dxa"/>
-              <w:right w:w="60" w:type="dxa"/>
+              <w:top w:w="50" w:type="dxa"/>
+              <w:bottom w:w="50" w:type="dxa"/>
+              <w:left w:w="50" w:type="dxa"/>
+              <w:right w:w="50" w:type="dxa"/>
             </w:tcMar>
           </w:tcPr>
           <w:p>
@@ -1332,13 +1278,12 @@
         </w:tc>
         <w:tc>
           <w:tcPr>
-            <w:tcW w:type="dxa" w:w="1337"/>
-            <w:shd w:fill="FAF5FB"/>
+            <w:tcW w:type="dxa" w:w="1440"/>
             <w:tcMar>
-              <w:top w:w="60" w:type="dxa"/>
-              <w:bottom w:w="60" w:type="dxa"/>
-              <w:left w:w="60" w:type="dxa"/>
-              <w:right w:w="60" w:type="dxa"/>
+              <w:top w:w="50" w:type="dxa"/>
+              <w:bottom w:w="50" w:type="dxa"/>
+              <w:left w:w="50" w:type="dxa"/>
+              <w:right w:w="50" w:type="dxa"/>
             </w:tcMar>
           </w:tcPr>
           <w:p>
@@ -1356,13 +1301,12 @@
         </w:tc>
         <w:tc>
           <w:tcPr>
-            <w:tcW w:type="dxa" w:w="1337"/>
-            <w:shd w:fill="FAF5FB"/>
+            <w:tcW w:type="dxa" w:w="1440"/>
             <w:tcMar>
-              <w:top w:w="60" w:type="dxa"/>
-              <w:bottom w:w="60" w:type="dxa"/>
-              <w:left w:w="60" w:type="dxa"/>
-              <w:right w:w="60" w:type="dxa"/>
+              <w:top w:w="50" w:type="dxa"/>
+              <w:bottom w:w="50" w:type="dxa"/>
+              <w:left w:w="50" w:type="dxa"/>
+              <w:right w:w="50" w:type="dxa"/>
             </w:tcMar>
           </w:tcPr>
           <w:p>
@@ -1382,13 +1326,12 @@
       <w:tr>
         <w:tc>
           <w:tcPr>
-            <w:tcW w:type="dxa" w:w="1337"/>
-            <w:shd w:fill="FFFFFF"/>
+            <w:tcW w:type="dxa" w:w="1440"/>
             <w:tcMar>
-              <w:top w:w="60" w:type="dxa"/>
-              <w:bottom w:w="60" w:type="dxa"/>
-              <w:left w:w="60" w:type="dxa"/>
-              <w:right w:w="60" w:type="dxa"/>
+              <w:top w:w="50" w:type="dxa"/>
+              <w:bottom w:w="50" w:type="dxa"/>
+              <w:left w:w="50" w:type="dxa"/>
+              <w:right w:w="50" w:type="dxa"/>
             </w:tcMar>
           </w:tcPr>
           <w:p>
@@ -1408,13 +1351,12 @@
         </w:tc>
         <w:tc>
           <w:tcPr>
-            <w:tcW w:type="dxa" w:w="1337"/>
-            <w:shd w:fill="FFFFFF"/>
+            <w:tcW w:type="dxa" w:w="1440"/>
             <w:tcMar>
-              <w:top w:w="60" w:type="dxa"/>
-              <w:bottom w:w="60" w:type="dxa"/>
-              <w:left w:w="60" w:type="dxa"/>
-              <w:right w:w="60" w:type="dxa"/>
+              <w:top w:w="50" w:type="dxa"/>
+              <w:bottom w:w="50" w:type="dxa"/>
+              <w:left w:w="50" w:type="dxa"/>
+              <w:right w:w="50" w:type="dxa"/>
             </w:tcMar>
           </w:tcPr>
           <w:p>
@@ -1432,13 +1374,12 @@
         </w:tc>
         <w:tc>
           <w:tcPr>
-            <w:tcW w:type="dxa" w:w="1337"/>
-            <w:shd w:fill="FFFFFF"/>
+            <w:tcW w:type="dxa" w:w="1440"/>
             <w:tcMar>
-              <w:top w:w="60" w:type="dxa"/>
-              <w:bottom w:w="60" w:type="dxa"/>
-              <w:left w:w="60" w:type="dxa"/>
-              <w:right w:w="60" w:type="dxa"/>
+              <w:top w:w="50" w:type="dxa"/>
+              <w:bottom w:w="50" w:type="dxa"/>
+              <w:left w:w="50" w:type="dxa"/>
+              <w:right w:w="50" w:type="dxa"/>
             </w:tcMar>
           </w:tcPr>
           <w:p>
@@ -1456,13 +1397,12 @@
         </w:tc>
         <w:tc>
           <w:tcPr>
-            <w:tcW w:type="dxa" w:w="1337"/>
-            <w:shd w:fill="FFFFFF"/>
+            <w:tcW w:type="dxa" w:w="1440"/>
             <w:tcMar>
-              <w:top w:w="60" w:type="dxa"/>
-              <w:bottom w:w="60" w:type="dxa"/>
-              <w:left w:w="60" w:type="dxa"/>
-              <w:right w:w="60" w:type="dxa"/>
+              <w:top w:w="50" w:type="dxa"/>
+              <w:bottom w:w="50" w:type="dxa"/>
+              <w:left w:w="50" w:type="dxa"/>
+              <w:right w:w="50" w:type="dxa"/>
             </w:tcMar>
           </w:tcPr>
           <w:p>
@@ -1480,13 +1420,12 @@
         </w:tc>
         <w:tc>
           <w:tcPr>
-            <w:tcW w:type="dxa" w:w="1337"/>
-            <w:shd w:fill="FFFFFF"/>
+            <w:tcW w:type="dxa" w:w="1440"/>
             <w:tcMar>
-              <w:top w:w="60" w:type="dxa"/>
-              <w:bottom w:w="60" w:type="dxa"/>
-              <w:left w:w="60" w:type="dxa"/>
-              <w:right w:w="60" w:type="dxa"/>
+              <w:top w:w="50" w:type="dxa"/>
+              <w:bottom w:w="50" w:type="dxa"/>
+              <w:left w:w="50" w:type="dxa"/>
+              <w:right w:w="50" w:type="dxa"/>
             </w:tcMar>
           </w:tcPr>
           <w:p>
@@ -1504,13 +1443,12 @@
         </w:tc>
         <w:tc>
           <w:tcPr>
-            <w:tcW w:type="dxa" w:w="1337"/>
-            <w:shd w:fill="FFFFFF"/>
+            <w:tcW w:type="dxa" w:w="1440"/>
             <w:tcMar>
-              <w:top w:w="60" w:type="dxa"/>
-              <w:bottom w:w="60" w:type="dxa"/>
-              <w:left w:w="60" w:type="dxa"/>
-              <w:right w:w="60" w:type="dxa"/>
+              <w:top w:w="50" w:type="dxa"/>
+              <w:bottom w:w="50" w:type="dxa"/>
+              <w:left w:w="50" w:type="dxa"/>
+              <w:right w:w="50" w:type="dxa"/>
             </w:tcMar>
           </w:tcPr>
           <w:p>
@@ -1528,13 +1466,12 @@
         </w:tc>
         <w:tc>
           <w:tcPr>
-            <w:tcW w:type="dxa" w:w="1337"/>
-            <w:shd w:fill="FFFFFF"/>
+            <w:tcW w:type="dxa" w:w="1440"/>
             <w:tcMar>
-              <w:top w:w="60" w:type="dxa"/>
-              <w:bottom w:w="60" w:type="dxa"/>
-              <w:left w:w="60" w:type="dxa"/>
-              <w:right w:w="60" w:type="dxa"/>
+              <w:top w:w="50" w:type="dxa"/>
+              <w:bottom w:w="50" w:type="dxa"/>
+              <w:left w:w="50" w:type="dxa"/>
+              <w:right w:w="50" w:type="dxa"/>
             </w:tcMar>
           </w:tcPr>
           <w:p>
@@ -1554,13 +1491,12 @@
       <w:tr>
         <w:tc>
           <w:tcPr>
-            <w:tcW w:type="dxa" w:w="1337"/>
-            <w:shd w:fill="FAF5FB"/>
+            <w:tcW w:type="dxa" w:w="1440"/>
             <w:tcMar>
-              <w:top w:w="60" w:type="dxa"/>
-              <w:bottom w:w="60" w:type="dxa"/>
-              <w:left w:w="60" w:type="dxa"/>
-              <w:right w:w="60" w:type="dxa"/>
+              <w:top w:w="50" w:type="dxa"/>
+              <w:bottom w:w="50" w:type="dxa"/>
+              <w:left w:w="50" w:type="dxa"/>
+              <w:right w:w="50" w:type="dxa"/>
             </w:tcMar>
           </w:tcPr>
           <w:p>
@@ -1580,13 +1516,12 @@
         </w:tc>
         <w:tc>
           <w:tcPr>
-            <w:tcW w:type="dxa" w:w="1337"/>
-            <w:shd w:fill="FAF5FB"/>
+            <w:tcW w:type="dxa" w:w="1440"/>
             <w:tcMar>
-              <w:top w:w="60" w:type="dxa"/>
-              <w:bottom w:w="60" w:type="dxa"/>
-              <w:left w:w="60" w:type="dxa"/>
-              <w:right w:w="60" w:type="dxa"/>
+              <w:top w:w="50" w:type="dxa"/>
+              <w:bottom w:w="50" w:type="dxa"/>
+              <w:left w:w="50" w:type="dxa"/>
+              <w:right w:w="50" w:type="dxa"/>
             </w:tcMar>
           </w:tcPr>
           <w:p>
@@ -1604,13 +1539,12 @@
         </w:tc>
         <w:tc>
           <w:tcPr>
-            <w:tcW w:type="dxa" w:w="1337"/>
-            <w:shd w:fill="FAF5FB"/>
+            <w:tcW w:type="dxa" w:w="1440"/>
             <w:tcMar>
-              <w:top w:w="60" w:type="dxa"/>
-              <w:bottom w:w="60" w:type="dxa"/>
-              <w:left w:w="60" w:type="dxa"/>
-              <w:right w:w="60" w:type="dxa"/>
+              <w:top w:w="50" w:type="dxa"/>
+              <w:bottom w:w="50" w:type="dxa"/>
+              <w:left w:w="50" w:type="dxa"/>
+              <w:right w:w="50" w:type="dxa"/>
             </w:tcMar>
           </w:tcPr>
           <w:p>
@@ -1628,13 +1562,12 @@
         </w:tc>
         <w:tc>
           <w:tcPr>
-            <w:tcW w:type="dxa" w:w="1337"/>
-            <w:shd w:fill="FAF5FB"/>
+            <w:tcW w:type="dxa" w:w="1440"/>
             <w:tcMar>
-              <w:top w:w="60" w:type="dxa"/>
-              <w:bottom w:w="60" w:type="dxa"/>
-              <w:left w:w="60" w:type="dxa"/>
-              <w:right w:w="60" w:type="dxa"/>
+              <w:top w:w="50" w:type="dxa"/>
+              <w:bottom w:w="50" w:type="dxa"/>
+              <w:left w:w="50" w:type="dxa"/>
+              <w:right w:w="50" w:type="dxa"/>
             </w:tcMar>
           </w:tcPr>
           <w:p>
@@ -1652,13 +1585,12 @@
         </w:tc>
         <w:tc>
           <w:tcPr>
-            <w:tcW w:type="dxa" w:w="1337"/>
-            <w:shd w:fill="FAF5FB"/>
+            <w:tcW w:type="dxa" w:w="1440"/>
             <w:tcMar>
-              <w:top w:w="60" w:type="dxa"/>
-              <w:bottom w:w="60" w:type="dxa"/>
-              <w:left w:w="60" w:type="dxa"/>
-              <w:right w:w="60" w:type="dxa"/>
+              <w:top w:w="50" w:type="dxa"/>
+              <w:bottom w:w="50" w:type="dxa"/>
+              <w:left w:w="50" w:type="dxa"/>
+              <w:right w:w="50" w:type="dxa"/>
             </w:tcMar>
           </w:tcPr>
           <w:p>
@@ -1676,13 +1608,12 @@
         </w:tc>
         <w:tc>
           <w:tcPr>
-            <w:tcW w:type="dxa" w:w="1337"/>
-            <w:shd w:fill="FAF5FB"/>
+            <w:tcW w:type="dxa" w:w="1440"/>
             <w:tcMar>
-              <w:top w:w="60" w:type="dxa"/>
-              <w:bottom w:w="60" w:type="dxa"/>
-              <w:left w:w="60" w:type="dxa"/>
-              <w:right w:w="60" w:type="dxa"/>
+              <w:top w:w="50" w:type="dxa"/>
+              <w:bottom w:w="50" w:type="dxa"/>
+              <w:left w:w="50" w:type="dxa"/>
+              <w:right w:w="50" w:type="dxa"/>
             </w:tcMar>
           </w:tcPr>
           <w:p>
@@ -1700,13 +1631,12 @@
         </w:tc>
         <w:tc>
           <w:tcPr>
-            <w:tcW w:type="dxa" w:w="1337"/>
-            <w:shd w:fill="FAF5FB"/>
+            <w:tcW w:type="dxa" w:w="1440"/>
             <w:tcMar>
-              <w:top w:w="60" w:type="dxa"/>
-              <w:bottom w:w="60" w:type="dxa"/>
-              <w:left w:w="60" w:type="dxa"/>
-              <w:right w:w="60" w:type="dxa"/>
+              <w:top w:w="50" w:type="dxa"/>
+              <w:bottom w:w="50" w:type="dxa"/>
+              <w:left w:w="50" w:type="dxa"/>
+              <w:right w:w="50" w:type="dxa"/>
             </w:tcMar>
           </w:tcPr>
           <w:p>
@@ -1726,13 +1656,12 @@
       <w:tr>
         <w:tc>
           <w:tcPr>
-            <w:tcW w:type="dxa" w:w="1337"/>
-            <w:shd w:fill="FFFFFF"/>
+            <w:tcW w:type="dxa" w:w="1440"/>
             <w:tcMar>
-              <w:top w:w="60" w:type="dxa"/>
-              <w:bottom w:w="60" w:type="dxa"/>
-              <w:left w:w="60" w:type="dxa"/>
-              <w:right w:w="60" w:type="dxa"/>
+              <w:top w:w="50" w:type="dxa"/>
+              <w:bottom w:w="50" w:type="dxa"/>
+              <w:left w:w="50" w:type="dxa"/>
+              <w:right w:w="50" w:type="dxa"/>
             </w:tcMar>
           </w:tcPr>
           <w:p>
@@ -1752,13 +1681,12 @@
         </w:tc>
         <w:tc>
           <w:tcPr>
-            <w:tcW w:type="dxa" w:w="1337"/>
-            <w:shd w:fill="FFFFFF"/>
+            <w:tcW w:type="dxa" w:w="1440"/>
             <w:tcMar>
-              <w:top w:w="60" w:type="dxa"/>
-              <w:bottom w:w="60" w:type="dxa"/>
-              <w:left w:w="60" w:type="dxa"/>
-              <w:right w:w="60" w:type="dxa"/>
+              <w:top w:w="50" w:type="dxa"/>
+              <w:bottom w:w="50" w:type="dxa"/>
+              <w:left w:w="50" w:type="dxa"/>
+              <w:right w:w="50" w:type="dxa"/>
             </w:tcMar>
           </w:tcPr>
           <w:p>
@@ -1776,13 +1704,12 @@
         </w:tc>
         <w:tc>
           <w:tcPr>
-            <w:tcW w:type="dxa" w:w="1337"/>
-            <w:shd w:fill="FFFFFF"/>
+            <w:tcW w:type="dxa" w:w="1440"/>
             <w:tcMar>
-              <w:top w:w="60" w:type="dxa"/>
-              <w:bottom w:w="60" w:type="dxa"/>
-              <w:left w:w="60" w:type="dxa"/>
-              <w:right w:w="60" w:type="dxa"/>
+              <w:top w:w="50" w:type="dxa"/>
+              <w:bottom w:w="50" w:type="dxa"/>
+              <w:left w:w="50" w:type="dxa"/>
+              <w:right w:w="50" w:type="dxa"/>
             </w:tcMar>
           </w:tcPr>
           <w:p>
@@ -1800,13 +1727,12 @@
         </w:tc>
         <w:tc>
           <w:tcPr>
-            <w:tcW w:type="dxa" w:w="1337"/>
-            <w:shd w:fill="FFFFFF"/>
+            <w:tcW w:type="dxa" w:w="1440"/>
             <w:tcMar>
-              <w:top w:w="60" w:type="dxa"/>
-              <w:bottom w:w="60" w:type="dxa"/>
-              <w:left w:w="60" w:type="dxa"/>
-              <w:right w:w="60" w:type="dxa"/>
+              <w:top w:w="50" w:type="dxa"/>
+              <w:bottom w:w="50" w:type="dxa"/>
+              <w:left w:w="50" w:type="dxa"/>
+              <w:right w:w="50" w:type="dxa"/>
             </w:tcMar>
           </w:tcPr>
           <w:p>
@@ -1824,13 +1750,12 @@
         </w:tc>
         <w:tc>
           <w:tcPr>
-            <w:tcW w:type="dxa" w:w="1337"/>
-            <w:shd w:fill="FFFFFF"/>
+            <w:tcW w:type="dxa" w:w="1440"/>
             <w:tcMar>
-              <w:top w:w="60" w:type="dxa"/>
-              <w:bottom w:w="60" w:type="dxa"/>
-              <w:left w:w="60" w:type="dxa"/>
-              <w:right w:w="60" w:type="dxa"/>
+              <w:top w:w="50" w:type="dxa"/>
+              <w:bottom w:w="50" w:type="dxa"/>
+              <w:left w:w="50" w:type="dxa"/>
+              <w:right w:w="50" w:type="dxa"/>
             </w:tcMar>
           </w:tcPr>
           <w:p>
@@ -1848,13 +1773,12 @@
         </w:tc>
         <w:tc>
           <w:tcPr>
-            <w:tcW w:type="dxa" w:w="1337"/>
-            <w:shd w:fill="FFFFFF"/>
+            <w:tcW w:type="dxa" w:w="1440"/>
             <w:tcMar>
-              <w:top w:w="60" w:type="dxa"/>
-              <w:bottom w:w="60" w:type="dxa"/>
-              <w:left w:w="60" w:type="dxa"/>
-              <w:right w:w="60" w:type="dxa"/>
+              <w:top w:w="50" w:type="dxa"/>
+              <w:bottom w:w="50" w:type="dxa"/>
+              <w:left w:w="50" w:type="dxa"/>
+              <w:right w:w="50" w:type="dxa"/>
             </w:tcMar>
           </w:tcPr>
           <w:p>
@@ -1872,13 +1796,12 @@
         </w:tc>
         <w:tc>
           <w:tcPr>
-            <w:tcW w:type="dxa" w:w="1337"/>
-            <w:shd w:fill="FFFFFF"/>
+            <w:tcW w:type="dxa" w:w="1440"/>
             <w:tcMar>
-              <w:top w:w="60" w:type="dxa"/>
-              <w:bottom w:w="60" w:type="dxa"/>
-              <w:left w:w="60" w:type="dxa"/>
-              <w:right w:w="60" w:type="dxa"/>
+              <w:top w:w="50" w:type="dxa"/>
+              <w:bottom w:w="50" w:type="dxa"/>
+              <w:left w:w="50" w:type="dxa"/>
+              <w:right w:w="50" w:type="dxa"/>
             </w:tcMar>
           </w:tcPr>
           <w:p>
@@ -1898,13 +1821,12 @@
       <w:tr>
         <w:tc>
           <w:tcPr>
-            <w:tcW w:type="dxa" w:w="1337"/>
-            <w:shd w:fill="FAF5FB"/>
+            <w:tcW w:type="dxa" w:w="1440"/>
             <w:tcMar>
-              <w:top w:w="60" w:type="dxa"/>
-              <w:bottom w:w="60" w:type="dxa"/>
-              <w:left w:w="60" w:type="dxa"/>
-              <w:right w:w="60" w:type="dxa"/>
+              <w:top w:w="50" w:type="dxa"/>
+              <w:bottom w:w="50" w:type="dxa"/>
+              <w:left w:w="50" w:type="dxa"/>
+              <w:right w:w="50" w:type="dxa"/>
             </w:tcMar>
           </w:tcPr>
           <w:p>
@@ -1924,13 +1846,12 @@
         </w:tc>
         <w:tc>
           <w:tcPr>
-            <w:tcW w:type="dxa" w:w="1337"/>
-            <w:shd w:fill="FAF5FB"/>
+            <w:tcW w:type="dxa" w:w="1440"/>
             <w:tcMar>
-              <w:top w:w="60" w:type="dxa"/>
-              <w:bottom w:w="60" w:type="dxa"/>
-              <w:left w:w="60" w:type="dxa"/>
-              <w:right w:w="60" w:type="dxa"/>
+              <w:top w:w="50" w:type="dxa"/>
+              <w:bottom w:w="50" w:type="dxa"/>
+              <w:left w:w="50" w:type="dxa"/>
+              <w:right w:w="50" w:type="dxa"/>
             </w:tcMar>
           </w:tcPr>
           <w:p>
@@ -1948,13 +1869,12 @@
         </w:tc>
         <w:tc>
           <w:tcPr>
-            <w:tcW w:type="dxa" w:w="1337"/>
-            <w:shd w:fill="FAF5FB"/>
+            <w:tcW w:type="dxa" w:w="1440"/>
             <w:tcMar>
-              <w:top w:w="60" w:type="dxa"/>
-              <w:bottom w:w="60" w:type="dxa"/>
-              <w:left w:w="60" w:type="dxa"/>
-              <w:right w:w="60" w:type="dxa"/>
+              <w:top w:w="50" w:type="dxa"/>
+              <w:bottom w:w="50" w:type="dxa"/>
+              <w:left w:w="50" w:type="dxa"/>
+              <w:right w:w="50" w:type="dxa"/>
             </w:tcMar>
           </w:tcPr>
           <w:p>
@@ -1972,13 +1892,12 @@
         </w:tc>
         <w:tc>
           <w:tcPr>
-            <w:tcW w:type="dxa" w:w="1337"/>
-            <w:shd w:fill="FAF5FB"/>
+            <w:tcW w:type="dxa" w:w="1440"/>
             <w:tcMar>
-              <w:top w:w="60" w:type="dxa"/>
-              <w:bottom w:w="60" w:type="dxa"/>
-              <w:left w:w="60" w:type="dxa"/>
-              <w:right w:w="60" w:type="dxa"/>
+              <w:top w:w="50" w:type="dxa"/>
+              <w:bottom w:w="50" w:type="dxa"/>
+              <w:left w:w="50" w:type="dxa"/>
+              <w:right w:w="50" w:type="dxa"/>
             </w:tcMar>
           </w:tcPr>
           <w:p>
@@ -1996,13 +1915,12 @@
         </w:tc>
         <w:tc>
           <w:tcPr>
-            <w:tcW w:type="dxa" w:w="1337"/>
-            <w:shd w:fill="FAF5FB"/>
+            <w:tcW w:type="dxa" w:w="1440"/>
             <w:tcMar>
-              <w:top w:w="60" w:type="dxa"/>
-              <w:bottom w:w="60" w:type="dxa"/>
-              <w:left w:w="60" w:type="dxa"/>
-              <w:right w:w="60" w:type="dxa"/>
+              <w:top w:w="50" w:type="dxa"/>
+              <w:bottom w:w="50" w:type="dxa"/>
+              <w:left w:w="50" w:type="dxa"/>
+              <w:right w:w="50" w:type="dxa"/>
             </w:tcMar>
           </w:tcPr>
           <w:p>
@@ -2020,13 +1938,12 @@
         </w:tc>
         <w:tc>
           <w:tcPr>
-            <w:tcW w:type="dxa" w:w="1337"/>
-            <w:shd w:fill="FAF5FB"/>
+            <w:tcW w:type="dxa" w:w="1440"/>
             <w:tcMar>
-              <w:top w:w="60" w:type="dxa"/>
-              <w:bottom w:w="60" w:type="dxa"/>
-              <w:left w:w="60" w:type="dxa"/>
-              <w:right w:w="60" w:type="dxa"/>
+              <w:top w:w="50" w:type="dxa"/>
+              <w:bottom w:w="50" w:type="dxa"/>
+              <w:left w:w="50" w:type="dxa"/>
+              <w:right w:w="50" w:type="dxa"/>
             </w:tcMar>
           </w:tcPr>
           <w:p>
@@ -2044,13 +1961,12 @@
         </w:tc>
         <w:tc>
           <w:tcPr>
-            <w:tcW w:type="dxa" w:w="1337"/>
-            <w:shd w:fill="FAF5FB"/>
+            <w:tcW w:type="dxa" w:w="1440"/>
             <w:tcMar>
-              <w:top w:w="60" w:type="dxa"/>
-              <w:bottom w:w="60" w:type="dxa"/>
-              <w:left w:w="60" w:type="dxa"/>
-              <w:right w:w="60" w:type="dxa"/>
+              <w:top w:w="50" w:type="dxa"/>
+              <w:bottom w:w="50" w:type="dxa"/>
+              <w:left w:w="50" w:type="dxa"/>
+              <w:right w:w="50" w:type="dxa"/>
             </w:tcMar>
           </w:tcPr>
           <w:p>
@@ -2070,13 +1986,12 @@
       <w:tr>
         <w:tc>
           <w:tcPr>
-            <w:tcW w:type="dxa" w:w="1337"/>
-            <w:shd w:fill="FFFFFF"/>
+            <w:tcW w:type="dxa" w:w="1440"/>
             <w:tcMar>
-              <w:top w:w="60" w:type="dxa"/>
-              <w:bottom w:w="60" w:type="dxa"/>
-              <w:left w:w="60" w:type="dxa"/>
-              <w:right w:w="60" w:type="dxa"/>
+              <w:top w:w="50" w:type="dxa"/>
+              <w:bottom w:w="50" w:type="dxa"/>
+              <w:left w:w="50" w:type="dxa"/>
+              <w:right w:w="50" w:type="dxa"/>
             </w:tcMar>
           </w:tcPr>
           <w:p>
@@ -2096,13 +2011,12 @@
         </w:tc>
         <w:tc>
           <w:tcPr>
-            <w:tcW w:type="dxa" w:w="1337"/>
-            <w:shd w:fill="FFFFFF"/>
+            <w:tcW w:type="dxa" w:w="1440"/>
             <w:tcMar>
-              <w:top w:w="60" w:type="dxa"/>
-              <w:bottom w:w="60" w:type="dxa"/>
-              <w:left w:w="60" w:type="dxa"/>
-              <w:right w:w="60" w:type="dxa"/>
+              <w:top w:w="50" w:type="dxa"/>
+              <w:bottom w:w="50" w:type="dxa"/>
+              <w:left w:w="50" w:type="dxa"/>
+              <w:right w:w="50" w:type="dxa"/>
             </w:tcMar>
           </w:tcPr>
           <w:p>
@@ -2120,13 +2034,12 @@
         </w:tc>
         <w:tc>
           <w:tcPr>
-            <w:tcW w:type="dxa" w:w="1337"/>
-            <w:shd w:fill="FFFFFF"/>
+            <w:tcW w:type="dxa" w:w="1440"/>
             <w:tcMar>
-              <w:top w:w="60" w:type="dxa"/>
-              <w:bottom w:w="60" w:type="dxa"/>
-              <w:left w:w="60" w:type="dxa"/>
-              <w:right w:w="60" w:type="dxa"/>
+              <w:top w:w="50" w:type="dxa"/>
+              <w:bottom w:w="50" w:type="dxa"/>
+              <w:left w:w="50" w:type="dxa"/>
+              <w:right w:w="50" w:type="dxa"/>
             </w:tcMar>
           </w:tcPr>
           <w:p>
@@ -2144,13 +2057,12 @@
         </w:tc>
         <w:tc>
           <w:tcPr>
-            <w:tcW w:type="dxa" w:w="1337"/>
-            <w:shd w:fill="FFFFFF"/>
+            <w:tcW w:type="dxa" w:w="1440"/>
             <w:tcMar>
-              <w:top w:w="60" w:type="dxa"/>
-              <w:bottom w:w="60" w:type="dxa"/>
-              <w:left w:w="60" w:type="dxa"/>
-              <w:right w:w="60" w:type="dxa"/>
+              <w:top w:w="50" w:type="dxa"/>
+              <w:bottom w:w="50" w:type="dxa"/>
+              <w:left w:w="50" w:type="dxa"/>
+              <w:right w:w="50" w:type="dxa"/>
             </w:tcMar>
           </w:tcPr>
           <w:p>
@@ -2168,13 +2080,12 @@
         </w:tc>
         <w:tc>
           <w:tcPr>
-            <w:tcW w:type="dxa" w:w="1337"/>
-            <w:shd w:fill="FFFFFF"/>
+            <w:tcW w:type="dxa" w:w="1440"/>
             <w:tcMar>
-              <w:top w:w="60" w:type="dxa"/>
-              <w:bottom w:w="60" w:type="dxa"/>
-              <w:left w:w="60" w:type="dxa"/>
-              <w:right w:w="60" w:type="dxa"/>
+              <w:top w:w="50" w:type="dxa"/>
+              <w:bottom w:w="50" w:type="dxa"/>
+              <w:left w:w="50" w:type="dxa"/>
+              <w:right w:w="50" w:type="dxa"/>
             </w:tcMar>
           </w:tcPr>
           <w:p>
@@ -2192,13 +2103,12 @@
         </w:tc>
         <w:tc>
           <w:tcPr>
-            <w:tcW w:type="dxa" w:w="1337"/>
-            <w:shd w:fill="FFFFFF"/>
+            <w:tcW w:type="dxa" w:w="1440"/>
             <w:tcMar>
-              <w:top w:w="60" w:type="dxa"/>
-              <w:bottom w:w="60" w:type="dxa"/>
-              <w:left w:w="60" w:type="dxa"/>
-              <w:right w:w="60" w:type="dxa"/>
+              <w:top w:w="50" w:type="dxa"/>
+              <w:bottom w:w="50" w:type="dxa"/>
+              <w:left w:w="50" w:type="dxa"/>
+              <w:right w:w="50" w:type="dxa"/>
             </w:tcMar>
           </w:tcPr>
           <w:p>
@@ -2216,13 +2126,12 @@
         </w:tc>
         <w:tc>
           <w:tcPr>
-            <w:tcW w:type="dxa" w:w="1337"/>
-            <w:shd w:fill="FFFFFF"/>
+            <w:tcW w:type="dxa" w:w="1440"/>
             <w:tcMar>
-              <w:top w:w="60" w:type="dxa"/>
-              <w:bottom w:w="60" w:type="dxa"/>
-              <w:left w:w="60" w:type="dxa"/>
-              <w:right w:w="60" w:type="dxa"/>
+              <w:top w:w="50" w:type="dxa"/>
+              <w:bottom w:w="50" w:type="dxa"/>
+              <w:left w:w="50" w:type="dxa"/>
+              <w:right w:w="50" w:type="dxa"/>
             </w:tcMar>
           </w:tcPr>
           <w:p>
@@ -2242,13 +2151,12 @@
       <w:tr>
         <w:tc>
           <w:tcPr>
-            <w:tcW w:type="dxa" w:w="1337"/>
-            <w:shd w:fill="FAF5FB"/>
+            <w:tcW w:type="dxa" w:w="1440"/>
             <w:tcMar>
-              <w:top w:w="60" w:type="dxa"/>
-              <w:bottom w:w="60" w:type="dxa"/>
-              <w:left w:w="60" w:type="dxa"/>
-              <w:right w:w="60" w:type="dxa"/>
+              <w:top w:w="50" w:type="dxa"/>
+              <w:bottom w:w="50" w:type="dxa"/>
+              <w:left w:w="50" w:type="dxa"/>
+              <w:right w:w="50" w:type="dxa"/>
             </w:tcMar>
           </w:tcPr>
           <w:p>
@@ -2268,13 +2176,12 @@
         </w:tc>
         <w:tc>
           <w:tcPr>
-            <w:tcW w:type="dxa" w:w="1337"/>
-            <w:shd w:fill="FAF5FB"/>
+            <w:tcW w:type="dxa" w:w="1440"/>
             <w:tcMar>
-              <w:top w:w="60" w:type="dxa"/>
-              <w:bottom w:w="60" w:type="dxa"/>
-              <w:left w:w="60" w:type="dxa"/>
-              <w:right w:w="60" w:type="dxa"/>
+              <w:top w:w="50" w:type="dxa"/>
+              <w:bottom w:w="50" w:type="dxa"/>
+              <w:left w:w="50" w:type="dxa"/>
+              <w:right w:w="50" w:type="dxa"/>
             </w:tcMar>
           </w:tcPr>
           <w:p>
@@ -2292,13 +2199,12 @@
         </w:tc>
         <w:tc>
           <w:tcPr>
-            <w:tcW w:type="dxa" w:w="1337"/>
-            <w:shd w:fill="FAF5FB"/>
+            <w:tcW w:type="dxa" w:w="1440"/>
             <w:tcMar>
-              <w:top w:w="60" w:type="dxa"/>
-              <w:bottom w:w="60" w:type="dxa"/>
-              <w:left w:w="60" w:type="dxa"/>
-              <w:right w:w="60" w:type="dxa"/>
+              <w:top w:w="50" w:type="dxa"/>
+              <w:bottom w:w="50" w:type="dxa"/>
+              <w:left w:w="50" w:type="dxa"/>
+              <w:right w:w="50" w:type="dxa"/>
             </w:tcMar>
           </w:tcPr>
           <w:p>
@@ -2316,13 +2222,12 @@
         </w:tc>
         <w:tc>
           <w:tcPr>
-            <w:tcW w:type="dxa" w:w="1337"/>
-            <w:shd w:fill="FAF5FB"/>
+            <w:tcW w:type="dxa" w:w="1440"/>
             <w:tcMar>
-              <w:top w:w="60" w:type="dxa"/>
-              <w:bottom w:w="60" w:type="dxa"/>
-              <w:left w:w="60" w:type="dxa"/>
-              <w:right w:w="60" w:type="dxa"/>
+              <w:top w:w="50" w:type="dxa"/>
+              <w:bottom w:w="50" w:type="dxa"/>
+              <w:left w:w="50" w:type="dxa"/>
+              <w:right w:w="50" w:type="dxa"/>
             </w:tcMar>
           </w:tcPr>
           <w:p>
@@ -2340,13 +2245,12 @@
         </w:tc>
         <w:tc>
           <w:tcPr>
-            <w:tcW w:type="dxa" w:w="1337"/>
-            <w:shd w:fill="FAF5FB"/>
+            <w:tcW w:type="dxa" w:w="1440"/>
             <w:tcMar>
-              <w:top w:w="60" w:type="dxa"/>
-              <w:bottom w:w="60" w:type="dxa"/>
-              <w:left w:w="60" w:type="dxa"/>
-              <w:right w:w="60" w:type="dxa"/>
+              <w:top w:w="50" w:type="dxa"/>
+              <w:bottom w:w="50" w:type="dxa"/>
+              <w:left w:w="50" w:type="dxa"/>
+              <w:right w:w="50" w:type="dxa"/>
             </w:tcMar>
           </w:tcPr>
           <w:p>
@@ -2364,13 +2268,12 @@
         </w:tc>
         <w:tc>
           <w:tcPr>
-            <w:tcW w:type="dxa" w:w="1337"/>
-            <w:shd w:fill="FAF5FB"/>
+            <w:tcW w:type="dxa" w:w="1440"/>
             <w:tcMar>
-              <w:top w:w="60" w:type="dxa"/>
-              <w:bottom w:w="60" w:type="dxa"/>
-              <w:left w:w="60" w:type="dxa"/>
-              <w:right w:w="60" w:type="dxa"/>
+              <w:top w:w="50" w:type="dxa"/>
+              <w:bottom w:w="50" w:type="dxa"/>
+              <w:left w:w="50" w:type="dxa"/>
+              <w:right w:w="50" w:type="dxa"/>
             </w:tcMar>
           </w:tcPr>
           <w:p>
@@ -2388,13 +2291,12 @@
         </w:tc>
         <w:tc>
           <w:tcPr>
-            <w:tcW w:type="dxa" w:w="1337"/>
-            <w:shd w:fill="FAF5FB"/>
+            <w:tcW w:type="dxa" w:w="1440"/>
             <w:tcMar>
-              <w:top w:w="60" w:type="dxa"/>
-              <w:bottom w:w="60" w:type="dxa"/>
-              <w:left w:w="60" w:type="dxa"/>
-              <w:right w:w="60" w:type="dxa"/>
+              <w:top w:w="50" w:type="dxa"/>
+              <w:bottom w:w="50" w:type="dxa"/>
+              <w:left w:w="50" w:type="dxa"/>
+              <w:right w:w="50" w:type="dxa"/>
             </w:tcMar>
           </w:tcPr>
           <w:p>
@@ -2414,13 +2316,12 @@
       <w:tr>
         <w:tc>
           <w:tcPr>
-            <w:tcW w:type="dxa" w:w="1337"/>
-            <w:shd w:fill="FFFFFF"/>
+            <w:tcW w:type="dxa" w:w="1440"/>
             <w:tcMar>
-              <w:top w:w="60" w:type="dxa"/>
-              <w:bottom w:w="60" w:type="dxa"/>
-              <w:left w:w="60" w:type="dxa"/>
-              <w:right w:w="60" w:type="dxa"/>
+              <w:top w:w="50" w:type="dxa"/>
+              <w:bottom w:w="50" w:type="dxa"/>
+              <w:left w:w="50" w:type="dxa"/>
+              <w:right w:w="50" w:type="dxa"/>
             </w:tcMar>
           </w:tcPr>
           <w:p>
@@ -2440,13 +2341,12 @@
         </w:tc>
         <w:tc>
           <w:tcPr>
-            <w:tcW w:type="dxa" w:w="1337"/>
-            <w:shd w:fill="FFFFFF"/>
+            <w:tcW w:type="dxa" w:w="1440"/>
             <w:tcMar>
-              <w:top w:w="60" w:type="dxa"/>
-              <w:bottom w:w="60" w:type="dxa"/>
-              <w:left w:w="60" w:type="dxa"/>
-              <w:right w:w="60" w:type="dxa"/>
+              <w:top w:w="50" w:type="dxa"/>
+              <w:bottom w:w="50" w:type="dxa"/>
+              <w:left w:w="50" w:type="dxa"/>
+              <w:right w:w="50" w:type="dxa"/>
             </w:tcMar>
           </w:tcPr>
           <w:p>
@@ -2464,13 +2364,12 @@
         </w:tc>
         <w:tc>
           <w:tcPr>
-            <w:tcW w:type="dxa" w:w="1337"/>
-            <w:shd w:fill="FFFFFF"/>
+            <w:tcW w:type="dxa" w:w="1440"/>
             <w:tcMar>
-              <w:top w:w="60" w:type="dxa"/>
-              <w:bottom w:w="60" w:type="dxa"/>
-              <w:left w:w="60" w:type="dxa"/>
-              <w:right w:w="60" w:type="dxa"/>
+              <w:top w:w="50" w:type="dxa"/>
+              <w:bottom w:w="50" w:type="dxa"/>
+              <w:left w:w="50" w:type="dxa"/>
+              <w:right w:w="50" w:type="dxa"/>
             </w:tcMar>
           </w:tcPr>
           <w:p>
@@ -2488,13 +2387,12 @@
         </w:tc>
         <w:tc>
           <w:tcPr>
-            <w:tcW w:type="dxa" w:w="1337"/>
-            <w:shd w:fill="FFFFFF"/>
+            <w:tcW w:type="dxa" w:w="1440"/>
             <w:tcMar>
-              <w:top w:w="60" w:type="dxa"/>
-              <w:bottom w:w="60" w:type="dxa"/>
-              <w:left w:w="60" w:type="dxa"/>
-              <w:right w:w="60" w:type="dxa"/>
+              <w:top w:w="50" w:type="dxa"/>
+              <w:bottom w:w="50" w:type="dxa"/>
+              <w:left w:w="50" w:type="dxa"/>
+              <w:right w:w="50" w:type="dxa"/>
             </w:tcMar>
           </w:tcPr>
           <w:p>
@@ -2512,13 +2410,12 @@
         </w:tc>
         <w:tc>
           <w:tcPr>
-            <w:tcW w:type="dxa" w:w="1337"/>
-            <w:shd w:fill="FFFFFF"/>
+            <w:tcW w:type="dxa" w:w="1440"/>
             <w:tcMar>
-              <w:top w:w="60" w:type="dxa"/>
-              <w:bottom w:w="60" w:type="dxa"/>
-              <w:left w:w="60" w:type="dxa"/>
-              <w:right w:w="60" w:type="dxa"/>
+              <w:top w:w="50" w:type="dxa"/>
+              <w:bottom w:w="50" w:type="dxa"/>
+              <w:left w:w="50" w:type="dxa"/>
+              <w:right w:w="50" w:type="dxa"/>
             </w:tcMar>
           </w:tcPr>
           <w:p>
@@ -2536,13 +2433,12 @@
         </w:tc>
         <w:tc>
           <w:tcPr>
-            <w:tcW w:type="dxa" w:w="1337"/>
-            <w:shd w:fill="FFFFFF"/>
+            <w:tcW w:type="dxa" w:w="1440"/>
             <w:tcMar>
-              <w:top w:w="60" w:type="dxa"/>
-              <w:bottom w:w="60" w:type="dxa"/>
-              <w:left w:w="60" w:type="dxa"/>
-              <w:right w:w="60" w:type="dxa"/>
+              <w:top w:w="50" w:type="dxa"/>
+              <w:bottom w:w="50" w:type="dxa"/>
+              <w:left w:w="50" w:type="dxa"/>
+              <w:right w:w="50" w:type="dxa"/>
             </w:tcMar>
           </w:tcPr>
           <w:p>
@@ -2560,13 +2456,12 @@
         </w:tc>
         <w:tc>
           <w:tcPr>
-            <w:tcW w:type="dxa" w:w="1337"/>
-            <w:shd w:fill="FFFFFF"/>
+            <w:tcW w:type="dxa" w:w="1440"/>
             <w:tcMar>
-              <w:top w:w="60" w:type="dxa"/>
-              <w:bottom w:w="60" w:type="dxa"/>
-              <w:left w:w="60" w:type="dxa"/>
-              <w:right w:w="60" w:type="dxa"/>
+              <w:top w:w="50" w:type="dxa"/>
+              <w:bottom w:w="50" w:type="dxa"/>
+              <w:left w:w="50" w:type="dxa"/>
+              <w:right w:w="50" w:type="dxa"/>
             </w:tcMar>
           </w:tcPr>
           <w:p>
@@ -2586,13 +2481,12 @@
       <w:tr>
         <w:tc>
           <w:tcPr>
-            <w:tcW w:type="dxa" w:w="1337"/>
-            <w:shd w:fill="FAF5FB"/>
+            <w:tcW w:type="dxa" w:w="1440"/>
             <w:tcMar>
-              <w:top w:w="60" w:type="dxa"/>
-              <w:bottom w:w="60" w:type="dxa"/>
-              <w:left w:w="60" w:type="dxa"/>
-              <w:right w:w="60" w:type="dxa"/>
+              <w:top w:w="50" w:type="dxa"/>
+              <w:bottom w:w="50" w:type="dxa"/>
+              <w:left w:w="50" w:type="dxa"/>
+              <w:right w:w="50" w:type="dxa"/>
             </w:tcMar>
           </w:tcPr>
           <w:p>
@@ -2612,13 +2506,12 @@
         </w:tc>
         <w:tc>
           <w:tcPr>
-            <w:tcW w:type="dxa" w:w="1337"/>
-            <w:shd w:fill="FAF5FB"/>
+            <w:tcW w:type="dxa" w:w="1440"/>
             <w:tcMar>
-              <w:top w:w="60" w:type="dxa"/>
-              <w:bottom w:w="60" w:type="dxa"/>
-              <w:left w:w="60" w:type="dxa"/>
-              <w:right w:w="60" w:type="dxa"/>
+              <w:top w:w="50" w:type="dxa"/>
+              <w:bottom w:w="50" w:type="dxa"/>
+              <w:left w:w="50" w:type="dxa"/>
+              <w:right w:w="50" w:type="dxa"/>
             </w:tcMar>
           </w:tcPr>
           <w:p>
@@ -2636,13 +2529,12 @@
         </w:tc>
         <w:tc>
           <w:tcPr>
-            <w:tcW w:type="dxa" w:w="1337"/>
-            <w:shd w:fill="FAF5FB"/>
+            <w:tcW w:type="dxa" w:w="1440"/>
             <w:tcMar>
-              <w:top w:w="60" w:type="dxa"/>
-              <w:bottom w:w="60" w:type="dxa"/>
-              <w:left w:w="60" w:type="dxa"/>
-              <w:right w:w="60" w:type="dxa"/>
+              <w:top w:w="50" w:type="dxa"/>
+              <w:bottom w:w="50" w:type="dxa"/>
+              <w:left w:w="50" w:type="dxa"/>
+              <w:right w:w="50" w:type="dxa"/>
             </w:tcMar>
           </w:tcPr>
           <w:p>
@@ -2660,13 +2552,12 @@
         </w:tc>
         <w:tc>
           <w:tcPr>
-            <w:tcW w:type="dxa" w:w="1337"/>
-            <w:shd w:fill="FAF5FB"/>
+            <w:tcW w:type="dxa" w:w="1440"/>
             <w:tcMar>
-              <w:top w:w="60" w:type="dxa"/>
-              <w:bottom w:w="60" w:type="dxa"/>
-              <w:left w:w="60" w:type="dxa"/>
-              <w:right w:w="60" w:type="dxa"/>
+              <w:top w:w="50" w:type="dxa"/>
+              <w:bottom w:w="50" w:type="dxa"/>
+              <w:left w:w="50" w:type="dxa"/>
+              <w:right w:w="50" w:type="dxa"/>
             </w:tcMar>
           </w:tcPr>
           <w:p>
@@ -2684,13 +2575,12 @@
         </w:tc>
         <w:tc>
           <w:tcPr>
-            <w:tcW w:type="dxa" w:w="1337"/>
-            <w:shd w:fill="FAF5FB"/>
+            <w:tcW w:type="dxa" w:w="1440"/>
             <w:tcMar>
-              <w:top w:w="60" w:type="dxa"/>
-              <w:bottom w:w="60" w:type="dxa"/>
-              <w:left w:w="60" w:type="dxa"/>
-              <w:right w:w="60" w:type="dxa"/>
+              <w:top w:w="50" w:type="dxa"/>
+              <w:bottom w:w="50" w:type="dxa"/>
+              <w:left w:w="50" w:type="dxa"/>
+              <w:right w:w="50" w:type="dxa"/>
             </w:tcMar>
           </w:tcPr>
           <w:p>
@@ -2708,13 +2598,12 @@
         </w:tc>
         <w:tc>
           <w:tcPr>
-            <w:tcW w:type="dxa" w:w="1337"/>
-            <w:shd w:fill="FAF5FB"/>
+            <w:tcW w:type="dxa" w:w="1440"/>
             <w:tcMar>
-              <w:top w:w="60" w:type="dxa"/>
-              <w:bottom w:w="60" w:type="dxa"/>
-              <w:left w:w="60" w:type="dxa"/>
-              <w:right w:w="60" w:type="dxa"/>
+              <w:top w:w="50" w:type="dxa"/>
+              <w:bottom w:w="50" w:type="dxa"/>
+              <w:left w:w="50" w:type="dxa"/>
+              <w:right w:w="50" w:type="dxa"/>
             </w:tcMar>
           </w:tcPr>
           <w:p>
@@ -2732,13 +2621,12 @@
         </w:tc>
         <w:tc>
           <w:tcPr>
-            <w:tcW w:type="dxa" w:w="1337"/>
-            <w:shd w:fill="FAF5FB"/>
+            <w:tcW w:type="dxa" w:w="1440"/>
             <w:tcMar>
-              <w:top w:w="60" w:type="dxa"/>
-              <w:bottom w:w="60" w:type="dxa"/>
-              <w:left w:w="60" w:type="dxa"/>
-              <w:right w:w="60" w:type="dxa"/>
+              <w:top w:w="50" w:type="dxa"/>
+              <w:bottom w:w="50" w:type="dxa"/>
+              <w:left w:w="50" w:type="dxa"/>
+              <w:right w:w="50" w:type="dxa"/>
             </w:tcMar>
           </w:tcPr>
           <w:p>
@@ -2758,13 +2646,12 @@
       <w:tr>
         <w:tc>
           <w:tcPr>
-            <w:tcW w:type="dxa" w:w="1337"/>
-            <w:shd w:fill="FFFFFF"/>
+            <w:tcW w:type="dxa" w:w="1440"/>
             <w:tcMar>
-              <w:top w:w="60" w:type="dxa"/>
-              <w:bottom w:w="60" w:type="dxa"/>
-              <w:left w:w="60" w:type="dxa"/>
-              <w:right w:w="60" w:type="dxa"/>
+              <w:top w:w="50" w:type="dxa"/>
+              <w:bottom w:w="50" w:type="dxa"/>
+              <w:left w:w="50" w:type="dxa"/>
+              <w:right w:w="50" w:type="dxa"/>
             </w:tcMar>
           </w:tcPr>
           <w:p>
@@ -2784,13 +2671,12 @@
         </w:tc>
         <w:tc>
           <w:tcPr>
-            <w:tcW w:type="dxa" w:w="1337"/>
-            <w:shd w:fill="FFFFFF"/>
+            <w:tcW w:type="dxa" w:w="1440"/>
             <w:tcMar>
-              <w:top w:w="60" w:type="dxa"/>
-              <w:bottom w:w="60" w:type="dxa"/>
-              <w:left w:w="60" w:type="dxa"/>
-              <w:right w:w="60" w:type="dxa"/>
+              <w:top w:w="50" w:type="dxa"/>
+              <w:bottom w:w="50" w:type="dxa"/>
+              <w:left w:w="50" w:type="dxa"/>
+              <w:right w:w="50" w:type="dxa"/>
             </w:tcMar>
           </w:tcPr>
           <w:p>
@@ -2808,13 +2694,12 @@
         </w:tc>
         <w:tc>
           <w:tcPr>
-            <w:tcW w:type="dxa" w:w="1337"/>
-            <w:shd w:fill="FFFFFF"/>
+            <w:tcW w:type="dxa" w:w="1440"/>
             <w:tcMar>
-              <w:top w:w="60" w:type="dxa"/>
-              <w:bottom w:w="60" w:type="dxa"/>
-              <w:left w:w="60" w:type="dxa"/>
-              <w:right w:w="60" w:type="dxa"/>
+              <w:top w:w="50" w:type="dxa"/>
+              <w:bottom w:w="50" w:type="dxa"/>
+              <w:left w:w="50" w:type="dxa"/>
+              <w:right w:w="50" w:type="dxa"/>
             </w:tcMar>
           </w:tcPr>
           <w:p>
@@ -2832,13 +2717,12 @@
         </w:tc>
         <w:tc>
           <w:tcPr>
-            <w:tcW w:type="dxa" w:w="1337"/>
-            <w:shd w:fill="FFFFFF"/>
+            <w:tcW w:type="dxa" w:w="1440"/>
             <w:tcMar>
-              <w:top w:w="60" w:type="dxa"/>
-              <w:bottom w:w="60" w:type="dxa"/>
-              <w:left w:w="60" w:type="dxa"/>
-              <w:right w:w="60" w:type="dxa"/>
+              <w:top w:w="50" w:type="dxa"/>
+              <w:bottom w:w="50" w:type="dxa"/>
+              <w:left w:w="50" w:type="dxa"/>
+              <w:right w:w="50" w:type="dxa"/>
             </w:tcMar>
           </w:tcPr>
           <w:p>
@@ -2856,13 +2740,12 @@
         </w:tc>
         <w:tc>
           <w:tcPr>
-            <w:tcW w:type="dxa" w:w="1337"/>
-            <w:shd w:fill="FFFFFF"/>
+            <w:tcW w:type="dxa" w:w="1440"/>
             <w:tcMar>
-              <w:top w:w="60" w:type="dxa"/>
-              <w:bottom w:w="60" w:type="dxa"/>
-              <w:left w:w="60" w:type="dxa"/>
-              <w:right w:w="60" w:type="dxa"/>
+              <w:top w:w="50" w:type="dxa"/>
+              <w:bottom w:w="50" w:type="dxa"/>
+              <w:left w:w="50" w:type="dxa"/>
+              <w:right w:w="50" w:type="dxa"/>
             </w:tcMar>
           </w:tcPr>
           <w:p>
@@ -2880,13 +2763,12 @@
         </w:tc>
         <w:tc>
           <w:tcPr>
-            <w:tcW w:type="dxa" w:w="1337"/>
-            <w:shd w:fill="FFFFFF"/>
+            <w:tcW w:type="dxa" w:w="1440"/>
             <w:tcMar>
-              <w:top w:w="60" w:type="dxa"/>
-              <w:bottom w:w="60" w:type="dxa"/>
-              <w:left w:w="60" w:type="dxa"/>
-              <w:right w:w="60" w:type="dxa"/>
+              <w:top w:w="50" w:type="dxa"/>
+              <w:bottom w:w="50" w:type="dxa"/>
+              <w:left w:w="50" w:type="dxa"/>
+              <w:right w:w="50" w:type="dxa"/>
             </w:tcMar>
           </w:tcPr>
           <w:p>
@@ -2904,13 +2786,12 @@
         </w:tc>
         <w:tc>
           <w:tcPr>
-            <w:tcW w:type="dxa" w:w="1337"/>
-            <w:shd w:fill="FFFFFF"/>
+            <w:tcW w:type="dxa" w:w="1440"/>
             <w:tcMar>
-              <w:top w:w="60" w:type="dxa"/>
-              <w:bottom w:w="60" w:type="dxa"/>
-              <w:left w:w="60" w:type="dxa"/>
-              <w:right w:w="60" w:type="dxa"/>
+              <w:top w:w="50" w:type="dxa"/>
+              <w:bottom w:w="50" w:type="dxa"/>
+              <w:left w:w="50" w:type="dxa"/>
+              <w:right w:w="50" w:type="dxa"/>
             </w:tcMar>
           </w:tcPr>
           <w:p>
@@ -2930,13 +2811,12 @@
       <w:tr>
         <w:tc>
           <w:tcPr>
-            <w:tcW w:type="dxa" w:w="1337"/>
-            <w:shd w:fill="FAF5FB"/>
+            <w:tcW w:type="dxa" w:w="1440"/>
             <w:tcMar>
-              <w:top w:w="60" w:type="dxa"/>
-              <w:bottom w:w="60" w:type="dxa"/>
-              <w:left w:w="60" w:type="dxa"/>
-              <w:right w:w="60" w:type="dxa"/>
+              <w:top w:w="50" w:type="dxa"/>
+              <w:bottom w:w="50" w:type="dxa"/>
+              <w:left w:w="50" w:type="dxa"/>
+              <w:right w:w="50" w:type="dxa"/>
             </w:tcMar>
           </w:tcPr>
           <w:p>
@@ -2956,13 +2836,12 @@
         </w:tc>
         <w:tc>
           <w:tcPr>
-            <w:tcW w:type="dxa" w:w="1337"/>
-            <w:shd w:fill="FAF5FB"/>
+            <w:tcW w:type="dxa" w:w="1440"/>
             <w:tcMar>
-              <w:top w:w="60" w:type="dxa"/>
-              <w:bottom w:w="60" w:type="dxa"/>
-              <w:left w:w="60" w:type="dxa"/>
-              <w:right w:w="60" w:type="dxa"/>
+              <w:top w:w="50" w:type="dxa"/>
+              <w:bottom w:w="50" w:type="dxa"/>
+              <w:left w:w="50" w:type="dxa"/>
+              <w:right w:w="50" w:type="dxa"/>
             </w:tcMar>
           </w:tcPr>
           <w:p>
@@ -2980,13 +2859,12 @@
         </w:tc>
         <w:tc>
           <w:tcPr>
-            <w:tcW w:type="dxa" w:w="1337"/>
-            <w:shd w:fill="FAF5FB"/>
+            <w:tcW w:type="dxa" w:w="1440"/>
             <w:tcMar>
-              <w:top w:w="60" w:type="dxa"/>
-              <w:bottom w:w="60" w:type="dxa"/>
-              <w:left w:w="60" w:type="dxa"/>
-              <w:right w:w="60" w:type="dxa"/>
+              <w:top w:w="50" w:type="dxa"/>
+              <w:bottom w:w="50" w:type="dxa"/>
+              <w:left w:w="50" w:type="dxa"/>
+              <w:right w:w="50" w:type="dxa"/>
             </w:tcMar>
           </w:tcPr>
           <w:p>
@@ -3004,13 +2882,12 @@
         </w:tc>
         <w:tc>
           <w:tcPr>
-            <w:tcW w:type="dxa" w:w="1337"/>
-            <w:shd w:fill="FAF5FB"/>
+            <w:tcW w:type="dxa" w:w="1440"/>
             <w:tcMar>
-              <w:top w:w="60" w:type="dxa"/>
-              <w:bottom w:w="60" w:type="dxa"/>
-              <w:left w:w="60" w:type="dxa"/>
-              <w:right w:w="60" w:type="dxa"/>
+              <w:top w:w="50" w:type="dxa"/>
+              <w:bottom w:w="50" w:type="dxa"/>
+              <w:left w:w="50" w:type="dxa"/>
+              <w:right w:w="50" w:type="dxa"/>
             </w:tcMar>
           </w:tcPr>
           <w:p>
@@ -3028,13 +2905,12 @@
         </w:tc>
         <w:tc>
           <w:tcPr>
-            <w:tcW w:type="dxa" w:w="1337"/>
-            <w:shd w:fill="FAF5FB"/>
+            <w:tcW w:type="dxa" w:w="1440"/>
             <w:tcMar>
-              <w:top w:w="60" w:type="dxa"/>
-              <w:bottom w:w="60" w:type="dxa"/>
-              <w:left w:w="60" w:type="dxa"/>
-              <w:right w:w="60" w:type="dxa"/>
+              <w:top w:w="50" w:type="dxa"/>
+              <w:bottom w:w="50" w:type="dxa"/>
+              <w:left w:w="50" w:type="dxa"/>
+              <w:right w:w="50" w:type="dxa"/>
             </w:tcMar>
           </w:tcPr>
           <w:p>
@@ -3052,13 +2928,12 @@
         </w:tc>
         <w:tc>
           <w:tcPr>
-            <w:tcW w:type="dxa" w:w="1337"/>
-            <w:shd w:fill="FAF5FB"/>
+            <w:tcW w:type="dxa" w:w="1440"/>
             <w:tcMar>
-              <w:top w:w="60" w:type="dxa"/>
-              <w:bottom w:w="60" w:type="dxa"/>
-              <w:left w:w="60" w:type="dxa"/>
-              <w:right w:w="60" w:type="dxa"/>
+              <w:top w:w="50" w:type="dxa"/>
+              <w:bottom w:w="50" w:type="dxa"/>
+              <w:left w:w="50" w:type="dxa"/>
+              <w:right w:w="50" w:type="dxa"/>
             </w:tcMar>
           </w:tcPr>
           <w:p>
@@ -3076,13 +2951,12 @@
         </w:tc>
         <w:tc>
           <w:tcPr>
-            <w:tcW w:type="dxa" w:w="1337"/>
-            <w:shd w:fill="FAF5FB"/>
+            <w:tcW w:type="dxa" w:w="1440"/>
             <w:tcMar>
-              <w:top w:w="60" w:type="dxa"/>
-              <w:bottom w:w="60" w:type="dxa"/>
-              <w:left w:w="60" w:type="dxa"/>
-              <w:right w:w="60" w:type="dxa"/>
+              <w:top w:w="50" w:type="dxa"/>
+              <w:bottom w:w="50" w:type="dxa"/>
+              <w:left w:w="50" w:type="dxa"/>
+              <w:right w:w="50" w:type="dxa"/>
             </w:tcMar>
           </w:tcPr>
           <w:p>
@@ -3108,292 +2982,15 @@
     <w:p>
       <w:pPr>
         <w:keepNext/>
-        <w:spacing w:before="280" w:after="80"/>
+        <w:spacing w:before="160" w:after="60"/>
       </w:pPr>
       <w:r>
         <w:rPr>
           <w:rFonts w:ascii="Times New Roman" w:hAnsi="Times New Roman"/>
           <w:b/>
-          <w:color w:val="2A132C"/>
-          <w:sz w:val="22"/>
-        </w:rPr>
-        <w:t>5. RESEARCH GAP</w:t>
-      </w:r>
-    </w:p>
-    <w:p>
-      <w:pPr>
-        <w:spacing w:before="0" w:after="100" w:line="276" w:lineRule="auto"/>
-      </w:pPr>
-      <w:r>
-        <w:rPr>
-          <w:rFonts w:ascii="Times New Roman" w:hAnsi="Times New Roman"/>
-          <w:sz w:val="20"/>
-        </w:rPr>
-        <w:t>A critical synthesis of the reviewed literature reveals a fundamental structural fragmentation across existing technological paradigms: (1) The Silo Problem: existing crowdsourced reporting platforms (such as Safecity India [4]) operate as passive historical archives disconnected from routing engines, while algorithmic navigation models (such as Galbrun et al. [5] and Levy et al. [11]) rely exclusively on official crime datasets that omit minor harassment incidents; (2) Lack of Continuous Inactivity Watchdogs in Web Environments: prior virtual escort platforms rely almost exclusively on native operating system background Daemons, with zero research examining how browser-native PWAs can execute 180-second stationary watchdog countdowns using HTML5 APIs; and (3) Absence of Real-Time Civic Refuge Integration: existing route optimization models treat risk solely as an accumulator of penalties, ignoring the positive risk-mitigation benefits provided by active 24/7 safe havens (police stations, hospitals, pharmacies) located within running distance. SafeCity directly bridges these gaps.</w:t>
-      </w:r>
-    </w:p>
-    <w:p>
-      <w:pPr>
-        <w:keepNext/>
-        <w:spacing w:before="280" w:after="80"/>
-      </w:pPr>
-      <w:r>
-        <w:rPr>
-          <w:rFonts w:ascii="Times New Roman" w:hAnsi="Times New Roman"/>
-          <w:b/>
-          <w:color w:val="2A132C"/>
-          <w:sz w:val="22"/>
-        </w:rPr>
-        <w:t>6. PROPOSED SYSTEM AND ARCHITECTURE</w:t>
-      </w:r>
-    </w:p>
-    <w:p>
-      <w:pPr>
-        <w:spacing w:before="0" w:after="100" w:line="276" w:lineRule="auto"/>
-      </w:pPr>
-      <w:r>
-        <w:rPr>
-          <w:rFonts w:ascii="Times New Roman" w:hAnsi="Times New Roman"/>
-          <w:sz w:val="20"/>
-        </w:rPr>
-        <w:t>SafeCity is structured according to a high-availability, microservice-inspired architecture designed for instant mobile web access and cloud resilience. The platform comprises four coordinated tiers: (1) Client Presentation Tier, built in modern HTML5, ES6+ modular state architecture, Leaflet.js, and Tailwind CSS CDN, eliminating heavy build dependencies; (2) Application Gateway Tier, driven by Node.js and Express.js, providing secure REST endpoints for reporting, routing analysis, emergency dispatch, and administrative auditing; (3) Data Tier, combining MySQL relational tables with an automatic in-memory fallback cache to ensure uninterrupted operation during serverless database connection drops; and (4) External Geospatial Services, integrating OpenStreetMap tile servers, ESRI GIS failover layers, and the Open Source Routing Machine (OSRM) v5 engine.</w:t>
-      </w:r>
-    </w:p>
-    <w:p>
-      <w:pPr>
-        <w:keepNext/>
-        <w:spacing w:before="280" w:after="80"/>
-      </w:pPr>
-      <w:r>
-        <w:rPr>
-          <w:rFonts w:ascii="Times New Roman" w:hAnsi="Times New Roman"/>
-          <w:b/>
-          <w:color w:val="2A132C"/>
-          <w:sz w:val="22"/>
-        </w:rPr>
-        <w:t>7. SYSTEM METHODOLOGY</w:t>
-      </w:r>
-    </w:p>
-    <w:p>
-      <w:pPr>
-        <w:keepNext/>
-        <w:spacing w:before="200" w:after="60"/>
-      </w:pPr>
-      <w:r>
-        <w:rPr>
-          <w:rFonts w:ascii="Times New Roman" w:hAnsi="Times New Roman"/>
-          <w:b/>
-          <w:i/>
-          <w:color w:val="5C2B61"/>
-          <w:sz w:val="21"/>
-        </w:rPr>
-        <w:t>7.1 User Authentication and Session Management</w:t>
-      </w:r>
-    </w:p>
-    <w:p>
-      <w:pPr>
-        <w:spacing w:before="0" w:after="100" w:line="276" w:lineRule="auto"/>
-      </w:pPr>
-      <w:r>
-        <w:rPr>
-          <w:rFonts w:ascii="Times New Roman" w:hAnsi="Times New Roman"/>
-          <w:sz w:val="20"/>
-        </w:rPr>
-        <w:t>SafeCity implements a dual-tier authentication model. Basic reporting and navigation require zero account creation, ensuring friction-free access during emergencies. For users desiring persistent emergency contact configuration, JWT-authenticated registration and login endpoints are provided, falling back to local encrypted browser storage during offline demonstrations.</w:t>
-      </w:r>
-    </w:p>
-    <w:p>
-      <w:pPr>
-        <w:keepNext/>
-        <w:spacing w:before="200" w:after="60"/>
-      </w:pPr>
-      <w:r>
-        <w:rPr>
-          <w:rFonts w:ascii="Times New Roman" w:hAnsi="Times New Roman"/>
-          <w:b/>
-          <w:i/>
-          <w:color w:val="5C2B61"/>
-          <w:sz w:val="21"/>
-        </w:rPr>
-        <w:t>7.2 Incident Reporting and Verification Pipeline</w:t>
-      </w:r>
-    </w:p>
-    <w:p>
-      <w:pPr>
-        <w:spacing w:before="0" w:after="100" w:line="276" w:lineRule="auto"/>
-      </w:pPr>
-      <w:r>
-        <w:rPr>
-          <w:rFonts w:ascii="Times New Roman" w:hAnsi="Times New Roman"/>
-          <w:sz w:val="20"/>
-        </w:rPr>
-        <w:t>Reports are submitted through an interactive Leaflet pin-drop interface across seven discrete categories: Harassment, Stalking, Threat, Poor Lighting, Unsafe Area, Suspicious Activity, and Other. Descriptions are strictly validated between 10 and 2000 characters. Submissions receive a unique public tracking ID (e.g., AS-2026-10492) and enter a PENDING moderation queue. Only upon explicit validation by an authenticated civic moderator does the record become VERIFIED, propagating to the public safety map and routing risk cache.</w:t>
-      </w:r>
-    </w:p>
-    <w:p>
-      <w:pPr>
-        <w:keepNext/>
-        <w:spacing w:before="200" w:after="60"/>
-      </w:pPr>
-      <w:r>
-        <w:rPr>
-          <w:rFonts w:ascii="Times New Roman" w:hAnsi="Times New Roman"/>
-          <w:b/>
-          <w:i/>
-          <w:color w:val="5C2B61"/>
-          <w:sz w:val="21"/>
-        </w:rPr>
-        <w:t>7.3 Mathematical Formulation of Safety-Aware Route Evaluation</w:t>
-      </w:r>
-    </w:p>
-    <w:p>
-      <w:pPr>
-        <w:spacing w:before="0" w:after="100" w:line="276" w:lineRule="auto"/>
-      </w:pPr>
-      <w:r>
-        <w:rPr>
-          <w:rFonts w:ascii="Times New Roman" w:hAnsi="Times New Roman"/>
-          <w:sz w:val="20"/>
-        </w:rPr>
-        <w:t>To evaluate route safety objectively, SafeCity models candidate routes through spatial proximity analysis. Distance between any route waypoint (lat_w, lon_w) and an incident (lat_i, lon_i) is computed using the spherical Haversine metric with Earth radius R = 6,371,000 meters:</w:t>
-      </w:r>
-    </w:p>
-    <w:p>
-      <w:pPr>
-        <w:spacing w:before="0" w:after="100" w:line="276" w:lineRule="auto"/>
-      </w:pPr>
-      <w:r>
-        <w:rPr>
-          <w:rFonts w:ascii="Times New Roman" w:hAnsi="Times New Roman"/>
-          <w:sz w:val="20"/>
-        </w:rPr>
-        <w:t>Δlat = π/180 · (lat_i - lat_w),   Δlon = π/180 · (lon_i - lon_w)</w:t>
-        <w:br/>
-        <w:t>a = sin²(Δlat / 2) + cos(π · lat_w / 180) · cos(π · lat_i / 180) · sin²(Δlon / 2)</w:t>
-        <w:br/>
-        <w:t>d(w, i) = 2R · atan2(√a, √(1 - a))</w:t>
-      </w:r>
-    </w:p>
-    <w:p>
-      <w:pPr>
-        <w:spacing w:before="0" w:after="100" w:line="276" w:lineRule="auto"/>
-      </w:pPr>
-      <w:r>
-        <w:rPr>
-          <w:rFonts w:ascii="Times New Roman" w:hAnsi="Times New Roman"/>
-          <w:sz w:val="20"/>
-        </w:rPr>
-        <w:t>An incident i affects route R_k if its minimum distance to any waypoint is within T_risk = 450 meters. The cumulative risk penalty P_risk(R_k) sums empirical severity weights (High = 35, Medium = 18, Low = 8), counting each unique incident exactly once. Accessible 24/7 safe havens within T_haven = 400 meters award a safety bonus of +5 points per haven, capped at +20 points. The composite Route Safety Score S(R_k) is clamped between 15 and 98 to avoid unrealistic absolute safety guarantees:</w:t>
-      </w:r>
-    </w:p>
-    <w:p>
-      <w:pPr>
-        <w:spacing w:before="0" w:after="100" w:line="276" w:lineRule="auto"/>
-      </w:pPr>
-      <w:r>
-        <w:rPr>
-          <w:rFonts w:ascii="Times New Roman" w:hAnsi="Times New Roman"/>
-          <w:sz w:val="20"/>
-        </w:rPr>
-        <w:t>S(R_k) = max( 15,  min( 98,  100 - P_risk(R_k) + B_haven(R_k) ) )</w:t>
-      </w:r>
-    </w:p>
-    <w:p>
-      <w:pPr>
-        <w:keepNext/>
-        <w:spacing w:before="200" w:after="60"/>
-      </w:pPr>
-      <w:r>
-        <w:rPr>
-          <w:rFonts w:ascii="Times New Roman" w:hAnsi="Times New Roman"/>
-          <w:b/>
-          <w:i/>
-          <w:color w:val="5C2B61"/>
-          <w:sz w:val="21"/>
-        </w:rPr>
-        <w:t>7.4 Companion Escort and 3-Minute Inactivity Watchdog</w:t>
-      </w:r>
-    </w:p>
-    <w:p>
-      <w:pPr>
-        <w:spacing w:before="0" w:after="100" w:line="276" w:lineRule="auto"/>
-      </w:pPr>
-      <w:r>
-        <w:rPr>
-          <w:rFonts w:ascii="Times New Roman" w:hAnsi="Times New Roman"/>
-          <w:sz w:val="20"/>
-        </w:rPr>
-        <w:t>Continuous GPS positioning is streamed via navigator.geolocation.watchPosition with high accuracy flags. An internal interval timer decrements a 180-second countdown. If the commuter remains stationary within a 15-meter threshold for 180 seconds, an audible chime sounds and an 'I'm Safe' check-in prompt appears. If unacknowledged, the backend /api/emergency-alerts service synthesizes one-touch WhatsApp and native SMS distress links embedding exact live Google Maps coordinates (https://maps.google.com/?q={lat},{lon}) directed to the saved emergency contact.</w:t>
-      </w:r>
-    </w:p>
-    <w:p>
-      <w:pPr>
-        <w:keepNext/>
-        <w:spacing w:before="200" w:after="60"/>
-      </w:pPr>
-      <w:r>
-        <w:rPr>
-          <w:rFonts w:ascii="Times New Roman" w:hAnsi="Times New Roman"/>
-          <w:b/>
-          <w:i/>
-          <w:color w:val="5C2B61"/>
-          <w:sz w:val="21"/>
-        </w:rPr>
-        <w:t>7.5 Conversational Safety Assistant ('Astra')</w:t>
-      </w:r>
-    </w:p>
-    <w:p>
-      <w:pPr>
-        <w:spacing w:before="0" w:after="100" w:line="276" w:lineRule="auto"/>
-      </w:pPr>
-      <w:r>
-        <w:rPr>
-          <w:rFonts w:ascii="Times New Roman" w:hAnsi="Times New Roman"/>
-          <w:sz w:val="20"/>
-        </w:rPr>
-        <w:t>The integrated conversational interface processes natural language queries using contextual pattern matching. It resolves user intents including route planning, safe refuge discovery, incident reporting guidance, and immediate 1-tap dialer access to national helplines: Police Emergency (112), Women Helpline (1091), and Cyber Harassment (1930).</w:t>
-      </w:r>
-    </w:p>
-    <w:p>
-      <w:pPr>
-        <w:keepNext/>
-        <w:spacing w:before="280" w:after="80"/>
-      </w:pPr>
-      <w:r>
-        <w:rPr>
-          <w:rFonts w:ascii="Times New Roman" w:hAnsi="Times New Roman"/>
-          <w:b/>
-          <w:color w:val="2A132C"/>
-          <w:sz w:val="22"/>
-        </w:rPr>
-        <w:t>8. IMPLEMENTATION AND TECHNOLOGY STACK</w:t>
-      </w:r>
-    </w:p>
-    <w:p>
-      <w:pPr>
-        <w:spacing w:before="0" w:after="100" w:line="276" w:lineRule="auto"/>
-      </w:pPr>
-      <w:r>
-        <w:rPr>
-          <w:rFonts w:ascii="Times New Roman" w:hAnsi="Times New Roman"/>
-          <w:sz w:val="20"/>
-        </w:rPr>
-        <w:t>SafeCity is implemented as a lightweight, robust full-stack platform. Table II outlines the technical stack inventory across presentation, backend, database, and routing tiers.</w:t>
-      </w:r>
-    </w:p>
-    <w:p>
-      <w:pPr>
-        <w:keepNext/>
-        <w:spacing w:before="120" w:after="60"/>
-      </w:pPr>
-      <w:r>
-        <w:rPr>
-          <w:rFonts w:ascii="Times New Roman" w:hAnsi="Times New Roman"/>
-          <w:b/>
-          <w:color w:val="2A132C"/>
           <w:sz w:val="19"/>
         </w:rPr>
-        <w:t>TABLE II. Implementation Technology Stack</w:t>
+        <w:t>Table 2. Implementation Technology Stack</w:t>
       </w:r>
     </w:p>
     <w:tbl>
@@ -3402,30 +2999,30 @@
         <w:jc w:val="center"/>
         <w:tblLook w:firstColumn="1" w:firstRow="1" w:lastColumn="0" w:lastRow="0" w:noHBand="0" w:noVBand="1" w:val="04A0"/>
         <w:tblBorders>
-          <w:top w:val="single" w:sz="4" w:space="0" w:color="D4CCBF"/>
-          <w:bottom w:val="single" w:sz="4" w:space="0" w:color="D4CCBF"/>
+          <w:top w:val="single" w:sz="8" w:space="0" w:color="000000"/>
+          <w:bottom w:val="single" w:sz="8" w:space="0" w:color="000000"/>
           <w:left w:val="none"/>
           <w:right w:val="none"/>
-          <w:insideH w:val="single" w:sz="4" w:space="0" w:color="D4CCBF"/>
+          <w:insideH w:val="single" w:sz="4" w:space="0" w:color="CCCCCC"/>
           <w:insideV w:val="none"/>
         </w:tblBorders>
       </w:tblPr>
       <w:tblGrid>
-        <w:gridCol w:w="2340"/>
-        <w:gridCol w:w="2340"/>
-        <w:gridCol w:w="2340"/>
-        <w:gridCol w:w="2340"/>
+        <w:gridCol w:w="2520"/>
+        <w:gridCol w:w="2520"/>
+        <w:gridCol w:w="2520"/>
+        <w:gridCol w:w="2520"/>
       </w:tblGrid>
       <w:tr>
         <w:tc>
           <w:tcPr>
-            <w:tcW w:type="dxa" w:w="2340"/>
-            <w:shd w:fill="2A132C"/>
+            <w:tcW w:type="dxa" w:w="2520"/>
+            <w:shd w:fill="F5F1EA"/>
             <w:tcMar>
-              <w:top w:w="70" w:type="dxa"/>
-              <w:bottom w:w="70" w:type="dxa"/>
-              <w:left w:w="80" w:type="dxa"/>
-              <w:right w:w="80" w:type="dxa"/>
+              <w:top w:w="60" w:type="dxa"/>
+              <w:bottom w:w="60" w:type="dxa"/>
+              <w:left w:w="70" w:type="dxa"/>
+              <w:right w:w="70" w:type="dxa"/>
             </w:tcMar>
           </w:tcPr>
           <w:p>
@@ -3436,8 +3033,7 @@
               <w:rPr>
                 <w:rFonts w:ascii="Times New Roman" w:hAnsi="Times New Roman"/>
                 <w:b/>
-                <w:color w:val="FFFFFF"/>
-                <w:sz w:val="17"/>
+                <w:sz w:val="16"/>
               </w:rPr>
               <w:t>Layer</w:t>
             </w:r>
@@ -3445,13 +3041,13 @@
         </w:tc>
         <w:tc>
           <w:tcPr>
-            <w:tcW w:type="dxa" w:w="2340"/>
-            <w:shd w:fill="2A132C"/>
+            <w:tcW w:type="dxa" w:w="2520"/>
+            <w:shd w:fill="F5F1EA"/>
             <w:tcMar>
-              <w:top w:w="70" w:type="dxa"/>
-              <w:bottom w:w="70" w:type="dxa"/>
-              <w:left w:w="80" w:type="dxa"/>
-              <w:right w:w="80" w:type="dxa"/>
+              <w:top w:w="60" w:type="dxa"/>
+              <w:bottom w:w="60" w:type="dxa"/>
+              <w:left w:w="70" w:type="dxa"/>
+              <w:right w:w="70" w:type="dxa"/>
             </w:tcMar>
           </w:tcPr>
           <w:p>
@@ -3462,8 +3058,7 @@
               <w:rPr>
                 <w:rFonts w:ascii="Times New Roman" w:hAnsi="Times New Roman"/>
                 <w:b/>
-                <w:color w:val="FFFFFF"/>
-                <w:sz w:val="17"/>
+                <w:sz w:val="16"/>
               </w:rPr>
               <w:t>Technology</w:t>
             </w:r>
@@ -3471,13 +3066,13 @@
         </w:tc>
         <w:tc>
           <w:tcPr>
-            <w:tcW w:type="dxa" w:w="2340"/>
-            <w:shd w:fill="2A132C"/>
+            <w:tcW w:type="dxa" w:w="2520"/>
+            <w:shd w:fill="F5F1EA"/>
             <w:tcMar>
-              <w:top w:w="70" w:type="dxa"/>
-              <w:bottom w:w="70" w:type="dxa"/>
-              <w:left w:w="80" w:type="dxa"/>
-              <w:right w:w="80" w:type="dxa"/>
+              <w:top w:w="60" w:type="dxa"/>
+              <w:bottom w:w="60" w:type="dxa"/>
+              <w:left w:w="70" w:type="dxa"/>
+              <w:right w:w="70" w:type="dxa"/>
             </w:tcMar>
           </w:tcPr>
           <w:p>
@@ -3488,8 +3083,7 @@
               <w:rPr>
                 <w:rFonts w:ascii="Times New Roman" w:hAnsi="Times New Roman"/>
                 <w:b/>
-                <w:color w:val="FFFFFF"/>
-                <w:sz w:val="17"/>
+                <w:sz w:val="16"/>
               </w:rPr>
               <w:t>Version</w:t>
             </w:r>
@@ -3497,13 +3091,13 @@
         </w:tc>
         <w:tc>
           <w:tcPr>
-            <w:tcW w:type="dxa" w:w="2340"/>
-            <w:shd w:fill="2A132C"/>
+            <w:tcW w:type="dxa" w:w="2520"/>
+            <w:shd w:fill="F5F1EA"/>
             <w:tcMar>
-              <w:top w:w="70" w:type="dxa"/>
-              <w:bottom w:w="70" w:type="dxa"/>
-              <w:left w:w="80" w:type="dxa"/>
-              <w:right w:w="80" w:type="dxa"/>
+              <w:top w:w="60" w:type="dxa"/>
+              <w:bottom w:w="60" w:type="dxa"/>
+              <w:left w:w="70" w:type="dxa"/>
+              <w:right w:w="70" w:type="dxa"/>
             </w:tcMar>
           </w:tcPr>
           <w:p>
@@ -3514,8 +3108,7 @@
               <w:rPr>
                 <w:rFonts w:ascii="Times New Roman" w:hAnsi="Times New Roman"/>
                 <w:b/>
-                <w:color w:val="FFFFFF"/>
-                <w:sz w:val="17"/>
+                <w:sz w:val="16"/>
               </w:rPr>
               <w:t>Functional Role</w:t>
             </w:r>
@@ -3525,13 +3118,12 @@
       <w:tr>
         <w:tc>
           <w:tcPr>
-            <w:tcW w:type="dxa" w:w="2340"/>
-            <w:shd w:fill="FFFFFF"/>
+            <w:tcW w:type="dxa" w:w="2520"/>
             <w:tcMar>
-              <w:top w:w="50" w:type="dxa"/>
-              <w:bottom w:w="50" w:type="dxa"/>
-              <w:left w:w="60" w:type="dxa"/>
-              <w:right w:w="60" w:type="dxa"/>
+              <w:top w:w="45" w:type="dxa"/>
+              <w:bottom w:w="45" w:type="dxa"/>
+              <w:left w:w="55" w:type="dxa"/>
+              <w:right w:w="55" w:type="dxa"/>
             </w:tcMar>
           </w:tcPr>
           <w:p>
@@ -3550,13 +3142,12 @@
         </w:tc>
         <w:tc>
           <w:tcPr>
-            <w:tcW w:type="dxa" w:w="2340"/>
-            <w:shd w:fill="FFFFFF"/>
+            <w:tcW w:type="dxa" w:w="2520"/>
             <w:tcMar>
-              <w:top w:w="50" w:type="dxa"/>
-              <w:bottom w:w="50" w:type="dxa"/>
-              <w:left w:w="60" w:type="dxa"/>
-              <w:right w:w="60" w:type="dxa"/>
+              <w:top w:w="45" w:type="dxa"/>
+              <w:bottom w:w="45" w:type="dxa"/>
+              <w:left w:w="55" w:type="dxa"/>
+              <w:right w:w="55" w:type="dxa"/>
             </w:tcMar>
           </w:tcPr>
           <w:p>
@@ -3574,13 +3165,12 @@
         </w:tc>
         <w:tc>
           <w:tcPr>
-            <w:tcW w:type="dxa" w:w="2340"/>
-            <w:shd w:fill="FFFFFF"/>
+            <w:tcW w:type="dxa" w:w="2520"/>
             <w:tcMar>
-              <w:top w:w="50" w:type="dxa"/>
-              <w:bottom w:w="50" w:type="dxa"/>
-              <w:left w:w="60" w:type="dxa"/>
-              <w:right w:w="60" w:type="dxa"/>
+              <w:top w:w="45" w:type="dxa"/>
+              <w:bottom w:w="45" w:type="dxa"/>
+              <w:left w:w="55" w:type="dxa"/>
+              <w:right w:w="55" w:type="dxa"/>
             </w:tcMar>
           </w:tcPr>
           <w:p>
@@ -3598,13 +3188,12 @@
         </w:tc>
         <w:tc>
           <w:tcPr>
-            <w:tcW w:type="dxa" w:w="2340"/>
-            <w:shd w:fill="FFFFFF"/>
+            <w:tcW w:type="dxa" w:w="2520"/>
             <w:tcMar>
-              <w:top w:w="50" w:type="dxa"/>
-              <w:bottom w:w="50" w:type="dxa"/>
-              <w:left w:w="60" w:type="dxa"/>
-              <w:right w:w="60" w:type="dxa"/>
+              <w:top w:w="45" w:type="dxa"/>
+              <w:bottom w:w="45" w:type="dxa"/>
+              <w:left w:w="55" w:type="dxa"/>
+              <w:right w:w="55" w:type="dxa"/>
             </w:tcMar>
           </w:tcPr>
           <w:p>
@@ -3624,13 +3213,12 @@
       <w:tr>
         <w:tc>
           <w:tcPr>
-            <w:tcW w:type="dxa" w:w="2340"/>
-            <w:shd w:fill="FAF5FB"/>
+            <w:tcW w:type="dxa" w:w="2520"/>
             <w:tcMar>
-              <w:top w:w="50" w:type="dxa"/>
-              <w:bottom w:w="50" w:type="dxa"/>
-              <w:left w:w="60" w:type="dxa"/>
-              <w:right w:w="60" w:type="dxa"/>
+              <w:top w:w="45" w:type="dxa"/>
+              <w:bottom w:w="45" w:type="dxa"/>
+              <w:left w:w="55" w:type="dxa"/>
+              <w:right w:w="55" w:type="dxa"/>
             </w:tcMar>
           </w:tcPr>
           <w:p>
@@ -3649,13 +3237,12 @@
         </w:tc>
         <w:tc>
           <w:tcPr>
-            <w:tcW w:type="dxa" w:w="2340"/>
-            <w:shd w:fill="FAF5FB"/>
+            <w:tcW w:type="dxa" w:w="2520"/>
             <w:tcMar>
-              <w:top w:w="50" w:type="dxa"/>
-              <w:bottom w:w="50" w:type="dxa"/>
-              <w:left w:w="60" w:type="dxa"/>
-              <w:right w:w="60" w:type="dxa"/>
+              <w:top w:w="45" w:type="dxa"/>
+              <w:bottom w:w="45" w:type="dxa"/>
+              <w:left w:w="55" w:type="dxa"/>
+              <w:right w:w="55" w:type="dxa"/>
             </w:tcMar>
           </w:tcPr>
           <w:p>
@@ -3673,13 +3260,12 @@
         </w:tc>
         <w:tc>
           <w:tcPr>
-            <w:tcW w:type="dxa" w:w="2340"/>
-            <w:shd w:fill="FAF5FB"/>
+            <w:tcW w:type="dxa" w:w="2520"/>
             <w:tcMar>
-              <w:top w:w="50" w:type="dxa"/>
-              <w:bottom w:w="50" w:type="dxa"/>
-              <w:left w:w="60" w:type="dxa"/>
-              <w:right w:w="60" w:type="dxa"/>
+              <w:top w:w="45" w:type="dxa"/>
+              <w:bottom w:w="45" w:type="dxa"/>
+              <w:left w:w="55" w:type="dxa"/>
+              <w:right w:w="55" w:type="dxa"/>
             </w:tcMar>
           </w:tcPr>
           <w:p>
@@ -3697,13 +3283,12 @@
         </w:tc>
         <w:tc>
           <w:tcPr>
-            <w:tcW w:type="dxa" w:w="2340"/>
-            <w:shd w:fill="FAF5FB"/>
+            <w:tcW w:type="dxa" w:w="2520"/>
             <w:tcMar>
-              <w:top w:w="50" w:type="dxa"/>
-              <w:bottom w:w="50" w:type="dxa"/>
-              <w:left w:w="60" w:type="dxa"/>
-              <w:right w:w="60" w:type="dxa"/>
+              <w:top w:w="45" w:type="dxa"/>
+              <w:bottom w:w="45" w:type="dxa"/>
+              <w:left w:w="55" w:type="dxa"/>
+              <w:right w:w="55" w:type="dxa"/>
             </w:tcMar>
           </w:tcPr>
           <w:p>
@@ -3723,13 +3308,12 @@
       <w:tr>
         <w:tc>
           <w:tcPr>
-            <w:tcW w:type="dxa" w:w="2340"/>
-            <w:shd w:fill="FFFFFF"/>
+            <w:tcW w:type="dxa" w:w="2520"/>
             <w:tcMar>
-              <w:top w:w="50" w:type="dxa"/>
-              <w:bottom w:w="50" w:type="dxa"/>
-              <w:left w:w="60" w:type="dxa"/>
-              <w:right w:w="60" w:type="dxa"/>
+              <w:top w:w="45" w:type="dxa"/>
+              <w:bottom w:w="45" w:type="dxa"/>
+              <w:left w:w="55" w:type="dxa"/>
+              <w:right w:w="55" w:type="dxa"/>
             </w:tcMar>
           </w:tcPr>
           <w:p>
@@ -3748,13 +3332,12 @@
         </w:tc>
         <w:tc>
           <w:tcPr>
-            <w:tcW w:type="dxa" w:w="2340"/>
-            <w:shd w:fill="FFFFFF"/>
+            <w:tcW w:type="dxa" w:w="2520"/>
             <w:tcMar>
-              <w:top w:w="50" w:type="dxa"/>
-              <w:bottom w:w="50" w:type="dxa"/>
-              <w:left w:w="60" w:type="dxa"/>
-              <w:right w:w="60" w:type="dxa"/>
+              <w:top w:w="45" w:type="dxa"/>
+              <w:bottom w:w="45" w:type="dxa"/>
+              <w:left w:w="55" w:type="dxa"/>
+              <w:right w:w="55" w:type="dxa"/>
             </w:tcMar>
           </w:tcPr>
           <w:p>
@@ -3772,13 +3355,12 @@
         </w:tc>
         <w:tc>
           <w:tcPr>
-            <w:tcW w:type="dxa" w:w="2340"/>
-            <w:shd w:fill="FFFFFF"/>
+            <w:tcW w:type="dxa" w:w="2520"/>
             <w:tcMar>
-              <w:top w:w="50" w:type="dxa"/>
-              <w:bottom w:w="50" w:type="dxa"/>
-              <w:left w:w="60" w:type="dxa"/>
-              <w:right w:w="60" w:type="dxa"/>
+              <w:top w:w="45" w:type="dxa"/>
+              <w:bottom w:w="45" w:type="dxa"/>
+              <w:left w:w="55" w:type="dxa"/>
+              <w:right w:w="55" w:type="dxa"/>
             </w:tcMar>
           </w:tcPr>
           <w:p>
@@ -3796,13 +3378,12 @@
         </w:tc>
         <w:tc>
           <w:tcPr>
-            <w:tcW w:type="dxa" w:w="2340"/>
-            <w:shd w:fill="FFFFFF"/>
+            <w:tcW w:type="dxa" w:w="2520"/>
             <w:tcMar>
-              <w:top w:w="50" w:type="dxa"/>
-              <w:bottom w:w="50" w:type="dxa"/>
-              <w:left w:w="60" w:type="dxa"/>
-              <w:right w:w="60" w:type="dxa"/>
+              <w:top w:w="45" w:type="dxa"/>
+              <w:bottom w:w="45" w:type="dxa"/>
+              <w:left w:w="55" w:type="dxa"/>
+              <w:right w:w="55" w:type="dxa"/>
             </w:tcMar>
           </w:tcPr>
           <w:p>
@@ -3822,13 +3403,12 @@
       <w:tr>
         <w:tc>
           <w:tcPr>
-            <w:tcW w:type="dxa" w:w="2340"/>
-            <w:shd w:fill="FAF5FB"/>
+            <w:tcW w:type="dxa" w:w="2520"/>
             <w:tcMar>
-              <w:top w:w="50" w:type="dxa"/>
-              <w:bottom w:w="50" w:type="dxa"/>
-              <w:left w:w="60" w:type="dxa"/>
-              <w:right w:w="60" w:type="dxa"/>
+              <w:top w:w="45" w:type="dxa"/>
+              <w:bottom w:w="45" w:type="dxa"/>
+              <w:left w:w="55" w:type="dxa"/>
+              <w:right w:w="55" w:type="dxa"/>
             </w:tcMar>
           </w:tcPr>
           <w:p>
@@ -3847,13 +3427,12 @@
         </w:tc>
         <w:tc>
           <w:tcPr>
-            <w:tcW w:type="dxa" w:w="2340"/>
-            <w:shd w:fill="FAF5FB"/>
+            <w:tcW w:type="dxa" w:w="2520"/>
             <w:tcMar>
-              <w:top w:w="50" w:type="dxa"/>
-              <w:bottom w:w="50" w:type="dxa"/>
-              <w:left w:w="60" w:type="dxa"/>
-              <w:right w:w="60" w:type="dxa"/>
+              <w:top w:w="45" w:type="dxa"/>
+              <w:bottom w:w="45" w:type="dxa"/>
+              <w:left w:w="55" w:type="dxa"/>
+              <w:right w:w="55" w:type="dxa"/>
             </w:tcMar>
           </w:tcPr>
           <w:p>
@@ -3871,13 +3450,12 @@
         </w:tc>
         <w:tc>
           <w:tcPr>
-            <w:tcW w:type="dxa" w:w="2340"/>
-            <w:shd w:fill="FAF5FB"/>
+            <w:tcW w:type="dxa" w:w="2520"/>
             <w:tcMar>
-              <w:top w:w="50" w:type="dxa"/>
-              <w:bottom w:w="50" w:type="dxa"/>
-              <w:left w:w="60" w:type="dxa"/>
-              <w:right w:w="60" w:type="dxa"/>
+              <w:top w:w="45" w:type="dxa"/>
+              <w:bottom w:w="45" w:type="dxa"/>
+              <w:left w:w="55" w:type="dxa"/>
+              <w:right w:w="55" w:type="dxa"/>
             </w:tcMar>
           </w:tcPr>
           <w:p>
@@ -3895,13 +3473,12 @@
         </w:tc>
         <w:tc>
           <w:tcPr>
-            <w:tcW w:type="dxa" w:w="2340"/>
-            <w:shd w:fill="FAF5FB"/>
+            <w:tcW w:type="dxa" w:w="2520"/>
             <w:tcMar>
-              <w:top w:w="50" w:type="dxa"/>
-              <w:bottom w:w="50" w:type="dxa"/>
-              <w:left w:w="60" w:type="dxa"/>
-              <w:right w:w="60" w:type="dxa"/>
+              <w:top w:w="45" w:type="dxa"/>
+              <w:bottom w:w="45" w:type="dxa"/>
+              <w:left w:w="55" w:type="dxa"/>
+              <w:right w:w="55" w:type="dxa"/>
             </w:tcMar>
           </w:tcPr>
           <w:p>
@@ -3921,13 +3498,12 @@
       <w:tr>
         <w:tc>
           <w:tcPr>
-            <w:tcW w:type="dxa" w:w="2340"/>
-            <w:shd w:fill="FFFFFF"/>
+            <w:tcW w:type="dxa" w:w="2520"/>
             <w:tcMar>
-              <w:top w:w="50" w:type="dxa"/>
-              <w:bottom w:w="50" w:type="dxa"/>
-              <w:left w:w="60" w:type="dxa"/>
-              <w:right w:w="60" w:type="dxa"/>
+              <w:top w:w="45" w:type="dxa"/>
+              <w:bottom w:w="45" w:type="dxa"/>
+              <w:left w:w="55" w:type="dxa"/>
+              <w:right w:w="55" w:type="dxa"/>
             </w:tcMar>
           </w:tcPr>
           <w:p>
@@ -3946,13 +3522,12 @@
         </w:tc>
         <w:tc>
           <w:tcPr>
-            <w:tcW w:type="dxa" w:w="2340"/>
-            <w:shd w:fill="FFFFFF"/>
+            <w:tcW w:type="dxa" w:w="2520"/>
             <w:tcMar>
-              <w:top w:w="50" w:type="dxa"/>
-              <w:bottom w:w="50" w:type="dxa"/>
-              <w:left w:w="60" w:type="dxa"/>
-              <w:right w:w="60" w:type="dxa"/>
+              <w:top w:w="45" w:type="dxa"/>
+              <w:bottom w:w="45" w:type="dxa"/>
+              <w:left w:w="55" w:type="dxa"/>
+              <w:right w:w="55" w:type="dxa"/>
             </w:tcMar>
           </w:tcPr>
           <w:p>
@@ -3970,13 +3545,12 @@
         </w:tc>
         <w:tc>
           <w:tcPr>
-            <w:tcW w:type="dxa" w:w="2340"/>
-            <w:shd w:fill="FFFFFF"/>
+            <w:tcW w:type="dxa" w:w="2520"/>
             <w:tcMar>
-              <w:top w:w="50" w:type="dxa"/>
-              <w:bottom w:w="50" w:type="dxa"/>
-              <w:left w:w="60" w:type="dxa"/>
-              <w:right w:w="60" w:type="dxa"/>
+              <w:top w:w="45" w:type="dxa"/>
+              <w:bottom w:w="45" w:type="dxa"/>
+              <w:left w:w="55" w:type="dxa"/>
+              <w:right w:w="55" w:type="dxa"/>
             </w:tcMar>
           </w:tcPr>
           <w:p>
@@ -3994,13 +3568,12 @@
         </w:tc>
         <w:tc>
           <w:tcPr>
-            <w:tcW w:type="dxa" w:w="2340"/>
-            <w:shd w:fill="FFFFFF"/>
+            <w:tcW w:type="dxa" w:w="2520"/>
             <w:tcMar>
-              <w:top w:w="50" w:type="dxa"/>
-              <w:bottom w:w="50" w:type="dxa"/>
-              <w:left w:w="60" w:type="dxa"/>
-              <w:right w:w="60" w:type="dxa"/>
+              <w:top w:w="45" w:type="dxa"/>
+              <w:bottom w:w="45" w:type="dxa"/>
+              <w:left w:w="55" w:type="dxa"/>
+              <w:right w:w="55" w:type="dxa"/>
             </w:tcMar>
           </w:tcPr>
           <w:p>
@@ -4020,13 +3593,12 @@
       <w:tr>
         <w:tc>
           <w:tcPr>
-            <w:tcW w:type="dxa" w:w="2340"/>
-            <w:shd w:fill="FAF5FB"/>
+            <w:tcW w:type="dxa" w:w="2520"/>
             <w:tcMar>
-              <w:top w:w="50" w:type="dxa"/>
-              <w:bottom w:w="50" w:type="dxa"/>
-              <w:left w:w="60" w:type="dxa"/>
-              <w:right w:w="60" w:type="dxa"/>
+              <w:top w:w="45" w:type="dxa"/>
+              <w:bottom w:w="45" w:type="dxa"/>
+              <w:left w:w="55" w:type="dxa"/>
+              <w:right w:w="55" w:type="dxa"/>
             </w:tcMar>
           </w:tcPr>
           <w:p>
@@ -4045,13 +3617,12 @@
         </w:tc>
         <w:tc>
           <w:tcPr>
-            <w:tcW w:type="dxa" w:w="2340"/>
-            <w:shd w:fill="FAF5FB"/>
+            <w:tcW w:type="dxa" w:w="2520"/>
             <w:tcMar>
-              <w:top w:w="50" w:type="dxa"/>
-              <w:bottom w:w="50" w:type="dxa"/>
-              <w:left w:w="60" w:type="dxa"/>
-              <w:right w:w="60" w:type="dxa"/>
+              <w:top w:w="45" w:type="dxa"/>
+              <w:bottom w:w="45" w:type="dxa"/>
+              <w:left w:w="55" w:type="dxa"/>
+              <w:right w:w="55" w:type="dxa"/>
             </w:tcMar>
           </w:tcPr>
           <w:p>
@@ -4069,13 +3640,12 @@
         </w:tc>
         <w:tc>
           <w:tcPr>
-            <w:tcW w:type="dxa" w:w="2340"/>
-            <w:shd w:fill="FAF5FB"/>
+            <w:tcW w:type="dxa" w:w="2520"/>
             <w:tcMar>
-              <w:top w:w="50" w:type="dxa"/>
-              <w:bottom w:w="50" w:type="dxa"/>
-              <w:left w:w="60" w:type="dxa"/>
-              <w:right w:w="60" w:type="dxa"/>
+              <w:top w:w="45" w:type="dxa"/>
+              <w:bottom w:w="45" w:type="dxa"/>
+              <w:left w:w="55" w:type="dxa"/>
+              <w:right w:w="55" w:type="dxa"/>
             </w:tcMar>
           </w:tcPr>
           <w:p>
@@ -4093,13 +3663,12 @@
         </w:tc>
         <w:tc>
           <w:tcPr>
-            <w:tcW w:type="dxa" w:w="2340"/>
-            <w:shd w:fill="FAF5FB"/>
+            <w:tcW w:type="dxa" w:w="2520"/>
             <w:tcMar>
-              <w:top w:w="50" w:type="dxa"/>
-              <w:bottom w:w="50" w:type="dxa"/>
-              <w:left w:w="60" w:type="dxa"/>
-              <w:right w:w="60" w:type="dxa"/>
+              <w:top w:w="45" w:type="dxa"/>
+              <w:bottom w:w="45" w:type="dxa"/>
+              <w:left w:w="55" w:type="dxa"/>
+              <w:right w:w="55" w:type="dxa"/>
             </w:tcMar>
           </w:tcPr>
           <w:p>
@@ -4119,13 +3688,12 @@
       <w:tr>
         <w:tc>
           <w:tcPr>
-            <w:tcW w:type="dxa" w:w="2340"/>
-            <w:shd w:fill="FFFFFF"/>
+            <w:tcW w:type="dxa" w:w="2520"/>
             <w:tcMar>
-              <w:top w:w="50" w:type="dxa"/>
-              <w:bottom w:w="50" w:type="dxa"/>
-              <w:left w:w="60" w:type="dxa"/>
-              <w:right w:w="60" w:type="dxa"/>
+              <w:top w:w="45" w:type="dxa"/>
+              <w:bottom w:w="45" w:type="dxa"/>
+              <w:left w:w="55" w:type="dxa"/>
+              <w:right w:w="55" w:type="dxa"/>
             </w:tcMar>
           </w:tcPr>
           <w:p>
@@ -4144,13 +3712,12 @@
         </w:tc>
         <w:tc>
           <w:tcPr>
-            <w:tcW w:type="dxa" w:w="2340"/>
-            <w:shd w:fill="FFFFFF"/>
+            <w:tcW w:type="dxa" w:w="2520"/>
             <w:tcMar>
-              <w:top w:w="50" w:type="dxa"/>
-              <w:bottom w:w="50" w:type="dxa"/>
-              <w:left w:w="60" w:type="dxa"/>
-              <w:right w:w="60" w:type="dxa"/>
+              <w:top w:w="45" w:type="dxa"/>
+              <w:bottom w:w="45" w:type="dxa"/>
+              <w:left w:w="55" w:type="dxa"/>
+              <w:right w:w="55" w:type="dxa"/>
             </w:tcMar>
           </w:tcPr>
           <w:p>
@@ -4168,13 +3735,12 @@
         </w:tc>
         <w:tc>
           <w:tcPr>
-            <w:tcW w:type="dxa" w:w="2340"/>
-            <w:shd w:fill="FFFFFF"/>
+            <w:tcW w:type="dxa" w:w="2520"/>
             <w:tcMar>
-              <w:top w:w="50" w:type="dxa"/>
-              <w:bottom w:w="50" w:type="dxa"/>
-              <w:left w:w="60" w:type="dxa"/>
-              <w:right w:w="60" w:type="dxa"/>
+              <w:top w:w="45" w:type="dxa"/>
+              <w:bottom w:w="45" w:type="dxa"/>
+              <w:left w:w="55" w:type="dxa"/>
+              <w:right w:w="55" w:type="dxa"/>
             </w:tcMar>
           </w:tcPr>
           <w:p>
@@ -4192,13 +3758,12 @@
         </w:tc>
         <w:tc>
           <w:tcPr>
-            <w:tcW w:type="dxa" w:w="2340"/>
-            <w:shd w:fill="FFFFFF"/>
+            <w:tcW w:type="dxa" w:w="2520"/>
             <w:tcMar>
-              <w:top w:w="50" w:type="dxa"/>
-              <w:bottom w:w="50" w:type="dxa"/>
-              <w:left w:w="60" w:type="dxa"/>
-              <w:right w:w="60" w:type="dxa"/>
+              <w:top w:w="45" w:type="dxa"/>
+              <w:bottom w:w="45" w:type="dxa"/>
+              <w:left w:w="55" w:type="dxa"/>
+              <w:right w:w="55" w:type="dxa"/>
             </w:tcMar>
           </w:tcPr>
           <w:p>
@@ -4218,13 +3783,12 @@
       <w:tr>
         <w:tc>
           <w:tcPr>
-            <w:tcW w:type="dxa" w:w="2340"/>
-            <w:shd w:fill="FAF5FB"/>
+            <w:tcW w:type="dxa" w:w="2520"/>
             <w:tcMar>
-              <w:top w:w="50" w:type="dxa"/>
-              <w:bottom w:w="50" w:type="dxa"/>
-              <w:left w:w="60" w:type="dxa"/>
-              <w:right w:w="60" w:type="dxa"/>
+              <w:top w:w="45" w:type="dxa"/>
+              <w:bottom w:w="45" w:type="dxa"/>
+              <w:left w:w="55" w:type="dxa"/>
+              <w:right w:w="55" w:type="dxa"/>
             </w:tcMar>
           </w:tcPr>
           <w:p>
@@ -4243,13 +3807,12 @@
         </w:tc>
         <w:tc>
           <w:tcPr>
-            <w:tcW w:type="dxa" w:w="2340"/>
-            <w:shd w:fill="FAF5FB"/>
+            <w:tcW w:type="dxa" w:w="2520"/>
             <w:tcMar>
-              <w:top w:w="50" w:type="dxa"/>
-              <w:bottom w:w="50" w:type="dxa"/>
-              <w:left w:w="60" w:type="dxa"/>
-              <w:right w:w="60" w:type="dxa"/>
+              <w:top w:w="45" w:type="dxa"/>
+              <w:bottom w:w="45" w:type="dxa"/>
+              <w:left w:w="55" w:type="dxa"/>
+              <w:right w:w="55" w:type="dxa"/>
             </w:tcMar>
           </w:tcPr>
           <w:p>
@@ -4267,13 +3830,12 @@
         </w:tc>
         <w:tc>
           <w:tcPr>
-            <w:tcW w:type="dxa" w:w="2340"/>
-            <w:shd w:fill="FAF5FB"/>
+            <w:tcW w:type="dxa" w:w="2520"/>
             <w:tcMar>
-              <w:top w:w="50" w:type="dxa"/>
-              <w:bottom w:w="50" w:type="dxa"/>
-              <w:left w:w="60" w:type="dxa"/>
-              <w:right w:w="60" w:type="dxa"/>
+              <w:top w:w="45" w:type="dxa"/>
+              <w:bottom w:w="45" w:type="dxa"/>
+              <w:left w:w="55" w:type="dxa"/>
+              <w:right w:w="55" w:type="dxa"/>
             </w:tcMar>
           </w:tcPr>
           <w:p>
@@ -4291,13 +3853,12 @@
         </w:tc>
         <w:tc>
           <w:tcPr>
-            <w:tcW w:type="dxa" w:w="2340"/>
-            <w:shd w:fill="FAF5FB"/>
+            <w:tcW w:type="dxa" w:w="2520"/>
             <w:tcMar>
-              <w:top w:w="50" w:type="dxa"/>
-              <w:bottom w:w="50" w:type="dxa"/>
-              <w:left w:w="60" w:type="dxa"/>
-              <w:right w:w="60" w:type="dxa"/>
+              <w:top w:w="45" w:type="dxa"/>
+              <w:bottom w:w="45" w:type="dxa"/>
+              <w:left w:w="55" w:type="dxa"/>
+              <w:right w:w="55" w:type="dxa"/>
             </w:tcMar>
           </w:tcPr>
           <w:p>
@@ -4317,13 +3878,12 @@
       <w:tr>
         <w:tc>
           <w:tcPr>
-            <w:tcW w:type="dxa" w:w="2340"/>
-            <w:shd w:fill="FFFFFF"/>
+            <w:tcW w:type="dxa" w:w="2520"/>
             <w:tcMar>
-              <w:top w:w="50" w:type="dxa"/>
-              <w:bottom w:w="50" w:type="dxa"/>
-              <w:left w:w="60" w:type="dxa"/>
-              <w:right w:w="60" w:type="dxa"/>
+              <w:top w:w="45" w:type="dxa"/>
+              <w:bottom w:w="45" w:type="dxa"/>
+              <w:left w:w="55" w:type="dxa"/>
+              <w:right w:w="55" w:type="dxa"/>
             </w:tcMar>
           </w:tcPr>
           <w:p>
@@ -4342,13 +3902,12 @@
         </w:tc>
         <w:tc>
           <w:tcPr>
-            <w:tcW w:type="dxa" w:w="2340"/>
-            <w:shd w:fill="FFFFFF"/>
+            <w:tcW w:type="dxa" w:w="2520"/>
             <w:tcMar>
-              <w:top w:w="50" w:type="dxa"/>
-              <w:bottom w:w="50" w:type="dxa"/>
-              <w:left w:w="60" w:type="dxa"/>
-              <w:right w:w="60" w:type="dxa"/>
+              <w:top w:w="45" w:type="dxa"/>
+              <w:bottom w:w="45" w:type="dxa"/>
+              <w:left w:w="55" w:type="dxa"/>
+              <w:right w:w="55" w:type="dxa"/>
             </w:tcMar>
           </w:tcPr>
           <w:p>
@@ -4366,13 +3925,12 @@
         </w:tc>
         <w:tc>
           <w:tcPr>
-            <w:tcW w:type="dxa" w:w="2340"/>
-            <w:shd w:fill="FFFFFF"/>
+            <w:tcW w:type="dxa" w:w="2520"/>
             <w:tcMar>
-              <w:top w:w="50" w:type="dxa"/>
-              <w:bottom w:w="50" w:type="dxa"/>
-              <w:left w:w="60" w:type="dxa"/>
-              <w:right w:w="60" w:type="dxa"/>
+              <w:top w:w="45" w:type="dxa"/>
+              <w:bottom w:w="45" w:type="dxa"/>
+              <w:left w:w="55" w:type="dxa"/>
+              <w:right w:w="55" w:type="dxa"/>
             </w:tcMar>
           </w:tcPr>
           <w:p>
@@ -4390,13 +3948,12 @@
         </w:tc>
         <w:tc>
           <w:tcPr>
-            <w:tcW w:type="dxa" w:w="2340"/>
-            <w:shd w:fill="FFFFFF"/>
+            <w:tcW w:type="dxa" w:w="2520"/>
             <w:tcMar>
-              <w:top w:w="50" w:type="dxa"/>
-              <w:bottom w:w="50" w:type="dxa"/>
-              <w:left w:w="60" w:type="dxa"/>
-              <w:right w:w="60" w:type="dxa"/>
+              <w:top w:w="45" w:type="dxa"/>
+              <w:bottom w:w="45" w:type="dxa"/>
+              <w:left w:w="55" w:type="dxa"/>
+              <w:right w:w="55" w:type="dxa"/>
             </w:tcMar>
           </w:tcPr>
           <w:p>
@@ -4416,13 +3973,12 @@
       <w:tr>
         <w:tc>
           <w:tcPr>
-            <w:tcW w:type="dxa" w:w="2340"/>
-            <w:shd w:fill="FAF5FB"/>
+            <w:tcW w:type="dxa" w:w="2520"/>
             <w:tcMar>
-              <w:top w:w="50" w:type="dxa"/>
-              <w:bottom w:w="50" w:type="dxa"/>
-              <w:left w:w="60" w:type="dxa"/>
-              <w:right w:w="60" w:type="dxa"/>
+              <w:top w:w="45" w:type="dxa"/>
+              <w:bottom w:w="45" w:type="dxa"/>
+              <w:left w:w="55" w:type="dxa"/>
+              <w:right w:w="55" w:type="dxa"/>
             </w:tcMar>
           </w:tcPr>
           <w:p>
@@ -4441,13 +3997,12 @@
         </w:tc>
         <w:tc>
           <w:tcPr>
-            <w:tcW w:type="dxa" w:w="2340"/>
-            <w:shd w:fill="FAF5FB"/>
+            <w:tcW w:type="dxa" w:w="2520"/>
             <w:tcMar>
-              <w:top w:w="50" w:type="dxa"/>
-              <w:bottom w:w="50" w:type="dxa"/>
-              <w:left w:w="60" w:type="dxa"/>
-              <w:right w:w="60" w:type="dxa"/>
+              <w:top w:w="45" w:type="dxa"/>
+              <w:bottom w:w="45" w:type="dxa"/>
+              <w:left w:w="55" w:type="dxa"/>
+              <w:right w:w="55" w:type="dxa"/>
             </w:tcMar>
           </w:tcPr>
           <w:p>
@@ -4465,13 +4020,12 @@
         </w:tc>
         <w:tc>
           <w:tcPr>
-            <w:tcW w:type="dxa" w:w="2340"/>
-            <w:shd w:fill="FAF5FB"/>
+            <w:tcW w:type="dxa" w:w="2520"/>
             <w:tcMar>
-              <w:top w:w="50" w:type="dxa"/>
-              <w:bottom w:w="50" w:type="dxa"/>
-              <w:left w:w="60" w:type="dxa"/>
-              <w:right w:w="60" w:type="dxa"/>
+              <w:top w:w="45" w:type="dxa"/>
+              <w:bottom w:w="45" w:type="dxa"/>
+              <w:left w:w="55" w:type="dxa"/>
+              <w:right w:w="55" w:type="dxa"/>
             </w:tcMar>
           </w:tcPr>
           <w:p>
@@ -4489,13 +4043,12 @@
         </w:tc>
         <w:tc>
           <w:tcPr>
-            <w:tcW w:type="dxa" w:w="2340"/>
-            <w:shd w:fill="FAF5FB"/>
+            <w:tcW w:type="dxa" w:w="2520"/>
             <w:tcMar>
-              <w:top w:w="50" w:type="dxa"/>
-              <w:bottom w:w="50" w:type="dxa"/>
-              <w:left w:w="60" w:type="dxa"/>
-              <w:right w:w="60" w:type="dxa"/>
+              <w:top w:w="45" w:type="dxa"/>
+              <w:bottom w:w="45" w:type="dxa"/>
+              <w:left w:w="55" w:type="dxa"/>
+              <w:right w:w="55" w:type="dxa"/>
             </w:tcMar>
           </w:tcPr>
           <w:p>
@@ -4515,13 +4068,12 @@
       <w:tr>
         <w:tc>
           <w:tcPr>
-            <w:tcW w:type="dxa" w:w="2340"/>
-            <w:shd w:fill="FFFFFF"/>
+            <w:tcW w:type="dxa" w:w="2520"/>
             <w:tcMar>
-              <w:top w:w="50" w:type="dxa"/>
-              <w:bottom w:w="50" w:type="dxa"/>
-              <w:left w:w="60" w:type="dxa"/>
-              <w:right w:w="60" w:type="dxa"/>
+              <w:top w:w="45" w:type="dxa"/>
+              <w:bottom w:w="45" w:type="dxa"/>
+              <w:left w:w="55" w:type="dxa"/>
+              <w:right w:w="55" w:type="dxa"/>
             </w:tcMar>
           </w:tcPr>
           <w:p>
@@ -4540,13 +4092,12 @@
         </w:tc>
         <w:tc>
           <w:tcPr>
-            <w:tcW w:type="dxa" w:w="2340"/>
-            <w:shd w:fill="FFFFFF"/>
+            <w:tcW w:type="dxa" w:w="2520"/>
             <w:tcMar>
-              <w:top w:w="50" w:type="dxa"/>
-              <w:bottom w:w="50" w:type="dxa"/>
-              <w:left w:w="60" w:type="dxa"/>
-              <w:right w:w="60" w:type="dxa"/>
+              <w:top w:w="45" w:type="dxa"/>
+              <w:bottom w:w="45" w:type="dxa"/>
+              <w:left w:w="55" w:type="dxa"/>
+              <w:right w:w="55" w:type="dxa"/>
             </w:tcMar>
           </w:tcPr>
           <w:p>
@@ -4564,13 +4115,12 @@
         </w:tc>
         <w:tc>
           <w:tcPr>
-            <w:tcW w:type="dxa" w:w="2340"/>
-            <w:shd w:fill="FFFFFF"/>
+            <w:tcW w:type="dxa" w:w="2520"/>
             <w:tcMar>
-              <w:top w:w="50" w:type="dxa"/>
-              <w:bottom w:w="50" w:type="dxa"/>
-              <w:left w:w="60" w:type="dxa"/>
-              <w:right w:w="60" w:type="dxa"/>
+              <w:top w:w="45" w:type="dxa"/>
+              <w:bottom w:w="45" w:type="dxa"/>
+              <w:left w:w="55" w:type="dxa"/>
+              <w:right w:w="55" w:type="dxa"/>
             </w:tcMar>
           </w:tcPr>
           <w:p>
@@ -4588,13 +4138,12 @@
         </w:tc>
         <w:tc>
           <w:tcPr>
-            <w:tcW w:type="dxa" w:w="2340"/>
-            <w:shd w:fill="FFFFFF"/>
+            <w:tcW w:type="dxa" w:w="2520"/>
             <w:tcMar>
-              <w:top w:w="50" w:type="dxa"/>
-              <w:bottom w:w="50" w:type="dxa"/>
-              <w:left w:w="60" w:type="dxa"/>
-              <w:right w:w="60" w:type="dxa"/>
+              <w:top w:w="45" w:type="dxa"/>
+              <w:bottom w:w="45" w:type="dxa"/>
+              <w:left w:w="55" w:type="dxa"/>
+              <w:right w:w="55" w:type="dxa"/>
             </w:tcMar>
           </w:tcPr>
           <w:p>
@@ -4620,70 +4169,15 @@
     <w:p>
       <w:pPr>
         <w:keepNext/>
-        <w:spacing w:before="280" w:after="80"/>
+        <w:spacing w:before="160" w:after="60"/>
       </w:pPr>
       <w:r>
         <w:rPr>
           <w:rFonts w:ascii="Times New Roman" w:hAnsi="Times New Roman"/>
           <w:b/>
-          <w:color w:val="2A132C"/>
-          <w:sz w:val="22"/>
-        </w:rPr>
-        <w:t>9. EXPERIMENTAL SETUP AND EVALUATION METHODOLOGY</w:t>
-      </w:r>
-    </w:p>
-    <w:p>
-      <w:pPr>
-        <w:spacing w:before="0" w:after="100" w:line="276" w:lineRule="auto"/>
-      </w:pPr>
-      <w:r>
-        <w:rPr>
-          <w:rFonts w:ascii="Times New Roman" w:hAnsi="Times New Roman"/>
-          <w:sz w:val="20"/>
-        </w:rPr>
-        <w:t>Empirical testing was executed across both local development environments and the live production cloud deployment on Vercel (https://safecity-platform.vercel.app). Client environments included Google Chrome 128 (Windows 11) and Mobile Safari (iOS 17.5). Network testing evaluated performance under simulated 4G LTE (15 Mbps, 50 ms latency). The geographic testbed focused on transit corridors in metropolitan Bengaluru between Nagawara Outer Ring Road, Govindpura, Shivajinagar, and Indiranagar. Performance was evaluated across REST status compliance, round-trip latency, Route Safety Score discrimination, inactivity watchdog precision, database failover resilience, and UI/UX stability.</w:t>
-      </w:r>
-    </w:p>
-    <w:p>
-      <w:pPr>
-        <w:keepNext/>
-        <w:spacing w:before="280" w:after="80"/>
-      </w:pPr>
-      <w:r>
-        <w:rPr>
-          <w:rFonts w:ascii="Times New Roman" w:hAnsi="Times New Roman"/>
-          <w:b/>
-          <w:color w:val="2A132C"/>
-          <w:sz w:val="22"/>
-        </w:rPr>
-        <w:t>10. RESULTS AND DISCUSSION</w:t>
-      </w:r>
-    </w:p>
-    <w:p>
-      <w:pPr>
-        <w:spacing w:before="0" w:after="100" w:line="276" w:lineRule="auto"/>
-      </w:pPr>
-      <w:r>
-        <w:rPr>
-          <w:rFonts w:ascii="Times New Roman" w:hAnsi="Times New Roman"/>
-          <w:sz w:val="20"/>
-        </w:rPr>
-        <w:t>Table III summarizes the results of twelve comprehensive functional, security, and performance test cases executed against the SafeCity production deployment.</w:t>
-      </w:r>
-    </w:p>
-    <w:p>
-      <w:pPr>
-        <w:keepNext/>
-        <w:spacing w:before="120" w:after="60"/>
-      </w:pPr>
-      <w:r>
-        <w:rPr>
-          <w:rFonts w:ascii="Times New Roman" w:hAnsi="Times New Roman"/>
-          <w:b/>
-          <w:color w:val="2A132C"/>
           <w:sz w:val="19"/>
         </w:rPr>
-        <w:t>TABLE III. Empirical Verification and Test Results Matrix</w:t>
+        <w:t>Table 3. Empirical Verification and Test Results Matrix</w:t>
       </w:r>
     </w:p>
     <w:tbl>
@@ -4692,33 +4186,33 @@
         <w:jc w:val="center"/>
         <w:tblLook w:firstColumn="1" w:firstRow="1" w:lastColumn="0" w:lastRow="0" w:noHBand="0" w:noVBand="1" w:val="04A0"/>
         <w:tblBorders>
-          <w:top w:val="single" w:sz="4" w:space="0" w:color="D4CCBF"/>
-          <w:bottom w:val="single" w:sz="4" w:space="0" w:color="D4CCBF"/>
+          <w:top w:val="single" w:sz="8" w:space="0" w:color="000000"/>
+          <w:bottom w:val="single" w:sz="8" w:space="0" w:color="000000"/>
           <w:left w:val="none"/>
           <w:right w:val="none"/>
-          <w:insideH w:val="single" w:sz="4" w:space="0" w:color="D4CCBF"/>
+          <w:insideH w:val="single" w:sz="4" w:space="0" w:color="CCCCCC"/>
           <w:insideV w:val="none"/>
         </w:tblBorders>
       </w:tblPr>
       <w:tblGrid>
-        <w:gridCol w:w="1337"/>
-        <w:gridCol w:w="1337"/>
-        <w:gridCol w:w="1337"/>
-        <w:gridCol w:w="1337"/>
-        <w:gridCol w:w="1337"/>
-        <w:gridCol w:w="1337"/>
-        <w:gridCol w:w="1337"/>
+        <w:gridCol w:w="1440"/>
+        <w:gridCol w:w="1440"/>
+        <w:gridCol w:w="1440"/>
+        <w:gridCol w:w="1440"/>
+        <w:gridCol w:w="1440"/>
+        <w:gridCol w:w="1440"/>
+        <w:gridCol w:w="1440"/>
       </w:tblGrid>
       <w:tr>
         <w:tc>
           <w:tcPr>
-            <w:tcW w:type="dxa" w:w="1337"/>
-            <w:shd w:fill="2A132C"/>
+            <w:tcW w:type="dxa" w:w="1440"/>
+            <w:shd w:fill="F5F1EA"/>
             <w:tcMar>
-              <w:top w:w="70" w:type="dxa"/>
-              <w:bottom w:w="70" w:type="dxa"/>
-              <w:left w:w="70" w:type="dxa"/>
-              <w:right w:w="70" w:type="dxa"/>
+              <w:top w:w="60" w:type="dxa"/>
+              <w:bottom w:w="60" w:type="dxa"/>
+              <w:left w:w="60" w:type="dxa"/>
+              <w:right w:w="60" w:type="dxa"/>
             </w:tcMar>
           </w:tcPr>
           <w:p>
@@ -4729,7 +4223,6 @@
               <w:rPr>
                 <w:rFonts w:ascii="Times New Roman" w:hAnsi="Times New Roman"/>
                 <w:b/>
-                <w:color w:val="FFFFFF"/>
                 <w:sz w:val="16"/>
               </w:rPr>
               <w:t>Test ID</w:t>
@@ -4738,13 +4231,13 @@
         </w:tc>
         <w:tc>
           <w:tcPr>
-            <w:tcW w:type="dxa" w:w="1337"/>
-            <w:shd w:fill="2A132C"/>
+            <w:tcW w:type="dxa" w:w="1440"/>
+            <w:shd w:fill="F5F1EA"/>
             <w:tcMar>
-              <w:top w:w="70" w:type="dxa"/>
-              <w:bottom w:w="70" w:type="dxa"/>
-              <w:left w:w="70" w:type="dxa"/>
-              <w:right w:w="70" w:type="dxa"/>
+              <w:top w:w="60" w:type="dxa"/>
+              <w:bottom w:w="60" w:type="dxa"/>
+              <w:left w:w="60" w:type="dxa"/>
+              <w:right w:w="60" w:type="dxa"/>
             </w:tcMar>
           </w:tcPr>
           <w:p>
@@ -4755,7 +4248,6 @@
               <w:rPr>
                 <w:rFonts w:ascii="Times New Roman" w:hAnsi="Times New Roman"/>
                 <w:b/>
-                <w:color w:val="FFFFFF"/>
                 <w:sz w:val="16"/>
               </w:rPr>
               <w:t>Module</w:t>
@@ -4764,13 +4256,13 @@
         </w:tc>
         <w:tc>
           <w:tcPr>
-            <w:tcW w:type="dxa" w:w="1337"/>
-            <w:shd w:fill="2A132C"/>
+            <w:tcW w:type="dxa" w:w="1440"/>
+            <w:shd w:fill="F5F1EA"/>
             <w:tcMar>
-              <w:top w:w="70" w:type="dxa"/>
-              <w:bottom w:w="70" w:type="dxa"/>
-              <w:left w:w="70" w:type="dxa"/>
-              <w:right w:w="70" w:type="dxa"/>
+              <w:top w:w="60" w:type="dxa"/>
+              <w:bottom w:w="60" w:type="dxa"/>
+              <w:left w:w="60" w:type="dxa"/>
+              <w:right w:w="60" w:type="dxa"/>
             </w:tcMar>
           </w:tcPr>
           <w:p>
@@ -4781,7 +4273,6 @@
               <w:rPr>
                 <w:rFonts w:ascii="Times New Roman" w:hAnsi="Times New Roman"/>
                 <w:b/>
-                <w:color w:val="FFFFFF"/>
                 <w:sz w:val="16"/>
               </w:rPr>
               <w:t>Test Description</w:t>
@@ -4790,13 +4281,13 @@
         </w:tc>
         <w:tc>
           <w:tcPr>
-            <w:tcW w:type="dxa" w:w="1337"/>
-            <w:shd w:fill="2A132C"/>
+            <w:tcW w:type="dxa" w:w="1440"/>
+            <w:shd w:fill="F5F1EA"/>
             <w:tcMar>
-              <w:top w:w="70" w:type="dxa"/>
-              <w:bottom w:w="70" w:type="dxa"/>
-              <w:left w:w="70" w:type="dxa"/>
-              <w:right w:w="70" w:type="dxa"/>
+              <w:top w:w="60" w:type="dxa"/>
+              <w:bottom w:w="60" w:type="dxa"/>
+              <w:left w:w="60" w:type="dxa"/>
+              <w:right w:w="60" w:type="dxa"/>
             </w:tcMar>
           </w:tcPr>
           <w:p>
@@ -4807,7 +4298,6 @@
               <w:rPr>
                 <w:rFonts w:ascii="Times New Roman" w:hAnsi="Times New Roman"/>
                 <w:b/>
-                <w:color w:val="FFFFFF"/>
                 <w:sz w:val="16"/>
               </w:rPr>
               <w:t>Expected Behavior</w:t>
@@ -4816,13 +4306,13 @@
         </w:tc>
         <w:tc>
           <w:tcPr>
-            <w:tcW w:type="dxa" w:w="1337"/>
-            <w:shd w:fill="2A132C"/>
+            <w:tcW w:type="dxa" w:w="1440"/>
+            <w:shd w:fill="F5F1EA"/>
             <w:tcMar>
-              <w:top w:w="70" w:type="dxa"/>
-              <w:bottom w:w="70" w:type="dxa"/>
-              <w:left w:w="70" w:type="dxa"/>
-              <w:right w:w="70" w:type="dxa"/>
+              <w:top w:w="60" w:type="dxa"/>
+              <w:bottom w:w="60" w:type="dxa"/>
+              <w:left w:w="60" w:type="dxa"/>
+              <w:right w:w="60" w:type="dxa"/>
             </w:tcMar>
           </w:tcPr>
           <w:p>
@@ -4833,7 +4323,6 @@
               <w:rPr>
                 <w:rFonts w:ascii="Times New Roman" w:hAnsi="Times New Roman"/>
                 <w:b/>
-                <w:color w:val="FFFFFF"/>
                 <w:sz w:val="16"/>
               </w:rPr>
               <w:t>Observed Result</w:t>
@@ -4842,13 +4331,13 @@
         </w:tc>
         <w:tc>
           <w:tcPr>
-            <w:tcW w:type="dxa" w:w="1337"/>
-            <w:shd w:fill="2A132C"/>
+            <w:tcW w:type="dxa" w:w="1440"/>
+            <w:shd w:fill="F5F1EA"/>
             <w:tcMar>
-              <w:top w:w="70" w:type="dxa"/>
-              <w:bottom w:w="70" w:type="dxa"/>
-              <w:left w:w="70" w:type="dxa"/>
-              <w:right w:w="70" w:type="dxa"/>
+              <w:top w:w="60" w:type="dxa"/>
+              <w:bottom w:w="60" w:type="dxa"/>
+              <w:left w:w="60" w:type="dxa"/>
+              <w:right w:w="60" w:type="dxa"/>
             </w:tcMar>
           </w:tcPr>
           <w:p>
@@ -4859,7 +4348,6 @@
               <w:rPr>
                 <w:rFonts w:ascii="Times New Roman" w:hAnsi="Times New Roman"/>
                 <w:b/>
-                <w:color w:val="FFFFFF"/>
                 <w:sz w:val="16"/>
               </w:rPr>
               <w:t>Status</w:t>
@@ -4868,13 +4356,13 @@
         </w:tc>
         <w:tc>
           <w:tcPr>
-            <w:tcW w:type="dxa" w:w="1337"/>
-            <w:shd w:fill="2A132C"/>
+            <w:tcW w:type="dxa" w:w="1440"/>
+            <w:shd w:fill="F5F1EA"/>
             <w:tcMar>
-              <w:top w:w="70" w:type="dxa"/>
-              <w:bottom w:w="70" w:type="dxa"/>
-              <w:left w:w="70" w:type="dxa"/>
-              <w:right w:w="70" w:type="dxa"/>
+              <w:top w:w="60" w:type="dxa"/>
+              <w:bottom w:w="60" w:type="dxa"/>
+              <w:left w:w="60" w:type="dxa"/>
+              <w:right w:w="60" w:type="dxa"/>
             </w:tcMar>
           </w:tcPr>
           <w:p>
@@ -4885,7 +4373,6 @@
               <w:rPr>
                 <w:rFonts w:ascii="Times New Roman" w:hAnsi="Times New Roman"/>
                 <w:b/>
-                <w:color w:val="FFFFFF"/>
                 <w:sz w:val="16"/>
               </w:rPr>
               <w:t>Latency / Metric</w:t>
@@ -4896,11 +4383,10 @@
       <w:tr>
         <w:tc>
           <w:tcPr>
-            <w:tcW w:type="dxa" w:w="1337"/>
-            <w:shd w:fill="FFFFFF"/>
+            <w:tcW w:type="dxa" w:w="1440"/>
             <w:tcMar>
-              <w:top w:w="50" w:type="dxa"/>
-              <w:bottom w:w="50" w:type="dxa"/>
+              <w:top w:w="45" w:type="dxa"/>
+              <w:bottom w:w="45" w:type="dxa"/>
               <w:left w:w="50" w:type="dxa"/>
               <w:right w:w="50" w:type="dxa"/>
             </w:tcMar>
@@ -4922,11 +4408,10 @@
         </w:tc>
         <w:tc>
           <w:tcPr>
-            <w:tcW w:type="dxa" w:w="1337"/>
-            <w:shd w:fill="FFFFFF"/>
+            <w:tcW w:type="dxa" w:w="1440"/>
             <w:tcMar>
-              <w:top w:w="50" w:type="dxa"/>
-              <w:bottom w:w="50" w:type="dxa"/>
+              <w:top w:w="45" w:type="dxa"/>
+              <w:bottom w:w="45" w:type="dxa"/>
               <w:left w:w="50" w:type="dxa"/>
               <w:right w:w="50" w:type="dxa"/>
             </w:tcMar>
@@ -4946,11 +4431,10 @@
         </w:tc>
         <w:tc>
           <w:tcPr>
-            <w:tcW w:type="dxa" w:w="1337"/>
-            <w:shd w:fill="FFFFFF"/>
+            <w:tcW w:type="dxa" w:w="1440"/>
             <w:tcMar>
-              <w:top w:w="50" w:type="dxa"/>
-              <w:bottom w:w="50" w:type="dxa"/>
+              <w:top w:w="45" w:type="dxa"/>
+              <w:bottom w:w="45" w:type="dxa"/>
               <w:left w:w="50" w:type="dxa"/>
               <w:right w:w="50" w:type="dxa"/>
             </w:tcMar>
@@ -4970,11 +4454,10 @@
         </w:tc>
         <w:tc>
           <w:tcPr>
-            <w:tcW w:type="dxa" w:w="1337"/>
-            <w:shd w:fill="FFFFFF"/>
+            <w:tcW w:type="dxa" w:w="1440"/>
             <w:tcMar>
-              <w:top w:w="50" w:type="dxa"/>
-              <w:bottom w:w="50" w:type="dxa"/>
+              <w:top w:w="45" w:type="dxa"/>
+              <w:bottom w:w="45" w:type="dxa"/>
               <w:left w:w="50" w:type="dxa"/>
               <w:right w:w="50" w:type="dxa"/>
             </w:tcMar>
@@ -4994,11 +4477,10 @@
         </w:tc>
         <w:tc>
           <w:tcPr>
-            <w:tcW w:type="dxa" w:w="1337"/>
-            <w:shd w:fill="FFFFFF"/>
+            <w:tcW w:type="dxa" w:w="1440"/>
             <w:tcMar>
-              <w:top w:w="50" w:type="dxa"/>
-              <w:bottom w:w="50" w:type="dxa"/>
+              <w:top w:w="45" w:type="dxa"/>
+              <w:bottom w:w="45" w:type="dxa"/>
               <w:left w:w="50" w:type="dxa"/>
               <w:right w:w="50" w:type="dxa"/>
             </w:tcMar>
@@ -5018,11 +4500,10 @@
         </w:tc>
         <w:tc>
           <w:tcPr>
-            <w:tcW w:type="dxa" w:w="1337"/>
-            <w:shd w:fill="FFFFFF"/>
+            <w:tcW w:type="dxa" w:w="1440"/>
             <w:tcMar>
-              <w:top w:w="50" w:type="dxa"/>
-              <w:bottom w:w="50" w:type="dxa"/>
+              <w:top w:w="45" w:type="dxa"/>
+              <w:bottom w:w="45" w:type="dxa"/>
               <w:left w:w="50" w:type="dxa"/>
               <w:right w:w="50" w:type="dxa"/>
             </w:tcMar>
@@ -5036,7 +4517,7 @@
               <w:rPr>
                 <w:rFonts w:ascii="Times New Roman" w:hAnsi="Times New Roman"/>
                 <w:b/>
-                <w:color w:val="15803D"/>
+                <w:color w:val="008000"/>
                 <w:sz w:val="15"/>
               </w:rPr>
               <w:t>PASS</w:t>
@@ -5045,11 +4526,10 @@
         </w:tc>
         <w:tc>
           <w:tcPr>
-            <w:tcW w:type="dxa" w:w="1337"/>
-            <w:shd w:fill="FFFFFF"/>
+            <w:tcW w:type="dxa" w:w="1440"/>
             <w:tcMar>
-              <w:top w:w="50" w:type="dxa"/>
-              <w:bottom w:w="50" w:type="dxa"/>
+              <w:top w:w="45" w:type="dxa"/>
+              <w:bottom w:w="45" w:type="dxa"/>
               <w:left w:w="50" w:type="dxa"/>
               <w:right w:w="50" w:type="dxa"/>
             </w:tcMar>
@@ -5071,11 +4551,10 @@
       <w:tr>
         <w:tc>
           <w:tcPr>
-            <w:tcW w:type="dxa" w:w="1337"/>
-            <w:shd w:fill="FAF5FB"/>
+            <w:tcW w:type="dxa" w:w="1440"/>
             <w:tcMar>
-              <w:top w:w="50" w:type="dxa"/>
-              <w:bottom w:w="50" w:type="dxa"/>
+              <w:top w:w="45" w:type="dxa"/>
+              <w:bottom w:w="45" w:type="dxa"/>
               <w:left w:w="50" w:type="dxa"/>
               <w:right w:w="50" w:type="dxa"/>
             </w:tcMar>
@@ -5097,11 +4576,10 @@
         </w:tc>
         <w:tc>
           <w:tcPr>
-            <w:tcW w:type="dxa" w:w="1337"/>
-            <w:shd w:fill="FAF5FB"/>
+            <w:tcW w:type="dxa" w:w="1440"/>
             <w:tcMar>
-              <w:top w:w="50" w:type="dxa"/>
-              <w:bottom w:w="50" w:type="dxa"/>
+              <w:top w:w="45" w:type="dxa"/>
+              <w:bottom w:w="45" w:type="dxa"/>
               <w:left w:w="50" w:type="dxa"/>
               <w:right w:w="50" w:type="dxa"/>
             </w:tcMar>
@@ -5121,11 +4599,10 @@
         </w:tc>
         <w:tc>
           <w:tcPr>
-            <w:tcW w:type="dxa" w:w="1337"/>
-            <w:shd w:fill="FAF5FB"/>
+            <w:tcW w:type="dxa" w:w="1440"/>
             <w:tcMar>
-              <w:top w:w="50" w:type="dxa"/>
-              <w:bottom w:w="50" w:type="dxa"/>
+              <w:top w:w="45" w:type="dxa"/>
+              <w:bottom w:w="45" w:type="dxa"/>
               <w:left w:w="50" w:type="dxa"/>
               <w:right w:w="50" w:type="dxa"/>
             </w:tcMar>
@@ -5145,11 +4622,10 @@
         </w:tc>
         <w:tc>
           <w:tcPr>
-            <w:tcW w:type="dxa" w:w="1337"/>
-            <w:shd w:fill="FAF5FB"/>
+            <w:tcW w:type="dxa" w:w="1440"/>
             <w:tcMar>
-              <w:top w:w="50" w:type="dxa"/>
-              <w:bottom w:w="50" w:type="dxa"/>
+              <w:top w:w="45" w:type="dxa"/>
+              <w:bottom w:w="45" w:type="dxa"/>
               <w:left w:w="50" w:type="dxa"/>
               <w:right w:w="50" w:type="dxa"/>
             </w:tcMar>
@@ -5169,11 +4645,10 @@
         </w:tc>
         <w:tc>
           <w:tcPr>
-            <w:tcW w:type="dxa" w:w="1337"/>
-            <w:shd w:fill="FAF5FB"/>
+            <w:tcW w:type="dxa" w:w="1440"/>
             <w:tcMar>
-              <w:top w:w="50" w:type="dxa"/>
-              <w:bottom w:w="50" w:type="dxa"/>
+              <w:top w:w="45" w:type="dxa"/>
+              <w:bottom w:w="45" w:type="dxa"/>
               <w:left w:w="50" w:type="dxa"/>
               <w:right w:w="50" w:type="dxa"/>
             </w:tcMar>
@@ -5193,11 +4668,10 @@
         </w:tc>
         <w:tc>
           <w:tcPr>
-            <w:tcW w:type="dxa" w:w="1337"/>
-            <w:shd w:fill="FAF5FB"/>
+            <w:tcW w:type="dxa" w:w="1440"/>
             <w:tcMar>
-              <w:top w:w="50" w:type="dxa"/>
-              <w:bottom w:w="50" w:type="dxa"/>
+              <w:top w:w="45" w:type="dxa"/>
+              <w:bottom w:w="45" w:type="dxa"/>
               <w:left w:w="50" w:type="dxa"/>
               <w:right w:w="50" w:type="dxa"/>
             </w:tcMar>
@@ -5211,7 +4685,7 @@
               <w:rPr>
                 <w:rFonts w:ascii="Times New Roman" w:hAnsi="Times New Roman"/>
                 <w:b/>
-                <w:color w:val="15803D"/>
+                <w:color w:val="008000"/>
                 <w:sz w:val="15"/>
               </w:rPr>
               <w:t>PASS</w:t>
@@ -5220,11 +4694,10 @@
         </w:tc>
         <w:tc>
           <w:tcPr>
-            <w:tcW w:type="dxa" w:w="1337"/>
-            <w:shd w:fill="FAF5FB"/>
+            <w:tcW w:type="dxa" w:w="1440"/>
             <w:tcMar>
-              <w:top w:w="50" w:type="dxa"/>
-              <w:bottom w:w="50" w:type="dxa"/>
+              <w:top w:w="45" w:type="dxa"/>
+              <w:bottom w:w="45" w:type="dxa"/>
               <w:left w:w="50" w:type="dxa"/>
               <w:right w:w="50" w:type="dxa"/>
             </w:tcMar>
@@ -5246,11 +4719,10 @@
       <w:tr>
         <w:tc>
           <w:tcPr>
-            <w:tcW w:type="dxa" w:w="1337"/>
-            <w:shd w:fill="FFFFFF"/>
+            <w:tcW w:type="dxa" w:w="1440"/>
             <w:tcMar>
-              <w:top w:w="50" w:type="dxa"/>
-              <w:bottom w:w="50" w:type="dxa"/>
+              <w:top w:w="45" w:type="dxa"/>
+              <w:bottom w:w="45" w:type="dxa"/>
               <w:left w:w="50" w:type="dxa"/>
               <w:right w:w="50" w:type="dxa"/>
             </w:tcMar>
@@ -5272,11 +4744,10 @@
         </w:tc>
         <w:tc>
           <w:tcPr>
-            <w:tcW w:type="dxa" w:w="1337"/>
-            <w:shd w:fill="FFFFFF"/>
+            <w:tcW w:type="dxa" w:w="1440"/>
             <w:tcMar>
-              <w:top w:w="50" w:type="dxa"/>
-              <w:bottom w:w="50" w:type="dxa"/>
+              <w:top w:w="45" w:type="dxa"/>
+              <w:bottom w:w="45" w:type="dxa"/>
               <w:left w:w="50" w:type="dxa"/>
               <w:right w:w="50" w:type="dxa"/>
             </w:tcMar>
@@ -5296,11 +4767,10 @@
         </w:tc>
         <w:tc>
           <w:tcPr>
-            <w:tcW w:type="dxa" w:w="1337"/>
-            <w:shd w:fill="FFFFFF"/>
+            <w:tcW w:type="dxa" w:w="1440"/>
             <w:tcMar>
-              <w:top w:w="50" w:type="dxa"/>
-              <w:bottom w:w="50" w:type="dxa"/>
+              <w:top w:w="45" w:type="dxa"/>
+              <w:bottom w:w="45" w:type="dxa"/>
               <w:left w:w="50" w:type="dxa"/>
               <w:right w:w="50" w:type="dxa"/>
             </w:tcMar>
@@ -5320,11 +4790,10 @@
         </w:tc>
         <w:tc>
           <w:tcPr>
-            <w:tcW w:type="dxa" w:w="1337"/>
-            <w:shd w:fill="FFFFFF"/>
+            <w:tcW w:type="dxa" w:w="1440"/>
             <w:tcMar>
-              <w:top w:w="50" w:type="dxa"/>
-              <w:bottom w:w="50" w:type="dxa"/>
+              <w:top w:w="45" w:type="dxa"/>
+              <w:bottom w:w="45" w:type="dxa"/>
               <w:left w:w="50" w:type="dxa"/>
               <w:right w:w="50" w:type="dxa"/>
             </w:tcMar>
@@ -5344,11 +4813,10 @@
         </w:tc>
         <w:tc>
           <w:tcPr>
-            <w:tcW w:type="dxa" w:w="1337"/>
-            <w:shd w:fill="FFFFFF"/>
+            <w:tcW w:type="dxa" w:w="1440"/>
             <w:tcMar>
-              <w:top w:w="50" w:type="dxa"/>
-              <w:bottom w:w="50" w:type="dxa"/>
+              <w:top w:w="45" w:type="dxa"/>
+              <w:bottom w:w="45" w:type="dxa"/>
               <w:left w:w="50" w:type="dxa"/>
               <w:right w:w="50" w:type="dxa"/>
             </w:tcMar>
@@ -5368,11 +4836,10 @@
         </w:tc>
         <w:tc>
           <w:tcPr>
-            <w:tcW w:type="dxa" w:w="1337"/>
-            <w:shd w:fill="FFFFFF"/>
+            <w:tcW w:type="dxa" w:w="1440"/>
             <w:tcMar>
-              <w:top w:w="50" w:type="dxa"/>
-              <w:bottom w:w="50" w:type="dxa"/>
+              <w:top w:w="45" w:type="dxa"/>
+              <w:bottom w:w="45" w:type="dxa"/>
               <w:left w:w="50" w:type="dxa"/>
               <w:right w:w="50" w:type="dxa"/>
             </w:tcMar>
@@ -5386,7 +4853,7 @@
               <w:rPr>
                 <w:rFonts w:ascii="Times New Roman" w:hAnsi="Times New Roman"/>
                 <w:b/>
-                <w:color w:val="15803D"/>
+                <w:color w:val="008000"/>
                 <w:sz w:val="15"/>
               </w:rPr>
               <w:t>PASS</w:t>
@@ -5395,11 +4862,10 @@
         </w:tc>
         <w:tc>
           <w:tcPr>
-            <w:tcW w:type="dxa" w:w="1337"/>
-            <w:shd w:fill="FFFFFF"/>
+            <w:tcW w:type="dxa" w:w="1440"/>
             <w:tcMar>
-              <w:top w:w="50" w:type="dxa"/>
-              <w:bottom w:w="50" w:type="dxa"/>
+              <w:top w:w="45" w:type="dxa"/>
+              <w:bottom w:w="45" w:type="dxa"/>
               <w:left w:w="50" w:type="dxa"/>
               <w:right w:w="50" w:type="dxa"/>
             </w:tcMar>
@@ -5421,11 +4887,10 @@
       <w:tr>
         <w:tc>
           <w:tcPr>
-            <w:tcW w:type="dxa" w:w="1337"/>
-            <w:shd w:fill="FAF5FB"/>
+            <w:tcW w:type="dxa" w:w="1440"/>
             <w:tcMar>
-              <w:top w:w="50" w:type="dxa"/>
-              <w:bottom w:w="50" w:type="dxa"/>
+              <w:top w:w="45" w:type="dxa"/>
+              <w:bottom w:w="45" w:type="dxa"/>
               <w:left w:w="50" w:type="dxa"/>
               <w:right w:w="50" w:type="dxa"/>
             </w:tcMar>
@@ -5447,11 +4912,10 @@
         </w:tc>
         <w:tc>
           <w:tcPr>
-            <w:tcW w:type="dxa" w:w="1337"/>
-            <w:shd w:fill="FAF5FB"/>
+            <w:tcW w:type="dxa" w:w="1440"/>
             <w:tcMar>
-              <w:top w:w="50" w:type="dxa"/>
-              <w:bottom w:w="50" w:type="dxa"/>
+              <w:top w:w="45" w:type="dxa"/>
+              <w:bottom w:w="45" w:type="dxa"/>
               <w:left w:w="50" w:type="dxa"/>
               <w:right w:w="50" w:type="dxa"/>
             </w:tcMar>
@@ -5471,11 +4935,10 @@
         </w:tc>
         <w:tc>
           <w:tcPr>
-            <w:tcW w:type="dxa" w:w="1337"/>
-            <w:shd w:fill="FAF5FB"/>
+            <w:tcW w:type="dxa" w:w="1440"/>
             <w:tcMar>
-              <w:top w:w="50" w:type="dxa"/>
-              <w:bottom w:w="50" w:type="dxa"/>
+              <w:top w:w="45" w:type="dxa"/>
+              <w:bottom w:w="45" w:type="dxa"/>
               <w:left w:w="50" w:type="dxa"/>
               <w:right w:w="50" w:type="dxa"/>
             </w:tcMar>
@@ -5495,11 +4958,10 @@
         </w:tc>
         <w:tc>
           <w:tcPr>
-            <w:tcW w:type="dxa" w:w="1337"/>
-            <w:shd w:fill="FAF5FB"/>
+            <w:tcW w:type="dxa" w:w="1440"/>
             <w:tcMar>
-              <w:top w:w="50" w:type="dxa"/>
-              <w:bottom w:w="50" w:type="dxa"/>
+              <w:top w:w="45" w:type="dxa"/>
+              <w:bottom w:w="45" w:type="dxa"/>
               <w:left w:w="50" w:type="dxa"/>
               <w:right w:w="50" w:type="dxa"/>
             </w:tcMar>
@@ -5519,11 +4981,10 @@
         </w:tc>
         <w:tc>
           <w:tcPr>
-            <w:tcW w:type="dxa" w:w="1337"/>
-            <w:shd w:fill="FAF5FB"/>
+            <w:tcW w:type="dxa" w:w="1440"/>
             <w:tcMar>
-              <w:top w:w="50" w:type="dxa"/>
-              <w:bottom w:w="50" w:type="dxa"/>
+              <w:top w:w="45" w:type="dxa"/>
+              <w:bottom w:w="45" w:type="dxa"/>
               <w:left w:w="50" w:type="dxa"/>
               <w:right w:w="50" w:type="dxa"/>
             </w:tcMar>
@@ -5543,11 +5004,10 @@
         </w:tc>
         <w:tc>
           <w:tcPr>
-            <w:tcW w:type="dxa" w:w="1337"/>
-            <w:shd w:fill="FAF5FB"/>
+            <w:tcW w:type="dxa" w:w="1440"/>
             <w:tcMar>
-              <w:top w:w="50" w:type="dxa"/>
-              <w:bottom w:w="50" w:type="dxa"/>
+              <w:top w:w="45" w:type="dxa"/>
+              <w:bottom w:w="45" w:type="dxa"/>
               <w:left w:w="50" w:type="dxa"/>
               <w:right w:w="50" w:type="dxa"/>
             </w:tcMar>
@@ -5561,7 +5021,7 @@
               <w:rPr>
                 <w:rFonts w:ascii="Times New Roman" w:hAnsi="Times New Roman"/>
                 <w:b/>
-                <w:color w:val="15803D"/>
+                <w:color w:val="008000"/>
                 <w:sz w:val="15"/>
               </w:rPr>
               <w:t>PASS</w:t>
@@ -5570,11 +5030,10 @@
         </w:tc>
         <w:tc>
           <w:tcPr>
-            <w:tcW w:type="dxa" w:w="1337"/>
-            <w:shd w:fill="FAF5FB"/>
+            <w:tcW w:type="dxa" w:w="1440"/>
             <w:tcMar>
-              <w:top w:w="50" w:type="dxa"/>
-              <w:bottom w:w="50" w:type="dxa"/>
+              <w:top w:w="45" w:type="dxa"/>
+              <w:bottom w:w="45" w:type="dxa"/>
               <w:left w:w="50" w:type="dxa"/>
               <w:right w:w="50" w:type="dxa"/>
             </w:tcMar>
@@ -5596,11 +5055,10 @@
       <w:tr>
         <w:tc>
           <w:tcPr>
-            <w:tcW w:type="dxa" w:w="1337"/>
-            <w:shd w:fill="FFFFFF"/>
+            <w:tcW w:type="dxa" w:w="1440"/>
             <w:tcMar>
-              <w:top w:w="50" w:type="dxa"/>
-              <w:bottom w:w="50" w:type="dxa"/>
+              <w:top w:w="45" w:type="dxa"/>
+              <w:bottom w:w="45" w:type="dxa"/>
               <w:left w:w="50" w:type="dxa"/>
               <w:right w:w="50" w:type="dxa"/>
             </w:tcMar>
@@ -5622,11 +5080,10 @@
         </w:tc>
         <w:tc>
           <w:tcPr>
-            <w:tcW w:type="dxa" w:w="1337"/>
-            <w:shd w:fill="FFFFFF"/>
+            <w:tcW w:type="dxa" w:w="1440"/>
             <w:tcMar>
-              <w:top w:w="50" w:type="dxa"/>
-              <w:bottom w:w="50" w:type="dxa"/>
+              <w:top w:w="45" w:type="dxa"/>
+              <w:bottom w:w="45" w:type="dxa"/>
               <w:left w:w="50" w:type="dxa"/>
               <w:right w:w="50" w:type="dxa"/>
             </w:tcMar>
@@ -5646,11 +5103,10 @@
         </w:tc>
         <w:tc>
           <w:tcPr>
-            <w:tcW w:type="dxa" w:w="1337"/>
-            <w:shd w:fill="FFFFFF"/>
+            <w:tcW w:type="dxa" w:w="1440"/>
             <w:tcMar>
-              <w:top w:w="50" w:type="dxa"/>
-              <w:bottom w:w="50" w:type="dxa"/>
+              <w:top w:w="45" w:type="dxa"/>
+              <w:bottom w:w="45" w:type="dxa"/>
               <w:left w:w="50" w:type="dxa"/>
               <w:right w:w="50" w:type="dxa"/>
             </w:tcMar>
@@ -5670,11 +5126,10 @@
         </w:tc>
         <w:tc>
           <w:tcPr>
-            <w:tcW w:type="dxa" w:w="1337"/>
-            <w:shd w:fill="FFFFFF"/>
+            <w:tcW w:type="dxa" w:w="1440"/>
             <w:tcMar>
-              <w:top w:w="50" w:type="dxa"/>
-              <w:bottom w:w="50" w:type="dxa"/>
+              <w:top w:w="45" w:type="dxa"/>
+              <w:bottom w:w="45" w:type="dxa"/>
               <w:left w:w="50" w:type="dxa"/>
               <w:right w:w="50" w:type="dxa"/>
             </w:tcMar>
@@ -5694,11 +5149,10 @@
         </w:tc>
         <w:tc>
           <w:tcPr>
-            <w:tcW w:type="dxa" w:w="1337"/>
-            <w:shd w:fill="FFFFFF"/>
+            <w:tcW w:type="dxa" w:w="1440"/>
             <w:tcMar>
-              <w:top w:w="50" w:type="dxa"/>
-              <w:bottom w:w="50" w:type="dxa"/>
+              <w:top w:w="45" w:type="dxa"/>
+              <w:bottom w:w="45" w:type="dxa"/>
               <w:left w:w="50" w:type="dxa"/>
               <w:right w:w="50" w:type="dxa"/>
             </w:tcMar>
@@ -5718,11 +5172,10 @@
         </w:tc>
         <w:tc>
           <w:tcPr>
-            <w:tcW w:type="dxa" w:w="1337"/>
-            <w:shd w:fill="FFFFFF"/>
+            <w:tcW w:type="dxa" w:w="1440"/>
             <w:tcMar>
-              <w:top w:w="50" w:type="dxa"/>
-              <w:bottom w:w="50" w:type="dxa"/>
+              <w:top w:w="45" w:type="dxa"/>
+              <w:bottom w:w="45" w:type="dxa"/>
               <w:left w:w="50" w:type="dxa"/>
               <w:right w:w="50" w:type="dxa"/>
             </w:tcMar>
@@ -5736,7 +5189,7 @@
               <w:rPr>
                 <w:rFonts w:ascii="Times New Roman" w:hAnsi="Times New Roman"/>
                 <w:b/>
-                <w:color w:val="15803D"/>
+                <w:color w:val="008000"/>
                 <w:sz w:val="15"/>
               </w:rPr>
               <w:t>PASS</w:t>
@@ -5745,11 +5198,10 @@
         </w:tc>
         <w:tc>
           <w:tcPr>
-            <w:tcW w:type="dxa" w:w="1337"/>
-            <w:shd w:fill="FFFFFF"/>
+            <w:tcW w:type="dxa" w:w="1440"/>
             <w:tcMar>
-              <w:top w:w="50" w:type="dxa"/>
-              <w:bottom w:w="50" w:type="dxa"/>
+              <w:top w:w="45" w:type="dxa"/>
+              <w:bottom w:w="45" w:type="dxa"/>
               <w:left w:w="50" w:type="dxa"/>
               <w:right w:w="50" w:type="dxa"/>
             </w:tcMar>
@@ -5771,11 +5223,10 @@
       <w:tr>
         <w:tc>
           <w:tcPr>
-            <w:tcW w:type="dxa" w:w="1337"/>
-            <w:shd w:fill="FAF5FB"/>
+            <w:tcW w:type="dxa" w:w="1440"/>
             <w:tcMar>
-              <w:top w:w="50" w:type="dxa"/>
-              <w:bottom w:w="50" w:type="dxa"/>
+              <w:top w:w="45" w:type="dxa"/>
+              <w:bottom w:w="45" w:type="dxa"/>
               <w:left w:w="50" w:type="dxa"/>
               <w:right w:w="50" w:type="dxa"/>
             </w:tcMar>
@@ -5797,11 +5248,10 @@
         </w:tc>
         <w:tc>
           <w:tcPr>
-            <w:tcW w:type="dxa" w:w="1337"/>
-            <w:shd w:fill="FAF5FB"/>
+            <w:tcW w:type="dxa" w:w="1440"/>
             <w:tcMar>
-              <w:top w:w="50" w:type="dxa"/>
-              <w:bottom w:w="50" w:type="dxa"/>
+              <w:top w:w="45" w:type="dxa"/>
+              <w:bottom w:w="45" w:type="dxa"/>
               <w:left w:w="50" w:type="dxa"/>
               <w:right w:w="50" w:type="dxa"/>
             </w:tcMar>
@@ -5821,11 +5271,10 @@
         </w:tc>
         <w:tc>
           <w:tcPr>
-            <w:tcW w:type="dxa" w:w="1337"/>
-            <w:shd w:fill="FAF5FB"/>
+            <w:tcW w:type="dxa" w:w="1440"/>
             <w:tcMar>
-              <w:top w:w="50" w:type="dxa"/>
-              <w:bottom w:w="50" w:type="dxa"/>
+              <w:top w:w="45" w:type="dxa"/>
+              <w:bottom w:w="45" w:type="dxa"/>
               <w:left w:w="50" w:type="dxa"/>
               <w:right w:w="50" w:type="dxa"/>
             </w:tcMar>
@@ -5845,11 +5294,10 @@
         </w:tc>
         <w:tc>
           <w:tcPr>
-            <w:tcW w:type="dxa" w:w="1337"/>
-            <w:shd w:fill="FAF5FB"/>
+            <w:tcW w:type="dxa" w:w="1440"/>
             <w:tcMar>
-              <w:top w:w="50" w:type="dxa"/>
-              <w:bottom w:w="50" w:type="dxa"/>
+              <w:top w:w="45" w:type="dxa"/>
+              <w:bottom w:w="45" w:type="dxa"/>
               <w:left w:w="50" w:type="dxa"/>
               <w:right w:w="50" w:type="dxa"/>
             </w:tcMar>
@@ -5869,11 +5317,10 @@
         </w:tc>
         <w:tc>
           <w:tcPr>
-            <w:tcW w:type="dxa" w:w="1337"/>
-            <w:shd w:fill="FAF5FB"/>
+            <w:tcW w:type="dxa" w:w="1440"/>
             <w:tcMar>
-              <w:top w:w="50" w:type="dxa"/>
-              <w:bottom w:w="50" w:type="dxa"/>
+              <w:top w:w="45" w:type="dxa"/>
+              <w:bottom w:w="45" w:type="dxa"/>
               <w:left w:w="50" w:type="dxa"/>
               <w:right w:w="50" w:type="dxa"/>
             </w:tcMar>
@@ -5893,11 +5340,10 @@
         </w:tc>
         <w:tc>
           <w:tcPr>
-            <w:tcW w:type="dxa" w:w="1337"/>
-            <w:shd w:fill="FAF5FB"/>
+            <w:tcW w:type="dxa" w:w="1440"/>
             <w:tcMar>
-              <w:top w:w="50" w:type="dxa"/>
-              <w:bottom w:w="50" w:type="dxa"/>
+              <w:top w:w="45" w:type="dxa"/>
+              <w:bottom w:w="45" w:type="dxa"/>
               <w:left w:w="50" w:type="dxa"/>
               <w:right w:w="50" w:type="dxa"/>
             </w:tcMar>
@@ -5911,7 +5357,7 @@
               <w:rPr>
                 <w:rFonts w:ascii="Times New Roman" w:hAnsi="Times New Roman"/>
                 <w:b/>
-                <w:color w:val="15803D"/>
+                <w:color w:val="008000"/>
                 <w:sz w:val="15"/>
               </w:rPr>
               <w:t>PASS</w:t>
@@ -5920,11 +5366,10 @@
         </w:tc>
         <w:tc>
           <w:tcPr>
-            <w:tcW w:type="dxa" w:w="1337"/>
-            <w:shd w:fill="FAF5FB"/>
+            <w:tcW w:type="dxa" w:w="1440"/>
             <w:tcMar>
-              <w:top w:w="50" w:type="dxa"/>
-              <w:bottom w:w="50" w:type="dxa"/>
+              <w:top w:w="45" w:type="dxa"/>
+              <w:bottom w:w="45" w:type="dxa"/>
               <w:left w:w="50" w:type="dxa"/>
               <w:right w:w="50" w:type="dxa"/>
             </w:tcMar>
@@ -5946,11 +5391,10 @@
       <w:tr>
         <w:tc>
           <w:tcPr>
-            <w:tcW w:type="dxa" w:w="1337"/>
-            <w:shd w:fill="FFFFFF"/>
+            <w:tcW w:type="dxa" w:w="1440"/>
             <w:tcMar>
-              <w:top w:w="50" w:type="dxa"/>
-              <w:bottom w:w="50" w:type="dxa"/>
+              <w:top w:w="45" w:type="dxa"/>
+              <w:bottom w:w="45" w:type="dxa"/>
               <w:left w:w="50" w:type="dxa"/>
               <w:right w:w="50" w:type="dxa"/>
             </w:tcMar>
@@ -5972,11 +5416,10 @@
         </w:tc>
         <w:tc>
           <w:tcPr>
-            <w:tcW w:type="dxa" w:w="1337"/>
-            <w:shd w:fill="FFFFFF"/>
+            <w:tcW w:type="dxa" w:w="1440"/>
             <w:tcMar>
-              <w:top w:w="50" w:type="dxa"/>
-              <w:bottom w:w="50" w:type="dxa"/>
+              <w:top w:w="45" w:type="dxa"/>
+              <w:bottom w:w="45" w:type="dxa"/>
               <w:left w:w="50" w:type="dxa"/>
               <w:right w:w="50" w:type="dxa"/>
             </w:tcMar>
@@ -5996,11 +5439,10 @@
         </w:tc>
         <w:tc>
           <w:tcPr>
-            <w:tcW w:type="dxa" w:w="1337"/>
-            <w:shd w:fill="FFFFFF"/>
+            <w:tcW w:type="dxa" w:w="1440"/>
             <w:tcMar>
-              <w:top w:w="50" w:type="dxa"/>
-              <w:bottom w:w="50" w:type="dxa"/>
+              <w:top w:w="45" w:type="dxa"/>
+              <w:bottom w:w="45" w:type="dxa"/>
               <w:left w:w="50" w:type="dxa"/>
               <w:right w:w="50" w:type="dxa"/>
             </w:tcMar>
@@ -6020,11 +5462,10 @@
         </w:tc>
         <w:tc>
           <w:tcPr>
-            <w:tcW w:type="dxa" w:w="1337"/>
-            <w:shd w:fill="FFFFFF"/>
+            <w:tcW w:type="dxa" w:w="1440"/>
             <w:tcMar>
-              <w:top w:w="50" w:type="dxa"/>
-              <w:bottom w:w="50" w:type="dxa"/>
+              <w:top w:w="45" w:type="dxa"/>
+              <w:bottom w:w="45" w:type="dxa"/>
               <w:left w:w="50" w:type="dxa"/>
               <w:right w:w="50" w:type="dxa"/>
             </w:tcMar>
@@ -6044,11 +5485,10 @@
         </w:tc>
         <w:tc>
           <w:tcPr>
-            <w:tcW w:type="dxa" w:w="1337"/>
-            <w:shd w:fill="FFFFFF"/>
+            <w:tcW w:type="dxa" w:w="1440"/>
             <w:tcMar>
-              <w:top w:w="50" w:type="dxa"/>
-              <w:bottom w:w="50" w:type="dxa"/>
+              <w:top w:w="45" w:type="dxa"/>
+              <w:bottom w:w="45" w:type="dxa"/>
               <w:left w:w="50" w:type="dxa"/>
               <w:right w:w="50" w:type="dxa"/>
             </w:tcMar>
@@ -6068,11 +5508,10 @@
         </w:tc>
         <w:tc>
           <w:tcPr>
-            <w:tcW w:type="dxa" w:w="1337"/>
-            <w:shd w:fill="FFFFFF"/>
+            <w:tcW w:type="dxa" w:w="1440"/>
             <w:tcMar>
-              <w:top w:w="50" w:type="dxa"/>
-              <w:bottom w:w="50" w:type="dxa"/>
+              <w:top w:w="45" w:type="dxa"/>
+              <w:bottom w:w="45" w:type="dxa"/>
               <w:left w:w="50" w:type="dxa"/>
               <w:right w:w="50" w:type="dxa"/>
             </w:tcMar>
@@ -6086,7 +5525,7 @@
               <w:rPr>
                 <w:rFonts w:ascii="Times New Roman" w:hAnsi="Times New Roman"/>
                 <w:b/>
-                <w:color w:val="15803D"/>
+                <w:color w:val="008000"/>
                 <w:sz w:val="15"/>
               </w:rPr>
               <w:t>PASS</w:t>
@@ -6095,11 +5534,10 @@
         </w:tc>
         <w:tc>
           <w:tcPr>
-            <w:tcW w:type="dxa" w:w="1337"/>
-            <w:shd w:fill="FFFFFF"/>
+            <w:tcW w:type="dxa" w:w="1440"/>
             <w:tcMar>
-              <w:top w:w="50" w:type="dxa"/>
-              <w:bottom w:w="50" w:type="dxa"/>
+              <w:top w:w="45" w:type="dxa"/>
+              <w:bottom w:w="45" w:type="dxa"/>
               <w:left w:w="50" w:type="dxa"/>
               <w:right w:w="50" w:type="dxa"/>
             </w:tcMar>
@@ -6121,11 +5559,10 @@
       <w:tr>
         <w:tc>
           <w:tcPr>
-            <w:tcW w:type="dxa" w:w="1337"/>
-            <w:shd w:fill="FAF5FB"/>
+            <w:tcW w:type="dxa" w:w="1440"/>
             <w:tcMar>
-              <w:top w:w="50" w:type="dxa"/>
-              <w:bottom w:w="50" w:type="dxa"/>
+              <w:top w:w="45" w:type="dxa"/>
+              <w:bottom w:w="45" w:type="dxa"/>
               <w:left w:w="50" w:type="dxa"/>
               <w:right w:w="50" w:type="dxa"/>
             </w:tcMar>
@@ -6147,11 +5584,10 @@
         </w:tc>
         <w:tc>
           <w:tcPr>
-            <w:tcW w:type="dxa" w:w="1337"/>
-            <w:shd w:fill="FAF5FB"/>
+            <w:tcW w:type="dxa" w:w="1440"/>
             <w:tcMar>
-              <w:top w:w="50" w:type="dxa"/>
-              <w:bottom w:w="50" w:type="dxa"/>
+              <w:top w:w="45" w:type="dxa"/>
+              <w:bottom w:w="45" w:type="dxa"/>
               <w:left w:w="50" w:type="dxa"/>
               <w:right w:w="50" w:type="dxa"/>
             </w:tcMar>
@@ -6171,11 +5607,10 @@
         </w:tc>
         <w:tc>
           <w:tcPr>
-            <w:tcW w:type="dxa" w:w="1337"/>
-            <w:shd w:fill="FAF5FB"/>
+            <w:tcW w:type="dxa" w:w="1440"/>
             <w:tcMar>
-              <w:top w:w="50" w:type="dxa"/>
-              <w:bottom w:w="50" w:type="dxa"/>
+              <w:top w:w="45" w:type="dxa"/>
+              <w:bottom w:w="45" w:type="dxa"/>
               <w:left w:w="50" w:type="dxa"/>
               <w:right w:w="50" w:type="dxa"/>
             </w:tcMar>
@@ -6195,11 +5630,10 @@
         </w:tc>
         <w:tc>
           <w:tcPr>
-            <w:tcW w:type="dxa" w:w="1337"/>
-            <w:shd w:fill="FAF5FB"/>
+            <w:tcW w:type="dxa" w:w="1440"/>
             <w:tcMar>
-              <w:top w:w="50" w:type="dxa"/>
-              <w:bottom w:w="50" w:type="dxa"/>
+              <w:top w:w="45" w:type="dxa"/>
+              <w:bottom w:w="45" w:type="dxa"/>
               <w:left w:w="50" w:type="dxa"/>
               <w:right w:w="50" w:type="dxa"/>
             </w:tcMar>
@@ -6219,11 +5653,10 @@
         </w:tc>
         <w:tc>
           <w:tcPr>
-            <w:tcW w:type="dxa" w:w="1337"/>
-            <w:shd w:fill="FAF5FB"/>
+            <w:tcW w:type="dxa" w:w="1440"/>
             <w:tcMar>
-              <w:top w:w="50" w:type="dxa"/>
-              <w:bottom w:w="50" w:type="dxa"/>
+              <w:top w:w="45" w:type="dxa"/>
+              <w:bottom w:w="45" w:type="dxa"/>
               <w:left w:w="50" w:type="dxa"/>
               <w:right w:w="50" w:type="dxa"/>
             </w:tcMar>
@@ -6243,11 +5676,10 @@
         </w:tc>
         <w:tc>
           <w:tcPr>
-            <w:tcW w:type="dxa" w:w="1337"/>
-            <w:shd w:fill="FAF5FB"/>
+            <w:tcW w:type="dxa" w:w="1440"/>
             <w:tcMar>
-              <w:top w:w="50" w:type="dxa"/>
-              <w:bottom w:w="50" w:type="dxa"/>
+              <w:top w:w="45" w:type="dxa"/>
+              <w:bottom w:w="45" w:type="dxa"/>
               <w:left w:w="50" w:type="dxa"/>
               <w:right w:w="50" w:type="dxa"/>
             </w:tcMar>
@@ -6261,7 +5693,7 @@
               <w:rPr>
                 <w:rFonts w:ascii="Times New Roman" w:hAnsi="Times New Roman"/>
                 <w:b/>
-                <w:color w:val="15803D"/>
+                <w:color w:val="008000"/>
                 <w:sz w:val="15"/>
               </w:rPr>
               <w:t>PASS</w:t>
@@ -6270,11 +5702,10 @@
         </w:tc>
         <w:tc>
           <w:tcPr>
-            <w:tcW w:type="dxa" w:w="1337"/>
-            <w:shd w:fill="FAF5FB"/>
+            <w:tcW w:type="dxa" w:w="1440"/>
             <w:tcMar>
-              <w:top w:w="50" w:type="dxa"/>
-              <w:bottom w:w="50" w:type="dxa"/>
+              <w:top w:w="45" w:type="dxa"/>
+              <w:bottom w:w="45" w:type="dxa"/>
               <w:left w:w="50" w:type="dxa"/>
               <w:right w:w="50" w:type="dxa"/>
             </w:tcMar>
@@ -6296,11 +5727,10 @@
       <w:tr>
         <w:tc>
           <w:tcPr>
-            <w:tcW w:type="dxa" w:w="1337"/>
-            <w:shd w:fill="FFFFFF"/>
+            <w:tcW w:type="dxa" w:w="1440"/>
             <w:tcMar>
-              <w:top w:w="50" w:type="dxa"/>
-              <w:bottom w:w="50" w:type="dxa"/>
+              <w:top w:w="45" w:type="dxa"/>
+              <w:bottom w:w="45" w:type="dxa"/>
               <w:left w:w="50" w:type="dxa"/>
               <w:right w:w="50" w:type="dxa"/>
             </w:tcMar>
@@ -6322,11 +5752,10 @@
         </w:tc>
         <w:tc>
           <w:tcPr>
-            <w:tcW w:type="dxa" w:w="1337"/>
-            <w:shd w:fill="FFFFFF"/>
+            <w:tcW w:type="dxa" w:w="1440"/>
             <w:tcMar>
-              <w:top w:w="50" w:type="dxa"/>
-              <w:bottom w:w="50" w:type="dxa"/>
+              <w:top w:w="45" w:type="dxa"/>
+              <w:bottom w:w="45" w:type="dxa"/>
               <w:left w:w="50" w:type="dxa"/>
               <w:right w:w="50" w:type="dxa"/>
             </w:tcMar>
@@ -6346,11 +5775,10 @@
         </w:tc>
         <w:tc>
           <w:tcPr>
-            <w:tcW w:type="dxa" w:w="1337"/>
-            <w:shd w:fill="FFFFFF"/>
+            <w:tcW w:type="dxa" w:w="1440"/>
             <w:tcMar>
-              <w:top w:w="50" w:type="dxa"/>
-              <w:bottom w:w="50" w:type="dxa"/>
+              <w:top w:w="45" w:type="dxa"/>
+              <w:bottom w:w="45" w:type="dxa"/>
               <w:left w:w="50" w:type="dxa"/>
               <w:right w:w="50" w:type="dxa"/>
             </w:tcMar>
@@ -6370,11 +5798,10 @@
         </w:tc>
         <w:tc>
           <w:tcPr>
-            <w:tcW w:type="dxa" w:w="1337"/>
-            <w:shd w:fill="FFFFFF"/>
+            <w:tcW w:type="dxa" w:w="1440"/>
             <w:tcMar>
-              <w:top w:w="50" w:type="dxa"/>
-              <w:bottom w:w="50" w:type="dxa"/>
+              <w:top w:w="45" w:type="dxa"/>
+              <w:bottom w:w="45" w:type="dxa"/>
               <w:left w:w="50" w:type="dxa"/>
               <w:right w:w="50" w:type="dxa"/>
             </w:tcMar>
@@ -6394,11 +5821,10 @@
         </w:tc>
         <w:tc>
           <w:tcPr>
-            <w:tcW w:type="dxa" w:w="1337"/>
-            <w:shd w:fill="FFFFFF"/>
+            <w:tcW w:type="dxa" w:w="1440"/>
             <w:tcMar>
-              <w:top w:w="50" w:type="dxa"/>
-              <w:bottom w:w="50" w:type="dxa"/>
+              <w:top w:w="45" w:type="dxa"/>
+              <w:bottom w:w="45" w:type="dxa"/>
               <w:left w:w="50" w:type="dxa"/>
               <w:right w:w="50" w:type="dxa"/>
             </w:tcMar>
@@ -6418,11 +5844,10 @@
         </w:tc>
         <w:tc>
           <w:tcPr>
-            <w:tcW w:type="dxa" w:w="1337"/>
-            <w:shd w:fill="FFFFFF"/>
+            <w:tcW w:type="dxa" w:w="1440"/>
             <w:tcMar>
-              <w:top w:w="50" w:type="dxa"/>
-              <w:bottom w:w="50" w:type="dxa"/>
+              <w:top w:w="45" w:type="dxa"/>
+              <w:bottom w:w="45" w:type="dxa"/>
               <w:left w:w="50" w:type="dxa"/>
               <w:right w:w="50" w:type="dxa"/>
             </w:tcMar>
@@ -6436,7 +5861,7 @@
               <w:rPr>
                 <w:rFonts w:ascii="Times New Roman" w:hAnsi="Times New Roman"/>
                 <w:b/>
-                <w:color w:val="15803D"/>
+                <w:color w:val="008000"/>
                 <w:sz w:val="15"/>
               </w:rPr>
               <w:t>PASS</w:t>
@@ -6445,11 +5870,10 @@
         </w:tc>
         <w:tc>
           <w:tcPr>
-            <w:tcW w:type="dxa" w:w="1337"/>
-            <w:shd w:fill="FFFFFF"/>
+            <w:tcW w:type="dxa" w:w="1440"/>
             <w:tcMar>
-              <w:top w:w="50" w:type="dxa"/>
-              <w:bottom w:w="50" w:type="dxa"/>
+              <w:top w:w="45" w:type="dxa"/>
+              <w:bottom w:w="45" w:type="dxa"/>
               <w:left w:w="50" w:type="dxa"/>
               <w:right w:w="50" w:type="dxa"/>
             </w:tcMar>
@@ -6471,11 +5895,10 @@
       <w:tr>
         <w:tc>
           <w:tcPr>
-            <w:tcW w:type="dxa" w:w="1337"/>
-            <w:shd w:fill="FAF5FB"/>
+            <w:tcW w:type="dxa" w:w="1440"/>
             <w:tcMar>
-              <w:top w:w="50" w:type="dxa"/>
-              <w:bottom w:w="50" w:type="dxa"/>
+              <w:top w:w="45" w:type="dxa"/>
+              <w:bottom w:w="45" w:type="dxa"/>
               <w:left w:w="50" w:type="dxa"/>
               <w:right w:w="50" w:type="dxa"/>
             </w:tcMar>
@@ -6497,11 +5920,10 @@
         </w:tc>
         <w:tc>
           <w:tcPr>
-            <w:tcW w:type="dxa" w:w="1337"/>
-            <w:shd w:fill="FAF5FB"/>
+            <w:tcW w:type="dxa" w:w="1440"/>
             <w:tcMar>
-              <w:top w:w="50" w:type="dxa"/>
-              <w:bottom w:w="50" w:type="dxa"/>
+              <w:top w:w="45" w:type="dxa"/>
+              <w:bottom w:w="45" w:type="dxa"/>
               <w:left w:w="50" w:type="dxa"/>
               <w:right w:w="50" w:type="dxa"/>
             </w:tcMar>
@@ -6521,11 +5943,10 @@
         </w:tc>
         <w:tc>
           <w:tcPr>
-            <w:tcW w:type="dxa" w:w="1337"/>
-            <w:shd w:fill="FAF5FB"/>
+            <w:tcW w:type="dxa" w:w="1440"/>
             <w:tcMar>
-              <w:top w:w="50" w:type="dxa"/>
-              <w:bottom w:w="50" w:type="dxa"/>
+              <w:top w:w="45" w:type="dxa"/>
+              <w:bottom w:w="45" w:type="dxa"/>
               <w:left w:w="50" w:type="dxa"/>
               <w:right w:w="50" w:type="dxa"/>
             </w:tcMar>
@@ -6545,11 +5966,10 @@
         </w:tc>
         <w:tc>
           <w:tcPr>
-            <w:tcW w:type="dxa" w:w="1337"/>
-            <w:shd w:fill="FAF5FB"/>
+            <w:tcW w:type="dxa" w:w="1440"/>
             <w:tcMar>
-              <w:top w:w="50" w:type="dxa"/>
-              <w:bottom w:w="50" w:type="dxa"/>
+              <w:top w:w="45" w:type="dxa"/>
+              <w:bottom w:w="45" w:type="dxa"/>
               <w:left w:w="50" w:type="dxa"/>
               <w:right w:w="50" w:type="dxa"/>
             </w:tcMar>
@@ -6569,11 +5989,10 @@
         </w:tc>
         <w:tc>
           <w:tcPr>
-            <w:tcW w:type="dxa" w:w="1337"/>
-            <w:shd w:fill="FAF5FB"/>
+            <w:tcW w:type="dxa" w:w="1440"/>
             <w:tcMar>
-              <w:top w:w="50" w:type="dxa"/>
-              <w:bottom w:w="50" w:type="dxa"/>
+              <w:top w:w="45" w:type="dxa"/>
+              <w:bottom w:w="45" w:type="dxa"/>
               <w:left w:w="50" w:type="dxa"/>
               <w:right w:w="50" w:type="dxa"/>
             </w:tcMar>
@@ -6593,11 +6012,10 @@
         </w:tc>
         <w:tc>
           <w:tcPr>
-            <w:tcW w:type="dxa" w:w="1337"/>
-            <w:shd w:fill="FAF5FB"/>
+            <w:tcW w:type="dxa" w:w="1440"/>
             <w:tcMar>
-              <w:top w:w="50" w:type="dxa"/>
-              <w:bottom w:w="50" w:type="dxa"/>
+              <w:top w:w="45" w:type="dxa"/>
+              <w:bottom w:w="45" w:type="dxa"/>
               <w:left w:w="50" w:type="dxa"/>
               <w:right w:w="50" w:type="dxa"/>
             </w:tcMar>
@@ -6611,7 +6029,7 @@
               <w:rPr>
                 <w:rFonts w:ascii="Times New Roman" w:hAnsi="Times New Roman"/>
                 <w:b/>
-                <w:color w:val="15803D"/>
+                <w:color w:val="008000"/>
                 <w:sz w:val="15"/>
               </w:rPr>
               <w:t>PASS</w:t>
@@ -6620,11 +6038,10 @@
         </w:tc>
         <w:tc>
           <w:tcPr>
-            <w:tcW w:type="dxa" w:w="1337"/>
-            <w:shd w:fill="FAF5FB"/>
+            <w:tcW w:type="dxa" w:w="1440"/>
             <w:tcMar>
-              <w:top w:w="50" w:type="dxa"/>
-              <w:bottom w:w="50" w:type="dxa"/>
+              <w:top w:w="45" w:type="dxa"/>
+              <w:bottom w:w="45" w:type="dxa"/>
               <w:left w:w="50" w:type="dxa"/>
               <w:right w:w="50" w:type="dxa"/>
             </w:tcMar>
@@ -6646,11 +6063,10 @@
       <w:tr>
         <w:tc>
           <w:tcPr>
-            <w:tcW w:type="dxa" w:w="1337"/>
-            <w:shd w:fill="FFFFFF"/>
+            <w:tcW w:type="dxa" w:w="1440"/>
             <w:tcMar>
-              <w:top w:w="50" w:type="dxa"/>
-              <w:bottom w:w="50" w:type="dxa"/>
+              <w:top w:w="45" w:type="dxa"/>
+              <w:bottom w:w="45" w:type="dxa"/>
               <w:left w:w="50" w:type="dxa"/>
               <w:right w:w="50" w:type="dxa"/>
             </w:tcMar>
@@ -6672,11 +6088,10 @@
         </w:tc>
         <w:tc>
           <w:tcPr>
-            <w:tcW w:type="dxa" w:w="1337"/>
-            <w:shd w:fill="FFFFFF"/>
+            <w:tcW w:type="dxa" w:w="1440"/>
             <w:tcMar>
-              <w:top w:w="50" w:type="dxa"/>
-              <w:bottom w:w="50" w:type="dxa"/>
+              <w:top w:w="45" w:type="dxa"/>
+              <w:bottom w:w="45" w:type="dxa"/>
               <w:left w:w="50" w:type="dxa"/>
               <w:right w:w="50" w:type="dxa"/>
             </w:tcMar>
@@ -6696,11 +6111,10 @@
         </w:tc>
         <w:tc>
           <w:tcPr>
-            <w:tcW w:type="dxa" w:w="1337"/>
-            <w:shd w:fill="FFFFFF"/>
+            <w:tcW w:type="dxa" w:w="1440"/>
             <w:tcMar>
-              <w:top w:w="50" w:type="dxa"/>
-              <w:bottom w:w="50" w:type="dxa"/>
+              <w:top w:w="45" w:type="dxa"/>
+              <w:bottom w:w="45" w:type="dxa"/>
               <w:left w:w="50" w:type="dxa"/>
               <w:right w:w="50" w:type="dxa"/>
             </w:tcMar>
@@ -6720,11 +6134,10 @@
         </w:tc>
         <w:tc>
           <w:tcPr>
-            <w:tcW w:type="dxa" w:w="1337"/>
-            <w:shd w:fill="FFFFFF"/>
+            <w:tcW w:type="dxa" w:w="1440"/>
             <w:tcMar>
-              <w:top w:w="50" w:type="dxa"/>
-              <w:bottom w:w="50" w:type="dxa"/>
+              <w:top w:w="45" w:type="dxa"/>
+              <w:bottom w:w="45" w:type="dxa"/>
               <w:left w:w="50" w:type="dxa"/>
               <w:right w:w="50" w:type="dxa"/>
             </w:tcMar>
@@ -6744,11 +6157,10 @@
         </w:tc>
         <w:tc>
           <w:tcPr>
-            <w:tcW w:type="dxa" w:w="1337"/>
-            <w:shd w:fill="FFFFFF"/>
+            <w:tcW w:type="dxa" w:w="1440"/>
             <w:tcMar>
-              <w:top w:w="50" w:type="dxa"/>
-              <w:bottom w:w="50" w:type="dxa"/>
+              <w:top w:w="45" w:type="dxa"/>
+              <w:bottom w:w="45" w:type="dxa"/>
               <w:left w:w="50" w:type="dxa"/>
               <w:right w:w="50" w:type="dxa"/>
             </w:tcMar>
@@ -6768,11 +6180,10 @@
         </w:tc>
         <w:tc>
           <w:tcPr>
-            <w:tcW w:type="dxa" w:w="1337"/>
-            <w:shd w:fill="FFFFFF"/>
+            <w:tcW w:type="dxa" w:w="1440"/>
             <w:tcMar>
-              <w:top w:w="50" w:type="dxa"/>
-              <w:bottom w:w="50" w:type="dxa"/>
+              <w:top w:w="45" w:type="dxa"/>
+              <w:bottom w:w="45" w:type="dxa"/>
               <w:left w:w="50" w:type="dxa"/>
               <w:right w:w="50" w:type="dxa"/>
             </w:tcMar>
@@ -6786,7 +6197,7 @@
               <w:rPr>
                 <w:rFonts w:ascii="Times New Roman" w:hAnsi="Times New Roman"/>
                 <w:b/>
-                <w:color w:val="15803D"/>
+                <w:color w:val="008000"/>
                 <w:sz w:val="15"/>
               </w:rPr>
               <w:t>PASS</w:t>
@@ -6795,11 +6206,10 @@
         </w:tc>
         <w:tc>
           <w:tcPr>
-            <w:tcW w:type="dxa" w:w="1337"/>
-            <w:shd w:fill="FFFFFF"/>
+            <w:tcW w:type="dxa" w:w="1440"/>
             <w:tcMar>
-              <w:top w:w="50" w:type="dxa"/>
-              <w:bottom w:w="50" w:type="dxa"/>
+              <w:top w:w="45" w:type="dxa"/>
+              <w:bottom w:w="45" w:type="dxa"/>
               <w:left w:w="50" w:type="dxa"/>
               <w:right w:w="50" w:type="dxa"/>
             </w:tcMar>
@@ -6821,11 +6231,10 @@
       <w:tr>
         <w:tc>
           <w:tcPr>
-            <w:tcW w:type="dxa" w:w="1337"/>
-            <w:shd w:fill="FAF5FB"/>
+            <w:tcW w:type="dxa" w:w="1440"/>
             <w:tcMar>
-              <w:top w:w="50" w:type="dxa"/>
-              <w:bottom w:w="50" w:type="dxa"/>
+              <w:top w:w="45" w:type="dxa"/>
+              <w:bottom w:w="45" w:type="dxa"/>
               <w:left w:w="50" w:type="dxa"/>
               <w:right w:w="50" w:type="dxa"/>
             </w:tcMar>
@@ -6847,11 +6256,10 @@
         </w:tc>
         <w:tc>
           <w:tcPr>
-            <w:tcW w:type="dxa" w:w="1337"/>
-            <w:shd w:fill="FAF5FB"/>
+            <w:tcW w:type="dxa" w:w="1440"/>
             <w:tcMar>
-              <w:top w:w="50" w:type="dxa"/>
-              <w:bottom w:w="50" w:type="dxa"/>
+              <w:top w:w="45" w:type="dxa"/>
+              <w:bottom w:w="45" w:type="dxa"/>
               <w:left w:w="50" w:type="dxa"/>
               <w:right w:w="50" w:type="dxa"/>
             </w:tcMar>
@@ -6871,11 +6279,10 @@
         </w:tc>
         <w:tc>
           <w:tcPr>
-            <w:tcW w:type="dxa" w:w="1337"/>
-            <w:shd w:fill="FAF5FB"/>
+            <w:tcW w:type="dxa" w:w="1440"/>
             <w:tcMar>
-              <w:top w:w="50" w:type="dxa"/>
-              <w:bottom w:w="50" w:type="dxa"/>
+              <w:top w:w="45" w:type="dxa"/>
+              <w:bottom w:w="45" w:type="dxa"/>
               <w:left w:w="50" w:type="dxa"/>
               <w:right w:w="50" w:type="dxa"/>
             </w:tcMar>
@@ -6895,11 +6302,10 @@
         </w:tc>
         <w:tc>
           <w:tcPr>
-            <w:tcW w:type="dxa" w:w="1337"/>
-            <w:shd w:fill="FAF5FB"/>
+            <w:tcW w:type="dxa" w:w="1440"/>
             <w:tcMar>
-              <w:top w:w="50" w:type="dxa"/>
-              <w:bottom w:w="50" w:type="dxa"/>
+              <w:top w:w="45" w:type="dxa"/>
+              <w:bottom w:w="45" w:type="dxa"/>
               <w:left w:w="50" w:type="dxa"/>
               <w:right w:w="50" w:type="dxa"/>
             </w:tcMar>
@@ -6919,11 +6325,10 @@
         </w:tc>
         <w:tc>
           <w:tcPr>
-            <w:tcW w:type="dxa" w:w="1337"/>
-            <w:shd w:fill="FAF5FB"/>
+            <w:tcW w:type="dxa" w:w="1440"/>
             <w:tcMar>
-              <w:top w:w="50" w:type="dxa"/>
-              <w:bottom w:w="50" w:type="dxa"/>
+              <w:top w:w="45" w:type="dxa"/>
+              <w:bottom w:w="45" w:type="dxa"/>
               <w:left w:w="50" w:type="dxa"/>
               <w:right w:w="50" w:type="dxa"/>
             </w:tcMar>
@@ -6943,11 +6348,10 @@
         </w:tc>
         <w:tc>
           <w:tcPr>
-            <w:tcW w:type="dxa" w:w="1337"/>
-            <w:shd w:fill="FAF5FB"/>
+            <w:tcW w:type="dxa" w:w="1440"/>
             <w:tcMar>
-              <w:top w:w="50" w:type="dxa"/>
-              <w:bottom w:w="50" w:type="dxa"/>
+              <w:top w:w="45" w:type="dxa"/>
+              <w:bottom w:w="45" w:type="dxa"/>
               <w:left w:w="50" w:type="dxa"/>
               <w:right w:w="50" w:type="dxa"/>
             </w:tcMar>
@@ -6961,7 +6365,7 @@
               <w:rPr>
                 <w:rFonts w:ascii="Times New Roman" w:hAnsi="Times New Roman"/>
                 <w:b/>
-                <w:color w:val="15803D"/>
+                <w:color w:val="008000"/>
                 <w:sz w:val="15"/>
               </w:rPr>
               <w:t>PASS</w:t>
@@ -6970,11 +6374,10 @@
         </w:tc>
         <w:tc>
           <w:tcPr>
-            <w:tcW w:type="dxa" w:w="1337"/>
-            <w:shd w:fill="FAF5FB"/>
+            <w:tcW w:type="dxa" w:w="1440"/>
             <w:tcMar>
-              <w:top w:w="50" w:type="dxa"/>
-              <w:bottom w:w="50" w:type="dxa"/>
+              <w:top w:w="45" w:type="dxa"/>
+              <w:bottom w:w="45" w:type="dxa"/>
               <w:left w:w="50" w:type="dxa"/>
               <w:right w:w="50" w:type="dxa"/>
             </w:tcMar>
@@ -6996,364 +6399,67 @@
     </w:tbl>
     <w:p>
       <w:pPr>
-        <w:spacing w:after="120"/>
+        <w:spacing w:after="160"/>
       </w:pPr>
     </w:p>
     <w:p>
       <w:pPr>
-        <w:spacing w:before="0" w:after="100" w:line="276" w:lineRule="auto"/>
-      </w:pPr>
-      <w:r>
-        <w:rPr>
-          <w:rFonts w:ascii="Times New Roman" w:hAnsi="Times New Roman"/>
-          <w:sz w:val="20"/>
-        </w:rPr>
-        <w:t>A critical finding from TC-08 is the quantitative discriminative power of the safety-scoring formulation. In testing pedestrian transit from Nagawara to Shivajinagar, Route 1 (7.2 km along illuminated commercial arterials) encountered zero verified incidents and passed within 400 meters of two active safe havens, achieving a score of 94/100. Route 2 (6.4 km via Govindpura service lanes) saved 800 meters of walking but passed within 450 meters of two high-severity verified incidents (unlit corridors and verbal harassment), yielding a score of 48/100. While commercial routing engines automatically favored Route 2 based strictly on time, SafeCity highlighted Route 1, transparently informing the commuter that an 800-meter detour eliminated 70 penalty points of spatial hazard.</w:t>
-      </w:r>
-    </w:p>
-    <w:p>
-      <w:pPr>
-        <w:keepNext/>
-        <w:spacing w:before="280" w:after="80"/>
+        <w:spacing w:before="200" w:after="60"/>
       </w:pPr>
       <w:r>
         <w:rPr>
           <w:rFonts w:ascii="Times New Roman" w:hAnsi="Times New Roman"/>
           <w:b/>
-          <w:color w:val="2A132C"/>
-          <w:sz w:val="22"/>
+          <w:sz w:val="19"/>
         </w:rPr>
-        <w:t>11. SECURITY, PRIVACY, AND ETHICAL CONSIDERATIONS</w:t>
+        <w:t>APPENDIX</w:t>
+        <w:br/>
+        <w:t>Plagiarism and Originality Compliance Review</w:t>
       </w:r>
     </w:p>
     <w:p>
       <w:pPr>
-        <w:spacing w:before="0" w:after="100" w:line="276" w:lineRule="auto"/>
+        <w:spacing w:before="0" w:after="80" w:line="252" w:lineRule="auto"/>
+        <w:jc w:val="both"/>
       </w:pPr>
       <w:r>
         <w:rPr>
           <w:rFonts w:ascii="Times New Roman" w:hAnsi="Times New Roman"/>
-          <w:sz w:val="20"/>
-        </w:rPr>
-        <w:t>SafeCity incorporates rigorous privacy and ethical guardrails: (1) Zero Mandatory Identity Collection: incident reporting operates without requiring personal identity or telephone verification; (2) Coordinate Obfuscation: public map markers truncate coordinates to 3 decimal places (~110-meter resolution), preventing adversaries from identifying a victim's exact home or work doorway [15]; (3) Moderation Gatekeeping: crowdsourced submissions require civic moderator verification prior to public display, preventing malicious defamation or false panic; and (4) Ethical Upper-Bound Clamping: route safety scores are capped at 98/100, reinforcing that software cannot guarantee absolute security.</w:t>
-      </w:r>
-    </w:p>
-    <w:p>
-      <w:pPr>
-        <w:keepNext/>
-        <w:spacing w:before="280" w:after="80"/>
-      </w:pPr>
-      <w:r>
-        <w:rPr>
-          <w:rFonts w:ascii="Times New Roman" w:hAnsi="Times New Roman"/>
-          <w:b/>
-          <w:color w:val="2A132C"/>
-          <w:sz w:val="22"/>
-        </w:rPr>
-        <w:t>12. LIMITATIONS</w:t>
-      </w:r>
-    </w:p>
-    <w:p>
-      <w:pPr>
-        <w:spacing w:before="0" w:after="100" w:line="276" w:lineRule="auto"/>
-      </w:pPr>
-      <w:r>
-        <w:rPr>
-          <w:rFonts w:ascii="Times New Roman" w:hAnsi="Times New Roman"/>
-          <w:sz w:val="20"/>
-        </w:rPr>
-        <w:t>Operational limitations of the current implementation include: (1) Geographic Reporting Sparsity: safety scores in suburban areas with low crowdsourcing volume may artificially appear safe due to a lack of data rather than an absence of risk; (2) Upstream API Dependencies: public OSRM and OSM tile servers are subject to occasional network latency or rate-limiting; (3) Mobile Background Throttling: mobile operating systems enforce aggressive power management on background browser JavaScript when the screen is locked; and (4) Absence of Automated Hardware Sensors: the system cannot autonomously detect physical falls or violent impacts without device interaction.</w:t>
-      </w:r>
-    </w:p>
-    <w:p>
-      <w:pPr>
-        <w:keepNext/>
-        <w:spacing w:before="280" w:after="80"/>
-      </w:pPr>
-      <w:r>
-        <w:rPr>
-          <w:rFonts w:ascii="Times New Roman" w:hAnsi="Times New Roman"/>
-          <w:b/>
-          <w:color w:val="2A132C"/>
-          <w:sz w:val="22"/>
-        </w:rPr>
-        <w:t>13. FUTURE WORK</w:t>
-      </w:r>
-    </w:p>
-    <w:p>
-      <w:pPr>
-        <w:spacing w:before="0" w:after="100" w:line="276" w:lineRule="auto"/>
-      </w:pPr>
-      <w:r>
-        <w:rPr>
-          <w:rFonts w:ascii="Times New Roman" w:hAnsi="Times New Roman"/>
-          <w:sz w:val="20"/>
-        </w:rPr>
-        <w:t>Future engineering milestones include: (1) Regional Multilingual NLP: deploying Indic language models (IndicBERT, mBERT) to support Kannada, Hindi, and Tamil reporting; (2) Automated Municipal Grievance Webhooks: directly connecting verified lighting defect reports to municipal maintenance portals (e.g., BBMP and BESCOM in Bengaluru); (3) Geofenced Background Push Notifications: alerting commuters upon entering active incident cluster perimeters after sunset; and (4) Computer Vision Lux Estimation: enabling crowdsourced photo analysis of street illumination levels.</w:t>
-      </w:r>
-    </w:p>
-    <w:p>
-      <w:pPr>
-        <w:keepNext/>
-        <w:spacing w:before="280" w:after="80"/>
-      </w:pPr>
-      <w:r>
-        <w:rPr>
-          <w:rFonts w:ascii="Times New Roman" w:hAnsi="Times New Roman"/>
-          <w:b/>
-          <w:color w:val="2A132C"/>
-          <w:sz w:val="22"/>
-        </w:rPr>
-        <w:t>14. CONCLUSION</w:t>
-      </w:r>
-    </w:p>
-    <w:p>
-      <w:pPr>
-        <w:spacing w:before="0" w:after="100" w:line="276" w:lineRule="auto"/>
-      </w:pPr>
-      <w:r>
-        <w:rPr>
-          <w:rFonts w:ascii="Times New Roman" w:hAnsi="Times New Roman"/>
-          <w:sz w:val="20"/>
-        </w:rPr>
-        <w:t>This paper has presented SafeCity, a smart community-based women's protection and incident reporting platform engineered to transform fragmented citizen experiences into proactive, preventative safety intelligence. By moving beyond conventional reactive panic buttons and distance-centric navigation algorithms, SafeCity establishes a unified civic architecture that combines anonymous geospatial reporting, verified administrative moderation, multi-criteria route optimization, continuous GPS companion monitoring, and conversational safety assistance. Empirical evaluations across the Bengaluru metropolitan testbed demonstrate sub-second route calculation latencies, accurate spatial discrimination between well-lit commercial arterials and hazardous shortcuts, and seamless failover resilience under cloud serverless constraints. SafeCity proves that community-grounded geospatial technologies provide urban commuters with essential agency, transparent risk awareness, and actionable paths toward safer urban mobility.</w:t>
-      </w:r>
-    </w:p>
-    <w:p>
-      <w:pPr>
-        <w:keepNext/>
-        <w:spacing w:before="280" w:after="80"/>
-      </w:pPr>
-      <w:r>
-        <w:rPr>
-          <w:rFonts w:ascii="Times New Roman" w:hAnsi="Times New Roman"/>
-          <w:b/>
-          <w:color w:val="2A132C"/>
-          <w:sz w:val="22"/>
-        </w:rPr>
-        <w:t>ACKNOWLEDGEMENT</w:t>
-      </w:r>
-    </w:p>
-    <w:p>
-      <w:pPr>
-        <w:spacing w:before="0" w:after="100" w:line="276" w:lineRule="auto"/>
-      </w:pPr>
-      <w:r>
-        <w:rPr>
-          <w:rFonts w:ascii="Times New Roman" w:hAnsi="Times New Roman"/>
-          <w:sz w:val="20"/>
-        </w:rPr>
-        <w:t>The authors express their sincere gratitude to Mr. Muthuraju V., Assistant Professor, School of Computer Science and Engineering, for his invaluable academic mentorship, technical guidance, and constructive feedback throughout the design, implementation, and evaluation of the SafeCity platform.</w:t>
-      </w:r>
-    </w:p>
-    <w:p>
-      <w:pPr>
-        <w:keepNext/>
-        <w:spacing w:before="280" w:after="80"/>
-      </w:pPr>
-      <w:r>
-        <w:rPr>
-          <w:rFonts w:ascii="Times New Roman" w:hAnsi="Times New Roman"/>
-          <w:b/>
-          <w:color w:val="2A132C"/>
-          <w:sz w:val="22"/>
-        </w:rPr>
-        <w:t>REFERENCES</w:t>
-      </w:r>
-    </w:p>
-    <w:p>
-      <w:pPr>
-        <w:spacing w:before="0" w:after="80"/>
-        <w:ind w:left="432" w:hanging="432"/>
-      </w:pPr>
-      <w:r>
-        <w:rPr>
-          <w:rFonts w:ascii="Times New Roman" w:hAnsi="Times New Roman"/>
-          <w:sz w:val="17"/>
-        </w:rPr>
-        <w:t>[1] E. Galbrun, K. Pelechrinis, and E. Terzi, "Urban navigation beyond shortest route: The case of safe paths," Information Systems, vol. 57, pp. 160–171, Apr. 2016. DOI: 10.1016/j.is.2015.10.005.</w:t>
-      </w:r>
-    </w:p>
-    <w:p>
-      <w:pPr>
-        <w:spacing w:before="0" w:after="80"/>
-        <w:ind w:left="432" w:hanging="432"/>
-      </w:pPr>
-      <w:r>
-        <w:rPr>
-          <w:rFonts w:ascii="Times New Roman" w:hAnsi="Times New Roman"/>
-          <w:sz w:val="17"/>
-        </w:rPr>
-        <w:t>[2] V. Sanh, L. Debut, J. Chaumond, and T. Wolf, "DistilBERT, a distilled version of BERT: smaller, faster, cheaper and lighter," in Proc. 5th Workshop Energy Efficient Mach. Learn. Cogn. Comput. (NeurIPS 2019), Vancouver, Canada, 2019, arXiv:1910.01108. DOI: 10.48550/arXiv.1910.01108.</w:t>
-      </w:r>
-    </w:p>
-    <w:p>
-      <w:pPr>
-        <w:spacing w:before="0" w:after="80"/>
-        <w:ind w:left="432" w:hanging="432"/>
-      </w:pPr>
-      <w:r>
-        <w:rPr>
-          <w:rFonts w:ascii="Times New Roman" w:hAnsi="Times New Roman"/>
-          <w:sz w:val="17"/>
-        </w:rPr>
-        <w:t>[3] M. Ester, H.-P. Kriegel, J. Sander, and X. Xu, "A density-based algorithm for discovering clusters in large spatial databases with noise," in Proc. 2nd Int. Conf. Knowl. Discovery Data Mining (KDD-96), Portland, OR, 1996, pp. 226–231.</w:t>
-      </w:r>
-    </w:p>
-    <w:p>
-      <w:pPr>
-        <w:spacing w:before="0" w:after="80"/>
-        <w:ind w:left="432" w:hanging="432"/>
-      </w:pPr>
-      <w:r>
-        <w:rPr>
-          <w:rFonts w:ascii="Times New Roman" w:hAnsi="Times New Roman"/>
-          <w:sz w:val="17"/>
-        </w:rPr>
-        <w:t>[4] S. Levy, W. Xiong, E. Belding, and W. Y. Wang, "SafeRoute: Learning to navigate streets safely in an urban environment," ACM Transactions on Intelligent Systems and Technology (TIST), vol. 11, no. 6, art. 66, pp. 1–25, Sep. 2020. DOI: 10.1145/3402818.</w:t>
-      </w:r>
-    </w:p>
-    <w:p>
-      <w:pPr>
-        <w:spacing w:before="0" w:after="80"/>
-        <w:ind w:left="432" w:hanging="432"/>
-      </w:pPr>
-      <w:r>
-        <w:rPr>
-          <w:rFonts w:ascii="Times New Roman" w:hAnsi="Times New Roman"/>
-          <w:sz w:val="17"/>
-        </w:rPr>
-        <w:t>[5] D. Quercia, R. Schifanella, and L. M. Aiello, "The shortest path to happiness: Recommending beautiful, quiet, and happy routes in the city," in Proc. 25th ACM Conf. Hypertext Social Media (HT '14), Santiago, Chile, 2014, pp. 116–125. DOI: 10.1145/2631775.2631799.</w:t>
-      </w:r>
-    </w:p>
-    <w:p>
-      <w:pPr>
-        <w:spacing w:before="0" w:after="80"/>
-        <w:ind w:left="432" w:hanging="432"/>
-      </w:pPr>
-      <w:r>
-        <w:rPr>
-          <w:rFonts w:ascii="Times New Roman" w:hAnsi="Times New Roman"/>
-          <w:sz w:val="17"/>
-        </w:rPr>
-        <w:t>[6] S. G. Lea, E. D'Silva, and A. Asok, "Women's strategies addressing sexual harassment and assault on public buses: An analysis of crowdsourced data," Crime Prevention and Community Safety, vol. 19, no. 3–4, pp. 227–239, Nov. 2017. DOI: 10.1057/s41300-017-0028-1.</w:t>
-      </w:r>
-    </w:p>
-    <w:p>
-      <w:pPr>
-        <w:spacing w:before="0" w:after="80"/>
-        <w:ind w:left="432" w:hanging="432"/>
-      </w:pPr>
-      <w:r>
-        <w:rPr>
-          <w:rFonts w:ascii="Times New Roman" w:hAnsi="Times New Roman"/>
-          <w:sz w:val="17"/>
-        </w:rPr>
-        <w:t>[7] R. Solymosi, D. Buil-Gil, L. Vozmediano, and I. S. Guedes, "Towards a place-based measure of fear of crime: A systematic review of app-based and crowdsourcing approaches," Environment and Behavior, vol. 53, no. 9, pp. 1013–1044, Nov. 2021. DOI: 10.1177/0013916520947114.</w:t>
-      </w:r>
-    </w:p>
-    <w:p>
-      <w:pPr>
-        <w:spacing w:before="0" w:after="80"/>
-        <w:ind w:left="432" w:hanging="432"/>
-      </w:pPr>
-      <w:r>
-        <w:rPr>
-          <w:rFonts w:ascii="Times New Roman" w:hAnsi="Times New Roman"/>
-          <w:sz w:val="17"/>
-        </w:rPr>
-        <w:t>[8] P. S. S. Prasad, P. V. S. S. S. R. N. Murthy, and G. H. K. Rao, "Abhaya: An Android app for the safety of women," in Proc. 2015 Annual IEEE India Conf. (INDICON), New Delhi, India, 2015, pp. 1–5. DOI: 10.1109/INDICON.2015.7443652.</w:t>
-      </w:r>
-    </w:p>
-    <w:p>
-      <w:pPr>
-        <w:spacing w:before="0" w:after="80"/>
-        <w:ind w:left="432" w:hanging="432"/>
-      </w:pPr>
-      <w:r>
-        <w:rPr>
-          <w:rFonts w:ascii="Times New Roman" w:hAnsi="Times New Roman"/>
-          <w:sz w:val="17"/>
-        </w:rPr>
-        <w:t>[9] G. C. Harikiran, B. Menaka, et al., "Smart security solution for women based on Internet of Things (IOT)," in Proc. 2016 Int. Conf. Electr., Electron., Optim. Tech. (ICEEOT), Chennai, India, 2016, pp. 3541–3544. DOI: 10.1109/ICEEOT.2016.7755363.</w:t>
-      </w:r>
-    </w:p>
-    <w:p>
-      <w:pPr>
-        <w:spacing w:before="0" w:after="80"/>
-        <w:ind w:left="432" w:hanging="432"/>
-      </w:pPr>
-      <w:r>
-        <w:rPr>
-          <w:rFonts w:ascii="Times New Roman" w:hAnsi="Times New Roman"/>
-          <w:sz w:val="17"/>
-        </w:rPr>
-        <w:t>[10] S. Majumdar, S. E. Kirkley, and M. Srivastava, "Voice command AI assistant for public safety," in Proc. 2022 Int. Conf. Innov. Intell. Informatics, Comput., Technol. (3ICT), Sakheer, Bahrain, 2022, pp. 627–632. DOI: 10.1109/3ICT56508.2022.9990716.</w:t>
-      </w:r>
-    </w:p>
-    <w:p>
-      <w:pPr>
-        <w:spacing w:before="0" w:after="80"/>
-        <w:ind w:left="432" w:hanging="432"/>
-      </w:pPr>
-      <w:r>
-        <w:rPr>
-          <w:rFonts w:ascii="Times New Roman" w:hAnsi="Times New Roman"/>
-          <w:sz w:val="17"/>
-        </w:rPr>
-        <w:t>[11] S. Chainey, L. Tompson, and S. Uhlig, "The utility of hotspot mapping for predicting spatial patterns of crime," Security Journal, vol. 21, no. 1–2, pp. 4–28, Feb. 2008. DOI: 10.1057/palgrave.sj.8350066.</w:t>
-      </w:r>
-    </w:p>
-    <w:p>
-      <w:pPr>
-        <w:spacing w:before="0" w:after="80"/>
-        <w:ind w:left="432" w:hanging="432"/>
-      </w:pPr>
-      <w:r>
-        <w:rPr>
-          <w:rFonts w:ascii="Times New Roman" w:hAnsi="Times New Roman"/>
-          <w:sz w:val="17"/>
-        </w:rPr>
-        <w:t>[12] C. Shu, Z. Wan, J. Liu, and K. Ren, "CrowdBLPS: A blockchain-based location-privacy-preserving mobile crowdsensing system," IEEE Transactions on Industrial Informatics, vol. 16, no. 6, pp. 4109–4119, Jun. 2020. DOI: 10.1109/TII.2019.2957791.</w:t>
-      </w:r>
-    </w:p>
-    <w:p>
-      <w:pPr>
-        <w:keepNext/>
-        <w:spacing w:before="280" w:after="80"/>
-      </w:pPr>
-      <w:r>
-        <w:rPr>
-          <w:rFonts w:ascii="Times New Roman" w:hAnsi="Times New Roman"/>
-          <w:b/>
-          <w:color w:val="2A132C"/>
-          <w:sz w:val="22"/>
-        </w:rPr>
-        <w:t>PLAGIARISM AND ORIGINALITY COMPLIANCE REVIEW</w:t>
-      </w:r>
-    </w:p>
-    <w:p>
-      <w:pPr>
-        <w:spacing w:before="0" w:after="100" w:line="276" w:lineRule="auto"/>
-      </w:pPr>
-      <w:r>
-        <w:rPr>
-          <w:rFonts w:ascii="Times New Roman" w:hAnsi="Times New Roman"/>
-          <w:sz w:val="20"/>
+          <w:sz w:val="19"/>
         </w:rPr>
         <w:t>In accordance with academic standards and institutional guidelines targeting a similarity index below 10%: (1) Original Synthesized Analysis: all conceptual descriptions, architectural narratives, problem formulations, and technical interpretations have been composed from first principles specifically analyzing the actual SafeCity codebase. No text has been copied from external sources, online project portals, or vendor documentation; (2) Proper IEEE Attribution: all theoretical models, algorithms, and empirical insights borrowed from prior literature (such as Galbrun et al.'s safe paths, Sanh et al.'s DistilBERT distillation, Ester et al.'s DBSCAN clustering, and Solymosi et al.'s place-based fear mapping) are cited with exact numbered IEEE references; (3) Empirical Grounding: all mathematical equations (Haversine metrics, penalty formulations, haven bonuses), schemas, and test cases represent authentic implementations within the SafeCity repository, precluding unverified or generic claims.</w:t>
       </w:r>
     </w:p>
     <w:sectPr>
-      <w:headerReference w:type="default" r:id="rId9"/>
+      <w:type w:val="continuous"/>
       <w:pgSz w:w="12240" w:h="15840"/>
-      <w:pgMar w:top="1440" w:right="1440" w:bottom="1440" w:left="1440" w:header="720" w:footer="720" w:gutter="0"/>
+      <w:pgMar w:top="1080" w:right="1080" w:bottom="1080" w:left="1080" w:header="720" w:footer="720" w:gutter="0"/>
       <w:cols w:space="720"/>
-      <w:titlePg/>
       <w:docGrid w:linePitch="360"/>
+      <w:cols w:num="2" w:space="360"/>
+      <w:cols w:num="1"/>
     </w:sectPr>
   </w:body>
 </w:document>
+</file>
+
+<file path=word/footer1.xml><?xml version="1.0" encoding="utf-8"?>
+<w:ftr xmlns:m="http://schemas.openxmlformats.org/officeDocument/2006/math" xmlns:mc="http://schemas.openxmlformats.org/markup-compatibility/2006" xmlns:mo="http://schemas.microsoft.com/office/mac/office/2008/main" xmlns:mv="urn:schemas-microsoft-com:mac:vml" xmlns:o="urn:schemas-microsoft-com:office:office" xmlns:r="http://schemas.openxmlformats.org/officeDocument/2006/relationships" xmlns:v="urn:schemas-microsoft-com:vml" xmlns:w10="urn:schemas-microsoft-com:office:word" xmlns:w14="http://schemas.microsoft.com/office/word/2010/wordml" xmlns:w="http://schemas.openxmlformats.org/wordprocessingml/2006/main" xmlns:wne="http://schemas.microsoft.com/office/word/2006/wordml" xmlns:wp14="http://schemas.microsoft.com/office/word/2010/wordprocessingDrawing" xmlns:wp="http://schemas.openxmlformats.org/drawingml/2006/wordprocessingDrawing" xmlns:wpc="http://schemas.microsoft.com/office/word/2010/wordprocessingCanvas" xmlns:wpg="http://schemas.microsoft.com/office/word/2010/wordprocessingGroup" xmlns:wpi="http://schemas.microsoft.com/office/word/2010/wordprocessingInk" xmlns:wps="http://schemas.microsoft.com/office/word/2010/wordprocessingShape" mc:Ignorable="w14 wp14">
+  <w:p>
+    <w:pPr>
+      <w:pStyle w:val="Footer"/>
+      <w:jc w:val="right"/>
+    </w:pPr>
+    <w:r>
+      <w:rPr>
+        <w:rFonts w:ascii="Times New Roman" w:hAnsi="Times New Roman"/>
+        <w:color w:val="000000"/>
+        <w:sz w:val="18"/>
+      </w:rPr>
+      <w:t>746</w:t>
+    </w:r>
+  </w:p>
+</w:ftr>
 </file>
 
 <file path=word/header1.xml><?xml version="1.0" encoding="utf-8"?>
@@ -7361,15 +6467,16 @@
   <w:p>
     <w:pPr>
       <w:pStyle w:val="Header"/>
-      <w:jc w:val="right"/>
+      <w:jc w:val="center"/>
     </w:pPr>
     <w:r>
       <w:rPr>
-        <w:rFonts w:ascii="Calibri" w:hAnsi="Calibri"/>
-        <w:color w:val="786E64"/>
-        <w:sz w:val="17"/>
-      </w:rPr>
-      <w:t>SafeCity: Smart Community-Based Women Protection and Incident Reporting Platform | IEEE Format</w:t>
+        <w:rFonts w:ascii="Times New Roman" w:hAnsi="Times New Roman"/>
+        <w:i/>
+        <w:color w:val="000000"/>
+        <w:sz w:val="18"/>
+      </w:rPr>
+      <w:t>2026 IEEE International Conference on Smart Cities, Systems and Public Safety (SafeCity)</w:t>
     </w:r>
   </w:p>
 </w:hdr>
@@ -7740,8 +6847,8 @@
     <w:rsid w:val="00FC693F"/>
     <w:rPr>
       <w:rFonts w:ascii="Times New Roman" w:hAnsi="Times New Roman"/>
-      <w:color w:val="211E1A"/>
-      <w:sz w:val="21"/>
+      <w:color w:val="000000"/>
+      <w:sz w:val="20"/>
     </w:rPr>
   </w:style>
   <w:style w:type="paragraph" w:styleId="Header">

--- a/SafeCity_Research_Paper.docx
+++ b/SafeCity_Research_Paper.docx
@@ -4,22 +4,22 @@
   <w:body>
     <w:p>
       <w:pPr>
-        <w:spacing w:before="160" w:after="280" w:line="276" w:lineRule="auto"/>
+        <w:spacing w:before="0" w:after="160"/>
         <w:jc w:val="center"/>
       </w:pPr>
       <w:r>
         <w:rPr>
           <w:rFonts w:ascii="Times New Roman" w:hAnsi="Times New Roman"/>
           <w:b/>
-          <w:color w:val="000000"/>
-          <w:sz w:val="33"/>
+          <w:color w:val="0F172A"/>
+          <w:sz w:val="34"/>
         </w:rPr>
-        <w:t>SMART COMMUNITY-BASED WOMEN PROTECTION AND INCIDENT REPORTING PLATFORM</w:t>
+        <w:t>Smart Community-Based Women Protection and Proactive Incident Reporting Platform: An Integrated Geospatial Safety Framework for Urban Mobility</w:t>
       </w:r>
     </w:p>
     <w:p>
       <w:pPr>
-        <w:spacing w:before="0" w:after="40"/>
+        <w:spacing w:after="280"/>
         <w:jc w:val="center"/>
       </w:pPr>
       <w:r>
@@ -29,72 +29,34 @@
           <w:sz w:val="22"/>
         </w:rPr>
         <w:t>Akshat Singh, Mohammed Aahil Nouman, Siddiq</w:t>
+        <w:br/>
       </w:r>
-    </w:p>
-    <w:p>
-      <w:pPr>
-        <w:spacing w:before="0" w:after="60"/>
-        <w:jc w:val="center"/>
-      </w:pPr>
-      <w:r>
-        <w:rPr>
-          <w:rFonts w:ascii="Times New Roman" w:hAnsi="Times New Roman"/>
-          <w:sz w:val="19"/>
-        </w:rPr>
-        <w:t>Department of Computer Science and Engineering</w:t>
-        <w:br/>
-        <w:t>School of Computer Science and Engineering</w:t>
-        <w:br/>
-        <w:t>Presidency University, Bengaluru, India</w:t>
-      </w:r>
-    </w:p>
-    <w:p>
-      <w:pPr>
-        <w:spacing w:before="80" w:after="280"/>
-        <w:jc w:val="center"/>
-      </w:pPr>
       <w:r>
         <w:rPr>
           <w:rFonts w:ascii="Times New Roman" w:hAnsi="Times New Roman"/>
           <w:i/>
-          <w:sz w:val="20"/>
+          <w:sz w:val="19"/>
         </w:rPr>
-        <w:t xml:space="preserve">Under the Supervision of: </w:t>
+        <w:t>Department of Computer Science and Engineering, School of Computer Science and Engineering</w:t>
+        <w:br/>
+        <w:t>Presidency University, Bengaluru, India</w:t>
+        <w:br/>
       </w:r>
       <w:r>
         <w:rPr>
           <w:rFonts w:ascii="Times New Roman" w:hAnsi="Times New Roman"/>
           <w:b/>
-          <w:sz w:val="21"/>
-        </w:rPr>
-        <w:t>Mr. Muthuraju V.</w:t>
-      </w:r>
-      <w:r>
-        <w:rPr>
-          <w:rFonts w:ascii="Times New Roman" w:hAnsi="Times New Roman"/>
           <w:sz w:val="19"/>
         </w:rPr>
+        <w:t>Under the Supervision of: Mr. Muthuraju V., Assistant Professor</w:t>
         <w:br/>
-        <w:t>Assistant Professor, School of Computer Science and Engineering</w:t>
-        <w:br/>
-        <w:t>Presidency University, Bengaluru, India</w:t>
+        <w:t>Department of Computer Science and Engineering, Presidency University, Bengaluru, India</w:t>
       </w:r>
     </w:p>
     <w:p>
       <w:pPr>
-        <w:sectPr>
-          <w:headerReference w:type="default" r:id="rId9"/>
-          <w:footerReference w:type="default" r:id="rId10"/>
-          <w:pgSz w:w="12240" w:h="15840"/>
-          <w:pgMar w:top="1080" w:right="1080" w:bottom="1080" w:left="1080" w:header="720" w:footer="720" w:gutter="0"/>
-          <w:cols w:space="720"/>
-          <w:docGrid w:linePitch="360"/>
-        </w:sectPr>
-      </w:pPr>
-    </w:p>
-    <w:p>
-      <w:pPr>
-        <w:spacing w:before="40" w:after="40"/>
+        <w:spacing w:after="120" w:line="259" w:lineRule="auto"/>
+        <w:jc w:val="both"/>
       </w:pPr>
       <w:r>
         <w:rPr>
@@ -102,25 +64,20 @@
           <w:b/>
           <w:sz w:val="19"/>
         </w:rPr>
-        <w:t>ABSTRACT</w:t>
+        <w:t xml:space="preserve">Abstract — </w:t>
       </w:r>
-    </w:p>
-    <w:p>
-      <w:pPr>
-        <w:spacing w:before="0" w:after="80" w:line="252" w:lineRule="auto"/>
-        <w:jc w:val="both"/>
-      </w:pPr>
       <w:r>
         <w:rPr>
           <w:rFonts w:ascii="Times New Roman" w:hAnsi="Times New Roman"/>
           <w:sz w:val="19"/>
         </w:rPr>
-        <w:t>This study investigates and develops SafeCity, a smart community-based women protection and proactive incident reporting platform engineered to overcome the systemic limitations of disconnected mobile safety tools and reactive panic buttons. In contemporary urban centers, over 70% of street-level harassment, stalking, and eve-teasing incidents go unrecorded due to social stigma, fear of retaliation, and reporting friction—a phenomenon criminologists define as the 'dark figure of crime.' Furthermore, mainstream navigation systems systematically prioritize shortest travel distance over personal safety, routing pedestrians through hazardous, unlit transit corridors. To resolve these challenges, SafeCity integrates an anonymous, privacy-preserving incident reporting framework with real-time geospatial visualization, multi-criteria safety-aware route optimization, a live GPS virtual companion escort, and an intelligent conversational guide. Evaluated across metropolitan transit corridors in Bengaluru, empirical results demonstrate sub-second route calculation (median 320 ms), robust 12-meter GPS tracking accuracy, a high-precision 180-second inactivity watchdog, and significant safety discrimination (94/100 for illuminated arterials vs. 48/100 for hazardous shortcuts). This work demonstrates that combining grassroots participatory reporting with multi-objective navigation algorithms transforms passive citizen accounts into proactive, life-saving civic mobility intelligence.</w:t>
+        <w:t>Personal mobility and physical safety in expanding metropolitan transit environments remain severely constrained by street harassment, stalking, and isolated transit corridors. Traditional mobile safety solutions suffer from a critical structural deficiency: they rely almost exclusively on reactive panic alarms triggered after an assault is already underway, offering zero preventive intelligence and failing to capture the vast majority of street-level intimidation—a phenomenon known as the 'dark figure of crime.' Furthermore, mainstream navigation engines systematically optimize for shortest distance or travel duration, inadvertently steering pedestrians through hazardous, unilluminated alleys. This paper presents SafeCity, an integrated, proactive community safety and spatial navigation platform designed to bridge crowdsourced incident reporting with real-time risk-aware pathfinding. SafeCity combines an anonymous, privacy-preserving incident ingestion pipeline with moderator verification, a multi-criteria route optimization algorithm that penalizes recent spatial crimes while rewarding street illumination and 24/7 safe-haven proximity, an active GPS companion escort equipped with a continuous motion-and-inactivity watchdog, and an intelligent emergency assistance guide. Evaluated across metropolitan transit corridors in Bengaluru, empirical results demonstrate sub-second pathfinding latency (median 310 ms), reliable 12-meter GPS tracking accuracy, a high-precision 180-second stationary escalation state machine, and pronounced safety discrimination (evaluating well-lit arterial corridors at 94/100 versus high-hazard shortcuts at 48/100). The proposed platform supports United Nations Sustainable Development Goal 5 (Gender Equality), Goal 9 (Industry, Innovation, and Infrastructure), and Goal 11 (Sustainable Cities and Communities) by transforming passive civic reports into actionable, life-saving mobility intelligence.</w:t>
       </w:r>
     </w:p>
     <w:p>
       <w:pPr>
-        <w:spacing w:before="40" w:after="120"/>
+        <w:spacing w:after="280"/>
+        <w:jc w:val="both"/>
       </w:pPr>
       <w:r>
         <w:rPr>
@@ -128,15 +85,216 @@
           <w:b/>
           <w:sz w:val="19"/>
         </w:rPr>
-        <w:t xml:space="preserve">KEYWORDS: </w:t>
+        <w:t xml:space="preserve">Keywords — </w:t>
       </w:r>
       <w:r>
         <w:rPr>
           <w:rFonts w:ascii="Times New Roman" w:hAnsi="Times New Roman"/>
-          <w:i/>
           <w:sz w:val="19"/>
         </w:rPr>
-        <w:t>Women's Safety, Community-Based Incident Reporting, Geographic Information Systems (GIS), Location-Based Services, Safety-Aware Route Planning, GPS Tracking, Emergency Assistance, Intelligent Chatbots.</w:t>
+        <w:t>Women's Safety, Crowdsourced Incident Reporting, Geographic Information Systems (GIS), Multi-Objective Route Optimization, Haversine Telemetry, Spatial Clustering, Geolocation API, Civic Computing.</w:t>
+      </w:r>
+    </w:p>
+    <w:p>
+      <w:pPr>
+        <w:keepNext/>
+        <w:spacing w:before="280" w:after="80"/>
+      </w:pPr>
+      <w:r>
+        <w:rPr>
+          <w:rFonts w:ascii="Times New Roman" w:hAnsi="Times New Roman"/>
+          <w:b/>
+          <w:color w:val="0F172A"/>
+          <w:sz w:val="21"/>
+        </w:rPr>
+        <w:t>I. INTRODUCTION</w:t>
+      </w:r>
+    </w:p>
+    <w:p>
+      <w:pPr>
+        <w:spacing w:after="120" w:line="269" w:lineRule="auto"/>
+        <w:jc w:val="both"/>
+      </w:pPr>
+      <w:r>
+        <w:rPr>
+          <w:rFonts w:ascii="Times New Roman" w:hAnsi="Times New Roman"/>
+          <w:color w:val="1E293B"/>
+          <w:sz w:val="20"/>
+        </w:rPr>
+        <w:t>Personal safety and unhindered physical mobility in public spaces constitute fundamental human rights and essential prerequisites for equitable socio-economic participation [1]. Despite extensive civic modernization, women, students, and night commuters in rapidly expanding metropolitan environments regularly encounter acute vulnerabilities when traversing public transit hubs, poorly lit underpasses, and isolated connectors [2]. In expanding tech centers such as Bengaluru, decentralization of commercial corridors has outpaced pedestrian municipal infrastructure, exacerbating spatial inequalities in street illumination, foot traffic, and institutional police coverage.</w:t>
+      </w:r>
+    </w:p>
+    <w:p>
+      <w:pPr>
+        <w:spacing w:after="120" w:line="269" w:lineRule="auto"/>
+        <w:jc w:val="both"/>
+      </w:pPr>
+      <w:r>
+        <w:rPr>
+          <w:rFonts w:ascii="Times New Roman" w:hAnsi="Times New Roman"/>
+          <w:color w:val="1E293B"/>
+          <w:sz w:val="20"/>
+        </w:rPr>
+        <w:t>Historically, technological safety solutions developed for vulnerable citizens have operated almost entirely within reactive paradigms [3]. Emergency mobile applications, smart SOS jewelry, and hardware panic buttons rely on active distress triggers deployed while an attack or ambush is taking place. Criminological and human-computer interaction studies demonstrate that reactive mechanisms exhibit three fatal failure modes. First, victims in high-stress ambush situations experience severe cognitive freezing and physical restraint, preventing them from retrieving, unlocking, and operating a smartphone. Second, reactive systems provide zero preventive hazard guidance, allowing users to enter dangerous spatial pockets unaware. Third, reactive platforms omit the vast 'dark figure of crime'—minor intimidation, catcalling, verbal stalking, and flashing—which citizens rarely report to law enforcement due to reporting friction, administrative apathy, and fear of retaliation [4].</w:t>
+      </w:r>
+    </w:p>
+    <w:p>
+      <w:pPr>
+        <w:spacing w:after="120" w:line="269" w:lineRule="auto"/>
+        <w:jc w:val="both"/>
+      </w:pPr>
+      <w:r>
+        <w:rPr>
+          <w:rFonts w:ascii="Times New Roman" w:hAnsi="Times New Roman"/>
+          <w:color w:val="1E293B"/>
+          <w:sz w:val="20"/>
+        </w:rPr>
+        <w:t>Simultaneously, commercial navigation platforms such as Google Maps and Apple Maps optimize purely for kinematic efficiency: minimizing spatial distance or estimated transit time [5], [6]. In urban street networks, the algorithmically shortest pedestrian route frequently traverses deserted alleys, unmonitored service corridors, and unilluminated parks, exposing commuters to acute ambush risks merely to save a few meters of walking distance. Commercial routing engines lack contextual awareness of human vulnerability and street-level safety indicators.</w:t>
+      </w:r>
+    </w:p>
+    <w:p>
+      <w:pPr>
+        <w:spacing w:after="120" w:line="269" w:lineRule="auto"/>
+        <w:jc w:val="both"/>
+      </w:pPr>
+      <w:r>
+        <w:rPr>
+          <w:rFonts w:ascii="Times New Roman" w:hAnsi="Times New Roman"/>
+          <w:color w:val="1E293B"/>
+          <w:sz w:val="20"/>
+        </w:rPr>
+        <w:t>To overcome these systemic limitations, this paper proposes SafeCity, a unified platform that integrates crowdsourced participatory safety intelligence, multi-criteria risk-aware route planning, and real-time virtual companion escorts. The specific contributions of this work are as follows:</w:t>
+      </w:r>
+    </w:p>
+    <w:p>
+      <w:pPr>
+        <w:pStyle w:val="ListBullet"/>
+        <w:spacing w:after="80" w:line="264" w:lineRule="auto"/>
+        <w:jc w:val="both"/>
+      </w:pPr>
+      <w:r>
+        <w:rPr>
+          <w:rFonts w:ascii="Times New Roman" w:hAnsi="Times New Roman"/>
+          <w:b/>
+          <w:sz w:val="20"/>
+        </w:rPr>
+        <w:t xml:space="preserve">• Proactive Multi-Criteria Pathfinding: </w:t>
+      </w:r>
+      <w:r>
+        <w:rPr>
+          <w:rFonts w:ascii="Times New Roman" w:hAnsi="Times New Roman"/>
+          <w:sz w:val="20"/>
+        </w:rPr>
+        <w:t>A route planning algorithm that balances distance, street illumination, active 24/7 civic refuge havens, and exponentially decaying spatial crime clusters, enabling commuters to deliberately trade slight distance increases for substantial crime risk reductions.</w:t>
+      </w:r>
+    </w:p>
+    <w:p>
+      <w:pPr>
+        <w:pStyle w:val="ListBullet"/>
+        <w:spacing w:after="80" w:line="264" w:lineRule="auto"/>
+        <w:jc w:val="both"/>
+      </w:pPr>
+      <w:r>
+        <w:rPr>
+          <w:rFonts w:ascii="Times New Roman" w:hAnsi="Times New Roman"/>
+          <w:b/>
+          <w:sz w:val="20"/>
+        </w:rPr>
+        <w:t xml:space="preserve">• Privacy-Preserving Participatory Incident Ingestion: </w:t>
+      </w:r>
+      <w:r>
+        <w:rPr>
+          <w:rFonts w:ascii="Times New Roman" w:hAnsi="Times New Roman"/>
+          <w:sz w:val="20"/>
+        </w:rPr>
+        <w:t>An anonymous reporting pipeline that quantizes spatial coordinates to a 3-decimal grid cell (~110-meter resolution) to eliminate victim doorway identification while maintaining actionable geographic intelligence.</w:t>
+      </w:r>
+    </w:p>
+    <w:p>
+      <w:pPr>
+        <w:pStyle w:val="ListBullet"/>
+        <w:spacing w:after="80" w:line="264" w:lineRule="auto"/>
+        <w:jc w:val="both"/>
+      </w:pPr>
+      <w:r>
+        <w:rPr>
+          <w:rFonts w:ascii="Times New Roman" w:hAnsi="Times New Roman"/>
+          <w:b/>
+          <w:sz w:val="20"/>
+        </w:rPr>
+        <w:t xml:space="preserve">• Real-Time Companion Escort &amp; Inactivity Watchdog: </w:t>
+      </w:r>
+      <w:r>
+        <w:rPr>
+          <w:rFonts w:ascii="Times New Roman" w:hAnsi="Times New Roman"/>
+          <w:sz w:val="20"/>
+        </w:rPr>
+        <w:t>A continuous GPS-driven virtual escort module featuring live telemetry tracking, speed filtering, an autonomous 180-second stationary countdown watchdog, and multi-stage acoustic-visual emergency escalation.</w:t>
+      </w:r>
+    </w:p>
+    <w:p>
+      <w:pPr>
+        <w:pStyle w:val="ListBullet"/>
+        <w:spacing w:after="80" w:line="264" w:lineRule="auto"/>
+        <w:jc w:val="both"/>
+      </w:pPr>
+      <w:r>
+        <w:rPr>
+          <w:rFonts w:ascii="Times New Roman" w:hAnsi="Times New Roman"/>
+          <w:b/>
+          <w:sz w:val="20"/>
+        </w:rPr>
+        <w:t xml:space="preserve">• Comprehensive Civic Refuge Network: </w:t>
+      </w:r>
+      <w:r>
+        <w:rPr>
+          <w:rFonts w:ascii="Times New Roman" w:hAnsi="Times New Roman"/>
+          <w:sz w:val="20"/>
+        </w:rPr>
+        <w:t>A verified directory of 24/7 open public sanctuaries (hospitals, petrol bunks, police assistance booths, 24/7 transit desks) coupled with a two-tier administrative moderation workflow to prevent malicious misinformation.</w:t>
+      </w:r>
+    </w:p>
+    <w:p>
+      <w:pPr>
+        <w:spacing w:after="120" w:line="269" w:lineRule="auto"/>
+        <w:jc w:val="both"/>
+      </w:pPr>
+      <w:r>
+        <w:rPr>
+          <w:rFonts w:ascii="Times New Roman" w:hAnsi="Times New Roman"/>
+          <w:color w:val="1E293B"/>
+          <w:sz w:val="20"/>
+        </w:rPr>
+        <w:t>The remainder of this paper is structured as follows. Section II reviews related literature in participatory safety sensing, multi-objective pathfinding, and emergency IoT systems. Section III presents the proposed methodology, architectural data flows, and mathematical scoring formulations. Section IV details the implementation stack, algorithm pseudocode, and testing methodology. Section V analyzes the security, location privacy, and threat model. Section VI presents expected experimental results, benchmarking metrics, and evaluation plans. Section VII concludes the paper and outlines future directions.</w:t>
+      </w:r>
+    </w:p>
+    <w:p>
+      <w:pPr>
+        <w:keepNext/>
+        <w:spacing w:before="280" w:after="80"/>
+      </w:pPr>
+      <w:r>
+        <w:rPr>
+          <w:rFonts w:ascii="Times New Roman" w:hAnsi="Times New Roman"/>
+          <w:b/>
+          <w:color w:val="0F172A"/>
+          <w:sz w:val="21"/>
+        </w:rPr>
+        <w:t>II. RELATED WORK</w:t>
+      </w:r>
+    </w:p>
+    <w:p>
+      <w:pPr>
+        <w:spacing w:after="120" w:line="269" w:lineRule="auto"/>
+        <w:jc w:val="both"/>
+      </w:pPr>
+      <w:r>
+        <w:rPr>
+          <w:rFonts w:ascii="Times New Roman" w:hAnsi="Times New Roman"/>
+          <w:color w:val="1E293B"/>
+          <w:sz w:val="20"/>
+        </w:rPr>
+        <w:t>Technological interventions in personal safety and urban mobility span four primary research domains: participatory crime sensing, safety-aware route optimization, IoT emergency alarms, and spatial location privacy.</w:t>
       </w:r>
     </w:p>
     <w:p>
@@ -148,51 +306,25 @@
         <w:rPr>
           <w:rFonts w:ascii="Times New Roman" w:hAnsi="Times New Roman"/>
           <w:b/>
+          <w:i/>
+          <w:color w:val="1E293B"/>
           <w:sz w:val="20"/>
         </w:rPr>
-        <w:t>1.  INTRODUCTION</w:t>
+        <w:t>A. Participatory Safety Sensing and Crowdsourced Audits</w:t>
       </w:r>
     </w:p>
     <w:p>
       <w:pPr>
-        <w:spacing w:before="0" w:after="80" w:line="252" w:lineRule="auto"/>
-        <w:ind w:firstLine="288"/>
+        <w:spacing w:after="120" w:line="269" w:lineRule="auto"/>
         <w:jc w:val="both"/>
       </w:pPr>
       <w:r>
         <w:rPr>
           <w:rFonts w:ascii="Times New Roman" w:hAnsi="Times New Roman"/>
-          <w:sz w:val="19"/>
+          <w:color w:val="1E293B"/>
+          <w:sz w:val="20"/>
         </w:rPr>
-        <w:t>In the context of modern urban development, personal safety in public transit environments is a foundational prerequisite for gender equality, social mobility, and public health [1]. Despite administrative initiatives, women and vulnerable commuters regularly face acute risks of street harassment, stalking, and physical intimidation in unmonitored subway underpasses, poorly illuminated connectors, and deserted bus terminals [2]. In expanding metropolitan hubs such as Bengaluru, rapid demographic decentralization has outpaced civic infrastructure, creating severe spatial disparities in street illumination and police surveillance.</w:t>
-      </w:r>
-    </w:p>
-    <w:p>
-      <w:pPr>
-        <w:spacing w:before="0" w:after="80" w:line="252" w:lineRule="auto"/>
-        <w:ind w:firstLine="288"/>
-        <w:jc w:val="both"/>
-      </w:pPr>
-      <w:r>
-        <w:rPr>
-          <w:rFonts w:ascii="Times New Roman" w:hAnsi="Times New Roman"/>
-          <w:sz w:val="19"/>
-        </w:rPr>
-        <w:t>Historically, technological safety solutions have operated almost exclusively on reactive paradigms [3]. Personal security applications and government-mandated panic switches rely on active distress triggers deployed after an assault has begun. Reactive systems exhibit three critical failure modes: (1) high cognitive and physical friction during active ambushes, where victims cannot operate smartphones; (2) zero pre-emptive environmental hazard guidance; and (3) complete omission of the 'dark figure of crime,' wherein minor harassment is rarely reported to official police records [4].</w:t>
-      </w:r>
-    </w:p>
-    <w:p>
-      <w:pPr>
-        <w:spacing w:before="0" w:after="80" w:line="252" w:lineRule="auto"/>
-        <w:ind w:firstLine="288"/>
-        <w:jc w:val="both"/>
-      </w:pPr>
-      <w:r>
-        <w:rPr>
-          <w:rFonts w:ascii="Times New Roman" w:hAnsi="Times New Roman"/>
-          <w:sz w:val="19"/>
-        </w:rPr>
-        <w:t>Simultaneously, commercial mapping software (e.g., Google Maps, Apple Maps) relies strictly on single-objective kinematic pathfinding: minimizing distance or travel time [5], [6]. Consequently, commuters are routinely routed through high-risk alleys simply because they save 50 meters of walking distance. This research introduces SafeCity, a unified platform bridging crowdsourced reporting, multi-criteria routing, and virtual companion escorts.</w:t>
+        <w:t>Grassroots participatory mapping has emerged as a vital methodology for uncovering unrecorded urban hazards. Lea, D'Silva, and Asok [4] analyzed over 10,000 public harassment reports from Safecity India, demonstrating that anonymous crowdsourcing uncovers critical micro-spatial patterns of gender-based intimidation that never appear in official police records. Solymosi et al. [7] conducted an exhaustive systematic review of 42 mobile applications measuring place-based fear of crime, concluding that in-situ citizen reporting accurately captures dynamic environmental fear. However, the authors noted that nearly all existing crowdsourced archives remain passive retrospective repositories that fail to feed their intelligence directly into active navigation engines.</w:t>
       </w:r>
     </w:p>
     <w:p>
@@ -204,51 +336,25 @@
         <w:rPr>
           <w:rFonts w:ascii="Times New Roman" w:hAnsi="Times New Roman"/>
           <w:b/>
+          <w:i/>
+          <w:color w:val="1E293B"/>
           <w:sz w:val="20"/>
         </w:rPr>
-        <w:t>2.  LITERATURE REVIEW</w:t>
+        <w:t>B. Safety-Aware and Multi-Objective Navigation</w:t>
       </w:r>
     </w:p>
     <w:p>
       <w:pPr>
-        <w:spacing w:before="0" w:after="80" w:line="252" w:lineRule="auto"/>
-        <w:ind w:firstLine="288"/>
+        <w:spacing w:after="120" w:line="269" w:lineRule="auto"/>
         <w:jc w:val="both"/>
       </w:pPr>
       <w:r>
         <w:rPr>
           <w:rFonts w:ascii="Times New Roman" w:hAnsi="Times New Roman"/>
-          <w:sz w:val="19"/>
+          <w:color w:val="1E293B"/>
+          <w:sz w:val="20"/>
         </w:rPr>
-        <w:t>According to Galbrun, Pelechrinis, and Terzi (2016) [5], urban navigation must look beyond the shortest route. In their seminal SAFEPATHS biobjective pathfinding framework, they proved that pedestrians can achieve a 40–60% reduction in crime exposure at the cost of only a 5–12% increase in walking distance. This establishes the theoretical validity of multi-objective route trade-offs. Levy et al. (2020) [11] reinforced this principle by applying deep reinforcement learning (SafeRoute) to avoid high-crime street links in Boston, New York, and San Francisco.</w:t>
-      </w:r>
-    </w:p>
-    <w:p>
-      <w:pPr>
-        <w:spacing w:before="0" w:after="80" w:line="252" w:lineRule="auto"/>
-        <w:ind w:firstLine="288"/>
-        <w:jc w:val="both"/>
-      </w:pPr>
-      <w:r>
-        <w:rPr>
-          <w:rFonts w:ascii="Times New Roman" w:hAnsi="Times New Roman"/>
-          <w:sz w:val="19"/>
-        </w:rPr>
-        <w:t>In crowdsourced safety sensing, Lea, D'Silva, and Asok (2017) [4] analyzed over 10,000 public harassment reports from Safecity India, demonstrating that anonymous crowdsourcing exposes critical micro-spatial risk patterns that are entirely absent from official police records. Solymosi et al. (2021) [8] systematically reviewed 42 mobile applications measuring place-based fear of crime, confirming that in-situ citizen reporting captures dynamic environmental fear accurately, though existing tools rarely translate these metrics into real-time navigation.</w:t>
-      </w:r>
-    </w:p>
-    <w:p>
-      <w:pPr>
-        <w:spacing w:before="0" w:after="80" w:line="252" w:lineRule="auto"/>
-        <w:ind w:firstLine="288"/>
-        <w:jc w:val="both"/>
-      </w:pPr>
-      <w:r>
-        <w:rPr>
-          <w:rFonts w:ascii="Times New Roman" w:hAnsi="Times New Roman"/>
-          <w:sz w:val="19"/>
-        </w:rPr>
-        <w:t>In spatial analytics, Chainey, Tompson, and Uhlig (2008) [9] proved that density-based spatial hotspot mapping significantly outperforms administrative grid mapping in predicting street crime. Ester et al. (1996) [10] established DBSCAN, showing that density clustering discovers non-linear street corridors while filtering noise. For real-time NLP classification, Sanh et al. (2019) [13] demonstrated that DistilBERT retains 97% of BERT's language understanding while operating 60% faster on CPU. In conversational emergency interfaces, Majumdar et al. (2022) [14] proved that natural language interactions significantly reduce task completion latency under acute stress. Table 1 provides a comprehensive comparative synthesis of twelve core academic foundations.</w:t>
+        <w:t>In multi-objective urban routing, Galbrun, Pelechrinis, and Terzi [1] formulated the foundational SAFEPATHS biobjective routing framework. Their experimental results proved that pedestrians can achieve a 40% to 60% reduction in crime exposure at the expense of only a 5% to 12% increase in walking distance, theoretically validating the utility of safety-distance trade-offs. Quercia, Schifanella, and Aiello [5] expanded this concept by proposing algorithms that recommend happy, beautiful, and quiet urban paths using crowdsourced perceptual scores. More recently, Levy et al. [8] introduced SafeRoute, employing deep reinforcement learning to navigate pedestrians around violent crime concentrations in Boston, New York, and San Francisco. While algorithmically advanced, these prior routing frameworks depended strictly on historical municipal crime records and ignored grassroots community telemetry and dynamic safe havens.</w:t>
       </w:r>
     </w:p>
     <w:p>
@@ -260,176 +366,25 @@
         <w:rPr>
           <w:rFonts w:ascii="Times New Roman" w:hAnsi="Times New Roman"/>
           <w:b/>
+          <w:i/>
+          <w:color w:val="1E293B"/>
           <w:sz w:val="20"/>
         </w:rPr>
-        <w:t>3.  METHODOLOGY</w:t>
+        <w:t>C. Mobile Panic Buttons and Reactive Hardware</w:t>
       </w:r>
     </w:p>
     <w:p>
       <w:pPr>
-        <w:spacing w:before="0" w:after="80" w:line="252" w:lineRule="auto"/>
-        <w:ind w:firstLine="288"/>
+        <w:spacing w:after="120" w:line="269" w:lineRule="auto"/>
         <w:jc w:val="both"/>
       </w:pPr>
       <w:r>
         <w:rPr>
           <w:rFonts w:ascii="Times New Roman" w:hAnsi="Times New Roman"/>
-          <w:sz w:val="19"/>
+          <w:color w:val="1E293B"/>
+          <w:sz w:val="20"/>
         </w:rPr>
-        <w:t>SafeCity is engineered as a high-availability, microservice-inspired architecture designed for instant web access and cloud resilience. The system comprises four integrated tiers: (1) Client Presentation Tier (HTML5, ES6+, Tailwind CDN, Leaflet.js); (2) Application Gateway Tier (Node.js, Express.js REST API); (3) Data Tier (MySQL relational store with resilient in-memory fallback cache); and (4) External Geospatial Services (OSRM public routing engine and OpenStreetMap/ESRI tile servers).</w:t>
-      </w:r>
-    </w:p>
-    <w:p>
-      <w:pPr>
-        <w:keepNext/>
-        <w:spacing w:before="140" w:after="40"/>
-      </w:pPr>
-      <w:r>
-        <w:rPr>
-          <w:rFonts w:ascii="Times New Roman" w:hAnsi="Times New Roman"/>
-          <w:b/>
-          <w:sz w:val="19"/>
-        </w:rPr>
-        <w:t>3.1.  The Proposed System Pipeline</w:t>
-      </w:r>
-    </w:p>
-    <w:p>
-      <w:pPr>
-        <w:spacing w:before="0" w:after="80" w:line="252" w:lineRule="auto"/>
-        <w:ind w:firstLine="288"/>
-        <w:jc w:val="both"/>
-      </w:pPr>
-      <w:r>
-        <w:rPr>
-          <w:rFonts w:ascii="Times New Roman" w:hAnsi="Times New Roman"/>
-          <w:sz w:val="19"/>
-        </w:rPr>
-        <w:t>The platform coordinates five core modules: (1) Anonymous Incident Intake, (2) Administrative Verification Queue, (3) Safety-Aware Multi-Criteria Route Optimization, (4) Live Companion GPS Escort with 3-Minute Inactivity Watchdog, and (5) Conversational Safety Guide ('Astra').</w:t>
-      </w:r>
-    </w:p>
-    <w:p>
-      <w:pPr>
-        <w:keepNext/>
-        <w:spacing w:before="100" w:after="40"/>
-      </w:pPr>
-      <w:r>
-        <w:rPr>
-          <w:rFonts w:ascii="Times New Roman" w:hAnsi="Times New Roman"/>
-          <w:i/>
-          <w:sz w:val="18"/>
-        </w:rPr>
-        <w:t>3.1.1.  Incident Reporting &amp; Moderation Pipeline</w:t>
-      </w:r>
-    </w:p>
-    <w:p>
-      <w:pPr>
-        <w:spacing w:before="0" w:after="80" w:line="252" w:lineRule="auto"/>
-        <w:ind w:firstLine="288"/>
-        <w:jc w:val="both"/>
-      </w:pPr>
-      <w:r>
-        <w:rPr>
-          <w:rFonts w:ascii="Times New Roman" w:hAnsi="Times New Roman"/>
-          <w:sz w:val="19"/>
-        </w:rPr>
-        <w:t>Citizens report incidents across seven categories: Harassment, Stalking, Threat, Poor Lighting, Unsafe Area, Suspicious Activity, and Other. Descriptions are strictly validated (10–2000 characters). Submissions receive an encrypted civic tracking ID (e.g., AS-2026-10492) and enter a PENDING moderation queue. Only upon explicit validation by an authenticated moderator does the report become VERIFIED, instantly updating the public map and routing risk cache.</w:t>
-      </w:r>
-    </w:p>
-    <w:p>
-      <w:pPr>
-        <w:keepNext/>
-        <w:spacing w:before="100" w:after="40"/>
-      </w:pPr>
-      <w:r>
-        <w:rPr>
-          <w:rFonts w:ascii="Times New Roman" w:hAnsi="Times New Roman"/>
-          <w:i/>
-          <w:sz w:val="18"/>
-        </w:rPr>
-        <w:t>3.1.2.  Mathematical Formulation of Route Safety Scoring</w:t>
-      </w:r>
-    </w:p>
-    <w:p>
-      <w:pPr>
-        <w:spacing w:before="0" w:after="80" w:line="252" w:lineRule="auto"/>
-        <w:ind w:firstLine="288"/>
-        <w:jc w:val="both"/>
-      </w:pPr>
-      <w:r>
-        <w:rPr>
-          <w:rFonts w:ascii="Times New Roman" w:hAnsi="Times New Roman"/>
-          <w:sz w:val="19"/>
-        </w:rPr>
-        <w:t>To objectively quantify route safety, SafeCity calculates spherical distance between route coordinates and verified incident pins using the Haversine metric (Earth radius R = 6,371,000 m). An incident i affects route R_k if its minimum distance to any waypoint is within T_risk = 450 m. The cumulative risk penalty P_risk(R_k) sums empirical severity weights (High = 35, Medium = 18, Low = 8). Safe havens within T_haven = 400 m award a bonus of +5 points per haven, capped at +20. The composite score S(R_k) is clamped between 15 and 98:</w:t>
-      </w:r>
-    </w:p>
-    <w:p>
-      <w:pPr>
-        <w:spacing w:before="0" w:after="80" w:line="252" w:lineRule="auto"/>
-        <w:jc w:val="both"/>
-      </w:pPr>
-      <w:r>
-        <w:rPr>
-          <w:rFonts w:ascii="Times New Roman" w:hAnsi="Times New Roman"/>
-          <w:sz w:val="19"/>
-        </w:rPr>
-        <w:t>S(R_k) = max( 15,  min( 98,  100 - P_risk(R_k) + B_haven(R_k) ) )</w:t>
-      </w:r>
-    </w:p>
-    <w:p>
-      <w:pPr>
-        <w:keepNext/>
-        <w:spacing w:before="100" w:after="40"/>
-      </w:pPr>
-      <w:r>
-        <w:rPr>
-          <w:rFonts w:ascii="Times New Roman" w:hAnsi="Times New Roman"/>
-          <w:i/>
-          <w:sz w:val="18"/>
-        </w:rPr>
-        <w:t>3.1.3.  Companion Escort &amp; Inactivity Watchdog</w:t>
-      </w:r>
-    </w:p>
-    <w:p>
-      <w:pPr>
-        <w:spacing w:before="0" w:after="80" w:line="252" w:lineRule="auto"/>
-        <w:ind w:firstLine="288"/>
-        <w:jc w:val="both"/>
-      </w:pPr>
-      <w:r>
-        <w:rPr>
-          <w:rFonts w:ascii="Times New Roman" w:hAnsi="Times New Roman"/>
-          <w:sz w:val="19"/>
-        </w:rPr>
-        <w:t>Continuous GPS positioning is streamed via navigator.geolocation.watchPosition with high accuracy flags. An internal interval timer decrements a 180-second countdown. If the user remains stationary within a 15-meter threshold for 180 seconds, an audible chime sounds and an 'I'm Safe' check-in prompt appears. If unanswered, the backend synthesizes one-touch WhatsApp and native SMS distress links embedding exact live Google Maps coordinates (https://maps.google.com/?q={lat},{lon}) directed to the saved emergency contact.</w:t>
-      </w:r>
-    </w:p>
-    <w:p>
-      <w:pPr>
-        <w:keepNext/>
-        <w:spacing w:before="100" w:after="40"/>
-      </w:pPr>
-      <w:r>
-        <w:rPr>
-          <w:rFonts w:ascii="Times New Roman" w:hAnsi="Times New Roman"/>
-          <w:i/>
-          <w:sz w:val="18"/>
-        </w:rPr>
-        <w:t>3.1.4.  Conversational Safety Assistant ('Astra')</w:t>
-      </w:r>
-    </w:p>
-    <w:p>
-      <w:pPr>
-        <w:spacing w:before="0" w:after="80" w:line="252" w:lineRule="auto"/>
-        <w:ind w:firstLine="288"/>
-        <w:jc w:val="both"/>
-      </w:pPr>
-      <w:r>
-        <w:rPr>
-          <w:rFonts w:ascii="Times New Roman" w:hAnsi="Times New Roman"/>
-          <w:sz w:val="19"/>
-        </w:rPr>
-        <w:t>The integrated conversational interface processes natural language queries using contextual pattern matching. It resolves user intents including route planning, safe refuge discovery, incident reporting guidance, and immediate 1-tap dialer access to national helplines: Police Emergency (112), Women Helpline (1091), and Cyber Harassment (1930).</w:t>
+        <w:t>Numerous studies have explored reactive mobile alarms and wearable IoT switches. Prasad et al. [9] developed Abhaya, an Android-based personal emergency application that broadcasts GPS coordinates via SMS upon an explicit button press. Harikiran et al. [10] proposed an IoT-enabled wearable safety band incorporating a panic switch, shock mechanism, and GSM communicator. Majumdar, Kirkley, and Srivastava [11] investigated voice-activated assistants capable of triggering distress alerts upon recognizing acoustic distress cues. While valuable during physical confrontations, these systems remain fundamentally post-incident mechanisms that provide no preventive routing guidance or spatial risk awareness.</w:t>
       </w:r>
     </w:p>
     <w:p>
@@ -441,356 +396,39 @@
         <w:rPr>
           <w:rFonts w:ascii="Times New Roman" w:hAnsi="Times New Roman"/>
           <w:b/>
+          <w:i/>
+          <w:color w:val="1E293B"/>
           <w:sz w:val="20"/>
         </w:rPr>
-        <w:t>4.  FINDINGS AND EXPERIMENTAL RESULTS</w:t>
+        <w:t>D. Positioning Against Existing Literature</w:t>
       </w:r>
     </w:p>
     <w:p>
       <w:pPr>
-        <w:spacing w:before="0" w:after="80" w:line="252" w:lineRule="auto"/>
-        <w:ind w:firstLine="288"/>
+        <w:spacing w:after="120" w:line="269" w:lineRule="auto"/>
         <w:jc w:val="both"/>
       </w:pPr>
       <w:r>
         <w:rPr>
           <w:rFonts w:ascii="Times New Roman" w:hAnsi="Times New Roman"/>
-          <w:sz w:val="19"/>
+          <w:color w:val="1E293B"/>
+          <w:sz w:val="20"/>
         </w:rPr>
-        <w:t>Empirical testing was executed across local development environments and the live production cloud deployment on Vercel (https://safecity-platform.vercel.app). Client environments included Google Chrome 128 (Windows 11) and Mobile Safari (iOS 17.5). The geographic testbed focused on transit corridors in Bengaluru between Nagawara Outer Ring Road, Govindpura, Shivajinagar, and Indiranagar. Performance was verified across twelve test scenarios.</w:t>
+        <w:t>Table I positions SafeCity against existing works in the literature, highlighting how SafeCity unifies proactive safety routing, verified crowdsourced reporting, and active escort telemetry within a single integrated architecture.</w:t>
       </w:r>
     </w:p>
     <w:p>
       <w:pPr>
-        <w:spacing w:before="0" w:after="80" w:line="252" w:lineRule="auto"/>
-        <w:ind w:firstLine="288"/>
-        <w:jc w:val="both"/>
-      </w:pPr>
-      <w:r>
-        <w:rPr>
-          <w:rFonts w:ascii="Times New Roman" w:hAnsi="Times New Roman"/>
-          <w:sz w:val="19"/>
-        </w:rPr>
-        <w:t>According to the findings of the empirical test cases, the gateway health check responded in 42 ms (TC-01), the 14 verified safe havens loaded in 68 ms (TC-02), and incident submission achieved 115 ms round-trip latency (TC-04). In OSRM routing (TC-07), polyline generation required 310 ms, while route safety scoring (TC-08) executed in only 18 ms. The 180-second inactivity watchdog (TC-10) triggered with ±0.2 second precision. In database failover testing (TC-12), the in-memory fallback cache served verified data with zero 500 errors when MySQL was disconnected.</w:t>
-      </w:r>
-    </w:p>
-    <w:p>
-      <w:pPr>
-        <w:spacing w:before="0" w:after="80" w:line="252" w:lineRule="auto"/>
-        <w:ind w:firstLine="288"/>
-        <w:jc w:val="both"/>
-      </w:pPr>
-      <w:r>
-        <w:rPr>
-          <w:rFonts w:ascii="Times New Roman" w:hAnsi="Times New Roman"/>
-          <w:sz w:val="19"/>
-        </w:rPr>
-        <w:t>A critical finding from TC-08 is the quantitative discrimination of the safety scoring formulation. In testing pedestrian transit from Nagawara to Shivajinagar, Route 1 (7.2 km along illuminated commercial arterials) encountered zero verified high-severity incidents within 450 m and passed within 400 m of two active safe havens, achieving a score of 94/100. Route 2 (6.4 km via Govindpura service lanes) saved 800 m of walking but passed within 450 m of two high-severity verified incidents, yielding a score of 48/100. While commercial routing software favored Route 2 strictly based on time, SafeCity successfully guided commuters toward Route 1.</w:t>
-      </w:r>
-    </w:p>
-    <w:p>
-      <w:pPr>
-        <w:keepNext/>
-        <w:spacing w:before="200" w:after="60"/>
+        <w:spacing w:before="160" w:after="80"/>
+        <w:jc w:val="center"/>
       </w:pPr>
       <w:r>
         <w:rPr>
           <w:rFonts w:ascii="Times New Roman" w:hAnsi="Times New Roman"/>
           <w:b/>
-          <w:sz w:val="20"/>
+          <w:sz w:val="18"/>
         </w:rPr>
-        <w:t>5.  DISCUSSION</w:t>
-      </w:r>
-    </w:p>
-    <w:p>
-      <w:pPr>
-        <w:spacing w:before="0" w:after="80" w:line="252" w:lineRule="auto"/>
-        <w:ind w:firstLine="288"/>
-        <w:jc w:val="both"/>
-      </w:pPr>
-      <w:r>
-        <w:rPr>
-          <w:rFonts w:ascii="Times New Roman" w:hAnsi="Times New Roman"/>
-          <w:sz w:val="19"/>
-        </w:rPr>
-        <w:t>The empirical findings demonstrate that SafeCity successfully bridges the research gap identified between crowdsourced crime sensing and active pedestrian navigation. Prior systems treated anonymous reporting as a passive retrospective archive [4] or relied strictly on historical police datasets that omitted minor harassment [5], [9]. SafeCity's two-tier architecture allows immediate operationalization of community telemetry while preventing misinformation through moderator verification.</w:t>
-      </w:r>
-    </w:p>
-    <w:p>
-      <w:pPr>
-        <w:spacing w:before="0" w:after="80" w:line="252" w:lineRule="auto"/>
-        <w:ind w:firstLine="288"/>
-        <w:jc w:val="both"/>
-      </w:pPr>
-      <w:r>
-        <w:rPr>
-          <w:rFonts w:ascii="Times New Roman" w:hAnsi="Times New Roman"/>
-          <w:sz w:val="19"/>
-        </w:rPr>
-        <w:t>From a security and privacy perspective, SafeCity enforces strict location privacy: public map coordinates are truncated to 3 decimal places (~110-meter resolution), preventing adversaries from identifying a victim's exact home or work doorway [15]. Furthermore, capping safety scores at 98/100 reinforces the ethical reality that software cannot guarantee absolute safety in dynamic urban spaces.</w:t>
-      </w:r>
-    </w:p>
-    <w:p>
-      <w:pPr>
-        <w:keepNext/>
-        <w:spacing w:before="200" w:after="60"/>
-      </w:pPr>
-      <w:r>
-        <w:rPr>
-          <w:rFonts w:ascii="Times New Roman" w:hAnsi="Times New Roman"/>
-          <w:b/>
-          <w:sz w:val="20"/>
-        </w:rPr>
-        <w:t>6.  CONCLUSION</w:t>
-      </w:r>
-    </w:p>
-    <w:p>
-      <w:pPr>
-        <w:spacing w:before="0" w:after="80" w:line="252" w:lineRule="auto"/>
-        <w:ind w:firstLine="288"/>
-        <w:jc w:val="both"/>
-      </w:pPr>
-      <w:r>
-        <w:rPr>
-          <w:rFonts w:ascii="Times New Roman" w:hAnsi="Times New Roman"/>
-          <w:sz w:val="19"/>
-        </w:rPr>
-        <w:t>This paper presented SafeCity, a smart community-based women protection and incident reporting platform. By integrating anonymous geospatial incident intake, verified administrative moderation, multi-criteria route optimization, continuous GPS companion monitoring, and conversational guidance, SafeCity provides a unified, proactive defense against urban transit vulnerability. Empirical evaluations across the Bengaluru metropolitan testbed prove sub-second route calculation latencies, accurate spatial discrimination between well-lit commercial arterials and hazardous shortcuts, and seamless failover resilience under cloud serverless constraints.</w:t>
-      </w:r>
-    </w:p>
-    <w:p>
-      <w:pPr>
-        <w:keepNext/>
-        <w:spacing w:before="200" w:after="40"/>
-      </w:pPr>
-      <w:r>
-        <w:rPr>
-          <w:rFonts w:ascii="Times New Roman" w:hAnsi="Times New Roman"/>
-          <w:b/>
-          <w:sz w:val="20"/>
-        </w:rPr>
-        <w:t>ACKNOWLEDGMENT</w:t>
-      </w:r>
-    </w:p>
-    <w:p>
-      <w:pPr>
-        <w:spacing w:before="0" w:after="80" w:line="252" w:lineRule="auto"/>
-        <w:jc w:val="both"/>
-      </w:pPr>
-      <w:r>
-        <w:rPr>
-          <w:rFonts w:ascii="Times New Roman" w:hAnsi="Times New Roman"/>
-          <w:sz w:val="19"/>
-        </w:rPr>
-        <w:t>The authors express their sincere gratitude to Mr. Muthuraju V., Assistant Professor, School of Computer Science and Engineering, Presidency University, Bengaluru, for his continuous supervision, technical guidance, and valuable advice throughout the design, implementation, and academic evaluation of the SafeCity platform.</w:t>
-      </w:r>
-    </w:p>
-    <w:p>
-      <w:pPr>
-        <w:keepNext/>
-        <w:spacing w:before="200" w:after="80"/>
-      </w:pPr>
-      <w:r>
-        <w:rPr>
-          <w:rFonts w:ascii="Times New Roman" w:hAnsi="Times New Roman"/>
-          <w:b/>
-          <w:sz w:val="20"/>
-        </w:rPr>
-        <w:t>REFERENCES</w:t>
-      </w:r>
-    </w:p>
-    <w:p>
-      <w:pPr>
-        <w:spacing w:before="0" w:after="50" w:line="252" w:lineRule="auto"/>
-        <w:ind w:left="360" w:hanging="360"/>
-        <w:jc w:val="both"/>
-      </w:pPr>
-      <w:r>
-        <w:rPr>
-          <w:rFonts w:ascii="Times New Roman" w:hAnsi="Times New Roman"/>
-          <w:sz w:val="16"/>
-        </w:rPr>
-        <w:t>[1] E. Galbrun, K. Pelechrinis, and E. Terzi, "Urban navigation beyond shortest route: The case of safe paths," Information Systems, vol. 57, pp. 160–171, Apr. 2016. DOI: 10.1016/j.is.2015.10.005.</w:t>
-      </w:r>
-    </w:p>
-    <w:p>
-      <w:pPr>
-        <w:spacing w:before="0" w:after="50" w:line="252" w:lineRule="auto"/>
-        <w:ind w:left="360" w:hanging="360"/>
-        <w:jc w:val="both"/>
-      </w:pPr>
-      <w:r>
-        <w:rPr>
-          <w:rFonts w:ascii="Times New Roman" w:hAnsi="Times New Roman"/>
-          <w:sz w:val="16"/>
-        </w:rPr>
-        <w:t>[2] V. Sanh, L. Debut, J. Chaumond, and T. Wolf, "DistilBERT, a distilled version of BERT: smaller, faster, cheaper and lighter," in Proc. 5th Workshop Energy Efficient Mach. Learn. Cogn. Comput. (NeurIPS 2019), Vancouver, Canada, 2019, arXiv:1910.01108. DOI: 10.48550/arXiv.1910.01108.</w:t>
-      </w:r>
-    </w:p>
-    <w:p>
-      <w:pPr>
-        <w:spacing w:before="0" w:after="50" w:line="252" w:lineRule="auto"/>
-        <w:ind w:left="360" w:hanging="360"/>
-        <w:jc w:val="both"/>
-      </w:pPr>
-      <w:r>
-        <w:rPr>
-          <w:rFonts w:ascii="Times New Roman" w:hAnsi="Times New Roman"/>
-          <w:sz w:val="16"/>
-        </w:rPr>
-        <w:t>[3] M. Ester, H.-P. Kriegel, J. Sander, and X. Xu, "A density-based algorithm for discovering clusters in large spatial databases with noise," in Proc. 2nd Int. Conf. Knowl. Discovery Data Mining (KDD-96), Portland, OR, 1996, pp. 226–231.</w:t>
-      </w:r>
-    </w:p>
-    <w:p>
-      <w:pPr>
-        <w:spacing w:before="0" w:after="50" w:line="252" w:lineRule="auto"/>
-        <w:ind w:left="360" w:hanging="360"/>
-        <w:jc w:val="both"/>
-      </w:pPr>
-      <w:r>
-        <w:rPr>
-          <w:rFonts w:ascii="Times New Roman" w:hAnsi="Times New Roman"/>
-          <w:sz w:val="16"/>
-        </w:rPr>
-        <w:t>[4] S. Levy, W. Xiong, E. Belding, and W. Y. Wang, "SafeRoute: Learning to navigate streets safely in an urban environment," ACM Transactions on Intelligent Systems and Technology (TIST), vol. 11, no. 6, art. 66, pp. 1–25, Sep. 2020. DOI: 10.1145/3402818.</w:t>
-      </w:r>
-    </w:p>
-    <w:p>
-      <w:pPr>
-        <w:spacing w:before="0" w:after="50" w:line="252" w:lineRule="auto"/>
-        <w:ind w:left="360" w:hanging="360"/>
-        <w:jc w:val="both"/>
-      </w:pPr>
-      <w:r>
-        <w:rPr>
-          <w:rFonts w:ascii="Times New Roman" w:hAnsi="Times New Roman"/>
-          <w:sz w:val="16"/>
-        </w:rPr>
-        <w:t>[5] D. Quercia, R. Schifanella, and L. M. Aiello, "The shortest path to happiness: Recommending beautiful, quiet, and happy routes in the city," in Proc. 25th ACM Conf. Hypertext Social Media (HT '14), Santiago, Chile, 2014, pp. 116–125. DOI: 10.1145/2631775.2631799.</w:t>
-      </w:r>
-    </w:p>
-    <w:p>
-      <w:pPr>
-        <w:spacing w:before="0" w:after="50" w:line="252" w:lineRule="auto"/>
-        <w:ind w:left="360" w:hanging="360"/>
-        <w:jc w:val="both"/>
-      </w:pPr>
-      <w:r>
-        <w:rPr>
-          <w:rFonts w:ascii="Times New Roman" w:hAnsi="Times New Roman"/>
-          <w:sz w:val="16"/>
-        </w:rPr>
-        <w:t>[6] S. G. Lea, E. D'Silva, and A. Asok, "Women's strategies addressing sexual harassment and assault on public buses: An analysis of crowdsourced data," Crime Prevention and Community Safety, vol. 19, no. 3–4, pp. 227–239, Nov. 2017. DOI: 10.1057/s41300-017-0028-1.</w:t>
-      </w:r>
-    </w:p>
-    <w:p>
-      <w:pPr>
-        <w:spacing w:before="0" w:after="50" w:line="252" w:lineRule="auto"/>
-        <w:ind w:left="360" w:hanging="360"/>
-        <w:jc w:val="both"/>
-      </w:pPr>
-      <w:r>
-        <w:rPr>
-          <w:rFonts w:ascii="Times New Roman" w:hAnsi="Times New Roman"/>
-          <w:sz w:val="16"/>
-        </w:rPr>
-        <w:t>[7] R. Solymosi, D. Buil-Gil, L. Vozmediano, and I. S. Guedes, "Towards a place-based measure of fear of crime: A systematic review of app-based and crowdsourcing approaches," Environment and Behavior, vol. 53, no. 9, pp. 1013–1044, Nov. 2021. DOI: 10.1177/0013916520947114.</w:t>
-      </w:r>
-    </w:p>
-    <w:p>
-      <w:pPr>
-        <w:spacing w:before="0" w:after="50" w:line="252" w:lineRule="auto"/>
-        <w:ind w:left="360" w:hanging="360"/>
-        <w:jc w:val="both"/>
-      </w:pPr>
-      <w:r>
-        <w:rPr>
-          <w:rFonts w:ascii="Times New Roman" w:hAnsi="Times New Roman"/>
-          <w:sz w:val="16"/>
-        </w:rPr>
-        <w:t>[8] P. S. S. Prasad, P. V. S. S. S. R. N. Murthy, and G. H. K. Rao, "Abhaya: An Android app for the safety of women," in Proc. 2015 Annual IEEE India Conf. (INDICON), New Delhi, India, 2015, pp. 1–5. DOI: 10.1109/INDICON.2015.7443652.</w:t>
-      </w:r>
-    </w:p>
-    <w:p>
-      <w:pPr>
-        <w:spacing w:before="0" w:after="50" w:line="252" w:lineRule="auto"/>
-        <w:ind w:left="360" w:hanging="360"/>
-        <w:jc w:val="both"/>
-      </w:pPr>
-      <w:r>
-        <w:rPr>
-          <w:rFonts w:ascii="Times New Roman" w:hAnsi="Times New Roman"/>
-          <w:sz w:val="16"/>
-        </w:rPr>
-        <w:t>[9] G. C. Harikiran, B. Menaka, et al., "Smart security solution for women based on Internet of Things (IOT)," in Proc. 2016 Int. Conf. Electr., Electron., Optim. Tech. (ICEEOT), Chennai, India, 2016, pp. 3541–3544. DOI: 10.1109/ICEEOT.2016.7755363.</w:t>
-      </w:r>
-    </w:p>
-    <w:p>
-      <w:pPr>
-        <w:spacing w:before="0" w:after="50" w:line="252" w:lineRule="auto"/>
-        <w:ind w:left="360" w:hanging="360"/>
-        <w:jc w:val="both"/>
-      </w:pPr>
-      <w:r>
-        <w:rPr>
-          <w:rFonts w:ascii="Times New Roman" w:hAnsi="Times New Roman"/>
-          <w:sz w:val="16"/>
-        </w:rPr>
-        <w:t>[10] S. Majumdar, S. E. Kirkley, and M. Srivastava, "Voice command AI assistant for public safety," in Proc. 2022 Int. Conf. Innov. Intell. Informatics, Comput., Technol. (3ICT), Sakheer, Bahrain, 2022, pp. 627–632. DOI: 10.1109/3ICT56508.2022.9990716.</w:t>
-      </w:r>
-    </w:p>
-    <w:p>
-      <w:pPr>
-        <w:spacing w:before="0" w:after="50" w:line="252" w:lineRule="auto"/>
-        <w:ind w:left="360" w:hanging="360"/>
-        <w:jc w:val="both"/>
-      </w:pPr>
-      <w:r>
-        <w:rPr>
-          <w:rFonts w:ascii="Times New Roman" w:hAnsi="Times New Roman"/>
-          <w:sz w:val="16"/>
-        </w:rPr>
-        <w:t>[11] S. Chainey, L. Tompson, and S. Uhlig, "The utility of hotspot mapping for predicting spatial patterns of crime," Security Journal, vol. 21, no. 1–2, pp. 4–28, Feb. 2008. DOI: 10.1057/palgrave.sj.8350066.</w:t>
-      </w:r>
-    </w:p>
-    <w:p>
-      <w:pPr>
-        <w:spacing w:before="0" w:after="50" w:line="252" w:lineRule="auto"/>
-        <w:ind w:left="360" w:hanging="360"/>
-        <w:jc w:val="both"/>
-      </w:pPr>
-      <w:r>
-        <w:rPr>
-          <w:rFonts w:ascii="Times New Roman" w:hAnsi="Times New Roman"/>
-          <w:sz w:val="16"/>
-        </w:rPr>
-        <w:t>[12] C. Shu, Z. Wan, J. Liu, and K. Ren, "CrowdBLPS: A blockchain-based location-privacy-preserving mobile crowdsensing system," IEEE Transactions on Industrial Informatics, vol. 16, no. 6, pp. 4109–4119, Jun. 2020. DOI: 10.1109/TII.2019.2957791.</w:t>
-      </w:r>
-    </w:p>
-    <w:p>
-      <w:pPr>
-        <w:sectPr>
-          <w:type w:val="continuous"/>
-          <w:pgSz w:w="12240" w:h="15840"/>
-          <w:pgMar w:top="1080" w:right="1080" w:bottom="1080" w:left="1080" w:header="720" w:footer="720" w:gutter="0"/>
-          <w:cols w:space="720"/>
-          <w:docGrid w:linePitch="360"/>
-          <w:cols w:num="2" w:space="360"/>
-        </w:sectPr>
-      </w:pPr>
-    </w:p>
-    <w:p>
-      <w:pPr>
-        <w:keepNext/>
-        <w:spacing w:before="200" w:after="60"/>
-      </w:pPr>
-      <w:r>
-        <w:rPr>
-          <w:rFonts w:ascii="Times New Roman" w:hAnsi="Times New Roman"/>
-          <w:b/>
-          <w:sz w:val="19"/>
-        </w:rPr>
-        <w:t>Table 1. Comprehensive Comparison of Related Research Publications</w:t>
+        <w:t>TABLE I. POSITIONING RELATIVE TO RELATED WORK</w:t>
       </w:r>
     </w:p>
     <w:tbl>
@@ -798,34 +436,24 @@
         <w:tblW w:type="auto" w:w="0"/>
         <w:jc w:val="center"/>
         <w:tblLook w:firstColumn="1" w:firstRow="1" w:lastColumn="0" w:lastRow="0" w:noHBand="0" w:noVBand="1" w:val="04A0"/>
-        <w:tblBorders>
-          <w:top w:val="single" w:sz="8" w:space="0" w:color="000000"/>
-          <w:bottom w:val="single" w:sz="8" w:space="0" w:color="000000"/>
-          <w:left w:val="none"/>
-          <w:right w:val="none"/>
-          <w:insideH w:val="single" w:sz="4" w:space="0" w:color="CCCCCC"/>
-          <w:insideV w:val="none"/>
-        </w:tblBorders>
       </w:tblPr>
       <w:tblGrid>
-        <w:gridCol w:w="1440"/>
-        <w:gridCol w:w="1440"/>
-        <w:gridCol w:w="1440"/>
-        <w:gridCol w:w="1440"/>
-        <w:gridCol w:w="1440"/>
-        <w:gridCol w:w="1440"/>
-        <w:gridCol w:w="1440"/>
+        <w:gridCol w:w="2016"/>
+        <w:gridCol w:w="2016"/>
+        <w:gridCol w:w="2016"/>
+        <w:gridCol w:w="2016"/>
+        <w:gridCol w:w="2016"/>
       </w:tblGrid>
       <w:tr>
         <w:tc>
           <w:tcPr>
-            <w:tcW w:type="dxa" w:w="1440"/>
-            <w:shd w:fill="F5F1EA"/>
+            <w:tcW w:type="dxa" w:w="1296"/>
+            <w:shd w:fill="2A132C"/>
             <w:tcMar>
-              <w:top w:w="70" w:type="dxa"/>
-              <w:bottom w:w="70" w:type="dxa"/>
-              <w:left w:w="70" w:type="dxa"/>
-              <w:right w:w="70" w:type="dxa"/>
+              <w:top w:w="120" w:type="dxa"/>
+              <w:bottom w:w="120" w:type="dxa"/>
+              <w:left w:w="140" w:type="dxa"/>
+              <w:right w:w="140" w:type="dxa"/>
             </w:tcMar>
           </w:tcPr>
           <w:p>
@@ -836,21 +464,22 @@
               <w:rPr>
                 <w:rFonts w:ascii="Times New Roman" w:hAnsi="Times New Roman"/>
                 <w:b/>
-                <w:sz w:val="16"/>
+                <w:color w:val="FFFFFF"/>
+                <w:sz w:val="18"/>
               </w:rPr>
-              <w:t>No.</w:t>
+              <w:t>Reference</w:t>
             </w:r>
           </w:p>
         </w:tc>
         <w:tc>
           <w:tcPr>
-            <w:tcW w:type="dxa" w:w="1440"/>
-            <w:shd w:fill="F5F1EA"/>
+            <w:tcW w:type="dxa" w:w="3168"/>
+            <w:shd w:fill="2A132C"/>
             <w:tcMar>
-              <w:top w:w="70" w:type="dxa"/>
-              <w:bottom w:w="70" w:type="dxa"/>
-              <w:left w:w="70" w:type="dxa"/>
-              <w:right w:w="70" w:type="dxa"/>
+              <w:top w:w="120" w:type="dxa"/>
+              <w:bottom w:w="120" w:type="dxa"/>
+              <w:left w:w="140" w:type="dxa"/>
+              <w:right w:w="140" w:type="dxa"/>
             </w:tcMar>
           </w:tcPr>
           <w:p>
@@ -861,21 +490,22 @@
               <w:rPr>
                 <w:rFonts w:ascii="Times New Roman" w:hAnsi="Times New Roman"/>
                 <w:b/>
-                <w:sz w:val="16"/>
+                <w:color w:val="FFFFFF"/>
+                <w:sz w:val="18"/>
               </w:rPr>
-              <w:t>Research Paper &amp; Year</w:t>
+              <w:t>Core Technique</w:t>
             </w:r>
           </w:p>
         </w:tc>
         <w:tc>
           <w:tcPr>
-            <w:tcW w:type="dxa" w:w="1440"/>
-            <w:shd w:fill="F5F1EA"/>
+            <w:tcW w:type="dxa" w:w="1728"/>
+            <w:shd w:fill="2A132C"/>
             <w:tcMar>
-              <w:top w:w="70" w:type="dxa"/>
-              <w:bottom w:w="70" w:type="dxa"/>
-              <w:left w:w="70" w:type="dxa"/>
-              <w:right w:w="70" w:type="dxa"/>
+              <w:top w:w="120" w:type="dxa"/>
+              <w:bottom w:w="120" w:type="dxa"/>
+              <w:left w:w="140" w:type="dxa"/>
+              <w:right w:w="140" w:type="dxa"/>
             </w:tcMar>
           </w:tcPr>
           <w:p>
@@ -886,21 +516,22 @@
               <w:rPr>
                 <w:rFonts w:ascii="Times New Roman" w:hAnsi="Times New Roman"/>
                 <w:b/>
-                <w:sz w:val="16"/>
+                <w:color w:val="FFFFFF"/>
+                <w:sz w:val="18"/>
               </w:rPr>
-              <w:t>Research Objective</w:t>
+              <w:t>Pre-Emptive Routing?</w:t>
             </w:r>
           </w:p>
         </w:tc>
         <w:tc>
           <w:tcPr>
-            <w:tcW w:type="dxa" w:w="1440"/>
-            <w:shd w:fill="F5F1EA"/>
+            <w:tcW w:type="dxa" w:w="1872"/>
+            <w:shd w:fill="2A132C"/>
             <w:tcMar>
-              <w:top w:w="70" w:type="dxa"/>
-              <w:bottom w:w="70" w:type="dxa"/>
-              <w:left w:w="70" w:type="dxa"/>
-              <w:right w:w="70" w:type="dxa"/>
+              <w:top w:w="120" w:type="dxa"/>
+              <w:bottom w:w="120" w:type="dxa"/>
+              <w:left w:w="140" w:type="dxa"/>
+              <w:right w:w="140" w:type="dxa"/>
             </w:tcMar>
           </w:tcPr>
           <w:p>
@@ -911,21 +542,22 @@
               <w:rPr>
                 <w:rFonts w:ascii="Times New Roman" w:hAnsi="Times New Roman"/>
                 <w:b/>
-                <w:sz w:val="16"/>
+                <w:color w:val="FFFFFF"/>
+                <w:sz w:val="18"/>
               </w:rPr>
-              <w:t>Method / Technology</w:t>
+              <w:t>Dynamic Escort Watchdog?</w:t>
             </w:r>
           </w:p>
         </w:tc>
         <w:tc>
           <w:tcPr>
-            <w:tcW w:type="dxa" w:w="1440"/>
-            <w:shd w:fill="F5F1EA"/>
+            <w:tcW w:type="dxa" w:w="1872"/>
+            <w:shd w:fill="2A132C"/>
             <w:tcMar>
-              <w:top w:w="70" w:type="dxa"/>
-              <w:bottom w:w="70" w:type="dxa"/>
-              <w:left w:w="70" w:type="dxa"/>
-              <w:right w:w="70" w:type="dxa"/>
+              <w:top w:w="120" w:type="dxa"/>
+              <w:bottom w:w="120" w:type="dxa"/>
+              <w:left w:w="140" w:type="dxa"/>
+              <w:right w:w="140" w:type="dxa"/>
             </w:tcMar>
           </w:tcPr>
           <w:p>
@@ -936,21 +568,24 @@
               <w:rPr>
                 <w:rFonts w:ascii="Times New Roman" w:hAnsi="Times New Roman"/>
                 <w:b/>
-                <w:sz w:val="16"/>
+                <w:color w:val="FFFFFF"/>
+                <w:sz w:val="18"/>
               </w:rPr>
-              <w:t>Key Findings</w:t>
+              <w:t>Privacy-Preserving Intake?</w:t>
             </w:r>
           </w:p>
         </w:tc>
+      </w:tr>
+      <w:tr>
         <w:tc>
           <w:tcPr>
-            <w:tcW w:type="dxa" w:w="1440"/>
-            <w:shd w:fill="F5F1EA"/>
+            <w:tcW w:type="dxa" w:w="1296"/>
+            <w:shd w:fill="FFFFFF"/>
             <w:tcMar>
-              <w:top w:w="70" w:type="dxa"/>
-              <w:bottom w:w="70" w:type="dxa"/>
-              <w:left w:w="70" w:type="dxa"/>
-              <w:right w:w="70" w:type="dxa"/>
+              <w:top w:w="100" w:type="dxa"/>
+              <w:bottom w:w="100" w:type="dxa"/>
+              <w:left w:w="140" w:type="dxa"/>
+              <w:right w:w="140" w:type="dxa"/>
             </w:tcMar>
           </w:tcPr>
           <w:p>
@@ -960,22 +595,97 @@
             <w:r>
               <w:rPr>
                 <w:rFonts w:ascii="Times New Roman" w:hAnsi="Times New Roman"/>
-                <w:b/>
-                <w:sz w:val="16"/>
+                <w:color w:val="1E293B"/>
+                <w:sz w:val="17"/>
               </w:rPr>
-              <w:t>Limitations / Research Gap</w:t>
+              <w:t>Galbrun et al. [1]</w:t>
             </w:r>
           </w:p>
         </w:tc>
         <w:tc>
           <w:tcPr>
-            <w:tcW w:type="dxa" w:w="1440"/>
-            <w:shd w:fill="F5F1EA"/>
+            <w:tcW w:type="dxa" w:w="3168"/>
+            <w:shd w:fill="FFFFFF"/>
             <w:tcMar>
-              <w:top w:w="70" w:type="dxa"/>
-              <w:bottom w:w="70" w:type="dxa"/>
-              <w:left w:w="70" w:type="dxa"/>
-              <w:right w:w="70" w:type="dxa"/>
+              <w:top w:w="100" w:type="dxa"/>
+              <w:bottom w:w="100" w:type="dxa"/>
+              <w:left w:w="140" w:type="dxa"/>
+              <w:right w:w="140" w:type="dxa"/>
+            </w:tcMar>
+          </w:tcPr>
+          <w:p>
+            <w:pPr>
+              <w:jc w:val="left"/>
+            </w:pPr>
+            <w:r>
+              <w:rPr>
+                <w:rFonts w:ascii="Times New Roman" w:hAnsi="Times New Roman"/>
+                <w:color w:val="1E293B"/>
+                <w:sz w:val="17"/>
+              </w:rPr>
+              <w:t>SAFEPATHS biobjective pathfinding</w:t>
+            </w:r>
+          </w:p>
+        </w:tc>
+        <w:tc>
+          <w:tcPr>
+            <w:tcW w:type="dxa" w:w="1728"/>
+            <w:shd w:fill="FFFFFF"/>
+            <w:tcMar>
+              <w:top w:w="100" w:type="dxa"/>
+              <w:bottom w:w="100" w:type="dxa"/>
+              <w:left w:w="140" w:type="dxa"/>
+              <w:right w:w="140" w:type="dxa"/>
+            </w:tcMar>
+          </w:tcPr>
+          <w:p>
+            <w:pPr>
+              <w:jc w:val="left"/>
+            </w:pPr>
+            <w:r>
+              <w:rPr>
+                <w:rFonts w:ascii="Times New Roman" w:hAnsi="Times New Roman"/>
+                <w:color w:val="1E293B"/>
+                <w:sz w:val="17"/>
+              </w:rPr>
+              <w:t>Yes</w:t>
+            </w:r>
+          </w:p>
+        </w:tc>
+        <w:tc>
+          <w:tcPr>
+            <w:tcW w:type="dxa" w:w="1872"/>
+            <w:shd w:fill="FFFFFF"/>
+            <w:tcMar>
+              <w:top w:w="100" w:type="dxa"/>
+              <w:bottom w:w="100" w:type="dxa"/>
+              <w:left w:w="140" w:type="dxa"/>
+              <w:right w:w="140" w:type="dxa"/>
+            </w:tcMar>
+          </w:tcPr>
+          <w:p>
+            <w:pPr>
+              <w:jc w:val="left"/>
+            </w:pPr>
+            <w:r>
+              <w:rPr>
+                <w:rFonts w:ascii="Times New Roman" w:hAnsi="Times New Roman"/>
+                <w:color w:val="1E293B"/>
+                <w:sz w:val="17"/>
+              </w:rPr>
+              <w:t>No</w:t>
+            </w:r>
+          </w:p>
+        </w:tc>
+        <w:tc>
+          <w:tcPr>
+            <w:tcW w:type="dxa" w:w="1872"/>
+            <w:shd w:fill="FFFFFF"/>
+            <w:tcMar>
+              <w:top w:w="100" w:type="dxa"/>
+              <w:bottom w:w="100" w:type="dxa"/>
+              <w:left w:w="140" w:type="dxa"/>
+              <w:right w:w="140" w:type="dxa"/>
             </w:tcMar>
           </w:tcPr>
           <w:p>
@@ -985,10 +695,10 @@
             <w:r>
               <w:rPr>
                 <w:rFonts w:ascii="Times New Roman" w:hAnsi="Times New Roman"/>
-                <w:b/>
-                <w:sz w:val="16"/>
+                <w:color w:val="1E293B"/>
+                <w:sz w:val="17"/>
               </w:rPr>
-              <w:t>Relevance to SafeCity</w:t>
+              <w:t>No (Police data)</w:t>
             </w:r>
           </w:p>
         </w:tc>
@@ -996,164 +706,126 @@
       <w:tr>
         <w:tc>
           <w:tcPr>
-            <w:tcW w:type="dxa" w:w="1440"/>
+            <w:tcW w:type="dxa" w:w="1296"/>
+            <w:shd w:fill="FAF5FB"/>
             <w:tcMar>
-              <w:top w:w="50" w:type="dxa"/>
-              <w:bottom w:w="50" w:type="dxa"/>
-              <w:left w:w="50" w:type="dxa"/>
-              <w:right w:w="50" w:type="dxa"/>
+              <w:top w:w="100" w:type="dxa"/>
+              <w:bottom w:w="100" w:type="dxa"/>
+              <w:left w:w="140" w:type="dxa"/>
+              <w:right w:w="140" w:type="dxa"/>
             </w:tcMar>
           </w:tcPr>
           <w:p>
             <w:pPr>
-              <w:spacing w:before="0" w:after="0" w:line="252" w:lineRule="auto"/>
               <w:jc w:val="center"/>
             </w:pPr>
             <w:r>
               <w:rPr>
                 <w:rFonts w:ascii="Times New Roman" w:hAnsi="Times New Roman"/>
-                <w:b/>
-                <w:sz w:val="15"/>
+                <w:color w:val="1E293B"/>
+                <w:sz w:val="17"/>
               </w:rPr>
-              <w:t>[1]</w:t>
+              <w:t>Lea et al. [4]</w:t>
             </w:r>
           </w:p>
         </w:tc>
         <w:tc>
           <w:tcPr>
-            <w:tcW w:type="dxa" w:w="1440"/>
+            <w:tcW w:type="dxa" w:w="3168"/>
+            <w:shd w:fill="FAF5FB"/>
             <w:tcMar>
-              <w:top w:w="50" w:type="dxa"/>
-              <w:bottom w:w="50" w:type="dxa"/>
-              <w:left w:w="50" w:type="dxa"/>
-              <w:right w:w="50" w:type="dxa"/>
+              <w:top w:w="100" w:type="dxa"/>
+              <w:bottom w:w="100" w:type="dxa"/>
+              <w:left w:w="140" w:type="dxa"/>
+              <w:right w:w="140" w:type="dxa"/>
             </w:tcMar>
           </w:tcPr>
           <w:p>
             <w:pPr>
-              <w:spacing w:before="0" w:after="0" w:line="252" w:lineRule="auto"/>
+              <w:jc w:val="left"/>
             </w:pPr>
             <w:r>
               <w:rPr>
                 <w:rFonts w:ascii="Times New Roman" w:hAnsi="Times New Roman"/>
-                <w:sz w:val="15"/>
+                <w:color w:val="1E293B"/>
+                <w:sz w:val="17"/>
               </w:rPr>
-              <w:t>Galbrun et al. (2016) [5]</w:t>
+              <w:t>Safecity crowdsourced audit</w:t>
             </w:r>
           </w:p>
         </w:tc>
         <w:tc>
           <w:tcPr>
-            <w:tcW w:type="dxa" w:w="1440"/>
+            <w:tcW w:type="dxa" w:w="1728"/>
+            <w:shd w:fill="FAF5FB"/>
             <w:tcMar>
-              <w:top w:w="50" w:type="dxa"/>
-              <w:bottom w:w="50" w:type="dxa"/>
-              <w:left w:w="50" w:type="dxa"/>
-              <w:right w:w="50" w:type="dxa"/>
+              <w:top w:w="100" w:type="dxa"/>
+              <w:bottom w:w="100" w:type="dxa"/>
+              <w:left w:w="140" w:type="dxa"/>
+              <w:right w:w="140" w:type="dxa"/>
             </w:tcMar>
           </w:tcPr>
           <w:p>
             <w:pPr>
-              <w:spacing w:before="0" w:after="0" w:line="252" w:lineRule="auto"/>
+              <w:jc w:val="left"/>
             </w:pPr>
             <w:r>
               <w:rPr>
                 <w:rFonts w:ascii="Times New Roman" w:hAnsi="Times New Roman"/>
-                <w:sz w:val="15"/>
+                <w:color w:val="1E293B"/>
+                <w:sz w:val="17"/>
               </w:rPr>
-              <w:t>Multi-criteria urban navigation balancing distance and crime risk.</w:t>
+              <w:t>No (Passive)</w:t>
             </w:r>
           </w:p>
         </w:tc>
         <w:tc>
           <w:tcPr>
-            <w:tcW w:type="dxa" w:w="1440"/>
+            <w:tcW w:type="dxa" w:w="1872"/>
+            <w:shd w:fill="FAF5FB"/>
             <w:tcMar>
-              <w:top w:w="50" w:type="dxa"/>
-              <w:bottom w:w="50" w:type="dxa"/>
-              <w:left w:w="50" w:type="dxa"/>
-              <w:right w:w="50" w:type="dxa"/>
+              <w:top w:w="100" w:type="dxa"/>
+              <w:bottom w:w="100" w:type="dxa"/>
+              <w:left w:w="140" w:type="dxa"/>
+              <w:right w:w="140" w:type="dxa"/>
             </w:tcMar>
           </w:tcPr>
           <w:p>
             <w:pPr>
-              <w:spacing w:before="0" w:after="0" w:line="252" w:lineRule="auto"/>
+              <w:jc w:val="left"/>
             </w:pPr>
             <w:r>
               <w:rPr>
                 <w:rFonts w:ascii="Times New Roman" w:hAnsi="Times New Roman"/>
-                <w:sz w:val="15"/>
+                <w:color w:val="1E293B"/>
+                <w:sz w:val="17"/>
               </w:rPr>
-              <w:t>Biobjective shortest path optimization; Pareto frontier calculation.</w:t>
+              <w:t>No</w:t>
             </w:r>
           </w:p>
         </w:tc>
         <w:tc>
           <w:tcPr>
-            <w:tcW w:type="dxa" w:w="1440"/>
+            <w:tcW w:type="dxa" w:w="1872"/>
+            <w:shd w:fill="FAF5FB"/>
             <w:tcMar>
-              <w:top w:w="50" w:type="dxa"/>
-              <w:bottom w:w="50" w:type="dxa"/>
-              <w:left w:w="50" w:type="dxa"/>
-              <w:right w:w="50" w:type="dxa"/>
+              <w:top w:w="100" w:type="dxa"/>
+              <w:bottom w:w="100" w:type="dxa"/>
+              <w:left w:w="140" w:type="dxa"/>
+              <w:right w:w="140" w:type="dxa"/>
             </w:tcMar>
           </w:tcPr>
           <w:p>
             <w:pPr>
-              <w:spacing w:before="0" w:after="0" w:line="252" w:lineRule="auto"/>
+              <w:jc w:val="center"/>
             </w:pPr>
             <w:r>
               <w:rPr>
                 <w:rFonts w:ascii="Times New Roman" w:hAnsi="Times New Roman"/>
-                <w:sz w:val="15"/>
+                <w:color w:val="1E293B"/>
+                <w:sz w:val="17"/>
               </w:rPr>
-              <w:t>Pedestrians can reduce crime exposure by 40-60% with only 5-12% extra distance.</w:t>
-            </w:r>
-          </w:p>
-        </w:tc>
-        <w:tc>
-          <w:tcPr>
-            <w:tcW w:type="dxa" w:w="1440"/>
-            <w:tcMar>
-              <w:top w:w="50" w:type="dxa"/>
-              <w:bottom w:w="50" w:type="dxa"/>
-              <w:left w:w="50" w:type="dxa"/>
-              <w:right w:w="50" w:type="dxa"/>
-            </w:tcMar>
-          </w:tcPr>
-          <w:p>
-            <w:pPr>
-              <w:spacing w:before="0" w:after="0" w:line="252" w:lineRule="auto"/>
-            </w:pPr>
-            <w:r>
-              <w:rPr>
-                <w:rFonts w:ascii="Times New Roman" w:hAnsi="Times New Roman"/>
-                <w:sz w:val="15"/>
-              </w:rPr>
-              <w:t>Tested offline on historical police data; lacks real-time crowdsourcing.</w:t>
-            </w:r>
-          </w:p>
-        </w:tc>
-        <w:tc>
-          <w:tcPr>
-            <w:tcW w:type="dxa" w:w="1440"/>
-            <w:tcMar>
-              <w:top w:w="50" w:type="dxa"/>
-              <w:bottom w:w="50" w:type="dxa"/>
-              <w:left w:w="50" w:type="dxa"/>
-              <w:right w:w="50" w:type="dxa"/>
-            </w:tcMar>
-          </w:tcPr>
-          <w:p>
-            <w:pPr>
-              <w:spacing w:before="0" w:after="0" w:line="252" w:lineRule="auto"/>
-            </w:pPr>
-            <w:r>
-              <w:rPr>
-                <w:rFonts w:ascii="Times New Roman" w:hAnsi="Times New Roman"/>
-                <w:sz w:val="15"/>
-              </w:rPr>
-              <w:t>Establishes validity of non-shortest, safety-aware route trade-offs.</w:t>
+              <w:t>Yes</w:t>
             </w:r>
           </w:p>
         </w:tc>
@@ -1161,164 +833,126 @@
       <w:tr>
         <w:tc>
           <w:tcPr>
-            <w:tcW w:type="dxa" w:w="1440"/>
+            <w:tcW w:type="dxa" w:w="1296"/>
+            <w:shd w:fill="FFFFFF"/>
             <w:tcMar>
-              <w:top w:w="50" w:type="dxa"/>
-              <w:bottom w:w="50" w:type="dxa"/>
-              <w:left w:w="50" w:type="dxa"/>
-              <w:right w:w="50" w:type="dxa"/>
+              <w:top w:w="100" w:type="dxa"/>
+              <w:bottom w:w="100" w:type="dxa"/>
+              <w:left w:w="140" w:type="dxa"/>
+              <w:right w:w="140" w:type="dxa"/>
             </w:tcMar>
           </w:tcPr>
           <w:p>
             <w:pPr>
-              <w:spacing w:before="0" w:after="0" w:line="252" w:lineRule="auto"/>
               <w:jc w:val="center"/>
             </w:pPr>
             <w:r>
               <w:rPr>
                 <w:rFonts w:ascii="Times New Roman" w:hAnsi="Times New Roman"/>
-                <w:b/>
-                <w:sz w:val="15"/>
+                <w:color w:val="1E293B"/>
+                <w:sz w:val="17"/>
               </w:rPr>
-              <w:t>[2]</w:t>
+              <w:t>Quercia et al. [5]</w:t>
             </w:r>
           </w:p>
         </w:tc>
         <w:tc>
           <w:tcPr>
-            <w:tcW w:type="dxa" w:w="1440"/>
+            <w:tcW w:type="dxa" w:w="3168"/>
+            <w:shd w:fill="FFFFFF"/>
             <w:tcMar>
-              <w:top w:w="50" w:type="dxa"/>
-              <w:bottom w:w="50" w:type="dxa"/>
-              <w:left w:w="50" w:type="dxa"/>
-              <w:right w:w="50" w:type="dxa"/>
+              <w:top w:w="100" w:type="dxa"/>
+              <w:bottom w:w="100" w:type="dxa"/>
+              <w:left w:w="140" w:type="dxa"/>
+              <w:right w:w="140" w:type="dxa"/>
             </w:tcMar>
           </w:tcPr>
           <w:p>
             <w:pPr>
-              <w:spacing w:before="0" w:after="0" w:line="252" w:lineRule="auto"/>
+              <w:jc w:val="left"/>
             </w:pPr>
             <w:r>
               <w:rPr>
                 <w:rFonts w:ascii="Times New Roman" w:hAnsi="Times New Roman"/>
-                <w:sz w:val="15"/>
+                <w:color w:val="1E293B"/>
+                <w:sz w:val="17"/>
               </w:rPr>
-              <w:t>Sanh et al. (2019) [13]</w:t>
+              <w:t>Perceptual urban routing</w:t>
             </w:r>
           </w:p>
         </w:tc>
         <w:tc>
           <w:tcPr>
-            <w:tcW w:type="dxa" w:w="1440"/>
+            <w:tcW w:type="dxa" w:w="1728"/>
+            <w:shd w:fill="FFFFFF"/>
             <w:tcMar>
-              <w:top w:w="50" w:type="dxa"/>
-              <w:bottom w:w="50" w:type="dxa"/>
-              <w:left w:w="50" w:type="dxa"/>
-              <w:right w:w="50" w:type="dxa"/>
+              <w:top w:w="100" w:type="dxa"/>
+              <w:bottom w:w="100" w:type="dxa"/>
+              <w:left w:w="140" w:type="dxa"/>
+              <w:right w:w="140" w:type="dxa"/>
             </w:tcMar>
           </w:tcPr>
           <w:p>
             <w:pPr>
-              <w:spacing w:before="0" w:after="0" w:line="252" w:lineRule="auto"/>
+              <w:jc w:val="left"/>
             </w:pPr>
             <w:r>
               <w:rPr>
                 <w:rFonts w:ascii="Times New Roman" w:hAnsi="Times New Roman"/>
-                <w:sz w:val="15"/>
+                <w:color w:val="1E293B"/>
+                <w:sz w:val="17"/>
               </w:rPr>
-              <w:t>Compress language models for resource-constrained inference.</w:t>
+              <w:t>Yes (Aesthetic)</w:t>
             </w:r>
           </w:p>
         </w:tc>
         <w:tc>
           <w:tcPr>
-            <w:tcW w:type="dxa" w:w="1440"/>
+            <w:tcW w:type="dxa" w:w="1872"/>
+            <w:shd w:fill="FFFFFF"/>
             <w:tcMar>
-              <w:top w:w="50" w:type="dxa"/>
-              <w:bottom w:w="50" w:type="dxa"/>
-              <w:left w:w="50" w:type="dxa"/>
-              <w:right w:w="50" w:type="dxa"/>
+              <w:top w:w="100" w:type="dxa"/>
+              <w:bottom w:w="100" w:type="dxa"/>
+              <w:left w:w="140" w:type="dxa"/>
+              <w:right w:w="140" w:type="dxa"/>
             </w:tcMar>
           </w:tcPr>
           <w:p>
             <w:pPr>
-              <w:spacing w:before="0" w:after="0" w:line="252" w:lineRule="auto"/>
+              <w:jc w:val="left"/>
             </w:pPr>
             <w:r>
               <w:rPr>
                 <w:rFonts w:ascii="Times New Roman" w:hAnsi="Times New Roman"/>
-                <w:sz w:val="15"/>
+                <w:color w:val="1E293B"/>
+                <w:sz w:val="17"/>
               </w:rPr>
-              <w:t>Knowledge distillation on BERT architecture (DistilBERT); parameter pruning.</w:t>
+              <w:t>No</w:t>
             </w:r>
           </w:p>
         </w:tc>
         <w:tc>
           <w:tcPr>
-            <w:tcW w:type="dxa" w:w="1440"/>
+            <w:tcW w:type="dxa" w:w="1872"/>
+            <w:shd w:fill="FFFFFF"/>
             <w:tcMar>
-              <w:top w:w="50" w:type="dxa"/>
-              <w:bottom w:w="50" w:type="dxa"/>
-              <w:left w:w="50" w:type="dxa"/>
-              <w:right w:w="50" w:type="dxa"/>
+              <w:top w:w="100" w:type="dxa"/>
+              <w:bottom w:w="100" w:type="dxa"/>
+              <w:left w:w="140" w:type="dxa"/>
+              <w:right w:w="140" w:type="dxa"/>
             </w:tcMar>
           </w:tcPr>
           <w:p>
             <w:pPr>
-              <w:spacing w:before="0" w:after="0" w:line="252" w:lineRule="auto"/>
+              <w:jc w:val="center"/>
             </w:pPr>
             <w:r>
               <w:rPr>
                 <w:rFonts w:ascii="Times New Roman" w:hAnsi="Times New Roman"/>
-                <w:sz w:val="15"/>
+                <w:color w:val="1E293B"/>
+                <w:sz w:val="17"/>
               </w:rPr>
-              <w:t>40% smaller, 60% faster inference on CPU; preserves 97% of BERT accuracy.</w:t>
-            </w:r>
-          </w:p>
-        </w:tc>
-        <w:tc>
-          <w:tcPr>
-            <w:tcW w:type="dxa" w:w="1440"/>
-            <w:tcMar>
-              <w:top w:w="50" w:type="dxa"/>
-              <w:bottom w:w="50" w:type="dxa"/>
-              <w:left w:w="50" w:type="dxa"/>
-              <w:right w:w="50" w:type="dxa"/>
-            </w:tcMar>
-          </w:tcPr>
-          <w:p>
-            <w:pPr>
-              <w:spacing w:before="0" w:after="0" w:line="252" w:lineRule="auto"/>
-            </w:pPr>
-            <w:r>
-              <w:rPr>
-                <w:rFonts w:ascii="Times New Roman" w:hAnsi="Times New Roman"/>
-                <w:sz w:val="15"/>
-              </w:rPr>
-              <w:t>General model; requires domain fine-tuning on safety datasets.</w:t>
-            </w:r>
-          </w:p>
-        </w:tc>
-        <w:tc>
-          <w:tcPr>
-            <w:tcW w:type="dxa" w:w="1440"/>
-            <w:tcMar>
-              <w:top w:w="50" w:type="dxa"/>
-              <w:bottom w:w="50" w:type="dxa"/>
-              <w:left w:w="50" w:type="dxa"/>
-              <w:right w:w="50" w:type="dxa"/>
-            </w:tcMar>
-          </w:tcPr>
-          <w:p>
-            <w:pPr>
-              <w:spacing w:before="0" w:after="0" w:line="252" w:lineRule="auto"/>
-            </w:pPr>
-            <w:r>
-              <w:rPr>
-                <w:rFonts w:ascii="Times New Roman" w:hAnsi="Times New Roman"/>
-                <w:sz w:val="15"/>
-              </w:rPr>
-              <w:t>Proves feasibility of real-time serverless incident processing.</w:t>
+              <w:t>No</w:t>
             </w:r>
           </w:p>
         </w:tc>
@@ -1326,164 +960,126 @@
       <w:tr>
         <w:tc>
           <w:tcPr>
-            <w:tcW w:type="dxa" w:w="1440"/>
+            <w:tcW w:type="dxa" w:w="1296"/>
+            <w:shd w:fill="FAF5FB"/>
             <w:tcMar>
-              <w:top w:w="50" w:type="dxa"/>
-              <w:bottom w:w="50" w:type="dxa"/>
-              <w:left w:w="50" w:type="dxa"/>
-              <w:right w:w="50" w:type="dxa"/>
+              <w:top w:w="100" w:type="dxa"/>
+              <w:bottom w:w="100" w:type="dxa"/>
+              <w:left w:w="140" w:type="dxa"/>
+              <w:right w:w="140" w:type="dxa"/>
             </w:tcMar>
           </w:tcPr>
           <w:p>
             <w:pPr>
-              <w:spacing w:before="0" w:after="0" w:line="252" w:lineRule="auto"/>
               <w:jc w:val="center"/>
             </w:pPr>
             <w:r>
               <w:rPr>
                 <w:rFonts w:ascii="Times New Roman" w:hAnsi="Times New Roman"/>
-                <w:b/>
-                <w:sz w:val="15"/>
+                <w:color w:val="1E293B"/>
+                <w:sz w:val="17"/>
               </w:rPr>
-              <w:t>[3]</w:t>
+              <w:t>Solymosi et al. [7]</w:t>
             </w:r>
           </w:p>
         </w:tc>
         <w:tc>
           <w:tcPr>
-            <w:tcW w:type="dxa" w:w="1440"/>
+            <w:tcW w:type="dxa" w:w="3168"/>
+            <w:shd w:fill="FAF5FB"/>
             <w:tcMar>
-              <w:top w:w="50" w:type="dxa"/>
-              <w:bottom w:w="50" w:type="dxa"/>
-              <w:left w:w="50" w:type="dxa"/>
-              <w:right w:w="50" w:type="dxa"/>
+              <w:top w:w="100" w:type="dxa"/>
+              <w:bottom w:w="100" w:type="dxa"/>
+              <w:left w:w="140" w:type="dxa"/>
+              <w:right w:w="140" w:type="dxa"/>
             </w:tcMar>
           </w:tcPr>
           <w:p>
             <w:pPr>
-              <w:spacing w:before="0" w:after="0" w:line="252" w:lineRule="auto"/>
+              <w:jc w:val="left"/>
             </w:pPr>
             <w:r>
               <w:rPr>
                 <w:rFonts w:ascii="Times New Roman" w:hAnsi="Times New Roman"/>
-                <w:sz w:val="15"/>
+                <w:color w:val="1E293B"/>
+                <w:sz w:val="17"/>
               </w:rPr>
-              <w:t>Ester et al. (1996) [10]</w:t>
+              <w:t>Systematic fear mapping</w:t>
             </w:r>
           </w:p>
         </w:tc>
         <w:tc>
           <w:tcPr>
-            <w:tcW w:type="dxa" w:w="1440"/>
+            <w:tcW w:type="dxa" w:w="1728"/>
+            <w:shd w:fill="FAF5FB"/>
             <w:tcMar>
-              <w:top w:w="50" w:type="dxa"/>
-              <w:bottom w:w="50" w:type="dxa"/>
-              <w:left w:w="50" w:type="dxa"/>
-              <w:right w:w="50" w:type="dxa"/>
+              <w:top w:w="100" w:type="dxa"/>
+              <w:bottom w:w="100" w:type="dxa"/>
+              <w:left w:w="140" w:type="dxa"/>
+              <w:right w:w="140" w:type="dxa"/>
             </w:tcMar>
           </w:tcPr>
           <w:p>
             <w:pPr>
-              <w:spacing w:before="0" w:after="0" w:line="252" w:lineRule="auto"/>
+              <w:jc w:val="left"/>
             </w:pPr>
             <w:r>
               <w:rPr>
                 <w:rFonts w:ascii="Times New Roman" w:hAnsi="Times New Roman"/>
-                <w:sz w:val="15"/>
+                <w:color w:val="1E293B"/>
+                <w:sz w:val="17"/>
               </w:rPr>
-              <w:t>Discover arbitrary spatial clusters and isolate noise in spatial data.</w:t>
+              <w:t>No (Archival)</w:t>
             </w:r>
           </w:p>
         </w:tc>
         <w:tc>
           <w:tcPr>
-            <w:tcW w:type="dxa" w:w="1440"/>
+            <w:tcW w:type="dxa" w:w="1872"/>
+            <w:shd w:fill="FAF5FB"/>
             <w:tcMar>
-              <w:top w:w="50" w:type="dxa"/>
-              <w:bottom w:w="50" w:type="dxa"/>
-              <w:left w:w="50" w:type="dxa"/>
-              <w:right w:w="50" w:type="dxa"/>
+              <w:top w:w="100" w:type="dxa"/>
+              <w:bottom w:w="100" w:type="dxa"/>
+              <w:left w:w="140" w:type="dxa"/>
+              <w:right w:w="140" w:type="dxa"/>
             </w:tcMar>
           </w:tcPr>
           <w:p>
             <w:pPr>
-              <w:spacing w:before="0" w:after="0" w:line="252" w:lineRule="auto"/>
+              <w:jc w:val="left"/>
             </w:pPr>
             <w:r>
               <w:rPr>
                 <w:rFonts w:ascii="Times New Roman" w:hAnsi="Times New Roman"/>
-                <w:sz w:val="15"/>
+                <w:color w:val="1E293B"/>
+                <w:sz w:val="17"/>
               </w:rPr>
-              <w:t>Density-based spatial clustering (eps-neighborhood and MinPts).</w:t>
+              <w:t>No</w:t>
             </w:r>
           </w:p>
         </w:tc>
         <w:tc>
           <w:tcPr>
-            <w:tcW w:type="dxa" w:w="1440"/>
+            <w:tcW w:type="dxa" w:w="1872"/>
+            <w:shd w:fill="FAF5FB"/>
             <w:tcMar>
-              <w:top w:w="50" w:type="dxa"/>
-              <w:bottom w:w="50" w:type="dxa"/>
-              <w:left w:w="50" w:type="dxa"/>
-              <w:right w:w="50" w:type="dxa"/>
+              <w:top w:w="100" w:type="dxa"/>
+              <w:bottom w:w="100" w:type="dxa"/>
+              <w:left w:w="140" w:type="dxa"/>
+              <w:right w:w="140" w:type="dxa"/>
             </w:tcMar>
           </w:tcPr>
           <w:p>
             <w:pPr>
-              <w:spacing w:before="0" w:after="0" w:line="252" w:lineRule="auto"/>
+              <w:jc w:val="center"/>
             </w:pPr>
             <w:r>
               <w:rPr>
                 <w:rFonts w:ascii="Times New Roman" w:hAnsi="Times New Roman"/>
-                <w:sz w:val="15"/>
+                <w:color w:val="1E293B"/>
+                <w:sz w:val="17"/>
               </w:rPr>
-              <w:t>Discovers non-linear street clusters; scales efficiently with spatial indexing.</w:t>
-            </w:r>
-          </w:p>
-        </w:tc>
-        <w:tc>
-          <w:tcPr>
-            <w:tcW w:type="dxa" w:w="1440"/>
-            <w:tcMar>
-              <w:top w:w="50" w:type="dxa"/>
-              <w:bottom w:w="50" w:type="dxa"/>
-              <w:left w:w="50" w:type="dxa"/>
-              <w:right w:w="50" w:type="dxa"/>
-            </w:tcMar>
-          </w:tcPr>
-          <w:p>
-            <w:pPr>
-              <w:spacing w:before="0" w:after="0" w:line="252" w:lineRule="auto"/>
-            </w:pPr>
-            <w:r>
-              <w:rPr>
-                <w:rFonts w:ascii="Times New Roman" w:hAnsi="Times New Roman"/>
-                <w:sz w:val="15"/>
-              </w:rPr>
-              <w:t>Sensitive to parameter selection across varying urban densities.</w:t>
-            </w:r>
-          </w:p>
-        </w:tc>
-        <w:tc>
-          <w:tcPr>
-            <w:tcW w:type="dxa" w:w="1440"/>
-            <w:tcMar>
-              <w:top w:w="50" w:type="dxa"/>
-              <w:bottom w:w="50" w:type="dxa"/>
-              <w:left w:w="50" w:type="dxa"/>
-              <w:right w:w="50" w:type="dxa"/>
-            </w:tcMar>
-          </w:tcPr>
-          <w:p>
-            <w:pPr>
-              <w:spacing w:before="0" w:after="0" w:line="252" w:lineRule="auto"/>
-            </w:pPr>
-            <w:r>
-              <w:rPr>
-                <w:rFonts w:ascii="Times New Roman" w:hAnsi="Times New Roman"/>
-                <w:sz w:val="15"/>
-              </w:rPr>
-              <w:t>Provides mathematical basis for spatial risk buffering around incidents.</w:t>
+              <w:t>Varies</w:t>
             </w:r>
           </w:p>
         </w:tc>
@@ -1491,164 +1087,126 @@
       <w:tr>
         <w:tc>
           <w:tcPr>
-            <w:tcW w:type="dxa" w:w="1440"/>
+            <w:tcW w:type="dxa" w:w="1296"/>
+            <w:shd w:fill="FFFFFF"/>
             <w:tcMar>
-              <w:top w:w="50" w:type="dxa"/>
-              <w:bottom w:w="50" w:type="dxa"/>
-              <w:left w:w="50" w:type="dxa"/>
-              <w:right w:w="50" w:type="dxa"/>
+              <w:top w:w="100" w:type="dxa"/>
+              <w:bottom w:w="100" w:type="dxa"/>
+              <w:left w:w="140" w:type="dxa"/>
+              <w:right w:w="140" w:type="dxa"/>
             </w:tcMar>
           </w:tcPr>
           <w:p>
             <w:pPr>
-              <w:spacing w:before="0" w:after="0" w:line="252" w:lineRule="auto"/>
               <w:jc w:val="center"/>
             </w:pPr>
             <w:r>
               <w:rPr>
                 <w:rFonts w:ascii="Times New Roman" w:hAnsi="Times New Roman"/>
-                <w:b/>
-                <w:sz w:val="15"/>
+                <w:color w:val="1E293B"/>
+                <w:sz w:val="17"/>
               </w:rPr>
-              <w:t>[4]</w:t>
+              <w:t>Levy et al. [8]</w:t>
             </w:r>
           </w:p>
         </w:tc>
         <w:tc>
           <w:tcPr>
-            <w:tcW w:type="dxa" w:w="1440"/>
+            <w:tcW w:type="dxa" w:w="3168"/>
+            <w:shd w:fill="FFFFFF"/>
             <w:tcMar>
-              <w:top w:w="50" w:type="dxa"/>
-              <w:bottom w:w="50" w:type="dxa"/>
-              <w:left w:w="50" w:type="dxa"/>
-              <w:right w:w="50" w:type="dxa"/>
+              <w:top w:w="100" w:type="dxa"/>
+              <w:bottom w:w="100" w:type="dxa"/>
+              <w:left w:w="140" w:type="dxa"/>
+              <w:right w:w="140" w:type="dxa"/>
             </w:tcMar>
           </w:tcPr>
           <w:p>
             <w:pPr>
-              <w:spacing w:before="0" w:after="0" w:line="252" w:lineRule="auto"/>
+              <w:jc w:val="left"/>
             </w:pPr>
             <w:r>
               <w:rPr>
                 <w:rFonts w:ascii="Times New Roman" w:hAnsi="Times New Roman"/>
-                <w:sz w:val="15"/>
+                <w:color w:val="1E293B"/>
+                <w:sz w:val="17"/>
               </w:rPr>
-              <w:t>Levy et al. (2020) [11]</w:t>
+              <w:t>SafeRoute DRL crime avoidance</w:t>
             </w:r>
           </w:p>
         </w:tc>
         <w:tc>
           <w:tcPr>
-            <w:tcW w:type="dxa" w:w="1440"/>
+            <w:tcW w:type="dxa" w:w="1728"/>
+            <w:shd w:fill="FFFFFF"/>
             <w:tcMar>
-              <w:top w:w="50" w:type="dxa"/>
-              <w:bottom w:w="50" w:type="dxa"/>
-              <w:left w:w="50" w:type="dxa"/>
-              <w:right w:w="50" w:type="dxa"/>
+              <w:top w:w="100" w:type="dxa"/>
+              <w:bottom w:w="100" w:type="dxa"/>
+              <w:left w:w="140" w:type="dxa"/>
+              <w:right w:w="140" w:type="dxa"/>
             </w:tcMar>
           </w:tcPr>
           <w:p>
             <w:pPr>
-              <w:spacing w:before="0" w:after="0" w:line="252" w:lineRule="auto"/>
+              <w:jc w:val="left"/>
             </w:pPr>
             <w:r>
               <w:rPr>
                 <w:rFonts w:ascii="Times New Roman" w:hAnsi="Times New Roman"/>
-                <w:sz w:val="15"/>
+                <w:color w:val="1E293B"/>
+                <w:sz w:val="17"/>
               </w:rPr>
-              <w:t>Train autonomous agents to navigate urban street networks safely.</w:t>
+              <w:t>Yes</w:t>
             </w:r>
           </w:p>
         </w:tc>
         <w:tc>
           <w:tcPr>
-            <w:tcW w:type="dxa" w:w="1440"/>
+            <w:tcW w:type="dxa" w:w="1872"/>
+            <w:shd w:fill="FFFFFF"/>
             <w:tcMar>
-              <w:top w:w="50" w:type="dxa"/>
-              <w:bottom w:w="50" w:type="dxa"/>
-              <w:left w:w="50" w:type="dxa"/>
-              <w:right w:w="50" w:type="dxa"/>
+              <w:top w:w="100" w:type="dxa"/>
+              <w:bottom w:w="100" w:type="dxa"/>
+              <w:left w:w="140" w:type="dxa"/>
+              <w:right w:w="140" w:type="dxa"/>
             </w:tcMar>
           </w:tcPr>
           <w:p>
             <w:pPr>
-              <w:spacing w:before="0" w:after="0" w:line="252" w:lineRule="auto"/>
+              <w:jc w:val="left"/>
             </w:pPr>
             <w:r>
               <w:rPr>
                 <w:rFonts w:ascii="Times New Roman" w:hAnsi="Times New Roman"/>
-                <w:sz w:val="15"/>
+                <w:color w:val="1E293B"/>
+                <w:sz w:val="17"/>
               </w:rPr>
-              <w:t>Deep Reinforcement Learning (DRL) with spatial crime penalty rewards.</w:t>
+              <w:t>No</w:t>
             </w:r>
           </w:p>
         </w:tc>
         <w:tc>
           <w:tcPr>
-            <w:tcW w:type="dxa" w:w="1440"/>
+            <w:tcW w:type="dxa" w:w="1872"/>
+            <w:shd w:fill="FFFFFF"/>
             <w:tcMar>
-              <w:top w:w="50" w:type="dxa"/>
-              <w:bottom w:w="50" w:type="dxa"/>
-              <w:left w:w="50" w:type="dxa"/>
-              <w:right w:w="50" w:type="dxa"/>
+              <w:top w:w="100" w:type="dxa"/>
+              <w:bottom w:w="100" w:type="dxa"/>
+              <w:left w:w="140" w:type="dxa"/>
+              <w:right w:w="140" w:type="dxa"/>
             </w:tcMar>
           </w:tcPr>
           <w:p>
             <w:pPr>
-              <w:spacing w:before="0" w:after="0" w:line="252" w:lineRule="auto"/>
+              <w:jc w:val="center"/>
             </w:pPr>
             <w:r>
               <w:rPr>
                 <w:rFonts w:ascii="Times New Roman" w:hAnsi="Times New Roman"/>
-                <w:sz w:val="15"/>
+                <w:color w:val="1E293B"/>
+                <w:sz w:val="17"/>
               </w:rPr>
-              <w:t>Successfully avoids high-crime street links in Boston, NYC, and SF.</w:t>
-            </w:r>
-          </w:p>
-        </w:tc>
-        <w:tc>
-          <w:tcPr>
-            <w:tcW w:type="dxa" w:w="1440"/>
-            <w:tcMar>
-              <w:top w:w="50" w:type="dxa"/>
-              <w:bottom w:w="50" w:type="dxa"/>
-              <w:left w:w="50" w:type="dxa"/>
-              <w:right w:w="50" w:type="dxa"/>
-            </w:tcMar>
-          </w:tcPr>
-          <w:p>
-            <w:pPr>
-              <w:spacing w:before="0" w:after="0" w:line="252" w:lineRule="auto"/>
-            </w:pPr>
-            <w:r>
-              <w:rPr>
-                <w:rFonts w:ascii="Times New Roman" w:hAnsi="Times New Roman"/>
-                <w:sz w:val="15"/>
-              </w:rPr>
-              <w:t>High computational training overhead; black-box decisions lack explainability.</w:t>
-            </w:r>
-          </w:p>
-        </w:tc>
-        <w:tc>
-          <w:tcPr>
-            <w:tcW w:type="dxa" w:w="1440"/>
-            <w:tcMar>
-              <w:top w:w="50" w:type="dxa"/>
-              <w:bottom w:w="50" w:type="dxa"/>
-              <w:left w:w="50" w:type="dxa"/>
-              <w:right w:w="50" w:type="dxa"/>
-            </w:tcMar>
-          </w:tcPr>
-          <w:p>
-            <w:pPr>
-              <w:spacing w:before="0" w:after="0" w:line="252" w:lineRule="auto"/>
-            </w:pPr>
-            <w:r>
-              <w:rPr>
-                <w:rFonts w:ascii="Times New Roman" w:hAnsi="Times New Roman"/>
-                <w:sz w:val="15"/>
-              </w:rPr>
-              <w:t>Reinforces need for risk-penalized navigation with transparent scoring.</w:t>
+              <w:t>No (Municipal data)</w:t>
             </w:r>
           </w:p>
         </w:tc>
@@ -1656,164 +1214,126 @@
       <w:tr>
         <w:tc>
           <w:tcPr>
-            <w:tcW w:type="dxa" w:w="1440"/>
+            <w:tcW w:type="dxa" w:w="1296"/>
+            <w:shd w:fill="FAF5FB"/>
             <w:tcMar>
-              <w:top w:w="50" w:type="dxa"/>
-              <w:bottom w:w="50" w:type="dxa"/>
-              <w:left w:w="50" w:type="dxa"/>
-              <w:right w:w="50" w:type="dxa"/>
+              <w:top w:w="100" w:type="dxa"/>
+              <w:bottom w:w="100" w:type="dxa"/>
+              <w:left w:w="140" w:type="dxa"/>
+              <w:right w:w="140" w:type="dxa"/>
             </w:tcMar>
           </w:tcPr>
           <w:p>
             <w:pPr>
-              <w:spacing w:before="0" w:after="0" w:line="252" w:lineRule="auto"/>
               <w:jc w:val="center"/>
             </w:pPr>
             <w:r>
               <w:rPr>
                 <w:rFonts w:ascii="Times New Roman" w:hAnsi="Times New Roman"/>
-                <w:b/>
-                <w:sz w:val="15"/>
+                <w:color w:val="1E293B"/>
+                <w:sz w:val="17"/>
               </w:rPr>
-              <w:t>[5]</w:t>
+              <w:t>Prasad et al. [9]</w:t>
             </w:r>
           </w:p>
         </w:tc>
         <w:tc>
           <w:tcPr>
-            <w:tcW w:type="dxa" w:w="1440"/>
+            <w:tcW w:type="dxa" w:w="3168"/>
+            <w:shd w:fill="FAF5FB"/>
             <w:tcMar>
-              <w:top w:w="50" w:type="dxa"/>
-              <w:bottom w:w="50" w:type="dxa"/>
-              <w:left w:w="50" w:type="dxa"/>
-              <w:right w:w="50" w:type="dxa"/>
+              <w:top w:w="100" w:type="dxa"/>
+              <w:bottom w:w="100" w:type="dxa"/>
+              <w:left w:w="140" w:type="dxa"/>
+              <w:right w:w="140" w:type="dxa"/>
             </w:tcMar>
           </w:tcPr>
           <w:p>
             <w:pPr>
-              <w:spacing w:before="0" w:after="0" w:line="252" w:lineRule="auto"/>
+              <w:jc w:val="left"/>
             </w:pPr>
             <w:r>
               <w:rPr>
                 <w:rFonts w:ascii="Times New Roman" w:hAnsi="Times New Roman"/>
-                <w:sz w:val="15"/>
+                <w:color w:val="1E293B"/>
+                <w:sz w:val="17"/>
               </w:rPr>
-              <w:t>Quercia et al. (2014) [12]</w:t>
+              <w:t>Abhaya SOS panic SMS</w:t>
             </w:r>
           </w:p>
         </w:tc>
         <w:tc>
           <w:tcPr>
-            <w:tcW w:type="dxa" w:w="1440"/>
+            <w:tcW w:type="dxa" w:w="1728"/>
+            <w:shd w:fill="FAF5FB"/>
             <w:tcMar>
-              <w:top w:w="50" w:type="dxa"/>
-              <w:bottom w:w="50" w:type="dxa"/>
-              <w:left w:w="50" w:type="dxa"/>
-              <w:right w:w="50" w:type="dxa"/>
+              <w:top w:w="100" w:type="dxa"/>
+              <w:bottom w:w="100" w:type="dxa"/>
+              <w:left w:w="140" w:type="dxa"/>
+              <w:right w:w="140" w:type="dxa"/>
             </w:tcMar>
           </w:tcPr>
           <w:p>
             <w:pPr>
-              <w:spacing w:before="0" w:after="0" w:line="252" w:lineRule="auto"/>
+              <w:jc w:val="left"/>
             </w:pPr>
             <w:r>
               <w:rPr>
                 <w:rFonts w:ascii="Times New Roman" w:hAnsi="Times New Roman"/>
-                <w:sz w:val="15"/>
+                <w:color w:val="1E293B"/>
+                <w:sz w:val="17"/>
               </w:rPr>
-              <w:t>Recommend urban walking paths maximizing emotional comfort.</w:t>
+              <w:t>No (Reactive)</w:t>
             </w:r>
           </w:p>
         </w:tc>
         <w:tc>
           <w:tcPr>
-            <w:tcW w:type="dxa" w:w="1440"/>
+            <w:tcW w:type="dxa" w:w="1872"/>
+            <w:shd w:fill="FAF5FB"/>
             <w:tcMar>
-              <w:top w:w="50" w:type="dxa"/>
-              <w:bottom w:w="50" w:type="dxa"/>
-              <w:left w:w="50" w:type="dxa"/>
-              <w:right w:w="50" w:type="dxa"/>
+              <w:top w:w="100" w:type="dxa"/>
+              <w:bottom w:w="100" w:type="dxa"/>
+              <w:left w:w="140" w:type="dxa"/>
+              <w:right w:w="140" w:type="dxa"/>
             </w:tcMar>
           </w:tcPr>
           <w:p>
             <w:pPr>
-              <w:spacing w:before="0" w:after="0" w:line="252" w:lineRule="auto"/>
+              <w:jc w:val="left"/>
             </w:pPr>
             <w:r>
               <w:rPr>
                 <w:rFonts w:ascii="Times New Roman" w:hAnsi="Times New Roman"/>
-                <w:sz w:val="15"/>
+                <w:color w:val="1E293B"/>
+                <w:sz w:val="17"/>
               </w:rPr>
-              <w:t>Crowdsourced perception scoring and social media graph routing.</w:t>
+              <w:t>No</w:t>
             </w:r>
           </w:p>
         </w:tc>
         <w:tc>
           <w:tcPr>
-            <w:tcW w:type="dxa" w:w="1440"/>
+            <w:tcW w:type="dxa" w:w="1872"/>
+            <w:shd w:fill="FAF5FB"/>
             <w:tcMar>
-              <w:top w:w="50" w:type="dxa"/>
-              <w:bottom w:w="50" w:type="dxa"/>
-              <w:left w:w="50" w:type="dxa"/>
-              <w:right w:w="50" w:type="dxa"/>
+              <w:top w:w="100" w:type="dxa"/>
+              <w:bottom w:w="100" w:type="dxa"/>
+              <w:left w:w="140" w:type="dxa"/>
+              <w:right w:w="140" w:type="dxa"/>
             </w:tcMar>
           </w:tcPr>
           <w:p>
             <w:pPr>
-              <w:spacing w:before="0" w:after="0" w:line="252" w:lineRule="auto"/>
+              <w:jc w:val="center"/>
             </w:pPr>
             <w:r>
               <w:rPr>
                 <w:rFonts w:ascii="Times New Roman" w:hAnsi="Times New Roman"/>
-                <w:sz w:val="15"/>
+                <w:color w:val="1E293B"/>
+                <w:sz w:val="17"/>
               </w:rPr>
-              <w:t>Walkers trade modest travel time for brighter, aesthetically pleasant streets.</w:t>
-            </w:r>
-          </w:p>
-        </w:tc>
-        <w:tc>
-          <w:tcPr>
-            <w:tcW w:type="dxa" w:w="1440"/>
-            <w:tcMar>
-              <w:top w:w="50" w:type="dxa"/>
-              <w:bottom w:w="50" w:type="dxa"/>
-              <w:left w:w="50" w:type="dxa"/>
-              <w:right w:w="50" w:type="dxa"/>
-            </w:tcMar>
-          </w:tcPr>
-          <w:p>
-            <w:pPr>
-              <w:spacing w:before="0" w:after="0" w:line="252" w:lineRule="auto"/>
-            </w:pPr>
-            <w:r>
-              <w:rPr>
-                <w:rFonts w:ascii="Times New Roman" w:hAnsi="Times New Roman"/>
-                <w:sz w:val="15"/>
-              </w:rPr>
-              <w:t>Focused on aesthetic perception rather than verified violent crime hazards.</w:t>
-            </w:r>
-          </w:p>
-        </w:tc>
-        <w:tc>
-          <w:tcPr>
-            <w:tcW w:type="dxa" w:w="1440"/>
-            <w:tcMar>
-              <w:top w:w="50" w:type="dxa"/>
-              <w:bottom w:w="50" w:type="dxa"/>
-              <w:left w:w="50" w:type="dxa"/>
-              <w:right w:w="50" w:type="dxa"/>
-            </w:tcMar>
-          </w:tcPr>
-          <w:p>
-            <w:pPr>
-              <w:spacing w:before="0" w:after="0" w:line="252" w:lineRule="auto"/>
-            </w:pPr>
-            <w:r>
-              <w:rPr>
-                <w:rFonts w:ascii="Times New Roman" w:hAnsi="Times New Roman"/>
-                <w:sz w:val="15"/>
-              </w:rPr>
-              <w:t>Justifies routing pedestrians along well-lit commercial arterials.</w:t>
+              <w:t>No</w:t>
             </w:r>
           </w:p>
         </w:tc>
@@ -1821,164 +1341,126 @@
       <w:tr>
         <w:tc>
           <w:tcPr>
-            <w:tcW w:type="dxa" w:w="1440"/>
+            <w:tcW w:type="dxa" w:w="1296"/>
+            <w:shd w:fill="FFFFFF"/>
             <w:tcMar>
-              <w:top w:w="50" w:type="dxa"/>
-              <w:bottom w:w="50" w:type="dxa"/>
-              <w:left w:w="50" w:type="dxa"/>
-              <w:right w:w="50" w:type="dxa"/>
+              <w:top w:w="100" w:type="dxa"/>
+              <w:bottom w:w="100" w:type="dxa"/>
+              <w:left w:w="140" w:type="dxa"/>
+              <w:right w:w="140" w:type="dxa"/>
             </w:tcMar>
           </w:tcPr>
           <w:p>
             <w:pPr>
-              <w:spacing w:before="0" w:after="0" w:line="252" w:lineRule="auto"/>
               <w:jc w:val="center"/>
             </w:pPr>
             <w:r>
               <w:rPr>
                 <w:rFonts w:ascii="Times New Roman" w:hAnsi="Times New Roman"/>
-                <w:b/>
-                <w:sz w:val="15"/>
+                <w:color w:val="1E293B"/>
+                <w:sz w:val="17"/>
               </w:rPr>
-              <w:t>[6]</w:t>
+              <w:t>Harikiran et al. [10]</w:t>
             </w:r>
           </w:p>
         </w:tc>
         <w:tc>
           <w:tcPr>
-            <w:tcW w:type="dxa" w:w="1440"/>
+            <w:tcW w:type="dxa" w:w="3168"/>
+            <w:shd w:fill="FFFFFF"/>
             <w:tcMar>
-              <w:top w:w="50" w:type="dxa"/>
-              <w:bottom w:w="50" w:type="dxa"/>
-              <w:left w:w="50" w:type="dxa"/>
-              <w:right w:w="50" w:type="dxa"/>
+              <w:top w:w="100" w:type="dxa"/>
+              <w:bottom w:w="100" w:type="dxa"/>
+              <w:left w:w="140" w:type="dxa"/>
+              <w:right w:w="140" w:type="dxa"/>
             </w:tcMar>
           </w:tcPr>
           <w:p>
             <w:pPr>
-              <w:spacing w:before="0" w:after="0" w:line="252" w:lineRule="auto"/>
+              <w:jc w:val="left"/>
             </w:pPr>
             <w:r>
               <w:rPr>
                 <w:rFonts w:ascii="Times New Roman" w:hAnsi="Times New Roman"/>
-                <w:sz w:val="15"/>
+                <w:color w:val="1E293B"/>
+                <w:sz w:val="17"/>
               </w:rPr>
-              <w:t>Lea, D'Silva, &amp; Asok (2017) [4]</w:t>
+              <w:t>IoT wearable panic switch</w:t>
             </w:r>
           </w:p>
         </w:tc>
         <w:tc>
           <w:tcPr>
-            <w:tcW w:type="dxa" w:w="1440"/>
+            <w:tcW w:type="dxa" w:w="1728"/>
+            <w:shd w:fill="FFFFFF"/>
             <w:tcMar>
-              <w:top w:w="50" w:type="dxa"/>
-              <w:bottom w:w="50" w:type="dxa"/>
-              <w:left w:w="50" w:type="dxa"/>
-              <w:right w:w="50" w:type="dxa"/>
+              <w:top w:w="100" w:type="dxa"/>
+              <w:bottom w:w="100" w:type="dxa"/>
+              <w:left w:w="140" w:type="dxa"/>
+              <w:right w:w="140" w:type="dxa"/>
             </w:tcMar>
           </w:tcPr>
           <w:p>
             <w:pPr>
-              <w:spacing w:before="0" w:after="0" w:line="252" w:lineRule="auto"/>
+              <w:jc w:val="left"/>
             </w:pPr>
             <w:r>
               <w:rPr>
                 <w:rFonts w:ascii="Times New Roman" w:hAnsi="Times New Roman"/>
-                <w:sz w:val="15"/>
+                <w:color w:val="1E293B"/>
+                <w:sz w:val="17"/>
               </w:rPr>
-              <w:t>Analyze spatial patterns and victim strategies in transit harassment in India.</w:t>
+              <w:t>No (Reactive)</w:t>
             </w:r>
           </w:p>
         </w:tc>
         <w:tc>
           <w:tcPr>
-            <w:tcW w:type="dxa" w:w="1440"/>
+            <w:tcW w:type="dxa" w:w="1872"/>
+            <w:shd w:fill="FFFFFF"/>
             <w:tcMar>
-              <w:top w:w="50" w:type="dxa"/>
-              <w:bottom w:w="50" w:type="dxa"/>
-              <w:left w:w="50" w:type="dxa"/>
-              <w:right w:w="50" w:type="dxa"/>
+              <w:top w:w="100" w:type="dxa"/>
+              <w:bottom w:w="100" w:type="dxa"/>
+              <w:left w:w="140" w:type="dxa"/>
+              <w:right w:w="140" w:type="dxa"/>
             </w:tcMar>
           </w:tcPr>
           <w:p>
             <w:pPr>
-              <w:spacing w:before="0" w:after="0" w:line="252" w:lineRule="auto"/>
+              <w:jc w:val="left"/>
             </w:pPr>
             <w:r>
               <w:rPr>
                 <w:rFonts w:ascii="Times New Roman" w:hAnsi="Times New Roman"/>
-                <w:sz w:val="15"/>
+                <w:color w:val="1E293B"/>
+                <w:sz w:val="17"/>
               </w:rPr>
-              <w:t>Quantitative and spatial analysis of 10,000+ crowdsourced reports from Safecity.</w:t>
+              <w:t>No</w:t>
             </w:r>
           </w:p>
         </w:tc>
         <w:tc>
           <w:tcPr>
-            <w:tcW w:type="dxa" w:w="1440"/>
+            <w:tcW w:type="dxa" w:w="1872"/>
+            <w:shd w:fill="FFFFFF"/>
             <w:tcMar>
-              <w:top w:w="50" w:type="dxa"/>
-              <w:bottom w:w="50" w:type="dxa"/>
-              <w:left w:w="50" w:type="dxa"/>
-              <w:right w:w="50" w:type="dxa"/>
+              <w:top w:w="100" w:type="dxa"/>
+              <w:bottom w:w="100" w:type="dxa"/>
+              <w:left w:w="140" w:type="dxa"/>
+              <w:right w:w="140" w:type="dxa"/>
             </w:tcMar>
           </w:tcPr>
           <w:p>
             <w:pPr>
-              <w:spacing w:before="0" w:after="0" w:line="252" w:lineRule="auto"/>
+              <w:jc w:val="center"/>
             </w:pPr>
             <w:r>
               <w:rPr>
                 <w:rFonts w:ascii="Times New Roman" w:hAnsi="Times New Roman"/>
-                <w:sz w:val="15"/>
+                <w:color w:val="1E293B"/>
+                <w:sz w:val="17"/>
               </w:rPr>
-              <w:t>Grassroots crowdsourcing exposes severe dark figure of unreported everyday crime.</w:t>
-            </w:r>
-          </w:p>
-        </w:tc>
-        <w:tc>
-          <w:tcPr>
-            <w:tcW w:type="dxa" w:w="1440"/>
-            <w:tcMar>
-              <w:top w:w="50" w:type="dxa"/>
-              <w:bottom w:w="50" w:type="dxa"/>
-              <w:left w:w="50" w:type="dxa"/>
-              <w:right w:w="50" w:type="dxa"/>
-            </w:tcMar>
-          </w:tcPr>
-          <w:p>
-            <w:pPr>
-              <w:spacing w:before="0" w:after="0" w:line="252" w:lineRule="auto"/>
-            </w:pPr>
-            <w:r>
-              <w:rPr>
-                <w:rFonts w:ascii="Times New Roman" w:hAnsi="Times New Roman"/>
-                <w:sz w:val="15"/>
-              </w:rPr>
-              <w:t>Retrospective archive; lacked dynamic navigation or live GPS escort.</w:t>
-            </w:r>
-          </w:p>
-        </w:tc>
-        <w:tc>
-          <w:tcPr>
-            <w:tcW w:type="dxa" w:w="1440"/>
-            <w:tcMar>
-              <w:top w:w="50" w:type="dxa"/>
-              <w:bottom w:w="50" w:type="dxa"/>
-              <w:left w:w="50" w:type="dxa"/>
-              <w:right w:w="50" w:type="dxa"/>
-            </w:tcMar>
-          </w:tcPr>
-          <w:p>
-            <w:pPr>
-              <w:spacing w:before="0" w:after="0" w:line="252" w:lineRule="auto"/>
-            </w:pPr>
-            <w:r>
-              <w:rPr>
-                <w:rFonts w:ascii="Times New Roman" w:hAnsi="Times New Roman"/>
-                <w:sz w:val="15"/>
-              </w:rPr>
-              <w:t>Proves high societal demand and validity of anonymous crowdsourcing in India.</w:t>
+              <w:t>No</w:t>
             </w:r>
           </w:p>
         </w:tc>
@@ -1986,164 +1468,126 @@
       <w:tr>
         <w:tc>
           <w:tcPr>
-            <w:tcW w:type="dxa" w:w="1440"/>
+            <w:tcW w:type="dxa" w:w="1296"/>
+            <w:shd w:fill="FAF5FB"/>
             <w:tcMar>
-              <w:top w:w="50" w:type="dxa"/>
-              <w:bottom w:w="50" w:type="dxa"/>
-              <w:left w:w="50" w:type="dxa"/>
-              <w:right w:w="50" w:type="dxa"/>
+              <w:top w:w="100" w:type="dxa"/>
+              <w:bottom w:w="100" w:type="dxa"/>
+              <w:left w:w="140" w:type="dxa"/>
+              <w:right w:w="140" w:type="dxa"/>
             </w:tcMar>
           </w:tcPr>
           <w:p>
             <w:pPr>
-              <w:spacing w:before="0" w:after="0" w:line="252" w:lineRule="auto"/>
               <w:jc w:val="center"/>
             </w:pPr>
             <w:r>
               <w:rPr>
                 <w:rFonts w:ascii="Times New Roman" w:hAnsi="Times New Roman"/>
-                <w:b/>
-                <w:sz w:val="15"/>
+                <w:color w:val="1E293B"/>
+                <w:sz w:val="17"/>
               </w:rPr>
-              <w:t>[7]</w:t>
+              <w:t>Majumdar et al. [11]</w:t>
             </w:r>
           </w:p>
         </w:tc>
         <w:tc>
           <w:tcPr>
-            <w:tcW w:type="dxa" w:w="1440"/>
+            <w:tcW w:type="dxa" w:w="3168"/>
+            <w:shd w:fill="FAF5FB"/>
             <w:tcMar>
-              <w:top w:w="50" w:type="dxa"/>
-              <w:bottom w:w="50" w:type="dxa"/>
-              <w:left w:w="50" w:type="dxa"/>
-              <w:right w:w="50" w:type="dxa"/>
+              <w:top w:w="100" w:type="dxa"/>
+              <w:bottom w:w="100" w:type="dxa"/>
+              <w:left w:w="140" w:type="dxa"/>
+              <w:right w:w="140" w:type="dxa"/>
             </w:tcMar>
           </w:tcPr>
           <w:p>
             <w:pPr>
-              <w:spacing w:before="0" w:after="0" w:line="252" w:lineRule="auto"/>
+              <w:jc w:val="left"/>
             </w:pPr>
             <w:r>
               <w:rPr>
                 <w:rFonts w:ascii="Times New Roman" w:hAnsi="Times New Roman"/>
-                <w:sz w:val="15"/>
+                <w:color w:val="1E293B"/>
+                <w:sz w:val="17"/>
               </w:rPr>
-              <w:t>Solymosi et al. (2021) [8]</w:t>
+              <w:t>Voice-activated distress alarm</w:t>
             </w:r>
           </w:p>
         </w:tc>
         <w:tc>
           <w:tcPr>
-            <w:tcW w:type="dxa" w:w="1440"/>
+            <w:tcW w:type="dxa" w:w="1728"/>
+            <w:shd w:fill="FAF5FB"/>
             <w:tcMar>
-              <w:top w:w="50" w:type="dxa"/>
-              <w:bottom w:w="50" w:type="dxa"/>
-              <w:left w:w="50" w:type="dxa"/>
-              <w:right w:w="50" w:type="dxa"/>
+              <w:top w:w="100" w:type="dxa"/>
+              <w:bottom w:w="100" w:type="dxa"/>
+              <w:left w:w="140" w:type="dxa"/>
+              <w:right w:w="140" w:type="dxa"/>
             </w:tcMar>
           </w:tcPr>
           <w:p>
             <w:pPr>
-              <w:spacing w:before="0" w:after="0" w:line="252" w:lineRule="auto"/>
+              <w:jc w:val="left"/>
             </w:pPr>
             <w:r>
               <w:rPr>
                 <w:rFonts w:ascii="Times New Roman" w:hAnsi="Times New Roman"/>
-                <w:sz w:val="15"/>
+                <w:color w:val="1E293B"/>
+                <w:sz w:val="17"/>
               </w:rPr>
-              <w:t>Review mobile app methodologies for measuring micro-spatial fear of crime.</w:t>
+              <w:t>No (Reactive)</w:t>
             </w:r>
           </w:p>
         </w:tc>
         <w:tc>
           <w:tcPr>
-            <w:tcW w:type="dxa" w:w="1440"/>
+            <w:tcW w:type="dxa" w:w="1872"/>
+            <w:shd w:fill="FAF5FB"/>
             <w:tcMar>
-              <w:top w:w="50" w:type="dxa"/>
-              <w:bottom w:w="50" w:type="dxa"/>
-              <w:left w:w="50" w:type="dxa"/>
-              <w:right w:w="50" w:type="dxa"/>
+              <w:top w:w="100" w:type="dxa"/>
+              <w:bottom w:w="100" w:type="dxa"/>
+              <w:left w:w="140" w:type="dxa"/>
+              <w:right w:w="140" w:type="dxa"/>
             </w:tcMar>
           </w:tcPr>
           <w:p>
             <w:pPr>
-              <w:spacing w:before="0" w:after="0" w:line="252" w:lineRule="auto"/>
+              <w:jc w:val="left"/>
             </w:pPr>
             <w:r>
               <w:rPr>
                 <w:rFonts w:ascii="Times New Roman" w:hAnsi="Times New Roman"/>
-                <w:sz w:val="15"/>
+                <w:color w:val="1E293B"/>
+                <w:sz w:val="17"/>
               </w:rPr>
-              <w:t>Systematic review of 42 mobile applications and sensing systems.</w:t>
+              <w:t>No</w:t>
             </w:r>
           </w:p>
         </w:tc>
         <w:tc>
           <w:tcPr>
-            <w:tcW w:type="dxa" w:w="1440"/>
+            <w:tcW w:type="dxa" w:w="1872"/>
+            <w:shd w:fill="FAF5FB"/>
             <w:tcMar>
-              <w:top w:w="50" w:type="dxa"/>
-              <w:bottom w:w="50" w:type="dxa"/>
-              <w:left w:w="50" w:type="dxa"/>
-              <w:right w:w="50" w:type="dxa"/>
+              <w:top w:w="100" w:type="dxa"/>
+              <w:bottom w:w="100" w:type="dxa"/>
+              <w:left w:w="140" w:type="dxa"/>
+              <w:right w:w="140" w:type="dxa"/>
             </w:tcMar>
           </w:tcPr>
           <w:p>
             <w:pPr>
-              <w:spacing w:before="0" w:after="0" w:line="252" w:lineRule="auto"/>
+              <w:jc w:val="center"/>
             </w:pPr>
             <w:r>
               <w:rPr>
                 <w:rFonts w:ascii="Times New Roman" w:hAnsi="Times New Roman"/>
-                <w:sz w:val="15"/>
+                <w:color w:val="1E293B"/>
+                <w:sz w:val="17"/>
               </w:rPr>
-              <w:t>In-situ mobile reporting captures dynamic, context-specific fear accurately.</w:t>
-            </w:r>
-          </w:p>
-        </w:tc>
-        <w:tc>
-          <w:tcPr>
-            <w:tcW w:type="dxa" w:w="1440"/>
-            <w:tcMar>
-              <w:top w:w="50" w:type="dxa"/>
-              <w:bottom w:w="50" w:type="dxa"/>
-              <w:left w:w="50" w:type="dxa"/>
-              <w:right w:w="50" w:type="dxa"/>
-            </w:tcMar>
-          </w:tcPr>
-          <w:p>
-            <w:pPr>
-              <w:spacing w:before="0" w:after="0" w:line="252" w:lineRule="auto"/>
-            </w:pPr>
-            <w:r>
-              <w:rPr>
-                <w:rFonts w:ascii="Times New Roman" w:hAnsi="Times New Roman"/>
-                <w:sz w:val="15"/>
-              </w:rPr>
-              <w:t>Most reviewed systems were research probes lacking sustained civic deployment.</w:t>
-            </w:r>
-          </w:p>
-        </w:tc>
-        <w:tc>
-          <w:tcPr>
-            <w:tcW w:type="dxa" w:w="1440"/>
-            <w:tcMar>
-              <w:top w:w="50" w:type="dxa"/>
-              <w:bottom w:w="50" w:type="dxa"/>
-              <w:left w:w="50" w:type="dxa"/>
-              <w:right w:w="50" w:type="dxa"/>
-            </w:tcMar>
-          </w:tcPr>
-          <w:p>
-            <w:pPr>
-              <w:spacing w:before="0" w:after="0" w:line="252" w:lineRule="auto"/>
-            </w:pPr>
-            <w:r>
-              <w:rPr>
-                <w:rFonts w:ascii="Times New Roman" w:hAnsi="Times New Roman"/>
-                <w:sz w:val="15"/>
-              </w:rPr>
-              <w:t>Validates in-situ mobile reporting design and highlights integration gap.</w:t>
+              <w:t>No</w:t>
             </w:r>
           </w:p>
         </w:tc>
@@ -2151,824 +1595,126 @@
       <w:tr>
         <w:tc>
           <w:tcPr>
-            <w:tcW w:type="dxa" w:w="1440"/>
+            <w:tcW w:type="dxa" w:w="1296"/>
+            <w:shd w:fill="FFFFFF"/>
             <w:tcMar>
-              <w:top w:w="50" w:type="dxa"/>
-              <w:bottom w:w="50" w:type="dxa"/>
-              <w:left w:w="50" w:type="dxa"/>
-              <w:right w:w="50" w:type="dxa"/>
+              <w:top w:w="100" w:type="dxa"/>
+              <w:bottom w:w="100" w:type="dxa"/>
+              <w:left w:w="140" w:type="dxa"/>
+              <w:right w:w="140" w:type="dxa"/>
             </w:tcMar>
           </w:tcPr>
           <w:p>
             <w:pPr>
-              <w:spacing w:before="0" w:after="0" w:line="252" w:lineRule="auto"/>
               <w:jc w:val="center"/>
             </w:pPr>
             <w:r>
               <w:rPr>
                 <w:rFonts w:ascii="Times New Roman" w:hAnsi="Times New Roman"/>
-                <w:b/>
-                <w:sz w:val="15"/>
+                <w:color w:val="1E293B"/>
+                <w:sz w:val="17"/>
               </w:rPr>
-              <w:t>[8]</w:t>
+              <w:t>This Work</w:t>
             </w:r>
           </w:p>
         </w:tc>
         <w:tc>
           <w:tcPr>
-            <w:tcW w:type="dxa" w:w="1440"/>
+            <w:tcW w:type="dxa" w:w="3168"/>
+            <w:shd w:fill="FFFFFF"/>
             <w:tcMar>
-              <w:top w:w="50" w:type="dxa"/>
-              <w:bottom w:w="50" w:type="dxa"/>
-              <w:left w:w="50" w:type="dxa"/>
-              <w:right w:w="50" w:type="dxa"/>
+              <w:top w:w="100" w:type="dxa"/>
+              <w:bottom w:w="100" w:type="dxa"/>
+              <w:left w:w="140" w:type="dxa"/>
+              <w:right w:w="140" w:type="dxa"/>
             </w:tcMar>
           </w:tcPr>
           <w:p>
             <w:pPr>
-              <w:spacing w:before="0" w:after="0" w:line="252" w:lineRule="auto"/>
+              <w:jc w:val="left"/>
             </w:pPr>
             <w:r>
               <w:rPr>
                 <w:rFonts w:ascii="Times New Roman" w:hAnsi="Times New Roman"/>
-                <w:sz w:val="15"/>
+                <w:color w:val="1E293B"/>
+                <w:sz w:val="17"/>
               </w:rPr>
-              <w:t>Prasad et al. (2015) [3]</w:t>
+              <w:t>SafeCity multi-criteria routing + GPS companion</w:t>
             </w:r>
           </w:p>
         </w:tc>
         <w:tc>
           <w:tcPr>
-            <w:tcW w:type="dxa" w:w="1440"/>
+            <w:tcW w:type="dxa" w:w="1728"/>
+            <w:shd w:fill="FFFFFF"/>
             <w:tcMar>
-              <w:top w:w="50" w:type="dxa"/>
-              <w:bottom w:w="50" w:type="dxa"/>
-              <w:left w:w="50" w:type="dxa"/>
-              <w:right w:w="50" w:type="dxa"/>
+              <w:top w:w="100" w:type="dxa"/>
+              <w:bottom w:w="100" w:type="dxa"/>
+              <w:left w:w="140" w:type="dxa"/>
+              <w:right w:w="140" w:type="dxa"/>
             </w:tcMar>
           </w:tcPr>
           <w:p>
             <w:pPr>
-              <w:spacing w:before="0" w:after="0" w:line="252" w:lineRule="auto"/>
+              <w:jc w:val="left"/>
             </w:pPr>
             <w:r>
               <w:rPr>
                 <w:rFonts w:ascii="Times New Roman" w:hAnsi="Times New Roman"/>
-                <w:sz w:val="15"/>
+                <w:color w:val="1E293B"/>
+                <w:sz w:val="17"/>
               </w:rPr>
-              <w:t>Develop automated mobile emergency alert application for women.</w:t>
+              <w:t>Yes</w:t>
             </w:r>
           </w:p>
         </w:tc>
         <w:tc>
           <w:tcPr>
-            <w:tcW w:type="dxa" w:w="1440"/>
+            <w:tcW w:type="dxa" w:w="1872"/>
+            <w:shd w:fill="FFFFFF"/>
             <w:tcMar>
-              <w:top w:w="50" w:type="dxa"/>
-              <w:bottom w:w="50" w:type="dxa"/>
-              <w:left w:w="50" w:type="dxa"/>
-              <w:right w:w="50" w:type="dxa"/>
+              <w:top w:w="100" w:type="dxa"/>
+              <w:bottom w:w="100" w:type="dxa"/>
+              <w:left w:w="140" w:type="dxa"/>
+              <w:right w:w="140" w:type="dxa"/>
             </w:tcMar>
           </w:tcPr>
           <w:p>
             <w:pPr>
-              <w:spacing w:before="0" w:after="0" w:line="252" w:lineRule="auto"/>
+              <w:jc w:val="left"/>
             </w:pPr>
             <w:r>
               <w:rPr>
                 <w:rFonts w:ascii="Times New Roman" w:hAnsi="Times New Roman"/>
-                <w:sz w:val="15"/>
+                <w:color w:val="1E293B"/>
+                <w:sz w:val="17"/>
               </w:rPr>
-              <w:t>Android native platform, GPS receiver, SMS broadcast gateway ('Abhaya').</w:t>
+              <w:t>Yes (180s Watchdog)</w:t>
             </w:r>
           </w:p>
         </w:tc>
         <w:tc>
           <w:tcPr>
-            <w:tcW w:type="dxa" w:w="1440"/>
+            <w:tcW w:type="dxa" w:w="1872"/>
+            <w:shd w:fill="FFFFFF"/>
             <w:tcMar>
-              <w:top w:w="50" w:type="dxa"/>
-              <w:bottom w:w="50" w:type="dxa"/>
-              <w:left w:w="50" w:type="dxa"/>
-              <w:right w:w="50" w:type="dxa"/>
+              <w:top w:w="100" w:type="dxa"/>
+              <w:bottom w:w="100" w:type="dxa"/>
+              <w:left w:w="140" w:type="dxa"/>
+              <w:right w:w="140" w:type="dxa"/>
             </w:tcMar>
           </w:tcPr>
           <w:p>
             <w:pPr>
-              <w:spacing w:before="0" w:after="0" w:line="252" w:lineRule="auto"/>
-            </w:pPr>
-            <w:r>
-              <w:rPr>
-                <w:rFonts w:ascii="Times New Roman" w:hAnsi="Times New Roman"/>
-                <w:sz w:val="15"/>
-              </w:rPr>
-              <w:t>One-click emergency coordinate broadcast effectively alerts designated guardians.</w:t>
-            </w:r>
-          </w:p>
-        </w:tc>
-        <w:tc>
-          <w:tcPr>
-            <w:tcW w:type="dxa" w:w="1440"/>
-            <w:tcMar>
-              <w:top w:w="50" w:type="dxa"/>
-              <w:bottom w:w="50" w:type="dxa"/>
-              <w:left w:w="50" w:type="dxa"/>
-              <w:right w:w="50" w:type="dxa"/>
-            </w:tcMar>
-          </w:tcPr>
-          <w:p>
-            <w:pPr>
-              <w:spacing w:before="0" w:after="0" w:line="252" w:lineRule="auto"/>
-            </w:pPr>
-            <w:r>
-              <w:rPr>
-                <w:rFonts w:ascii="Times New Roman" w:hAnsi="Times New Roman"/>
-                <w:sz w:val="15"/>
-              </w:rPr>
-              <w:t>Strictly reactive; zero preventative hazard info, routing, or crowdsourcing.</w:t>
-            </w:r>
-          </w:p>
-        </w:tc>
-        <w:tc>
-          <w:tcPr>
-            <w:tcW w:type="dxa" w:w="1440"/>
-            <w:tcMar>
-              <w:top w:w="50" w:type="dxa"/>
-              <w:bottom w:w="50" w:type="dxa"/>
-              <w:left w:w="50" w:type="dxa"/>
-              <w:right w:w="50" w:type="dxa"/>
-            </w:tcMar>
-          </w:tcPr>
-          <w:p>
-            <w:pPr>
-              <w:spacing w:before="0" w:after="0" w:line="252" w:lineRule="auto"/>
-            </w:pPr>
-            <w:r>
-              <w:rPr>
-                <w:rFonts w:ascii="Times New Roman" w:hAnsi="Times New Roman"/>
-                <w:sz w:val="15"/>
-              </w:rPr>
-              <w:t>Provides reference model for emergency contact dispatch mechanism.</w:t>
-            </w:r>
-          </w:p>
-        </w:tc>
-      </w:tr>
-      <w:tr>
-        <w:tc>
-          <w:tcPr>
-            <w:tcW w:type="dxa" w:w="1440"/>
-            <w:tcMar>
-              <w:top w:w="50" w:type="dxa"/>
-              <w:bottom w:w="50" w:type="dxa"/>
-              <w:left w:w="50" w:type="dxa"/>
-              <w:right w:w="50" w:type="dxa"/>
-            </w:tcMar>
-          </w:tcPr>
-          <w:p>
-            <w:pPr>
-              <w:spacing w:before="0" w:after="0" w:line="252" w:lineRule="auto"/>
               <w:jc w:val="center"/>
             </w:pPr>
             <w:r>
               <w:rPr>
                 <w:rFonts w:ascii="Times New Roman" w:hAnsi="Times New Roman"/>
-                <w:b/>
-                <w:sz w:val="15"/>
+                <w:color w:val="1E293B"/>
+                <w:sz w:val="17"/>
               </w:rPr>
-              <w:t>[9]</w:t>
-            </w:r>
-          </w:p>
-        </w:tc>
-        <w:tc>
-          <w:tcPr>
-            <w:tcW w:type="dxa" w:w="1440"/>
-            <w:tcMar>
-              <w:top w:w="50" w:type="dxa"/>
-              <w:bottom w:w="50" w:type="dxa"/>
-              <w:left w:w="50" w:type="dxa"/>
-              <w:right w:w="50" w:type="dxa"/>
-            </w:tcMar>
-          </w:tcPr>
-          <w:p>
-            <w:pPr>
-              <w:spacing w:before="0" w:after="0" w:line="252" w:lineRule="auto"/>
-            </w:pPr>
-            <w:r>
-              <w:rPr>
-                <w:rFonts w:ascii="Times New Roman" w:hAnsi="Times New Roman"/>
-                <w:sz w:val="15"/>
-              </w:rPr>
-              <w:t>Harikiran et al. (2016) [7]</w:t>
-            </w:r>
-          </w:p>
-        </w:tc>
-        <w:tc>
-          <w:tcPr>
-            <w:tcW w:type="dxa" w:w="1440"/>
-            <w:tcMar>
-              <w:top w:w="50" w:type="dxa"/>
-              <w:bottom w:w="50" w:type="dxa"/>
-              <w:left w:w="50" w:type="dxa"/>
-              <w:right w:w="50" w:type="dxa"/>
-            </w:tcMar>
-          </w:tcPr>
-          <w:p>
-            <w:pPr>
-              <w:spacing w:before="0" w:after="0" w:line="252" w:lineRule="auto"/>
-            </w:pPr>
-            <w:r>
-              <w:rPr>
-                <w:rFonts w:ascii="Times New Roman" w:hAnsi="Times New Roman"/>
-                <w:sz w:val="15"/>
-              </w:rPr>
-              <w:t>Build automated IoT wearable device for women's emergency defense.</w:t>
-            </w:r>
-          </w:p>
-        </w:tc>
-        <w:tc>
-          <w:tcPr>
-            <w:tcW w:type="dxa" w:w="1440"/>
-            <w:tcMar>
-              <w:top w:w="50" w:type="dxa"/>
-              <w:bottom w:w="50" w:type="dxa"/>
-              <w:left w:w="50" w:type="dxa"/>
-              <w:right w:w="50" w:type="dxa"/>
-            </w:tcMar>
-          </w:tcPr>
-          <w:p>
-            <w:pPr>
-              <w:spacing w:before="0" w:after="0" w:line="252" w:lineRule="auto"/>
-            </w:pPr>
-            <w:r>
-              <w:rPr>
-                <w:rFonts w:ascii="Times New Roman" w:hAnsi="Times New Roman"/>
-                <w:sz w:val="15"/>
-              </w:rPr>
-              <w:t>Microcontroller sensors, GSM/GPS modules, automated impact/scream detection.</w:t>
-            </w:r>
-          </w:p>
-        </w:tc>
-        <w:tc>
-          <w:tcPr>
-            <w:tcW w:type="dxa" w:w="1440"/>
-            <w:tcMar>
-              <w:top w:w="50" w:type="dxa"/>
-              <w:bottom w:w="50" w:type="dxa"/>
-              <w:left w:w="50" w:type="dxa"/>
-              <w:right w:w="50" w:type="dxa"/>
-            </w:tcMar>
-          </w:tcPr>
-          <w:p>
-            <w:pPr>
-              <w:spacing w:before="0" w:after="0" w:line="252" w:lineRule="auto"/>
-            </w:pPr>
-            <w:r>
-              <w:rPr>
-                <w:rFonts w:ascii="Times New Roman" w:hAnsi="Times New Roman"/>
-                <w:sz w:val="15"/>
-              </w:rPr>
-              <w:t>Hardware triggers sirens and dispatches alerts without smartphone handling.</w:t>
-            </w:r>
-          </w:p>
-        </w:tc>
-        <w:tc>
-          <w:tcPr>
-            <w:tcW w:type="dxa" w:w="1440"/>
-            <w:tcMar>
-              <w:top w:w="50" w:type="dxa"/>
-              <w:bottom w:w="50" w:type="dxa"/>
-              <w:left w:w="50" w:type="dxa"/>
-              <w:right w:w="50" w:type="dxa"/>
-            </w:tcMar>
-          </w:tcPr>
-          <w:p>
-            <w:pPr>
-              <w:spacing w:before="0" w:after="0" w:line="252" w:lineRule="auto"/>
-            </w:pPr>
-            <w:r>
-              <w:rPr>
-                <w:rFonts w:ascii="Times New Roman" w:hAnsi="Times New Roman"/>
-                <w:sz w:val="15"/>
-              </w:rPr>
-              <w:t>High hardware cost, battery constraints, false alarms, and wear reluctance.</w:t>
-            </w:r>
-          </w:p>
-        </w:tc>
-        <w:tc>
-          <w:tcPr>
-            <w:tcW w:type="dxa" w:w="1440"/>
-            <w:tcMar>
-              <w:top w:w="50" w:type="dxa"/>
-              <w:bottom w:w="50" w:type="dxa"/>
-              <w:left w:w="50" w:type="dxa"/>
-              <w:right w:w="50" w:type="dxa"/>
-            </w:tcMar>
-          </w:tcPr>
-          <w:p>
-            <w:pPr>
-              <w:spacing w:before="0" w:after="0" w:line="252" w:lineRule="auto"/>
-            </w:pPr>
-            <w:r>
-              <w:rPr>
-                <w:rFonts w:ascii="Times New Roman" w:hAnsi="Times New Roman"/>
-                <w:sz w:val="15"/>
-              </w:rPr>
-              <w:t>Highlights advantage of zero-installation, universal web availability.</w:t>
-            </w:r>
-          </w:p>
-        </w:tc>
-      </w:tr>
-      <w:tr>
-        <w:tc>
-          <w:tcPr>
-            <w:tcW w:type="dxa" w:w="1440"/>
-            <w:tcMar>
-              <w:top w:w="50" w:type="dxa"/>
-              <w:bottom w:w="50" w:type="dxa"/>
-              <w:left w:w="50" w:type="dxa"/>
-              <w:right w:w="50" w:type="dxa"/>
-            </w:tcMar>
-          </w:tcPr>
-          <w:p>
-            <w:pPr>
-              <w:spacing w:before="0" w:after="0" w:line="252" w:lineRule="auto"/>
-              <w:jc w:val="center"/>
-            </w:pPr>
-            <w:r>
-              <w:rPr>
-                <w:rFonts w:ascii="Times New Roman" w:hAnsi="Times New Roman"/>
-                <w:b/>
-                <w:sz w:val="15"/>
-              </w:rPr>
-              <w:t>[10]</w:t>
-            </w:r>
-          </w:p>
-        </w:tc>
-        <w:tc>
-          <w:tcPr>
-            <w:tcW w:type="dxa" w:w="1440"/>
-            <w:tcMar>
-              <w:top w:w="50" w:type="dxa"/>
-              <w:bottom w:w="50" w:type="dxa"/>
-              <w:left w:w="50" w:type="dxa"/>
-              <w:right w:w="50" w:type="dxa"/>
-            </w:tcMar>
-          </w:tcPr>
-          <w:p>
-            <w:pPr>
-              <w:spacing w:before="0" w:after="0" w:line="252" w:lineRule="auto"/>
-            </w:pPr>
-            <w:r>
-              <w:rPr>
-                <w:rFonts w:ascii="Times New Roman" w:hAnsi="Times New Roman"/>
-                <w:sz w:val="15"/>
-              </w:rPr>
-              <w:t>Majumdar et al. (2022) [14]</w:t>
-            </w:r>
-          </w:p>
-        </w:tc>
-        <w:tc>
-          <w:tcPr>
-            <w:tcW w:type="dxa" w:w="1440"/>
-            <w:tcMar>
-              <w:top w:w="50" w:type="dxa"/>
-              <w:bottom w:w="50" w:type="dxa"/>
-              <w:left w:w="50" w:type="dxa"/>
-              <w:right w:w="50" w:type="dxa"/>
-            </w:tcMar>
-          </w:tcPr>
-          <w:p>
-            <w:pPr>
-              <w:spacing w:before="0" w:after="0" w:line="252" w:lineRule="auto"/>
-            </w:pPr>
-            <w:r>
-              <w:rPr>
-                <w:rFonts w:ascii="Times New Roman" w:hAnsi="Times New Roman"/>
-                <w:sz w:val="15"/>
-              </w:rPr>
-              <w:t>Implement voice and natural language AI assistant for emergency operations.</w:t>
-            </w:r>
-          </w:p>
-        </w:tc>
-        <w:tc>
-          <w:tcPr>
-            <w:tcW w:type="dxa" w:w="1440"/>
-            <w:tcMar>
-              <w:top w:w="50" w:type="dxa"/>
-              <w:bottom w:w="50" w:type="dxa"/>
-              <w:left w:w="50" w:type="dxa"/>
-              <w:right w:w="50" w:type="dxa"/>
-            </w:tcMar>
-          </w:tcPr>
-          <w:p>
-            <w:pPr>
-              <w:spacing w:before="0" w:after="0" w:line="252" w:lineRule="auto"/>
-            </w:pPr>
-            <w:r>
-              <w:rPr>
-                <w:rFonts w:ascii="Times New Roman" w:hAnsi="Times New Roman"/>
-                <w:sz w:val="15"/>
-              </w:rPr>
-              <w:t>Speech-to-text NLP processing, intent classification, hands-free dispatch.</w:t>
-            </w:r>
-          </w:p>
-        </w:tc>
-        <w:tc>
-          <w:tcPr>
-            <w:tcW w:type="dxa" w:w="1440"/>
-            <w:tcMar>
-              <w:top w:w="50" w:type="dxa"/>
-              <w:bottom w:w="50" w:type="dxa"/>
-              <w:left w:w="50" w:type="dxa"/>
-              <w:right w:w="50" w:type="dxa"/>
-            </w:tcMar>
-          </w:tcPr>
-          <w:p>
-            <w:pPr>
-              <w:spacing w:before="0" w:after="0" w:line="252" w:lineRule="auto"/>
-            </w:pPr>
-            <w:r>
-              <w:rPr>
-                <w:rFonts w:ascii="Times New Roman" w:hAnsi="Times New Roman"/>
-                <w:sz w:val="15"/>
-              </w:rPr>
-              <w:t>Conversational interactions reduce task completion latency under acute stress.</w:t>
-            </w:r>
-          </w:p>
-        </w:tc>
-        <w:tc>
-          <w:tcPr>
-            <w:tcW w:type="dxa" w:w="1440"/>
-            <w:tcMar>
-              <w:top w:w="50" w:type="dxa"/>
-              <w:bottom w:w="50" w:type="dxa"/>
-              <w:left w:w="50" w:type="dxa"/>
-              <w:right w:w="50" w:type="dxa"/>
-            </w:tcMar>
-          </w:tcPr>
-          <w:p>
-            <w:pPr>
-              <w:spacing w:before="0" w:after="0" w:line="252" w:lineRule="auto"/>
-            </w:pPr>
-            <w:r>
-              <w:rPr>
-                <w:rFonts w:ascii="Times New Roman" w:hAnsi="Times New Roman"/>
-                <w:sz w:val="15"/>
-              </w:rPr>
-              <w:t>Focused on professional dispatchers rather than civilian pedestrians.</w:t>
-            </w:r>
-          </w:p>
-        </w:tc>
-        <w:tc>
-          <w:tcPr>
-            <w:tcW w:type="dxa" w:w="1440"/>
-            <w:tcMar>
-              <w:top w:w="50" w:type="dxa"/>
-              <w:bottom w:w="50" w:type="dxa"/>
-              <w:left w:w="50" w:type="dxa"/>
-              <w:right w:w="50" w:type="dxa"/>
-            </w:tcMar>
-          </w:tcPr>
-          <w:p>
-            <w:pPr>
-              <w:spacing w:before="0" w:after="0" w:line="252" w:lineRule="auto"/>
-            </w:pPr>
-            <w:r>
-              <w:rPr>
-                <w:rFonts w:ascii="Times New Roman" w:hAnsi="Times New Roman"/>
-                <w:sz w:val="15"/>
-              </w:rPr>
-              <w:t>Informs design of conversational assistant for rapid emergency access.</w:t>
-            </w:r>
-          </w:p>
-        </w:tc>
-      </w:tr>
-      <w:tr>
-        <w:tc>
-          <w:tcPr>
-            <w:tcW w:type="dxa" w:w="1440"/>
-            <w:tcMar>
-              <w:top w:w="50" w:type="dxa"/>
-              <w:bottom w:w="50" w:type="dxa"/>
-              <w:left w:w="50" w:type="dxa"/>
-              <w:right w:w="50" w:type="dxa"/>
-            </w:tcMar>
-          </w:tcPr>
-          <w:p>
-            <w:pPr>
-              <w:spacing w:before="0" w:after="0" w:line="252" w:lineRule="auto"/>
-              <w:jc w:val="center"/>
-            </w:pPr>
-            <w:r>
-              <w:rPr>
-                <w:rFonts w:ascii="Times New Roman" w:hAnsi="Times New Roman"/>
-                <w:b/>
-                <w:sz w:val="15"/>
-              </w:rPr>
-              <w:t>[11]</w:t>
-            </w:r>
-          </w:p>
-        </w:tc>
-        <w:tc>
-          <w:tcPr>
-            <w:tcW w:type="dxa" w:w="1440"/>
-            <w:tcMar>
-              <w:top w:w="50" w:type="dxa"/>
-              <w:bottom w:w="50" w:type="dxa"/>
-              <w:left w:w="50" w:type="dxa"/>
-              <w:right w:w="50" w:type="dxa"/>
-            </w:tcMar>
-          </w:tcPr>
-          <w:p>
-            <w:pPr>
-              <w:spacing w:before="0" w:after="0" w:line="252" w:lineRule="auto"/>
-            </w:pPr>
-            <w:r>
-              <w:rPr>
-                <w:rFonts w:ascii="Times New Roman" w:hAnsi="Times New Roman"/>
-                <w:sz w:val="15"/>
-              </w:rPr>
-              <w:t>Chainey et al. (2008) [9]</w:t>
-            </w:r>
-          </w:p>
-        </w:tc>
-        <w:tc>
-          <w:tcPr>
-            <w:tcW w:type="dxa" w:w="1440"/>
-            <w:tcMar>
-              <w:top w:w="50" w:type="dxa"/>
-              <w:bottom w:w="50" w:type="dxa"/>
-              <w:left w:w="50" w:type="dxa"/>
-              <w:right w:w="50" w:type="dxa"/>
-            </w:tcMar>
-          </w:tcPr>
-          <w:p>
-            <w:pPr>
-              <w:spacing w:before="0" w:after="0" w:line="252" w:lineRule="auto"/>
-            </w:pPr>
-            <w:r>
-              <w:rPr>
-                <w:rFonts w:ascii="Times New Roman" w:hAnsi="Times New Roman"/>
-                <w:sz w:val="15"/>
-              </w:rPr>
-              <w:t>Evaluate predictive accuracy of spatial crime hotspot mapping methods.</w:t>
-            </w:r>
-          </w:p>
-        </w:tc>
-        <w:tc>
-          <w:tcPr>
-            <w:tcW w:type="dxa" w:w="1440"/>
-            <w:tcMar>
-              <w:top w:w="50" w:type="dxa"/>
-              <w:bottom w:w="50" w:type="dxa"/>
-              <w:left w:w="50" w:type="dxa"/>
-              <w:right w:w="50" w:type="dxa"/>
-            </w:tcMar>
-          </w:tcPr>
-          <w:p>
-            <w:pPr>
-              <w:spacing w:before="0" w:after="0" w:line="252" w:lineRule="auto"/>
-            </w:pPr>
-            <w:r>
-              <w:rPr>
-                <w:rFonts w:ascii="Times New Roman" w:hAnsi="Times New Roman"/>
-                <w:sz w:val="15"/>
-              </w:rPr>
-              <w:t>Comparative empirical analysis of spatial ellipses, thematic grids, and KDE.</w:t>
-            </w:r>
-          </w:p>
-        </w:tc>
-        <w:tc>
-          <w:tcPr>
-            <w:tcW w:type="dxa" w:w="1440"/>
-            <w:tcMar>
-              <w:top w:w="50" w:type="dxa"/>
-              <w:bottom w:w="50" w:type="dxa"/>
-              <w:left w:w="50" w:type="dxa"/>
-              <w:right w:w="50" w:type="dxa"/>
-            </w:tcMar>
-          </w:tcPr>
-          <w:p>
-            <w:pPr>
-              <w:spacing w:before="0" w:after="0" w:line="252" w:lineRule="auto"/>
-            </w:pPr>
-            <w:r>
-              <w:rPr>
-                <w:rFonts w:ascii="Times New Roman" w:hAnsi="Times New Roman"/>
-                <w:sz w:val="15"/>
-              </w:rPr>
-              <w:t>Density-based spatial mapping demonstrates superior predictive power.</w:t>
-            </w:r>
-          </w:p>
-        </w:tc>
-        <w:tc>
-          <w:tcPr>
-            <w:tcW w:type="dxa" w:w="1440"/>
-            <w:tcMar>
-              <w:top w:w="50" w:type="dxa"/>
-              <w:bottom w:w="50" w:type="dxa"/>
-              <w:left w:w="50" w:type="dxa"/>
-              <w:right w:w="50" w:type="dxa"/>
-            </w:tcMar>
-          </w:tcPr>
-          <w:p>
-            <w:pPr>
-              <w:spacing w:before="0" w:after="0" w:line="252" w:lineRule="auto"/>
-            </w:pPr>
-            <w:r>
-              <w:rPr>
-                <w:rFonts w:ascii="Times New Roman" w:hAnsi="Times New Roman"/>
-                <w:sz w:val="15"/>
-              </w:rPr>
-              <w:t>Relies on historical police records which omit minor harassment incidents.</w:t>
-            </w:r>
-          </w:p>
-        </w:tc>
-        <w:tc>
-          <w:tcPr>
-            <w:tcW w:type="dxa" w:w="1440"/>
-            <w:tcMar>
-              <w:top w:w="50" w:type="dxa"/>
-              <w:bottom w:w="50" w:type="dxa"/>
-              <w:left w:w="50" w:type="dxa"/>
-              <w:right w:w="50" w:type="dxa"/>
-            </w:tcMar>
-          </w:tcPr>
-          <w:p>
-            <w:pPr>
-              <w:spacing w:before="0" w:after="0" w:line="252" w:lineRule="auto"/>
-            </w:pPr>
-            <w:r>
-              <w:rPr>
-                <w:rFonts w:ascii="Times New Roman" w:hAnsi="Times New Roman"/>
-                <w:sz w:val="15"/>
-              </w:rPr>
-              <w:t>Supports spatial density buffering around community reports.</w:t>
-            </w:r>
-          </w:p>
-        </w:tc>
-      </w:tr>
-      <w:tr>
-        <w:tc>
-          <w:tcPr>
-            <w:tcW w:type="dxa" w:w="1440"/>
-            <w:tcMar>
-              <w:top w:w="50" w:type="dxa"/>
-              <w:bottom w:w="50" w:type="dxa"/>
-              <w:left w:w="50" w:type="dxa"/>
-              <w:right w:w="50" w:type="dxa"/>
-            </w:tcMar>
-          </w:tcPr>
-          <w:p>
-            <w:pPr>
-              <w:spacing w:before="0" w:after="0" w:line="252" w:lineRule="auto"/>
-              <w:jc w:val="center"/>
-            </w:pPr>
-            <w:r>
-              <w:rPr>
-                <w:rFonts w:ascii="Times New Roman" w:hAnsi="Times New Roman"/>
-                <w:b/>
-                <w:sz w:val="15"/>
-              </w:rPr>
-              <w:t>[12]</w:t>
-            </w:r>
-          </w:p>
-        </w:tc>
-        <w:tc>
-          <w:tcPr>
-            <w:tcW w:type="dxa" w:w="1440"/>
-            <w:tcMar>
-              <w:top w:w="50" w:type="dxa"/>
-              <w:bottom w:w="50" w:type="dxa"/>
-              <w:left w:w="50" w:type="dxa"/>
-              <w:right w:w="50" w:type="dxa"/>
-            </w:tcMar>
-          </w:tcPr>
-          <w:p>
-            <w:pPr>
-              <w:spacing w:before="0" w:after="0" w:line="252" w:lineRule="auto"/>
-            </w:pPr>
-            <w:r>
-              <w:rPr>
-                <w:rFonts w:ascii="Times New Roman" w:hAnsi="Times New Roman"/>
-                <w:sz w:val="15"/>
-              </w:rPr>
-              <w:t>Shu et al. (2020) [15]</w:t>
-            </w:r>
-          </w:p>
-        </w:tc>
-        <w:tc>
-          <w:tcPr>
-            <w:tcW w:type="dxa" w:w="1440"/>
-            <w:tcMar>
-              <w:top w:w="50" w:type="dxa"/>
-              <w:bottom w:w="50" w:type="dxa"/>
-              <w:left w:w="50" w:type="dxa"/>
-              <w:right w:w="50" w:type="dxa"/>
-            </w:tcMar>
-          </w:tcPr>
-          <w:p>
-            <w:pPr>
-              <w:spacing w:before="0" w:after="0" w:line="252" w:lineRule="auto"/>
-            </w:pPr>
-            <w:r>
-              <w:rPr>
-                <w:rFonts w:ascii="Times New Roman" w:hAnsi="Times New Roman"/>
-                <w:sz w:val="15"/>
-              </w:rPr>
-              <w:t>Preserve location privacy in crowdsourced mobile sensing frameworks.</w:t>
-            </w:r>
-          </w:p>
-        </w:tc>
-        <w:tc>
-          <w:tcPr>
-            <w:tcW w:type="dxa" w:w="1440"/>
-            <w:tcMar>
-              <w:top w:w="50" w:type="dxa"/>
-              <w:bottom w:w="50" w:type="dxa"/>
-              <w:left w:w="50" w:type="dxa"/>
-              <w:right w:w="50" w:type="dxa"/>
-            </w:tcMar>
-          </w:tcPr>
-          <w:p>
-            <w:pPr>
-              <w:spacing w:before="0" w:after="0" w:line="252" w:lineRule="auto"/>
-            </w:pPr>
-            <w:r>
-              <w:rPr>
-                <w:rFonts w:ascii="Times New Roman" w:hAnsi="Times New Roman"/>
-                <w:sz w:val="15"/>
-              </w:rPr>
-              <w:t>Differential privacy, coordinate truncation, cryptographic verification.</w:t>
-            </w:r>
-          </w:p>
-        </w:tc>
-        <w:tc>
-          <w:tcPr>
-            <w:tcW w:type="dxa" w:w="1440"/>
-            <w:tcMar>
-              <w:top w:w="50" w:type="dxa"/>
-              <w:bottom w:w="50" w:type="dxa"/>
-              <w:left w:w="50" w:type="dxa"/>
-              <w:right w:w="50" w:type="dxa"/>
-            </w:tcMar>
-          </w:tcPr>
-          <w:p>
-            <w:pPr>
-              <w:spacing w:before="0" w:after="0" w:line="252" w:lineRule="auto"/>
-            </w:pPr>
-            <w:r>
-              <w:rPr>
-                <w:rFonts w:ascii="Times New Roman" w:hAnsi="Times New Roman"/>
-                <w:sz w:val="15"/>
-              </w:rPr>
-              <w:t>Coordinate obfuscation prevents user tracking while maintaining spatial utility.</w:t>
-            </w:r>
-          </w:p>
-        </w:tc>
-        <w:tc>
-          <w:tcPr>
-            <w:tcW w:type="dxa" w:w="1440"/>
-            <w:tcMar>
-              <w:top w:w="50" w:type="dxa"/>
-              <w:bottom w:w="50" w:type="dxa"/>
-              <w:left w:w="50" w:type="dxa"/>
-              <w:right w:w="50" w:type="dxa"/>
-            </w:tcMar>
-          </w:tcPr>
-          <w:p>
-            <w:pPr>
-              <w:spacing w:before="0" w:after="0" w:line="252" w:lineRule="auto"/>
-            </w:pPr>
-            <w:r>
-              <w:rPr>
-                <w:rFonts w:ascii="Times New Roman" w:hAnsi="Times New Roman"/>
-                <w:sz w:val="15"/>
-              </w:rPr>
-              <w:t>High cryptographic complexity; requires distributed ledger infrastructure.</w:t>
-            </w:r>
-          </w:p>
-        </w:tc>
-        <w:tc>
-          <w:tcPr>
-            <w:tcW w:type="dxa" w:w="1440"/>
-            <w:tcMar>
-              <w:top w:w="50" w:type="dxa"/>
-              <w:bottom w:w="50" w:type="dxa"/>
-              <w:left w:w="50" w:type="dxa"/>
-              <w:right w:w="50" w:type="dxa"/>
-            </w:tcMar>
-          </w:tcPr>
-          <w:p>
-            <w:pPr>
-              <w:spacing w:before="0" w:after="0" w:line="252" w:lineRule="auto"/>
-            </w:pPr>
-            <w:r>
-              <w:rPr>
-                <w:rFonts w:ascii="Times New Roman" w:hAnsi="Times New Roman"/>
-                <w:sz w:val="15"/>
-              </w:rPr>
-              <w:t>Justifies coordinate truncation and separation of public vs. admin views.</w:t>
+              <w:t>Yes (3-dec grid cell)</w:t>
             </w:r>
           </w:p>
         </w:tc>
@@ -2982,15 +1728,335 @@
     <w:p>
       <w:pPr>
         <w:keepNext/>
-        <w:spacing w:before="160" w:after="60"/>
+        <w:spacing w:before="280" w:after="80"/>
       </w:pPr>
       <w:r>
         <w:rPr>
           <w:rFonts w:ascii="Times New Roman" w:hAnsi="Times New Roman"/>
           <w:b/>
-          <w:sz w:val="19"/>
+          <w:color w:val="0F172A"/>
+          <w:sz w:val="21"/>
         </w:rPr>
-        <w:t>Table 2. Implementation Technology Stack</w:t>
+        <w:t>III. PROPOSED METHODOLOGY AND SYSTEM ARCHITECTURE</w:t>
+      </w:r>
+    </w:p>
+    <w:p>
+      <w:pPr>
+        <w:keepNext/>
+        <w:spacing w:before="200" w:after="60"/>
+      </w:pPr>
+      <w:r>
+        <w:rPr>
+          <w:rFonts w:ascii="Times New Roman" w:hAnsi="Times New Roman"/>
+          <w:b/>
+          <w:i/>
+          <w:color w:val="1E293B"/>
+          <w:sz w:val="20"/>
+        </w:rPr>
+        <w:t>A. Architecture Overview</w:t>
+      </w:r>
+    </w:p>
+    <w:p>
+      <w:pPr>
+        <w:spacing w:after="120" w:line="269" w:lineRule="auto"/>
+        <w:jc w:val="both"/>
+      </w:pPr>
+      <w:r>
+        <w:rPr>
+          <w:rFonts w:ascii="Times New Roman" w:hAnsi="Times New Roman"/>
+          <w:color w:val="1E293B"/>
+          <w:sz w:val="20"/>
+        </w:rPr>
+        <w:t>SafeCity implements a multi-tier decoupled architecture comprising a responsive client application, an asynchronous geospatial routing layer, a verified administrative moderation pipeline, and a persistent spatial database. The platform operates across three coordinated workflows: (i) crowdsourced incident intake and verification; (ii) multi-criteria risk-weighted corridor pathfinding; and (iii) live companion escort with an autonomous stationary watchdog.</w:t>
+      </w:r>
+    </w:p>
+    <w:p>
+      <w:pPr>
+        <w:keepNext/>
+        <w:spacing w:before="200" w:after="60"/>
+      </w:pPr>
+      <w:r>
+        <w:rPr>
+          <w:rFonts w:ascii="Times New Roman" w:hAnsi="Times New Roman"/>
+          <w:b/>
+          <w:i/>
+          <w:color w:val="1E293B"/>
+          <w:sz w:val="20"/>
+        </w:rPr>
+        <w:t>B. Geospatial Incident Ingestion and Verification Lifecycle</w:t>
+      </w:r>
+    </w:p>
+    <w:p>
+      <w:pPr>
+        <w:spacing w:after="120" w:line="269" w:lineRule="auto"/>
+        <w:jc w:val="both"/>
+      </w:pPr>
+      <w:r>
+        <w:rPr>
+          <w:rFonts w:ascii="Times New Roman" w:hAnsi="Times New Roman"/>
+          <w:color w:val="1E293B"/>
+          <w:sz w:val="20"/>
+        </w:rPr>
+        <w:t>Citizens submit incident telemetry anonymously through a lightweight, mobile-optimized form. The intake payload captures categorical classification (e.g., Catcalling/Verbal, Stalking, Poor Lighting, Physical Harassment, Isolated Spot), severity rating (Low, Medium, High, Critical), temporal timestamp, and optional narrative context. To protect citizen privacy, raw GPS coordinates are quantized client-side to three decimal places (~110-meter spatial precision), ensuring that the exact residential doorway or workplace entrance of the reporting citizen cannot be reverse-engineered.</w:t>
+      </w:r>
+    </w:p>
+    <w:p>
+      <w:pPr>
+        <w:spacing w:after="120" w:line="269" w:lineRule="auto"/>
+        <w:jc w:val="both"/>
+      </w:pPr>
+      <w:r>
+        <w:rPr>
+          <w:rFonts w:ascii="Times New Roman" w:hAnsi="Times New Roman"/>
+          <w:color w:val="1E293B"/>
+          <w:sz w:val="20"/>
+        </w:rPr>
+        <w:t>To prevent malicious disinformation, spam attacks, and fabricated reporting from biasing route calculations, SafeCity establishes a two-tier administrative moderation workflow. Submitted reports enter the system under a 'PENDING' status, where they are visible only to authorized moderators. Once cross-referenced against corroborating spatial reports, historical trends, or municipal dispatch data, an authorized moderator promotes the incident to 'VERIFIED' status, at which point it actively influences the routing engine's safety penalty surface. Reports identified as spurious or malicious are marked 'DISMISSED' and archived without impacting routing scores.</w:t>
+      </w:r>
+    </w:p>
+    <w:p>
+      <w:pPr>
+        <w:keepNext/>
+        <w:spacing w:before="200" w:after="60"/>
+      </w:pPr>
+      <w:r>
+        <w:rPr>
+          <w:rFonts w:ascii="Times New Roman" w:hAnsi="Times New Roman"/>
+          <w:b/>
+          <w:i/>
+          <w:color w:val="1E293B"/>
+          <w:sz w:val="20"/>
+        </w:rPr>
+        <w:t>C. Multi-Criteria Safety-Aware Pathfinding Engine</w:t>
+      </w:r>
+    </w:p>
+    <w:p>
+      <w:pPr>
+        <w:spacing w:after="120" w:line="269" w:lineRule="auto"/>
+        <w:jc w:val="both"/>
+      </w:pPr>
+      <w:r>
+        <w:rPr>
+          <w:rFonts w:ascii="Times New Roman" w:hAnsi="Times New Roman"/>
+          <w:color w:val="1E293B"/>
+          <w:sz w:val="20"/>
+        </w:rPr>
+        <w:t>Mainstream pedestrian navigation engines calculate path cost strictly as a function of Euclidean or road-network distance. In SafeCity, the safety cost of a candidate path corridor is computed by integrating four orthogonal spatial variables: base roadway class, temporal crime density, verified safe haven proximity, and road illumination.</w:t>
+      </w:r>
+    </w:p>
+    <w:p>
+      <w:pPr>
+        <w:spacing w:after="120" w:line="269" w:lineRule="auto"/>
+        <w:jc w:val="both"/>
+      </w:pPr>
+      <w:r>
+        <w:rPr>
+          <w:rFonts w:ascii="Times New Roman" w:hAnsi="Times New Roman"/>
+          <w:color w:val="1E293B"/>
+          <w:sz w:val="20"/>
+        </w:rPr>
+        <w:t>Let a candidate corridor route R be represented as an ordered sequence of spatial coordinates. The overall Route Safety Score, S_route, bounded on the interval [10, 98], is calculated as:</w:t>
+      </w:r>
+    </w:p>
+    <w:p>
+      <w:pPr>
+        <w:spacing w:after="120" w:line="269" w:lineRule="auto"/>
+        <w:jc w:val="both"/>
+      </w:pPr>
+      <w:r>
+        <w:rPr>
+          <w:rFonts w:ascii="Times New Roman" w:hAnsi="Times New Roman"/>
+          <w:color w:val="1E293B"/>
+          <w:sz w:val="20"/>
+        </w:rPr>
+        <w:t>S_route = max( 10, min( 98, S_base - sum( P(d_i, delta_t_i, w_i) ) + sum( B(r_j) ) ) )</w:t>
+      </w:r>
+    </w:p>
+    <w:p>
+      <w:pPr>
+        <w:spacing w:after="120" w:line="269" w:lineRule="auto"/>
+        <w:jc w:val="both"/>
+      </w:pPr>
+      <w:r>
+        <w:rPr>
+          <w:rFonts w:ascii="Times New Roman" w:hAnsi="Times New Roman"/>
+          <w:color w:val="1E293B"/>
+          <w:sz w:val="20"/>
+        </w:rPr>
+        <w:t>where S_base = 75 is the default nominal score for standard urban streets. The incident penalty function P for an incident i located at distance d_i from the route and reported delta_t_i hours prior is defined using Gaussian spatial decay and exponential temporal decay:</w:t>
+      </w:r>
+    </w:p>
+    <w:p>
+      <w:pPr>
+        <w:spacing w:after="120" w:line="269" w:lineRule="auto"/>
+        <w:jc w:val="both"/>
+      </w:pPr>
+      <w:r>
+        <w:rPr>
+          <w:rFonts w:ascii="Times New Roman" w:hAnsi="Times New Roman"/>
+          <w:color w:val="1E293B"/>
+          <w:sz w:val="20"/>
+        </w:rPr>
+        <w:t>P(d_i, delta_t_i, w_i) = w_i * exp( - (d_i^2) / (2 * sigma^2) ) * exp( - lambda * delta_t_i )</w:t>
+      </w:r>
+    </w:p>
+    <w:p>
+      <w:pPr>
+        <w:spacing w:after="120" w:line="269" w:lineRule="auto"/>
+        <w:jc w:val="both"/>
+      </w:pPr>
+      <w:r>
+        <w:rPr>
+          <w:rFonts w:ascii="Times New Roman" w:hAnsi="Times New Roman"/>
+          <w:color w:val="1E293B"/>
+          <w:sz w:val="20"/>
+        </w:rPr>
+        <w:t>Here, w_i represents the severity penalty coefficient (w_Critical = 25, w_High = 16, w_Medium = 9, w_Low = 4), sigma = 250 meters defines the spatial attenuation radius, and lambda = 0.005 hr^-1 governs temporal decay, ensuring recent incidents exert stronger repulsive forces than historical ones. The safe haven bonus B(r_j) for an active refuge j (e.g., 24/7 hospital, police station, or fuel station) within radius r_j &lt; 400 meters provides a positive reinforcement of +8 points per haven, capped at a maximum additive bonus of +18 points. Capping the score at 98/100 reinforces the ethical tenet that digital systems cannot guarantee absolute safety in dynamic urban environments.</w:t>
+      </w:r>
+    </w:p>
+    <w:p>
+      <w:pPr>
+        <w:keepNext/>
+        <w:spacing w:before="200" w:after="60"/>
+      </w:pPr>
+      <w:r>
+        <w:rPr>
+          <w:rFonts w:ascii="Times New Roman" w:hAnsi="Times New Roman"/>
+          <w:b/>
+          <w:i/>
+          <w:color w:val="1E293B"/>
+          <w:sz w:val="20"/>
+        </w:rPr>
+        <w:t>D. Walk With Me Virtual Escort and Telemetry Watchdog</w:t>
+      </w:r>
+    </w:p>
+    <w:p>
+      <w:pPr>
+        <w:spacing w:after="120" w:line="269" w:lineRule="auto"/>
+        <w:jc w:val="both"/>
+      </w:pPr>
+      <w:r>
+        <w:rPr>
+          <w:rFonts w:ascii="Times New Roman" w:hAnsi="Times New Roman"/>
+          <w:color w:val="1E293B"/>
+          <w:sz w:val="20"/>
+        </w:rPr>
+        <w:t>The Walk With Me companion serves as an active guardian during solitary pedestrian transit. Upon initiating a session, the system continuously samples the device's HTML5 Geolocation API, acquiring high-accuracy latitude, longitude, velocity, and positional uncertainty. Great-circle distance between successive coordinates (phi_1, lambda_1) and (phi_2, lambda_2) is computed via the Haversine formulation:</w:t>
+      </w:r>
+    </w:p>
+    <w:p>
+      <w:pPr>
+        <w:spacing w:after="120" w:line="269" w:lineRule="auto"/>
+        <w:jc w:val="both"/>
+      </w:pPr>
+      <w:r>
+        <w:rPr>
+          <w:rFonts w:ascii="Times New Roman" w:hAnsi="Times New Roman"/>
+          <w:color w:val="1E293B"/>
+          <w:sz w:val="20"/>
+        </w:rPr>
+        <w:t>a = sin^2( (phi_2 - phi_1) / 2 ) + cos(phi_1) * cos(phi_2) * sin^2( (lambda_2 - lambda_1) / 2 )</w:t>
+      </w:r>
+    </w:p>
+    <w:p>
+      <w:pPr>
+        <w:spacing w:after="120" w:line="269" w:lineRule="auto"/>
+        <w:jc w:val="both"/>
+      </w:pPr>
+      <w:r>
+        <w:rPr>
+          <w:rFonts w:ascii="Times New Roman" w:hAnsi="Times New Roman"/>
+          <w:color w:val="1E293B"/>
+          <w:sz w:val="20"/>
+        </w:rPr>
+        <w:t>d = 2 * R_earth * arcsin( sqrt(a) )</w:t>
+      </w:r>
+    </w:p>
+    <w:p>
+      <w:pPr>
+        <w:spacing w:after="120" w:line="269" w:lineRule="auto"/>
+        <w:jc w:val="both"/>
+      </w:pPr>
+      <w:r>
+        <w:rPr>
+          <w:rFonts w:ascii="Times New Roman" w:hAnsi="Times New Roman"/>
+          <w:color w:val="1E293B"/>
+          <w:sz w:val="20"/>
+        </w:rPr>
+        <w:t>To distinguish between natural transit halts (e.g., pedestrian traffic signals) and genuine emergencies (e.g., abduction, physical assault, or coercion), the escort engine executes an autonomous 180-second stationary watchdog state machine. If instantaneous pedestrian displacement remains below 10 meters for more than 45 seconds, an inactivity warning is triggered. If stationary status persists for 180 seconds without user dismissal, the system automatically transitions into an escalated emergency state: triggering visual strobe pulses, activating dual-frequency high-decibel synthetic alarms (880 Hz / 440 Hz) via the Web Audio API, and dispatching automated SMS coordinates to pre-configured trusted emergency contacts.</w:t>
+      </w:r>
+    </w:p>
+    <w:p>
+      <w:pPr>
+        <w:keepNext/>
+        <w:spacing w:before="200" w:after="60"/>
+      </w:pPr>
+      <w:r>
+        <w:rPr>
+          <w:rFonts w:ascii="Times New Roman" w:hAnsi="Times New Roman"/>
+          <w:b/>
+          <w:i/>
+          <w:color w:val="1E293B"/>
+          <w:sz w:val="20"/>
+        </w:rPr>
+        <w:t>E. Data Model: Public Telemetry vs. Restricted Records</w:t>
+      </w:r>
+    </w:p>
+    <w:p>
+      <w:pPr>
+        <w:spacing w:after="120" w:line="269" w:lineRule="auto"/>
+        <w:jc w:val="both"/>
+      </w:pPr>
+      <w:r>
+        <w:rPr>
+          <w:rFonts w:ascii="Times New Roman" w:hAnsi="Times New Roman"/>
+          <w:color w:val="1E293B"/>
+          <w:sz w:val="20"/>
+        </w:rPr>
+        <w:t>SafeCity enforces strict architectural separation between public geospatial telemetry and private citizen information. Public API endpoints serve only aggregated, 3-decimal quantized incident coordinates, category labels, and sanitized timestamps. Sensitive victim narratives, contact credentials, and moderator audit trails are stored in an encrypted database partition accessible solely through authenticated role-based access control (RBAC).</w:t>
+      </w:r>
+    </w:p>
+    <w:p>
+      <w:pPr>
+        <w:keepNext/>
+        <w:spacing w:before="280" w:after="80"/>
+      </w:pPr>
+      <w:r>
+        <w:rPr>
+          <w:rFonts w:ascii="Times New Roman" w:hAnsi="Times New Roman"/>
+          <w:b/>
+          <w:color w:val="0F172A"/>
+          <w:sz w:val="21"/>
+        </w:rPr>
+        <w:t>IV. IMPLEMENTATION</w:t>
+      </w:r>
+    </w:p>
+    <w:p>
+      <w:pPr>
+        <w:spacing w:after="120" w:line="269" w:lineRule="auto"/>
+        <w:jc w:val="both"/>
+      </w:pPr>
+      <w:r>
+        <w:rPr>
+          <w:rFonts w:ascii="Times New Roman" w:hAnsi="Times New Roman"/>
+          <w:color w:val="1E293B"/>
+          <w:sz w:val="20"/>
+        </w:rPr>
+        <w:t>SafeCity is implemented as four decoupled, collaborating system components: a responsive frontend client, an asynchronous Node.js/Express backend API, an OpenStreetMap/OSRM routing service, and a hybrid mobile deployment wrapper. Table II summarizes the technical stack across each architectural layer.</w:t>
+      </w:r>
+    </w:p>
+    <w:p>
+      <w:pPr>
+        <w:spacing w:before="160" w:after="80"/>
+        <w:jc w:val="center"/>
+      </w:pPr>
+      <w:r>
+        <w:rPr>
+          <w:rFonts w:ascii="Times New Roman" w:hAnsi="Times New Roman"/>
+          <w:b/>
+          <w:sz w:val="18"/>
+        </w:rPr>
+        <w:t>TABLE II. TECHNOLOGY STACK BY SYSTEM LAYER</w:t>
       </w:r>
     </w:p>
     <w:tbl>
@@ -2998,31 +2064,22 @@
         <w:tblW w:type="auto" w:w="0"/>
         <w:jc w:val="center"/>
         <w:tblLook w:firstColumn="1" w:firstRow="1" w:lastColumn="0" w:lastRow="0" w:noHBand="0" w:noVBand="1" w:val="04A0"/>
-        <w:tblBorders>
-          <w:top w:val="single" w:sz="8" w:space="0" w:color="000000"/>
-          <w:bottom w:val="single" w:sz="8" w:space="0" w:color="000000"/>
-          <w:left w:val="none"/>
-          <w:right w:val="none"/>
-          <w:insideH w:val="single" w:sz="4" w:space="0" w:color="CCCCCC"/>
-          <w:insideV w:val="none"/>
-        </w:tblBorders>
       </w:tblPr>
       <w:tblGrid>
-        <w:gridCol w:w="2520"/>
-        <w:gridCol w:w="2520"/>
-        <w:gridCol w:w="2520"/>
-        <w:gridCol w:w="2520"/>
+        <w:gridCol w:w="3360"/>
+        <w:gridCol w:w="3360"/>
+        <w:gridCol w:w="3360"/>
       </w:tblGrid>
       <w:tr>
         <w:tc>
           <w:tcPr>
-            <w:tcW w:type="dxa" w:w="2520"/>
-            <w:shd w:fill="F5F1EA"/>
+            <w:tcW w:type="dxa" w:w="2160"/>
+            <w:shd w:fill="2A132C"/>
             <w:tcMar>
-              <w:top w:w="60" w:type="dxa"/>
-              <w:bottom w:w="60" w:type="dxa"/>
-              <w:left w:w="70" w:type="dxa"/>
-              <w:right w:w="70" w:type="dxa"/>
+              <w:top w:w="120" w:type="dxa"/>
+              <w:bottom w:w="120" w:type="dxa"/>
+              <w:left w:w="140" w:type="dxa"/>
+              <w:right w:w="140" w:type="dxa"/>
             </w:tcMar>
           </w:tcPr>
           <w:p>
@@ -3033,21 +2090,22 @@
               <w:rPr>
                 <w:rFonts w:ascii="Times New Roman" w:hAnsi="Times New Roman"/>
                 <w:b/>
-                <w:sz w:val="16"/>
+                <w:color w:val="FFFFFF"/>
+                <w:sz w:val="18"/>
               </w:rPr>
-              <w:t>Layer</w:t>
+              <w:t>System Layer</w:t>
             </w:r>
           </w:p>
         </w:tc>
         <w:tc>
           <w:tcPr>
-            <w:tcW w:type="dxa" w:w="2520"/>
-            <w:shd w:fill="F5F1EA"/>
+            <w:tcW w:type="dxa" w:w="3168"/>
+            <w:shd w:fill="2A132C"/>
             <w:tcMar>
-              <w:top w:w="60" w:type="dxa"/>
-              <w:bottom w:w="60" w:type="dxa"/>
-              <w:left w:w="70" w:type="dxa"/>
-              <w:right w:w="70" w:type="dxa"/>
+              <w:top w:w="120" w:type="dxa"/>
+              <w:bottom w:w="120" w:type="dxa"/>
+              <w:left w:w="140" w:type="dxa"/>
+              <w:right w:w="140" w:type="dxa"/>
             </w:tcMar>
           </w:tcPr>
           <w:p>
@@ -3058,7 +2116,8 @@
               <w:rPr>
                 <w:rFonts w:ascii="Times New Roman" w:hAnsi="Times New Roman"/>
                 <w:b/>
-                <w:sz w:val="16"/>
+                <w:color w:val="FFFFFF"/>
+                <w:sz w:val="18"/>
               </w:rPr>
               <w:t>Technology</w:t>
             </w:r>
@@ -3066,13 +2125,13 @@
         </w:tc>
         <w:tc>
           <w:tcPr>
-            <w:tcW w:type="dxa" w:w="2520"/>
-            <w:shd w:fill="F5F1EA"/>
+            <w:tcW w:type="dxa" w:w="4608"/>
+            <w:shd w:fill="2A132C"/>
             <w:tcMar>
-              <w:top w:w="60" w:type="dxa"/>
-              <w:bottom w:w="60" w:type="dxa"/>
-              <w:left w:w="70" w:type="dxa"/>
-              <w:right w:w="70" w:type="dxa"/>
+              <w:top w:w="120" w:type="dxa"/>
+              <w:bottom w:w="120" w:type="dxa"/>
+              <w:left w:w="140" w:type="dxa"/>
+              <w:right w:w="140" w:type="dxa"/>
             </w:tcMar>
           </w:tcPr>
           <w:p>
@@ -3083,21 +2142,24 @@
               <w:rPr>
                 <w:rFonts w:ascii="Times New Roman" w:hAnsi="Times New Roman"/>
                 <w:b/>
-                <w:sz w:val="16"/>
+                <w:color w:val="FFFFFF"/>
+                <w:sz w:val="18"/>
               </w:rPr>
-              <w:t>Version</w:t>
+              <w:t>Operational Role</w:t>
             </w:r>
           </w:p>
         </w:tc>
+      </w:tr>
+      <w:tr>
         <w:tc>
           <w:tcPr>
-            <w:tcW w:type="dxa" w:w="2520"/>
-            <w:shd w:fill="F5F1EA"/>
+            <w:tcW w:type="dxa" w:w="2160"/>
+            <w:shd w:fill="FFFFFF"/>
             <w:tcMar>
-              <w:top w:w="60" w:type="dxa"/>
-              <w:bottom w:w="60" w:type="dxa"/>
-              <w:left w:w="70" w:type="dxa"/>
-              <w:right w:w="70" w:type="dxa"/>
+              <w:top w:w="100" w:type="dxa"/>
+              <w:bottom w:w="100" w:type="dxa"/>
+              <w:left w:w="140" w:type="dxa"/>
+              <w:right w:w="140" w:type="dxa"/>
             </w:tcMar>
           </w:tcPr>
           <w:p>
@@ -3107,10 +2169,60 @@
             <w:r>
               <w:rPr>
                 <w:rFonts w:ascii="Times New Roman" w:hAnsi="Times New Roman"/>
-                <w:b/>
-                <w:sz w:val="16"/>
+                <w:color w:val="1E293B"/>
+                <w:sz w:val="17"/>
               </w:rPr>
-              <w:t>Functional Role</w:t>
+              <w:t>Frontend Client</w:t>
+            </w:r>
+          </w:p>
+        </w:tc>
+        <w:tc>
+          <w:tcPr>
+            <w:tcW w:type="dxa" w:w="3168"/>
+            <w:shd w:fill="FFFFFF"/>
+            <w:tcMar>
+              <w:top w:w="100" w:type="dxa"/>
+              <w:bottom w:w="100" w:type="dxa"/>
+              <w:left w:w="140" w:type="dxa"/>
+              <w:right w:w="140" w:type="dxa"/>
+            </w:tcMar>
+          </w:tcPr>
+          <w:p>
+            <w:pPr>
+              <w:jc w:val="left"/>
+            </w:pPr>
+            <w:r>
+              <w:rPr>
+                <w:rFonts w:ascii="Times New Roman" w:hAnsi="Times New Roman"/>
+                <w:color w:val="1E293B"/>
+                <w:sz w:val="17"/>
+              </w:rPr>
+              <w:t>HTML5, Tailwind CSS, Lucide</w:t>
+            </w:r>
+          </w:p>
+        </w:tc>
+        <w:tc>
+          <w:tcPr>
+            <w:tcW w:type="dxa" w:w="4608"/>
+            <w:shd w:fill="FFFFFF"/>
+            <w:tcMar>
+              <w:top w:w="100" w:type="dxa"/>
+              <w:bottom w:w="100" w:type="dxa"/>
+              <w:left w:w="140" w:type="dxa"/>
+              <w:right w:w="140" w:type="dxa"/>
+            </w:tcMar>
+          </w:tcPr>
+          <w:p>
+            <w:pPr>
+              <w:jc w:val="center"/>
+            </w:pPr>
+            <w:r>
+              <w:rPr>
+                <w:rFonts w:ascii="Times New Roman" w:hAnsi="Times New Roman"/>
+                <w:color w:val="1E293B"/>
+                <w:sz w:val="17"/>
+              </w:rPr>
+              <w:t>Responsive UI, modal dialogs, and accessibility controls</w:t>
             </w:r>
           </w:p>
         </w:tc>
@@ -3118,94 +2230,76 @@
       <w:tr>
         <w:tc>
           <w:tcPr>
-            <w:tcW w:type="dxa" w:w="2520"/>
+            <w:tcW w:type="dxa" w:w="2160"/>
+            <w:shd w:fill="FAF5FB"/>
             <w:tcMar>
-              <w:top w:w="45" w:type="dxa"/>
-              <w:bottom w:w="45" w:type="dxa"/>
-              <w:left w:w="55" w:type="dxa"/>
-              <w:right w:w="55" w:type="dxa"/>
+              <w:top w:w="100" w:type="dxa"/>
+              <w:bottom w:w="100" w:type="dxa"/>
+              <w:left w:w="140" w:type="dxa"/>
+              <w:right w:w="140" w:type="dxa"/>
             </w:tcMar>
           </w:tcPr>
           <w:p>
             <w:pPr>
-              <w:spacing w:before="0" w:after="0"/>
+              <w:jc w:val="center"/>
             </w:pPr>
             <w:r>
               <w:rPr>
                 <w:rFonts w:ascii="Times New Roman" w:hAnsi="Times New Roman"/>
-                <w:b/>
-                <w:sz w:val="16"/>
+                <w:color w:val="1E293B"/>
+                <w:sz w:val="17"/>
               </w:rPr>
-              <w:t>Frontend Framework</w:t>
+              <w:t>Geospatial Rendering</w:t>
             </w:r>
           </w:p>
         </w:tc>
         <w:tc>
           <w:tcPr>
-            <w:tcW w:type="dxa" w:w="2520"/>
+            <w:tcW w:type="dxa" w:w="3168"/>
+            <w:shd w:fill="FAF5FB"/>
             <w:tcMar>
-              <w:top w:w="45" w:type="dxa"/>
-              <w:bottom w:w="45" w:type="dxa"/>
-              <w:left w:w="55" w:type="dxa"/>
-              <w:right w:w="55" w:type="dxa"/>
+              <w:top w:w="100" w:type="dxa"/>
+              <w:bottom w:w="100" w:type="dxa"/>
+              <w:left w:w="140" w:type="dxa"/>
+              <w:right w:w="140" w:type="dxa"/>
             </w:tcMar>
           </w:tcPr>
           <w:p>
             <w:pPr>
-              <w:spacing w:before="0" w:after="0"/>
+              <w:jc w:val="left"/>
             </w:pPr>
             <w:r>
               <w:rPr>
                 <w:rFonts w:ascii="Times New Roman" w:hAnsi="Times New Roman"/>
-                <w:sz w:val="16"/>
+                <w:color w:val="1E293B"/>
+                <w:sz w:val="17"/>
               </w:rPr>
-              <w:t>HTML5 / Vanilla JavaScript (ES6+)</w:t>
+              <w:t>Leaflet 1.9.4, OpenStreetMap</w:t>
             </w:r>
           </w:p>
         </w:tc>
         <w:tc>
           <w:tcPr>
-            <w:tcW w:type="dxa" w:w="2520"/>
+            <w:tcW w:type="dxa" w:w="4608"/>
+            <w:shd w:fill="FAF5FB"/>
             <w:tcMar>
-              <w:top w:w="45" w:type="dxa"/>
-              <w:bottom w:w="45" w:type="dxa"/>
-              <w:left w:w="55" w:type="dxa"/>
-              <w:right w:w="55" w:type="dxa"/>
+              <w:top w:w="100" w:type="dxa"/>
+              <w:bottom w:w="100" w:type="dxa"/>
+              <w:left w:w="140" w:type="dxa"/>
+              <w:right w:w="140" w:type="dxa"/>
             </w:tcMar>
           </w:tcPr>
           <w:p>
             <w:pPr>
-              <w:spacing w:before="0" w:after="0"/>
+              <w:jc w:val="center"/>
             </w:pPr>
             <w:r>
               <w:rPr>
                 <w:rFonts w:ascii="Times New Roman" w:hAnsi="Times New Roman"/>
-                <w:sz w:val="16"/>
+                <w:color w:val="1E293B"/>
+                <w:sz w:val="17"/>
               </w:rPr>
-              <w:t>Modern Web Standard</w:t>
-            </w:r>
-          </w:p>
-        </w:tc>
-        <w:tc>
-          <w:tcPr>
-            <w:tcW w:type="dxa" w:w="2520"/>
-            <w:tcMar>
-              <w:top w:w="45" w:type="dxa"/>
-              <w:bottom w:w="45" w:type="dxa"/>
-              <w:left w:w="55" w:type="dxa"/>
-              <w:right w:w="55" w:type="dxa"/>
-            </w:tcMar>
-          </w:tcPr>
-          <w:p>
-            <w:pPr>
-              <w:spacing w:before="0" w:after="0"/>
-            </w:pPr>
-            <w:r>
-              <w:rPr>
-                <w:rFonts w:ascii="Times New Roman" w:hAnsi="Times New Roman"/>
-                <w:sz w:val="16"/>
-              </w:rPr>
-              <w:t>Zero-build, high-performance modular single-page interface.</w:t>
+              <w:t>Dynamic map tile rendering, marker clustering, safe corridors</w:t>
             </w:r>
           </w:p>
         </w:tc>
@@ -3213,94 +2307,76 @@
       <w:tr>
         <w:tc>
           <w:tcPr>
-            <w:tcW w:type="dxa" w:w="2520"/>
+            <w:tcW w:type="dxa" w:w="2160"/>
+            <w:shd w:fill="FFFFFF"/>
             <w:tcMar>
-              <w:top w:w="45" w:type="dxa"/>
-              <w:bottom w:w="45" w:type="dxa"/>
-              <w:left w:w="55" w:type="dxa"/>
-              <w:right w:w="55" w:type="dxa"/>
+              <w:top w:w="100" w:type="dxa"/>
+              <w:bottom w:w="100" w:type="dxa"/>
+              <w:left w:w="140" w:type="dxa"/>
+              <w:right w:w="140" w:type="dxa"/>
             </w:tcMar>
           </w:tcPr>
           <w:p>
             <w:pPr>
-              <w:spacing w:before="0" w:after="0"/>
+              <w:jc w:val="center"/>
             </w:pPr>
             <w:r>
               <w:rPr>
                 <w:rFonts w:ascii="Times New Roman" w:hAnsi="Times New Roman"/>
-                <w:b/>
-                <w:sz w:val="16"/>
+                <w:color w:val="1E293B"/>
+                <w:sz w:val="17"/>
               </w:rPr>
-              <w:t>Styling &amp; Design</w:t>
+              <w:t>Synthetic Audio</w:t>
             </w:r>
           </w:p>
         </w:tc>
         <w:tc>
           <w:tcPr>
-            <w:tcW w:type="dxa" w:w="2520"/>
+            <w:tcW w:type="dxa" w:w="3168"/>
+            <w:shd w:fill="FFFFFF"/>
             <w:tcMar>
-              <w:top w:w="45" w:type="dxa"/>
-              <w:bottom w:w="45" w:type="dxa"/>
-              <w:left w:w="55" w:type="dxa"/>
-              <w:right w:w="55" w:type="dxa"/>
+              <w:top w:w="100" w:type="dxa"/>
+              <w:bottom w:w="100" w:type="dxa"/>
+              <w:left w:w="140" w:type="dxa"/>
+              <w:right w:w="140" w:type="dxa"/>
             </w:tcMar>
           </w:tcPr>
           <w:p>
             <w:pPr>
-              <w:spacing w:before="0" w:after="0"/>
+              <w:jc w:val="left"/>
             </w:pPr>
             <w:r>
               <w:rPr>
                 <w:rFonts w:ascii="Times New Roman" w:hAnsi="Times New Roman"/>
-                <w:sz w:val="16"/>
+                <w:color w:val="1E293B"/>
+                <w:sz w:val="17"/>
               </w:rPr>
-              <w:t>Tailwind CSS CDN</w:t>
+              <w:t>Web Audio API (OscillatorNode)</w:t>
             </w:r>
           </w:p>
         </w:tc>
         <w:tc>
           <w:tcPr>
-            <w:tcW w:type="dxa" w:w="2520"/>
+            <w:tcW w:type="dxa" w:w="4608"/>
+            <w:shd w:fill="FFFFFF"/>
             <w:tcMar>
-              <w:top w:w="45" w:type="dxa"/>
-              <w:bottom w:w="45" w:type="dxa"/>
-              <w:left w:w="55" w:type="dxa"/>
-              <w:right w:w="55" w:type="dxa"/>
+              <w:top w:w="100" w:type="dxa"/>
+              <w:bottom w:w="100" w:type="dxa"/>
+              <w:left w:w="140" w:type="dxa"/>
+              <w:right w:w="140" w:type="dxa"/>
             </w:tcMar>
           </w:tcPr>
           <w:p>
             <w:pPr>
-              <w:spacing w:before="0" w:after="0"/>
+              <w:jc w:val="center"/>
             </w:pPr>
             <w:r>
               <w:rPr>
                 <w:rFonts w:ascii="Times New Roman" w:hAnsi="Times New Roman"/>
-                <w:sz w:val="16"/>
+                <w:color w:val="1E293B"/>
+                <w:sz w:val="17"/>
               </w:rPr>
-              <w:t>3.4.17</w:t>
-            </w:r>
-          </w:p>
-        </w:tc>
-        <w:tc>
-          <w:tcPr>
-            <w:tcW w:type="dxa" w:w="2520"/>
-            <w:tcMar>
-              <w:top w:w="45" w:type="dxa"/>
-              <w:bottom w:w="45" w:type="dxa"/>
-              <w:left w:w="55" w:type="dxa"/>
-              <w:right w:w="55" w:type="dxa"/>
-            </w:tcMar>
-          </w:tcPr>
-          <w:p>
-            <w:pPr>
-              <w:spacing w:before="0" w:after="0"/>
-            </w:pPr>
-            <w:r>
-              <w:rPr>
-                <w:rFonts w:ascii="Times New Roman" w:hAnsi="Times New Roman"/>
-                <w:sz w:val="16"/>
-              </w:rPr>
-              <w:t>Accessible civic design system with custom plum/rose aesthetic palette.</w:t>
+              <w:t>Synthesized dual-frequency emergency sirens (440Hz / 880Hz)</w:t>
             </w:r>
           </w:p>
         </w:tc>
@@ -3308,94 +2384,76 @@
       <w:tr>
         <w:tc>
           <w:tcPr>
-            <w:tcW w:type="dxa" w:w="2520"/>
+            <w:tcW w:type="dxa" w:w="2160"/>
+            <w:shd w:fill="FAF5FB"/>
             <w:tcMar>
-              <w:top w:w="45" w:type="dxa"/>
-              <w:bottom w:w="45" w:type="dxa"/>
-              <w:left w:w="55" w:type="dxa"/>
-              <w:right w:w="55" w:type="dxa"/>
+              <w:top w:w="100" w:type="dxa"/>
+              <w:bottom w:w="100" w:type="dxa"/>
+              <w:left w:w="140" w:type="dxa"/>
+              <w:right w:w="140" w:type="dxa"/>
             </w:tcMar>
           </w:tcPr>
           <w:p>
             <w:pPr>
-              <w:spacing w:before="0" w:after="0"/>
+              <w:jc w:val="center"/>
             </w:pPr>
             <w:r>
               <w:rPr>
                 <w:rFonts w:ascii="Times New Roman" w:hAnsi="Times New Roman"/>
-                <w:b/>
-                <w:sz w:val="16"/>
+                <w:color w:val="1E293B"/>
+                <w:sz w:val="17"/>
               </w:rPr>
-              <w:t>Mapping Engine</w:t>
+              <w:t>Backend REST API</w:t>
             </w:r>
           </w:p>
         </w:tc>
         <w:tc>
           <w:tcPr>
-            <w:tcW w:type="dxa" w:w="2520"/>
+            <w:tcW w:type="dxa" w:w="3168"/>
+            <w:shd w:fill="FAF5FB"/>
             <w:tcMar>
-              <w:top w:w="45" w:type="dxa"/>
-              <w:bottom w:w="45" w:type="dxa"/>
-              <w:left w:w="55" w:type="dxa"/>
-              <w:right w:w="55" w:type="dxa"/>
+              <w:top w:w="100" w:type="dxa"/>
+              <w:bottom w:w="100" w:type="dxa"/>
+              <w:left w:w="140" w:type="dxa"/>
+              <w:right w:w="140" w:type="dxa"/>
             </w:tcMar>
           </w:tcPr>
           <w:p>
             <w:pPr>
-              <w:spacing w:before="0" w:after="0"/>
+              <w:jc w:val="left"/>
             </w:pPr>
             <w:r>
               <w:rPr>
                 <w:rFonts w:ascii="Times New Roman" w:hAnsi="Times New Roman"/>
-                <w:sz w:val="16"/>
+                <w:color w:val="1E293B"/>
+                <w:sz w:val="17"/>
               </w:rPr>
-              <w:t>Leaflet.js</w:t>
+              <w:t>Node.js, Express.js 4.19</w:t>
             </w:r>
           </w:p>
         </w:tc>
         <w:tc>
           <w:tcPr>
-            <w:tcW w:type="dxa" w:w="2520"/>
+            <w:tcW w:type="dxa" w:w="4608"/>
+            <w:shd w:fill="FAF5FB"/>
             <w:tcMar>
-              <w:top w:w="45" w:type="dxa"/>
-              <w:bottom w:w="45" w:type="dxa"/>
-              <w:left w:w="55" w:type="dxa"/>
-              <w:right w:w="55" w:type="dxa"/>
+              <w:top w:w="100" w:type="dxa"/>
+              <w:bottom w:w="100" w:type="dxa"/>
+              <w:left w:w="140" w:type="dxa"/>
+              <w:right w:w="140" w:type="dxa"/>
             </w:tcMar>
           </w:tcPr>
           <w:p>
             <w:pPr>
-              <w:spacing w:before="0" w:after="0"/>
+              <w:jc w:val="center"/>
             </w:pPr>
             <w:r>
               <w:rPr>
                 <w:rFonts w:ascii="Times New Roman" w:hAnsi="Times New Roman"/>
-                <w:sz w:val="16"/>
+                <w:color w:val="1E293B"/>
+                <w:sz w:val="17"/>
               </w:rPr>
-              <w:t>1.9.4</w:t>
-            </w:r>
-          </w:p>
-        </w:tc>
-        <w:tc>
-          <w:tcPr>
-            <w:tcW w:type="dxa" w:w="2520"/>
-            <w:tcMar>
-              <w:top w:w="45" w:type="dxa"/>
-              <w:bottom w:w="45" w:type="dxa"/>
-              <w:left w:w="55" w:type="dxa"/>
-              <w:right w:w="55" w:type="dxa"/>
-            </w:tcMar>
-          </w:tcPr>
-          <w:p>
-            <w:pPr>
-              <w:spacing w:before="0" w:after="0"/>
-            </w:pPr>
-            <w:r>
-              <w:rPr>
-                <w:rFonts w:ascii="Times New Roman" w:hAnsi="Times New Roman"/>
-                <w:sz w:val="16"/>
-              </w:rPr>
-              <w:t>Interactive map rendering, marker clustering, SVG icons, geo-layers.</w:t>
+              <w:t>Incident ingestion, spatial filtering, and moderator workflows</w:t>
             </w:r>
           </w:p>
         </w:tc>
@@ -3403,94 +2461,76 @@
       <w:tr>
         <w:tc>
           <w:tcPr>
-            <w:tcW w:type="dxa" w:w="2520"/>
+            <w:tcW w:type="dxa" w:w="2160"/>
+            <w:shd w:fill="FFFFFF"/>
             <w:tcMar>
-              <w:top w:w="45" w:type="dxa"/>
-              <w:bottom w:w="45" w:type="dxa"/>
-              <w:left w:w="55" w:type="dxa"/>
-              <w:right w:w="55" w:type="dxa"/>
+              <w:top w:w="100" w:type="dxa"/>
+              <w:bottom w:w="100" w:type="dxa"/>
+              <w:left w:w="140" w:type="dxa"/>
+              <w:right w:w="140" w:type="dxa"/>
             </w:tcMar>
           </w:tcPr>
           <w:p>
             <w:pPr>
-              <w:spacing w:before="0" w:after="0"/>
+              <w:jc w:val="center"/>
             </w:pPr>
             <w:r>
               <w:rPr>
                 <w:rFonts w:ascii="Times New Roman" w:hAnsi="Times New Roman"/>
-                <w:b/>
-                <w:sz w:val="16"/>
+                <w:color w:val="1E293B"/>
+                <w:sz w:val="17"/>
               </w:rPr>
-              <w:t>Tile Providers</w:t>
+              <w:t>Database Layer</w:t>
             </w:r>
           </w:p>
         </w:tc>
         <w:tc>
           <w:tcPr>
-            <w:tcW w:type="dxa" w:w="2520"/>
+            <w:tcW w:type="dxa" w:w="3168"/>
+            <w:shd w:fill="FFFFFF"/>
             <w:tcMar>
-              <w:top w:w="45" w:type="dxa"/>
-              <w:bottom w:w="45" w:type="dxa"/>
-              <w:left w:w="55" w:type="dxa"/>
-              <w:right w:w="55" w:type="dxa"/>
+              <w:top w:w="100" w:type="dxa"/>
+              <w:bottom w:w="100" w:type="dxa"/>
+              <w:left w:w="140" w:type="dxa"/>
+              <w:right w:w="140" w:type="dxa"/>
             </w:tcMar>
           </w:tcPr>
           <w:p>
             <w:pPr>
-              <w:spacing w:before="0" w:after="0"/>
+              <w:jc w:val="left"/>
             </w:pPr>
             <w:r>
               <w:rPr>
                 <w:rFonts w:ascii="Times New Roman" w:hAnsi="Times New Roman"/>
-                <w:sz w:val="16"/>
+                <w:color w:val="1E293B"/>
+                <w:sz w:val="17"/>
               </w:rPr>
-              <w:t>OpenStreetMap / ESRI World Street</w:t>
+              <w:t>MySQL 8.0 / Supabase Relational</w:t>
             </w:r>
           </w:p>
         </w:tc>
         <w:tc>
           <w:tcPr>
-            <w:tcW w:type="dxa" w:w="2520"/>
+            <w:tcW w:type="dxa" w:w="4608"/>
+            <w:shd w:fill="FFFFFF"/>
             <w:tcMar>
-              <w:top w:w="45" w:type="dxa"/>
-              <w:bottom w:w="45" w:type="dxa"/>
-              <w:left w:w="55" w:type="dxa"/>
-              <w:right w:w="55" w:type="dxa"/>
+              <w:top w:w="100" w:type="dxa"/>
+              <w:bottom w:w="100" w:type="dxa"/>
+              <w:left w:w="140" w:type="dxa"/>
+              <w:right w:w="140" w:type="dxa"/>
             </w:tcMar>
           </w:tcPr>
           <w:p>
             <w:pPr>
-              <w:spacing w:before="0" w:after="0"/>
+              <w:jc w:val="center"/>
             </w:pPr>
             <w:r>
               <w:rPr>
                 <w:rFonts w:ascii="Times New Roman" w:hAnsi="Times New Roman"/>
-                <w:sz w:val="16"/>
+                <w:color w:val="1E293B"/>
+                <w:sz w:val="17"/>
               </w:rPr>
-              <w:t>Carto Standard</w:t>
-            </w:r>
-          </w:p>
-        </w:tc>
-        <w:tc>
-          <w:tcPr>
-            <w:tcW w:type="dxa" w:w="2520"/>
-            <w:tcMar>
-              <w:top w:w="45" w:type="dxa"/>
-              <w:bottom w:w="45" w:type="dxa"/>
-              <w:left w:w="55" w:type="dxa"/>
-              <w:right w:w="55" w:type="dxa"/>
-            </w:tcMar>
-          </w:tcPr>
-          <w:p>
-            <w:pPr>
-              <w:spacing w:before="0" w:after="0"/>
-            </w:pPr>
-            <w:r>
-              <w:rPr>
-                <w:rFonts w:ascii="Times New Roman" w:hAnsi="Times New Roman"/>
-                <w:sz w:val="16"/>
-              </w:rPr>
-              <w:t>Primary and automatic failover raster/vector map tile layers.</w:t>
+              <w:t>Structured spatial persistence, RBAC policies, audit logs</w:t>
             </w:r>
           </w:p>
         </w:tc>
@@ -3498,94 +2538,76 @@
       <w:tr>
         <w:tc>
           <w:tcPr>
-            <w:tcW w:type="dxa" w:w="2520"/>
+            <w:tcW w:type="dxa" w:w="2160"/>
+            <w:shd w:fill="FAF5FB"/>
             <w:tcMar>
-              <w:top w:w="45" w:type="dxa"/>
-              <w:bottom w:w="45" w:type="dxa"/>
-              <w:left w:w="55" w:type="dxa"/>
-              <w:right w:w="55" w:type="dxa"/>
+              <w:top w:w="100" w:type="dxa"/>
+              <w:bottom w:w="100" w:type="dxa"/>
+              <w:left w:w="140" w:type="dxa"/>
+              <w:right w:w="140" w:type="dxa"/>
             </w:tcMar>
           </w:tcPr>
           <w:p>
             <w:pPr>
-              <w:spacing w:before="0" w:after="0"/>
+              <w:jc w:val="center"/>
             </w:pPr>
             <w:r>
               <w:rPr>
                 <w:rFonts w:ascii="Times New Roman" w:hAnsi="Times New Roman"/>
-                <w:b/>
-                <w:sz w:val="16"/>
+                <w:color w:val="1E293B"/>
+                <w:sz w:val="17"/>
               </w:rPr>
-              <w:t>Data Visualization</w:t>
+              <w:t>Routing Engine</w:t>
             </w:r>
           </w:p>
         </w:tc>
         <w:tc>
           <w:tcPr>
-            <w:tcW w:type="dxa" w:w="2520"/>
+            <w:tcW w:type="dxa" w:w="3168"/>
+            <w:shd w:fill="FAF5FB"/>
             <w:tcMar>
-              <w:top w:w="45" w:type="dxa"/>
-              <w:bottom w:w="45" w:type="dxa"/>
-              <w:left w:w="55" w:type="dxa"/>
-              <w:right w:w="55" w:type="dxa"/>
+              <w:top w:w="100" w:type="dxa"/>
+              <w:bottom w:w="100" w:type="dxa"/>
+              <w:left w:w="140" w:type="dxa"/>
+              <w:right w:w="140" w:type="dxa"/>
             </w:tcMar>
           </w:tcPr>
           <w:p>
             <w:pPr>
-              <w:spacing w:before="0" w:after="0"/>
+              <w:jc w:val="left"/>
             </w:pPr>
             <w:r>
               <w:rPr>
                 <w:rFonts w:ascii="Times New Roman" w:hAnsi="Times New Roman"/>
-                <w:sz w:val="16"/>
+                <w:color w:val="1E293B"/>
+                <w:sz w:val="17"/>
               </w:rPr>
-              <w:t>Chart.js</w:t>
+              <w:t>OSRM (Open Source Routing Machine)</w:t>
             </w:r>
           </w:p>
         </w:tc>
         <w:tc>
           <w:tcPr>
-            <w:tcW w:type="dxa" w:w="2520"/>
+            <w:tcW w:type="dxa" w:w="4608"/>
+            <w:shd w:fill="FAF5FB"/>
             <w:tcMar>
-              <w:top w:w="45" w:type="dxa"/>
-              <w:bottom w:w="45" w:type="dxa"/>
-              <w:left w:w="55" w:type="dxa"/>
-              <w:right w:w="55" w:type="dxa"/>
+              <w:top w:w="100" w:type="dxa"/>
+              <w:bottom w:w="100" w:type="dxa"/>
+              <w:left w:w="140" w:type="dxa"/>
+              <w:right w:w="140" w:type="dxa"/>
             </w:tcMar>
           </w:tcPr>
           <w:p>
             <w:pPr>
-              <w:spacing w:before="0" w:after="0"/>
+              <w:jc w:val="center"/>
             </w:pPr>
             <w:r>
               <w:rPr>
                 <w:rFonts w:ascii="Times New Roman" w:hAnsi="Times New Roman"/>
-                <w:sz w:val="16"/>
+                <w:color w:val="1E293B"/>
+                <w:sz w:val="17"/>
               </w:rPr>
-              <w:t>4.4.1</w:t>
-            </w:r>
-          </w:p>
-        </w:tc>
-        <w:tc>
-          <w:tcPr>
-            <w:tcW w:type="dxa" w:w="2520"/>
-            <w:tcMar>
-              <w:top w:w="45" w:type="dxa"/>
-              <w:bottom w:w="45" w:type="dxa"/>
-              <w:left w:w="55" w:type="dxa"/>
-              <w:right w:w="55" w:type="dxa"/>
-            </w:tcMar>
-          </w:tcPr>
-          <w:p>
-            <w:pPr>
-              <w:spacing w:before="0" w:after="0"/>
-            </w:pPr>
-            <w:r>
-              <w:rPr>
-                <w:rFonts w:ascii="Times New Roman" w:hAnsi="Times New Roman"/>
-                <w:sz w:val="16"/>
-              </w:rPr>
-              <w:t>Administrative category analytics and incident severity distribution charts.</w:t>
+              <w:t>Real-world road-network pedestrian path calculation</w:t>
             </w:r>
           </w:p>
         </w:tc>
@@ -3593,94 +2615,76 @@
       <w:tr>
         <w:tc>
           <w:tcPr>
-            <w:tcW w:type="dxa" w:w="2520"/>
+            <w:tcW w:type="dxa" w:w="2160"/>
+            <w:shd w:fill="FFFFFF"/>
             <w:tcMar>
-              <w:top w:w="45" w:type="dxa"/>
-              <w:bottom w:w="45" w:type="dxa"/>
-              <w:left w:w="55" w:type="dxa"/>
-              <w:right w:w="55" w:type="dxa"/>
+              <w:top w:w="100" w:type="dxa"/>
+              <w:bottom w:w="100" w:type="dxa"/>
+              <w:left w:w="140" w:type="dxa"/>
+              <w:right w:w="140" w:type="dxa"/>
             </w:tcMar>
           </w:tcPr>
           <w:p>
             <w:pPr>
-              <w:spacing w:before="0" w:after="0"/>
+              <w:jc w:val="center"/>
             </w:pPr>
             <w:r>
               <w:rPr>
                 <w:rFonts w:ascii="Times New Roman" w:hAnsi="Times New Roman"/>
-                <w:b/>
-                <w:sz w:val="16"/>
+                <w:color w:val="1E293B"/>
+                <w:sz w:val="17"/>
               </w:rPr>
-              <w:t>Iconography</w:t>
+              <w:t>Mobile Hybrid App</w:t>
             </w:r>
           </w:p>
         </w:tc>
         <w:tc>
           <w:tcPr>
-            <w:tcW w:type="dxa" w:w="2520"/>
+            <w:tcW w:type="dxa" w:w="3168"/>
+            <w:shd w:fill="FFFFFF"/>
             <w:tcMar>
-              <w:top w:w="45" w:type="dxa"/>
-              <w:bottom w:w="45" w:type="dxa"/>
-              <w:left w:w="55" w:type="dxa"/>
-              <w:right w:w="55" w:type="dxa"/>
+              <w:top w:w="100" w:type="dxa"/>
+              <w:bottom w:w="100" w:type="dxa"/>
+              <w:left w:w="140" w:type="dxa"/>
+              <w:right w:w="140" w:type="dxa"/>
             </w:tcMar>
           </w:tcPr>
           <w:p>
             <w:pPr>
-              <w:spacing w:before="0" w:after="0"/>
+              <w:jc w:val="left"/>
             </w:pPr>
             <w:r>
               <w:rPr>
                 <w:rFonts w:ascii="Times New Roman" w:hAnsi="Times New Roman"/>
-                <w:sz w:val="16"/>
+                <w:color w:val="1E293B"/>
+                <w:sz w:val="17"/>
               </w:rPr>
-              <w:t>Lucide Icons</w:t>
+              <w:t>Capacitor 8.5 &amp; PWA Manifest</w:t>
             </w:r>
           </w:p>
         </w:tc>
         <w:tc>
           <w:tcPr>
-            <w:tcW w:type="dxa" w:w="2520"/>
+            <w:tcW w:type="dxa" w:w="4608"/>
+            <w:shd w:fill="FFFFFF"/>
             <w:tcMar>
-              <w:top w:w="45" w:type="dxa"/>
-              <w:bottom w:w="45" w:type="dxa"/>
-              <w:left w:w="55" w:type="dxa"/>
-              <w:right w:w="55" w:type="dxa"/>
+              <w:top w:w="100" w:type="dxa"/>
+              <w:bottom w:w="100" w:type="dxa"/>
+              <w:left w:w="140" w:type="dxa"/>
+              <w:right w:w="140" w:type="dxa"/>
             </w:tcMar>
           </w:tcPr>
           <w:p>
             <w:pPr>
-              <w:spacing w:before="0" w:after="0"/>
+              <w:jc w:val="center"/>
             </w:pPr>
             <w:r>
               <w:rPr>
                 <w:rFonts w:ascii="Times New Roman" w:hAnsi="Times New Roman"/>
-                <w:sz w:val="16"/>
+                <w:color w:val="1E293B"/>
+                <w:sz w:val="17"/>
               </w:rPr>
-              <w:t>0.460.0</w:t>
-            </w:r>
-          </w:p>
-        </w:tc>
-        <w:tc>
-          <w:tcPr>
-            <w:tcW w:type="dxa" w:w="2520"/>
-            <w:tcMar>
-              <w:top w:w="45" w:type="dxa"/>
-              <w:bottom w:w="45" w:type="dxa"/>
-              <w:left w:w="55" w:type="dxa"/>
-              <w:right w:w="55" w:type="dxa"/>
-            </w:tcMar>
-          </w:tcPr>
-          <w:p>
-            <w:pPr>
-              <w:spacing w:before="0" w:after="0"/>
-            </w:pPr>
-            <w:r>
-              <w:rPr>
-                <w:rFonts w:ascii="Times New Roman" w:hAnsi="Times New Roman"/>
-                <w:sz w:val="16"/>
-              </w:rPr>
-              <w:t>Clean iconography for civic affordances and emergency dialers.</w:t>
+              <w:t>Native Android APK compilation and 1-tap browser installation</w:t>
             </w:r>
           </w:p>
         </w:tc>
@@ -3688,474 +2692,76 @@
       <w:tr>
         <w:tc>
           <w:tcPr>
-            <w:tcW w:type="dxa" w:w="2520"/>
+            <w:tcW w:type="dxa" w:w="2160"/>
+            <w:shd w:fill="FAF5FB"/>
             <w:tcMar>
-              <w:top w:w="45" w:type="dxa"/>
-              <w:bottom w:w="45" w:type="dxa"/>
-              <w:left w:w="55" w:type="dxa"/>
-              <w:right w:w="55" w:type="dxa"/>
+              <w:top w:w="100" w:type="dxa"/>
+              <w:bottom w:w="100" w:type="dxa"/>
+              <w:left w:w="140" w:type="dxa"/>
+              <w:right w:w="140" w:type="dxa"/>
             </w:tcMar>
           </w:tcPr>
           <w:p>
             <w:pPr>
-              <w:spacing w:before="0" w:after="0"/>
+              <w:jc w:val="center"/>
             </w:pPr>
             <w:r>
               <w:rPr>
                 <w:rFonts w:ascii="Times New Roman" w:hAnsi="Times New Roman"/>
-                <w:b/>
-                <w:sz w:val="16"/>
+                <w:color w:val="1E293B"/>
+                <w:sz w:val="17"/>
               </w:rPr>
-              <w:t>Backend Runtime</w:t>
+              <w:t>CI/CD Pipeline</w:t>
             </w:r>
           </w:p>
         </w:tc>
         <w:tc>
           <w:tcPr>
-            <w:tcW w:type="dxa" w:w="2520"/>
+            <w:tcW w:type="dxa" w:w="3168"/>
+            <w:shd w:fill="FAF5FB"/>
             <w:tcMar>
-              <w:top w:w="45" w:type="dxa"/>
-              <w:bottom w:w="45" w:type="dxa"/>
-              <w:left w:w="55" w:type="dxa"/>
-              <w:right w:w="55" w:type="dxa"/>
+              <w:top w:w="100" w:type="dxa"/>
+              <w:bottom w:w="100" w:type="dxa"/>
+              <w:left w:w="140" w:type="dxa"/>
+              <w:right w:w="140" w:type="dxa"/>
             </w:tcMar>
           </w:tcPr>
           <w:p>
             <w:pPr>
-              <w:spacing w:before="0" w:after="0"/>
+              <w:jc w:val="left"/>
             </w:pPr>
             <w:r>
               <w:rPr>
                 <w:rFonts w:ascii="Times New Roman" w:hAnsi="Times New Roman"/>
-                <w:sz w:val="16"/>
+                <w:color w:val="1E293B"/>
+                <w:sz w:val="17"/>
               </w:rPr>
-              <w:t>Node.js</w:t>
+              <w:t>GitHub Actions, Ubuntu Runner</w:t>
             </w:r>
           </w:p>
         </w:tc>
         <w:tc>
           <w:tcPr>
-            <w:tcW w:type="dxa" w:w="2520"/>
+            <w:tcW w:type="dxa" w:w="4608"/>
+            <w:shd w:fill="FAF5FB"/>
             <w:tcMar>
-              <w:top w:w="45" w:type="dxa"/>
-              <w:bottom w:w="45" w:type="dxa"/>
-              <w:left w:w="55" w:type="dxa"/>
-              <w:right w:w="55" w:type="dxa"/>
+              <w:top w:w="100" w:type="dxa"/>
+              <w:bottom w:w="100" w:type="dxa"/>
+              <w:left w:w="140" w:type="dxa"/>
+              <w:right w:w="140" w:type="dxa"/>
             </w:tcMar>
           </w:tcPr>
           <w:p>
             <w:pPr>
-              <w:spacing w:before="0" w:after="0"/>
+              <w:jc w:val="center"/>
             </w:pPr>
             <w:r>
               <w:rPr>
                 <w:rFonts w:ascii="Times New Roman" w:hAnsi="Times New Roman"/>
-                <w:sz w:val="16"/>
+                <w:color w:val="1E293B"/>
+                <w:sz w:val="17"/>
               </w:rPr>
-              <w:t>v20+ LTS</w:t>
-            </w:r>
-          </w:p>
-        </w:tc>
-        <w:tc>
-          <w:tcPr>
-            <w:tcW w:type="dxa" w:w="2520"/>
-            <w:tcMar>
-              <w:top w:w="45" w:type="dxa"/>
-              <w:bottom w:w="45" w:type="dxa"/>
-              <w:left w:w="55" w:type="dxa"/>
-              <w:right w:w="55" w:type="dxa"/>
-            </w:tcMar>
-          </w:tcPr>
-          <w:p>
-            <w:pPr>
-              <w:spacing w:before="0" w:after="0"/>
-            </w:pPr>
-            <w:r>
-              <w:rPr>
-                <w:rFonts w:ascii="Times New Roman" w:hAnsi="Times New Roman"/>
-                <w:sz w:val="16"/>
-              </w:rPr>
-              <w:t>Asynchronous serverless and web service execution environment.</w:t>
-            </w:r>
-          </w:p>
-        </w:tc>
-      </w:tr>
-      <w:tr>
-        <w:tc>
-          <w:tcPr>
-            <w:tcW w:type="dxa" w:w="2520"/>
-            <w:tcMar>
-              <w:top w:w="45" w:type="dxa"/>
-              <w:bottom w:w="45" w:type="dxa"/>
-              <w:left w:w="55" w:type="dxa"/>
-              <w:right w:w="55" w:type="dxa"/>
-            </w:tcMar>
-          </w:tcPr>
-          <w:p>
-            <w:pPr>
-              <w:spacing w:before="0" w:after="0"/>
-            </w:pPr>
-            <w:r>
-              <w:rPr>
-                <w:rFonts w:ascii="Times New Roman" w:hAnsi="Times New Roman"/>
-                <w:b/>
-                <w:sz w:val="16"/>
-              </w:rPr>
-              <w:t>Web Framework</w:t>
-            </w:r>
-          </w:p>
-        </w:tc>
-        <w:tc>
-          <w:tcPr>
-            <w:tcW w:type="dxa" w:w="2520"/>
-            <w:tcMar>
-              <w:top w:w="45" w:type="dxa"/>
-              <w:bottom w:w="45" w:type="dxa"/>
-              <w:left w:w="55" w:type="dxa"/>
-              <w:right w:w="55" w:type="dxa"/>
-            </w:tcMar>
-          </w:tcPr>
-          <w:p>
-            <w:pPr>
-              <w:spacing w:before="0" w:after="0"/>
-            </w:pPr>
-            <w:r>
-              <w:rPr>
-                <w:rFonts w:ascii="Times New Roman" w:hAnsi="Times New Roman"/>
-                <w:sz w:val="16"/>
-              </w:rPr>
-              <w:t>Express.js</w:t>
-            </w:r>
-          </w:p>
-        </w:tc>
-        <w:tc>
-          <w:tcPr>
-            <w:tcW w:type="dxa" w:w="2520"/>
-            <w:tcMar>
-              <w:top w:w="45" w:type="dxa"/>
-              <w:bottom w:w="45" w:type="dxa"/>
-              <w:left w:w="55" w:type="dxa"/>
-              <w:right w:w="55" w:type="dxa"/>
-            </w:tcMar>
-          </w:tcPr>
-          <w:p>
-            <w:pPr>
-              <w:spacing w:before="0" w:after="0"/>
-            </w:pPr>
-            <w:r>
-              <w:rPr>
-                <w:rFonts w:ascii="Times New Roman" w:hAnsi="Times New Roman"/>
-                <w:sz w:val="16"/>
-              </w:rPr>
-              <w:t>4.19.2</w:t>
-            </w:r>
-          </w:p>
-        </w:tc>
-        <w:tc>
-          <w:tcPr>
-            <w:tcW w:type="dxa" w:w="2520"/>
-            <w:tcMar>
-              <w:top w:w="45" w:type="dxa"/>
-              <w:bottom w:w="45" w:type="dxa"/>
-              <w:left w:w="55" w:type="dxa"/>
-              <w:right w:w="55" w:type="dxa"/>
-            </w:tcMar>
-          </w:tcPr>
-          <w:p>
-            <w:pPr>
-              <w:spacing w:before="0" w:after="0"/>
-            </w:pPr>
-            <w:r>
-              <w:rPr>
-                <w:rFonts w:ascii="Times New Roman" w:hAnsi="Times New Roman"/>
-                <w:sz w:val="16"/>
-              </w:rPr>
-              <w:t>REST API routing, CORS handling, static serving, and JSON serialization.</w:t>
-            </w:r>
-          </w:p>
-        </w:tc>
-      </w:tr>
-      <w:tr>
-        <w:tc>
-          <w:tcPr>
-            <w:tcW w:type="dxa" w:w="2520"/>
-            <w:tcMar>
-              <w:top w:w="45" w:type="dxa"/>
-              <w:bottom w:w="45" w:type="dxa"/>
-              <w:left w:w="55" w:type="dxa"/>
-              <w:right w:w="55" w:type="dxa"/>
-            </w:tcMar>
-          </w:tcPr>
-          <w:p>
-            <w:pPr>
-              <w:spacing w:before="0" w:after="0"/>
-            </w:pPr>
-            <w:r>
-              <w:rPr>
-                <w:rFonts w:ascii="Times New Roman" w:hAnsi="Times New Roman"/>
-                <w:b/>
-                <w:sz w:val="16"/>
-              </w:rPr>
-              <w:t>Database</w:t>
-            </w:r>
-          </w:p>
-        </w:tc>
-        <w:tc>
-          <w:tcPr>
-            <w:tcW w:type="dxa" w:w="2520"/>
-            <w:tcMar>
-              <w:top w:w="45" w:type="dxa"/>
-              <w:bottom w:w="45" w:type="dxa"/>
-              <w:left w:w="55" w:type="dxa"/>
-              <w:right w:w="55" w:type="dxa"/>
-            </w:tcMar>
-          </w:tcPr>
-          <w:p>
-            <w:pPr>
-              <w:spacing w:before="0" w:after="0"/>
-            </w:pPr>
-            <w:r>
-              <w:rPr>
-                <w:rFonts w:ascii="Times New Roman" w:hAnsi="Times New Roman"/>
-                <w:sz w:val="16"/>
-              </w:rPr>
-              <w:t>MySQL / Relational Engine</w:t>
-            </w:r>
-          </w:p>
-        </w:tc>
-        <w:tc>
-          <w:tcPr>
-            <w:tcW w:type="dxa" w:w="2520"/>
-            <w:tcMar>
-              <w:top w:w="45" w:type="dxa"/>
-              <w:bottom w:w="45" w:type="dxa"/>
-              <w:left w:w="55" w:type="dxa"/>
-              <w:right w:w="55" w:type="dxa"/>
-            </w:tcMar>
-          </w:tcPr>
-          <w:p>
-            <w:pPr>
-              <w:spacing w:before="0" w:after="0"/>
-            </w:pPr>
-            <w:r>
-              <w:rPr>
-                <w:rFonts w:ascii="Times New Roman" w:hAnsi="Times New Roman"/>
-                <w:sz w:val="16"/>
-              </w:rPr>
-              <w:t>8.0+ / MySQL2 3.11</w:t>
-            </w:r>
-          </w:p>
-        </w:tc>
-        <w:tc>
-          <w:tcPr>
-            <w:tcW w:type="dxa" w:w="2520"/>
-            <w:tcMar>
-              <w:top w:w="45" w:type="dxa"/>
-              <w:bottom w:w="45" w:type="dxa"/>
-              <w:left w:w="55" w:type="dxa"/>
-              <w:right w:w="55" w:type="dxa"/>
-            </w:tcMar>
-          </w:tcPr>
-          <w:p>
-            <w:pPr>
-              <w:spacing w:before="0" w:after="0"/>
-            </w:pPr>
-            <w:r>
-              <w:rPr>
-                <w:rFonts w:ascii="Times New Roman" w:hAnsi="Times New Roman"/>
-                <w:sz w:val="16"/>
-              </w:rPr>
-              <w:t>Persistent relational storage for users, incidents, havens, and alerts.</w:t>
-            </w:r>
-          </w:p>
-        </w:tc>
-      </w:tr>
-      <w:tr>
-        <w:tc>
-          <w:tcPr>
-            <w:tcW w:type="dxa" w:w="2520"/>
-            <w:tcMar>
-              <w:top w:w="45" w:type="dxa"/>
-              <w:bottom w:w="45" w:type="dxa"/>
-              <w:left w:w="55" w:type="dxa"/>
-              <w:right w:w="55" w:type="dxa"/>
-            </w:tcMar>
-          </w:tcPr>
-          <w:p>
-            <w:pPr>
-              <w:spacing w:before="0" w:after="0"/>
-            </w:pPr>
-            <w:r>
-              <w:rPr>
-                <w:rFonts w:ascii="Times New Roman" w:hAnsi="Times New Roman"/>
-                <w:b/>
-                <w:sz w:val="16"/>
-              </w:rPr>
-              <w:t>Routing Engine</w:t>
-            </w:r>
-          </w:p>
-        </w:tc>
-        <w:tc>
-          <w:tcPr>
-            <w:tcW w:type="dxa" w:w="2520"/>
-            <w:tcMar>
-              <w:top w:w="45" w:type="dxa"/>
-              <w:bottom w:w="45" w:type="dxa"/>
-              <w:left w:w="55" w:type="dxa"/>
-              <w:right w:w="55" w:type="dxa"/>
-            </w:tcMar>
-          </w:tcPr>
-          <w:p>
-            <w:pPr>
-              <w:spacing w:before="0" w:after="0"/>
-            </w:pPr>
-            <w:r>
-              <w:rPr>
-                <w:rFonts w:ascii="Times New Roman" w:hAnsi="Times New Roman"/>
-                <w:sz w:val="16"/>
-              </w:rPr>
-              <w:t>OSRM Project Routing</w:t>
-            </w:r>
-          </w:p>
-        </w:tc>
-        <w:tc>
-          <w:tcPr>
-            <w:tcW w:type="dxa" w:w="2520"/>
-            <w:tcMar>
-              <w:top w:w="45" w:type="dxa"/>
-              <w:bottom w:w="45" w:type="dxa"/>
-              <w:left w:w="55" w:type="dxa"/>
-              <w:right w:w="55" w:type="dxa"/>
-            </w:tcMar>
-          </w:tcPr>
-          <w:p>
-            <w:pPr>
-              <w:spacing w:before="0" w:after="0"/>
-            </w:pPr>
-            <w:r>
-              <w:rPr>
-                <w:rFonts w:ascii="Times New Roman" w:hAnsi="Times New Roman"/>
-                <w:sz w:val="16"/>
-              </w:rPr>
-              <w:t>v5 Public</w:t>
-            </w:r>
-          </w:p>
-        </w:tc>
-        <w:tc>
-          <w:tcPr>
-            <w:tcW w:type="dxa" w:w="2520"/>
-            <w:tcMar>
-              <w:top w:w="45" w:type="dxa"/>
-              <w:bottom w:w="45" w:type="dxa"/>
-              <w:left w:w="55" w:type="dxa"/>
-              <w:right w:w="55" w:type="dxa"/>
-            </w:tcMar>
-          </w:tcPr>
-          <w:p>
-            <w:pPr>
-              <w:spacing w:before="0" w:after="0"/>
-            </w:pPr>
-            <w:r>
-              <w:rPr>
-                <w:rFonts w:ascii="Times New Roman" w:hAnsi="Times New Roman"/>
-                <w:sz w:val="16"/>
-              </w:rPr>
-              <w:t>Open routing service for foot and driving linestring geometries.</w:t>
-            </w:r>
-          </w:p>
-        </w:tc>
-      </w:tr>
-      <w:tr>
-        <w:tc>
-          <w:tcPr>
-            <w:tcW w:type="dxa" w:w="2520"/>
-            <w:tcMar>
-              <w:top w:w="45" w:type="dxa"/>
-              <w:bottom w:w="45" w:type="dxa"/>
-              <w:left w:w="55" w:type="dxa"/>
-              <w:right w:w="55" w:type="dxa"/>
-            </w:tcMar>
-          </w:tcPr>
-          <w:p>
-            <w:pPr>
-              <w:spacing w:before="0" w:after="0"/>
-            </w:pPr>
-            <w:r>
-              <w:rPr>
-                <w:rFonts w:ascii="Times New Roman" w:hAnsi="Times New Roman"/>
-                <w:b/>
-                <w:sz w:val="16"/>
-              </w:rPr>
-              <w:t>Deployment</w:t>
-            </w:r>
-          </w:p>
-        </w:tc>
-        <w:tc>
-          <w:tcPr>
-            <w:tcW w:type="dxa" w:w="2520"/>
-            <w:tcMar>
-              <w:top w:w="45" w:type="dxa"/>
-              <w:bottom w:w="45" w:type="dxa"/>
-              <w:left w:w="55" w:type="dxa"/>
-              <w:right w:w="55" w:type="dxa"/>
-            </w:tcMar>
-          </w:tcPr>
-          <w:p>
-            <w:pPr>
-              <w:spacing w:before="0" w:after="0"/>
-            </w:pPr>
-            <w:r>
-              <w:rPr>
-                <w:rFonts w:ascii="Times New Roman" w:hAnsi="Times New Roman"/>
-                <w:sz w:val="16"/>
-              </w:rPr>
-              <w:t>Vercel Serverless / GitHub Pages</w:t>
-            </w:r>
-          </w:p>
-        </w:tc>
-        <w:tc>
-          <w:tcPr>
-            <w:tcW w:type="dxa" w:w="2520"/>
-            <w:tcMar>
-              <w:top w:w="45" w:type="dxa"/>
-              <w:bottom w:w="45" w:type="dxa"/>
-              <w:left w:w="55" w:type="dxa"/>
-              <w:right w:w="55" w:type="dxa"/>
-            </w:tcMar>
-          </w:tcPr>
-          <w:p>
-            <w:pPr>
-              <w:spacing w:before="0" w:after="0"/>
-            </w:pPr>
-            <w:r>
-              <w:rPr>
-                <w:rFonts w:ascii="Times New Roman" w:hAnsi="Times New Roman"/>
-                <w:sz w:val="16"/>
-              </w:rPr>
-              <w:t>Cloud Production</w:t>
-            </w:r>
-          </w:p>
-        </w:tc>
-        <w:tc>
-          <w:tcPr>
-            <w:tcW w:type="dxa" w:w="2520"/>
-            <w:tcMar>
-              <w:top w:w="45" w:type="dxa"/>
-              <w:bottom w:w="45" w:type="dxa"/>
-              <w:left w:w="55" w:type="dxa"/>
-              <w:right w:w="55" w:type="dxa"/>
-            </w:tcMar>
-          </w:tcPr>
-          <w:p>
-            <w:pPr>
-              <w:spacing w:before="0" w:after="0"/>
-            </w:pPr>
-            <w:r>
-              <w:rPr>
-                <w:rFonts w:ascii="Times New Roman" w:hAnsi="Times New Roman"/>
-                <w:sz w:val="16"/>
-              </w:rPr>
-              <w:t>Globally distributed edge hosting and continuous Git deployment.</w:t>
+              <w:t>Automated syntax validation, testing, and APK compilation</w:t>
             </w:r>
           </w:p>
         </w:tc>
@@ -4169,15 +2775,45 @@
     <w:p>
       <w:pPr>
         <w:keepNext/>
-        <w:spacing w:before="160" w:after="60"/>
+        <w:spacing w:before="200" w:after="60"/>
       </w:pPr>
       <w:r>
         <w:rPr>
           <w:rFonts w:ascii="Times New Roman" w:hAnsi="Times New Roman"/>
           <w:b/>
-          <w:sz w:val="19"/>
+          <w:i/>
+          <w:color w:val="1E293B"/>
+          <w:sz w:val="20"/>
         </w:rPr>
-        <w:t>Table 3. Empirical Verification and Test Results Matrix</w:t>
+        <w:t>A. Routing Logic and Algorithm Specification</w:t>
+      </w:r>
+    </w:p>
+    <w:p>
+      <w:pPr>
+        <w:spacing w:after="120" w:line="269" w:lineRule="auto"/>
+        <w:jc w:val="both"/>
+      </w:pPr>
+      <w:r>
+        <w:rPr>
+          <w:rFonts w:ascii="Times New Roman" w:hAnsi="Times New Roman"/>
+          <w:color w:val="1E293B"/>
+          <w:sz w:val="20"/>
+        </w:rPr>
+        <w:t>Listing 1 details the core algorithm implemented in SafeCity for evaluating multi-criteria path safety scores and monitoring stationary escort watchdog states.</w:t>
+      </w:r>
+    </w:p>
+    <w:p>
+      <w:pPr>
+        <w:spacing w:before="160" w:after="60"/>
+        <w:jc w:val="center"/>
+      </w:pPr>
+      <w:r>
+        <w:rPr>
+          <w:rFonts w:ascii="Times New Roman" w:hAnsi="Times New Roman"/>
+          <w:i/>
+          <w:sz w:val="18"/>
+        </w:rPr>
+        <w:t>Listing 1. Multi-Criteria Route Safety Evaluation and Telemetry Watchdog Routine</w:t>
       </w:r>
     </w:p>
     <w:tbl>
@@ -4185,34 +2821,475 @@
         <w:tblW w:type="auto" w:w="0"/>
         <w:jc w:val="center"/>
         <w:tblLook w:firstColumn="1" w:firstRow="1" w:lastColumn="0" w:lastRow="0" w:noHBand="0" w:noVBand="1" w:val="04A0"/>
-        <w:tblBorders>
-          <w:top w:val="single" w:sz="8" w:space="0" w:color="000000"/>
-          <w:bottom w:val="single" w:sz="8" w:space="0" w:color="000000"/>
-          <w:left w:val="none"/>
-          <w:right w:val="none"/>
-          <w:insideH w:val="single" w:sz="4" w:space="0" w:color="CCCCCC"/>
-          <w:insideV w:val="none"/>
-        </w:tblBorders>
       </w:tblPr>
       <w:tblGrid>
-        <w:gridCol w:w="1440"/>
-        <w:gridCol w:w="1440"/>
-        <w:gridCol w:w="1440"/>
-        <w:gridCol w:w="1440"/>
-        <w:gridCol w:w="1440"/>
-        <w:gridCol w:w="1440"/>
-        <w:gridCol w:w="1440"/>
+        <w:gridCol w:w="10080"/>
       </w:tblGrid>
       <w:tr>
         <w:tc>
           <w:tcPr>
-            <w:tcW w:type="dxa" w:w="1440"/>
-            <w:shd w:fill="F5F1EA"/>
+            <w:tcW w:type="dxa" w:w="10080"/>
+            <w:shd w:fill="F8FAFC"/>
             <w:tcMar>
-              <w:top w:w="60" w:type="dxa"/>
-              <w:bottom w:w="60" w:type="dxa"/>
-              <w:left w:w="60" w:type="dxa"/>
-              <w:right w:w="60" w:type="dxa"/>
+              <w:top w:w="120" w:type="dxa"/>
+              <w:bottom w:w="120" w:type="dxa"/>
+              <w:left w:w="180" w:type="dxa"/>
+              <w:right w:w="180" w:type="dxa"/>
+            </w:tcMar>
+          </w:tcPr>
+          <w:p>
+            <w:pPr>
+              <w:spacing w:before="0" w:after="0" w:line="252" w:lineRule="auto"/>
+            </w:pPr>
+            <w:r>
+              <w:rPr>
+                <w:rFonts w:ascii="Courier New" w:hAnsi="Courier New"/>
+                <w:color w:val="0F172A"/>
+                <w:sz w:val="17"/>
+              </w:rPr>
+              <w:t>Algorithm 1: Multi-Criteria Route Safety Evaluation and Telemetry Watchdog</w:t>
+              <w:br/>
+              <w:t>Input: Route coordinates R = {c_1, c_2, ..., c_k}, Incidents list I, SafeHavens list H</w:t>
+              <w:br/>
+              <w:t>Output: Safety Score S in [10, 98], Watchdog State</w:t>
+              <w:br/>
+              <w:t>-------------------------------------------------------------------------</w:t>
+              <w:br/>
+              <w:t>1:  S_base &lt;- 75.0</w:t>
+              <w:br/>
+              <w:t>2:  total_penalty &lt;- 0.0</w:t>
+              <w:br/>
+              <w:t>3:  FOR EACH incident in I DO:</w:t>
+              <w:br/>
+              <w:t>4:      IF incident.status == 'VERIFIED' THEN</w:t>
+              <w:br/>
+              <w:t>5:          d_min &lt;- min_distance(incident.location, R)</w:t>
+              <w:br/>
+              <w:t>6:          IF d_min &lt;= 450 meters THEN</w:t>
+              <w:br/>
+              <w:t>7:              dt_hours &lt;- (current_time - incident.timestamp) / 3600</w:t>
+              <w:br/>
+              <w:t>8:              w &lt;- get_severity_weight(incident.severity)</w:t>
+              <w:br/>
+              <w:t>9:              penalty &lt;- w * exp(-(d_min^2) / (2 * 250^2)) * exp(-0.005 * dt_hours)</w:t>
+              <w:br/>
+              <w:t>10:             total_penalty &lt;- total_penalty + penalty</w:t>
+              <w:br/>
+              <w:t>11:         END IF</w:t>
+              <w:br/>
+              <w:t>12:     END IF</w:t>
+              <w:br/>
+              <w:t>13: END FOR</w:t>
+              <w:br/>
+              <w:t>14: total_bonus &lt;- 0.0</w:t>
+              <w:br/>
+              <w:t>15: FOR EACH haven in H DO:</w:t>
+              <w:br/>
+              <w:t>16:     IF min_distance(haven.location, R) &lt;= 400 meters THEN</w:t>
+              <w:br/>
+              <w:t>17:         total_bonus &lt;- min(total_bonus + 8.0, 18.0)</w:t>
+              <w:br/>
+              <w:t>18:     END IF</w:t>
+              <w:br/>
+              <w:t>19: END FOR</w:t>
+              <w:br/>
+              <w:t>20: S_route &lt;- clamp(S_base - total_penalty + total_bonus, 10.0, 98.0)</w:t>
+              <w:br/>
+              <w:t>21: PROCEDURE Watchdog_Update(current_gps, previous_gps, dt_stationary):</w:t>
+              <w:br/>
+              <w:t>22:     displacement &lt;- Haversine(current_gps, previous_gps)</w:t>
+              <w:br/>
+              <w:t>23:     IF displacement &lt; 10.0 meters THEN</w:t>
+              <w:br/>
+              <w:t>24:         dt_stationary &lt;- dt_stationary + delta_t</w:t>
+              <w:br/>
+              <w:t>25:         IF dt_stationary &gt;= 180 seconds THEN</w:t>
+              <w:br/>
+              <w:t>26:             Trigger_Emergency_SOS(dual_chime = TRUE, sms_dispatch = TRUE)</w:t>
+              <w:br/>
+              <w:t>27:         END IF</w:t>
+              <w:br/>
+              <w:t>28:     ELSE:</w:t>
+              <w:br/>
+              <w:t>29:         dt_stationary &lt;- 0</w:t>
+              <w:br/>
+              <w:t>30:     END IF</w:t>
+              <w:br/>
+              <w:t>31: RETURN S_route</w:t>
+            </w:r>
+          </w:p>
+        </w:tc>
+      </w:tr>
+    </w:tbl>
+    <w:p>
+      <w:pPr>
+        <w:spacing w:after="80"/>
+      </w:pPr>
+    </w:p>
+    <w:p>
+      <w:pPr>
+        <w:keepNext/>
+        <w:spacing w:before="200" w:after="60"/>
+      </w:pPr>
+      <w:r>
+        <w:rPr>
+          <w:rFonts w:ascii="Times New Roman" w:hAnsi="Times New Roman"/>
+          <w:b/>
+          <w:i/>
+          <w:color w:val="1E293B"/>
+          <w:sz w:val="20"/>
+        </w:rPr>
+        <w:t>B. Deployment and Testing Methodology</w:t>
+      </w:r>
+    </w:p>
+    <w:p>
+      <w:pPr>
+        <w:spacing w:after="120" w:line="269" w:lineRule="auto"/>
+        <w:jc w:val="both"/>
+      </w:pPr>
+      <w:r>
+        <w:rPr>
+          <w:rFonts w:ascii="Times New Roman" w:hAnsi="Times New Roman"/>
+          <w:color w:val="1E293B"/>
+          <w:sz w:val="20"/>
+        </w:rPr>
+        <w:t>Development and experimental benchmarking were performed on a standard mobile workstation (Intel Core i5, 16 GB RAM, Windows 11) using Node.js v20, MySQL 8.0, and the Android SDK (Platform 34). Unit and integration test suites cover REST API status transitions, coordinate quantization algorithms, and spatial scoring routines. All assets are version-controlled on GitHub and deployed continuously to cloud edge infrastructure.</w:t>
+      </w:r>
+    </w:p>
+    <w:p>
+      <w:pPr>
+        <w:keepNext/>
+        <w:spacing w:before="280" w:after="80"/>
+      </w:pPr>
+      <w:r>
+        <w:rPr>
+          <w:rFonts w:ascii="Times New Roman" w:hAnsi="Times New Roman"/>
+          <w:b/>
+          <w:color w:val="0F172A"/>
+          <w:sz w:val="21"/>
+        </w:rPr>
+        <w:t>V. SECURITY, PRIVACY AND THREAT MODEL</w:t>
+      </w:r>
+    </w:p>
+    <w:p>
+      <w:pPr>
+        <w:spacing w:after="120" w:line="269" w:lineRule="auto"/>
+        <w:jc w:val="both"/>
+      </w:pPr>
+      <w:r>
+        <w:rPr>
+          <w:rFonts w:ascii="Times New Roman" w:hAnsi="Times New Roman"/>
+          <w:color w:val="1E293B"/>
+          <w:sz w:val="20"/>
+        </w:rPr>
+        <w:t>Because public safety platforms operate within adversarial and privacy-sensitive urban environments, their security and data-protection properties must be rigorously analyzed.</w:t>
+      </w:r>
+    </w:p>
+    <w:p>
+      <w:pPr>
+        <w:keepNext/>
+        <w:spacing w:before="200" w:after="60"/>
+      </w:pPr>
+      <w:r>
+        <w:rPr>
+          <w:rFonts w:ascii="Times New Roman" w:hAnsi="Times New Roman"/>
+          <w:b/>
+          <w:i/>
+          <w:color w:val="1E293B"/>
+          <w:sz w:val="20"/>
+        </w:rPr>
+        <w:t>A. Threat Model</w:t>
+      </w:r>
+    </w:p>
+    <w:p>
+      <w:pPr>
+        <w:spacing w:after="120" w:line="269" w:lineRule="auto"/>
+        <w:jc w:val="both"/>
+      </w:pPr>
+      <w:r>
+        <w:rPr>
+          <w:rFonts w:ascii="Times New Roman" w:hAnsi="Times New Roman"/>
+          <w:color w:val="1E293B"/>
+          <w:sz w:val="20"/>
+        </w:rPr>
+        <w:t>SafeCity explicitly considers four adversary classes: (i) Malicious Disinformation Actors: External adversaries seeking to fabricate false incident clusters to artificially depress neighborhood safety ratings or divert foot traffic; (ii) Stalking and Voyeuristic Adversaries: Malicious actors attempting to scrape spatial incident data or companion telemetry to identify vulnerable victims' personal residence or daily travel routines; (iii) Compromised Administrative Insiders: Rogue moderators attempting to alter incident statuses or delete verified records; and (iv) Network Eavesdroppers: Intermediaries attempting to intercept unencrypted location packets over insecure public Wi-Fi networks.</w:t>
+      </w:r>
+    </w:p>
+    <w:p>
+      <w:pPr>
+        <w:keepNext/>
+        <w:spacing w:before="200" w:after="60"/>
+      </w:pPr>
+      <w:r>
+        <w:rPr>
+          <w:rFonts w:ascii="Times New Roman" w:hAnsi="Times New Roman"/>
+          <w:b/>
+          <w:i/>
+          <w:color w:val="1E293B"/>
+          <w:sz w:val="20"/>
+        </w:rPr>
+        <w:t>B. Location Privacy and Spatial Obfuscation</w:t>
+      </w:r>
+    </w:p>
+    <w:p>
+      <w:pPr>
+        <w:spacing w:after="120" w:line="269" w:lineRule="auto"/>
+        <w:jc w:val="both"/>
+      </w:pPr>
+      <w:r>
+        <w:rPr>
+          <w:rFonts w:ascii="Times New Roman" w:hAnsi="Times New Roman"/>
+          <w:color w:val="1E293B"/>
+          <w:sz w:val="20"/>
+        </w:rPr>
+        <w:t>To counter Adversary Class (ii), SafeCity incorporates client-side coordinate quantization. Latitude and longitude readings submitted in incident reports are truncated to three decimal places before leaving the user's device. In geographic terms, a 0.001-degree displacement at Bengaluru's latitude (12.97° N) corresponds to approximately 111 meters. This level of spatial coarsening preserves the street-level utility of the report while completely preventing an adversary from isolating the victim's exact doorway or office entrance. Furthermore, live companion escort telemetry is ephemeral: real-time waypoints are maintained in volatile client-side memory and purged immediately upon session completion.</w:t>
+      </w:r>
+    </w:p>
+    <w:p>
+      <w:pPr>
+        <w:keepNext/>
+        <w:spacing w:before="200" w:after="60"/>
+      </w:pPr>
+      <w:r>
+        <w:rPr>
+          <w:rFonts w:ascii="Times New Roman" w:hAnsi="Times New Roman"/>
+          <w:b/>
+          <w:i/>
+          <w:color w:val="1E293B"/>
+          <w:sz w:val="20"/>
+        </w:rPr>
+        <w:t>C. Data Minimization and Regulatory Alignment</w:t>
+      </w:r>
+    </w:p>
+    <w:p>
+      <w:pPr>
+        <w:spacing w:after="120" w:line="269" w:lineRule="auto"/>
+        <w:jc w:val="both"/>
+      </w:pPr>
+      <w:r>
+        <w:rPr>
+          <w:rFonts w:ascii="Times New Roman" w:hAnsi="Times New Roman"/>
+          <w:color w:val="1E293B"/>
+          <w:sz w:val="20"/>
+        </w:rPr>
+        <w:t>SafeCity complies with modern data-protection statutes, including the Indian Digital Personal Data Protection (DPDP) Act of 2023 and the Information Technology Act of 2000. In strict accordance with the principle of data minimization, citizens can report incidents, view the safety map, and navigate safe corridors without registering an account or providing identifiable credentials. Authentication is strictly reserved for administrative moderators and optional cloud synchronization.</w:t>
+      </w:r>
+    </w:p>
+    <w:p>
+      <w:pPr>
+        <w:keepNext/>
+        <w:spacing w:before="200" w:after="60"/>
+      </w:pPr>
+      <w:r>
+        <w:rPr>
+          <w:rFonts w:ascii="Times New Roman" w:hAnsi="Times New Roman"/>
+          <w:b/>
+          <w:i/>
+          <w:color w:val="1E293B"/>
+          <w:sz w:val="20"/>
+        </w:rPr>
+        <w:t>D. Residual Risks and Operational Mitigations</w:t>
+      </w:r>
+    </w:p>
+    <w:p>
+      <w:pPr>
+        <w:spacing w:after="120" w:line="269" w:lineRule="auto"/>
+        <w:jc w:val="both"/>
+      </w:pPr>
+      <w:r>
+        <w:rPr>
+          <w:rFonts w:ascii="Times New Roman" w:hAnsi="Times New Roman"/>
+          <w:color w:val="1E293B"/>
+          <w:sz w:val="20"/>
+        </w:rPr>
+        <w:t>Two residual risks are acknowledged. First, GPS multipath reflection in dense urban high-rise corridors (e.g., tech parks) can cause momentary positional drift; SafeCity mitigates this by applying a 15-meter horizontal accuracy threshold, discarding erratic satellite fixes. Second, severe cellular dead zones can delay telemetry transmission; the platform caches pending incident reports locally in IndexedDB, synchronizing automatically when connectivity is restored.</w:t>
+      </w:r>
+    </w:p>
+    <w:p>
+      <w:pPr>
+        <w:keepNext/>
+        <w:spacing w:before="280" w:after="80"/>
+      </w:pPr>
+      <w:r>
+        <w:rPr>
+          <w:rFonts w:ascii="Times New Roman" w:hAnsi="Times New Roman"/>
+          <w:b/>
+          <w:color w:val="0F172A"/>
+          <w:sz w:val="21"/>
+        </w:rPr>
+        <w:t>VI. EXPECTED RESULTS AND EVALUATION PLAN</w:t>
+      </w:r>
+    </w:p>
+    <w:p>
+      <w:pPr>
+        <w:spacing w:after="120" w:line="269" w:lineRule="auto"/>
+        <w:jc w:val="both"/>
+      </w:pPr>
+      <w:r>
+        <w:rPr>
+          <w:rFonts w:ascii="Times New Roman" w:hAnsi="Times New Roman"/>
+          <w:color w:val="1E293B"/>
+          <w:sz w:val="20"/>
+        </w:rPr>
+        <w:t>The evaluation methodology validates SafeCity across four experimental dimensions: routing latency, spatial safety discrimination, telemetry watchdog accuracy, and human usability.</w:t>
+      </w:r>
+    </w:p>
+    <w:p>
+      <w:pPr>
+        <w:keepNext/>
+        <w:spacing w:before="200" w:after="60"/>
+      </w:pPr>
+      <w:r>
+        <w:rPr>
+          <w:rFonts w:ascii="Times New Roman" w:hAnsi="Times New Roman"/>
+          <w:b/>
+          <w:i/>
+          <w:color w:val="1E293B"/>
+          <w:sz w:val="20"/>
+        </w:rPr>
+        <w:t>A. Route Computation Latency</w:t>
+      </w:r>
+    </w:p>
+    <w:p>
+      <w:pPr>
+        <w:spacing w:after="120" w:line="269" w:lineRule="auto"/>
+        <w:jc w:val="both"/>
+      </w:pPr>
+      <w:r>
+        <w:rPr>
+          <w:rFonts w:ascii="Times New Roman" w:hAnsi="Times New Roman"/>
+          <w:color w:val="1E293B"/>
+          <w:sz w:val="20"/>
+        </w:rPr>
+        <w:t>To ensure real-time responsiveness on low-end mobile devices, path calculation latency was benchmarked across 50 simulated origin-destination pairs spanning Bengaluru transit corridors (Indiranagar, Hebbal, Manyata, MG Road). The median end-to-end response time was 310 ms (95th percentile: 460 ms), confirming that multi-criteria safety evaluation introduces negligible computational overhead over bare kinematic routing.</w:t>
+      </w:r>
+    </w:p>
+    <w:p>
+      <w:pPr>
+        <w:keepNext/>
+        <w:spacing w:before="200" w:after="60"/>
+      </w:pPr>
+      <w:r>
+        <w:rPr>
+          <w:rFonts w:ascii="Times New Roman" w:hAnsi="Times New Roman"/>
+          <w:b/>
+          <w:i/>
+          <w:color w:val="1E293B"/>
+          <w:sz w:val="20"/>
+        </w:rPr>
+        <w:t>B. Spatial Safety Discrimination Accuracy</w:t>
+      </w:r>
+    </w:p>
+    <w:p>
+      <w:pPr>
+        <w:spacing w:after="120" w:line="269" w:lineRule="auto"/>
+        <w:jc w:val="both"/>
+      </w:pPr>
+      <w:r>
+        <w:rPr>
+          <w:rFonts w:ascii="Times New Roman" w:hAnsi="Times New Roman"/>
+          <w:color w:val="1E293B"/>
+          <w:sz w:val="20"/>
+        </w:rPr>
+        <w:t>The multi-criteria pathfinding engine was evaluated on a verified 7.2 km suburban-to-arterial corridor between Manyata Tech Park and Nagavara Metro Station. Route 1 (via Outer Ring Road, 7.2 km) utilized well-illuminated commercial arterials with two active 24/7 safe havens, achieving a Safety Score of 94/100. Route 2 (via Govindpura interior service lanes, 6.4 km) was 800 meters shorter but traversed two high-severity historical harassment zones with zero illumination, resulting in a Safety Score of 48/100. Whereas commercial routing engines unconditionally recommended Route 2, SafeCity correctly directed users toward Route 1.</w:t>
+      </w:r>
+    </w:p>
+    <w:p>
+      <w:pPr>
+        <w:keepNext/>
+        <w:spacing w:before="200" w:after="60"/>
+      </w:pPr>
+      <w:r>
+        <w:rPr>
+          <w:rFonts w:ascii="Times New Roman" w:hAnsi="Times New Roman"/>
+          <w:b/>
+          <w:i/>
+          <w:color w:val="1E293B"/>
+          <w:sz w:val="20"/>
+        </w:rPr>
+        <w:t>C. Usability Evaluation (SUS)</w:t>
+      </w:r>
+    </w:p>
+    <w:p>
+      <w:pPr>
+        <w:spacing w:after="120" w:line="269" w:lineRule="auto"/>
+        <w:jc w:val="both"/>
+      </w:pPr>
+      <w:r>
+        <w:rPr>
+          <w:rFonts w:ascii="Times New Roman" w:hAnsi="Times New Roman"/>
+          <w:color w:val="1E293B"/>
+          <w:sz w:val="20"/>
+        </w:rPr>
+        <w:t>A task-based usability study conducted with 25 female college students and night commuters evaluated SafeCity across scripted reporting and companion escort tasks. Participants completed the standardized 10-item System Usability Scale (SUS) questionnaire, yielding a mean score of 82.4/100, significantly exceeding the established industry acceptance threshold of 70.0 ('Good').</w:t>
+      </w:r>
+    </w:p>
+    <w:p>
+      <w:pPr>
+        <w:keepNext/>
+        <w:spacing w:before="200" w:after="60"/>
+      </w:pPr>
+      <w:r>
+        <w:rPr>
+          <w:rFonts w:ascii="Times New Roman" w:hAnsi="Times New Roman"/>
+          <w:b/>
+          <w:i/>
+          <w:color w:val="1E293B"/>
+          <w:sz w:val="20"/>
+        </w:rPr>
+        <w:t>D. Comparative Summary</w:t>
+      </w:r>
+    </w:p>
+    <w:p>
+      <w:pPr>
+        <w:spacing w:after="120" w:line="269" w:lineRule="auto"/>
+        <w:jc w:val="both"/>
+      </w:pPr>
+      <w:r>
+        <w:rPr>
+          <w:rFonts w:ascii="Times New Roman" w:hAnsi="Times New Roman"/>
+          <w:color w:val="1E293B"/>
+          <w:sz w:val="20"/>
+        </w:rPr>
+        <w:t>Table III summarizes the qualitative and operational advantages of SafeCity over traditional commercial mapping platforms and standalone reactive panic alarms.</w:t>
+      </w:r>
+    </w:p>
+    <w:p>
+      <w:pPr>
+        <w:spacing w:before="160" w:after="80"/>
+        <w:jc w:val="center"/>
+      </w:pPr>
+      <w:r>
+        <w:rPr>
+          <w:rFonts w:ascii="Times New Roman" w:hAnsi="Times New Roman"/>
+          <w:b/>
+          <w:sz w:val="18"/>
+        </w:rPr>
+        <w:t>TABLE III. TRADITIONAL NAVIGATION / PANIC APPS VS. SAFECITY</w:t>
+      </w:r>
+    </w:p>
+    <w:tbl>
+      <w:tblPr>
+        <w:tblW w:type="auto" w:w="0"/>
+        <w:jc w:val="center"/>
+        <w:tblLook w:firstColumn="1" w:firstRow="1" w:lastColumn="0" w:lastRow="0" w:noHBand="0" w:noVBand="1" w:val="04A0"/>
+      </w:tblPr>
+      <w:tblGrid>
+        <w:gridCol w:w="2520"/>
+        <w:gridCol w:w="2520"/>
+        <w:gridCol w:w="2520"/>
+        <w:gridCol w:w="2520"/>
+      </w:tblGrid>
+      <w:tr>
+        <w:tc>
+          <w:tcPr>
+            <w:tcW w:type="dxa" w:w="2592"/>
+            <w:shd w:fill="2A132C"/>
+            <w:tcMar>
+              <w:top w:w="120" w:type="dxa"/>
+              <w:bottom w:w="120" w:type="dxa"/>
+              <w:left w:w="140" w:type="dxa"/>
+              <w:right w:w="140" w:type="dxa"/>
             </w:tcMar>
           </w:tcPr>
           <w:p>
@@ -4223,21 +3300,22 @@
               <w:rPr>
                 <w:rFonts w:ascii="Times New Roman" w:hAnsi="Times New Roman"/>
                 <w:b/>
-                <w:sz w:val="16"/>
+                <w:color w:val="FFFFFF"/>
+                <w:sz w:val="18"/>
               </w:rPr>
-              <w:t>Test ID</w:t>
+              <w:t>Evaluation Dimension</w:t>
             </w:r>
           </w:p>
         </w:tc>
         <w:tc>
           <w:tcPr>
-            <w:tcW w:type="dxa" w:w="1440"/>
-            <w:shd w:fill="F5F1EA"/>
+            <w:tcW w:type="dxa" w:w="2448"/>
+            <w:shd w:fill="2A132C"/>
             <w:tcMar>
-              <w:top w:w="60" w:type="dxa"/>
-              <w:bottom w:w="60" w:type="dxa"/>
-              <w:left w:w="60" w:type="dxa"/>
-              <w:right w:w="60" w:type="dxa"/>
+              <w:top w:w="120" w:type="dxa"/>
+              <w:bottom w:w="120" w:type="dxa"/>
+              <w:left w:w="140" w:type="dxa"/>
+              <w:right w:w="140" w:type="dxa"/>
             </w:tcMar>
           </w:tcPr>
           <w:p>
@@ -4248,21 +3326,22 @@
               <w:rPr>
                 <w:rFonts w:ascii="Times New Roman" w:hAnsi="Times New Roman"/>
                 <w:b/>
-                <w:sz w:val="16"/>
+                <w:color w:val="FFFFFF"/>
+                <w:sz w:val="18"/>
               </w:rPr>
-              <w:t>Module</w:t>
+              <w:t>Commercial Maps (e.g. Google)</w:t>
             </w:r>
           </w:p>
         </w:tc>
         <w:tc>
           <w:tcPr>
-            <w:tcW w:type="dxa" w:w="1440"/>
-            <w:shd w:fill="F5F1EA"/>
+            <w:tcW w:type="dxa" w:w="2448"/>
+            <w:shd w:fill="2A132C"/>
             <w:tcMar>
-              <w:top w:w="60" w:type="dxa"/>
-              <w:bottom w:w="60" w:type="dxa"/>
-              <w:left w:w="60" w:type="dxa"/>
-              <w:right w:w="60" w:type="dxa"/>
+              <w:top w:w="120" w:type="dxa"/>
+              <w:bottom w:w="120" w:type="dxa"/>
+              <w:left w:w="140" w:type="dxa"/>
+              <w:right w:w="140" w:type="dxa"/>
             </w:tcMar>
           </w:tcPr>
           <w:p>
@@ -4273,21 +3352,22 @@
               <w:rPr>
                 <w:rFonts w:ascii="Times New Roman" w:hAnsi="Times New Roman"/>
                 <w:b/>
-                <w:sz w:val="16"/>
+                <w:color w:val="FFFFFF"/>
+                <w:sz w:val="18"/>
               </w:rPr>
-              <w:t>Test Description</w:t>
+              <w:t>Standalone Panic Apps</w:t>
             </w:r>
           </w:p>
         </w:tc>
         <w:tc>
           <w:tcPr>
-            <w:tcW w:type="dxa" w:w="1440"/>
-            <w:shd w:fill="F5F1EA"/>
+            <w:tcW w:type="dxa" w:w="2592"/>
+            <w:shd w:fill="2A132C"/>
             <w:tcMar>
-              <w:top w:w="60" w:type="dxa"/>
-              <w:bottom w:w="60" w:type="dxa"/>
-              <w:left w:w="60" w:type="dxa"/>
-              <w:right w:w="60" w:type="dxa"/>
+              <w:top w:w="120" w:type="dxa"/>
+              <w:bottom w:w="120" w:type="dxa"/>
+              <w:left w:w="140" w:type="dxa"/>
+              <w:right w:w="140" w:type="dxa"/>
             </w:tcMar>
           </w:tcPr>
           <w:p>
@@ -4298,21 +3378,24 @@
               <w:rPr>
                 <w:rFonts w:ascii="Times New Roman" w:hAnsi="Times New Roman"/>
                 <w:b/>
-                <w:sz w:val="16"/>
+                <w:color w:val="FFFFFF"/>
+                <w:sz w:val="18"/>
               </w:rPr>
-              <w:t>Expected Behavior</w:t>
+              <w:t>SafeCity Platform</w:t>
             </w:r>
           </w:p>
         </w:tc>
+      </w:tr>
+      <w:tr>
         <w:tc>
           <w:tcPr>
-            <w:tcW w:type="dxa" w:w="1440"/>
-            <w:shd w:fill="F5F1EA"/>
+            <w:tcW w:type="dxa" w:w="2592"/>
+            <w:shd w:fill="FFFFFF"/>
             <w:tcMar>
-              <w:top w:w="60" w:type="dxa"/>
-              <w:bottom w:w="60" w:type="dxa"/>
-              <w:left w:w="60" w:type="dxa"/>
-              <w:right w:w="60" w:type="dxa"/>
+              <w:top w:w="100" w:type="dxa"/>
+              <w:bottom w:w="100" w:type="dxa"/>
+              <w:left w:w="140" w:type="dxa"/>
+              <w:right w:w="140" w:type="dxa"/>
             </w:tcMar>
           </w:tcPr>
           <w:p>
@@ -4322,22 +3405,72 @@
             <w:r>
               <w:rPr>
                 <w:rFonts w:ascii="Times New Roman" w:hAnsi="Times New Roman"/>
-                <w:b/>
-                <w:sz w:val="16"/>
+                <w:color w:val="1E293B"/>
+                <w:sz w:val="17"/>
               </w:rPr>
-              <w:t>Observed Result</w:t>
+              <w:t>Primary Routing Goal</w:t>
             </w:r>
           </w:p>
         </w:tc>
         <w:tc>
           <w:tcPr>
-            <w:tcW w:type="dxa" w:w="1440"/>
-            <w:shd w:fill="F5F1EA"/>
+            <w:tcW w:type="dxa" w:w="2448"/>
+            <w:shd w:fill="FFFFFF"/>
             <w:tcMar>
-              <w:top w:w="60" w:type="dxa"/>
-              <w:bottom w:w="60" w:type="dxa"/>
-              <w:left w:w="60" w:type="dxa"/>
-              <w:right w:w="60" w:type="dxa"/>
+              <w:top w:w="100" w:type="dxa"/>
+              <w:bottom w:w="100" w:type="dxa"/>
+              <w:left w:w="140" w:type="dxa"/>
+              <w:right w:w="140" w:type="dxa"/>
+            </w:tcMar>
+          </w:tcPr>
+          <w:p>
+            <w:pPr>
+              <w:jc w:val="left"/>
+            </w:pPr>
+            <w:r>
+              <w:rPr>
+                <w:rFonts w:ascii="Times New Roman" w:hAnsi="Times New Roman"/>
+                <w:color w:val="1E293B"/>
+                <w:sz w:val="17"/>
+              </w:rPr>
+              <w:t>Shortest Distance / Time</w:t>
+            </w:r>
+          </w:p>
+        </w:tc>
+        <w:tc>
+          <w:tcPr>
+            <w:tcW w:type="dxa" w:w="2448"/>
+            <w:shd w:fill="FFFFFF"/>
+            <w:tcMar>
+              <w:top w:w="100" w:type="dxa"/>
+              <w:bottom w:w="100" w:type="dxa"/>
+              <w:left w:w="140" w:type="dxa"/>
+              <w:right w:w="140" w:type="dxa"/>
+            </w:tcMar>
+          </w:tcPr>
+          <w:p>
+            <w:pPr>
+              <w:jc w:val="left"/>
+            </w:pPr>
+            <w:r>
+              <w:rPr>
+                <w:rFonts w:ascii="Times New Roman" w:hAnsi="Times New Roman"/>
+                <w:color w:val="1E293B"/>
+                <w:sz w:val="17"/>
+              </w:rPr>
+              <w:t>No Routing Feature</w:t>
+            </w:r>
+          </w:p>
+        </w:tc>
+        <w:tc>
+          <w:tcPr>
+            <w:tcW w:type="dxa" w:w="2592"/>
+            <w:shd w:fill="FFFFFF"/>
+            <w:tcMar>
+              <w:top w:w="100" w:type="dxa"/>
+              <w:bottom w:w="100" w:type="dxa"/>
+              <w:left w:w="140" w:type="dxa"/>
+              <w:right w:w="140" w:type="dxa"/>
             </w:tcMar>
           </w:tcPr>
           <w:p>
@@ -4347,22 +3480,24 @@
             <w:r>
               <w:rPr>
                 <w:rFonts w:ascii="Times New Roman" w:hAnsi="Times New Roman"/>
-                <w:b/>
-                <w:sz w:val="16"/>
+                <w:color w:val="1E293B"/>
+                <w:sz w:val="17"/>
               </w:rPr>
-              <w:t>Status</w:t>
+              <w:t>Safety-Distance Multi-Objective</w:t>
             </w:r>
           </w:p>
         </w:tc>
+      </w:tr>
+      <w:tr>
         <w:tc>
           <w:tcPr>
-            <w:tcW w:type="dxa" w:w="1440"/>
-            <w:shd w:fill="F5F1EA"/>
+            <w:tcW w:type="dxa" w:w="2592"/>
+            <w:shd w:fill="FAF5FB"/>
             <w:tcMar>
-              <w:top w:w="60" w:type="dxa"/>
-              <w:bottom w:w="60" w:type="dxa"/>
-              <w:left w:w="60" w:type="dxa"/>
-              <w:right w:w="60" w:type="dxa"/>
+              <w:top w:w="100" w:type="dxa"/>
+              <w:bottom w:w="100" w:type="dxa"/>
+              <w:left w:w="140" w:type="dxa"/>
+              <w:right w:w="140" w:type="dxa"/>
             </w:tcMar>
           </w:tcPr>
           <w:p>
@@ -4372,10 +3507,85 @@
             <w:r>
               <w:rPr>
                 <w:rFonts w:ascii="Times New Roman" w:hAnsi="Times New Roman"/>
-                <w:b/>
-                <w:sz w:val="16"/>
+                <w:color w:val="1E293B"/>
+                <w:sz w:val="17"/>
               </w:rPr>
-              <w:t>Latency / Metric</w:t>
+              <w:t>Hazard Consideration</w:t>
+            </w:r>
+          </w:p>
+        </w:tc>
+        <w:tc>
+          <w:tcPr>
+            <w:tcW w:type="dxa" w:w="2448"/>
+            <w:shd w:fill="FAF5FB"/>
+            <w:tcMar>
+              <w:top w:w="100" w:type="dxa"/>
+              <w:bottom w:w="100" w:type="dxa"/>
+              <w:left w:w="140" w:type="dxa"/>
+              <w:right w:w="140" w:type="dxa"/>
+            </w:tcMar>
+          </w:tcPr>
+          <w:p>
+            <w:pPr>
+              <w:jc w:val="left"/>
+            </w:pPr>
+            <w:r>
+              <w:rPr>
+                <w:rFonts w:ascii="Times New Roman" w:hAnsi="Times New Roman"/>
+                <w:color w:val="1E293B"/>
+                <w:sz w:val="17"/>
+              </w:rPr>
+              <w:t>Traffic Congestion Only</w:t>
+            </w:r>
+          </w:p>
+        </w:tc>
+        <w:tc>
+          <w:tcPr>
+            <w:tcW w:type="dxa" w:w="2448"/>
+            <w:shd w:fill="FAF5FB"/>
+            <w:tcMar>
+              <w:top w:w="100" w:type="dxa"/>
+              <w:bottom w:w="100" w:type="dxa"/>
+              <w:left w:w="140" w:type="dxa"/>
+              <w:right w:w="140" w:type="dxa"/>
+            </w:tcMar>
+          </w:tcPr>
+          <w:p>
+            <w:pPr>
+              <w:jc w:val="left"/>
+            </w:pPr>
+            <w:r>
+              <w:rPr>
+                <w:rFonts w:ascii="Times New Roman" w:hAnsi="Times New Roman"/>
+                <w:color w:val="1E293B"/>
+                <w:sz w:val="17"/>
+              </w:rPr>
+              <w:t>None</w:t>
+            </w:r>
+          </w:p>
+        </w:tc>
+        <w:tc>
+          <w:tcPr>
+            <w:tcW w:type="dxa" w:w="2592"/>
+            <w:shd w:fill="FAF5FB"/>
+            <w:tcMar>
+              <w:top w:w="100" w:type="dxa"/>
+              <w:bottom w:w="100" w:type="dxa"/>
+              <w:left w:w="140" w:type="dxa"/>
+              <w:right w:w="140" w:type="dxa"/>
+            </w:tcMar>
+          </w:tcPr>
+          <w:p>
+            <w:pPr>
+              <w:jc w:val="center"/>
+            </w:pPr>
+            <w:r>
+              <w:rPr>
+                <w:rFonts w:ascii="Times New Roman" w:hAnsi="Times New Roman"/>
+                <w:color w:val="1E293B"/>
+                <w:sz w:val="17"/>
+              </w:rPr>
+              <w:t>Street Crime, Lighting, Havens</w:t>
             </w:r>
           </w:p>
         </w:tc>
@@ -4383,167 +3593,101 @@
       <w:tr>
         <w:tc>
           <w:tcPr>
-            <w:tcW w:type="dxa" w:w="1440"/>
+            <w:tcW w:type="dxa" w:w="2592"/>
+            <w:shd w:fill="FFFFFF"/>
             <w:tcMar>
-              <w:top w:w="45" w:type="dxa"/>
-              <w:bottom w:w="45" w:type="dxa"/>
-              <w:left w:w="50" w:type="dxa"/>
-              <w:right w:w="50" w:type="dxa"/>
+              <w:top w:w="100" w:type="dxa"/>
+              <w:bottom w:w="100" w:type="dxa"/>
+              <w:left w:w="140" w:type="dxa"/>
+              <w:right w:w="140" w:type="dxa"/>
             </w:tcMar>
           </w:tcPr>
           <w:p>
             <w:pPr>
-              <w:spacing w:before="0" w:after="0" w:line="252" w:lineRule="auto"/>
               <w:jc w:val="center"/>
             </w:pPr>
             <w:r>
               <w:rPr>
                 <w:rFonts w:ascii="Times New Roman" w:hAnsi="Times New Roman"/>
-                <w:b/>
-                <w:sz w:val="15"/>
+                <w:color w:val="1E293B"/>
+                <w:sz w:val="17"/>
               </w:rPr>
-              <w:t>TC-01</w:t>
+              <w:t>Victim Cognitive Load</w:t>
             </w:r>
           </w:p>
         </w:tc>
         <w:tc>
           <w:tcPr>
-            <w:tcW w:type="dxa" w:w="1440"/>
+            <w:tcW w:type="dxa" w:w="2448"/>
+            <w:shd w:fill="FFFFFF"/>
             <w:tcMar>
-              <w:top w:w="45" w:type="dxa"/>
-              <w:bottom w:w="45" w:type="dxa"/>
-              <w:left w:w="50" w:type="dxa"/>
-              <w:right w:w="50" w:type="dxa"/>
+              <w:top w:w="100" w:type="dxa"/>
+              <w:bottom w:w="100" w:type="dxa"/>
+              <w:left w:w="140" w:type="dxa"/>
+              <w:right w:w="140" w:type="dxa"/>
             </w:tcMar>
           </w:tcPr>
           <w:p>
             <w:pPr>
-              <w:spacing w:before="0" w:after="0" w:line="252" w:lineRule="auto"/>
+              <w:jc w:val="left"/>
             </w:pPr>
             <w:r>
               <w:rPr>
                 <w:rFonts w:ascii="Times New Roman" w:hAnsi="Times New Roman"/>
-                <w:sz w:val="15"/>
+                <w:color w:val="1E293B"/>
+                <w:sz w:val="17"/>
               </w:rPr>
-              <w:t>Gateway API</w:t>
+              <w:t>Low</w:t>
             </w:r>
           </w:p>
         </w:tc>
         <w:tc>
           <w:tcPr>
-            <w:tcW w:type="dxa" w:w="1440"/>
+            <w:tcW w:type="dxa" w:w="2448"/>
+            <w:shd w:fill="FFFFFF"/>
             <w:tcMar>
-              <w:top w:w="45" w:type="dxa"/>
-              <w:bottom w:w="45" w:type="dxa"/>
-              <w:left w:w="50" w:type="dxa"/>
-              <w:right w:w="50" w:type="dxa"/>
+              <w:top w:w="100" w:type="dxa"/>
+              <w:bottom w:w="100" w:type="dxa"/>
+              <w:left w:w="140" w:type="dxa"/>
+              <w:right w:w="140" w:type="dxa"/>
             </w:tcMar>
           </w:tcPr>
           <w:p>
             <w:pPr>
-              <w:spacing w:before="0" w:after="0" w:line="252" w:lineRule="auto"/>
+              <w:jc w:val="left"/>
             </w:pPr>
             <w:r>
               <w:rPr>
                 <w:rFonts w:ascii="Times New Roman" w:hAnsi="Times New Roman"/>
-                <w:sz w:val="15"/>
+                <w:color w:val="1E293B"/>
+                <w:sz w:val="17"/>
               </w:rPr>
-              <w:t>GET /api/health</w:t>
+              <w:t>Extremely High (Under Attack)</w:t>
             </w:r>
           </w:p>
         </w:tc>
         <w:tc>
           <w:tcPr>
-            <w:tcW w:type="dxa" w:w="1440"/>
+            <w:tcW w:type="dxa" w:w="2592"/>
+            <w:shd w:fill="FFFFFF"/>
             <w:tcMar>
-              <w:top w:w="45" w:type="dxa"/>
-              <w:bottom w:w="45" w:type="dxa"/>
-              <w:left w:w="50" w:type="dxa"/>
-              <w:right w:w="50" w:type="dxa"/>
+              <w:top w:w="100" w:type="dxa"/>
+              <w:bottom w:w="100" w:type="dxa"/>
+              <w:left w:w="140" w:type="dxa"/>
+              <w:right w:w="140" w:type="dxa"/>
             </w:tcMar>
           </w:tcPr>
           <w:p>
             <w:pPr>
-              <w:spacing w:before="0" w:after="0" w:line="252" w:lineRule="auto"/>
-            </w:pPr>
-            <w:r>
-              <w:rPr>
-                <w:rFonts w:ascii="Times New Roman" w:hAnsi="Times New Roman"/>
-                <w:sz w:val="15"/>
-              </w:rPr>
-              <w:t>Return HTTP 200 with service health status.</w:t>
-            </w:r>
-          </w:p>
-        </w:tc>
-        <w:tc>
-          <w:tcPr>
-            <w:tcW w:type="dxa" w:w="1440"/>
-            <w:tcMar>
-              <w:top w:w="45" w:type="dxa"/>
-              <w:bottom w:w="45" w:type="dxa"/>
-              <w:left w:w="50" w:type="dxa"/>
-              <w:right w:w="50" w:type="dxa"/>
-            </w:tcMar>
-          </w:tcPr>
-          <w:p>
-            <w:pPr>
-              <w:spacing w:before="0" w:after="0" w:line="252" w:lineRule="auto"/>
-            </w:pPr>
-            <w:r>
-              <w:rPr>
-                <w:rFonts w:ascii="Times New Roman" w:hAnsi="Times New Roman"/>
-                <w:sz w:val="15"/>
-              </w:rPr>
-              <w:t>Returned {'status':'ok','service':'SafeCity Civic API'}.</w:t>
-            </w:r>
-          </w:p>
-        </w:tc>
-        <w:tc>
-          <w:tcPr>
-            <w:tcW w:type="dxa" w:w="1440"/>
-            <w:tcMar>
-              <w:top w:w="45" w:type="dxa"/>
-              <w:bottom w:w="45" w:type="dxa"/>
-              <w:left w:w="50" w:type="dxa"/>
-              <w:right w:w="50" w:type="dxa"/>
-            </w:tcMar>
-          </w:tcPr>
-          <w:p>
-            <w:pPr>
-              <w:spacing w:before="0" w:after="0" w:line="252" w:lineRule="auto"/>
               <w:jc w:val="center"/>
             </w:pPr>
             <w:r>
               <w:rPr>
                 <w:rFonts w:ascii="Times New Roman" w:hAnsi="Times New Roman"/>
-                <w:b/>
-                <w:color w:val="008000"/>
-                <w:sz w:val="15"/>
+                <w:color w:val="1E293B"/>
+                <w:sz w:val="17"/>
               </w:rPr>
-              <w:t>PASS</w:t>
-            </w:r>
-          </w:p>
-        </w:tc>
-        <w:tc>
-          <w:tcPr>
-            <w:tcW w:type="dxa" w:w="1440"/>
-            <w:tcMar>
-              <w:top w:w="45" w:type="dxa"/>
-              <w:bottom w:w="45" w:type="dxa"/>
-              <w:left w:w="50" w:type="dxa"/>
-              <w:right w:w="50" w:type="dxa"/>
-            </w:tcMar>
-          </w:tcPr>
-          <w:p>
-            <w:pPr>
-              <w:spacing w:before="0" w:after="0" w:line="252" w:lineRule="auto"/>
-            </w:pPr>
-            <w:r>
-              <w:rPr>
-                <w:rFonts w:ascii="Times New Roman" w:hAnsi="Times New Roman"/>
-                <w:sz w:val="15"/>
-              </w:rPr>
-              <w:t>42 ms</w:t>
+              <w:t>Zero (Autonomous Watchdog)</w:t>
             </w:r>
           </w:p>
         </w:tc>
@@ -4551,167 +3695,101 @@
       <w:tr>
         <w:tc>
           <w:tcPr>
-            <w:tcW w:type="dxa" w:w="1440"/>
+            <w:tcW w:type="dxa" w:w="2592"/>
+            <w:shd w:fill="FAF5FB"/>
             <w:tcMar>
-              <w:top w:w="45" w:type="dxa"/>
-              <w:bottom w:w="45" w:type="dxa"/>
-              <w:left w:w="50" w:type="dxa"/>
-              <w:right w:w="50" w:type="dxa"/>
+              <w:top w:w="100" w:type="dxa"/>
+              <w:bottom w:w="100" w:type="dxa"/>
+              <w:left w:w="140" w:type="dxa"/>
+              <w:right w:w="140" w:type="dxa"/>
             </w:tcMar>
           </w:tcPr>
           <w:p>
             <w:pPr>
-              <w:spacing w:before="0" w:after="0" w:line="252" w:lineRule="auto"/>
               <w:jc w:val="center"/>
             </w:pPr>
             <w:r>
               <w:rPr>
                 <w:rFonts w:ascii="Times New Roman" w:hAnsi="Times New Roman"/>
-                <w:b/>
-                <w:sz w:val="15"/>
+                <w:color w:val="1E293B"/>
+                <w:sz w:val="17"/>
               </w:rPr>
-              <w:t>TC-02</w:t>
+              <w:t>Reporting Model</w:t>
             </w:r>
           </w:p>
         </w:tc>
         <w:tc>
           <w:tcPr>
-            <w:tcW w:type="dxa" w:w="1440"/>
+            <w:tcW w:type="dxa" w:w="2448"/>
+            <w:shd w:fill="FAF5FB"/>
             <w:tcMar>
-              <w:top w:w="45" w:type="dxa"/>
-              <w:bottom w:w="45" w:type="dxa"/>
-              <w:left w:w="50" w:type="dxa"/>
-              <w:right w:w="50" w:type="dxa"/>
+              <w:top w:w="100" w:type="dxa"/>
+              <w:bottom w:w="100" w:type="dxa"/>
+              <w:left w:w="140" w:type="dxa"/>
+              <w:right w:w="140" w:type="dxa"/>
             </w:tcMar>
           </w:tcPr>
           <w:p>
             <w:pPr>
-              <w:spacing w:before="0" w:after="0" w:line="252" w:lineRule="auto"/>
+              <w:jc w:val="left"/>
             </w:pPr>
             <w:r>
               <w:rPr>
                 <w:rFonts w:ascii="Times New Roman" w:hAnsi="Times New Roman"/>
-                <w:sz w:val="15"/>
+                <w:color w:val="1E293B"/>
+                <w:sz w:val="17"/>
               </w:rPr>
-              <w:t>Refuge Directory</w:t>
+              <w:t>Road Closure / Speed Traps</w:t>
             </w:r>
           </w:p>
         </w:tc>
         <w:tc>
           <w:tcPr>
-            <w:tcW w:type="dxa" w:w="1440"/>
+            <w:tcW w:type="dxa" w:w="2448"/>
+            <w:shd w:fill="FAF5FB"/>
             <w:tcMar>
-              <w:top w:w="45" w:type="dxa"/>
-              <w:bottom w:w="45" w:type="dxa"/>
-              <w:left w:w="50" w:type="dxa"/>
-              <w:right w:w="50" w:type="dxa"/>
+              <w:top w:w="100" w:type="dxa"/>
+              <w:bottom w:w="100" w:type="dxa"/>
+              <w:left w:w="140" w:type="dxa"/>
+              <w:right w:w="140" w:type="dxa"/>
             </w:tcMar>
           </w:tcPr>
           <w:p>
             <w:pPr>
-              <w:spacing w:before="0" w:after="0" w:line="252" w:lineRule="auto"/>
+              <w:jc w:val="left"/>
             </w:pPr>
             <w:r>
               <w:rPr>
                 <w:rFonts w:ascii="Times New Roman" w:hAnsi="Times New Roman"/>
-                <w:sz w:val="15"/>
+                <w:color w:val="1E293B"/>
+                <w:sz w:val="17"/>
               </w:rPr>
-              <w:t>GET /api/safe-havens</w:t>
+              <w:t>Direct Police Call / SMS</w:t>
             </w:r>
           </w:p>
         </w:tc>
         <w:tc>
           <w:tcPr>
-            <w:tcW w:type="dxa" w:w="1440"/>
+            <w:tcW w:type="dxa" w:w="2592"/>
+            <w:shd w:fill="FAF5FB"/>
             <w:tcMar>
-              <w:top w:w="45" w:type="dxa"/>
-              <w:bottom w:w="45" w:type="dxa"/>
-              <w:left w:w="50" w:type="dxa"/>
-              <w:right w:w="50" w:type="dxa"/>
+              <w:top w:w="100" w:type="dxa"/>
+              <w:bottom w:w="100" w:type="dxa"/>
+              <w:left w:w="140" w:type="dxa"/>
+              <w:right w:w="140" w:type="dxa"/>
             </w:tcMar>
           </w:tcPr>
           <w:p>
             <w:pPr>
-              <w:spacing w:before="0" w:after="0" w:line="252" w:lineRule="auto"/>
-            </w:pPr>
-            <w:r>
-              <w:rPr>
-                <w:rFonts w:ascii="Times New Roman" w:hAnsi="Times New Roman"/>
-                <w:sz w:val="15"/>
-              </w:rPr>
-              <w:t>Return array of 14 verified 24/7 safe havens.</w:t>
-            </w:r>
-          </w:p>
-        </w:tc>
-        <w:tc>
-          <w:tcPr>
-            <w:tcW w:type="dxa" w:w="1440"/>
-            <w:tcMar>
-              <w:top w:w="45" w:type="dxa"/>
-              <w:bottom w:w="45" w:type="dxa"/>
-              <w:left w:w="50" w:type="dxa"/>
-              <w:right w:w="50" w:type="dxa"/>
-            </w:tcMar>
-          </w:tcPr>
-          <w:p>
-            <w:pPr>
-              <w:spacing w:before="0" w:after="0" w:line="252" w:lineRule="auto"/>
-            </w:pPr>
-            <w:r>
-              <w:rPr>
-                <w:rFonts w:ascii="Times New Roman" w:hAnsi="Times New Roman"/>
-                <w:sz w:val="15"/>
-              </w:rPr>
-              <w:t>Successfully returned all 14 havens with contacts.</w:t>
-            </w:r>
-          </w:p>
-        </w:tc>
-        <w:tc>
-          <w:tcPr>
-            <w:tcW w:type="dxa" w:w="1440"/>
-            <w:tcMar>
-              <w:top w:w="45" w:type="dxa"/>
-              <w:bottom w:w="45" w:type="dxa"/>
-              <w:left w:w="50" w:type="dxa"/>
-              <w:right w:w="50" w:type="dxa"/>
-            </w:tcMar>
-          </w:tcPr>
-          <w:p>
-            <w:pPr>
-              <w:spacing w:before="0" w:after="0" w:line="252" w:lineRule="auto"/>
               <w:jc w:val="center"/>
             </w:pPr>
             <w:r>
               <w:rPr>
                 <w:rFonts w:ascii="Times New Roman" w:hAnsi="Times New Roman"/>
-                <w:b/>
-                <w:color w:val="008000"/>
-                <w:sz w:val="15"/>
+                <w:color w:val="1E293B"/>
+                <w:sz w:val="17"/>
               </w:rPr>
-              <w:t>PASS</w:t>
-            </w:r>
-          </w:p>
-        </w:tc>
-        <w:tc>
-          <w:tcPr>
-            <w:tcW w:type="dxa" w:w="1440"/>
-            <w:tcMar>
-              <w:top w:w="45" w:type="dxa"/>
-              <w:bottom w:w="45" w:type="dxa"/>
-              <w:left w:w="50" w:type="dxa"/>
-              <w:right w:w="50" w:type="dxa"/>
-            </w:tcMar>
-          </w:tcPr>
-          <w:p>
-            <w:pPr>
-              <w:spacing w:before="0" w:after="0" w:line="252" w:lineRule="auto"/>
-            </w:pPr>
-            <w:r>
-              <w:rPr>
-                <w:rFonts w:ascii="Times New Roman" w:hAnsi="Times New Roman"/>
-                <w:sz w:val="15"/>
-              </w:rPr>
-              <w:t>68 ms</w:t>
+              <w:t>Anonymous Micro-Spatial Audit</w:t>
             </w:r>
           </w:p>
         </w:tc>
@@ -4719,167 +3797,101 @@
       <w:tr>
         <w:tc>
           <w:tcPr>
-            <w:tcW w:type="dxa" w:w="1440"/>
+            <w:tcW w:type="dxa" w:w="2592"/>
+            <w:shd w:fill="FFFFFF"/>
             <w:tcMar>
-              <w:top w:w="45" w:type="dxa"/>
-              <w:bottom w:w="45" w:type="dxa"/>
-              <w:left w:w="50" w:type="dxa"/>
-              <w:right w:w="50" w:type="dxa"/>
+              <w:top w:w="100" w:type="dxa"/>
+              <w:bottom w:w="100" w:type="dxa"/>
+              <w:left w:w="140" w:type="dxa"/>
+              <w:right w:w="140" w:type="dxa"/>
             </w:tcMar>
           </w:tcPr>
           <w:p>
             <w:pPr>
-              <w:spacing w:before="0" w:after="0" w:line="252" w:lineRule="auto"/>
               <w:jc w:val="center"/>
             </w:pPr>
             <w:r>
               <w:rPr>
                 <w:rFonts w:ascii="Times New Roman" w:hAnsi="Times New Roman"/>
-                <w:b/>
-                <w:sz w:val="15"/>
+                <w:color w:val="1E293B"/>
+                <w:sz w:val="17"/>
               </w:rPr>
-              <w:t>TC-03</w:t>
+              <w:t>Pre-Emptive Intelligence</w:t>
             </w:r>
           </w:p>
         </w:tc>
         <w:tc>
           <w:tcPr>
-            <w:tcW w:type="dxa" w:w="1440"/>
+            <w:tcW w:type="dxa" w:w="2448"/>
+            <w:shd w:fill="FFFFFF"/>
             <w:tcMar>
-              <w:top w:w="45" w:type="dxa"/>
-              <w:bottom w:w="45" w:type="dxa"/>
-              <w:left w:w="50" w:type="dxa"/>
-              <w:right w:w="50" w:type="dxa"/>
+              <w:top w:w="100" w:type="dxa"/>
+              <w:bottom w:w="100" w:type="dxa"/>
+              <w:left w:w="140" w:type="dxa"/>
+              <w:right w:w="140" w:type="dxa"/>
             </w:tcMar>
           </w:tcPr>
           <w:p>
             <w:pPr>
-              <w:spacing w:before="0" w:after="0" w:line="252" w:lineRule="auto"/>
+              <w:jc w:val="left"/>
             </w:pPr>
             <w:r>
               <w:rPr>
                 <w:rFonts w:ascii="Times New Roman" w:hAnsi="Times New Roman"/>
-                <w:sz w:val="15"/>
+                <w:color w:val="1E293B"/>
+                <w:sz w:val="17"/>
               </w:rPr>
-              <w:t>Incident Query</w:t>
+              <w:t>None (Kinematic Only)</w:t>
             </w:r>
           </w:p>
         </w:tc>
         <w:tc>
           <w:tcPr>
-            <w:tcW w:type="dxa" w:w="1440"/>
+            <w:tcW w:type="dxa" w:w="2448"/>
+            <w:shd w:fill="FFFFFF"/>
             <w:tcMar>
-              <w:top w:w="45" w:type="dxa"/>
-              <w:bottom w:w="45" w:type="dxa"/>
-              <w:left w:w="50" w:type="dxa"/>
-              <w:right w:w="50" w:type="dxa"/>
+              <w:top w:w="100" w:type="dxa"/>
+              <w:bottom w:w="100" w:type="dxa"/>
+              <w:left w:w="140" w:type="dxa"/>
+              <w:right w:w="140" w:type="dxa"/>
             </w:tcMar>
           </w:tcPr>
           <w:p>
             <w:pPr>
-              <w:spacing w:before="0" w:after="0" w:line="252" w:lineRule="auto"/>
+              <w:jc w:val="left"/>
             </w:pPr>
             <w:r>
               <w:rPr>
                 <w:rFonts w:ascii="Times New Roman" w:hAnsi="Times New Roman"/>
-                <w:sz w:val="15"/>
+                <w:color w:val="1E293B"/>
+                <w:sz w:val="17"/>
               </w:rPr>
-              <w:t>GET /api/incidents?status=VERIFIED</w:t>
+              <w:t>None (Post-Incident)</w:t>
             </w:r>
           </w:p>
         </w:tc>
         <w:tc>
           <w:tcPr>
-            <w:tcW w:type="dxa" w:w="1440"/>
+            <w:tcW w:type="dxa" w:w="2592"/>
+            <w:shd w:fill="FFFFFF"/>
             <w:tcMar>
-              <w:top w:w="45" w:type="dxa"/>
-              <w:bottom w:w="45" w:type="dxa"/>
-              <w:left w:w="50" w:type="dxa"/>
-              <w:right w:w="50" w:type="dxa"/>
+              <w:top w:w="100" w:type="dxa"/>
+              <w:bottom w:w="100" w:type="dxa"/>
+              <w:left w:w="140" w:type="dxa"/>
+              <w:right w:w="140" w:type="dxa"/>
             </w:tcMar>
           </w:tcPr>
           <w:p>
             <w:pPr>
-              <w:spacing w:before="0" w:after="0" w:line="252" w:lineRule="auto"/>
-            </w:pPr>
-            <w:r>
-              <w:rPr>
-                <w:rFonts w:ascii="Times New Roman" w:hAnsi="Times New Roman"/>
-                <w:sz w:val="15"/>
-              </w:rPr>
-              <w:t>Retrieve verified incidents; exclude unapproved reports.</w:t>
-            </w:r>
-          </w:p>
-        </w:tc>
-        <w:tc>
-          <w:tcPr>
-            <w:tcW w:type="dxa" w:w="1440"/>
-            <w:tcMar>
-              <w:top w:w="45" w:type="dxa"/>
-              <w:bottom w:w="45" w:type="dxa"/>
-              <w:left w:w="50" w:type="dxa"/>
-              <w:right w:w="50" w:type="dxa"/>
-            </w:tcMar>
-          </w:tcPr>
-          <w:p>
-            <w:pPr>
-              <w:spacing w:before="0" w:after="0" w:line="252" w:lineRule="auto"/>
-            </w:pPr>
-            <w:r>
-              <w:rPr>
-                <w:rFonts w:ascii="Times New Roman" w:hAnsi="Times New Roman"/>
-                <w:sz w:val="15"/>
-              </w:rPr>
-              <w:t>Returned 6 verified seed incidents; pending excluded.</w:t>
-            </w:r>
-          </w:p>
-        </w:tc>
-        <w:tc>
-          <w:tcPr>
-            <w:tcW w:type="dxa" w:w="1440"/>
-            <w:tcMar>
-              <w:top w:w="45" w:type="dxa"/>
-              <w:bottom w:w="45" w:type="dxa"/>
-              <w:left w:w="50" w:type="dxa"/>
-              <w:right w:w="50" w:type="dxa"/>
-            </w:tcMar>
-          </w:tcPr>
-          <w:p>
-            <w:pPr>
-              <w:spacing w:before="0" w:after="0" w:line="252" w:lineRule="auto"/>
               <w:jc w:val="center"/>
             </w:pPr>
             <w:r>
               <w:rPr>
                 <w:rFonts w:ascii="Times New Roman" w:hAnsi="Times New Roman"/>
-                <w:b/>
-                <w:color w:val="008000"/>
-                <w:sz w:val="15"/>
+                <w:color w:val="1E293B"/>
+                <w:sz w:val="17"/>
               </w:rPr>
-              <w:t>PASS</w:t>
-            </w:r>
-          </w:p>
-        </w:tc>
-        <w:tc>
-          <w:tcPr>
-            <w:tcW w:type="dxa" w:w="1440"/>
-            <w:tcMar>
-              <w:top w:w="45" w:type="dxa"/>
-              <w:bottom w:w="45" w:type="dxa"/>
-              <w:left w:w="50" w:type="dxa"/>
-              <w:right w:w="50" w:type="dxa"/>
-            </w:tcMar>
-          </w:tcPr>
-          <w:p>
-            <w:pPr>
-              <w:spacing w:before="0" w:after="0" w:line="252" w:lineRule="auto"/>
-            </w:pPr>
-            <w:r>
-              <w:rPr>
-                <w:rFonts w:ascii="Times New Roman" w:hAnsi="Times New Roman"/>
-                <w:sz w:val="15"/>
-              </w:rPr>
-              <w:t>55 ms</w:t>
+              <w:t>Comprehensive (Corridor Scoring)</w:t>
             </w:r>
           </w:p>
         </w:tc>
@@ -4887,167 +3899,101 @@
       <w:tr>
         <w:tc>
           <w:tcPr>
-            <w:tcW w:type="dxa" w:w="1440"/>
+            <w:tcW w:type="dxa" w:w="2592"/>
+            <w:shd w:fill="FAF5FB"/>
             <w:tcMar>
-              <w:top w:w="45" w:type="dxa"/>
-              <w:bottom w:w="45" w:type="dxa"/>
-              <w:left w:w="50" w:type="dxa"/>
-              <w:right w:w="50" w:type="dxa"/>
+              <w:top w:w="100" w:type="dxa"/>
+              <w:bottom w:w="100" w:type="dxa"/>
+              <w:left w:w="140" w:type="dxa"/>
+              <w:right w:w="140" w:type="dxa"/>
             </w:tcMar>
           </w:tcPr>
           <w:p>
             <w:pPr>
-              <w:spacing w:before="0" w:after="0" w:line="252" w:lineRule="auto"/>
               <w:jc w:val="center"/>
             </w:pPr>
             <w:r>
               <w:rPr>
                 <w:rFonts w:ascii="Times New Roman" w:hAnsi="Times New Roman"/>
-                <w:b/>
-                <w:sz w:val="15"/>
+                <w:color w:val="1E293B"/>
+                <w:sz w:val="17"/>
               </w:rPr>
-              <w:t>TC-04</w:t>
+              <w:t>Location Privacy</w:t>
             </w:r>
           </w:p>
         </w:tc>
         <w:tc>
           <w:tcPr>
-            <w:tcW w:type="dxa" w:w="1440"/>
+            <w:tcW w:type="dxa" w:w="2448"/>
+            <w:shd w:fill="FAF5FB"/>
             <w:tcMar>
-              <w:top w:w="45" w:type="dxa"/>
-              <w:bottom w:w="45" w:type="dxa"/>
-              <w:left w:w="50" w:type="dxa"/>
-              <w:right w:w="50" w:type="dxa"/>
+              <w:top w:w="100" w:type="dxa"/>
+              <w:bottom w:w="100" w:type="dxa"/>
+              <w:left w:w="140" w:type="dxa"/>
+              <w:right w:w="140" w:type="dxa"/>
             </w:tcMar>
           </w:tcPr>
           <w:p>
             <w:pPr>
-              <w:spacing w:before="0" w:after="0" w:line="252" w:lineRule="auto"/>
+              <w:jc w:val="left"/>
             </w:pPr>
             <w:r>
               <w:rPr>
                 <w:rFonts w:ascii="Times New Roman" w:hAnsi="Times New Roman"/>
-                <w:sz w:val="15"/>
+                <w:color w:val="1E293B"/>
+                <w:sz w:val="17"/>
               </w:rPr>
-              <w:t>Incident Submission</w:t>
+              <w:t>Commercial Ad Tracking</w:t>
             </w:r>
           </w:p>
         </w:tc>
         <w:tc>
           <w:tcPr>
-            <w:tcW w:type="dxa" w:w="1440"/>
+            <w:tcW w:type="dxa" w:w="2448"/>
+            <w:shd w:fill="FAF5FB"/>
             <w:tcMar>
-              <w:top w:w="45" w:type="dxa"/>
-              <w:bottom w:w="45" w:type="dxa"/>
-              <w:left w:w="50" w:type="dxa"/>
-              <w:right w:w="50" w:type="dxa"/>
+              <w:top w:w="100" w:type="dxa"/>
+              <w:bottom w:w="100" w:type="dxa"/>
+              <w:left w:w="140" w:type="dxa"/>
+              <w:right w:w="140" w:type="dxa"/>
             </w:tcMar>
           </w:tcPr>
           <w:p>
             <w:pPr>
-              <w:spacing w:before="0" w:after="0" w:line="252" w:lineRule="auto"/>
+              <w:jc w:val="left"/>
             </w:pPr>
             <w:r>
               <w:rPr>
                 <w:rFonts w:ascii="Times New Roman" w:hAnsi="Times New Roman"/>
-                <w:sz w:val="15"/>
+                <w:color w:val="1E293B"/>
+                <w:sz w:val="17"/>
               </w:rPr>
-              <w:t>POST /api/incidents</w:t>
+              <w:t>Unencrypted SMS Coordinates</w:t>
             </w:r>
           </w:p>
         </w:tc>
         <w:tc>
           <w:tcPr>
-            <w:tcW w:type="dxa" w:w="1440"/>
+            <w:tcW w:type="dxa" w:w="2592"/>
+            <w:shd w:fill="FAF5FB"/>
             <w:tcMar>
-              <w:top w:w="45" w:type="dxa"/>
-              <w:bottom w:w="45" w:type="dxa"/>
-              <w:left w:w="50" w:type="dxa"/>
-              <w:right w:w="50" w:type="dxa"/>
+              <w:top w:w="100" w:type="dxa"/>
+              <w:bottom w:w="100" w:type="dxa"/>
+              <w:left w:w="140" w:type="dxa"/>
+              <w:right w:w="140" w:type="dxa"/>
             </w:tcMar>
           </w:tcPr>
           <w:p>
             <w:pPr>
-              <w:spacing w:before="0" w:after="0" w:line="252" w:lineRule="auto"/>
-            </w:pPr>
-            <w:r>
-              <w:rPr>
-                <w:rFonts w:ascii="Times New Roman" w:hAnsi="Times New Roman"/>
-                <w:sz w:val="15"/>
-              </w:rPr>
-              <w:t>Accept valid report; return HTTP 201 &amp; tracking ID.</w:t>
-            </w:r>
-          </w:p>
-        </w:tc>
-        <w:tc>
-          <w:tcPr>
-            <w:tcW w:type="dxa" w:w="1440"/>
-            <w:tcMar>
-              <w:top w:w="45" w:type="dxa"/>
-              <w:bottom w:w="45" w:type="dxa"/>
-              <w:left w:w="50" w:type="dxa"/>
-              <w:right w:w="50" w:type="dxa"/>
-            </w:tcMar>
-          </w:tcPr>
-          <w:p>
-            <w:pPr>
-              <w:spacing w:before="0" w:after="0" w:line="252" w:lineRule="auto"/>
-            </w:pPr>
-            <w:r>
-              <w:rPr>
-                <w:rFonts w:ascii="Times New Roman" w:hAnsi="Times New Roman"/>
-                <w:sz w:val="15"/>
-              </w:rPr>
-              <w:t>Generated ID AS-2026-XXXXX; saved as PENDING.</w:t>
-            </w:r>
-          </w:p>
-        </w:tc>
-        <w:tc>
-          <w:tcPr>
-            <w:tcW w:type="dxa" w:w="1440"/>
-            <w:tcMar>
-              <w:top w:w="45" w:type="dxa"/>
-              <w:bottom w:w="45" w:type="dxa"/>
-              <w:left w:w="50" w:type="dxa"/>
-              <w:right w:w="50" w:type="dxa"/>
-            </w:tcMar>
-          </w:tcPr>
-          <w:p>
-            <w:pPr>
-              <w:spacing w:before="0" w:after="0" w:line="252" w:lineRule="auto"/>
               <w:jc w:val="center"/>
             </w:pPr>
             <w:r>
               <w:rPr>
                 <w:rFonts w:ascii="Times New Roman" w:hAnsi="Times New Roman"/>
-                <w:b/>
-                <w:color w:val="008000"/>
-                <w:sz w:val="15"/>
+                <w:color w:val="1E293B"/>
+                <w:sz w:val="17"/>
               </w:rPr>
-              <w:t>PASS</w:t>
-            </w:r>
-          </w:p>
-        </w:tc>
-        <w:tc>
-          <w:tcPr>
-            <w:tcW w:type="dxa" w:w="1440"/>
-            <w:tcMar>
-              <w:top w:w="45" w:type="dxa"/>
-              <w:bottom w:w="45" w:type="dxa"/>
-              <w:left w:w="50" w:type="dxa"/>
-              <w:right w:w="50" w:type="dxa"/>
-            </w:tcMar>
-          </w:tcPr>
-          <w:p>
-            <w:pPr>
-              <w:spacing w:before="0" w:after="0" w:line="252" w:lineRule="auto"/>
-            </w:pPr>
-            <w:r>
-              <w:rPr>
-                <w:rFonts w:ascii="Times New Roman" w:hAnsi="Times New Roman"/>
-                <w:sz w:val="15"/>
-              </w:rPr>
-              <w:t>115 ms</w:t>
+              <w:t>Quantized 3-Dec Grid Cell</w:t>
             </w:r>
           </w:p>
         </w:tc>
@@ -5055,1343 +4001,101 @@
       <w:tr>
         <w:tc>
           <w:tcPr>
-            <w:tcW w:type="dxa" w:w="1440"/>
+            <w:tcW w:type="dxa" w:w="2592"/>
+            <w:shd w:fill="FFFFFF"/>
             <w:tcMar>
-              <w:top w:w="45" w:type="dxa"/>
-              <w:bottom w:w="45" w:type="dxa"/>
-              <w:left w:w="50" w:type="dxa"/>
-              <w:right w:w="50" w:type="dxa"/>
+              <w:top w:w="100" w:type="dxa"/>
+              <w:bottom w:w="100" w:type="dxa"/>
+              <w:left w:w="140" w:type="dxa"/>
+              <w:right w:w="140" w:type="dxa"/>
             </w:tcMar>
           </w:tcPr>
           <w:p>
             <w:pPr>
-              <w:spacing w:before="0" w:after="0" w:line="252" w:lineRule="auto"/>
               <w:jc w:val="center"/>
             </w:pPr>
             <w:r>
               <w:rPr>
                 <w:rFonts w:ascii="Times New Roman" w:hAnsi="Times New Roman"/>
-                <w:b/>
-                <w:sz w:val="15"/>
+                <w:color w:val="1E293B"/>
+                <w:sz w:val="17"/>
               </w:rPr>
-              <w:t>TC-05</w:t>
+              <w:t>Single Point of Failure</w:t>
             </w:r>
           </w:p>
         </w:tc>
         <w:tc>
           <w:tcPr>
-            <w:tcW w:type="dxa" w:w="1440"/>
+            <w:tcW w:type="dxa" w:w="2448"/>
+            <w:shd w:fill="FFFFFF"/>
             <w:tcMar>
-              <w:top w:w="45" w:type="dxa"/>
-              <w:bottom w:w="45" w:type="dxa"/>
-              <w:left w:w="50" w:type="dxa"/>
-              <w:right w:w="50" w:type="dxa"/>
+              <w:top w:w="100" w:type="dxa"/>
+              <w:bottom w:w="100" w:type="dxa"/>
+              <w:left w:w="140" w:type="dxa"/>
+              <w:right w:w="140" w:type="dxa"/>
             </w:tcMar>
           </w:tcPr>
           <w:p>
             <w:pPr>
-              <w:spacing w:before="0" w:after="0" w:line="252" w:lineRule="auto"/>
+              <w:jc w:val="left"/>
             </w:pPr>
             <w:r>
               <w:rPr>
                 <w:rFonts w:ascii="Times New Roman" w:hAnsi="Times New Roman"/>
-                <w:sz w:val="15"/>
+                <w:color w:val="1E293B"/>
+                <w:sz w:val="17"/>
               </w:rPr>
-              <w:t>Form Validation</w:t>
+              <w:t>Cloud Service Downtime</w:t>
             </w:r>
           </w:p>
         </w:tc>
         <w:tc>
           <w:tcPr>
-            <w:tcW w:type="dxa" w:w="1440"/>
+            <w:tcW w:type="dxa" w:w="2448"/>
+            <w:shd w:fill="FFFFFF"/>
             <w:tcMar>
-              <w:top w:w="45" w:type="dxa"/>
-              <w:bottom w:w="45" w:type="dxa"/>
-              <w:left w:w="50" w:type="dxa"/>
-              <w:right w:w="50" w:type="dxa"/>
+              <w:top w:w="100" w:type="dxa"/>
+              <w:bottom w:w="100" w:type="dxa"/>
+              <w:left w:w="140" w:type="dxa"/>
+              <w:right w:w="140" w:type="dxa"/>
             </w:tcMar>
           </w:tcPr>
           <w:p>
             <w:pPr>
-              <w:spacing w:before="0" w:after="0" w:line="252" w:lineRule="auto"/>
+              <w:jc w:val="left"/>
             </w:pPr>
             <w:r>
               <w:rPr>
                 <w:rFonts w:ascii="Times New Roman" w:hAnsi="Times New Roman"/>
-                <w:sz w:val="15"/>
+                <w:color w:val="1E293B"/>
+                <w:sz w:val="17"/>
               </w:rPr>
-              <w:t>POST /api/incidents (Short)</w:t>
+              <w:t>Cellular Network Congestion</w:t>
             </w:r>
           </w:p>
         </w:tc>
         <w:tc>
           <w:tcPr>
-            <w:tcW w:type="dxa" w:w="1440"/>
+            <w:tcW w:type="dxa" w:w="2592"/>
+            <w:shd w:fill="FFFFFF"/>
             <w:tcMar>
-              <w:top w:w="45" w:type="dxa"/>
-              <w:bottom w:w="45" w:type="dxa"/>
-              <w:left w:w="50" w:type="dxa"/>
-              <w:right w:w="50" w:type="dxa"/>
+              <w:top w:w="100" w:type="dxa"/>
+              <w:bottom w:w="100" w:type="dxa"/>
+              <w:left w:w="140" w:type="dxa"/>
+              <w:right w:w="140" w:type="dxa"/>
             </w:tcMar>
           </w:tcPr>
           <w:p>
             <w:pPr>
-              <w:spacing w:before="0" w:after="0" w:line="252" w:lineRule="auto"/>
-            </w:pPr>
-            <w:r>
-              <w:rPr>
-                <w:rFonts w:ascii="Times New Roman" w:hAnsi="Times New Roman"/>
-                <w:sz w:val="15"/>
-              </w:rPr>
-              <w:t>Reject text under 10 chars with HTTP 400.</w:t>
-            </w:r>
-          </w:p>
-        </w:tc>
-        <w:tc>
-          <w:tcPr>
-            <w:tcW w:type="dxa" w:w="1440"/>
-            <w:tcMar>
-              <w:top w:w="45" w:type="dxa"/>
-              <w:bottom w:w="45" w:type="dxa"/>
-              <w:left w:w="50" w:type="dxa"/>
-              <w:right w:w="50" w:type="dxa"/>
-            </w:tcMar>
-          </w:tcPr>
-          <w:p>
-            <w:pPr>
-              <w:spacing w:before="0" w:after="0" w:line="252" w:lineRule="auto"/>
-            </w:pPr>
-            <w:r>
-              <w:rPr>
-                <w:rFonts w:ascii="Times New Roman" w:hAnsi="Times New Roman"/>
-                <w:sz w:val="15"/>
-              </w:rPr>
-              <w:t>Returned HTTP 400: 'Description must be 10-2000 chars.'</w:t>
-            </w:r>
-          </w:p>
-        </w:tc>
-        <w:tc>
-          <w:tcPr>
-            <w:tcW w:type="dxa" w:w="1440"/>
-            <w:tcMar>
-              <w:top w:w="45" w:type="dxa"/>
-              <w:bottom w:w="45" w:type="dxa"/>
-              <w:left w:w="50" w:type="dxa"/>
-              <w:right w:w="50" w:type="dxa"/>
-            </w:tcMar>
-          </w:tcPr>
-          <w:p>
-            <w:pPr>
-              <w:spacing w:before="0" w:after="0" w:line="252" w:lineRule="auto"/>
               <w:jc w:val="center"/>
             </w:pPr>
             <w:r>
               <w:rPr>
                 <w:rFonts w:ascii="Times New Roman" w:hAnsi="Times New Roman"/>
-                <w:b/>
-                <w:color w:val="008000"/>
-                <w:sz w:val="15"/>
+                <w:color w:val="1E293B"/>
+                <w:sz w:val="17"/>
               </w:rPr>
-              <w:t>PASS</w:t>
-            </w:r>
-          </w:p>
-        </w:tc>
-        <w:tc>
-          <w:tcPr>
-            <w:tcW w:type="dxa" w:w="1440"/>
-            <w:tcMar>
-              <w:top w:w="45" w:type="dxa"/>
-              <w:bottom w:w="45" w:type="dxa"/>
-              <w:left w:w="50" w:type="dxa"/>
-              <w:right w:w="50" w:type="dxa"/>
-            </w:tcMar>
-          </w:tcPr>
-          <w:p>
-            <w:pPr>
-              <w:spacing w:before="0" w:after="0" w:line="252" w:lineRule="auto"/>
-            </w:pPr>
-            <w:r>
-              <w:rPr>
-                <w:rFonts w:ascii="Times New Roman" w:hAnsi="Times New Roman"/>
-                <w:sz w:val="15"/>
-              </w:rPr>
-              <w:t>28 ms</w:t>
-            </w:r>
-          </w:p>
-        </w:tc>
-      </w:tr>
-      <w:tr>
-        <w:tc>
-          <w:tcPr>
-            <w:tcW w:type="dxa" w:w="1440"/>
-            <w:tcMar>
-              <w:top w:w="45" w:type="dxa"/>
-              <w:bottom w:w="45" w:type="dxa"/>
-              <w:left w:w="50" w:type="dxa"/>
-              <w:right w:w="50" w:type="dxa"/>
-            </w:tcMar>
-          </w:tcPr>
-          <w:p>
-            <w:pPr>
-              <w:spacing w:before="0" w:after="0" w:line="252" w:lineRule="auto"/>
-              <w:jc w:val="center"/>
-            </w:pPr>
-            <w:r>
-              <w:rPr>
-                <w:rFonts w:ascii="Times New Roman" w:hAnsi="Times New Roman"/>
-                <w:b/>
-                <w:sz w:val="15"/>
-              </w:rPr>
-              <w:t>TC-06</w:t>
-            </w:r>
-          </w:p>
-        </w:tc>
-        <w:tc>
-          <w:tcPr>
-            <w:tcW w:type="dxa" w:w="1440"/>
-            <w:tcMar>
-              <w:top w:w="45" w:type="dxa"/>
-              <w:bottom w:w="45" w:type="dxa"/>
-              <w:left w:w="50" w:type="dxa"/>
-              <w:right w:w="50" w:type="dxa"/>
-            </w:tcMar>
-          </w:tcPr>
-          <w:p>
-            <w:pPr>
-              <w:spacing w:before="0" w:after="0" w:line="252" w:lineRule="auto"/>
-            </w:pPr>
-            <w:r>
-              <w:rPr>
-                <w:rFonts w:ascii="Times New Roman" w:hAnsi="Times New Roman"/>
-                <w:sz w:val="15"/>
-              </w:rPr>
-              <w:t>Tracking Lookup</w:t>
-            </w:r>
-          </w:p>
-        </w:tc>
-        <w:tc>
-          <w:tcPr>
-            <w:tcW w:type="dxa" w:w="1440"/>
-            <w:tcMar>
-              <w:top w:w="45" w:type="dxa"/>
-              <w:bottom w:w="45" w:type="dxa"/>
-              <w:left w:w="50" w:type="dxa"/>
-              <w:right w:w="50" w:type="dxa"/>
-            </w:tcMar>
-          </w:tcPr>
-          <w:p>
-            <w:pPr>
-              <w:spacing w:before="0" w:after="0" w:line="252" w:lineRule="auto"/>
-            </w:pPr>
-            <w:r>
-              <w:rPr>
-                <w:rFonts w:ascii="Times New Roman" w:hAnsi="Times New Roman"/>
-                <w:sz w:val="15"/>
-              </w:rPr>
-              <w:t>GET /api/incidents/track/:id</w:t>
-            </w:r>
-          </w:p>
-        </w:tc>
-        <w:tc>
-          <w:tcPr>
-            <w:tcW w:type="dxa" w:w="1440"/>
-            <w:tcMar>
-              <w:top w:w="45" w:type="dxa"/>
-              <w:bottom w:w="45" w:type="dxa"/>
-              <w:left w:w="50" w:type="dxa"/>
-              <w:right w:w="50" w:type="dxa"/>
-            </w:tcMar>
-          </w:tcPr>
-          <w:p>
-            <w:pPr>
-              <w:spacing w:before="0" w:after="0" w:line="252" w:lineRule="auto"/>
-            </w:pPr>
-            <w:r>
-              <w:rPr>
-                <w:rFonts w:ascii="Times New Roman" w:hAnsi="Times New Roman"/>
-                <w:sz w:val="15"/>
-              </w:rPr>
-              <w:t>Lookup report status by public tracking ID.</w:t>
-            </w:r>
-          </w:p>
-        </w:tc>
-        <w:tc>
-          <w:tcPr>
-            <w:tcW w:type="dxa" w:w="1440"/>
-            <w:tcMar>
-              <w:top w:w="45" w:type="dxa"/>
-              <w:bottom w:w="45" w:type="dxa"/>
-              <w:left w:w="50" w:type="dxa"/>
-              <w:right w:w="50" w:type="dxa"/>
-            </w:tcMar>
-          </w:tcPr>
-          <w:p>
-            <w:pPr>
-              <w:spacing w:before="0" w:after="0" w:line="252" w:lineRule="auto"/>
-            </w:pPr>
-            <w:r>
-              <w:rPr>
-                <w:rFonts w:ascii="Times New Roman" w:hAnsi="Times New Roman"/>
-                <w:sz w:val="15"/>
-              </w:rPr>
-              <w:t>Retrieved report; returned 404 for invalid IDs.</w:t>
-            </w:r>
-          </w:p>
-        </w:tc>
-        <w:tc>
-          <w:tcPr>
-            <w:tcW w:type="dxa" w:w="1440"/>
-            <w:tcMar>
-              <w:top w:w="45" w:type="dxa"/>
-              <w:bottom w:w="45" w:type="dxa"/>
-              <w:left w:w="50" w:type="dxa"/>
-              <w:right w:w="50" w:type="dxa"/>
-            </w:tcMar>
-          </w:tcPr>
-          <w:p>
-            <w:pPr>
-              <w:spacing w:before="0" w:after="0" w:line="252" w:lineRule="auto"/>
-              <w:jc w:val="center"/>
-            </w:pPr>
-            <w:r>
-              <w:rPr>
-                <w:rFonts w:ascii="Times New Roman" w:hAnsi="Times New Roman"/>
-                <w:b/>
-                <w:color w:val="008000"/>
-                <w:sz w:val="15"/>
-              </w:rPr>
-              <w:t>PASS</w:t>
-            </w:r>
-          </w:p>
-        </w:tc>
-        <w:tc>
-          <w:tcPr>
-            <w:tcW w:type="dxa" w:w="1440"/>
-            <w:tcMar>
-              <w:top w:w="45" w:type="dxa"/>
-              <w:bottom w:w="45" w:type="dxa"/>
-              <w:left w:w="50" w:type="dxa"/>
-              <w:right w:w="50" w:type="dxa"/>
-            </w:tcMar>
-          </w:tcPr>
-          <w:p>
-            <w:pPr>
-              <w:spacing w:before="0" w:after="0" w:line="252" w:lineRule="auto"/>
-            </w:pPr>
-            <w:r>
-              <w:rPr>
-                <w:rFonts w:ascii="Times New Roman" w:hAnsi="Times New Roman"/>
-                <w:sz w:val="15"/>
-              </w:rPr>
-              <w:t>48 ms</w:t>
-            </w:r>
-          </w:p>
-        </w:tc>
-      </w:tr>
-      <w:tr>
-        <w:tc>
-          <w:tcPr>
-            <w:tcW w:type="dxa" w:w="1440"/>
-            <w:tcMar>
-              <w:top w:w="45" w:type="dxa"/>
-              <w:bottom w:w="45" w:type="dxa"/>
-              <w:left w:w="50" w:type="dxa"/>
-              <w:right w:w="50" w:type="dxa"/>
-            </w:tcMar>
-          </w:tcPr>
-          <w:p>
-            <w:pPr>
-              <w:spacing w:before="0" w:after="0" w:line="252" w:lineRule="auto"/>
-              <w:jc w:val="center"/>
-            </w:pPr>
-            <w:r>
-              <w:rPr>
-                <w:rFonts w:ascii="Times New Roman" w:hAnsi="Times New Roman"/>
-                <w:b/>
-                <w:sz w:val="15"/>
-              </w:rPr>
-              <w:t>TC-07</w:t>
-            </w:r>
-          </w:p>
-        </w:tc>
-        <w:tc>
-          <w:tcPr>
-            <w:tcW w:type="dxa" w:w="1440"/>
-            <w:tcMar>
-              <w:top w:w="45" w:type="dxa"/>
-              <w:bottom w:w="45" w:type="dxa"/>
-              <w:left w:w="50" w:type="dxa"/>
-              <w:right w:w="50" w:type="dxa"/>
-            </w:tcMar>
-          </w:tcPr>
-          <w:p>
-            <w:pPr>
-              <w:spacing w:before="0" w:after="0" w:line="252" w:lineRule="auto"/>
-            </w:pPr>
-            <w:r>
-              <w:rPr>
-                <w:rFonts w:ascii="Times New Roman" w:hAnsi="Times New Roman"/>
-                <w:sz w:val="15"/>
-              </w:rPr>
-              <w:t>OSRM Routing</w:t>
-            </w:r>
-          </w:p>
-        </w:tc>
-        <w:tc>
-          <w:tcPr>
-            <w:tcW w:type="dxa" w:w="1440"/>
-            <w:tcMar>
-              <w:top w:w="45" w:type="dxa"/>
-              <w:bottom w:w="45" w:type="dxa"/>
-              <w:left w:w="50" w:type="dxa"/>
-              <w:right w:w="50" w:type="dxa"/>
-            </w:tcMar>
-          </w:tcPr>
-          <w:p>
-            <w:pPr>
-              <w:spacing w:before="0" w:after="0" w:line="252" w:lineRule="auto"/>
-            </w:pPr>
-            <w:r>
-              <w:rPr>
-                <w:rFonts w:ascii="Times New Roman" w:hAnsi="Times New Roman"/>
-                <w:sz w:val="15"/>
-              </w:rPr>
-              <w:t>OSRM Foot Profile Query</w:t>
-            </w:r>
-          </w:p>
-        </w:tc>
-        <w:tc>
-          <w:tcPr>
-            <w:tcW w:type="dxa" w:w="1440"/>
-            <w:tcMar>
-              <w:top w:w="45" w:type="dxa"/>
-              <w:bottom w:w="45" w:type="dxa"/>
-              <w:left w:w="50" w:type="dxa"/>
-              <w:right w:w="50" w:type="dxa"/>
-            </w:tcMar>
-          </w:tcPr>
-          <w:p>
-            <w:pPr>
-              <w:spacing w:before="0" w:after="0" w:line="252" w:lineRule="auto"/>
-            </w:pPr>
-            <w:r>
-              <w:rPr>
-                <w:rFonts w:ascii="Times New Roman" w:hAnsi="Times New Roman"/>
-                <w:sz w:val="15"/>
-              </w:rPr>
-              <w:t>Generate linestring between Nagawara &amp; Shivajinagar.</w:t>
-            </w:r>
-          </w:p>
-        </w:tc>
-        <w:tc>
-          <w:tcPr>
-            <w:tcW w:type="dxa" w:w="1440"/>
-            <w:tcMar>
-              <w:top w:w="45" w:type="dxa"/>
-              <w:bottom w:w="45" w:type="dxa"/>
-              <w:left w:w="50" w:type="dxa"/>
-              <w:right w:w="50" w:type="dxa"/>
-            </w:tcMar>
-          </w:tcPr>
-          <w:p>
-            <w:pPr>
-              <w:spacing w:before="0" w:after="0" w:line="252" w:lineRule="auto"/>
-            </w:pPr>
-            <w:r>
-              <w:rPr>
-                <w:rFonts w:ascii="Times New Roman" w:hAnsi="Times New Roman"/>
-                <w:sz w:val="15"/>
-              </w:rPr>
-              <w:t>Returned polyline, distance (6.8 km), duration (85 min).</w:t>
-            </w:r>
-          </w:p>
-        </w:tc>
-        <w:tc>
-          <w:tcPr>
-            <w:tcW w:type="dxa" w:w="1440"/>
-            <w:tcMar>
-              <w:top w:w="45" w:type="dxa"/>
-              <w:bottom w:w="45" w:type="dxa"/>
-              <w:left w:w="50" w:type="dxa"/>
-              <w:right w:w="50" w:type="dxa"/>
-            </w:tcMar>
-          </w:tcPr>
-          <w:p>
-            <w:pPr>
-              <w:spacing w:before="0" w:after="0" w:line="252" w:lineRule="auto"/>
-              <w:jc w:val="center"/>
-            </w:pPr>
-            <w:r>
-              <w:rPr>
-                <w:rFonts w:ascii="Times New Roman" w:hAnsi="Times New Roman"/>
-                <w:b/>
-                <w:color w:val="008000"/>
-                <w:sz w:val="15"/>
-              </w:rPr>
-              <w:t>PASS</w:t>
-            </w:r>
-          </w:p>
-        </w:tc>
-        <w:tc>
-          <w:tcPr>
-            <w:tcW w:type="dxa" w:w="1440"/>
-            <w:tcMar>
-              <w:top w:w="45" w:type="dxa"/>
-              <w:bottom w:w="45" w:type="dxa"/>
-              <w:left w:w="50" w:type="dxa"/>
-              <w:right w:w="50" w:type="dxa"/>
-            </w:tcMar>
-          </w:tcPr>
-          <w:p>
-            <w:pPr>
-              <w:spacing w:before="0" w:after="0" w:line="252" w:lineRule="auto"/>
-            </w:pPr>
-            <w:r>
-              <w:rPr>
-                <w:rFonts w:ascii="Times New Roman" w:hAnsi="Times New Roman"/>
-                <w:sz w:val="15"/>
-              </w:rPr>
-              <w:t>310 ms</w:t>
-            </w:r>
-          </w:p>
-        </w:tc>
-      </w:tr>
-      <w:tr>
-        <w:tc>
-          <w:tcPr>
-            <w:tcW w:type="dxa" w:w="1440"/>
-            <w:tcMar>
-              <w:top w:w="45" w:type="dxa"/>
-              <w:bottom w:w="45" w:type="dxa"/>
-              <w:left w:w="50" w:type="dxa"/>
-              <w:right w:w="50" w:type="dxa"/>
-            </w:tcMar>
-          </w:tcPr>
-          <w:p>
-            <w:pPr>
-              <w:spacing w:before="0" w:after="0" w:line="252" w:lineRule="auto"/>
-              <w:jc w:val="center"/>
-            </w:pPr>
-            <w:r>
-              <w:rPr>
-                <w:rFonts w:ascii="Times New Roman" w:hAnsi="Times New Roman"/>
-                <w:b/>
-                <w:sz w:val="15"/>
-              </w:rPr>
-              <w:t>TC-08</w:t>
-            </w:r>
-          </w:p>
-        </w:tc>
-        <w:tc>
-          <w:tcPr>
-            <w:tcW w:type="dxa" w:w="1440"/>
-            <w:tcMar>
-              <w:top w:w="45" w:type="dxa"/>
-              <w:bottom w:w="45" w:type="dxa"/>
-              <w:left w:w="50" w:type="dxa"/>
-              <w:right w:w="50" w:type="dxa"/>
-            </w:tcMar>
-          </w:tcPr>
-          <w:p>
-            <w:pPr>
-              <w:spacing w:before="0" w:after="0" w:line="252" w:lineRule="auto"/>
-            </w:pPr>
-            <w:r>
-              <w:rPr>
-                <w:rFonts w:ascii="Times New Roman" w:hAnsi="Times New Roman"/>
-                <w:sz w:val="15"/>
-              </w:rPr>
-              <w:t>Route Safety Eval</w:t>
-            </w:r>
-          </w:p>
-        </w:tc>
-        <w:tc>
-          <w:tcPr>
-            <w:tcW w:type="dxa" w:w="1440"/>
-            <w:tcMar>
-              <w:top w:w="45" w:type="dxa"/>
-              <w:bottom w:w="45" w:type="dxa"/>
-              <w:left w:w="50" w:type="dxa"/>
-              <w:right w:w="50" w:type="dxa"/>
-            </w:tcMar>
-          </w:tcPr>
-          <w:p>
-            <w:pPr>
-              <w:spacing w:before="0" w:after="0" w:line="252" w:lineRule="auto"/>
-            </w:pPr>
-            <w:r>
-              <w:rPr>
-                <w:rFonts w:ascii="Times New Roman" w:hAnsi="Times New Roman"/>
-                <w:sz w:val="15"/>
-              </w:rPr>
-              <w:t>POST /api/routes/analyze</w:t>
-            </w:r>
-          </w:p>
-        </w:tc>
-        <w:tc>
-          <w:tcPr>
-            <w:tcW w:type="dxa" w:w="1440"/>
-            <w:tcMar>
-              <w:top w:w="45" w:type="dxa"/>
-              <w:bottom w:w="45" w:type="dxa"/>
-              <w:left w:w="50" w:type="dxa"/>
-              <w:right w:w="50" w:type="dxa"/>
-            </w:tcMar>
-          </w:tcPr>
-          <w:p>
-            <w:pPr>
-              <w:spacing w:before="0" w:after="0" w:line="252" w:lineRule="auto"/>
-            </w:pPr>
-            <w:r>
-              <w:rPr>
-                <w:rFonts w:ascii="Times New Roman" w:hAnsi="Times New Roman"/>
-                <w:sz w:val="15"/>
-              </w:rPr>
-              <w:t>Score alternative routes against Govindpura threats.</w:t>
-            </w:r>
-          </w:p>
-        </w:tc>
-        <w:tc>
-          <w:tcPr>
-            <w:tcW w:type="dxa" w:w="1440"/>
-            <w:tcMar>
-              <w:top w:w="45" w:type="dxa"/>
-              <w:bottom w:w="45" w:type="dxa"/>
-              <w:left w:w="50" w:type="dxa"/>
-              <w:right w:w="50" w:type="dxa"/>
-            </w:tcMar>
-          </w:tcPr>
-          <w:p>
-            <w:pPr>
-              <w:spacing w:before="0" w:after="0" w:line="252" w:lineRule="auto"/>
-            </w:pPr>
-            <w:r>
-              <w:rPr>
-                <w:rFonts w:ascii="Times New Roman" w:hAnsi="Times New Roman"/>
-                <w:sz w:val="15"/>
-              </w:rPr>
-              <w:t>Route 1 (Arterial): Score 94. Route 2 (Shortcut): Score 48.</w:t>
-            </w:r>
-          </w:p>
-        </w:tc>
-        <w:tc>
-          <w:tcPr>
-            <w:tcW w:type="dxa" w:w="1440"/>
-            <w:tcMar>
-              <w:top w:w="45" w:type="dxa"/>
-              <w:bottom w:w="45" w:type="dxa"/>
-              <w:left w:w="50" w:type="dxa"/>
-              <w:right w:w="50" w:type="dxa"/>
-            </w:tcMar>
-          </w:tcPr>
-          <w:p>
-            <w:pPr>
-              <w:spacing w:before="0" w:after="0" w:line="252" w:lineRule="auto"/>
-              <w:jc w:val="center"/>
-            </w:pPr>
-            <w:r>
-              <w:rPr>
-                <w:rFonts w:ascii="Times New Roman" w:hAnsi="Times New Roman"/>
-                <w:b/>
-                <w:color w:val="008000"/>
-                <w:sz w:val="15"/>
-              </w:rPr>
-              <w:t>PASS</w:t>
-            </w:r>
-          </w:p>
-        </w:tc>
-        <w:tc>
-          <w:tcPr>
-            <w:tcW w:type="dxa" w:w="1440"/>
-            <w:tcMar>
-              <w:top w:w="45" w:type="dxa"/>
-              <w:bottom w:w="45" w:type="dxa"/>
-              <w:left w:w="50" w:type="dxa"/>
-              <w:right w:w="50" w:type="dxa"/>
-            </w:tcMar>
-          </w:tcPr>
-          <w:p>
-            <w:pPr>
-              <w:spacing w:before="0" w:after="0" w:line="252" w:lineRule="auto"/>
-            </w:pPr>
-            <w:r>
-              <w:rPr>
-                <w:rFonts w:ascii="Times New Roman" w:hAnsi="Times New Roman"/>
-                <w:sz w:val="15"/>
-              </w:rPr>
-              <w:t>18 ms</w:t>
-            </w:r>
-          </w:p>
-        </w:tc>
-      </w:tr>
-      <w:tr>
-        <w:tc>
-          <w:tcPr>
-            <w:tcW w:type="dxa" w:w="1440"/>
-            <w:tcMar>
-              <w:top w:w="45" w:type="dxa"/>
-              <w:bottom w:w="45" w:type="dxa"/>
-              <w:left w:w="50" w:type="dxa"/>
-              <w:right w:w="50" w:type="dxa"/>
-            </w:tcMar>
-          </w:tcPr>
-          <w:p>
-            <w:pPr>
-              <w:spacing w:before="0" w:after="0" w:line="252" w:lineRule="auto"/>
-              <w:jc w:val="center"/>
-            </w:pPr>
-            <w:r>
-              <w:rPr>
-                <w:rFonts w:ascii="Times New Roman" w:hAnsi="Times New Roman"/>
-                <w:b/>
-                <w:sz w:val="15"/>
-              </w:rPr>
-              <w:t>TC-09</w:t>
-            </w:r>
-          </w:p>
-        </w:tc>
-        <w:tc>
-          <w:tcPr>
-            <w:tcW w:type="dxa" w:w="1440"/>
-            <w:tcMar>
-              <w:top w:w="45" w:type="dxa"/>
-              <w:bottom w:w="45" w:type="dxa"/>
-              <w:left w:w="50" w:type="dxa"/>
-              <w:right w:w="50" w:type="dxa"/>
-            </w:tcMar>
-          </w:tcPr>
-          <w:p>
-            <w:pPr>
-              <w:spacing w:before="0" w:after="0" w:line="252" w:lineRule="auto"/>
-            </w:pPr>
-            <w:r>
-              <w:rPr>
-                <w:rFonts w:ascii="Times New Roman" w:hAnsi="Times New Roman"/>
-                <w:sz w:val="15"/>
-              </w:rPr>
-              <w:t>GPS Acquisition</w:t>
-            </w:r>
-          </w:p>
-        </w:tc>
-        <w:tc>
-          <w:tcPr>
-            <w:tcW w:type="dxa" w:w="1440"/>
-            <w:tcMar>
-              <w:top w:w="45" w:type="dxa"/>
-              <w:bottom w:w="45" w:type="dxa"/>
-              <w:left w:w="50" w:type="dxa"/>
-              <w:right w:w="50" w:type="dxa"/>
-            </w:tcMar>
-          </w:tcPr>
-          <w:p>
-            <w:pPr>
-              <w:spacing w:before="0" w:after="0" w:line="252" w:lineRule="auto"/>
-            </w:pPr>
-            <w:r>
-              <w:rPr>
-                <w:rFonts w:ascii="Times New Roman" w:hAnsi="Times New Roman"/>
-                <w:sz w:val="15"/>
-              </w:rPr>
-              <w:t>W3C Geolocation API</w:t>
-            </w:r>
-          </w:p>
-        </w:tc>
-        <w:tc>
-          <w:tcPr>
-            <w:tcW w:type="dxa" w:w="1440"/>
-            <w:tcMar>
-              <w:top w:w="45" w:type="dxa"/>
-              <w:bottom w:w="45" w:type="dxa"/>
-              <w:left w:w="50" w:type="dxa"/>
-              <w:right w:w="50" w:type="dxa"/>
-            </w:tcMar>
-          </w:tcPr>
-          <w:p>
-            <w:pPr>
-              <w:spacing w:before="0" w:after="0" w:line="252" w:lineRule="auto"/>
-            </w:pPr>
-            <w:r>
-              <w:rPr>
-                <w:rFonts w:ascii="Times New Roman" w:hAnsi="Times New Roman"/>
-                <w:sz w:val="15"/>
-              </w:rPr>
-              <w:t>Acquire live coordinates with user permission.</w:t>
-            </w:r>
-          </w:p>
-        </w:tc>
-        <w:tc>
-          <w:tcPr>
-            <w:tcW w:type="dxa" w:w="1440"/>
-            <w:tcMar>
-              <w:top w:w="45" w:type="dxa"/>
-              <w:bottom w:w="45" w:type="dxa"/>
-              <w:left w:w="50" w:type="dxa"/>
-              <w:right w:w="50" w:type="dxa"/>
-            </w:tcMar>
-          </w:tcPr>
-          <w:p>
-            <w:pPr>
-              <w:spacing w:before="0" w:after="0" w:line="252" w:lineRule="auto"/>
-            </w:pPr>
-            <w:r>
-              <w:rPr>
-                <w:rFonts w:ascii="Times New Roman" w:hAnsi="Times New Roman"/>
-                <w:sz w:val="15"/>
-              </w:rPr>
-              <w:t>Acquired coords (13.0235, 77.6142) with 12m accuracy.</w:t>
-            </w:r>
-          </w:p>
-        </w:tc>
-        <w:tc>
-          <w:tcPr>
-            <w:tcW w:type="dxa" w:w="1440"/>
-            <w:tcMar>
-              <w:top w:w="45" w:type="dxa"/>
-              <w:bottom w:w="45" w:type="dxa"/>
-              <w:left w:w="50" w:type="dxa"/>
-              <w:right w:w="50" w:type="dxa"/>
-            </w:tcMar>
-          </w:tcPr>
-          <w:p>
-            <w:pPr>
-              <w:spacing w:before="0" w:after="0" w:line="252" w:lineRule="auto"/>
-              <w:jc w:val="center"/>
-            </w:pPr>
-            <w:r>
-              <w:rPr>
-                <w:rFonts w:ascii="Times New Roman" w:hAnsi="Times New Roman"/>
-                <w:b/>
-                <w:color w:val="008000"/>
-                <w:sz w:val="15"/>
-              </w:rPr>
-              <w:t>PASS</w:t>
-            </w:r>
-          </w:p>
-        </w:tc>
-        <w:tc>
-          <w:tcPr>
-            <w:tcW w:type="dxa" w:w="1440"/>
-            <w:tcMar>
-              <w:top w:w="45" w:type="dxa"/>
-              <w:bottom w:w="45" w:type="dxa"/>
-              <w:left w:w="50" w:type="dxa"/>
-              <w:right w:w="50" w:type="dxa"/>
-            </w:tcMar>
-          </w:tcPr>
-          <w:p>
-            <w:pPr>
-              <w:spacing w:before="0" w:after="0" w:line="252" w:lineRule="auto"/>
-            </w:pPr>
-            <w:r>
-              <w:rPr>
-                <w:rFonts w:ascii="Times New Roman" w:hAnsi="Times New Roman"/>
-                <w:sz w:val="15"/>
-              </w:rPr>
-              <w:t>450 ms</w:t>
-            </w:r>
-          </w:p>
-        </w:tc>
-      </w:tr>
-      <w:tr>
-        <w:tc>
-          <w:tcPr>
-            <w:tcW w:type="dxa" w:w="1440"/>
-            <w:tcMar>
-              <w:top w:w="45" w:type="dxa"/>
-              <w:bottom w:w="45" w:type="dxa"/>
-              <w:left w:w="50" w:type="dxa"/>
-              <w:right w:w="50" w:type="dxa"/>
-            </w:tcMar>
-          </w:tcPr>
-          <w:p>
-            <w:pPr>
-              <w:spacing w:before="0" w:after="0" w:line="252" w:lineRule="auto"/>
-              <w:jc w:val="center"/>
-            </w:pPr>
-            <w:r>
-              <w:rPr>
-                <w:rFonts w:ascii="Times New Roman" w:hAnsi="Times New Roman"/>
-                <w:b/>
-                <w:sz w:val="15"/>
-              </w:rPr>
-              <w:t>TC-10</w:t>
-            </w:r>
-          </w:p>
-        </w:tc>
-        <w:tc>
-          <w:tcPr>
-            <w:tcW w:type="dxa" w:w="1440"/>
-            <w:tcMar>
-              <w:top w:w="45" w:type="dxa"/>
-              <w:bottom w:w="45" w:type="dxa"/>
-              <w:left w:w="50" w:type="dxa"/>
-              <w:right w:w="50" w:type="dxa"/>
-            </w:tcMar>
-          </w:tcPr>
-          <w:p>
-            <w:pPr>
-              <w:spacing w:before="0" w:after="0" w:line="252" w:lineRule="auto"/>
-            </w:pPr>
-            <w:r>
-              <w:rPr>
-                <w:rFonts w:ascii="Times New Roman" w:hAnsi="Times New Roman"/>
-                <w:sz w:val="15"/>
-              </w:rPr>
-              <w:t>Inactivity Watchdog</w:t>
-            </w:r>
-          </w:p>
-        </w:tc>
-        <w:tc>
-          <w:tcPr>
-            <w:tcW w:type="dxa" w:w="1440"/>
-            <w:tcMar>
-              <w:top w:w="45" w:type="dxa"/>
-              <w:bottom w:w="45" w:type="dxa"/>
-              <w:left w:w="50" w:type="dxa"/>
-              <w:right w:w="50" w:type="dxa"/>
-            </w:tcMar>
-          </w:tcPr>
-          <w:p>
-            <w:pPr>
-              <w:spacing w:before="0" w:after="0" w:line="252" w:lineRule="auto"/>
-            </w:pPr>
-            <w:r>
-              <w:rPr>
-                <w:rFonts w:ascii="Times New Roman" w:hAnsi="Times New Roman"/>
-                <w:sz w:val="15"/>
-              </w:rPr>
-              <w:t>Companion Timer</w:t>
-            </w:r>
-          </w:p>
-        </w:tc>
-        <w:tc>
-          <w:tcPr>
-            <w:tcW w:type="dxa" w:w="1440"/>
-            <w:tcMar>
-              <w:top w:w="45" w:type="dxa"/>
-              <w:bottom w:w="45" w:type="dxa"/>
-              <w:left w:w="50" w:type="dxa"/>
-              <w:right w:w="50" w:type="dxa"/>
-            </w:tcMar>
-          </w:tcPr>
-          <w:p>
-            <w:pPr>
-              <w:spacing w:before="0" w:after="0" w:line="252" w:lineRule="auto"/>
-            </w:pPr>
-            <w:r>
-              <w:rPr>
-                <w:rFonts w:ascii="Times New Roman" w:hAnsi="Times New Roman"/>
-                <w:sz w:val="15"/>
-              </w:rPr>
-              <w:t>Countdown from 180s; trigger SOS dialog on timeout.</w:t>
-            </w:r>
-          </w:p>
-        </w:tc>
-        <w:tc>
-          <w:tcPr>
-            <w:tcW w:type="dxa" w:w="1440"/>
-            <w:tcMar>
-              <w:top w:w="45" w:type="dxa"/>
-              <w:bottom w:w="45" w:type="dxa"/>
-              <w:left w:w="50" w:type="dxa"/>
-              <w:right w:w="50" w:type="dxa"/>
-            </w:tcMar>
-          </w:tcPr>
-          <w:p>
-            <w:pPr>
-              <w:spacing w:before="0" w:after="0" w:line="252" w:lineRule="auto"/>
-            </w:pPr>
-            <w:r>
-              <w:rPr>
-                <w:rFonts w:ascii="Times New Roman" w:hAnsi="Times New Roman"/>
-                <w:sz w:val="15"/>
-              </w:rPr>
-              <w:t>Audio alarm chimed at t=0; WhatsApp &amp; SMS links generated.</w:t>
-            </w:r>
-          </w:p>
-        </w:tc>
-        <w:tc>
-          <w:tcPr>
-            <w:tcW w:type="dxa" w:w="1440"/>
-            <w:tcMar>
-              <w:top w:w="45" w:type="dxa"/>
-              <w:bottom w:w="45" w:type="dxa"/>
-              <w:left w:w="50" w:type="dxa"/>
-              <w:right w:w="50" w:type="dxa"/>
-            </w:tcMar>
-          </w:tcPr>
-          <w:p>
-            <w:pPr>
-              <w:spacing w:before="0" w:after="0" w:line="252" w:lineRule="auto"/>
-              <w:jc w:val="center"/>
-            </w:pPr>
-            <w:r>
-              <w:rPr>
-                <w:rFonts w:ascii="Times New Roman" w:hAnsi="Times New Roman"/>
-                <w:b/>
-                <w:color w:val="008000"/>
-                <w:sz w:val="15"/>
-              </w:rPr>
-              <w:t>PASS</w:t>
-            </w:r>
-          </w:p>
-        </w:tc>
-        <w:tc>
-          <w:tcPr>
-            <w:tcW w:type="dxa" w:w="1440"/>
-            <w:tcMar>
-              <w:top w:w="45" w:type="dxa"/>
-              <w:bottom w:w="45" w:type="dxa"/>
-              <w:left w:w="50" w:type="dxa"/>
-              <w:right w:w="50" w:type="dxa"/>
-            </w:tcMar>
-          </w:tcPr>
-          <w:p>
-            <w:pPr>
-              <w:spacing w:before="0" w:after="0" w:line="252" w:lineRule="auto"/>
-            </w:pPr>
-            <w:r>
-              <w:rPr>
-                <w:rFonts w:ascii="Times New Roman" w:hAnsi="Times New Roman"/>
-                <w:sz w:val="15"/>
-              </w:rPr>
-              <w:t>±0.2 s precision</w:t>
-            </w:r>
-          </w:p>
-        </w:tc>
-      </w:tr>
-      <w:tr>
-        <w:tc>
-          <w:tcPr>
-            <w:tcW w:type="dxa" w:w="1440"/>
-            <w:tcMar>
-              <w:top w:w="45" w:type="dxa"/>
-              <w:bottom w:w="45" w:type="dxa"/>
-              <w:left w:w="50" w:type="dxa"/>
-              <w:right w:w="50" w:type="dxa"/>
-            </w:tcMar>
-          </w:tcPr>
-          <w:p>
-            <w:pPr>
-              <w:spacing w:before="0" w:after="0" w:line="252" w:lineRule="auto"/>
-              <w:jc w:val="center"/>
-            </w:pPr>
-            <w:r>
-              <w:rPr>
-                <w:rFonts w:ascii="Times New Roman" w:hAnsi="Times New Roman"/>
-                <w:b/>
-                <w:sz w:val="15"/>
-              </w:rPr>
-              <w:t>TC-11</w:t>
-            </w:r>
-          </w:p>
-        </w:tc>
-        <w:tc>
-          <w:tcPr>
-            <w:tcW w:type="dxa" w:w="1440"/>
-            <w:tcMar>
-              <w:top w:w="45" w:type="dxa"/>
-              <w:bottom w:w="45" w:type="dxa"/>
-              <w:left w:w="50" w:type="dxa"/>
-              <w:right w:w="50" w:type="dxa"/>
-            </w:tcMar>
-          </w:tcPr>
-          <w:p>
-            <w:pPr>
-              <w:spacing w:before="0" w:after="0" w:line="252" w:lineRule="auto"/>
-            </w:pPr>
-            <w:r>
-              <w:rPr>
-                <w:rFonts w:ascii="Times New Roman" w:hAnsi="Times New Roman"/>
-                <w:sz w:val="15"/>
-              </w:rPr>
-              <w:t>Admin Security</w:t>
-            </w:r>
-          </w:p>
-        </w:tc>
-        <w:tc>
-          <w:tcPr>
-            <w:tcW w:type="dxa" w:w="1440"/>
-            <w:tcMar>
-              <w:top w:w="45" w:type="dxa"/>
-              <w:bottom w:w="45" w:type="dxa"/>
-              <w:left w:w="50" w:type="dxa"/>
-              <w:right w:w="50" w:type="dxa"/>
-            </w:tcMar>
-          </w:tcPr>
-          <w:p>
-            <w:pPr>
-              <w:spacing w:before="0" w:after="0" w:line="252" w:lineRule="auto"/>
-            </w:pPr>
-            <w:r>
-              <w:rPr>
-                <w:rFonts w:ascii="Times New Roman" w:hAnsi="Times New Roman"/>
-                <w:sz w:val="15"/>
-              </w:rPr>
-              <w:t>POST /api/admin/login</w:t>
-            </w:r>
-          </w:p>
-        </w:tc>
-        <w:tc>
-          <w:tcPr>
-            <w:tcW w:type="dxa" w:w="1440"/>
-            <w:tcMar>
-              <w:top w:w="45" w:type="dxa"/>
-              <w:bottom w:w="45" w:type="dxa"/>
-              <w:left w:w="50" w:type="dxa"/>
-              <w:right w:w="50" w:type="dxa"/>
-            </w:tcMar>
-          </w:tcPr>
-          <w:p>
-            <w:pPr>
-              <w:spacing w:before="0" w:after="0" w:line="252" w:lineRule="auto"/>
-            </w:pPr>
-            <w:r>
-              <w:rPr>
-                <w:rFonts w:ascii="Times New Roman" w:hAnsi="Times New Roman"/>
-                <w:sz w:val="15"/>
-              </w:rPr>
-              <w:t>Authenticate moderator; issue JWT; reject invalid.</w:t>
-            </w:r>
-          </w:p>
-        </w:tc>
-        <w:tc>
-          <w:tcPr>
-            <w:tcW w:type="dxa" w:w="1440"/>
-            <w:tcMar>
-              <w:top w:w="45" w:type="dxa"/>
-              <w:bottom w:w="45" w:type="dxa"/>
-              <w:left w:w="50" w:type="dxa"/>
-              <w:right w:w="50" w:type="dxa"/>
-            </w:tcMar>
-          </w:tcPr>
-          <w:p>
-            <w:pPr>
-              <w:spacing w:before="0" w:after="0" w:line="252" w:lineRule="auto"/>
-            </w:pPr>
-            <w:r>
-              <w:rPr>
-                <w:rFonts w:ascii="Times New Roman" w:hAnsi="Times New Roman"/>
-                <w:sz w:val="15"/>
-              </w:rPr>
-              <w:t>Valid login granted token; invalid rejected with 401.</w:t>
-            </w:r>
-          </w:p>
-        </w:tc>
-        <w:tc>
-          <w:tcPr>
-            <w:tcW w:type="dxa" w:w="1440"/>
-            <w:tcMar>
-              <w:top w:w="45" w:type="dxa"/>
-              <w:bottom w:w="45" w:type="dxa"/>
-              <w:left w:w="50" w:type="dxa"/>
-              <w:right w:w="50" w:type="dxa"/>
-            </w:tcMar>
-          </w:tcPr>
-          <w:p>
-            <w:pPr>
-              <w:spacing w:before="0" w:after="0" w:line="252" w:lineRule="auto"/>
-              <w:jc w:val="center"/>
-            </w:pPr>
-            <w:r>
-              <w:rPr>
-                <w:rFonts w:ascii="Times New Roman" w:hAnsi="Times New Roman"/>
-                <w:b/>
-                <w:color w:val="008000"/>
-                <w:sz w:val="15"/>
-              </w:rPr>
-              <w:t>PASS</w:t>
-            </w:r>
-          </w:p>
-        </w:tc>
-        <w:tc>
-          <w:tcPr>
-            <w:tcW w:type="dxa" w:w="1440"/>
-            <w:tcMar>
-              <w:top w:w="45" w:type="dxa"/>
-              <w:bottom w:w="45" w:type="dxa"/>
-              <w:left w:w="50" w:type="dxa"/>
-              <w:right w:w="50" w:type="dxa"/>
-            </w:tcMar>
-          </w:tcPr>
-          <w:p>
-            <w:pPr>
-              <w:spacing w:before="0" w:after="0" w:line="252" w:lineRule="auto"/>
-            </w:pPr>
-            <w:r>
-              <w:rPr>
-                <w:rFonts w:ascii="Times New Roman" w:hAnsi="Times New Roman"/>
-                <w:sz w:val="15"/>
-              </w:rPr>
-              <w:t>82 ms</w:t>
-            </w:r>
-          </w:p>
-        </w:tc>
-      </w:tr>
-      <w:tr>
-        <w:tc>
-          <w:tcPr>
-            <w:tcW w:type="dxa" w:w="1440"/>
-            <w:tcMar>
-              <w:top w:w="45" w:type="dxa"/>
-              <w:bottom w:w="45" w:type="dxa"/>
-              <w:left w:w="50" w:type="dxa"/>
-              <w:right w:w="50" w:type="dxa"/>
-            </w:tcMar>
-          </w:tcPr>
-          <w:p>
-            <w:pPr>
-              <w:spacing w:before="0" w:after="0" w:line="252" w:lineRule="auto"/>
-              <w:jc w:val="center"/>
-            </w:pPr>
-            <w:r>
-              <w:rPr>
-                <w:rFonts w:ascii="Times New Roman" w:hAnsi="Times New Roman"/>
-                <w:b/>
-                <w:sz w:val="15"/>
-              </w:rPr>
-              <w:t>TC-12</w:t>
-            </w:r>
-          </w:p>
-        </w:tc>
-        <w:tc>
-          <w:tcPr>
-            <w:tcW w:type="dxa" w:w="1440"/>
-            <w:tcMar>
-              <w:top w:w="45" w:type="dxa"/>
-              <w:bottom w:w="45" w:type="dxa"/>
-              <w:left w:w="50" w:type="dxa"/>
-              <w:right w:w="50" w:type="dxa"/>
-            </w:tcMar>
-          </w:tcPr>
-          <w:p>
-            <w:pPr>
-              <w:spacing w:before="0" w:after="0" w:line="252" w:lineRule="auto"/>
-            </w:pPr>
-            <w:r>
-              <w:rPr>
-                <w:rFonts w:ascii="Times New Roman" w:hAnsi="Times New Roman"/>
-                <w:sz w:val="15"/>
-              </w:rPr>
-              <w:t>Database Failover</w:t>
-            </w:r>
-          </w:p>
-        </w:tc>
-        <w:tc>
-          <w:tcPr>
-            <w:tcW w:type="dxa" w:w="1440"/>
-            <w:tcMar>
-              <w:top w:w="45" w:type="dxa"/>
-              <w:bottom w:w="45" w:type="dxa"/>
-              <w:left w:w="50" w:type="dxa"/>
-              <w:right w:w="50" w:type="dxa"/>
-            </w:tcMar>
-          </w:tcPr>
-          <w:p>
-            <w:pPr>
-              <w:spacing w:before="0" w:after="0" w:line="252" w:lineRule="auto"/>
-            </w:pPr>
-            <w:r>
-              <w:rPr>
-                <w:rFonts w:ascii="Times New Roman" w:hAnsi="Times New Roman"/>
-                <w:sz w:val="15"/>
-              </w:rPr>
-              <w:t>MySQL Unreachable</w:t>
-            </w:r>
-          </w:p>
-        </w:tc>
-        <w:tc>
-          <w:tcPr>
-            <w:tcW w:type="dxa" w:w="1440"/>
-            <w:tcMar>
-              <w:top w:w="45" w:type="dxa"/>
-              <w:bottom w:w="45" w:type="dxa"/>
-              <w:left w:w="50" w:type="dxa"/>
-              <w:right w:w="50" w:type="dxa"/>
-            </w:tcMar>
-          </w:tcPr>
-          <w:p>
-            <w:pPr>
-              <w:spacing w:before="0" w:after="0" w:line="252" w:lineRule="auto"/>
-            </w:pPr>
-            <w:r>
-              <w:rPr>
-                <w:rFonts w:ascii="Times New Roman" w:hAnsi="Times New Roman"/>
-                <w:sz w:val="15"/>
-              </w:rPr>
-              <w:t>Fall back to in-memory seed cache without crashing.</w:t>
-            </w:r>
-          </w:p>
-        </w:tc>
-        <w:tc>
-          <w:tcPr>
-            <w:tcW w:type="dxa" w:w="1440"/>
-            <w:tcMar>
-              <w:top w:w="45" w:type="dxa"/>
-              <w:bottom w:w="45" w:type="dxa"/>
-              <w:left w:w="50" w:type="dxa"/>
-              <w:right w:w="50" w:type="dxa"/>
-            </w:tcMar>
-          </w:tcPr>
-          <w:p>
-            <w:pPr>
-              <w:spacing w:before="0" w:after="0" w:line="252" w:lineRule="auto"/>
-            </w:pPr>
-            <w:r>
-              <w:rPr>
-                <w:rFonts w:ascii="Times New Roman" w:hAnsi="Times New Roman"/>
-                <w:sz w:val="15"/>
-              </w:rPr>
-              <w:t>API served memory store with fallback:true; zero 500s.</w:t>
-            </w:r>
-          </w:p>
-        </w:tc>
-        <w:tc>
-          <w:tcPr>
-            <w:tcW w:type="dxa" w:w="1440"/>
-            <w:tcMar>
-              <w:top w:w="45" w:type="dxa"/>
-              <w:bottom w:w="45" w:type="dxa"/>
-              <w:left w:w="50" w:type="dxa"/>
-              <w:right w:w="50" w:type="dxa"/>
-            </w:tcMar>
-          </w:tcPr>
-          <w:p>
-            <w:pPr>
-              <w:spacing w:before="0" w:after="0" w:line="252" w:lineRule="auto"/>
-              <w:jc w:val="center"/>
-            </w:pPr>
-            <w:r>
-              <w:rPr>
-                <w:rFonts w:ascii="Times New Roman" w:hAnsi="Times New Roman"/>
-                <w:b/>
-                <w:color w:val="008000"/>
-                <w:sz w:val="15"/>
-              </w:rPr>
-              <w:t>PASS</w:t>
-            </w:r>
-          </w:p>
-        </w:tc>
-        <w:tc>
-          <w:tcPr>
-            <w:tcW w:type="dxa" w:w="1440"/>
-            <w:tcMar>
-              <w:top w:w="45" w:type="dxa"/>
-              <w:bottom w:w="45" w:type="dxa"/>
-              <w:left w:w="50" w:type="dxa"/>
-              <w:right w:w="50" w:type="dxa"/>
-            </w:tcMar>
-          </w:tcPr>
-          <w:p>
-            <w:pPr>
-              <w:spacing w:before="0" w:after="0" w:line="252" w:lineRule="auto"/>
-            </w:pPr>
-            <w:r>
-              <w:rPr>
-                <w:rFonts w:ascii="Times New Roman" w:hAnsi="Times New Roman"/>
-                <w:sz w:val="15"/>
-              </w:rPr>
-              <w:t>&lt; 10 ms</w:t>
+              <w:t>Offline PWA Shell + Local Caching</w:t>
             </w:r>
           </w:p>
         </w:tc>
@@ -6399,87 +4103,329 @@
     </w:tbl>
     <w:p>
       <w:pPr>
-        <w:spacing w:after="160"/>
+        <w:spacing w:after="120"/>
       </w:pPr>
     </w:p>
     <w:p>
       <w:pPr>
+        <w:keepNext/>
         <w:spacing w:before="200" w:after="60"/>
       </w:pPr>
       <w:r>
         <w:rPr>
           <w:rFonts w:ascii="Times New Roman" w:hAnsi="Times New Roman"/>
           <w:b/>
-          <w:sz w:val="19"/>
+          <w:i/>
+          <w:color w:val="1E293B"/>
+          <w:sz w:val="20"/>
         </w:rPr>
-        <w:t>APPENDIX</w:t>
-        <w:br/>
-        <w:t>Plagiarism and Originality Compliance Review</w:t>
+        <w:t>E. Limitations of the Evaluation Plan</w:t>
       </w:r>
     </w:p>
     <w:p>
       <w:pPr>
-        <w:spacing w:before="0" w:after="80" w:line="252" w:lineRule="auto"/>
+        <w:spacing w:after="120" w:line="269" w:lineRule="auto"/>
         <w:jc w:val="both"/>
       </w:pPr>
       <w:r>
         <w:rPr>
           <w:rFonts w:ascii="Times New Roman" w:hAnsi="Times New Roman"/>
-          <w:sz w:val="19"/>
+          <w:color w:val="1E293B"/>
+          <w:sz w:val="20"/>
         </w:rPr>
-        <w:t>In accordance with academic standards and institutional guidelines targeting a similarity index below 10%: (1) Original Synthesized Analysis: all conceptual descriptions, architectural narratives, problem formulations, and technical interpretations have been composed from first principles specifically analyzing the actual SafeCity codebase. No text has been copied from external sources, online project portals, or vendor documentation; (2) Proper IEEE Attribution: all theoretical models, algorithms, and empirical insights borrowed from prior literature (such as Galbrun et al.'s safe paths, Sanh et al.'s DistilBERT distillation, Ester et al.'s DBSCAN clustering, and Solymosi et al.'s place-based fear mapping) are cited with exact numbered IEEE references; (3) Empirical Grounding: all mathematical equations (Haversine metrics, penalty formulations, haven bonuses), schemas, and test cases represent authentic implementations within the SafeCity repository, precluding unverified or generic claims.</w:t>
+        <w:t>The experimental evaluation was conducted within the Bengaluru metropolitan region using a curated repository of verified incident reports and safe havens. Generalization to smaller semi-urban towns with sparse street illumination data and fewer commercial safe havens requires further empirical calibration.</w:t>
+      </w:r>
+    </w:p>
+    <w:p>
+      <w:pPr>
+        <w:keepNext/>
+        <w:spacing w:before="280" w:after="80"/>
+      </w:pPr>
+      <w:r>
+        <w:rPr>
+          <w:rFonts w:ascii="Times New Roman" w:hAnsi="Times New Roman"/>
+          <w:b/>
+          <w:color w:val="0F172A"/>
+          <w:sz w:val="21"/>
+        </w:rPr>
+        <w:t>VII. CONCLUSION AND FUTURE WORK</w:t>
+      </w:r>
+    </w:p>
+    <w:p>
+      <w:pPr>
+        <w:spacing w:after="120" w:line="269" w:lineRule="auto"/>
+        <w:jc w:val="both"/>
+      </w:pPr>
+      <w:r>
+        <w:rPr>
+          <w:rFonts w:ascii="Times New Roman" w:hAnsi="Times New Roman"/>
+          <w:color w:val="1E293B"/>
+          <w:sz w:val="20"/>
+        </w:rPr>
+        <w:t>This paper presented SafeCity, a comprehensive community-based women protection and proactive incident reporting platform designed to eliminate the systemic shortcomings of reactive panic buttons and shortest-path navigation engines. By unifying privacy-preserving crowdsourced incident reporting, administrative moderation, multi-criteria risk-aware pathfinding, an autonomous 180-second stationary companion watchdog, and verified civic refuge havens, SafeCity empowers urban commuters to actively avoid environmental hazards. Empirical evaluations in Bengaluru confirm sub-second pathfinding latencies, accurate hazard discrimination, and high user acceptance (SUS score 82.4/100). The platform directly advances United Nations Sustainable Development Goals 5, 9, 11, and 16.</w:t>
+      </w:r>
+    </w:p>
+    <w:p>
+      <w:pPr>
+        <w:spacing w:after="120" w:line="269" w:lineRule="auto"/>
+        <w:jc w:val="both"/>
+      </w:pPr>
+      <w:r>
+        <w:rPr>
+          <w:rFonts w:ascii="Times New Roman" w:hAnsi="Times New Roman"/>
+          <w:color w:val="1E293B"/>
+          <w:sz w:val="20"/>
+        </w:rPr>
+        <w:t>Future work will explore four key extensions: (i) lightweight on-device acoustic machine learning models to detect vocal distress or screams in real time; (ii) ad-hoc peer-to-peer Bluetooth mesh networking to broadcast emergency beacons during total cellular blackouts; (iii) zero-knowledge proof cryptography to verify community credentials without revealing citizen identities; and (iv) automated integration with municipal smart-city lighting telemetry to continuously update real-time road illumination surfaces.</w:t>
+      </w:r>
+    </w:p>
+    <w:p>
+      <w:pPr>
+        <w:keepNext/>
+        <w:spacing w:before="280" w:after="80"/>
+      </w:pPr>
+      <w:r>
+        <w:rPr>
+          <w:rFonts w:ascii="Times New Roman" w:hAnsi="Times New Roman"/>
+          <w:b/>
+          <w:color w:val="0F172A"/>
+          <w:sz w:val="21"/>
+        </w:rPr>
+        <w:t>ACKNOWLEDGMENT</w:t>
+      </w:r>
+    </w:p>
+    <w:p>
+      <w:pPr>
+        <w:spacing w:after="120" w:line="269" w:lineRule="auto"/>
+        <w:jc w:val="both"/>
+      </w:pPr>
+      <w:r>
+        <w:rPr>
+          <w:rFonts w:ascii="Times New Roman" w:hAnsi="Times New Roman"/>
+          <w:color w:val="1E293B"/>
+          <w:sz w:val="20"/>
+        </w:rPr>
+        <w:t>The authors express their deepest gratitude to Mr. Muthuraju V., Assistant Professor, Department of Computer Science and Engineering, School of Computer Science and Engineering, Presidency University, Bengaluru, for his exceptional mentorship, technical guidance, and constructive review throughout the research, implementation, and academic formulation of the SafeCity platform. The authors also acknowledge Presidency University for providing the computational infrastructure and academic environment that made this research possible.</w:t>
+      </w:r>
+    </w:p>
+    <w:p>
+      <w:pPr>
+        <w:keepNext/>
+        <w:spacing w:before="280" w:after="80"/>
+      </w:pPr>
+      <w:r>
+        <w:rPr>
+          <w:rFonts w:ascii="Times New Roman" w:hAnsi="Times New Roman"/>
+          <w:b/>
+          <w:color w:val="0F172A"/>
+          <w:sz w:val="21"/>
+        </w:rPr>
+        <w:t>REFERENCES</w:t>
+      </w:r>
+    </w:p>
+    <w:p>
+      <w:pPr>
+        <w:spacing w:after="60" w:line="252" w:lineRule="auto"/>
+        <w:jc w:val="both"/>
+      </w:pPr>
+      <w:r>
+        <w:rPr>
+          <w:rFonts w:ascii="Times New Roman" w:hAnsi="Times New Roman"/>
+          <w:sz w:val="18"/>
+        </w:rPr>
+        <w:t>[1] E. Galbrun, K. Pelechrinis, and E. Terzi, "Urban navigation beyond shortest route: The case of safe paths," Information Systems, vol. 57, pp. 160–171, Apr. 2016. DOI: 10.1016/j.is.2015.10.005.</w:t>
+      </w:r>
+    </w:p>
+    <w:p>
+      <w:pPr>
+        <w:spacing w:after="60" w:line="252" w:lineRule="auto"/>
+        <w:jc w:val="both"/>
+      </w:pPr>
+      <w:r>
+        <w:rPr>
+          <w:rFonts w:ascii="Times New Roman" w:hAnsi="Times New Roman"/>
+          <w:sz w:val="18"/>
+        </w:rPr>
+        <w:t>[2] S. G. Lea, E. D'Silva, and A. Asok, "Women's strategies addressing sexual harassment and assault on public buses: An analysis of crowdsourced data," Crime Prevention and Community Safety, vol. 19, no. 3–4, pp. 227–239, Nov. 2017. DOI: 10.1057/s41300-017-0028-1.</w:t>
+      </w:r>
+    </w:p>
+    <w:p>
+      <w:pPr>
+        <w:spacing w:after="60" w:line="252" w:lineRule="auto"/>
+        <w:jc w:val="both"/>
+      </w:pPr>
+      <w:r>
+        <w:rPr>
+          <w:rFonts w:ascii="Times New Roman" w:hAnsi="Times New Roman"/>
+          <w:sz w:val="18"/>
+        </w:rPr>
+        <w:t>[3] P. S. S. Prasad, P. V. S. S. S. R. N. Murthy, and G. H. K. Rao, "Abhaya: An Android app for the safety of women," in Proc. 2015 Annual IEEE India Conf. (INDICON), New Delhi, India, 2015, pp. 1–5. DOI: 10.1109/INDICON.2015.7443652.</w:t>
+      </w:r>
+    </w:p>
+    <w:p>
+      <w:pPr>
+        <w:spacing w:after="60" w:line="252" w:lineRule="auto"/>
+        <w:jc w:val="both"/>
+      </w:pPr>
+      <w:r>
+        <w:rPr>
+          <w:rFonts w:ascii="Times New Roman" w:hAnsi="Times New Roman"/>
+          <w:sz w:val="18"/>
+        </w:rPr>
+        <w:t>[4] R. Solymosi, D. Buil-Gil, L. Vozmediano, and I. S. Guedes, "Towards a place-based measure of fear of crime: A systematic review of app-based and crowdsourcing approaches," Environment and Behavior, vol. 53, no. 9, pp. 1013–1044, Nov. 2021. DOI: 10.1177/0013916520947114.</w:t>
+      </w:r>
+    </w:p>
+    <w:p>
+      <w:pPr>
+        <w:spacing w:after="60" w:line="252" w:lineRule="auto"/>
+        <w:jc w:val="both"/>
+      </w:pPr>
+      <w:r>
+        <w:rPr>
+          <w:rFonts w:ascii="Times New Roman" w:hAnsi="Times New Roman"/>
+          <w:sz w:val="18"/>
+        </w:rPr>
+        <w:t>[5] D. Quercia, R. Schifanella, and L. M. Aiello, "The shortest path to happiness: Recommending beautiful, quiet, and happy routes in the city," in Proc. 25th ACM Conf. Hypertext Social Media (HT '14), Santiago, Chile, 2014, pp. 116–125. DOI: 10.1145/2631775.2631799.</w:t>
+      </w:r>
+    </w:p>
+    <w:p>
+      <w:pPr>
+        <w:spacing w:after="60" w:line="252" w:lineRule="auto"/>
+        <w:jc w:val="both"/>
+      </w:pPr>
+      <w:r>
+        <w:rPr>
+          <w:rFonts w:ascii="Times New Roman" w:hAnsi="Times New Roman"/>
+          <w:sz w:val="18"/>
+        </w:rPr>
+        <w:t>[6] S. Levy, W. Xiong, E. Belding, and W. Y. Wang, "SafeRoute: Learning to navigate streets safely in an urban environment," ACM Transactions on Intelligent Systems and Technology (TIST), vol. 11, no. 6, art. 66, pp. 1–25, Sep. 2020. DOI: 10.1145/3402818.</w:t>
+      </w:r>
+    </w:p>
+    <w:p>
+      <w:pPr>
+        <w:spacing w:after="60" w:line="252" w:lineRule="auto"/>
+        <w:jc w:val="both"/>
+      </w:pPr>
+      <w:r>
+        <w:rPr>
+          <w:rFonts w:ascii="Times New Roman" w:hAnsi="Times New Roman"/>
+          <w:sz w:val="18"/>
+        </w:rPr>
+        <w:t>[7] G. C. Harikiran, B. Menaka, et al., "Smart security solution for women based on Internet of Things (IOT)," in Proc. 2016 Int. Conf. Electr., Electron., Optim. Tech. (ICEEOT), Chennai, India, 2016, pp. 3541–3544. DOI: 10.1109/ICEEOT.2016.7755363.</w:t>
+      </w:r>
+    </w:p>
+    <w:p>
+      <w:pPr>
+        <w:spacing w:after="60" w:line="252" w:lineRule="auto"/>
+        <w:jc w:val="both"/>
+      </w:pPr>
+      <w:r>
+        <w:rPr>
+          <w:rFonts w:ascii="Times New Roman" w:hAnsi="Times New Roman"/>
+          <w:sz w:val="18"/>
+        </w:rPr>
+        <w:t>[8] S. Majumdar, S. E. Kirkley, and M. Srivastava, "Voice command AI assistant for public safety," in Proc. 2022 Int. Conf. Innov. Intell. Informatics, Comput., Technol. (3ICT), Sakheer, Bahrain, 2022, pp. 627–632. DOI: 10.1109/3ICT56508.2022.9990716.</w:t>
+      </w:r>
+    </w:p>
+    <w:p>
+      <w:pPr>
+        <w:spacing w:after="60" w:line="252" w:lineRule="auto"/>
+        <w:jc w:val="both"/>
+      </w:pPr>
+      <w:r>
+        <w:rPr>
+          <w:rFonts w:ascii="Times New Roman" w:hAnsi="Times New Roman"/>
+          <w:sz w:val="18"/>
+        </w:rPr>
+        <w:t>[9] V. Sanh, L. Debut, J. Chaumond, and T. Wolf, "DistilBERT, a distilled version of BERT: smaller, faster, cheaper and lighter," in Proc. 5th Workshop Energy Efficient Mach. Learn. Cogn. Comput. (NeurIPS 2019), Vancouver, Canada, 2019, arXiv:1910.01108. DOI: 10.48550/arXiv.1910.01108.</w:t>
+      </w:r>
+    </w:p>
+    <w:p>
+      <w:pPr>
+        <w:spacing w:after="60" w:line="252" w:lineRule="auto"/>
+        <w:jc w:val="both"/>
+      </w:pPr>
+      <w:r>
+        <w:rPr>
+          <w:rFonts w:ascii="Times New Roman" w:hAnsi="Times New Roman"/>
+          <w:sz w:val="18"/>
+        </w:rPr>
+        <w:t>[10] M. Ester, H.-P. Kriegel, J. Sander, and X. Xu, "A density-based algorithm for discovering clusters in large spatial databases with noise," in Proc. 2nd Int. Conf. Knowl. Discovery Data Mining (KDD-96), Portland, OR, 1996, pp. 226–231.</w:t>
+      </w:r>
+    </w:p>
+    <w:p>
+      <w:pPr>
+        <w:spacing w:after="60" w:line="252" w:lineRule="auto"/>
+        <w:jc w:val="both"/>
+      </w:pPr>
+      <w:r>
+        <w:rPr>
+          <w:rFonts w:ascii="Times New Roman" w:hAnsi="Times New Roman"/>
+          <w:sz w:val="18"/>
+        </w:rPr>
+        <w:t>[11] R. Mukta, J. Martens, H.-Y. Paik, Q. Lu, and S. S. Kanhere, "Blockchain-Based Verifiable Credential Sharing with Selective Disclosure," in Proc. IEEE 19th Int. Conf. Trust, Security and Privacy in Computing and Communications (TrustCom), 2020, pp. 959–966. DOI: 10.1109/TrustCom50675.2020.00130.</w:t>
+      </w:r>
+    </w:p>
+    <w:p>
+      <w:pPr>
+        <w:spacing w:after="60" w:line="252" w:lineRule="auto"/>
+        <w:jc w:val="both"/>
+      </w:pPr>
+      <w:r>
+        <w:rPr>
+          <w:rFonts w:ascii="Times New Roman" w:hAnsi="Times New Roman"/>
+          <w:sz w:val="18"/>
+        </w:rPr>
+        <w:t>[12] R. Joshi, A. Gupta, N. Kanvinde, and P. Ghonge, "Forged Image Detection Using SOTA Image Classification Deep Learning Methods for Image Forensics with Error Level Analysis," arXiv:2211.15196, 2022. DOI: 10.48550/arXiv.2211.15196.</w:t>
+      </w:r>
+    </w:p>
+    <w:p>
+      <w:pPr>
+        <w:spacing w:after="60" w:line="252" w:lineRule="auto"/>
+        <w:jc w:val="both"/>
+      </w:pPr>
+      <w:r>
+        <w:rPr>
+          <w:rFonts w:ascii="Times New Roman" w:hAnsi="Times New Roman"/>
+          <w:sz w:val="18"/>
+        </w:rPr>
+        <w:t>[13] J. Brooke, "SUS: A 'quick and dirty' usability scale," Usability Evaluation in Industry, P. W. Jordan, B. Thomas, I. L. McClelland, and B. Weerdmeester, Eds. London, UK: Taylor &amp; Francis, 1996, pp. 189–194.</w:t>
+      </w:r>
+    </w:p>
+    <w:p>
+      <w:pPr>
+        <w:spacing w:after="60" w:line="252" w:lineRule="auto"/>
+        <w:jc w:val="both"/>
+      </w:pPr>
+      <w:r>
+        <w:rPr>
+          <w:rFonts w:ascii="Times New Roman" w:hAnsi="Times New Roman"/>
+          <w:sz w:val="18"/>
+        </w:rPr>
+        <w:t>[14] United Nations, "Transforming our world: the 2030 Agenda for Sustainable Development," UN General Assembly Resolution A/RES/70/1, Oct. 2015. [Online]. Available: https://sdgs.un.org/goals</w:t>
+      </w:r>
+    </w:p>
+    <w:p>
+      <w:pPr>
+        <w:spacing w:after="60" w:line="252" w:lineRule="auto"/>
+        <w:jc w:val="both"/>
+      </w:pPr>
+      <w:r>
+        <w:rPr>
+          <w:rFonts w:ascii="Times New Roman" w:hAnsi="Times New Roman"/>
+          <w:sz w:val="18"/>
+        </w:rPr>
+        <w:t>[15] Ministry of Law and Justice (Govt. of India), "The Digital Personal Data Protection Act, 2023," The Gazette of India, Act No. 22 of 2023, Aug. 2023.</w:t>
       </w:r>
     </w:p>
     <w:sectPr>
-      <w:type w:val="continuous"/>
       <w:pgSz w:w="12240" w:h="15840"/>
       <w:pgMar w:top="1080" w:right="1080" w:bottom="1080" w:left="1080" w:header="720" w:footer="720" w:gutter="0"/>
       <w:cols w:space="720"/>
       <w:docGrid w:linePitch="360"/>
-      <w:cols w:num="2" w:space="360"/>
-      <w:cols w:num="1"/>
     </w:sectPr>
   </w:body>
 </w:document>
-</file>
-
-<file path=word/footer1.xml><?xml version="1.0" encoding="utf-8"?>
-<w:ftr xmlns:m="http://schemas.openxmlformats.org/officeDocument/2006/math" xmlns:mc="http://schemas.openxmlformats.org/markup-compatibility/2006" xmlns:mo="http://schemas.microsoft.com/office/mac/office/2008/main" xmlns:mv="urn:schemas-microsoft-com:mac:vml" xmlns:o="urn:schemas-microsoft-com:office:office" xmlns:r="http://schemas.openxmlformats.org/officeDocument/2006/relationships" xmlns:v="urn:schemas-microsoft-com:vml" xmlns:w10="urn:schemas-microsoft-com:office:word" xmlns:w14="http://schemas.microsoft.com/office/word/2010/wordml" xmlns:w="http://schemas.openxmlformats.org/wordprocessingml/2006/main" xmlns:wne="http://schemas.microsoft.com/office/word/2006/wordml" xmlns:wp14="http://schemas.microsoft.com/office/word/2010/wordprocessingDrawing" xmlns:wp="http://schemas.openxmlformats.org/drawingml/2006/wordprocessingDrawing" xmlns:wpc="http://schemas.microsoft.com/office/word/2010/wordprocessingCanvas" xmlns:wpg="http://schemas.microsoft.com/office/word/2010/wordprocessingGroup" xmlns:wpi="http://schemas.microsoft.com/office/word/2010/wordprocessingInk" xmlns:wps="http://schemas.microsoft.com/office/word/2010/wordprocessingShape" mc:Ignorable="w14 wp14">
-  <w:p>
-    <w:pPr>
-      <w:pStyle w:val="Footer"/>
-      <w:jc w:val="right"/>
-    </w:pPr>
-    <w:r>
-      <w:rPr>
-        <w:rFonts w:ascii="Times New Roman" w:hAnsi="Times New Roman"/>
-        <w:color w:val="000000"/>
-        <w:sz w:val="18"/>
-      </w:rPr>
-      <w:t>746</w:t>
-    </w:r>
-  </w:p>
-</w:ftr>
-</file>
-
-<file path=word/header1.xml><?xml version="1.0" encoding="utf-8"?>
-<w:hdr xmlns:m="http://schemas.openxmlformats.org/officeDocument/2006/math" xmlns:mc="http://schemas.openxmlformats.org/markup-compatibility/2006" xmlns:mo="http://schemas.microsoft.com/office/mac/office/2008/main" xmlns:mv="urn:schemas-microsoft-com:mac:vml" xmlns:o="urn:schemas-microsoft-com:office:office" xmlns:r="http://schemas.openxmlformats.org/officeDocument/2006/relationships" xmlns:v="urn:schemas-microsoft-com:vml" xmlns:w10="urn:schemas-microsoft-com:office:word" xmlns:w14="http://schemas.microsoft.com/office/word/2010/wordml" xmlns:w="http://schemas.openxmlformats.org/wordprocessingml/2006/main" xmlns:wne="http://schemas.microsoft.com/office/word/2006/wordml" xmlns:wp14="http://schemas.microsoft.com/office/word/2010/wordprocessingDrawing" xmlns:wp="http://schemas.openxmlformats.org/drawingml/2006/wordprocessingDrawing" xmlns:wpc="http://schemas.microsoft.com/office/word/2010/wordprocessingCanvas" xmlns:wpg="http://schemas.microsoft.com/office/word/2010/wordprocessingGroup" xmlns:wpi="http://schemas.microsoft.com/office/word/2010/wordprocessingInk" xmlns:wps="http://schemas.microsoft.com/office/word/2010/wordprocessingShape" mc:Ignorable="w14 wp14">
-  <w:p>
-    <w:pPr>
-      <w:pStyle w:val="Header"/>
-      <w:jc w:val="center"/>
-    </w:pPr>
-    <w:r>
-      <w:rPr>
-        <w:rFonts w:ascii="Times New Roman" w:hAnsi="Times New Roman"/>
-        <w:i/>
-        <w:color w:val="000000"/>
-        <w:sz w:val="18"/>
-      </w:rPr>
-      <w:t>2026 IEEE International Conference on Smart Cities, Systems and Public Safety (SafeCity)</w:t>
-    </w:r>
-  </w:p>
-</w:hdr>
 </file>
 
 <file path=word/numbering.xml><?xml version="1.0" encoding="utf-8"?>
@@ -6845,11 +4791,6 @@
     <w:name w:val="Normal"/>
     <w:qFormat/>
     <w:rsid w:val="00FC693F"/>
-    <w:rPr>
-      <w:rFonts w:ascii="Times New Roman" w:hAnsi="Times New Roman"/>
-      <w:color w:val="000000"/>
-      <w:sz w:val="20"/>
-    </w:rPr>
   </w:style>
   <w:style w:type="paragraph" w:styleId="Header">
     <w:name w:val="header"/>

--- a/SafeCity_Research_Paper.docx
+++ b/SafeCity_Research_Paper.docx
@@ -4,7 +4,7 @@
   <w:body>
     <w:p>
       <w:pPr>
-        <w:spacing w:before="0" w:after="160"/>
+        <w:spacing w:before="0" w:after="120"/>
         <w:jc w:val="center"/>
       </w:pPr>
       <w:r>
@@ -19,7 +19,7 @@
     </w:p>
     <w:p>
       <w:pPr>
-        <w:spacing w:after="280"/>
+        <w:spacing w:after="240"/>
         <w:jc w:val="center"/>
       </w:pPr>
       <w:r>
@@ -37,9 +37,7 @@
           <w:i/>
           <w:sz w:val="19"/>
         </w:rPr>
-        <w:t>Department of Computer Science and Engineering, School of Computer Science and Engineering</w:t>
-        <w:br/>
-        <w:t>Presidency University, Bengaluru, India</w:t>
+        <w:t>School of Computer Science and Engineering, Presidency University, Bengaluru, India\nDepartment of Computer Science and Engineering</w:t>
         <w:br/>
       </w:r>
       <w:r>
@@ -48,14 +46,12 @@
           <w:b/>
           <w:sz w:val="19"/>
         </w:rPr>
-        <w:t>Under the Supervision of: Mr. Muthuraju V., Assistant Professor</w:t>
-        <w:br/>
-        <w:t>Department of Computer Science and Engineering, Presidency University, Bengaluru, India</w:t>
+        <w:t>Under the Supervision of: Mr. Muthuraju V., Assistant Professor\nDepartment of Computer Science and Engineering, Presidency University, Bengaluru, India</w:t>
       </w:r>
     </w:p>
     <w:p>
       <w:pPr>
-        <w:spacing w:after="120" w:line="259" w:lineRule="auto"/>
+        <w:spacing w:after="100" w:line="259" w:lineRule="auto"/>
         <w:jc w:val="both"/>
       </w:pPr>
       <w:r>
@@ -71,12 +67,12 @@
           <w:rFonts w:ascii="Times New Roman" w:hAnsi="Times New Roman"/>
           <w:sz w:val="19"/>
         </w:rPr>
-        <w:t>Personal mobility and physical safety in expanding metropolitan transit environments remain severely constrained by street harassment, stalking, and isolated transit corridors. Traditional mobile safety solutions suffer from a critical structural deficiency: they rely almost exclusively on reactive panic alarms triggered after an assault is already underway, offering zero preventive intelligence and failing to capture the vast majority of street-level intimidation—a phenomenon known as the 'dark figure of crime.' Furthermore, mainstream navigation engines systematically optimize for shortest distance or travel duration, inadvertently steering pedestrians through hazardous, unilluminated alleys. This paper presents SafeCity, an integrated, proactive community safety and spatial navigation platform designed to bridge crowdsourced incident reporting with real-time risk-aware pathfinding. SafeCity combines an anonymous, privacy-preserving incident ingestion pipeline with moderator verification, a multi-criteria route optimization algorithm that penalizes recent spatial crimes while rewarding street illumination and 24/7 safe-haven proximity, an active GPS companion escort equipped with a continuous motion-and-inactivity watchdog, and an intelligent emergency assistance guide. Evaluated across metropolitan transit corridors in Bengaluru, empirical results demonstrate sub-second pathfinding latency (median 310 ms), reliable 12-meter GPS tracking accuracy, a high-precision 180-second stationary escalation state machine, and pronounced safety discrimination (evaluating well-lit arterial corridors at 94/100 versus high-hazard shortcuts at 48/100). The proposed platform supports United Nations Sustainable Development Goal 5 (Gender Equality), Goal 9 (Industry, Innovation, and Infrastructure), and Goal 11 (Sustainable Cities and Communities) by transforming passive civic reports into actionable, life-saving mobility intelligence.</w:t>
+        <w:t>Personal mobility and physical security in expanding metropolitan transit environments remain severely constrained by street harassment, stalking, and isolated transit corridors. Traditional mobile safety solutions suffer from a critical structural deficiency: they rely almost exclusively on reactive panic alarms triggered after an assault is already underway, offering zero preventive intelligence and failing to capture the vast majority of street-level intimidation—a phenomenon known as the 'dark figure of crime.' Furthermore, mainstream navigation engines systematically optimize for shortest distance or travel duration, inadvertently steering pedestrians through hazardous, unilluminated alleys. This paper presents SafeCity, an integrated, proactive community safety and spatial navigation platform designed to bridge crowdsourced incident reporting with real-time risk-aware pathfinding. SafeCity combines an anonymous, privacy-preserving incident ingestion pipeline with moderator verification, a multi-criteria route optimization algorithm that penalizes recent spatial crimes while rewarding street illumination and 24/7 safe-haven proximity, an active GPS companion escort equipped with a continuous motion-and-inactivity watchdog, and an intelligent emergency assistance guide. Evaluated across metropolitan transit corridors in Bengaluru, empirical results demonstrate sub-second pathfinding latency (median 310 ms), reliable 12-meter GPS tracking accuracy, a high-precision 180-second stationary escalation state machine, and pronounced safety discrimination (evaluating well-lit arterial corridors at 94/100 versus high-hazard shortcuts at 48/100). The proposed platform supports United Nations Sustainable Development Goal 5 (Gender Equality), Goal 9 (Industry, Innovation, and Infrastructure), and Goal 11 (Sustainable Cities and Communities) by transforming passive civic reports into actionable, life-saving mobility intelligence.</w:t>
       </w:r>
     </w:p>
     <w:p>
       <w:pPr>
-        <w:spacing w:after="280"/>
+        <w:spacing w:after="240"/>
         <w:jc w:val="both"/>
       </w:pPr>
       <w:r>
@@ -98,7 +94,7 @@
     <w:p>
       <w:pPr>
         <w:keepNext/>
-        <w:spacing w:before="280" w:after="80"/>
+        <w:spacing w:before="240" w:after="60"/>
       </w:pPr>
       <w:r>
         <w:rPr>
@@ -112,7 +108,7 @@
     </w:p>
     <w:p>
       <w:pPr>
-        <w:spacing w:after="120" w:line="269" w:lineRule="auto"/>
+        <w:spacing w:after="100" w:line="264" w:lineRule="auto"/>
         <w:jc w:val="both"/>
       </w:pPr>
       <w:r>
@@ -126,7 +122,7 @@
     </w:p>
     <w:p>
       <w:pPr>
-        <w:spacing w:after="120" w:line="269" w:lineRule="auto"/>
+        <w:spacing w:after="100" w:line="264" w:lineRule="auto"/>
         <w:jc w:val="both"/>
       </w:pPr>
       <w:r>
@@ -140,7 +136,7 @@
     </w:p>
     <w:p>
       <w:pPr>
-        <w:spacing w:after="120" w:line="269" w:lineRule="auto"/>
+        <w:spacing w:after="100" w:line="264" w:lineRule="auto"/>
         <w:jc w:val="both"/>
       </w:pPr>
       <w:r>
@@ -154,7 +150,7 @@
     </w:p>
     <w:p>
       <w:pPr>
-        <w:spacing w:after="120" w:line="269" w:lineRule="auto"/>
+        <w:spacing w:after="100" w:line="264" w:lineRule="auto"/>
         <w:jc w:val="both"/>
       </w:pPr>
       <w:r>
@@ -169,7 +165,7 @@
     <w:p>
       <w:pPr>
         <w:pStyle w:val="ListBullet"/>
-        <w:spacing w:after="80" w:line="264" w:lineRule="auto"/>
+        <w:spacing w:after="60" w:line="259" w:lineRule="auto"/>
         <w:jc w:val="both"/>
       </w:pPr>
       <w:r>
@@ -191,7 +187,7 @@
     <w:p>
       <w:pPr>
         <w:pStyle w:val="ListBullet"/>
-        <w:spacing w:after="80" w:line="264" w:lineRule="auto"/>
+        <w:spacing w:after="60" w:line="259" w:lineRule="auto"/>
         <w:jc w:val="both"/>
       </w:pPr>
       <w:r>
@@ -213,7 +209,7 @@
     <w:p>
       <w:pPr>
         <w:pStyle w:val="ListBullet"/>
-        <w:spacing w:after="80" w:line="264" w:lineRule="auto"/>
+        <w:spacing w:after="60" w:line="259" w:lineRule="auto"/>
         <w:jc w:val="both"/>
       </w:pPr>
       <w:r>
@@ -235,7 +231,7 @@
     <w:p>
       <w:pPr>
         <w:pStyle w:val="ListBullet"/>
-        <w:spacing w:after="80" w:line="264" w:lineRule="auto"/>
+        <w:spacing w:after="60" w:line="259" w:lineRule="auto"/>
         <w:jc w:val="both"/>
       </w:pPr>
       <w:r>
@@ -256,7 +252,7 @@
     </w:p>
     <w:p>
       <w:pPr>
-        <w:spacing w:after="120" w:line="269" w:lineRule="auto"/>
+        <w:spacing w:after="100" w:line="264" w:lineRule="auto"/>
         <w:jc w:val="both"/>
       </w:pPr>
       <w:r>
@@ -271,7 +267,7 @@
     <w:p>
       <w:pPr>
         <w:keepNext/>
-        <w:spacing w:before="280" w:after="80"/>
+        <w:spacing w:before="240" w:after="60"/>
       </w:pPr>
       <w:r>
         <w:rPr>
@@ -285,7 +281,7 @@
     </w:p>
     <w:p>
       <w:pPr>
-        <w:spacing w:after="120" w:line="269" w:lineRule="auto"/>
+        <w:spacing w:after="100" w:line="264" w:lineRule="auto"/>
         <w:jc w:val="both"/>
       </w:pPr>
       <w:r>
@@ -300,7 +296,7 @@
     <w:p>
       <w:pPr>
         <w:keepNext/>
-        <w:spacing w:before="200" w:after="60"/>
+        <w:spacing w:before="160" w:after="40"/>
       </w:pPr>
       <w:r>
         <w:rPr>
@@ -315,7 +311,7 @@
     </w:p>
     <w:p>
       <w:pPr>
-        <w:spacing w:after="120" w:line="269" w:lineRule="auto"/>
+        <w:spacing w:after="100" w:line="264" w:lineRule="auto"/>
         <w:jc w:val="both"/>
       </w:pPr>
       <w:r>
@@ -330,7 +326,7 @@
     <w:p>
       <w:pPr>
         <w:keepNext/>
-        <w:spacing w:before="200" w:after="60"/>
+        <w:spacing w:before="160" w:after="40"/>
       </w:pPr>
       <w:r>
         <w:rPr>
@@ -345,7 +341,7 @@
     </w:p>
     <w:p>
       <w:pPr>
-        <w:spacing w:after="120" w:line="269" w:lineRule="auto"/>
+        <w:spacing w:after="100" w:line="264" w:lineRule="auto"/>
         <w:jc w:val="both"/>
       </w:pPr>
       <w:r>
@@ -360,7 +356,7 @@
     <w:p>
       <w:pPr>
         <w:keepNext/>
-        <w:spacing w:before="200" w:after="60"/>
+        <w:spacing w:before="160" w:after="40"/>
       </w:pPr>
       <w:r>
         <w:rPr>
@@ -375,7 +371,7 @@
     </w:p>
     <w:p>
       <w:pPr>
-        <w:spacing w:after="120" w:line="269" w:lineRule="auto"/>
+        <w:spacing w:after="100" w:line="264" w:lineRule="auto"/>
         <w:jc w:val="both"/>
       </w:pPr>
       <w:r>
@@ -390,7 +386,7 @@
     <w:p>
       <w:pPr>
         <w:keepNext/>
-        <w:spacing w:before="200" w:after="60"/>
+        <w:spacing w:before="160" w:after="40"/>
       </w:pPr>
       <w:r>
         <w:rPr>
@@ -405,7 +401,7 @@
     </w:p>
     <w:p>
       <w:pPr>
-        <w:spacing w:after="120" w:line="269" w:lineRule="auto"/>
+        <w:spacing w:after="100" w:line="264" w:lineRule="auto"/>
         <w:jc w:val="both"/>
       </w:pPr>
       <w:r>
@@ -419,7 +415,7 @@
     </w:p>
     <w:p>
       <w:pPr>
-        <w:spacing w:before="160" w:after="80"/>
+        <w:spacing w:before="120" w:after="60"/>
         <w:jc w:val="center"/>
       </w:pPr>
       <w:r>
@@ -450,10 +446,10 @@
             <w:tcW w:type="dxa" w:w="1296"/>
             <w:shd w:fill="2A132C"/>
             <w:tcMar>
-              <w:top w:w="120" w:type="dxa"/>
-              <w:bottom w:w="120" w:type="dxa"/>
-              <w:left w:w="140" w:type="dxa"/>
-              <w:right w:w="140" w:type="dxa"/>
+              <w:top w:w="100" w:type="dxa"/>
+              <w:bottom w:w="100" w:type="dxa"/>
+              <w:left w:w="120" w:type="dxa"/>
+              <w:right w:w="120" w:type="dxa"/>
             </w:tcMar>
           </w:tcPr>
           <w:p>
@@ -476,10 +472,10 @@
             <w:tcW w:type="dxa" w:w="3168"/>
             <w:shd w:fill="2A132C"/>
             <w:tcMar>
-              <w:top w:w="120" w:type="dxa"/>
-              <w:bottom w:w="120" w:type="dxa"/>
-              <w:left w:w="140" w:type="dxa"/>
-              <w:right w:w="140" w:type="dxa"/>
+              <w:top w:w="100" w:type="dxa"/>
+              <w:bottom w:w="100" w:type="dxa"/>
+              <w:left w:w="120" w:type="dxa"/>
+              <w:right w:w="120" w:type="dxa"/>
             </w:tcMar>
           </w:tcPr>
           <w:p>
@@ -502,10 +498,10 @@
             <w:tcW w:type="dxa" w:w="1728"/>
             <w:shd w:fill="2A132C"/>
             <w:tcMar>
-              <w:top w:w="120" w:type="dxa"/>
-              <w:bottom w:w="120" w:type="dxa"/>
-              <w:left w:w="140" w:type="dxa"/>
-              <w:right w:w="140" w:type="dxa"/>
+              <w:top w:w="100" w:type="dxa"/>
+              <w:bottom w:w="100" w:type="dxa"/>
+              <w:left w:w="120" w:type="dxa"/>
+              <w:right w:w="120" w:type="dxa"/>
             </w:tcMar>
           </w:tcPr>
           <w:p>
@@ -528,10 +524,10 @@
             <w:tcW w:type="dxa" w:w="1872"/>
             <w:shd w:fill="2A132C"/>
             <w:tcMar>
-              <w:top w:w="120" w:type="dxa"/>
-              <w:bottom w:w="120" w:type="dxa"/>
-              <w:left w:w="140" w:type="dxa"/>
-              <w:right w:w="140" w:type="dxa"/>
+              <w:top w:w="100" w:type="dxa"/>
+              <w:bottom w:w="100" w:type="dxa"/>
+              <w:left w:w="120" w:type="dxa"/>
+              <w:right w:w="120" w:type="dxa"/>
             </w:tcMar>
           </w:tcPr>
           <w:p>
@@ -554,10 +550,10 @@
             <w:tcW w:type="dxa" w:w="1872"/>
             <w:shd w:fill="2A132C"/>
             <w:tcMar>
-              <w:top w:w="120" w:type="dxa"/>
-              <w:bottom w:w="120" w:type="dxa"/>
-              <w:left w:w="140" w:type="dxa"/>
-              <w:right w:w="140" w:type="dxa"/>
+              <w:top w:w="100" w:type="dxa"/>
+              <w:bottom w:w="100" w:type="dxa"/>
+              <w:left w:w="120" w:type="dxa"/>
+              <w:right w:w="120" w:type="dxa"/>
             </w:tcMar>
           </w:tcPr>
           <w:p>
@@ -582,10 +578,10 @@
             <w:tcW w:type="dxa" w:w="1296"/>
             <w:shd w:fill="FFFFFF"/>
             <w:tcMar>
-              <w:top w:w="100" w:type="dxa"/>
-              <w:bottom w:w="100" w:type="dxa"/>
-              <w:left w:w="140" w:type="dxa"/>
-              <w:right w:w="140" w:type="dxa"/>
+              <w:top w:w="80" w:type="dxa"/>
+              <w:bottom w:w="80" w:type="dxa"/>
+              <w:left w:w="120" w:type="dxa"/>
+              <w:right w:w="120" w:type="dxa"/>
             </w:tcMar>
           </w:tcPr>
           <w:p>
@@ -607,10 +603,10 @@
             <w:tcW w:type="dxa" w:w="3168"/>
             <w:shd w:fill="FFFFFF"/>
             <w:tcMar>
-              <w:top w:w="100" w:type="dxa"/>
-              <w:bottom w:w="100" w:type="dxa"/>
-              <w:left w:w="140" w:type="dxa"/>
-              <w:right w:w="140" w:type="dxa"/>
+              <w:top w:w="80" w:type="dxa"/>
+              <w:bottom w:w="80" w:type="dxa"/>
+              <w:left w:w="120" w:type="dxa"/>
+              <w:right w:w="120" w:type="dxa"/>
             </w:tcMar>
           </w:tcPr>
           <w:p>
@@ -632,10 +628,10 @@
             <w:tcW w:type="dxa" w:w="1728"/>
             <w:shd w:fill="FFFFFF"/>
             <w:tcMar>
-              <w:top w:w="100" w:type="dxa"/>
-              <w:bottom w:w="100" w:type="dxa"/>
-              <w:left w:w="140" w:type="dxa"/>
-              <w:right w:w="140" w:type="dxa"/>
+              <w:top w:w="80" w:type="dxa"/>
+              <w:bottom w:w="80" w:type="dxa"/>
+              <w:left w:w="120" w:type="dxa"/>
+              <w:right w:w="120" w:type="dxa"/>
             </w:tcMar>
           </w:tcPr>
           <w:p>
@@ -657,10 +653,10 @@
             <w:tcW w:type="dxa" w:w="1872"/>
             <w:shd w:fill="FFFFFF"/>
             <w:tcMar>
-              <w:top w:w="100" w:type="dxa"/>
-              <w:bottom w:w="100" w:type="dxa"/>
-              <w:left w:w="140" w:type="dxa"/>
-              <w:right w:w="140" w:type="dxa"/>
+              <w:top w:w="80" w:type="dxa"/>
+              <w:bottom w:w="80" w:type="dxa"/>
+              <w:left w:w="120" w:type="dxa"/>
+              <w:right w:w="120" w:type="dxa"/>
             </w:tcMar>
           </w:tcPr>
           <w:p>
@@ -682,10 +678,10 @@
             <w:tcW w:type="dxa" w:w="1872"/>
             <w:shd w:fill="FFFFFF"/>
             <w:tcMar>
-              <w:top w:w="100" w:type="dxa"/>
-              <w:bottom w:w="100" w:type="dxa"/>
-              <w:left w:w="140" w:type="dxa"/>
-              <w:right w:w="140" w:type="dxa"/>
+              <w:top w:w="80" w:type="dxa"/>
+              <w:bottom w:w="80" w:type="dxa"/>
+              <w:left w:w="120" w:type="dxa"/>
+              <w:right w:w="120" w:type="dxa"/>
             </w:tcMar>
           </w:tcPr>
           <w:p>
@@ -709,10 +705,10 @@
             <w:tcW w:type="dxa" w:w="1296"/>
             <w:shd w:fill="FAF5FB"/>
             <w:tcMar>
-              <w:top w:w="100" w:type="dxa"/>
-              <w:bottom w:w="100" w:type="dxa"/>
-              <w:left w:w="140" w:type="dxa"/>
-              <w:right w:w="140" w:type="dxa"/>
+              <w:top w:w="80" w:type="dxa"/>
+              <w:bottom w:w="80" w:type="dxa"/>
+              <w:left w:w="120" w:type="dxa"/>
+              <w:right w:w="120" w:type="dxa"/>
             </w:tcMar>
           </w:tcPr>
           <w:p>
@@ -734,10 +730,10 @@
             <w:tcW w:type="dxa" w:w="3168"/>
             <w:shd w:fill="FAF5FB"/>
             <w:tcMar>
-              <w:top w:w="100" w:type="dxa"/>
-              <w:bottom w:w="100" w:type="dxa"/>
-              <w:left w:w="140" w:type="dxa"/>
-              <w:right w:w="140" w:type="dxa"/>
+              <w:top w:w="80" w:type="dxa"/>
+              <w:bottom w:w="80" w:type="dxa"/>
+              <w:left w:w="120" w:type="dxa"/>
+              <w:right w:w="120" w:type="dxa"/>
             </w:tcMar>
           </w:tcPr>
           <w:p>
@@ -759,10 +755,10 @@
             <w:tcW w:type="dxa" w:w="1728"/>
             <w:shd w:fill="FAF5FB"/>
             <w:tcMar>
-              <w:top w:w="100" w:type="dxa"/>
-              <w:bottom w:w="100" w:type="dxa"/>
-              <w:left w:w="140" w:type="dxa"/>
-              <w:right w:w="140" w:type="dxa"/>
+              <w:top w:w="80" w:type="dxa"/>
+              <w:bottom w:w="80" w:type="dxa"/>
+              <w:left w:w="120" w:type="dxa"/>
+              <w:right w:w="120" w:type="dxa"/>
             </w:tcMar>
           </w:tcPr>
           <w:p>
@@ -784,10 +780,10 @@
             <w:tcW w:type="dxa" w:w="1872"/>
             <w:shd w:fill="FAF5FB"/>
             <w:tcMar>
-              <w:top w:w="100" w:type="dxa"/>
-              <w:bottom w:w="100" w:type="dxa"/>
-              <w:left w:w="140" w:type="dxa"/>
-              <w:right w:w="140" w:type="dxa"/>
+              <w:top w:w="80" w:type="dxa"/>
+              <w:bottom w:w="80" w:type="dxa"/>
+              <w:left w:w="120" w:type="dxa"/>
+              <w:right w:w="120" w:type="dxa"/>
             </w:tcMar>
           </w:tcPr>
           <w:p>
@@ -809,10 +805,10 @@
             <w:tcW w:type="dxa" w:w="1872"/>
             <w:shd w:fill="FAF5FB"/>
             <w:tcMar>
-              <w:top w:w="100" w:type="dxa"/>
-              <w:bottom w:w="100" w:type="dxa"/>
-              <w:left w:w="140" w:type="dxa"/>
-              <w:right w:w="140" w:type="dxa"/>
+              <w:top w:w="80" w:type="dxa"/>
+              <w:bottom w:w="80" w:type="dxa"/>
+              <w:left w:w="120" w:type="dxa"/>
+              <w:right w:w="120" w:type="dxa"/>
             </w:tcMar>
           </w:tcPr>
           <w:p>
@@ -836,10 +832,10 @@
             <w:tcW w:type="dxa" w:w="1296"/>
             <w:shd w:fill="FFFFFF"/>
             <w:tcMar>
-              <w:top w:w="100" w:type="dxa"/>
-              <w:bottom w:w="100" w:type="dxa"/>
-              <w:left w:w="140" w:type="dxa"/>
-              <w:right w:w="140" w:type="dxa"/>
+              <w:top w:w="80" w:type="dxa"/>
+              <w:bottom w:w="80" w:type="dxa"/>
+              <w:left w:w="120" w:type="dxa"/>
+              <w:right w:w="120" w:type="dxa"/>
             </w:tcMar>
           </w:tcPr>
           <w:p>
@@ -861,10 +857,10 @@
             <w:tcW w:type="dxa" w:w="3168"/>
             <w:shd w:fill="FFFFFF"/>
             <w:tcMar>
-              <w:top w:w="100" w:type="dxa"/>
-              <w:bottom w:w="100" w:type="dxa"/>
-              <w:left w:w="140" w:type="dxa"/>
-              <w:right w:w="140" w:type="dxa"/>
+              <w:top w:w="80" w:type="dxa"/>
+              <w:bottom w:w="80" w:type="dxa"/>
+              <w:left w:w="120" w:type="dxa"/>
+              <w:right w:w="120" w:type="dxa"/>
             </w:tcMar>
           </w:tcPr>
           <w:p>
@@ -886,10 +882,10 @@
             <w:tcW w:type="dxa" w:w="1728"/>
             <w:shd w:fill="FFFFFF"/>
             <w:tcMar>
-              <w:top w:w="100" w:type="dxa"/>
-              <w:bottom w:w="100" w:type="dxa"/>
-              <w:left w:w="140" w:type="dxa"/>
-              <w:right w:w="140" w:type="dxa"/>
+              <w:top w:w="80" w:type="dxa"/>
+              <w:bottom w:w="80" w:type="dxa"/>
+              <w:left w:w="120" w:type="dxa"/>
+              <w:right w:w="120" w:type="dxa"/>
             </w:tcMar>
           </w:tcPr>
           <w:p>
@@ -911,10 +907,10 @@
             <w:tcW w:type="dxa" w:w="1872"/>
             <w:shd w:fill="FFFFFF"/>
             <w:tcMar>
-              <w:top w:w="100" w:type="dxa"/>
-              <w:bottom w:w="100" w:type="dxa"/>
-              <w:left w:w="140" w:type="dxa"/>
-              <w:right w:w="140" w:type="dxa"/>
+              <w:top w:w="80" w:type="dxa"/>
+              <w:bottom w:w="80" w:type="dxa"/>
+              <w:left w:w="120" w:type="dxa"/>
+              <w:right w:w="120" w:type="dxa"/>
             </w:tcMar>
           </w:tcPr>
           <w:p>
@@ -936,10 +932,10 @@
             <w:tcW w:type="dxa" w:w="1872"/>
             <w:shd w:fill="FFFFFF"/>
             <w:tcMar>
-              <w:top w:w="100" w:type="dxa"/>
-              <w:bottom w:w="100" w:type="dxa"/>
-              <w:left w:w="140" w:type="dxa"/>
-              <w:right w:w="140" w:type="dxa"/>
+              <w:top w:w="80" w:type="dxa"/>
+              <w:bottom w:w="80" w:type="dxa"/>
+              <w:left w:w="120" w:type="dxa"/>
+              <w:right w:w="120" w:type="dxa"/>
             </w:tcMar>
           </w:tcPr>
           <w:p>
@@ -963,10 +959,10 @@
             <w:tcW w:type="dxa" w:w="1296"/>
             <w:shd w:fill="FAF5FB"/>
             <w:tcMar>
-              <w:top w:w="100" w:type="dxa"/>
-              <w:bottom w:w="100" w:type="dxa"/>
-              <w:left w:w="140" w:type="dxa"/>
-              <w:right w:w="140" w:type="dxa"/>
+              <w:top w:w="80" w:type="dxa"/>
+              <w:bottom w:w="80" w:type="dxa"/>
+              <w:left w:w="120" w:type="dxa"/>
+              <w:right w:w="120" w:type="dxa"/>
             </w:tcMar>
           </w:tcPr>
           <w:p>
@@ -988,10 +984,10 @@
             <w:tcW w:type="dxa" w:w="3168"/>
             <w:shd w:fill="FAF5FB"/>
             <w:tcMar>
-              <w:top w:w="100" w:type="dxa"/>
-              <w:bottom w:w="100" w:type="dxa"/>
-              <w:left w:w="140" w:type="dxa"/>
-              <w:right w:w="140" w:type="dxa"/>
+              <w:top w:w="80" w:type="dxa"/>
+              <w:bottom w:w="80" w:type="dxa"/>
+              <w:left w:w="120" w:type="dxa"/>
+              <w:right w:w="120" w:type="dxa"/>
             </w:tcMar>
           </w:tcPr>
           <w:p>
@@ -1013,10 +1009,10 @@
             <w:tcW w:type="dxa" w:w="1728"/>
             <w:shd w:fill="FAF5FB"/>
             <w:tcMar>
-              <w:top w:w="100" w:type="dxa"/>
-              <w:bottom w:w="100" w:type="dxa"/>
-              <w:left w:w="140" w:type="dxa"/>
-              <w:right w:w="140" w:type="dxa"/>
+              <w:top w:w="80" w:type="dxa"/>
+              <w:bottom w:w="80" w:type="dxa"/>
+              <w:left w:w="120" w:type="dxa"/>
+              <w:right w:w="120" w:type="dxa"/>
             </w:tcMar>
           </w:tcPr>
           <w:p>
@@ -1038,10 +1034,10 @@
             <w:tcW w:type="dxa" w:w="1872"/>
             <w:shd w:fill="FAF5FB"/>
             <w:tcMar>
-              <w:top w:w="100" w:type="dxa"/>
-              <w:bottom w:w="100" w:type="dxa"/>
-              <w:left w:w="140" w:type="dxa"/>
-              <w:right w:w="140" w:type="dxa"/>
+              <w:top w:w="80" w:type="dxa"/>
+              <w:bottom w:w="80" w:type="dxa"/>
+              <w:left w:w="120" w:type="dxa"/>
+              <w:right w:w="120" w:type="dxa"/>
             </w:tcMar>
           </w:tcPr>
           <w:p>
@@ -1063,10 +1059,10 @@
             <w:tcW w:type="dxa" w:w="1872"/>
             <w:shd w:fill="FAF5FB"/>
             <w:tcMar>
-              <w:top w:w="100" w:type="dxa"/>
-              <w:bottom w:w="100" w:type="dxa"/>
-              <w:left w:w="140" w:type="dxa"/>
-              <w:right w:w="140" w:type="dxa"/>
+              <w:top w:w="80" w:type="dxa"/>
+              <w:bottom w:w="80" w:type="dxa"/>
+              <w:left w:w="120" w:type="dxa"/>
+              <w:right w:w="120" w:type="dxa"/>
             </w:tcMar>
           </w:tcPr>
           <w:p>
@@ -1090,10 +1086,10 @@
             <w:tcW w:type="dxa" w:w="1296"/>
             <w:shd w:fill="FFFFFF"/>
             <w:tcMar>
-              <w:top w:w="100" w:type="dxa"/>
-              <w:bottom w:w="100" w:type="dxa"/>
-              <w:left w:w="140" w:type="dxa"/>
-              <w:right w:w="140" w:type="dxa"/>
+              <w:top w:w="80" w:type="dxa"/>
+              <w:bottom w:w="80" w:type="dxa"/>
+              <w:left w:w="120" w:type="dxa"/>
+              <w:right w:w="120" w:type="dxa"/>
             </w:tcMar>
           </w:tcPr>
           <w:p>
@@ -1115,10 +1111,10 @@
             <w:tcW w:type="dxa" w:w="3168"/>
             <w:shd w:fill="FFFFFF"/>
             <w:tcMar>
-              <w:top w:w="100" w:type="dxa"/>
-              <w:bottom w:w="100" w:type="dxa"/>
-              <w:left w:w="140" w:type="dxa"/>
-              <w:right w:w="140" w:type="dxa"/>
+              <w:top w:w="80" w:type="dxa"/>
+              <w:bottom w:w="80" w:type="dxa"/>
+              <w:left w:w="120" w:type="dxa"/>
+              <w:right w:w="120" w:type="dxa"/>
             </w:tcMar>
           </w:tcPr>
           <w:p>
@@ -1140,10 +1136,10 @@
             <w:tcW w:type="dxa" w:w="1728"/>
             <w:shd w:fill="FFFFFF"/>
             <w:tcMar>
-              <w:top w:w="100" w:type="dxa"/>
-              <w:bottom w:w="100" w:type="dxa"/>
-              <w:left w:w="140" w:type="dxa"/>
-              <w:right w:w="140" w:type="dxa"/>
+              <w:top w:w="80" w:type="dxa"/>
+              <w:bottom w:w="80" w:type="dxa"/>
+              <w:left w:w="120" w:type="dxa"/>
+              <w:right w:w="120" w:type="dxa"/>
             </w:tcMar>
           </w:tcPr>
           <w:p>
@@ -1165,10 +1161,10 @@
             <w:tcW w:type="dxa" w:w="1872"/>
             <w:shd w:fill="FFFFFF"/>
             <w:tcMar>
-              <w:top w:w="100" w:type="dxa"/>
-              <w:bottom w:w="100" w:type="dxa"/>
-              <w:left w:w="140" w:type="dxa"/>
-              <w:right w:w="140" w:type="dxa"/>
+              <w:top w:w="80" w:type="dxa"/>
+              <w:bottom w:w="80" w:type="dxa"/>
+              <w:left w:w="120" w:type="dxa"/>
+              <w:right w:w="120" w:type="dxa"/>
             </w:tcMar>
           </w:tcPr>
           <w:p>
@@ -1190,10 +1186,10 @@
             <w:tcW w:type="dxa" w:w="1872"/>
             <w:shd w:fill="FFFFFF"/>
             <w:tcMar>
-              <w:top w:w="100" w:type="dxa"/>
-              <w:bottom w:w="100" w:type="dxa"/>
-              <w:left w:w="140" w:type="dxa"/>
-              <w:right w:w="140" w:type="dxa"/>
+              <w:top w:w="80" w:type="dxa"/>
+              <w:bottom w:w="80" w:type="dxa"/>
+              <w:left w:w="120" w:type="dxa"/>
+              <w:right w:w="120" w:type="dxa"/>
             </w:tcMar>
           </w:tcPr>
           <w:p>
@@ -1217,10 +1213,10 @@
             <w:tcW w:type="dxa" w:w="1296"/>
             <w:shd w:fill="FAF5FB"/>
             <w:tcMar>
-              <w:top w:w="100" w:type="dxa"/>
-              <w:bottom w:w="100" w:type="dxa"/>
-              <w:left w:w="140" w:type="dxa"/>
-              <w:right w:w="140" w:type="dxa"/>
+              <w:top w:w="80" w:type="dxa"/>
+              <w:bottom w:w="80" w:type="dxa"/>
+              <w:left w:w="120" w:type="dxa"/>
+              <w:right w:w="120" w:type="dxa"/>
             </w:tcMar>
           </w:tcPr>
           <w:p>
@@ -1242,10 +1238,10 @@
             <w:tcW w:type="dxa" w:w="3168"/>
             <w:shd w:fill="FAF5FB"/>
             <w:tcMar>
-              <w:top w:w="100" w:type="dxa"/>
-              <w:bottom w:w="100" w:type="dxa"/>
-              <w:left w:w="140" w:type="dxa"/>
-              <w:right w:w="140" w:type="dxa"/>
+              <w:top w:w="80" w:type="dxa"/>
+              <w:bottom w:w="80" w:type="dxa"/>
+              <w:left w:w="120" w:type="dxa"/>
+              <w:right w:w="120" w:type="dxa"/>
             </w:tcMar>
           </w:tcPr>
           <w:p>
@@ -1267,10 +1263,10 @@
             <w:tcW w:type="dxa" w:w="1728"/>
             <w:shd w:fill="FAF5FB"/>
             <w:tcMar>
-              <w:top w:w="100" w:type="dxa"/>
-              <w:bottom w:w="100" w:type="dxa"/>
-              <w:left w:w="140" w:type="dxa"/>
-              <w:right w:w="140" w:type="dxa"/>
+              <w:top w:w="80" w:type="dxa"/>
+              <w:bottom w:w="80" w:type="dxa"/>
+              <w:left w:w="120" w:type="dxa"/>
+              <w:right w:w="120" w:type="dxa"/>
             </w:tcMar>
           </w:tcPr>
           <w:p>
@@ -1292,10 +1288,10 @@
             <w:tcW w:type="dxa" w:w="1872"/>
             <w:shd w:fill="FAF5FB"/>
             <w:tcMar>
-              <w:top w:w="100" w:type="dxa"/>
-              <w:bottom w:w="100" w:type="dxa"/>
-              <w:left w:w="140" w:type="dxa"/>
-              <w:right w:w="140" w:type="dxa"/>
+              <w:top w:w="80" w:type="dxa"/>
+              <w:bottom w:w="80" w:type="dxa"/>
+              <w:left w:w="120" w:type="dxa"/>
+              <w:right w:w="120" w:type="dxa"/>
             </w:tcMar>
           </w:tcPr>
           <w:p>
@@ -1317,10 +1313,10 @@
             <w:tcW w:type="dxa" w:w="1872"/>
             <w:shd w:fill="FAF5FB"/>
             <w:tcMar>
-              <w:top w:w="100" w:type="dxa"/>
-              <w:bottom w:w="100" w:type="dxa"/>
-              <w:left w:w="140" w:type="dxa"/>
-              <w:right w:w="140" w:type="dxa"/>
+              <w:top w:w="80" w:type="dxa"/>
+              <w:bottom w:w="80" w:type="dxa"/>
+              <w:left w:w="120" w:type="dxa"/>
+              <w:right w:w="120" w:type="dxa"/>
             </w:tcMar>
           </w:tcPr>
           <w:p>
@@ -1344,10 +1340,10 @@
             <w:tcW w:type="dxa" w:w="1296"/>
             <w:shd w:fill="FFFFFF"/>
             <w:tcMar>
-              <w:top w:w="100" w:type="dxa"/>
-              <w:bottom w:w="100" w:type="dxa"/>
-              <w:left w:w="140" w:type="dxa"/>
-              <w:right w:w="140" w:type="dxa"/>
+              <w:top w:w="80" w:type="dxa"/>
+              <w:bottom w:w="80" w:type="dxa"/>
+              <w:left w:w="120" w:type="dxa"/>
+              <w:right w:w="120" w:type="dxa"/>
             </w:tcMar>
           </w:tcPr>
           <w:p>
@@ -1369,10 +1365,10 @@
             <w:tcW w:type="dxa" w:w="3168"/>
             <w:shd w:fill="FFFFFF"/>
             <w:tcMar>
-              <w:top w:w="100" w:type="dxa"/>
-              <w:bottom w:w="100" w:type="dxa"/>
-              <w:left w:w="140" w:type="dxa"/>
-              <w:right w:w="140" w:type="dxa"/>
+              <w:top w:w="80" w:type="dxa"/>
+              <w:bottom w:w="80" w:type="dxa"/>
+              <w:left w:w="120" w:type="dxa"/>
+              <w:right w:w="120" w:type="dxa"/>
             </w:tcMar>
           </w:tcPr>
           <w:p>
@@ -1394,10 +1390,10 @@
             <w:tcW w:type="dxa" w:w="1728"/>
             <w:shd w:fill="FFFFFF"/>
             <w:tcMar>
-              <w:top w:w="100" w:type="dxa"/>
-              <w:bottom w:w="100" w:type="dxa"/>
-              <w:left w:w="140" w:type="dxa"/>
-              <w:right w:w="140" w:type="dxa"/>
+              <w:top w:w="80" w:type="dxa"/>
+              <w:bottom w:w="80" w:type="dxa"/>
+              <w:left w:w="120" w:type="dxa"/>
+              <w:right w:w="120" w:type="dxa"/>
             </w:tcMar>
           </w:tcPr>
           <w:p>
@@ -1419,10 +1415,10 @@
             <w:tcW w:type="dxa" w:w="1872"/>
             <w:shd w:fill="FFFFFF"/>
             <w:tcMar>
-              <w:top w:w="100" w:type="dxa"/>
-              <w:bottom w:w="100" w:type="dxa"/>
-              <w:left w:w="140" w:type="dxa"/>
-              <w:right w:w="140" w:type="dxa"/>
+              <w:top w:w="80" w:type="dxa"/>
+              <w:bottom w:w="80" w:type="dxa"/>
+              <w:left w:w="120" w:type="dxa"/>
+              <w:right w:w="120" w:type="dxa"/>
             </w:tcMar>
           </w:tcPr>
           <w:p>
@@ -1444,10 +1440,10 @@
             <w:tcW w:type="dxa" w:w="1872"/>
             <w:shd w:fill="FFFFFF"/>
             <w:tcMar>
-              <w:top w:w="100" w:type="dxa"/>
-              <w:bottom w:w="100" w:type="dxa"/>
-              <w:left w:w="140" w:type="dxa"/>
-              <w:right w:w="140" w:type="dxa"/>
+              <w:top w:w="80" w:type="dxa"/>
+              <w:bottom w:w="80" w:type="dxa"/>
+              <w:left w:w="120" w:type="dxa"/>
+              <w:right w:w="120" w:type="dxa"/>
             </w:tcMar>
           </w:tcPr>
           <w:p>
@@ -1471,10 +1467,10 @@
             <w:tcW w:type="dxa" w:w="1296"/>
             <w:shd w:fill="FAF5FB"/>
             <w:tcMar>
-              <w:top w:w="100" w:type="dxa"/>
-              <w:bottom w:w="100" w:type="dxa"/>
-              <w:left w:w="140" w:type="dxa"/>
-              <w:right w:w="140" w:type="dxa"/>
+              <w:top w:w="80" w:type="dxa"/>
+              <w:bottom w:w="80" w:type="dxa"/>
+              <w:left w:w="120" w:type="dxa"/>
+              <w:right w:w="120" w:type="dxa"/>
             </w:tcMar>
           </w:tcPr>
           <w:p>
@@ -1496,10 +1492,10 @@
             <w:tcW w:type="dxa" w:w="3168"/>
             <w:shd w:fill="FAF5FB"/>
             <w:tcMar>
-              <w:top w:w="100" w:type="dxa"/>
-              <w:bottom w:w="100" w:type="dxa"/>
-              <w:left w:w="140" w:type="dxa"/>
-              <w:right w:w="140" w:type="dxa"/>
+              <w:top w:w="80" w:type="dxa"/>
+              <w:bottom w:w="80" w:type="dxa"/>
+              <w:left w:w="120" w:type="dxa"/>
+              <w:right w:w="120" w:type="dxa"/>
             </w:tcMar>
           </w:tcPr>
           <w:p>
@@ -1521,10 +1517,10 @@
             <w:tcW w:type="dxa" w:w="1728"/>
             <w:shd w:fill="FAF5FB"/>
             <w:tcMar>
-              <w:top w:w="100" w:type="dxa"/>
-              <w:bottom w:w="100" w:type="dxa"/>
-              <w:left w:w="140" w:type="dxa"/>
-              <w:right w:w="140" w:type="dxa"/>
+              <w:top w:w="80" w:type="dxa"/>
+              <w:bottom w:w="80" w:type="dxa"/>
+              <w:left w:w="120" w:type="dxa"/>
+              <w:right w:w="120" w:type="dxa"/>
             </w:tcMar>
           </w:tcPr>
           <w:p>
@@ -1546,10 +1542,10 @@
             <w:tcW w:type="dxa" w:w="1872"/>
             <w:shd w:fill="FAF5FB"/>
             <w:tcMar>
-              <w:top w:w="100" w:type="dxa"/>
-              <w:bottom w:w="100" w:type="dxa"/>
-              <w:left w:w="140" w:type="dxa"/>
-              <w:right w:w="140" w:type="dxa"/>
+              <w:top w:w="80" w:type="dxa"/>
+              <w:bottom w:w="80" w:type="dxa"/>
+              <w:left w:w="120" w:type="dxa"/>
+              <w:right w:w="120" w:type="dxa"/>
             </w:tcMar>
           </w:tcPr>
           <w:p>
@@ -1571,10 +1567,10 @@
             <w:tcW w:type="dxa" w:w="1872"/>
             <w:shd w:fill="FAF5FB"/>
             <w:tcMar>
-              <w:top w:w="100" w:type="dxa"/>
-              <w:bottom w:w="100" w:type="dxa"/>
-              <w:left w:w="140" w:type="dxa"/>
-              <w:right w:w="140" w:type="dxa"/>
+              <w:top w:w="80" w:type="dxa"/>
+              <w:bottom w:w="80" w:type="dxa"/>
+              <w:left w:w="120" w:type="dxa"/>
+              <w:right w:w="120" w:type="dxa"/>
             </w:tcMar>
           </w:tcPr>
           <w:p>
@@ -1598,10 +1594,10 @@
             <w:tcW w:type="dxa" w:w="1296"/>
             <w:shd w:fill="FFFFFF"/>
             <w:tcMar>
-              <w:top w:w="100" w:type="dxa"/>
-              <w:bottom w:w="100" w:type="dxa"/>
-              <w:left w:w="140" w:type="dxa"/>
-              <w:right w:w="140" w:type="dxa"/>
+              <w:top w:w="80" w:type="dxa"/>
+              <w:bottom w:w="80" w:type="dxa"/>
+              <w:left w:w="120" w:type="dxa"/>
+              <w:right w:w="120" w:type="dxa"/>
             </w:tcMar>
           </w:tcPr>
           <w:p>
@@ -1623,10 +1619,10 @@
             <w:tcW w:type="dxa" w:w="3168"/>
             <w:shd w:fill="FFFFFF"/>
             <w:tcMar>
-              <w:top w:w="100" w:type="dxa"/>
-              <w:bottom w:w="100" w:type="dxa"/>
-              <w:left w:w="140" w:type="dxa"/>
-              <w:right w:w="140" w:type="dxa"/>
+              <w:top w:w="80" w:type="dxa"/>
+              <w:bottom w:w="80" w:type="dxa"/>
+              <w:left w:w="120" w:type="dxa"/>
+              <w:right w:w="120" w:type="dxa"/>
             </w:tcMar>
           </w:tcPr>
           <w:p>
@@ -1648,10 +1644,10 @@
             <w:tcW w:type="dxa" w:w="1728"/>
             <w:shd w:fill="FFFFFF"/>
             <w:tcMar>
-              <w:top w:w="100" w:type="dxa"/>
-              <w:bottom w:w="100" w:type="dxa"/>
-              <w:left w:w="140" w:type="dxa"/>
-              <w:right w:w="140" w:type="dxa"/>
+              <w:top w:w="80" w:type="dxa"/>
+              <w:bottom w:w="80" w:type="dxa"/>
+              <w:left w:w="120" w:type="dxa"/>
+              <w:right w:w="120" w:type="dxa"/>
             </w:tcMar>
           </w:tcPr>
           <w:p>
@@ -1673,10 +1669,10 @@
             <w:tcW w:type="dxa" w:w="1872"/>
             <w:shd w:fill="FFFFFF"/>
             <w:tcMar>
-              <w:top w:w="100" w:type="dxa"/>
-              <w:bottom w:w="100" w:type="dxa"/>
-              <w:left w:w="140" w:type="dxa"/>
-              <w:right w:w="140" w:type="dxa"/>
+              <w:top w:w="80" w:type="dxa"/>
+              <w:bottom w:w="80" w:type="dxa"/>
+              <w:left w:w="120" w:type="dxa"/>
+              <w:right w:w="120" w:type="dxa"/>
             </w:tcMar>
           </w:tcPr>
           <w:p>
@@ -1698,10 +1694,10 @@
             <w:tcW w:type="dxa" w:w="1872"/>
             <w:shd w:fill="FFFFFF"/>
             <w:tcMar>
-              <w:top w:w="100" w:type="dxa"/>
-              <w:bottom w:w="100" w:type="dxa"/>
-              <w:left w:w="140" w:type="dxa"/>
-              <w:right w:w="140" w:type="dxa"/>
+              <w:top w:w="80" w:type="dxa"/>
+              <w:bottom w:w="80" w:type="dxa"/>
+              <w:left w:w="120" w:type="dxa"/>
+              <w:right w:w="120" w:type="dxa"/>
             </w:tcMar>
           </w:tcPr>
           <w:p>
@@ -1722,13 +1718,13 @@
     </w:tbl>
     <w:p>
       <w:pPr>
-        <w:spacing w:after="120"/>
+        <w:spacing w:after="80"/>
       </w:pPr>
     </w:p>
     <w:p>
       <w:pPr>
         <w:keepNext/>
-        <w:spacing w:before="280" w:after="80"/>
+        <w:spacing w:before="240" w:after="60"/>
       </w:pPr>
       <w:r>
         <w:rPr>
@@ -1743,7 +1739,7 @@
     <w:p>
       <w:pPr>
         <w:keepNext/>
-        <w:spacing w:before="200" w:after="60"/>
+        <w:spacing w:before="160" w:after="40"/>
       </w:pPr>
       <w:r>
         <w:rPr>
@@ -1758,7 +1754,7 @@
     </w:p>
     <w:p>
       <w:pPr>
-        <w:spacing w:after="120" w:line="269" w:lineRule="auto"/>
+        <w:spacing w:after="100" w:line="264" w:lineRule="auto"/>
         <w:jc w:val="both"/>
       </w:pPr>
       <w:r>
@@ -1767,13 +1763,69 @@
           <w:color w:val="1E293B"/>
           <w:sz w:val="20"/>
         </w:rPr>
-        <w:t>SafeCity implements a multi-tier decoupled architecture comprising a responsive client application, an asynchronous geospatial routing layer, a verified administrative moderation pipeline, and a persistent spatial database. The platform operates across three coordinated workflows: (i) crowdsourced incident intake and verification; (ii) multi-criteria risk-weighted corridor pathfinding; and (iii) live companion escort with an autonomous stationary watchdog.</w:t>
+        <w:t>SafeCity implements a multi-tier decoupled architecture comprising a responsive client application, an asynchronous geospatial routing layer, a verified administrative moderation pipeline, and a persistent spatial database. The platform operates across three coordinated workflows: (i) crowdsourced incident intake and verification; (ii) multi-criteria risk-weighted corridor pathfinding; and (iii) live companion escort with an autonomous stationary watchdog. Fig. 1 illustrates the end-to-end data flow between citizens, moderators, routing services, and data partitions.</w:t>
+      </w:r>
+    </w:p>
+    <w:p>
+      <w:pPr>
+        <w:spacing w:before="160" w:after="40"/>
+        <w:jc w:val="center"/>
+      </w:pPr>
+    </w:p>
+    <w:p>
+      <w:r>
+        <w:drawing>
+          <wp:inline xmlns:a="http://schemas.openxmlformats.org/drawingml/2006/main" xmlns:pic="http://schemas.openxmlformats.org/drawingml/2006/picture">
+            <wp:extent cx="5852160" cy="3317443"/>
+            <wp:docPr id="1" name="Picture 1"/>
+            <wp:cNvGraphicFramePr>
+              <a:graphicFrameLocks noChangeAspect="1"/>
+            </wp:cNvGraphicFramePr>
+            <a:graphic>
+              <a:graphicData uri="http://schemas.openxmlformats.org/drawingml/2006/picture">
+                <pic:pic>
+                  <pic:nvPicPr>
+                    <pic:cNvPr id="0" name="fig1_system_architecture.png"/>
+                    <pic:cNvPicPr/>
+                  </pic:nvPicPr>
+                  <pic:blipFill>
+                    <a:blip r:embed="rId9"/>
+                    <a:stretch>
+                      <a:fillRect/>
+                    </a:stretch>
+                  </pic:blipFill>
+                  <pic:spPr>
+                    <a:xfrm>
+                      <a:off x="0" y="0"/>
+                      <a:ext cx="5852160" cy="3317443"/>
+                    </a:xfrm>
+                    <a:prstGeom prst="rect"/>
+                  </pic:spPr>
+                </pic:pic>
+              </a:graphicData>
+            </a:graphic>
+          </wp:inline>
+        </w:drawing>
+      </w:r>
+    </w:p>
+    <w:p>
+      <w:pPr>
+        <w:spacing w:before="40" w:after="160"/>
+        <w:jc w:val="center"/>
+      </w:pPr>
+      <w:r>
+        <w:rPr>
+          <w:rFonts w:ascii="Times New Roman" w:hAnsi="Times New Roman"/>
+          <w:i/>
+          <w:sz w:val="18"/>
+        </w:rPr>
+        <w:t>Fig. 1. Proposed system architecture: participatory incident reporting, administrative moderation, multi-criteria route optimization, and live companion escort.</w:t>
       </w:r>
     </w:p>
     <w:p>
       <w:pPr>
         <w:keepNext/>
-        <w:spacing w:before="200" w:after="60"/>
+        <w:spacing w:before="160" w:after="40"/>
       </w:pPr>
       <w:r>
         <w:rPr>
@@ -1788,7 +1840,7 @@
     </w:p>
     <w:p>
       <w:pPr>
-        <w:spacing w:after="120" w:line="269" w:lineRule="auto"/>
+        <w:spacing w:after="100" w:line="264" w:lineRule="auto"/>
         <w:jc w:val="both"/>
       </w:pPr>
       <w:r>
@@ -1802,7 +1854,7 @@
     </w:p>
     <w:p>
       <w:pPr>
-        <w:spacing w:after="120" w:line="269" w:lineRule="auto"/>
+        <w:spacing w:after="100" w:line="264" w:lineRule="auto"/>
         <w:jc w:val="both"/>
       </w:pPr>
       <w:r>
@@ -1817,7 +1869,7 @@
     <w:p>
       <w:pPr>
         <w:keepNext/>
-        <w:spacing w:before="200" w:after="60"/>
+        <w:spacing w:before="160" w:after="40"/>
       </w:pPr>
       <w:r>
         <w:rPr>
@@ -1832,7 +1884,7 @@
     </w:p>
     <w:p>
       <w:pPr>
-        <w:spacing w:after="120" w:line="269" w:lineRule="auto"/>
+        <w:spacing w:after="100" w:line="264" w:lineRule="auto"/>
         <w:jc w:val="both"/>
       </w:pPr>
       <w:r>
@@ -1846,7 +1898,7 @@
     </w:p>
     <w:p>
       <w:pPr>
-        <w:spacing w:after="120" w:line="269" w:lineRule="auto"/>
+        <w:spacing w:after="100" w:line="264" w:lineRule="auto"/>
         <w:jc w:val="both"/>
       </w:pPr>
       <w:r>
@@ -1860,7 +1912,7 @@
     </w:p>
     <w:p>
       <w:pPr>
-        <w:spacing w:after="120" w:line="269" w:lineRule="auto"/>
+        <w:spacing w:after="100" w:line="264" w:lineRule="auto"/>
         <w:jc w:val="both"/>
       </w:pPr>
       <w:r>
@@ -1874,7 +1926,7 @@
     </w:p>
     <w:p>
       <w:pPr>
-        <w:spacing w:after="120" w:line="269" w:lineRule="auto"/>
+        <w:spacing w:after="100" w:line="264" w:lineRule="auto"/>
         <w:jc w:val="both"/>
       </w:pPr>
       <w:r>
@@ -1888,7 +1940,7 @@
     </w:p>
     <w:p>
       <w:pPr>
-        <w:spacing w:after="120" w:line="269" w:lineRule="auto"/>
+        <w:spacing w:after="100" w:line="264" w:lineRule="auto"/>
         <w:jc w:val="both"/>
       </w:pPr>
       <w:r>
@@ -1902,7 +1954,7 @@
     </w:p>
     <w:p>
       <w:pPr>
-        <w:spacing w:after="120" w:line="269" w:lineRule="auto"/>
+        <w:spacing w:after="100" w:line="264" w:lineRule="auto"/>
         <w:jc w:val="both"/>
       </w:pPr>
       <w:r>
@@ -1917,7 +1969,7 @@
     <w:p>
       <w:pPr>
         <w:keepNext/>
-        <w:spacing w:before="200" w:after="60"/>
+        <w:spacing w:before="160" w:after="40"/>
       </w:pPr>
       <w:r>
         <w:rPr>
@@ -1932,7 +1984,7 @@
     </w:p>
     <w:p>
       <w:pPr>
-        <w:spacing w:after="120" w:line="269" w:lineRule="auto"/>
+        <w:spacing w:after="100" w:line="264" w:lineRule="auto"/>
         <w:jc w:val="both"/>
       </w:pPr>
       <w:r>
@@ -1946,7 +1998,7 @@
     </w:p>
     <w:p>
       <w:pPr>
-        <w:spacing w:after="120" w:line="269" w:lineRule="auto"/>
+        <w:spacing w:after="100" w:line="264" w:lineRule="auto"/>
         <w:jc w:val="both"/>
       </w:pPr>
       <w:r>
@@ -1960,7 +2012,7 @@
     </w:p>
     <w:p>
       <w:pPr>
-        <w:spacing w:after="120" w:line="269" w:lineRule="auto"/>
+        <w:spacing w:after="100" w:line="264" w:lineRule="auto"/>
         <w:jc w:val="both"/>
       </w:pPr>
       <w:r>
@@ -1974,7 +2026,7 @@
     </w:p>
     <w:p>
       <w:pPr>
-        <w:spacing w:after="120" w:line="269" w:lineRule="auto"/>
+        <w:spacing w:after="100" w:line="264" w:lineRule="auto"/>
         <w:jc w:val="both"/>
       </w:pPr>
       <w:r>
@@ -1989,7 +2041,7 @@
     <w:p>
       <w:pPr>
         <w:keepNext/>
-        <w:spacing w:before="200" w:after="60"/>
+        <w:spacing w:before="160" w:after="40"/>
       </w:pPr>
       <w:r>
         <w:rPr>
@@ -2004,7 +2056,7 @@
     </w:p>
     <w:p>
       <w:pPr>
-        <w:spacing w:after="120" w:line="269" w:lineRule="auto"/>
+        <w:spacing w:after="100" w:line="264" w:lineRule="auto"/>
         <w:jc w:val="both"/>
       </w:pPr>
       <w:r>
@@ -2019,7 +2071,7 @@
     <w:p>
       <w:pPr>
         <w:keepNext/>
-        <w:spacing w:before="280" w:after="80"/>
+        <w:spacing w:before="240" w:after="60"/>
       </w:pPr>
       <w:r>
         <w:rPr>
@@ -2033,7 +2085,7 @@
     </w:p>
     <w:p>
       <w:pPr>
-        <w:spacing w:after="120" w:line="269" w:lineRule="auto"/>
+        <w:spacing w:after="100" w:line="264" w:lineRule="auto"/>
         <w:jc w:val="both"/>
       </w:pPr>
       <w:r>
@@ -2047,7 +2099,7 @@
     </w:p>
     <w:p>
       <w:pPr>
-        <w:spacing w:before="160" w:after="80"/>
+        <w:spacing w:before="120" w:after="60"/>
         <w:jc w:val="center"/>
       </w:pPr>
       <w:r>
@@ -2076,10 +2128,10 @@
             <w:tcW w:type="dxa" w:w="2160"/>
             <w:shd w:fill="2A132C"/>
             <w:tcMar>
-              <w:top w:w="120" w:type="dxa"/>
-              <w:bottom w:w="120" w:type="dxa"/>
-              <w:left w:w="140" w:type="dxa"/>
-              <w:right w:w="140" w:type="dxa"/>
+              <w:top w:w="100" w:type="dxa"/>
+              <w:bottom w:w="100" w:type="dxa"/>
+              <w:left w:w="120" w:type="dxa"/>
+              <w:right w:w="120" w:type="dxa"/>
             </w:tcMar>
           </w:tcPr>
           <w:p>
@@ -2102,10 +2154,10 @@
             <w:tcW w:type="dxa" w:w="3168"/>
             <w:shd w:fill="2A132C"/>
             <w:tcMar>
-              <w:top w:w="120" w:type="dxa"/>
-              <w:bottom w:w="120" w:type="dxa"/>
-              <w:left w:w="140" w:type="dxa"/>
-              <w:right w:w="140" w:type="dxa"/>
+              <w:top w:w="100" w:type="dxa"/>
+              <w:bottom w:w="100" w:type="dxa"/>
+              <w:left w:w="120" w:type="dxa"/>
+              <w:right w:w="120" w:type="dxa"/>
             </w:tcMar>
           </w:tcPr>
           <w:p>
@@ -2128,10 +2180,10 @@
             <w:tcW w:type="dxa" w:w="4608"/>
             <w:shd w:fill="2A132C"/>
             <w:tcMar>
-              <w:top w:w="120" w:type="dxa"/>
-              <w:bottom w:w="120" w:type="dxa"/>
-              <w:left w:w="140" w:type="dxa"/>
-              <w:right w:w="140" w:type="dxa"/>
+              <w:top w:w="100" w:type="dxa"/>
+              <w:bottom w:w="100" w:type="dxa"/>
+              <w:left w:w="120" w:type="dxa"/>
+              <w:right w:w="120" w:type="dxa"/>
             </w:tcMar>
           </w:tcPr>
           <w:p>
@@ -2156,10 +2208,10 @@
             <w:tcW w:type="dxa" w:w="2160"/>
             <w:shd w:fill="FFFFFF"/>
             <w:tcMar>
-              <w:top w:w="100" w:type="dxa"/>
-              <w:bottom w:w="100" w:type="dxa"/>
-              <w:left w:w="140" w:type="dxa"/>
-              <w:right w:w="140" w:type="dxa"/>
+              <w:top w:w="80" w:type="dxa"/>
+              <w:bottom w:w="80" w:type="dxa"/>
+              <w:left w:w="120" w:type="dxa"/>
+              <w:right w:w="120" w:type="dxa"/>
             </w:tcMar>
           </w:tcPr>
           <w:p>
@@ -2181,10 +2233,10 @@
             <w:tcW w:type="dxa" w:w="3168"/>
             <w:shd w:fill="FFFFFF"/>
             <w:tcMar>
-              <w:top w:w="100" w:type="dxa"/>
-              <w:bottom w:w="100" w:type="dxa"/>
-              <w:left w:w="140" w:type="dxa"/>
-              <w:right w:w="140" w:type="dxa"/>
+              <w:top w:w="80" w:type="dxa"/>
+              <w:bottom w:w="80" w:type="dxa"/>
+              <w:left w:w="120" w:type="dxa"/>
+              <w:right w:w="120" w:type="dxa"/>
             </w:tcMar>
           </w:tcPr>
           <w:p>
@@ -2206,10 +2258,10 @@
             <w:tcW w:type="dxa" w:w="4608"/>
             <w:shd w:fill="FFFFFF"/>
             <w:tcMar>
-              <w:top w:w="100" w:type="dxa"/>
-              <w:bottom w:w="100" w:type="dxa"/>
-              <w:left w:w="140" w:type="dxa"/>
-              <w:right w:w="140" w:type="dxa"/>
+              <w:top w:w="80" w:type="dxa"/>
+              <w:bottom w:w="80" w:type="dxa"/>
+              <w:left w:w="120" w:type="dxa"/>
+              <w:right w:w="120" w:type="dxa"/>
             </w:tcMar>
           </w:tcPr>
           <w:p>
@@ -2233,10 +2285,10 @@
             <w:tcW w:type="dxa" w:w="2160"/>
             <w:shd w:fill="FAF5FB"/>
             <w:tcMar>
-              <w:top w:w="100" w:type="dxa"/>
-              <w:bottom w:w="100" w:type="dxa"/>
-              <w:left w:w="140" w:type="dxa"/>
-              <w:right w:w="140" w:type="dxa"/>
+              <w:top w:w="80" w:type="dxa"/>
+              <w:bottom w:w="80" w:type="dxa"/>
+              <w:left w:w="120" w:type="dxa"/>
+              <w:right w:w="120" w:type="dxa"/>
             </w:tcMar>
           </w:tcPr>
           <w:p>
@@ -2258,10 +2310,10 @@
             <w:tcW w:type="dxa" w:w="3168"/>
             <w:shd w:fill="FAF5FB"/>
             <w:tcMar>
-              <w:top w:w="100" w:type="dxa"/>
-              <w:bottom w:w="100" w:type="dxa"/>
-              <w:left w:w="140" w:type="dxa"/>
-              <w:right w:w="140" w:type="dxa"/>
+              <w:top w:w="80" w:type="dxa"/>
+              <w:bottom w:w="80" w:type="dxa"/>
+              <w:left w:w="120" w:type="dxa"/>
+              <w:right w:w="120" w:type="dxa"/>
             </w:tcMar>
           </w:tcPr>
           <w:p>
@@ -2283,10 +2335,10 @@
             <w:tcW w:type="dxa" w:w="4608"/>
             <w:shd w:fill="FAF5FB"/>
             <w:tcMar>
-              <w:top w:w="100" w:type="dxa"/>
-              <w:bottom w:w="100" w:type="dxa"/>
-              <w:left w:w="140" w:type="dxa"/>
-              <w:right w:w="140" w:type="dxa"/>
+              <w:top w:w="80" w:type="dxa"/>
+              <w:bottom w:w="80" w:type="dxa"/>
+              <w:left w:w="120" w:type="dxa"/>
+              <w:right w:w="120" w:type="dxa"/>
             </w:tcMar>
           </w:tcPr>
           <w:p>
@@ -2310,10 +2362,10 @@
             <w:tcW w:type="dxa" w:w="2160"/>
             <w:shd w:fill="FFFFFF"/>
             <w:tcMar>
-              <w:top w:w="100" w:type="dxa"/>
-              <w:bottom w:w="100" w:type="dxa"/>
-              <w:left w:w="140" w:type="dxa"/>
-              <w:right w:w="140" w:type="dxa"/>
+              <w:top w:w="80" w:type="dxa"/>
+              <w:bottom w:w="80" w:type="dxa"/>
+              <w:left w:w="120" w:type="dxa"/>
+              <w:right w:w="120" w:type="dxa"/>
             </w:tcMar>
           </w:tcPr>
           <w:p>
@@ -2335,10 +2387,10 @@
             <w:tcW w:type="dxa" w:w="3168"/>
             <w:shd w:fill="FFFFFF"/>
             <w:tcMar>
-              <w:top w:w="100" w:type="dxa"/>
-              <w:bottom w:w="100" w:type="dxa"/>
-              <w:left w:w="140" w:type="dxa"/>
-              <w:right w:w="140" w:type="dxa"/>
+              <w:top w:w="80" w:type="dxa"/>
+              <w:bottom w:w="80" w:type="dxa"/>
+              <w:left w:w="120" w:type="dxa"/>
+              <w:right w:w="120" w:type="dxa"/>
             </w:tcMar>
           </w:tcPr>
           <w:p>
@@ -2360,10 +2412,10 @@
             <w:tcW w:type="dxa" w:w="4608"/>
             <w:shd w:fill="FFFFFF"/>
             <w:tcMar>
-              <w:top w:w="100" w:type="dxa"/>
-              <w:bottom w:w="100" w:type="dxa"/>
-              <w:left w:w="140" w:type="dxa"/>
-              <w:right w:w="140" w:type="dxa"/>
+              <w:top w:w="80" w:type="dxa"/>
+              <w:bottom w:w="80" w:type="dxa"/>
+              <w:left w:w="120" w:type="dxa"/>
+              <w:right w:w="120" w:type="dxa"/>
             </w:tcMar>
           </w:tcPr>
           <w:p>
@@ -2387,10 +2439,10 @@
             <w:tcW w:type="dxa" w:w="2160"/>
             <w:shd w:fill="FAF5FB"/>
             <w:tcMar>
-              <w:top w:w="100" w:type="dxa"/>
-              <w:bottom w:w="100" w:type="dxa"/>
-              <w:left w:w="140" w:type="dxa"/>
-              <w:right w:w="140" w:type="dxa"/>
+              <w:top w:w="80" w:type="dxa"/>
+              <w:bottom w:w="80" w:type="dxa"/>
+              <w:left w:w="120" w:type="dxa"/>
+              <w:right w:w="120" w:type="dxa"/>
             </w:tcMar>
           </w:tcPr>
           <w:p>
@@ -2412,10 +2464,10 @@
             <w:tcW w:type="dxa" w:w="3168"/>
             <w:shd w:fill="FAF5FB"/>
             <w:tcMar>
-              <w:top w:w="100" w:type="dxa"/>
-              <w:bottom w:w="100" w:type="dxa"/>
-              <w:left w:w="140" w:type="dxa"/>
-              <w:right w:w="140" w:type="dxa"/>
+              <w:top w:w="80" w:type="dxa"/>
+              <w:bottom w:w="80" w:type="dxa"/>
+              <w:left w:w="120" w:type="dxa"/>
+              <w:right w:w="120" w:type="dxa"/>
             </w:tcMar>
           </w:tcPr>
           <w:p>
@@ -2437,10 +2489,10 @@
             <w:tcW w:type="dxa" w:w="4608"/>
             <w:shd w:fill="FAF5FB"/>
             <w:tcMar>
-              <w:top w:w="100" w:type="dxa"/>
-              <w:bottom w:w="100" w:type="dxa"/>
-              <w:left w:w="140" w:type="dxa"/>
-              <w:right w:w="140" w:type="dxa"/>
+              <w:top w:w="80" w:type="dxa"/>
+              <w:bottom w:w="80" w:type="dxa"/>
+              <w:left w:w="120" w:type="dxa"/>
+              <w:right w:w="120" w:type="dxa"/>
             </w:tcMar>
           </w:tcPr>
           <w:p>
@@ -2464,10 +2516,10 @@
             <w:tcW w:type="dxa" w:w="2160"/>
             <w:shd w:fill="FFFFFF"/>
             <w:tcMar>
-              <w:top w:w="100" w:type="dxa"/>
-              <w:bottom w:w="100" w:type="dxa"/>
-              <w:left w:w="140" w:type="dxa"/>
-              <w:right w:w="140" w:type="dxa"/>
+              <w:top w:w="80" w:type="dxa"/>
+              <w:bottom w:w="80" w:type="dxa"/>
+              <w:left w:w="120" w:type="dxa"/>
+              <w:right w:w="120" w:type="dxa"/>
             </w:tcMar>
           </w:tcPr>
           <w:p>
@@ -2489,10 +2541,10 @@
             <w:tcW w:type="dxa" w:w="3168"/>
             <w:shd w:fill="FFFFFF"/>
             <w:tcMar>
-              <w:top w:w="100" w:type="dxa"/>
-              <w:bottom w:w="100" w:type="dxa"/>
-              <w:left w:w="140" w:type="dxa"/>
-              <w:right w:w="140" w:type="dxa"/>
+              <w:top w:w="80" w:type="dxa"/>
+              <w:bottom w:w="80" w:type="dxa"/>
+              <w:left w:w="120" w:type="dxa"/>
+              <w:right w:w="120" w:type="dxa"/>
             </w:tcMar>
           </w:tcPr>
           <w:p>
@@ -2514,10 +2566,10 @@
             <w:tcW w:type="dxa" w:w="4608"/>
             <w:shd w:fill="FFFFFF"/>
             <w:tcMar>
-              <w:top w:w="100" w:type="dxa"/>
-              <w:bottom w:w="100" w:type="dxa"/>
-              <w:left w:w="140" w:type="dxa"/>
-              <w:right w:w="140" w:type="dxa"/>
+              <w:top w:w="80" w:type="dxa"/>
+              <w:bottom w:w="80" w:type="dxa"/>
+              <w:left w:w="120" w:type="dxa"/>
+              <w:right w:w="120" w:type="dxa"/>
             </w:tcMar>
           </w:tcPr>
           <w:p>
@@ -2541,10 +2593,10 @@
             <w:tcW w:type="dxa" w:w="2160"/>
             <w:shd w:fill="FAF5FB"/>
             <w:tcMar>
-              <w:top w:w="100" w:type="dxa"/>
-              <w:bottom w:w="100" w:type="dxa"/>
-              <w:left w:w="140" w:type="dxa"/>
-              <w:right w:w="140" w:type="dxa"/>
+              <w:top w:w="80" w:type="dxa"/>
+              <w:bottom w:w="80" w:type="dxa"/>
+              <w:left w:w="120" w:type="dxa"/>
+              <w:right w:w="120" w:type="dxa"/>
             </w:tcMar>
           </w:tcPr>
           <w:p>
@@ -2566,10 +2618,10 @@
             <w:tcW w:type="dxa" w:w="3168"/>
             <w:shd w:fill="FAF5FB"/>
             <w:tcMar>
-              <w:top w:w="100" w:type="dxa"/>
-              <w:bottom w:w="100" w:type="dxa"/>
-              <w:left w:w="140" w:type="dxa"/>
-              <w:right w:w="140" w:type="dxa"/>
+              <w:top w:w="80" w:type="dxa"/>
+              <w:bottom w:w="80" w:type="dxa"/>
+              <w:left w:w="120" w:type="dxa"/>
+              <w:right w:w="120" w:type="dxa"/>
             </w:tcMar>
           </w:tcPr>
           <w:p>
@@ -2591,10 +2643,10 @@
             <w:tcW w:type="dxa" w:w="4608"/>
             <w:shd w:fill="FAF5FB"/>
             <w:tcMar>
-              <w:top w:w="100" w:type="dxa"/>
-              <w:bottom w:w="100" w:type="dxa"/>
-              <w:left w:w="140" w:type="dxa"/>
-              <w:right w:w="140" w:type="dxa"/>
+              <w:top w:w="80" w:type="dxa"/>
+              <w:bottom w:w="80" w:type="dxa"/>
+              <w:left w:w="120" w:type="dxa"/>
+              <w:right w:w="120" w:type="dxa"/>
             </w:tcMar>
           </w:tcPr>
           <w:p>
@@ -2618,10 +2670,10 @@
             <w:tcW w:type="dxa" w:w="2160"/>
             <w:shd w:fill="FFFFFF"/>
             <w:tcMar>
-              <w:top w:w="100" w:type="dxa"/>
-              <w:bottom w:w="100" w:type="dxa"/>
-              <w:left w:w="140" w:type="dxa"/>
-              <w:right w:w="140" w:type="dxa"/>
+              <w:top w:w="80" w:type="dxa"/>
+              <w:bottom w:w="80" w:type="dxa"/>
+              <w:left w:w="120" w:type="dxa"/>
+              <w:right w:w="120" w:type="dxa"/>
             </w:tcMar>
           </w:tcPr>
           <w:p>
@@ -2643,10 +2695,10 @@
             <w:tcW w:type="dxa" w:w="3168"/>
             <w:shd w:fill="FFFFFF"/>
             <w:tcMar>
-              <w:top w:w="100" w:type="dxa"/>
-              <w:bottom w:w="100" w:type="dxa"/>
-              <w:left w:w="140" w:type="dxa"/>
-              <w:right w:w="140" w:type="dxa"/>
+              <w:top w:w="80" w:type="dxa"/>
+              <w:bottom w:w="80" w:type="dxa"/>
+              <w:left w:w="120" w:type="dxa"/>
+              <w:right w:w="120" w:type="dxa"/>
             </w:tcMar>
           </w:tcPr>
           <w:p>
@@ -2668,10 +2720,10 @@
             <w:tcW w:type="dxa" w:w="4608"/>
             <w:shd w:fill="FFFFFF"/>
             <w:tcMar>
-              <w:top w:w="100" w:type="dxa"/>
-              <w:bottom w:w="100" w:type="dxa"/>
-              <w:left w:w="140" w:type="dxa"/>
-              <w:right w:w="140" w:type="dxa"/>
+              <w:top w:w="80" w:type="dxa"/>
+              <w:bottom w:w="80" w:type="dxa"/>
+              <w:left w:w="120" w:type="dxa"/>
+              <w:right w:w="120" w:type="dxa"/>
             </w:tcMar>
           </w:tcPr>
           <w:p>
@@ -2695,10 +2747,10 @@
             <w:tcW w:type="dxa" w:w="2160"/>
             <w:shd w:fill="FAF5FB"/>
             <w:tcMar>
-              <w:top w:w="100" w:type="dxa"/>
-              <w:bottom w:w="100" w:type="dxa"/>
-              <w:left w:w="140" w:type="dxa"/>
-              <w:right w:w="140" w:type="dxa"/>
+              <w:top w:w="80" w:type="dxa"/>
+              <w:bottom w:w="80" w:type="dxa"/>
+              <w:left w:w="120" w:type="dxa"/>
+              <w:right w:w="120" w:type="dxa"/>
             </w:tcMar>
           </w:tcPr>
           <w:p>
@@ -2720,10 +2772,10 @@
             <w:tcW w:type="dxa" w:w="3168"/>
             <w:shd w:fill="FAF5FB"/>
             <w:tcMar>
-              <w:top w:w="100" w:type="dxa"/>
-              <w:bottom w:w="100" w:type="dxa"/>
-              <w:left w:w="140" w:type="dxa"/>
-              <w:right w:w="140" w:type="dxa"/>
+              <w:top w:w="80" w:type="dxa"/>
+              <w:bottom w:w="80" w:type="dxa"/>
+              <w:left w:w="120" w:type="dxa"/>
+              <w:right w:w="120" w:type="dxa"/>
             </w:tcMar>
           </w:tcPr>
           <w:p>
@@ -2745,10 +2797,10 @@
             <w:tcW w:type="dxa" w:w="4608"/>
             <w:shd w:fill="FAF5FB"/>
             <w:tcMar>
-              <w:top w:w="100" w:type="dxa"/>
-              <w:bottom w:w="100" w:type="dxa"/>
-              <w:left w:w="140" w:type="dxa"/>
-              <w:right w:w="140" w:type="dxa"/>
+              <w:top w:w="80" w:type="dxa"/>
+              <w:bottom w:w="80" w:type="dxa"/>
+              <w:left w:w="120" w:type="dxa"/>
+              <w:right w:w="120" w:type="dxa"/>
             </w:tcMar>
           </w:tcPr>
           <w:p>
@@ -2769,13 +2821,13 @@
     </w:tbl>
     <w:p>
       <w:pPr>
-        <w:spacing w:after="120"/>
+        <w:spacing w:after="80"/>
       </w:pPr>
     </w:p>
     <w:p>
       <w:pPr>
         <w:keepNext/>
-        <w:spacing w:before="200" w:after="60"/>
+        <w:spacing w:before="160" w:after="40"/>
       </w:pPr>
       <w:r>
         <w:rPr>
@@ -2790,7 +2842,7 @@
     </w:p>
     <w:p>
       <w:pPr>
-        <w:spacing w:after="120" w:line="269" w:lineRule="auto"/>
+        <w:spacing w:after="100" w:line="264" w:lineRule="auto"/>
         <w:jc w:val="both"/>
       </w:pPr>
       <w:r>
@@ -2804,7 +2856,7 @@
     </w:p>
     <w:p>
       <w:pPr>
-        <w:spacing w:before="160" w:after="60"/>
+        <w:spacing w:before="120" w:after="40"/>
         <w:jc w:val="center"/>
       </w:pPr>
       <w:r>
@@ -2831,10 +2883,10 @@
             <w:tcW w:type="dxa" w:w="10080"/>
             <w:shd w:fill="F8FAFC"/>
             <w:tcMar>
-              <w:top w:w="120" w:type="dxa"/>
-              <w:bottom w:w="120" w:type="dxa"/>
-              <w:left w:w="180" w:type="dxa"/>
-              <w:right w:w="180" w:type="dxa"/>
+              <w:top w:w="100" w:type="dxa"/>
+              <w:bottom w:w="100" w:type="dxa"/>
+              <w:left w:w="150" w:type="dxa"/>
+              <w:right w:w="150" w:type="dxa"/>
             </w:tcMar>
           </w:tcPr>
           <w:p>
@@ -2845,77 +2897,9 @@
               <w:rPr>
                 <w:rFonts w:ascii="Courier New" w:hAnsi="Courier New"/>
                 <w:color w:val="0F172A"/>
-                <w:sz w:val="17"/>
+                <w:sz w:val="16"/>
               </w:rPr>
-              <w:t>Algorithm 1: Multi-Criteria Route Safety Evaluation and Telemetry Watchdog</w:t>
-              <w:br/>
-              <w:t>Input: Route coordinates R = {c_1, c_2, ..., c_k}, Incidents list I, SafeHavens list H</w:t>
-              <w:br/>
-              <w:t>Output: Safety Score S in [10, 98], Watchdog State</w:t>
-              <w:br/>
-              <w:t>-------------------------------------------------------------------------</w:t>
-              <w:br/>
-              <w:t>1:  S_base &lt;- 75.0</w:t>
-              <w:br/>
-              <w:t>2:  total_penalty &lt;- 0.0</w:t>
-              <w:br/>
-              <w:t>3:  FOR EACH incident in I DO:</w:t>
-              <w:br/>
-              <w:t>4:      IF incident.status == 'VERIFIED' THEN</w:t>
-              <w:br/>
-              <w:t>5:          d_min &lt;- min_distance(incident.location, R)</w:t>
-              <w:br/>
-              <w:t>6:          IF d_min &lt;= 450 meters THEN</w:t>
-              <w:br/>
-              <w:t>7:              dt_hours &lt;- (current_time - incident.timestamp) / 3600</w:t>
-              <w:br/>
-              <w:t>8:              w &lt;- get_severity_weight(incident.severity)</w:t>
-              <w:br/>
-              <w:t>9:              penalty &lt;- w * exp(-(d_min^2) / (2 * 250^2)) * exp(-0.005 * dt_hours)</w:t>
-              <w:br/>
-              <w:t>10:             total_penalty &lt;- total_penalty + penalty</w:t>
-              <w:br/>
-              <w:t>11:         END IF</w:t>
-              <w:br/>
-              <w:t>12:     END IF</w:t>
-              <w:br/>
-              <w:t>13: END FOR</w:t>
-              <w:br/>
-              <w:t>14: total_bonus &lt;- 0.0</w:t>
-              <w:br/>
-              <w:t>15: FOR EACH haven in H DO:</w:t>
-              <w:br/>
-              <w:t>16:     IF min_distance(haven.location, R) &lt;= 400 meters THEN</w:t>
-              <w:br/>
-              <w:t>17:         total_bonus &lt;- min(total_bonus + 8.0, 18.0)</w:t>
-              <w:br/>
-              <w:t>18:     END IF</w:t>
-              <w:br/>
-              <w:t>19: END FOR</w:t>
-              <w:br/>
-              <w:t>20: S_route &lt;- clamp(S_base - total_penalty + total_bonus, 10.0, 98.0)</w:t>
-              <w:br/>
-              <w:t>21: PROCEDURE Watchdog_Update(current_gps, previous_gps, dt_stationary):</w:t>
-              <w:br/>
-              <w:t>22:     displacement &lt;- Haversine(current_gps, previous_gps)</w:t>
-              <w:br/>
-              <w:t>23:     IF displacement &lt; 10.0 meters THEN</w:t>
-              <w:br/>
-              <w:t>24:         dt_stationary &lt;- dt_stationary + delta_t</w:t>
-              <w:br/>
-              <w:t>25:         IF dt_stationary &gt;= 180 seconds THEN</w:t>
-              <w:br/>
-              <w:t>26:             Trigger_Emergency_SOS(dual_chime = TRUE, sms_dispatch = TRUE)</w:t>
-              <w:br/>
-              <w:t>27:         END IF</w:t>
-              <w:br/>
-              <w:t>28:     ELSE:</w:t>
-              <w:br/>
-              <w:t>29:         dt_stationary &lt;- 0</w:t>
-              <w:br/>
-              <w:t>30:     END IF</w:t>
-              <w:br/>
-              <w:t>31: RETURN S_route</w:t>
+              <w:t>Algorithm 1: Multi-Criteria Route Safety Evaluation and Telemetry Watchdog\nInput: Route coordinates R = {c_1, c_2, ..., c_k}, Incidents list I, SafeHavens list H\nOutput: Safety Score S in [10, 98], Watchdog State\n-------------------------------------------------------------------------\n1:  S_base &lt;- 75.0\n2:  total_penalty &lt;- 0.0\n3:  FOR EACH incident in I DO:\n4:      IF incident.status == 'VERIFIED' THEN\n5:          d_min &lt;- min_distance(incident.location, R)\n6:          IF d_min &lt;= 450 meters THEN\n7:              dt_hours &lt;- (current_time - incident.timestamp) / 3600\n8:              w &lt;- get_severity_weight(incident.severity)\n9:              penalty &lt;- w * exp(-(d_min^2) / (2 * 250^2)) * exp(-0.005 * dt_hours)\n10:             total_penalty &lt;- total_penalty + penalty\n11:         END IF\n12:     END IF\n13: END FOR\n14: total_bonus &lt;- 0.0\n15: FOR EACH haven in H DO:\n16:     IF min_distance(haven.location, R) &lt;= 400 meters THEN\n17:         total_bonus &lt;- min(total_bonus + 8.0, 18.0)\n18:     END IF\n19: END FOR\n20: S_route &lt;- clamp(S_base - total_penalty + total_bonus, 10.0, 98.0)\n21: PROCEDURE Watchdog_Update(current_gps, previous_gps, dt_stationary):\n22:     displacement &lt;- Haversine(current_gps, previous_gps)\n23:     IF displacement &lt; 10.0 meters THEN\n24:         dt_stationary &lt;- dt_stationary + delta_t\n25:         IF dt_stationary &gt;= 180 seconds THEN\n26:             Trigger_Emergency_SOS(dual_chime = TRUE, sms_dispatch = TRUE)\n27:         END IF\n28:     ELSE:\n29:         dt_stationary &lt;- 0\n30:     END IF\n31: RETURN S_route</w:t>
             </w:r>
           </w:p>
         </w:tc>
@@ -2923,13 +2907,13 @@
     </w:tbl>
     <w:p>
       <w:pPr>
-        <w:spacing w:after="80"/>
+        <w:spacing w:after="60"/>
       </w:pPr>
     </w:p>
     <w:p>
       <w:pPr>
         <w:keepNext/>
-        <w:spacing w:before="200" w:after="60"/>
+        <w:spacing w:before="160" w:after="40"/>
       </w:pPr>
       <w:r>
         <w:rPr>
@@ -2944,7 +2928,7 @@
     </w:p>
     <w:p>
       <w:pPr>
-        <w:spacing w:after="120" w:line="269" w:lineRule="auto"/>
+        <w:spacing w:after="100" w:line="264" w:lineRule="auto"/>
         <w:jc w:val="both"/>
       </w:pPr>
       <w:r>
@@ -2959,7 +2943,7 @@
     <w:p>
       <w:pPr>
         <w:keepNext/>
-        <w:spacing w:before="280" w:after="80"/>
+        <w:spacing w:before="240" w:after="60"/>
       </w:pPr>
       <w:r>
         <w:rPr>
@@ -2973,7 +2957,7 @@
     </w:p>
     <w:p>
       <w:pPr>
-        <w:spacing w:after="120" w:line="269" w:lineRule="auto"/>
+        <w:spacing w:after="100" w:line="264" w:lineRule="auto"/>
         <w:jc w:val="both"/>
       </w:pPr>
       <w:r>
@@ -2988,7 +2972,7 @@
     <w:p>
       <w:pPr>
         <w:keepNext/>
-        <w:spacing w:before="200" w:after="60"/>
+        <w:spacing w:before="160" w:after="40"/>
       </w:pPr>
       <w:r>
         <w:rPr>
@@ -3003,7 +2987,7 @@
     </w:p>
     <w:p>
       <w:pPr>
-        <w:spacing w:after="120" w:line="269" w:lineRule="auto"/>
+        <w:spacing w:after="100" w:line="264" w:lineRule="auto"/>
         <w:jc w:val="both"/>
       </w:pPr>
       <w:r>
@@ -3018,7 +3002,7 @@
     <w:p>
       <w:pPr>
         <w:keepNext/>
-        <w:spacing w:before="200" w:after="60"/>
+        <w:spacing w:before="160" w:after="40"/>
       </w:pPr>
       <w:r>
         <w:rPr>
@@ -3033,7 +3017,7 @@
     </w:p>
     <w:p>
       <w:pPr>
-        <w:spacing w:after="120" w:line="269" w:lineRule="auto"/>
+        <w:spacing w:after="100" w:line="264" w:lineRule="auto"/>
         <w:jc w:val="both"/>
       </w:pPr>
       <w:r>
@@ -3048,7 +3032,7 @@
     <w:p>
       <w:pPr>
         <w:keepNext/>
-        <w:spacing w:before="200" w:after="60"/>
+        <w:spacing w:before="160" w:after="40"/>
       </w:pPr>
       <w:r>
         <w:rPr>
@@ -3063,7 +3047,7 @@
     </w:p>
     <w:p>
       <w:pPr>
-        <w:spacing w:after="120" w:line="269" w:lineRule="auto"/>
+        <w:spacing w:after="100" w:line="264" w:lineRule="auto"/>
         <w:jc w:val="both"/>
       </w:pPr>
       <w:r>
@@ -3078,7 +3062,7 @@
     <w:p>
       <w:pPr>
         <w:keepNext/>
-        <w:spacing w:before="200" w:after="60"/>
+        <w:spacing w:before="160" w:after="40"/>
       </w:pPr>
       <w:r>
         <w:rPr>
@@ -3093,7 +3077,7 @@
     </w:p>
     <w:p>
       <w:pPr>
-        <w:spacing w:after="120" w:line="269" w:lineRule="auto"/>
+        <w:spacing w:after="100" w:line="264" w:lineRule="auto"/>
         <w:jc w:val="both"/>
       </w:pPr>
       <w:r>
@@ -3108,7 +3092,7 @@
     <w:p>
       <w:pPr>
         <w:keepNext/>
-        <w:spacing w:before="280" w:after="80"/>
+        <w:spacing w:before="240" w:after="60"/>
       </w:pPr>
       <w:r>
         <w:rPr>
@@ -3122,7 +3106,7 @@
     </w:p>
     <w:p>
       <w:pPr>
-        <w:spacing w:after="120" w:line="269" w:lineRule="auto"/>
+        <w:spacing w:after="100" w:line="264" w:lineRule="auto"/>
         <w:jc w:val="both"/>
       </w:pPr>
       <w:r>
@@ -3137,7 +3121,7 @@
     <w:p>
       <w:pPr>
         <w:keepNext/>
-        <w:spacing w:before="200" w:after="60"/>
+        <w:spacing w:before="160" w:after="40"/>
       </w:pPr>
       <w:r>
         <w:rPr>
@@ -3152,7 +3136,7 @@
     </w:p>
     <w:p>
       <w:pPr>
-        <w:spacing w:after="120" w:line="269" w:lineRule="auto"/>
+        <w:spacing w:after="100" w:line="264" w:lineRule="auto"/>
         <w:jc w:val="both"/>
       </w:pPr>
       <w:r>
@@ -3167,7 +3151,7 @@
     <w:p>
       <w:pPr>
         <w:keepNext/>
-        <w:spacing w:before="200" w:after="60"/>
+        <w:spacing w:before="160" w:after="40"/>
       </w:pPr>
       <w:r>
         <w:rPr>
@@ -3182,7 +3166,7 @@
     </w:p>
     <w:p>
       <w:pPr>
-        <w:spacing w:after="120" w:line="269" w:lineRule="auto"/>
+        <w:spacing w:after="100" w:line="264" w:lineRule="auto"/>
         <w:jc w:val="both"/>
       </w:pPr>
       <w:r>
@@ -3197,7 +3181,7 @@
     <w:p>
       <w:pPr>
         <w:keepNext/>
-        <w:spacing w:before="200" w:after="60"/>
+        <w:spacing w:before="160" w:after="40"/>
       </w:pPr>
       <w:r>
         <w:rPr>
@@ -3212,7 +3196,7 @@
     </w:p>
     <w:p>
       <w:pPr>
-        <w:spacing w:after="120" w:line="269" w:lineRule="auto"/>
+        <w:spacing w:after="100" w:line="264" w:lineRule="auto"/>
         <w:jc w:val="both"/>
       </w:pPr>
       <w:r>
@@ -3227,7 +3211,7 @@
     <w:p>
       <w:pPr>
         <w:keepNext/>
-        <w:spacing w:before="200" w:after="60"/>
+        <w:spacing w:before="160" w:after="40"/>
       </w:pPr>
       <w:r>
         <w:rPr>
@@ -3242,7 +3226,7 @@
     </w:p>
     <w:p>
       <w:pPr>
-        <w:spacing w:after="120" w:line="269" w:lineRule="auto"/>
+        <w:spacing w:after="100" w:line="264" w:lineRule="auto"/>
         <w:jc w:val="both"/>
       </w:pPr>
       <w:r>
@@ -3256,7 +3240,7 @@
     </w:p>
     <w:p>
       <w:pPr>
-        <w:spacing w:before="160" w:after="80"/>
+        <w:spacing w:before="120" w:after="60"/>
         <w:jc w:val="center"/>
       </w:pPr>
       <w:r>
@@ -3286,10 +3270,10 @@
             <w:tcW w:type="dxa" w:w="2592"/>
             <w:shd w:fill="2A132C"/>
             <w:tcMar>
-              <w:top w:w="120" w:type="dxa"/>
-              <w:bottom w:w="120" w:type="dxa"/>
-              <w:left w:w="140" w:type="dxa"/>
-              <w:right w:w="140" w:type="dxa"/>
+              <w:top w:w="100" w:type="dxa"/>
+              <w:bottom w:w="100" w:type="dxa"/>
+              <w:left w:w="120" w:type="dxa"/>
+              <w:right w:w="120" w:type="dxa"/>
             </w:tcMar>
           </w:tcPr>
           <w:p>
@@ -3312,10 +3296,10 @@
             <w:tcW w:type="dxa" w:w="2448"/>
             <w:shd w:fill="2A132C"/>
             <w:tcMar>
-              <w:top w:w="120" w:type="dxa"/>
-              <w:bottom w:w="120" w:type="dxa"/>
-              <w:left w:w="140" w:type="dxa"/>
-              <w:right w:w="140" w:type="dxa"/>
+              <w:top w:w="100" w:type="dxa"/>
+              <w:bottom w:w="100" w:type="dxa"/>
+              <w:left w:w="120" w:type="dxa"/>
+              <w:right w:w="120" w:type="dxa"/>
             </w:tcMar>
           </w:tcPr>
           <w:p>
@@ -3338,10 +3322,10 @@
             <w:tcW w:type="dxa" w:w="2448"/>
             <w:shd w:fill="2A132C"/>
             <w:tcMar>
-              <w:top w:w="120" w:type="dxa"/>
-              <w:bottom w:w="120" w:type="dxa"/>
-              <w:left w:w="140" w:type="dxa"/>
-              <w:right w:w="140" w:type="dxa"/>
+              <w:top w:w="100" w:type="dxa"/>
+              <w:bottom w:w="100" w:type="dxa"/>
+              <w:left w:w="120" w:type="dxa"/>
+              <w:right w:w="120" w:type="dxa"/>
             </w:tcMar>
           </w:tcPr>
           <w:p>
@@ -3364,10 +3348,10 @@
             <w:tcW w:type="dxa" w:w="2592"/>
             <w:shd w:fill="2A132C"/>
             <w:tcMar>
-              <w:top w:w="120" w:type="dxa"/>
-              <w:bottom w:w="120" w:type="dxa"/>
-              <w:left w:w="140" w:type="dxa"/>
-              <w:right w:w="140" w:type="dxa"/>
+              <w:top w:w="100" w:type="dxa"/>
+              <w:bottom w:w="100" w:type="dxa"/>
+              <w:left w:w="120" w:type="dxa"/>
+              <w:right w:w="120" w:type="dxa"/>
             </w:tcMar>
           </w:tcPr>
           <w:p>
@@ -3392,10 +3376,10 @@
             <w:tcW w:type="dxa" w:w="2592"/>
             <w:shd w:fill="FFFFFF"/>
             <w:tcMar>
-              <w:top w:w="100" w:type="dxa"/>
-              <w:bottom w:w="100" w:type="dxa"/>
-              <w:left w:w="140" w:type="dxa"/>
-              <w:right w:w="140" w:type="dxa"/>
+              <w:top w:w="80" w:type="dxa"/>
+              <w:bottom w:w="80" w:type="dxa"/>
+              <w:left w:w="120" w:type="dxa"/>
+              <w:right w:w="120" w:type="dxa"/>
             </w:tcMar>
           </w:tcPr>
           <w:p>
@@ -3417,10 +3401,10 @@
             <w:tcW w:type="dxa" w:w="2448"/>
             <w:shd w:fill="FFFFFF"/>
             <w:tcMar>
-              <w:top w:w="100" w:type="dxa"/>
-              <w:bottom w:w="100" w:type="dxa"/>
-              <w:left w:w="140" w:type="dxa"/>
-              <w:right w:w="140" w:type="dxa"/>
+              <w:top w:w="80" w:type="dxa"/>
+              <w:bottom w:w="80" w:type="dxa"/>
+              <w:left w:w="120" w:type="dxa"/>
+              <w:right w:w="120" w:type="dxa"/>
             </w:tcMar>
           </w:tcPr>
           <w:p>
@@ -3442,10 +3426,10 @@
             <w:tcW w:type="dxa" w:w="2448"/>
             <w:shd w:fill="FFFFFF"/>
             <w:tcMar>
-              <w:top w:w="100" w:type="dxa"/>
-              <w:bottom w:w="100" w:type="dxa"/>
-              <w:left w:w="140" w:type="dxa"/>
-              <w:right w:w="140" w:type="dxa"/>
+              <w:top w:w="80" w:type="dxa"/>
+              <w:bottom w:w="80" w:type="dxa"/>
+              <w:left w:w="120" w:type="dxa"/>
+              <w:right w:w="120" w:type="dxa"/>
             </w:tcMar>
           </w:tcPr>
           <w:p>
@@ -3467,10 +3451,10 @@
             <w:tcW w:type="dxa" w:w="2592"/>
             <w:shd w:fill="FFFFFF"/>
             <w:tcMar>
-              <w:top w:w="100" w:type="dxa"/>
-              <w:bottom w:w="100" w:type="dxa"/>
-              <w:left w:w="140" w:type="dxa"/>
-              <w:right w:w="140" w:type="dxa"/>
+              <w:top w:w="80" w:type="dxa"/>
+              <w:bottom w:w="80" w:type="dxa"/>
+              <w:left w:w="120" w:type="dxa"/>
+              <w:right w:w="120" w:type="dxa"/>
             </w:tcMar>
           </w:tcPr>
           <w:p>
@@ -3494,10 +3478,10 @@
             <w:tcW w:type="dxa" w:w="2592"/>
             <w:shd w:fill="FAF5FB"/>
             <w:tcMar>
-              <w:top w:w="100" w:type="dxa"/>
-              <w:bottom w:w="100" w:type="dxa"/>
-              <w:left w:w="140" w:type="dxa"/>
-              <w:right w:w="140" w:type="dxa"/>
+              <w:top w:w="80" w:type="dxa"/>
+              <w:bottom w:w="80" w:type="dxa"/>
+              <w:left w:w="120" w:type="dxa"/>
+              <w:right w:w="120" w:type="dxa"/>
             </w:tcMar>
           </w:tcPr>
           <w:p>
@@ -3519,10 +3503,10 @@
             <w:tcW w:type="dxa" w:w="2448"/>
             <w:shd w:fill="FAF5FB"/>
             <w:tcMar>
-              <w:top w:w="100" w:type="dxa"/>
-              <w:bottom w:w="100" w:type="dxa"/>
-              <w:left w:w="140" w:type="dxa"/>
-              <w:right w:w="140" w:type="dxa"/>
+              <w:top w:w="80" w:type="dxa"/>
+              <w:bottom w:w="80" w:type="dxa"/>
+              <w:left w:w="120" w:type="dxa"/>
+              <w:right w:w="120" w:type="dxa"/>
             </w:tcMar>
           </w:tcPr>
           <w:p>
@@ -3544,10 +3528,10 @@
             <w:tcW w:type="dxa" w:w="2448"/>
             <w:shd w:fill="FAF5FB"/>
             <w:tcMar>
-              <w:top w:w="100" w:type="dxa"/>
-              <w:bottom w:w="100" w:type="dxa"/>
-              <w:left w:w="140" w:type="dxa"/>
-              <w:right w:w="140" w:type="dxa"/>
+              <w:top w:w="80" w:type="dxa"/>
+              <w:bottom w:w="80" w:type="dxa"/>
+              <w:left w:w="120" w:type="dxa"/>
+              <w:right w:w="120" w:type="dxa"/>
             </w:tcMar>
           </w:tcPr>
           <w:p>
@@ -3569,10 +3553,10 @@
             <w:tcW w:type="dxa" w:w="2592"/>
             <w:shd w:fill="FAF5FB"/>
             <w:tcMar>
-              <w:top w:w="100" w:type="dxa"/>
-              <w:bottom w:w="100" w:type="dxa"/>
-              <w:left w:w="140" w:type="dxa"/>
-              <w:right w:w="140" w:type="dxa"/>
+              <w:top w:w="80" w:type="dxa"/>
+              <w:bottom w:w="80" w:type="dxa"/>
+              <w:left w:w="120" w:type="dxa"/>
+              <w:right w:w="120" w:type="dxa"/>
             </w:tcMar>
           </w:tcPr>
           <w:p>
@@ -3596,10 +3580,10 @@
             <w:tcW w:type="dxa" w:w="2592"/>
             <w:shd w:fill="FFFFFF"/>
             <w:tcMar>
-              <w:top w:w="100" w:type="dxa"/>
-              <w:bottom w:w="100" w:type="dxa"/>
-              <w:left w:w="140" w:type="dxa"/>
-              <w:right w:w="140" w:type="dxa"/>
+              <w:top w:w="80" w:type="dxa"/>
+              <w:bottom w:w="80" w:type="dxa"/>
+              <w:left w:w="120" w:type="dxa"/>
+              <w:right w:w="120" w:type="dxa"/>
             </w:tcMar>
           </w:tcPr>
           <w:p>
@@ -3621,10 +3605,10 @@
             <w:tcW w:type="dxa" w:w="2448"/>
             <w:shd w:fill="FFFFFF"/>
             <w:tcMar>
-              <w:top w:w="100" w:type="dxa"/>
-              <w:bottom w:w="100" w:type="dxa"/>
-              <w:left w:w="140" w:type="dxa"/>
-              <w:right w:w="140" w:type="dxa"/>
+              <w:top w:w="80" w:type="dxa"/>
+              <w:bottom w:w="80" w:type="dxa"/>
+              <w:left w:w="120" w:type="dxa"/>
+              <w:right w:w="120" w:type="dxa"/>
             </w:tcMar>
           </w:tcPr>
           <w:p>
@@ -3646,10 +3630,10 @@
             <w:tcW w:type="dxa" w:w="2448"/>
             <w:shd w:fill="FFFFFF"/>
             <w:tcMar>
-              <w:top w:w="100" w:type="dxa"/>
-              <w:bottom w:w="100" w:type="dxa"/>
-              <w:left w:w="140" w:type="dxa"/>
-              <w:right w:w="140" w:type="dxa"/>
+              <w:top w:w="80" w:type="dxa"/>
+              <w:bottom w:w="80" w:type="dxa"/>
+              <w:left w:w="120" w:type="dxa"/>
+              <w:right w:w="120" w:type="dxa"/>
             </w:tcMar>
           </w:tcPr>
           <w:p>
@@ -3671,10 +3655,10 @@
             <w:tcW w:type="dxa" w:w="2592"/>
             <w:shd w:fill="FFFFFF"/>
             <w:tcMar>
-              <w:top w:w="100" w:type="dxa"/>
-              <w:bottom w:w="100" w:type="dxa"/>
-              <w:left w:w="140" w:type="dxa"/>
-              <w:right w:w="140" w:type="dxa"/>
+              <w:top w:w="80" w:type="dxa"/>
+              <w:bottom w:w="80" w:type="dxa"/>
+              <w:left w:w="120" w:type="dxa"/>
+              <w:right w:w="120" w:type="dxa"/>
             </w:tcMar>
           </w:tcPr>
           <w:p>
@@ -3698,10 +3682,10 @@
             <w:tcW w:type="dxa" w:w="2592"/>
             <w:shd w:fill="FAF5FB"/>
             <w:tcMar>
-              <w:top w:w="100" w:type="dxa"/>
-              <w:bottom w:w="100" w:type="dxa"/>
-              <w:left w:w="140" w:type="dxa"/>
-              <w:right w:w="140" w:type="dxa"/>
+              <w:top w:w="80" w:type="dxa"/>
+              <w:bottom w:w="80" w:type="dxa"/>
+              <w:left w:w="120" w:type="dxa"/>
+              <w:right w:w="120" w:type="dxa"/>
             </w:tcMar>
           </w:tcPr>
           <w:p>
@@ -3723,10 +3707,10 @@
             <w:tcW w:type="dxa" w:w="2448"/>
             <w:shd w:fill="FAF5FB"/>
             <w:tcMar>
-              <w:top w:w="100" w:type="dxa"/>
-              <w:bottom w:w="100" w:type="dxa"/>
-              <w:left w:w="140" w:type="dxa"/>
-              <w:right w:w="140" w:type="dxa"/>
+              <w:top w:w="80" w:type="dxa"/>
+              <w:bottom w:w="80" w:type="dxa"/>
+              <w:left w:w="120" w:type="dxa"/>
+              <w:right w:w="120" w:type="dxa"/>
             </w:tcMar>
           </w:tcPr>
           <w:p>
@@ -3748,10 +3732,10 @@
             <w:tcW w:type="dxa" w:w="2448"/>
             <w:shd w:fill="FAF5FB"/>
             <w:tcMar>
-              <w:top w:w="100" w:type="dxa"/>
-              <w:bottom w:w="100" w:type="dxa"/>
-              <w:left w:w="140" w:type="dxa"/>
-              <w:right w:w="140" w:type="dxa"/>
+              <w:top w:w="80" w:type="dxa"/>
+              <w:bottom w:w="80" w:type="dxa"/>
+              <w:left w:w="120" w:type="dxa"/>
+              <w:right w:w="120" w:type="dxa"/>
             </w:tcMar>
           </w:tcPr>
           <w:p>
@@ -3773,10 +3757,10 @@
             <w:tcW w:type="dxa" w:w="2592"/>
             <w:shd w:fill="FAF5FB"/>
             <w:tcMar>
-              <w:top w:w="100" w:type="dxa"/>
-              <w:bottom w:w="100" w:type="dxa"/>
-              <w:left w:w="140" w:type="dxa"/>
-              <w:right w:w="140" w:type="dxa"/>
+              <w:top w:w="80" w:type="dxa"/>
+              <w:bottom w:w="80" w:type="dxa"/>
+              <w:left w:w="120" w:type="dxa"/>
+              <w:right w:w="120" w:type="dxa"/>
             </w:tcMar>
           </w:tcPr>
           <w:p>
@@ -3800,10 +3784,10 @@
             <w:tcW w:type="dxa" w:w="2592"/>
             <w:shd w:fill="FFFFFF"/>
             <w:tcMar>
-              <w:top w:w="100" w:type="dxa"/>
-              <w:bottom w:w="100" w:type="dxa"/>
-              <w:left w:w="140" w:type="dxa"/>
-              <w:right w:w="140" w:type="dxa"/>
+              <w:top w:w="80" w:type="dxa"/>
+              <w:bottom w:w="80" w:type="dxa"/>
+              <w:left w:w="120" w:type="dxa"/>
+              <w:right w:w="120" w:type="dxa"/>
             </w:tcMar>
           </w:tcPr>
           <w:p>
@@ -3825,10 +3809,10 @@
             <w:tcW w:type="dxa" w:w="2448"/>
             <w:shd w:fill="FFFFFF"/>
             <w:tcMar>
-              <w:top w:w="100" w:type="dxa"/>
-              <w:bottom w:w="100" w:type="dxa"/>
-              <w:left w:w="140" w:type="dxa"/>
-              <w:right w:w="140" w:type="dxa"/>
+              <w:top w:w="80" w:type="dxa"/>
+              <w:bottom w:w="80" w:type="dxa"/>
+              <w:left w:w="120" w:type="dxa"/>
+              <w:right w:w="120" w:type="dxa"/>
             </w:tcMar>
           </w:tcPr>
           <w:p>
@@ -3850,10 +3834,10 @@
             <w:tcW w:type="dxa" w:w="2448"/>
             <w:shd w:fill="FFFFFF"/>
             <w:tcMar>
-              <w:top w:w="100" w:type="dxa"/>
-              <w:bottom w:w="100" w:type="dxa"/>
-              <w:left w:w="140" w:type="dxa"/>
-              <w:right w:w="140" w:type="dxa"/>
+              <w:top w:w="80" w:type="dxa"/>
+              <w:bottom w:w="80" w:type="dxa"/>
+              <w:left w:w="120" w:type="dxa"/>
+              <w:right w:w="120" w:type="dxa"/>
             </w:tcMar>
           </w:tcPr>
           <w:p>
@@ -3875,10 +3859,10 @@
             <w:tcW w:type="dxa" w:w="2592"/>
             <w:shd w:fill="FFFFFF"/>
             <w:tcMar>
-              <w:top w:w="100" w:type="dxa"/>
-              <w:bottom w:w="100" w:type="dxa"/>
-              <w:left w:w="140" w:type="dxa"/>
-              <w:right w:w="140" w:type="dxa"/>
+              <w:top w:w="80" w:type="dxa"/>
+              <w:bottom w:w="80" w:type="dxa"/>
+              <w:left w:w="120" w:type="dxa"/>
+              <w:right w:w="120" w:type="dxa"/>
             </w:tcMar>
           </w:tcPr>
           <w:p>
@@ -3902,10 +3886,10 @@
             <w:tcW w:type="dxa" w:w="2592"/>
             <w:shd w:fill="FAF5FB"/>
             <w:tcMar>
-              <w:top w:w="100" w:type="dxa"/>
-              <w:bottom w:w="100" w:type="dxa"/>
-              <w:left w:w="140" w:type="dxa"/>
-              <w:right w:w="140" w:type="dxa"/>
+              <w:top w:w="80" w:type="dxa"/>
+              <w:bottom w:w="80" w:type="dxa"/>
+              <w:left w:w="120" w:type="dxa"/>
+              <w:right w:w="120" w:type="dxa"/>
             </w:tcMar>
           </w:tcPr>
           <w:p>
@@ -3927,10 +3911,10 @@
             <w:tcW w:type="dxa" w:w="2448"/>
             <w:shd w:fill="FAF5FB"/>
             <w:tcMar>
-              <w:top w:w="100" w:type="dxa"/>
-              <w:bottom w:w="100" w:type="dxa"/>
-              <w:left w:w="140" w:type="dxa"/>
-              <w:right w:w="140" w:type="dxa"/>
+              <w:top w:w="80" w:type="dxa"/>
+              <w:bottom w:w="80" w:type="dxa"/>
+              <w:left w:w="120" w:type="dxa"/>
+              <w:right w:w="120" w:type="dxa"/>
             </w:tcMar>
           </w:tcPr>
           <w:p>
@@ -3952,10 +3936,10 @@
             <w:tcW w:type="dxa" w:w="2448"/>
             <w:shd w:fill="FAF5FB"/>
             <w:tcMar>
-              <w:top w:w="100" w:type="dxa"/>
-              <w:bottom w:w="100" w:type="dxa"/>
-              <w:left w:w="140" w:type="dxa"/>
-              <w:right w:w="140" w:type="dxa"/>
+              <w:top w:w="80" w:type="dxa"/>
+              <w:bottom w:w="80" w:type="dxa"/>
+              <w:left w:w="120" w:type="dxa"/>
+              <w:right w:w="120" w:type="dxa"/>
             </w:tcMar>
           </w:tcPr>
           <w:p>
@@ -3977,10 +3961,10 @@
             <w:tcW w:type="dxa" w:w="2592"/>
             <w:shd w:fill="FAF5FB"/>
             <w:tcMar>
-              <w:top w:w="100" w:type="dxa"/>
-              <w:bottom w:w="100" w:type="dxa"/>
-              <w:left w:w="140" w:type="dxa"/>
-              <w:right w:w="140" w:type="dxa"/>
+              <w:top w:w="80" w:type="dxa"/>
+              <w:bottom w:w="80" w:type="dxa"/>
+              <w:left w:w="120" w:type="dxa"/>
+              <w:right w:w="120" w:type="dxa"/>
             </w:tcMar>
           </w:tcPr>
           <w:p>
@@ -4004,10 +3988,10 @@
             <w:tcW w:type="dxa" w:w="2592"/>
             <w:shd w:fill="FFFFFF"/>
             <w:tcMar>
-              <w:top w:w="100" w:type="dxa"/>
-              <w:bottom w:w="100" w:type="dxa"/>
-              <w:left w:w="140" w:type="dxa"/>
-              <w:right w:w="140" w:type="dxa"/>
+              <w:top w:w="80" w:type="dxa"/>
+              <w:bottom w:w="80" w:type="dxa"/>
+              <w:left w:w="120" w:type="dxa"/>
+              <w:right w:w="120" w:type="dxa"/>
             </w:tcMar>
           </w:tcPr>
           <w:p>
@@ -4029,10 +4013,10 @@
             <w:tcW w:type="dxa" w:w="2448"/>
             <w:shd w:fill="FFFFFF"/>
             <w:tcMar>
-              <w:top w:w="100" w:type="dxa"/>
-              <w:bottom w:w="100" w:type="dxa"/>
-              <w:left w:w="140" w:type="dxa"/>
-              <w:right w:w="140" w:type="dxa"/>
+              <w:top w:w="80" w:type="dxa"/>
+              <w:bottom w:w="80" w:type="dxa"/>
+              <w:left w:w="120" w:type="dxa"/>
+              <w:right w:w="120" w:type="dxa"/>
             </w:tcMar>
           </w:tcPr>
           <w:p>
@@ -4054,10 +4038,10 @@
             <w:tcW w:type="dxa" w:w="2448"/>
             <w:shd w:fill="FFFFFF"/>
             <w:tcMar>
-              <w:top w:w="100" w:type="dxa"/>
-              <w:bottom w:w="100" w:type="dxa"/>
-              <w:left w:w="140" w:type="dxa"/>
-              <w:right w:w="140" w:type="dxa"/>
+              <w:top w:w="80" w:type="dxa"/>
+              <w:bottom w:w="80" w:type="dxa"/>
+              <w:left w:w="120" w:type="dxa"/>
+              <w:right w:w="120" w:type="dxa"/>
             </w:tcMar>
           </w:tcPr>
           <w:p>
@@ -4079,10 +4063,10 @@
             <w:tcW w:type="dxa" w:w="2592"/>
             <w:shd w:fill="FFFFFF"/>
             <w:tcMar>
-              <w:top w:w="100" w:type="dxa"/>
-              <w:bottom w:w="100" w:type="dxa"/>
-              <w:left w:w="140" w:type="dxa"/>
-              <w:right w:w="140" w:type="dxa"/>
+              <w:top w:w="80" w:type="dxa"/>
+              <w:bottom w:w="80" w:type="dxa"/>
+              <w:left w:w="120" w:type="dxa"/>
+              <w:right w:w="120" w:type="dxa"/>
             </w:tcMar>
           </w:tcPr>
           <w:p>
@@ -4103,13 +4087,13 @@
     </w:tbl>
     <w:p>
       <w:pPr>
-        <w:spacing w:after="120"/>
+        <w:spacing w:after="80"/>
       </w:pPr>
     </w:p>
     <w:p>
       <w:pPr>
         <w:keepNext/>
-        <w:spacing w:before="200" w:after="60"/>
+        <w:spacing w:before="160" w:after="40"/>
       </w:pPr>
       <w:r>
         <w:rPr>
@@ -4124,7 +4108,7 @@
     </w:p>
     <w:p>
       <w:pPr>
-        <w:spacing w:after="120" w:line="269" w:lineRule="auto"/>
+        <w:spacing w:after="100" w:line="264" w:lineRule="auto"/>
         <w:jc w:val="both"/>
       </w:pPr>
       <w:r>
@@ -4139,7 +4123,7 @@
     <w:p>
       <w:pPr>
         <w:keepNext/>
-        <w:spacing w:before="280" w:after="80"/>
+        <w:spacing w:before="240" w:after="60"/>
       </w:pPr>
       <w:r>
         <w:rPr>
@@ -4153,7 +4137,7 @@
     </w:p>
     <w:p>
       <w:pPr>
-        <w:spacing w:after="120" w:line="269" w:lineRule="auto"/>
+        <w:spacing w:after="100" w:line="264" w:lineRule="auto"/>
         <w:jc w:val="both"/>
       </w:pPr>
       <w:r>
@@ -4167,7 +4151,7 @@
     </w:p>
     <w:p>
       <w:pPr>
-        <w:spacing w:after="120" w:line="269" w:lineRule="auto"/>
+        <w:spacing w:after="100" w:line="264" w:lineRule="auto"/>
         <w:jc w:val="both"/>
       </w:pPr>
       <w:r>
@@ -4182,7 +4166,7 @@
     <w:p>
       <w:pPr>
         <w:keepNext/>
-        <w:spacing w:before="280" w:after="80"/>
+        <w:spacing w:before="240" w:after="60"/>
       </w:pPr>
       <w:r>
         <w:rPr>
@@ -4196,7 +4180,7 @@
     </w:p>
     <w:p>
       <w:pPr>
-        <w:spacing w:after="120" w:line="269" w:lineRule="auto"/>
+        <w:spacing w:after="100" w:line="264" w:lineRule="auto"/>
         <w:jc w:val="both"/>
       </w:pPr>
       <w:r>
@@ -4211,7 +4195,7 @@
     <w:p>
       <w:pPr>
         <w:keepNext/>
-        <w:spacing w:before="280" w:after="80"/>
+        <w:spacing w:before="240" w:after="60"/>
       </w:pPr>
       <w:r>
         <w:rPr>
@@ -4225,195 +4209,195 @@
     </w:p>
     <w:p>
       <w:pPr>
-        <w:spacing w:after="60" w:line="252" w:lineRule="auto"/>
+        <w:spacing w:after="50" w:line="252" w:lineRule="auto"/>
         <w:jc w:val="both"/>
       </w:pPr>
       <w:r>
         <w:rPr>
           <w:rFonts w:ascii="Times New Roman" w:hAnsi="Times New Roman"/>
-          <w:sz w:val="18"/>
+          <w:sz w:val="17"/>
         </w:rPr>
         <w:t>[1] E. Galbrun, K. Pelechrinis, and E. Terzi, "Urban navigation beyond shortest route: The case of safe paths," Information Systems, vol. 57, pp. 160–171, Apr. 2016. DOI: 10.1016/j.is.2015.10.005.</w:t>
       </w:r>
     </w:p>
     <w:p>
       <w:pPr>
-        <w:spacing w:after="60" w:line="252" w:lineRule="auto"/>
+        <w:spacing w:after="50" w:line="252" w:lineRule="auto"/>
         <w:jc w:val="both"/>
       </w:pPr>
       <w:r>
         <w:rPr>
           <w:rFonts w:ascii="Times New Roman" w:hAnsi="Times New Roman"/>
-          <w:sz w:val="18"/>
+          <w:sz w:val="17"/>
         </w:rPr>
         <w:t>[2] S. G. Lea, E. D'Silva, and A. Asok, "Women's strategies addressing sexual harassment and assault on public buses: An analysis of crowdsourced data," Crime Prevention and Community Safety, vol. 19, no. 3–4, pp. 227–239, Nov. 2017. DOI: 10.1057/s41300-017-0028-1.</w:t>
       </w:r>
     </w:p>
     <w:p>
       <w:pPr>
-        <w:spacing w:after="60" w:line="252" w:lineRule="auto"/>
+        <w:spacing w:after="50" w:line="252" w:lineRule="auto"/>
         <w:jc w:val="both"/>
       </w:pPr>
       <w:r>
         <w:rPr>
           <w:rFonts w:ascii="Times New Roman" w:hAnsi="Times New Roman"/>
-          <w:sz w:val="18"/>
+          <w:sz w:val="17"/>
         </w:rPr>
         <w:t>[3] P. S. S. Prasad, P. V. S. S. S. R. N. Murthy, and G. H. K. Rao, "Abhaya: An Android app for the safety of women," in Proc. 2015 Annual IEEE India Conf. (INDICON), New Delhi, India, 2015, pp. 1–5. DOI: 10.1109/INDICON.2015.7443652.</w:t>
       </w:r>
     </w:p>
     <w:p>
       <w:pPr>
-        <w:spacing w:after="60" w:line="252" w:lineRule="auto"/>
+        <w:spacing w:after="50" w:line="252" w:lineRule="auto"/>
         <w:jc w:val="both"/>
       </w:pPr>
       <w:r>
         <w:rPr>
           <w:rFonts w:ascii="Times New Roman" w:hAnsi="Times New Roman"/>
-          <w:sz w:val="18"/>
+          <w:sz w:val="17"/>
         </w:rPr>
         <w:t>[4] R. Solymosi, D. Buil-Gil, L. Vozmediano, and I. S. Guedes, "Towards a place-based measure of fear of crime: A systematic review of app-based and crowdsourcing approaches," Environment and Behavior, vol. 53, no. 9, pp. 1013–1044, Nov. 2021. DOI: 10.1177/0013916520947114.</w:t>
       </w:r>
     </w:p>
     <w:p>
       <w:pPr>
-        <w:spacing w:after="60" w:line="252" w:lineRule="auto"/>
+        <w:spacing w:after="50" w:line="252" w:lineRule="auto"/>
         <w:jc w:val="both"/>
       </w:pPr>
       <w:r>
         <w:rPr>
           <w:rFonts w:ascii="Times New Roman" w:hAnsi="Times New Roman"/>
-          <w:sz w:val="18"/>
+          <w:sz w:val="17"/>
         </w:rPr>
         <w:t>[5] D. Quercia, R. Schifanella, and L. M. Aiello, "The shortest path to happiness: Recommending beautiful, quiet, and happy routes in the city," in Proc. 25th ACM Conf. Hypertext Social Media (HT '14), Santiago, Chile, 2014, pp. 116–125. DOI: 10.1145/2631775.2631799.</w:t>
       </w:r>
     </w:p>
     <w:p>
       <w:pPr>
-        <w:spacing w:after="60" w:line="252" w:lineRule="auto"/>
+        <w:spacing w:after="50" w:line="252" w:lineRule="auto"/>
         <w:jc w:val="both"/>
       </w:pPr>
       <w:r>
         <w:rPr>
           <w:rFonts w:ascii="Times New Roman" w:hAnsi="Times New Roman"/>
-          <w:sz w:val="18"/>
+          <w:sz w:val="17"/>
         </w:rPr>
         <w:t>[6] S. Levy, W. Xiong, E. Belding, and W. Y. Wang, "SafeRoute: Learning to navigate streets safely in an urban environment," ACM Transactions on Intelligent Systems and Technology (TIST), vol. 11, no. 6, art. 66, pp. 1–25, Sep. 2020. DOI: 10.1145/3402818.</w:t>
       </w:r>
     </w:p>
     <w:p>
       <w:pPr>
-        <w:spacing w:after="60" w:line="252" w:lineRule="auto"/>
+        <w:spacing w:after="50" w:line="252" w:lineRule="auto"/>
         <w:jc w:val="both"/>
       </w:pPr>
       <w:r>
         <w:rPr>
           <w:rFonts w:ascii="Times New Roman" w:hAnsi="Times New Roman"/>
-          <w:sz w:val="18"/>
+          <w:sz w:val="17"/>
         </w:rPr>
         <w:t>[7] G. C. Harikiran, B. Menaka, et al., "Smart security solution for women based on Internet of Things (IOT)," in Proc. 2016 Int. Conf. Electr., Electron., Optim. Tech. (ICEEOT), Chennai, India, 2016, pp. 3541–3544. DOI: 10.1109/ICEEOT.2016.7755363.</w:t>
       </w:r>
     </w:p>
     <w:p>
       <w:pPr>
-        <w:spacing w:after="60" w:line="252" w:lineRule="auto"/>
+        <w:spacing w:after="50" w:line="252" w:lineRule="auto"/>
         <w:jc w:val="both"/>
       </w:pPr>
       <w:r>
         <w:rPr>
           <w:rFonts w:ascii="Times New Roman" w:hAnsi="Times New Roman"/>
-          <w:sz w:val="18"/>
+          <w:sz w:val="17"/>
         </w:rPr>
         <w:t>[8] S. Majumdar, S. E. Kirkley, and M. Srivastava, "Voice command AI assistant for public safety," in Proc. 2022 Int. Conf. Innov. Intell. Informatics, Comput., Technol. (3ICT), Sakheer, Bahrain, 2022, pp. 627–632. DOI: 10.1109/3ICT56508.2022.9990716.</w:t>
       </w:r>
     </w:p>
     <w:p>
       <w:pPr>
-        <w:spacing w:after="60" w:line="252" w:lineRule="auto"/>
+        <w:spacing w:after="50" w:line="252" w:lineRule="auto"/>
         <w:jc w:val="both"/>
       </w:pPr>
       <w:r>
         <w:rPr>
           <w:rFonts w:ascii="Times New Roman" w:hAnsi="Times New Roman"/>
-          <w:sz w:val="18"/>
+          <w:sz w:val="17"/>
         </w:rPr>
         <w:t>[9] V. Sanh, L. Debut, J. Chaumond, and T. Wolf, "DistilBERT, a distilled version of BERT: smaller, faster, cheaper and lighter," in Proc. 5th Workshop Energy Efficient Mach. Learn. Cogn. Comput. (NeurIPS 2019), Vancouver, Canada, 2019, arXiv:1910.01108. DOI: 10.48550/arXiv.1910.01108.</w:t>
       </w:r>
     </w:p>
     <w:p>
       <w:pPr>
-        <w:spacing w:after="60" w:line="252" w:lineRule="auto"/>
+        <w:spacing w:after="50" w:line="252" w:lineRule="auto"/>
         <w:jc w:val="both"/>
       </w:pPr>
       <w:r>
         <w:rPr>
           <w:rFonts w:ascii="Times New Roman" w:hAnsi="Times New Roman"/>
-          <w:sz w:val="18"/>
+          <w:sz w:val="17"/>
         </w:rPr>
         <w:t>[10] M. Ester, H.-P. Kriegel, J. Sander, and X. Xu, "A density-based algorithm for discovering clusters in large spatial databases with noise," in Proc. 2nd Int. Conf. Knowl. Discovery Data Mining (KDD-96), Portland, OR, 1996, pp. 226–231.</w:t>
       </w:r>
     </w:p>
     <w:p>
       <w:pPr>
-        <w:spacing w:after="60" w:line="252" w:lineRule="auto"/>
+        <w:spacing w:after="50" w:line="252" w:lineRule="auto"/>
         <w:jc w:val="both"/>
       </w:pPr>
       <w:r>
         <w:rPr>
           <w:rFonts w:ascii="Times New Roman" w:hAnsi="Times New Roman"/>
-          <w:sz w:val="18"/>
+          <w:sz w:val="17"/>
         </w:rPr>
         <w:t>[11] R. Mukta, J. Martens, H.-Y. Paik, Q. Lu, and S. S. Kanhere, "Blockchain-Based Verifiable Credential Sharing with Selective Disclosure," in Proc. IEEE 19th Int. Conf. Trust, Security and Privacy in Computing and Communications (TrustCom), 2020, pp. 959–966. DOI: 10.1109/TrustCom50675.2020.00130.</w:t>
       </w:r>
     </w:p>
     <w:p>
       <w:pPr>
-        <w:spacing w:after="60" w:line="252" w:lineRule="auto"/>
+        <w:spacing w:after="50" w:line="252" w:lineRule="auto"/>
         <w:jc w:val="both"/>
       </w:pPr>
       <w:r>
         <w:rPr>
           <w:rFonts w:ascii="Times New Roman" w:hAnsi="Times New Roman"/>
-          <w:sz w:val="18"/>
+          <w:sz w:val="17"/>
         </w:rPr>
         <w:t>[12] R. Joshi, A. Gupta, N. Kanvinde, and P. Ghonge, "Forged Image Detection Using SOTA Image Classification Deep Learning Methods for Image Forensics with Error Level Analysis," arXiv:2211.15196, 2022. DOI: 10.48550/arXiv.2211.15196.</w:t>
       </w:r>
     </w:p>
     <w:p>
       <w:pPr>
-        <w:spacing w:after="60" w:line="252" w:lineRule="auto"/>
+        <w:spacing w:after="50" w:line="252" w:lineRule="auto"/>
         <w:jc w:val="both"/>
       </w:pPr>
       <w:r>
         <w:rPr>
           <w:rFonts w:ascii="Times New Roman" w:hAnsi="Times New Roman"/>
-          <w:sz w:val="18"/>
+          <w:sz w:val="17"/>
         </w:rPr>
         <w:t>[13] J. Brooke, "SUS: A 'quick and dirty' usability scale," Usability Evaluation in Industry, P. W. Jordan, B. Thomas, I. L. McClelland, and B. Weerdmeester, Eds. London, UK: Taylor &amp; Francis, 1996, pp. 189–194.</w:t>
       </w:r>
     </w:p>
     <w:p>
       <w:pPr>
-        <w:spacing w:after="60" w:line="252" w:lineRule="auto"/>
+        <w:spacing w:after="50" w:line="252" w:lineRule="auto"/>
         <w:jc w:val="both"/>
       </w:pPr>
       <w:r>
         <w:rPr>
           <w:rFonts w:ascii="Times New Roman" w:hAnsi="Times New Roman"/>
-          <w:sz w:val="18"/>
+          <w:sz w:val="17"/>
         </w:rPr>
         <w:t>[14] United Nations, "Transforming our world: the 2030 Agenda for Sustainable Development," UN General Assembly Resolution A/RES/70/1, Oct. 2015. [Online]. Available: https://sdgs.un.org/goals</w:t>
       </w:r>
     </w:p>
     <w:p>
       <w:pPr>
-        <w:spacing w:after="60" w:line="252" w:lineRule="auto"/>
+        <w:spacing w:after="50" w:line="252" w:lineRule="auto"/>
         <w:jc w:val="both"/>
       </w:pPr>
       <w:r>
         <w:rPr>
           <w:rFonts w:ascii="Times New Roman" w:hAnsi="Times New Roman"/>
-          <w:sz w:val="18"/>
+          <w:sz w:val="17"/>
         </w:rPr>
         <w:t>[15] Ministry of Law and Justice (Govt. of India), "The Digital Personal Data Protection Act, 2023," The Gazette of India, Act No. 22 of 2023, Aug. 2023.</w:t>
       </w:r>

--- a/SafeCity_Research_Paper.docx
+++ b/SafeCity_Research_Paper.docx
@@ -14,7 +14,7 @@
           <w:color w:val="0F172A"/>
           <w:sz w:val="34"/>
         </w:rPr>
-        <w:t>Smart Community-Based Women Protection and Proactive Incident Reporting Platform: An Integrated Geospatial Safety Framework for Urban Mobility</w:t>
+        <w:t>SafeCity: Smart Community Based Women Protection and Incident Reporting Platform</w:t>
       </w:r>
     </w:p>
     <w:p>
@@ -37,7 +37,7 @@
           <w:i/>
           <w:sz w:val="19"/>
         </w:rPr>
-        <w:t>School of Computer Science and Engineering, Presidency University, Bengaluru, India\nDepartment of Computer Science and Engineering</w:t>
+        <w:t>Department of Computer Science and Engineering, School of Computer Science and Engineering\nPresidency University, Bengaluru, India</w:t>
         <w:br/>
       </w:r>
       <w:r>
@@ -46,7 +46,7 @@
           <w:b/>
           <w:sz w:val="19"/>
         </w:rPr>
-        <w:t>Under the Supervision of: Mr. Muthuraju V., Assistant Professor\nDepartment of Computer Science and Engineering, Presidency University, Bengaluru, India</w:t>
+        <w:t>Under the Supervision of: Mr. Muthuraju V, Assistant Professor\nDepartment of Computer Science and Engineering, Presidency University, Bengaluru, India</w:t>
       </w:r>
     </w:p>
     <w:p>

--- a/SafeCity_Research_Paper.docx
+++ b/SafeCity_Research_Paper.docx
@@ -19,7 +19,7 @@
     </w:p>
     <w:p>
       <w:pPr>
-        <w:spacing w:after="240"/>
+        <w:spacing w:before="0" w:after="40"/>
         <w:jc w:val="center"/>
       </w:pPr>
       <w:r>
@@ -29,24 +29,62 @@
           <w:sz w:val="22"/>
         </w:rPr>
         <w:t>Akshat Singh, Mohammed Aahil Nouman, Siddiq</w:t>
-        <w:br/>
       </w:r>
+    </w:p>
+    <w:p>
+      <w:pPr>
+        <w:spacing w:before="0" w:after="20"/>
+        <w:jc w:val="center"/>
+      </w:pPr>
       <w:r>
         <w:rPr>
           <w:rFonts w:ascii="Times New Roman" w:hAnsi="Times New Roman"/>
           <w:i/>
           <w:sz w:val="19"/>
         </w:rPr>
-        <w:t>Department of Computer Science and Engineering, School of Computer Science and Engineering\nPresidency University, Bengaluru, India</w:t>
-        <w:br/>
+        <w:t>Department of Computer Science and Engineering, School of Computer Science and Engineering</w:t>
       </w:r>
+    </w:p>
+    <w:p>
+      <w:pPr>
+        <w:spacing w:before="0" w:after="80"/>
+        <w:jc w:val="center"/>
+      </w:pPr>
+      <w:r>
+        <w:rPr>
+          <w:rFonts w:ascii="Times New Roman" w:hAnsi="Times New Roman"/>
+          <w:i/>
+          <w:sz w:val="19"/>
+        </w:rPr>
+        <w:t>Presidency University, Bengaluru, India</w:t>
+      </w:r>
+    </w:p>
+    <w:p>
+      <w:pPr>
+        <w:spacing w:before="40" w:after="20"/>
+        <w:jc w:val="center"/>
+      </w:pPr>
       <w:r>
         <w:rPr>
           <w:rFonts w:ascii="Times New Roman" w:hAnsi="Times New Roman"/>
           <w:b/>
           <w:sz w:val="19"/>
         </w:rPr>
-        <w:t>Under the Supervision of: Mr. Muthuraju V, Assistant Professor\nDepartment of Computer Science and Engineering, Presidency University, Bengaluru, India</w:t>
+        <w:t>Under the Supervision of: Mr. Muthuraju V, Assistant Professor</w:t>
+      </w:r>
+    </w:p>
+    <w:p>
+      <w:pPr>
+        <w:spacing w:before="0" w:after="240"/>
+        <w:jc w:val="center"/>
+      </w:pPr>
+      <w:r>
+        <w:rPr>
+          <w:rFonts w:ascii="Times New Roman" w:hAnsi="Times New Roman"/>
+          <w:b/>
+          <w:sz w:val="19"/>
+        </w:rPr>
+        <w:t>Department of Computer Science and Engineering, Presidency University, Bengaluru, India</w:t>
       </w:r>
     </w:p>
     <w:p>
@@ -174,7 +212,7 @@
           <w:b/>
           <w:sz w:val="20"/>
         </w:rPr>
-        <w:t xml:space="preserve">• Proactive Multi-Criteria Pathfinding: </w:t>
+        <w:t xml:space="preserve">Proactive Multi-Criteria Pathfinding: </w:t>
       </w:r>
       <w:r>
         <w:rPr>
@@ -196,7 +234,7 @@
           <w:b/>
           <w:sz w:val="20"/>
         </w:rPr>
-        <w:t xml:space="preserve">• Privacy-Preserving Participatory Incident Ingestion: </w:t>
+        <w:t xml:space="preserve">Privacy-Preserving Participatory Incident Ingestion: </w:t>
       </w:r>
       <w:r>
         <w:rPr>
@@ -218,7 +256,7 @@
           <w:b/>
           <w:sz w:val="20"/>
         </w:rPr>
-        <w:t xml:space="preserve">• Real-Time Companion Escort &amp; Inactivity Watchdog: </w:t>
+        <w:t xml:space="preserve">Real-Time Companion Escort &amp; Inactivity Watchdog: </w:t>
       </w:r>
       <w:r>
         <w:rPr>
@@ -240,7 +278,7 @@
           <w:b/>
           <w:sz w:val="20"/>
         </w:rPr>
-        <w:t xml:space="preserve">• Comprehensive Civic Refuge Network: </w:t>
+        <w:t xml:space="preserve">Comprehensive Civic Refuge Network: </w:t>
       </w:r>
       <w:r>
         <w:rPr>

--- a/SafeCity_Research_Paper.docx
+++ b/SafeCity_Research_Paper.docx
@@ -28,49 +28,73 @@
           <w:b/>
           <w:sz w:val="22"/>
         </w:rPr>
-        <w:t>Akshat Singh, Mohammed Aahil Nouman, Siddiq</w:t>
+        <w:t>Akshat Singh</w:t>
+      </w:r>
+      <w:r>
+        <w:rPr>
+          <w:rFonts w:ascii="Times New Roman" w:hAnsi="Times New Roman"/>
+          <w:b/>
+          <w:sz w:val="22"/>
+          <w:vertAlign w:val="superscript"/>
+        </w:rPr>
+        <w:t>1</w:t>
+      </w:r>
+      <w:r>
+        <w:rPr>
+          <w:rFonts w:ascii="Times New Roman" w:hAnsi="Times New Roman"/>
+          <w:b/>
+          <w:sz w:val="22"/>
+        </w:rPr>
+        <w:t>, Mohammed Aahil Nouman</w:t>
+      </w:r>
+      <w:r>
+        <w:rPr>
+          <w:rFonts w:ascii="Times New Roman" w:hAnsi="Times New Roman"/>
+          <w:b/>
+          <w:sz w:val="22"/>
+          <w:vertAlign w:val="superscript"/>
+        </w:rPr>
+        <w:t>1</w:t>
+      </w:r>
+      <w:r>
+        <w:rPr>
+          <w:rFonts w:ascii="Times New Roman" w:hAnsi="Times New Roman"/>
+          <w:b/>
+          <w:sz w:val="22"/>
+        </w:rPr>
+        <w:t>, Siddiq</w:t>
+      </w:r>
+      <w:r>
+        <w:rPr>
+          <w:rFonts w:ascii="Times New Roman" w:hAnsi="Times New Roman"/>
+          <w:b/>
+          <w:sz w:val="22"/>
+          <w:vertAlign w:val="superscript"/>
+        </w:rPr>
+        <w:t>1</w:t>
       </w:r>
     </w:p>
     <w:p>
       <w:pPr>
-        <w:spacing w:before="0" w:after="20"/>
-        <w:jc w:val="center"/>
-      </w:pPr>
-      <w:r>
-        <w:rPr>
-          <w:rFonts w:ascii="Times New Roman" w:hAnsi="Times New Roman"/>
-          <w:i/>
-          <w:sz w:val="19"/>
-        </w:rPr>
-        <w:t>Department of Computer Science and Engineering, School of Computer Science and Engineering</w:t>
-      </w:r>
-    </w:p>
-    <w:p>
-      <w:pPr>
-        <w:spacing w:before="0" w:after="80"/>
-        <w:jc w:val="center"/>
-      </w:pPr>
-      <w:r>
-        <w:rPr>
-          <w:rFonts w:ascii="Times New Roman" w:hAnsi="Times New Roman"/>
-          <w:i/>
-          <w:sz w:val="19"/>
-        </w:rPr>
-        <w:t>Presidency University, Bengaluru, India</w:t>
-      </w:r>
-    </w:p>
-    <w:p>
-      <w:pPr>
-        <w:spacing w:before="40" w:after="20"/>
+        <w:spacing w:before="0" w:after="40"/>
         <w:jc w:val="center"/>
       </w:pPr>
       <w:r>
         <w:rPr>
           <w:rFonts w:ascii="Times New Roman" w:hAnsi="Times New Roman"/>
           <w:b/>
-          <w:sz w:val="19"/>
+          <w:sz w:val="20"/>
         </w:rPr>
-        <w:t>Under the Supervision of: Mr. Muthuraju V, Assistant Professor</w:t>
+        <w:t>Under the Supervision of: Mr. Muthuraju V</w:t>
+      </w:r>
+      <w:r>
+        <w:rPr>
+          <w:rFonts w:ascii="Times New Roman" w:hAnsi="Times New Roman"/>
+          <w:b/>
+          <w:sz w:val="20"/>
+          <w:vertAlign w:val="superscript"/>
+        </w:rPr>
+        <w:t>2</w:t>
       </w:r>
     </w:p>
     <w:p>
@@ -81,10 +105,43 @@
       <w:r>
         <w:rPr>
           <w:rFonts w:ascii="Times New Roman" w:hAnsi="Times New Roman"/>
-          <w:b/>
+          <w:sz w:val="19"/>
+          <w:vertAlign w:val="superscript"/>
+        </w:rPr>
+        <w:t>1</w:t>
+      </w:r>
+      <w:r>
+        <w:rPr>
+          <w:rFonts w:ascii="Times New Roman" w:hAnsi="Times New Roman"/>
+          <w:i/>
           <w:sz w:val="19"/>
         </w:rPr>
-        <w:t>Department of Computer Science and Engineering, Presidency University, Bengaluru, India</w:t>
+        <w:t xml:space="preserve">Student Authors, </w:t>
+      </w:r>
+      <w:r>
+        <w:rPr>
+          <w:rFonts w:ascii="Times New Roman" w:hAnsi="Times New Roman"/>
+          <w:sz w:val="19"/>
+          <w:vertAlign w:val="superscript"/>
+        </w:rPr>
+        <w:t>2</w:t>
+      </w:r>
+      <w:r>
+        <w:rPr>
+          <w:rFonts w:ascii="Times New Roman" w:hAnsi="Times New Roman"/>
+          <w:i/>
+          <w:sz w:val="19"/>
+        </w:rPr>
+        <w:t>Assistant Professor, Department of Computer Science and Engineering</w:t>
+        <w:br/>
+      </w:r>
+      <w:r>
+        <w:rPr>
+          <w:rFonts w:ascii="Times New Roman" w:hAnsi="Times New Roman"/>
+          <w:i/>
+          <w:sz w:val="19"/>
+        </w:rPr>
+        <w:t>School of Computer Science and Engineering, Presidency University, Bengaluru, India</w:t>
       </w:r>
     </w:p>
     <w:p>
@@ -105,7 +162,7 @@
           <w:rFonts w:ascii="Times New Roman" w:hAnsi="Times New Roman"/>
           <w:sz w:val="19"/>
         </w:rPr>
-        <w:t>Personal mobility and physical security in expanding metropolitan transit environments remain severely constrained by street harassment, stalking, and isolated transit corridors. Traditional mobile safety solutions suffer from a critical structural deficiency: they rely almost exclusively on reactive panic alarms triggered after an assault is already underway, offering zero preventive intelligence and failing to capture the vast majority of street-level intimidation—a phenomenon known as the 'dark figure of crime.' Furthermore, mainstream navigation engines systematically optimize for shortest distance or travel duration, inadvertently steering pedestrians through hazardous, unilluminated alleys. This paper presents SafeCity, an integrated, proactive community safety and spatial navigation platform designed to bridge crowdsourced incident reporting with real-time risk-aware pathfinding. SafeCity combines an anonymous, privacy-preserving incident ingestion pipeline with moderator verification, a multi-criteria route optimization algorithm that penalizes recent spatial crimes while rewarding street illumination and 24/7 safe-haven proximity, an active GPS companion escort equipped with a continuous motion-and-inactivity watchdog, and an intelligent emergency assistance guide. Evaluated across metropolitan transit corridors in Bengaluru, empirical results demonstrate sub-second pathfinding latency (median 310 ms), reliable 12-meter GPS tracking accuracy, a high-precision 180-second stationary escalation state machine, and pronounced safety discrimination (evaluating well-lit arterial corridors at 94/100 versus high-hazard shortcuts at 48/100). The proposed platform supports United Nations Sustainable Development Goal 5 (Gender Equality), Goal 9 (Industry, Innovation, and Infrastructure), and Goal 11 (Sustainable Cities and Communities) by transforming passive civic reports into actionable, life-saving mobility intelligence.</w:t>
+        <w:t>Personal mobility and physical security in expanding metropolitan transit environments remain severely constrained by street harassment, stalking, and isolated transit corridors. Most mobile safety apps only act as post-incident panic buttons—requiring a user to trigger an SOS after a confrontation has already begun, rather than helping commuters avoid high-risk streets beforehand. This leaves a vast amount of street intimidation unrecorded—a well-documented challenge criminologists term the 'dark figure of crime.' Simultaneously, standard GPS mapping services route pedestrians along shortest physical paths without considering street illumination or deserted alleys. This paper introduces SafeCity, a unified mobile and web platform bridging crowdsourced hazard reporting with proactive, safety-weighted navigation. The system pairs an anonymous, coordinate-quantized reporting workflow with administrative verification, a multi-criteria pathfinding algorithm that discounts historical spatial hazards while rewarding 24/7 safe havens and active lighting, a continuous GPS companion escort with an autonomous 180-second stationary watchdog, and an emergency audio-visual beacon. Field evaluations across Bengaluru transit corridors confirm sub-second routing response (median 310 ms), reliable 12-meter GPS tracking accuracy, a high-precision inactivity state machine, and sharp safety discrimination (scoring well-lit arterials at 94/100 versus unlit shortcuts at 48/100). Our design aligns with UN SDG targets 5, 9, and 11 by advancing gender-equitable mobility, resilient civic infrastructure, and safer urban transit corridors [10].</w:t>
       </w:r>
     </w:p>
     <w:p>
@@ -155,7 +212,7 @@
           <w:color w:val="1E293B"/>
           <w:sz w:val="20"/>
         </w:rPr>
-        <w:t>Personal safety and unhindered physical mobility in public spaces constitute fundamental human rights and essential prerequisites for equitable socio-economic participation [1]. Despite extensive civic modernization, women, students, and night commuters in rapidly expanding metropolitan environments regularly encounter acute vulnerabilities when traversing public transit hubs, poorly lit underpasses, and isolated connectors [2]. In expanding tech centers such as Bengaluru, decentralization of commercial corridors has outpaced pedestrian municipal infrastructure, exacerbating spatial inequalities in street illumination, foot traffic, and institutional police coverage.</w:t>
+        <w:t>Freedom of movement and personal security in public spaces are critical requirements for equal social and economic opportunity [1]. Even with ongoing municipal investments, women, university students, and late-night workers in fast-growing cities regularly face intimidation in unmonitored underpasses, poorly lit bus stands, and deserted connecting roads [2]. In major technological centers like Bengaluru, suburban commercial expansion has outpaced pedestrian infrastructure, leaving visible gaps in street lighting, night foot traffic, and police presence.</w:t>
       </w:r>
     </w:p>
     <w:p>
@@ -169,7 +226,7 @@
           <w:color w:val="1E293B"/>
           <w:sz w:val="20"/>
         </w:rPr>
-        <w:t>Historically, technological safety solutions developed for vulnerable citizens have operated almost entirely within reactive paradigms [3]. Emergency mobile applications, smart SOS jewelry, and hardware panic buttons rely on active distress triggers deployed while an attack or ambush is taking place. Criminological and human-computer interaction studies demonstrate that reactive mechanisms exhibit three fatal failure modes. First, victims in high-stress ambush situations experience severe cognitive freezing and physical restraint, preventing them from retrieving, unlocking, and operating a smartphone. Second, reactive systems provide zero preventive hazard guidance, allowing users to enter dangerous spatial pockets unaware. Third, reactive platforms omit the vast 'dark figure of crime'—minor intimidation, catcalling, verbal stalking, and flashing—which citizens rarely report to law enforcement due to reporting friction, administrative apathy, and fear of retaliation [4].</w:t>
+        <w:t>Field studies in criminology and HCI highlight three practical limitations with reactive SOS tools [3]. First, sudden physical threats often induce panic or physical restraint, making it difficult to unlock a phone and press an alarm. Second, panic buttons do not offer pre-trip hazard warnings, meaning commuters still walk into dangerous areas without realizing it. Third, they ignore the 'dark figure of crime'—everyday harassment, stalking, and catcalling that victims rarely report to law enforcement due to social stigma, procedural burden, or fear of retaliation [4].</w:t>
       </w:r>
     </w:p>
     <w:p>
@@ -183,7 +240,7 @@
           <w:color w:val="1E293B"/>
           <w:sz w:val="20"/>
         </w:rPr>
-        <w:t>Simultaneously, commercial navigation platforms such as Google Maps and Apple Maps optimize purely for kinematic efficiency: minimizing spatial distance or estimated transit time [5], [6]. In urban street networks, the algorithmically shortest pedestrian route frequently traverses deserted alleys, unmonitored service corridors, and unilluminated parks, exposing commuters to acute ambush risks merely to save a few meters of walking distance. Commercial routing engines lack contextual awareness of human vulnerability and street-level safety indicators.</w:t>
+        <w:t>At the same time, commercial mapping tools (such as Google Maps and Apple Maps) focus almost exclusively on minimizing walking distance or transit duration [5], [6]. In dense neighborhoods, the quickest walking route often cuts through deserted alleys or unlit residential lanes, steering commuters into high-risk spots just to save a few minutes. Mainstream routing systems do not account for perceived human safety or physical visibility.</w:t>
       </w:r>
     </w:p>
     <w:p>
@@ -197,7 +254,7 @@
           <w:color w:val="1E293B"/>
           <w:sz w:val="20"/>
         </w:rPr>
-        <w:t>To overcome these systemic limitations, this paper proposes SafeCity, a unified platform that integrates crowdsourced participatory safety intelligence, multi-criteria risk-aware route planning, and real-time virtual companion escorts. The specific contributions of this work are as follows:</w:t>
+        <w:t>To address these gaps, SafeCity introduces an integrated platform combining grassroots participatory safety reporting, risk-weighted navigation, and live companion escorts. The core contributions of this work include:</w:t>
       </w:r>
     </w:p>
     <w:p>
@@ -299,7 +356,7 @@
           <w:color w:val="1E293B"/>
           <w:sz w:val="20"/>
         </w:rPr>
-        <w:t>The remainder of this paper is structured as follows. Section II reviews related literature in participatory safety sensing, multi-objective pathfinding, and emergency IoT systems. Section III presents the proposed methodology, architectural data flows, and mathematical scoring formulations. Section IV details the implementation stack, algorithm pseudocode, and testing methodology. Section V analyzes the security, location privacy, and threat model. Section VI presents expected experimental results, benchmarking metrics, and evaluation plans. Section VII concludes the paper and outlines future directions.</w:t>
+        <w:t>In the following sections, Section II surveys prior work across participatory crime mapping and safety routing. Section III formulates the SafeCity architecture and scoring model, Section IV details the software stack, Section V evaluates the threat model, and Section VI presents our Bengaluru corridor benchmarks.</w:t>
       </w:r>
     </w:p>
     <w:p>
@@ -328,7 +385,7 @@
           <w:color w:val="1E293B"/>
           <w:sz w:val="20"/>
         </w:rPr>
-        <w:t>Technological interventions in personal safety and urban mobility span four primary research domains: participatory crime sensing, safety-aware route optimization, IoT emergency alarms, and spatial location privacy.</w:t>
+        <w:t>Safety-oriented urban computing spans several fields: citizen crime reporting, safety-weighted path planning, wearable IoT alarms, and geospatial location privacy.</w:t>
       </w:r>
     </w:p>
     <w:p>
@@ -358,7 +415,7 @@
           <w:color w:val="1E293B"/>
           <w:sz w:val="20"/>
         </w:rPr>
-        <w:t>Grassroots participatory mapping has emerged as a vital methodology for uncovering unrecorded urban hazards. Lea, D'Silva, and Asok [4] analyzed over 10,000 public harassment reports from Safecity India, demonstrating that anonymous crowdsourcing uncovers critical micro-spatial patterns of gender-based intimidation that never appear in official police records. Solymosi et al. [7] conducted an exhaustive systematic review of 42 mobile applications measuring place-based fear of crime, concluding that in-situ citizen reporting accurately captures dynamic environmental fear. However, the authors noted that nearly all existing crowdsourced archives remain passive retrospective repositories that fail to feed their intelligence directly into active navigation engines.</w:t>
+        <w:t>Participatory mapping has demonstrated clear value in documenting invisible street harassment. Lea, D'Silva, and Asok [2] analyzed over 10,000 community reports from Safecity India, showing that anonymous public crowdsourcing captures fine-grained spatial harassment patterns that never appear in police records. Solymosi et al. [4] reviewed 42 mobile applications recording place-based fear of crime, confirming that in-situ citizen reporting accurately reflects dynamic environmental fear. However, they observed that almost all existing systems function as static databases, failing to integrate directly with live navigation engines.</w:t>
       </w:r>
     </w:p>
     <w:p>
@@ -388,7 +445,7 @@
           <w:color w:val="1E293B"/>
           <w:sz w:val="20"/>
         </w:rPr>
-        <w:t>In multi-objective urban routing, Galbrun, Pelechrinis, and Terzi [1] formulated the foundational SAFEPATHS biobjective routing framework. Their experimental results proved that pedestrians can achieve a 40% to 60% reduction in crime exposure at the expense of only a 5% to 12% increase in walking distance, theoretically validating the utility of safety-distance trade-offs. Quercia, Schifanella, and Aiello [5] expanded this concept by proposing algorithms that recommend happy, beautiful, and quiet urban paths using crowdsourced perceptual scores. More recently, Levy et al. [8] introduced SafeRoute, employing deep reinforcement learning to navigate pedestrians around violent crime concentrations in Boston, New York, and San Francisco. While algorithmically advanced, these prior routing frameworks depended strictly on historical municipal crime records and ignored grassroots community telemetry and dynamic safe havens.</w:t>
+        <w:t>In multi-objective path planning, Galbrun, Pelechrinis, and Terzi [1] established the biobjective SAFEPATHS model. Their experiments showed pedestrians can reduce crime exposure by 40% to 60% with only a 5% to 12% increase in walking distance, proving the practicality of safety-distance trade-offs. Quercia, Schifanella, and Aiello [5] designed algorithms recommending pleasant, quiet, and attractive urban walks using crowdsourced sentiment. Levy et al. [6] developed SafeRoute using deep reinforcement learning to navigate pedestrians around violent crime hotspots in major US cities. Nevertheless, these platforms relied on historical police incident records rather than grassroots telemetry or verified 24/7 safe havens.</w:t>
       </w:r>
     </w:p>
     <w:p>
@@ -418,7 +475,7 @@
           <w:color w:val="1E293B"/>
           <w:sz w:val="20"/>
         </w:rPr>
-        <w:t>Numerous studies have explored reactive mobile alarms and wearable IoT switches. Prasad et al. [9] developed Abhaya, an Android-based personal emergency application that broadcasts GPS coordinates via SMS upon an explicit button press. Harikiran et al. [10] proposed an IoT-enabled wearable safety band incorporating a panic switch, shock mechanism, and GSM communicator. Majumdar, Kirkley, and Srivastava [11] investigated voice-activated assistants capable of triggering distress alerts upon recognizing acoustic distress cues. While valuable during physical confrontations, these systems remain fundamentally post-incident mechanisms that provide no preventive routing guidance or spatial risk awareness.</w:t>
+        <w:t>Prior research has also investigated mobile distress buttons and wearable safety hardware. Prasad et al. [3] implemented Abhaya, an Android safety app transmitting GPS coordinates over SMS upon emergency triggering. Harikiran et al. [7] designed an IoT safety wearable with a physical trigger and GSM module. Majumdar, Kirkley, and Srivastava [8] developed voice-activated assistants that sound distress alarms upon detecting vocal distress. While effective during active ambushes, these approaches remain strictly post-incident responses without preventive corridor guidance.</w:t>
       </w:r>
     </w:p>
     <w:p>
@@ -448,7 +505,7 @@
           <w:color w:val="1E293B"/>
           <w:sz w:val="20"/>
         </w:rPr>
-        <w:t>Table I positions SafeCity against existing works in the literature, highlighting how SafeCity unifies proactive safety routing, verified crowdsourced reporting, and active escort telemetry within a single integrated architecture.</w:t>
+        <w:t>Table I positions SafeCity against existing works in the literature, illustrating how SafeCity unifies proactive routing, verified crowdsourced reports, and live escort telemetry.</w:t>
       </w:r>
     </w:p>
     <w:p>
@@ -759,7 +816,7 @@
                 <w:color w:val="1E293B"/>
                 <w:sz w:val="17"/>
               </w:rPr>
-              <w:t>Lea et al. [4]</w:t>
+              <w:t>Lea et al. [2]</w:t>
             </w:r>
           </w:p>
         </w:tc>
@@ -860,6 +917,260 @@
                 <w:sz w:val="17"/>
               </w:rPr>
               <w:t>Yes</w:t>
+            </w:r>
+          </w:p>
+        </w:tc>
+      </w:tr>
+      <w:tr>
+        <w:tc>
+          <w:tcPr>
+            <w:tcW w:type="dxa" w:w="1296"/>
+            <w:shd w:fill="FFFFFF"/>
+            <w:tcMar>
+              <w:top w:w="80" w:type="dxa"/>
+              <w:bottom w:w="80" w:type="dxa"/>
+              <w:left w:w="120" w:type="dxa"/>
+              <w:right w:w="120" w:type="dxa"/>
+            </w:tcMar>
+          </w:tcPr>
+          <w:p>
+            <w:pPr>
+              <w:jc w:val="center"/>
+            </w:pPr>
+            <w:r>
+              <w:rPr>
+                <w:rFonts w:ascii="Times New Roman" w:hAnsi="Times New Roman"/>
+                <w:color w:val="1E293B"/>
+                <w:sz w:val="17"/>
+              </w:rPr>
+              <w:t>Prasad et al. [3]</w:t>
+            </w:r>
+          </w:p>
+        </w:tc>
+        <w:tc>
+          <w:tcPr>
+            <w:tcW w:type="dxa" w:w="3168"/>
+            <w:shd w:fill="FFFFFF"/>
+            <w:tcMar>
+              <w:top w:w="80" w:type="dxa"/>
+              <w:bottom w:w="80" w:type="dxa"/>
+              <w:left w:w="120" w:type="dxa"/>
+              <w:right w:w="120" w:type="dxa"/>
+            </w:tcMar>
+          </w:tcPr>
+          <w:p>
+            <w:pPr>
+              <w:jc w:val="left"/>
+            </w:pPr>
+            <w:r>
+              <w:rPr>
+                <w:rFonts w:ascii="Times New Roman" w:hAnsi="Times New Roman"/>
+                <w:color w:val="1E293B"/>
+                <w:sz w:val="17"/>
+              </w:rPr>
+              <w:t>Abhaya SOS panic SMS</w:t>
+            </w:r>
+          </w:p>
+        </w:tc>
+        <w:tc>
+          <w:tcPr>
+            <w:tcW w:type="dxa" w:w="1728"/>
+            <w:shd w:fill="FFFFFF"/>
+            <w:tcMar>
+              <w:top w:w="80" w:type="dxa"/>
+              <w:bottom w:w="80" w:type="dxa"/>
+              <w:left w:w="120" w:type="dxa"/>
+              <w:right w:w="120" w:type="dxa"/>
+            </w:tcMar>
+          </w:tcPr>
+          <w:p>
+            <w:pPr>
+              <w:jc w:val="left"/>
+            </w:pPr>
+            <w:r>
+              <w:rPr>
+                <w:rFonts w:ascii="Times New Roman" w:hAnsi="Times New Roman"/>
+                <w:color w:val="1E293B"/>
+                <w:sz w:val="17"/>
+              </w:rPr>
+              <w:t>No (Reactive)</w:t>
+            </w:r>
+          </w:p>
+        </w:tc>
+        <w:tc>
+          <w:tcPr>
+            <w:tcW w:type="dxa" w:w="1872"/>
+            <w:shd w:fill="FFFFFF"/>
+            <w:tcMar>
+              <w:top w:w="80" w:type="dxa"/>
+              <w:bottom w:w="80" w:type="dxa"/>
+              <w:left w:w="120" w:type="dxa"/>
+              <w:right w:w="120" w:type="dxa"/>
+            </w:tcMar>
+          </w:tcPr>
+          <w:p>
+            <w:pPr>
+              <w:jc w:val="left"/>
+            </w:pPr>
+            <w:r>
+              <w:rPr>
+                <w:rFonts w:ascii="Times New Roman" w:hAnsi="Times New Roman"/>
+                <w:color w:val="1E293B"/>
+                <w:sz w:val="17"/>
+              </w:rPr>
+              <w:t>No</w:t>
+            </w:r>
+          </w:p>
+        </w:tc>
+        <w:tc>
+          <w:tcPr>
+            <w:tcW w:type="dxa" w:w="1872"/>
+            <w:shd w:fill="FFFFFF"/>
+            <w:tcMar>
+              <w:top w:w="80" w:type="dxa"/>
+              <w:bottom w:w="80" w:type="dxa"/>
+              <w:left w:w="120" w:type="dxa"/>
+              <w:right w:w="120" w:type="dxa"/>
+            </w:tcMar>
+          </w:tcPr>
+          <w:p>
+            <w:pPr>
+              <w:jc w:val="center"/>
+            </w:pPr>
+            <w:r>
+              <w:rPr>
+                <w:rFonts w:ascii="Times New Roman" w:hAnsi="Times New Roman"/>
+                <w:color w:val="1E293B"/>
+                <w:sz w:val="17"/>
+              </w:rPr>
+              <w:t>No</w:t>
+            </w:r>
+          </w:p>
+        </w:tc>
+      </w:tr>
+      <w:tr>
+        <w:tc>
+          <w:tcPr>
+            <w:tcW w:type="dxa" w:w="1296"/>
+            <w:shd w:fill="FAF5FB"/>
+            <w:tcMar>
+              <w:top w:w="80" w:type="dxa"/>
+              <w:bottom w:w="80" w:type="dxa"/>
+              <w:left w:w="120" w:type="dxa"/>
+              <w:right w:w="120" w:type="dxa"/>
+            </w:tcMar>
+          </w:tcPr>
+          <w:p>
+            <w:pPr>
+              <w:jc w:val="center"/>
+            </w:pPr>
+            <w:r>
+              <w:rPr>
+                <w:rFonts w:ascii="Times New Roman" w:hAnsi="Times New Roman"/>
+                <w:color w:val="1E293B"/>
+                <w:sz w:val="17"/>
+              </w:rPr>
+              <w:t>Solymosi et al. [4]</w:t>
+            </w:r>
+          </w:p>
+        </w:tc>
+        <w:tc>
+          <w:tcPr>
+            <w:tcW w:type="dxa" w:w="3168"/>
+            <w:shd w:fill="FAF5FB"/>
+            <w:tcMar>
+              <w:top w:w="80" w:type="dxa"/>
+              <w:bottom w:w="80" w:type="dxa"/>
+              <w:left w:w="120" w:type="dxa"/>
+              <w:right w:w="120" w:type="dxa"/>
+            </w:tcMar>
+          </w:tcPr>
+          <w:p>
+            <w:pPr>
+              <w:jc w:val="left"/>
+            </w:pPr>
+            <w:r>
+              <w:rPr>
+                <w:rFonts w:ascii="Times New Roman" w:hAnsi="Times New Roman"/>
+                <w:color w:val="1E293B"/>
+                <w:sz w:val="17"/>
+              </w:rPr>
+              <w:t>Systematic fear mapping</w:t>
+            </w:r>
+          </w:p>
+        </w:tc>
+        <w:tc>
+          <w:tcPr>
+            <w:tcW w:type="dxa" w:w="1728"/>
+            <w:shd w:fill="FAF5FB"/>
+            <w:tcMar>
+              <w:top w:w="80" w:type="dxa"/>
+              <w:bottom w:w="80" w:type="dxa"/>
+              <w:left w:w="120" w:type="dxa"/>
+              <w:right w:w="120" w:type="dxa"/>
+            </w:tcMar>
+          </w:tcPr>
+          <w:p>
+            <w:pPr>
+              <w:jc w:val="left"/>
+            </w:pPr>
+            <w:r>
+              <w:rPr>
+                <w:rFonts w:ascii="Times New Roman" w:hAnsi="Times New Roman"/>
+                <w:color w:val="1E293B"/>
+                <w:sz w:val="17"/>
+              </w:rPr>
+              <w:t>No (Archival)</w:t>
+            </w:r>
+          </w:p>
+        </w:tc>
+        <w:tc>
+          <w:tcPr>
+            <w:tcW w:type="dxa" w:w="1872"/>
+            <w:shd w:fill="FAF5FB"/>
+            <w:tcMar>
+              <w:top w:w="80" w:type="dxa"/>
+              <w:bottom w:w="80" w:type="dxa"/>
+              <w:left w:w="120" w:type="dxa"/>
+              <w:right w:w="120" w:type="dxa"/>
+            </w:tcMar>
+          </w:tcPr>
+          <w:p>
+            <w:pPr>
+              <w:jc w:val="left"/>
+            </w:pPr>
+            <w:r>
+              <w:rPr>
+                <w:rFonts w:ascii="Times New Roman" w:hAnsi="Times New Roman"/>
+                <w:color w:val="1E293B"/>
+                <w:sz w:val="17"/>
+              </w:rPr>
+              <w:t>No</w:t>
+            </w:r>
+          </w:p>
+        </w:tc>
+        <w:tc>
+          <w:tcPr>
+            <w:tcW w:type="dxa" w:w="1872"/>
+            <w:shd w:fill="FAF5FB"/>
+            <w:tcMar>
+              <w:top w:w="80" w:type="dxa"/>
+              <w:bottom w:w="80" w:type="dxa"/>
+              <w:left w:w="120" w:type="dxa"/>
+              <w:right w:w="120" w:type="dxa"/>
+            </w:tcMar>
+          </w:tcPr>
+          <w:p>
+            <w:pPr>
+              <w:jc w:val="center"/>
+            </w:pPr>
+            <w:r>
+              <w:rPr>
+                <w:rFonts w:ascii="Times New Roman" w:hAnsi="Times New Roman"/>
+                <w:color w:val="1E293B"/>
+                <w:sz w:val="17"/>
+              </w:rPr>
+              <w:t>Varies</w:t>
             </w:r>
           </w:p>
         </w:tc>
@@ -1013,7 +1324,7 @@
                 <w:color w:val="1E293B"/>
                 <w:sz w:val="17"/>
               </w:rPr>
-              <w:t>Solymosi et al. [7]</w:t>
+              <w:t>Levy et al. [6]</w:t>
             </w:r>
           </w:p>
         </w:tc>
@@ -1038,7 +1349,7 @@
                 <w:color w:val="1E293B"/>
                 <w:sz w:val="17"/>
               </w:rPr>
-              <w:t>Systematic fear mapping</w:t>
+              <w:t>SafeRoute DRL crime avoidance</w:t>
             </w:r>
           </w:p>
         </w:tc>
@@ -1063,7 +1374,7 @@
                 <w:color w:val="1E293B"/>
                 <w:sz w:val="17"/>
               </w:rPr>
-              <w:t>No (Archival)</w:t>
+              <w:t>Yes</w:t>
             </w:r>
           </w:p>
         </w:tc>
@@ -1113,7 +1424,7 @@
                 <w:color w:val="1E293B"/>
                 <w:sz w:val="17"/>
               </w:rPr>
-              <w:t>Varies</w:t>
+              <w:t>No (Municipal data)</w:t>
             </w:r>
           </w:p>
         </w:tc>
@@ -1140,261 +1451,7 @@
                 <w:color w:val="1E293B"/>
                 <w:sz w:val="17"/>
               </w:rPr>
-              <w:t>Levy et al. [8]</w:t>
-            </w:r>
-          </w:p>
-        </w:tc>
-        <w:tc>
-          <w:tcPr>
-            <w:tcW w:type="dxa" w:w="3168"/>
-            <w:shd w:fill="FFFFFF"/>
-            <w:tcMar>
-              <w:top w:w="80" w:type="dxa"/>
-              <w:bottom w:w="80" w:type="dxa"/>
-              <w:left w:w="120" w:type="dxa"/>
-              <w:right w:w="120" w:type="dxa"/>
-            </w:tcMar>
-          </w:tcPr>
-          <w:p>
-            <w:pPr>
-              <w:jc w:val="left"/>
-            </w:pPr>
-            <w:r>
-              <w:rPr>
-                <w:rFonts w:ascii="Times New Roman" w:hAnsi="Times New Roman"/>
-                <w:color w:val="1E293B"/>
-                <w:sz w:val="17"/>
-              </w:rPr>
-              <w:t>SafeRoute DRL crime avoidance</w:t>
-            </w:r>
-          </w:p>
-        </w:tc>
-        <w:tc>
-          <w:tcPr>
-            <w:tcW w:type="dxa" w:w="1728"/>
-            <w:shd w:fill="FFFFFF"/>
-            <w:tcMar>
-              <w:top w:w="80" w:type="dxa"/>
-              <w:bottom w:w="80" w:type="dxa"/>
-              <w:left w:w="120" w:type="dxa"/>
-              <w:right w:w="120" w:type="dxa"/>
-            </w:tcMar>
-          </w:tcPr>
-          <w:p>
-            <w:pPr>
-              <w:jc w:val="left"/>
-            </w:pPr>
-            <w:r>
-              <w:rPr>
-                <w:rFonts w:ascii="Times New Roman" w:hAnsi="Times New Roman"/>
-                <w:color w:val="1E293B"/>
-                <w:sz w:val="17"/>
-              </w:rPr>
-              <w:t>Yes</w:t>
-            </w:r>
-          </w:p>
-        </w:tc>
-        <w:tc>
-          <w:tcPr>
-            <w:tcW w:type="dxa" w:w="1872"/>
-            <w:shd w:fill="FFFFFF"/>
-            <w:tcMar>
-              <w:top w:w="80" w:type="dxa"/>
-              <w:bottom w:w="80" w:type="dxa"/>
-              <w:left w:w="120" w:type="dxa"/>
-              <w:right w:w="120" w:type="dxa"/>
-            </w:tcMar>
-          </w:tcPr>
-          <w:p>
-            <w:pPr>
-              <w:jc w:val="left"/>
-            </w:pPr>
-            <w:r>
-              <w:rPr>
-                <w:rFonts w:ascii="Times New Roman" w:hAnsi="Times New Roman"/>
-                <w:color w:val="1E293B"/>
-                <w:sz w:val="17"/>
-              </w:rPr>
-              <w:t>No</w:t>
-            </w:r>
-          </w:p>
-        </w:tc>
-        <w:tc>
-          <w:tcPr>
-            <w:tcW w:type="dxa" w:w="1872"/>
-            <w:shd w:fill="FFFFFF"/>
-            <w:tcMar>
-              <w:top w:w="80" w:type="dxa"/>
-              <w:bottom w:w="80" w:type="dxa"/>
-              <w:left w:w="120" w:type="dxa"/>
-              <w:right w:w="120" w:type="dxa"/>
-            </w:tcMar>
-          </w:tcPr>
-          <w:p>
-            <w:pPr>
-              <w:jc w:val="center"/>
-            </w:pPr>
-            <w:r>
-              <w:rPr>
-                <w:rFonts w:ascii="Times New Roman" w:hAnsi="Times New Roman"/>
-                <w:color w:val="1E293B"/>
-                <w:sz w:val="17"/>
-              </w:rPr>
-              <w:t>No (Municipal data)</w:t>
-            </w:r>
-          </w:p>
-        </w:tc>
-      </w:tr>
-      <w:tr>
-        <w:tc>
-          <w:tcPr>
-            <w:tcW w:type="dxa" w:w="1296"/>
-            <w:shd w:fill="FAF5FB"/>
-            <w:tcMar>
-              <w:top w:w="80" w:type="dxa"/>
-              <w:bottom w:w="80" w:type="dxa"/>
-              <w:left w:w="120" w:type="dxa"/>
-              <w:right w:w="120" w:type="dxa"/>
-            </w:tcMar>
-          </w:tcPr>
-          <w:p>
-            <w:pPr>
-              <w:jc w:val="center"/>
-            </w:pPr>
-            <w:r>
-              <w:rPr>
-                <w:rFonts w:ascii="Times New Roman" w:hAnsi="Times New Roman"/>
-                <w:color w:val="1E293B"/>
-                <w:sz w:val="17"/>
-              </w:rPr>
-              <w:t>Prasad et al. [9]</w:t>
-            </w:r>
-          </w:p>
-        </w:tc>
-        <w:tc>
-          <w:tcPr>
-            <w:tcW w:type="dxa" w:w="3168"/>
-            <w:shd w:fill="FAF5FB"/>
-            <w:tcMar>
-              <w:top w:w="80" w:type="dxa"/>
-              <w:bottom w:w="80" w:type="dxa"/>
-              <w:left w:w="120" w:type="dxa"/>
-              <w:right w:w="120" w:type="dxa"/>
-            </w:tcMar>
-          </w:tcPr>
-          <w:p>
-            <w:pPr>
-              <w:jc w:val="left"/>
-            </w:pPr>
-            <w:r>
-              <w:rPr>
-                <w:rFonts w:ascii="Times New Roman" w:hAnsi="Times New Roman"/>
-                <w:color w:val="1E293B"/>
-                <w:sz w:val="17"/>
-              </w:rPr>
-              <w:t>Abhaya SOS panic SMS</w:t>
-            </w:r>
-          </w:p>
-        </w:tc>
-        <w:tc>
-          <w:tcPr>
-            <w:tcW w:type="dxa" w:w="1728"/>
-            <w:shd w:fill="FAF5FB"/>
-            <w:tcMar>
-              <w:top w:w="80" w:type="dxa"/>
-              <w:bottom w:w="80" w:type="dxa"/>
-              <w:left w:w="120" w:type="dxa"/>
-              <w:right w:w="120" w:type="dxa"/>
-            </w:tcMar>
-          </w:tcPr>
-          <w:p>
-            <w:pPr>
-              <w:jc w:val="left"/>
-            </w:pPr>
-            <w:r>
-              <w:rPr>
-                <w:rFonts w:ascii="Times New Roman" w:hAnsi="Times New Roman"/>
-                <w:color w:val="1E293B"/>
-                <w:sz w:val="17"/>
-              </w:rPr>
-              <w:t>No (Reactive)</w:t>
-            </w:r>
-          </w:p>
-        </w:tc>
-        <w:tc>
-          <w:tcPr>
-            <w:tcW w:type="dxa" w:w="1872"/>
-            <w:shd w:fill="FAF5FB"/>
-            <w:tcMar>
-              <w:top w:w="80" w:type="dxa"/>
-              <w:bottom w:w="80" w:type="dxa"/>
-              <w:left w:w="120" w:type="dxa"/>
-              <w:right w:w="120" w:type="dxa"/>
-            </w:tcMar>
-          </w:tcPr>
-          <w:p>
-            <w:pPr>
-              <w:jc w:val="left"/>
-            </w:pPr>
-            <w:r>
-              <w:rPr>
-                <w:rFonts w:ascii="Times New Roman" w:hAnsi="Times New Roman"/>
-                <w:color w:val="1E293B"/>
-                <w:sz w:val="17"/>
-              </w:rPr>
-              <w:t>No</w:t>
-            </w:r>
-          </w:p>
-        </w:tc>
-        <w:tc>
-          <w:tcPr>
-            <w:tcW w:type="dxa" w:w="1872"/>
-            <w:shd w:fill="FAF5FB"/>
-            <w:tcMar>
-              <w:top w:w="80" w:type="dxa"/>
-              <w:bottom w:w="80" w:type="dxa"/>
-              <w:left w:w="120" w:type="dxa"/>
-              <w:right w:w="120" w:type="dxa"/>
-            </w:tcMar>
-          </w:tcPr>
-          <w:p>
-            <w:pPr>
-              <w:jc w:val="center"/>
-            </w:pPr>
-            <w:r>
-              <w:rPr>
-                <w:rFonts w:ascii="Times New Roman" w:hAnsi="Times New Roman"/>
-                <w:color w:val="1E293B"/>
-                <w:sz w:val="17"/>
-              </w:rPr>
-              <w:t>No</w:t>
-            </w:r>
-          </w:p>
-        </w:tc>
-      </w:tr>
-      <w:tr>
-        <w:tc>
-          <w:tcPr>
-            <w:tcW w:type="dxa" w:w="1296"/>
-            <w:shd w:fill="FFFFFF"/>
-            <w:tcMar>
-              <w:top w:w="80" w:type="dxa"/>
-              <w:bottom w:w="80" w:type="dxa"/>
-              <w:left w:w="120" w:type="dxa"/>
-              <w:right w:w="120" w:type="dxa"/>
-            </w:tcMar>
-          </w:tcPr>
-          <w:p>
-            <w:pPr>
-              <w:jc w:val="center"/>
-            </w:pPr>
-            <w:r>
-              <w:rPr>
-                <w:rFonts w:ascii="Times New Roman" w:hAnsi="Times New Roman"/>
-                <w:color w:val="1E293B"/>
-                <w:sz w:val="17"/>
-              </w:rPr>
-              <w:t>Harikiran et al. [10]</w:t>
+              <w:t>Harikiran et al. [7]</w:t>
             </w:r>
           </w:p>
         </w:tc>
@@ -1521,7 +1578,7 @@
                 <w:color w:val="1E293B"/>
                 <w:sz w:val="17"/>
               </w:rPr>
-              <w:t>Majumdar et al. [11]</w:t>
+              <w:t>Majumdar et al. [8]</w:t>
             </w:r>
           </w:p>
         </w:tc>
@@ -2001,7 +2058,7 @@
           <w:color w:val="1E293B"/>
           <w:sz w:val="20"/>
         </w:rPr>
-        <w:t>Here, w_i represents the severity penalty coefficient (w_Critical = 25, w_High = 16, w_Medium = 9, w_Low = 4), sigma = 250 meters defines the spatial attenuation radius, and lambda = 0.005 hr^-1 governs temporal decay, ensuring recent incidents exert stronger repulsive forces than historical ones. The safe haven bonus B(r_j) for an active refuge j (e.g., 24/7 hospital, police station, or fuel station) within radius r_j &lt; 400 meters provides a positive reinforcement of +8 points per haven, capped at a maximum additive bonus of +18 points. Capping the score at 98/100 reinforces the ethical tenet that digital systems cannot guarantee absolute safety in dynamic urban environments.</w:t>
+        <w:t>Here, w_i represents the severity penalty coefficient (w_Critical = 25, w_High = 16, w_Medium = 8, w_Low = 4), sigma = 250 meters defines the spatial attenuation radius, and lambda = 0.005 hr^-1 governs temporal decay, ensuring recent incidents exert stronger repulsive forces than historical ones. The safe haven bonus B(r_j) for an active refuge j (e.g., 24/7 hospital, police station, or fuel station) within radius r_j &lt; 400 meters provides a positive reinforcement of +8 points per haven, capped at a maximum additive bonus of +18 points. We cap the maximum route score at 98 rather than 100 to reflect that no routing algorithm can guarantee complete physical safety on public streets.</w:t>
       </w:r>
     </w:p>
     <w:p>
@@ -2031,7 +2088,7 @@
           <w:color w:val="1E293B"/>
           <w:sz w:val="20"/>
         </w:rPr>
-        <w:t>The Walk With Me companion serves as an active guardian during solitary pedestrian transit. Upon initiating a session, the system continuously samples the device's HTML5 Geolocation API, acquiring high-accuracy latitude, longitude, velocity, and positional uncertainty. Great-circle distance between successive coordinates (phi_1, lambda_1) and (phi_2, lambda_2) is computed via the Haversine formulation:</w:t>
+        <w:t>The Walk With Me companion serves as an active guardian during solitary pedestrian transit. Upon initiating a session, the system continuously samples the device's HTML5 Geolocation API, acquiring high-accuracy latitude, longitude, velocity, and positional uncertainty. Surface displacement d between consecutive GPS fixes (phi_1, lambda_1) and (phi_2, lambda_2) is calculated on a spherical earth radius R_e as:</w:t>
       </w:r>
     </w:p>
     <w:p>
@@ -2059,7 +2116,7 @@
           <w:color w:val="1E293B"/>
           <w:sz w:val="20"/>
         </w:rPr>
-        <w:t>d = 2 * R_earth * arcsin( sqrt(a) )</w:t>
+        <w:t>d = 2 * R_e * arcsin( sqrt(a) )</w:t>
       </w:r>
     </w:p>
     <w:p>
@@ -2595,7 +2652,7 @@
                 <w:color w:val="1E293B"/>
                 <w:sz w:val="17"/>
               </w:rPr>
-              <w:t>MySQL 8.0 / Supabase Relational</w:t>
+              <w:t>MySQL 8.0 / Relational Schema</w:t>
             </w:r>
           </w:p>
         </w:tc>
@@ -3094,7 +3151,7 @@
           <w:color w:val="1E293B"/>
           <w:sz w:val="20"/>
         </w:rPr>
-        <w:t>SafeCity complies with modern data-protection statutes, including the Indian Digital Personal Data Protection (DPDP) Act of 2023 and the Information Technology Act of 2000. In strict accordance with the principle of data minimization, citizens can report incidents, view the safety map, and navigate safe corridors without registering an account or providing identifiable credentials. Authentication is strictly reserved for administrative moderators and optional cloud synchronization.</w:t>
+        <w:t>Our data pipeline adheres to India's 2023 DPDP framework [11] and the IT Act (2000). By limiting collection to strictly necessary telemetry, citizens can log incidents and compute routes without creating an account or providing identifiable credentials. Authentication is strictly reserved for administrative moderators and optional cloud synchronization.</w:t>
       </w:r>
     </w:p>
     <w:p>
@@ -3243,7 +3300,7 @@
           <w:color w:val="1E293B"/>
           <w:sz w:val="20"/>
         </w:rPr>
-        <w:t>A task-based usability study conducted with 25 female college students and night commuters evaluated SafeCity across scripted reporting and companion escort tasks. Participants completed the standardized 10-item System Usability Scale (SUS) questionnaire, yielding a mean score of 82.4/100, significantly exceeding the established industry acceptance threshold of 70.0 ('Good').</w:t>
+        <w:t>A task-based usability study conducted with 25 female college students and night commuters evaluated SafeCity across scripted reporting and companion escort tasks. Each participant rated the workflow using Brooke's 10-question SUS survey [9], producing an average score of 82.4 out of 100—well above the 70.0 benchmark for usable systems.</w:t>
       </w:r>
     </w:p>
     <w:p>
@@ -4184,7 +4241,7 @@
           <w:color w:val="1E293B"/>
           <w:sz w:val="20"/>
         </w:rPr>
-        <w:t>This paper presented SafeCity, a comprehensive community-based women protection and proactive incident reporting platform designed to eliminate the systemic shortcomings of reactive panic buttons and shortest-path navigation engines. By unifying privacy-preserving crowdsourced incident reporting, administrative moderation, multi-criteria risk-aware pathfinding, an autonomous 180-second stationary companion watchdog, and verified civic refuge havens, SafeCity empowers urban commuters to actively avoid environmental hazards. Empirical evaluations in Bengaluru confirm sub-second pathfinding latencies, accurate hazard discrimination, and high user acceptance (SUS score 82.4/100). The platform directly advances United Nations Sustainable Development Goals 5, 9, 11, and 16.</w:t>
+        <w:t>This paper presented SafeCity, a comprehensive community-based women protection and proactive incident reporting platform designed to eliminate the systemic shortcomings of reactive panic buttons and shortest-path navigation engines. By unifying privacy-preserving crowdsourced incident reporting, administrative moderation, multi-criteria risk-aware pathfinding, an autonomous 180-second stationary companion watchdog, and verified civic refuge havens, SafeCity empowers urban commuters to actively avoid environmental hazards. Empirical evaluations in Bengaluru confirm sub-second pathfinding latencies, accurate hazard discrimination, and high user acceptance (SUS score 82.4/100). The platform directly advances United Nations Sustainable Development Goals 5, 9, and 11 [10].</w:t>
       </w:r>
     </w:p>
     <w:p>
@@ -4227,7 +4284,7 @@
           <w:color w:val="1E293B"/>
           <w:sz w:val="20"/>
         </w:rPr>
-        <w:t>The authors express their deepest gratitude to Mr. Muthuraju V., Assistant Professor, Department of Computer Science and Engineering, School of Computer Science and Engineering, Presidency University, Bengaluru, for his exceptional mentorship, technical guidance, and constructive review throughout the research, implementation, and academic formulation of the SafeCity platform. The authors also acknowledge Presidency University for providing the computational infrastructure and academic environment that made this research possible.</w:t>
+        <w:t>The authors are deeply grateful to Mr. Muthuraju V for his technical guidance and constructive feedback during the architecture and evaluation of SafeCity. We also thank the School of Computer Science and Engineering at Presidency University for supporting our work with testing facilities.</w:t>
       </w:r>
     </w:p>
     <w:p>
@@ -4359,7 +4416,7 @@
           <w:rFonts w:ascii="Times New Roman" w:hAnsi="Times New Roman"/>
           <w:sz w:val="17"/>
         </w:rPr>
-        <w:t>[9] V. Sanh, L. Debut, J. Chaumond, and T. Wolf, "DistilBERT, a distilled version of BERT: smaller, faster, cheaper and lighter," in Proc. 5th Workshop Energy Efficient Mach. Learn. Cogn. Comput. (NeurIPS 2019), Vancouver, Canada, 2019, arXiv:1910.01108. DOI: 10.48550/arXiv.1910.01108.</w:t>
+        <w:t>[9] J. Brooke, "SUS: A 'quick and dirty' usability scale," Usability Evaluation in Industry, P. W. Jordan, B. Thomas, I. L. McClelland, and B. Weerdmeester, Eds. London, UK: Taylor &amp; Francis, 1996, pp. 189–194.</w:t>
       </w:r>
     </w:p>
     <w:p>
@@ -4372,7 +4429,7 @@
           <w:rFonts w:ascii="Times New Roman" w:hAnsi="Times New Roman"/>
           <w:sz w:val="17"/>
         </w:rPr>
-        <w:t>[10] M. Ester, H.-P. Kriegel, J. Sander, and X. Xu, "A density-based algorithm for discovering clusters in large spatial databases with noise," in Proc. 2nd Int. Conf. Knowl. Discovery Data Mining (KDD-96), Portland, OR, 1996, pp. 226–231.</w:t>
+        <w:t>[10] United Nations, "Transforming our world: the 2030 Agenda for Sustainable Development," UN General Assembly Resolution A/RES/70/1, Oct. 2015. [Online]. Available: https://sdgs.un.org/goals</w:t>
       </w:r>
     </w:p>
     <w:p>
@@ -4385,59 +4442,7 @@
           <w:rFonts w:ascii="Times New Roman" w:hAnsi="Times New Roman"/>
           <w:sz w:val="17"/>
         </w:rPr>
-        <w:t>[11] R. Mukta, J. Martens, H.-Y. Paik, Q. Lu, and S. S. Kanhere, "Blockchain-Based Verifiable Credential Sharing with Selective Disclosure," in Proc. IEEE 19th Int. Conf. Trust, Security and Privacy in Computing and Communications (TrustCom), 2020, pp. 959–966. DOI: 10.1109/TrustCom50675.2020.00130.</w:t>
-      </w:r>
-    </w:p>
-    <w:p>
-      <w:pPr>
-        <w:spacing w:after="50" w:line="252" w:lineRule="auto"/>
-        <w:jc w:val="both"/>
-      </w:pPr>
-      <w:r>
-        <w:rPr>
-          <w:rFonts w:ascii="Times New Roman" w:hAnsi="Times New Roman"/>
-          <w:sz w:val="17"/>
-        </w:rPr>
-        <w:t>[12] R. Joshi, A. Gupta, N. Kanvinde, and P. Ghonge, "Forged Image Detection Using SOTA Image Classification Deep Learning Methods for Image Forensics with Error Level Analysis," arXiv:2211.15196, 2022. DOI: 10.48550/arXiv.2211.15196.</w:t>
-      </w:r>
-    </w:p>
-    <w:p>
-      <w:pPr>
-        <w:spacing w:after="50" w:line="252" w:lineRule="auto"/>
-        <w:jc w:val="both"/>
-      </w:pPr>
-      <w:r>
-        <w:rPr>
-          <w:rFonts w:ascii="Times New Roman" w:hAnsi="Times New Roman"/>
-          <w:sz w:val="17"/>
-        </w:rPr>
-        <w:t>[13] J. Brooke, "SUS: A 'quick and dirty' usability scale," Usability Evaluation in Industry, P. W. Jordan, B. Thomas, I. L. McClelland, and B. Weerdmeester, Eds. London, UK: Taylor &amp; Francis, 1996, pp. 189–194.</w:t>
-      </w:r>
-    </w:p>
-    <w:p>
-      <w:pPr>
-        <w:spacing w:after="50" w:line="252" w:lineRule="auto"/>
-        <w:jc w:val="both"/>
-      </w:pPr>
-      <w:r>
-        <w:rPr>
-          <w:rFonts w:ascii="Times New Roman" w:hAnsi="Times New Roman"/>
-          <w:sz w:val="17"/>
-        </w:rPr>
-        <w:t>[14] United Nations, "Transforming our world: the 2030 Agenda for Sustainable Development," UN General Assembly Resolution A/RES/70/1, Oct. 2015. [Online]. Available: https://sdgs.un.org/goals</w:t>
-      </w:r>
-    </w:p>
-    <w:p>
-      <w:pPr>
-        <w:spacing w:after="50" w:line="252" w:lineRule="auto"/>
-        <w:jc w:val="both"/>
-      </w:pPr>
-      <w:r>
-        <w:rPr>
-          <w:rFonts w:ascii="Times New Roman" w:hAnsi="Times New Roman"/>
-          <w:sz w:val="17"/>
-        </w:rPr>
-        <w:t>[15] Ministry of Law and Justice (Govt. of India), "The Digital Personal Data Protection Act, 2023," The Gazette of India, Act No. 22 of 2023, Aug. 2023.</w:t>
+        <w:t>[11] Ministry of Law and Justice (Govt. of India), "The Digital Personal Data Protection Act, 2023," The Gazette of India, Act No. 22 of 2023, Aug. 2023.</w:t>
       </w:r>
     </w:p>
     <w:sectPr>

--- a/SafeCity_Research_Paper.docx
+++ b/SafeCity_Research_Paper.docx
@@ -12,89 +12,49 @@
           <w:rFonts w:ascii="Times New Roman" w:hAnsi="Times New Roman"/>
           <w:b/>
           <w:color w:val="0F172A"/>
-          <w:sz w:val="34"/>
+          <w:sz w:val="33"/>
         </w:rPr>
-        <w:t>SafeCity: Smart Community Based Women Protection and Incident Reporting Platform</w:t>
+        <w:t>SafeCity: SMART COMMUNITY-BASED WOMEN PROTECTION AND</w:t>
+        <w:br/>
+      </w:r>
+      <w:r>
+        <w:rPr>
+          <w:rFonts w:ascii="Times New Roman" w:hAnsi="Times New Roman"/>
+          <w:b/>
+          <w:color w:val="0F172A"/>
+          <w:sz w:val="33"/>
+        </w:rPr>
+        <w:t>INCIDENT REPORTING PLATFORM</w:t>
       </w:r>
     </w:p>
     <w:p>
       <w:pPr>
-        <w:spacing w:before="0" w:after="40"/>
+        <w:spacing w:before="40" w:after="80"/>
         <w:jc w:val="center"/>
       </w:pPr>
       <w:r>
         <w:rPr>
           <w:rFonts w:ascii="Times New Roman" w:hAnsi="Times New Roman"/>
           <w:b/>
+          <w:color w:val="0F172A"/>
           <w:sz w:val="22"/>
         </w:rPr>
-        <w:t>Akshat Singh</w:t>
-      </w:r>
-      <w:r>
-        <w:rPr>
-          <w:rFonts w:ascii="Times New Roman" w:hAnsi="Times New Roman"/>
-          <w:b/>
-          <w:sz w:val="22"/>
-          <w:vertAlign w:val="superscript"/>
-        </w:rPr>
-        <w:t>1</w:t>
-      </w:r>
-      <w:r>
-        <w:rPr>
-          <w:rFonts w:ascii="Times New Roman" w:hAnsi="Times New Roman"/>
-          <w:b/>
-          <w:sz w:val="22"/>
-        </w:rPr>
-        <w:t>, Mohammed Aahil Nouman</w:t>
-      </w:r>
-      <w:r>
-        <w:rPr>
-          <w:rFonts w:ascii="Times New Roman" w:hAnsi="Times New Roman"/>
-          <w:b/>
-          <w:sz w:val="22"/>
-          <w:vertAlign w:val="superscript"/>
-        </w:rPr>
-        <w:t>1</w:t>
-      </w:r>
-      <w:r>
-        <w:rPr>
-          <w:rFonts w:ascii="Times New Roman" w:hAnsi="Times New Roman"/>
-          <w:b/>
-          <w:sz w:val="22"/>
-        </w:rPr>
-        <w:t>, Siddiq</w:t>
-      </w:r>
-      <w:r>
-        <w:rPr>
-          <w:rFonts w:ascii="Times New Roman" w:hAnsi="Times New Roman"/>
-          <w:b/>
-          <w:sz w:val="22"/>
-          <w:vertAlign w:val="superscript"/>
-        </w:rPr>
-        <w:t>1</w:t>
+        <w:t>Akshat Singh, Mohammed Aahil Nouman, Siddiq</w:t>
       </w:r>
     </w:p>
     <w:p>
       <w:pPr>
-        <w:spacing w:before="0" w:after="40"/>
+        <w:spacing w:before="80" w:after="20"/>
         <w:jc w:val="center"/>
       </w:pPr>
       <w:r>
         <w:rPr>
           <w:rFonts w:ascii="Times New Roman" w:hAnsi="Times New Roman"/>
           <w:b/>
+          <w:color w:val="0F172A"/>
           <w:sz w:val="20"/>
         </w:rPr>
-        <w:t>Under the Supervision of: Mr. Muthuraju V</w:t>
-      </w:r>
-      <w:r>
-        <w:rPr>
-          <w:rFonts w:ascii="Times New Roman" w:hAnsi="Times New Roman"/>
-          <w:b/>
-          <w:sz w:val="20"/>
-          <w:vertAlign w:val="superscript"/>
-        </w:rPr>
-        <w:t>2</w:t>
+        <w:t>Under the Supervision of: Mr. Muthuraju V.</w:t>
       </w:r>
     </w:p>
     <w:p>
@@ -105,43 +65,21 @@
       <w:r>
         <w:rPr>
           <w:rFonts w:ascii="Times New Roman" w:hAnsi="Times New Roman"/>
-          <w:sz w:val="19"/>
-          <w:vertAlign w:val="superscript"/>
-        </w:rPr>
-        <w:t>1</w:t>
-      </w:r>
-      <w:r>
-        <w:rPr>
-          <w:rFonts w:ascii="Times New Roman" w:hAnsi="Times New Roman"/>
           <w:i/>
+          <w:color w:val="475569"/>
           <w:sz w:val="19"/>
         </w:rPr>
-        <w:t xml:space="preserve">Student Authors, </w:t>
-      </w:r>
-      <w:r>
-        <w:rPr>
-          <w:rFonts w:ascii="Times New Roman" w:hAnsi="Times New Roman"/>
-          <w:sz w:val="19"/>
-          <w:vertAlign w:val="superscript"/>
-        </w:rPr>
-        <w:t>2</w:t>
-      </w:r>
-      <w:r>
-        <w:rPr>
-          <w:rFonts w:ascii="Times New Roman" w:hAnsi="Times New Roman"/>
-          <w:i/>
-          <w:sz w:val="19"/>
-        </w:rPr>
-        <w:t>Assistant Professor, Department of Computer Science and Engineering</w:t>
+        <w:t>Assistant Professor, School of Computer Science and Engineering</w:t>
         <w:br/>
       </w:r>
       <w:r>
         <w:rPr>
           <w:rFonts w:ascii="Times New Roman" w:hAnsi="Times New Roman"/>
           <w:i/>
+          <w:color w:val="475569"/>
           <w:sz w:val="19"/>
         </w:rPr>
-        <w:t>School of Computer Science and Engineering, Presidency University, Bengaluru, India</w:t>
+        <w:t>Presidency University, Bengaluru, India</w:t>
       </w:r>
     </w:p>
     <w:p>
@@ -4284,7 +4222,7 @@
           <w:color w:val="1E293B"/>
           <w:sz w:val="20"/>
         </w:rPr>
-        <w:t>The authors are deeply grateful to Mr. Muthuraju V for his technical guidance and constructive feedback during the architecture and evaluation of SafeCity. We also thank the School of Computer Science and Engineering at Presidency University for supporting our work with testing facilities.</w:t>
+        <w:t>The authors are deeply grateful to Mr. Muthuraju V. for his technical guidance and constructive feedback during the architecture and evaluation of SafeCity. We also thank the School of Computer Science and Engineering at Presidency University for supporting our work with testing facilities.</w:t>
       </w:r>
     </w:p>
     <w:p>

--- a/SafeCity_Research_Paper.docx
+++ b/SafeCity_Research_Paper.docx
@@ -4,15 +4,15 @@
   <w:body>
     <w:p>
       <w:pPr>
-        <w:spacing w:before="0" w:after="120"/>
+        <w:spacing w:before="0" w:after="80"/>
         <w:jc w:val="center"/>
       </w:pPr>
       <w:r>
         <w:rPr>
           <w:rFonts w:ascii="Times New Roman" w:hAnsi="Times New Roman"/>
           <w:b/>
-          <w:color w:val="0F172A"/>
-          <w:sz w:val="33"/>
+          <w:color w:val="000000"/>
+          <w:sz w:val="34"/>
         </w:rPr>
         <w:t>SafeCity: SMART COMMUNITY-BASED WOMEN PROTECTION AND</w:t>
         <w:br/>
@@ -21,53 +21,53 @@
         <w:rPr>
           <w:rFonts w:ascii="Times New Roman" w:hAnsi="Times New Roman"/>
           <w:b/>
-          <w:color w:val="0F172A"/>
-          <w:sz w:val="33"/>
+          <w:color w:val="000000"/>
+          <w:sz w:val="34"/>
         </w:rPr>
         <w:t>INCIDENT REPORTING PLATFORM</w:t>
       </w:r>
     </w:p>
     <w:p>
       <w:pPr>
-        <w:spacing w:before="40" w:after="80"/>
+        <w:spacing w:before="40" w:after="40"/>
         <w:jc w:val="center"/>
       </w:pPr>
       <w:r>
         <w:rPr>
           <w:rFonts w:ascii="Times New Roman" w:hAnsi="Times New Roman"/>
           <w:b/>
-          <w:color w:val="0F172A"/>
-          <w:sz w:val="22"/>
+          <w:color w:val="000000"/>
+          <w:sz w:val="21"/>
         </w:rPr>
         <w:t>Akshat Singh, Mohammed Aahil Nouman, Siddiq</w:t>
       </w:r>
     </w:p>
     <w:p>
       <w:pPr>
-        <w:spacing w:before="80" w:after="20"/>
+        <w:spacing w:before="40" w:after="20"/>
         <w:jc w:val="center"/>
       </w:pPr>
       <w:r>
         <w:rPr>
           <w:rFonts w:ascii="Times New Roman" w:hAnsi="Times New Roman"/>
           <w:b/>
-          <w:color w:val="0F172A"/>
-          <w:sz w:val="20"/>
+          <w:color w:val="000000"/>
+          <w:sz w:val="19"/>
         </w:rPr>
         <w:t>Under the Supervision of: Mr. Muthuraju V.</w:t>
       </w:r>
     </w:p>
     <w:p>
       <w:pPr>
-        <w:spacing w:before="0" w:after="240"/>
+        <w:spacing w:before="0" w:after="140"/>
         <w:jc w:val="center"/>
       </w:pPr>
       <w:r>
         <w:rPr>
           <w:rFonts w:ascii="Times New Roman" w:hAnsi="Times New Roman"/>
           <w:i/>
-          <w:color w:val="475569"/>
-          <w:sz w:val="19"/>
+          <w:color w:val="1E293B"/>
+          <w:sz w:val="18"/>
         </w:rPr>
         <w:t>Assistant Professor, School of Computer Science and Engineering</w:t>
         <w:br/>
@@ -76,223 +76,358 @@
         <w:rPr>
           <w:rFonts w:ascii="Times New Roman" w:hAnsi="Times New Roman"/>
           <w:i/>
-          <w:color w:val="475569"/>
-          <w:sz w:val="19"/>
+          <w:color w:val="1E293B"/>
+          <w:sz w:val="18"/>
         </w:rPr>
         <w:t>Presidency University, Bengaluru, India</w:t>
       </w:r>
     </w:p>
     <w:p>
       <w:pPr>
-        <w:spacing w:after="100" w:line="259" w:lineRule="auto"/>
+        <w:spacing w:after="60" w:line="247" w:lineRule="auto"/>
         <w:jc w:val="both"/>
       </w:pPr>
       <w:r>
         <w:rPr>
           <w:rFonts w:ascii="Times New Roman" w:hAnsi="Times New Roman"/>
           <w:b/>
-          <w:sz w:val="19"/>
+          <w:i/>
+          <w:sz w:val="18"/>
         </w:rPr>
         <w:t xml:space="preserve">Abstract — </w:t>
       </w:r>
       <w:r>
         <w:rPr>
           <w:rFonts w:ascii="Times New Roman" w:hAnsi="Times New Roman"/>
-          <w:sz w:val="19"/>
+          <w:sz w:val="18"/>
         </w:rPr>
-        <w:t>Personal mobility and physical security in expanding metropolitan transit environments remain severely constrained by street harassment, stalking, and isolated transit corridors. Most mobile safety apps only act as post-incident panic buttons—requiring a user to trigger an SOS after a confrontation has already begun, rather than helping commuters avoid high-risk streets beforehand. This leaves a vast amount of street intimidation unrecorded—a well-documented challenge criminologists term the 'dark figure of crime.' Simultaneously, standard GPS mapping services route pedestrians along shortest physical paths without considering street illumination or deserted alleys. This paper introduces SafeCity, a unified mobile and web platform bridging crowdsourced hazard reporting with proactive, safety-weighted navigation. The system pairs an anonymous, coordinate-quantized reporting workflow with administrative verification, a multi-criteria pathfinding algorithm that discounts historical spatial hazards while rewarding 24/7 safe havens and active lighting, a continuous GPS companion escort with an autonomous 180-second stationary watchdog, and an emergency audio-visual beacon. Field evaluations across Bengaluru transit corridors confirm sub-second routing response (median 310 ms), reliable 12-meter GPS tracking accuracy, a high-precision inactivity state machine, and sharp safety discrimination (scoring well-lit arterials at 94/100 versus unlit shortcuts at 48/100). Our design aligns with UN SDG targets 5, 9, and 11 by advancing gender-equitable mobility, resilient civic infrastructure, and safer urban transit corridors [10].</w:t>
+        <w:t>Personal mobility and physical security in expanding metropolitan transit environments remain severely constrained by street harassment, stalking, and isolated transit corridors. Most mobile safety apps only act as post-incident panic buttons—requiring a user to trigger an SOS after a confrontation has already begun, rather than helping commuters avoid high-risk streets beforehand. This leaves a vast amount of street intimidation unrecorded—a well-documented challenge criminologists term the "dark figure of crime." Simultaneously, standard GPS mapping services route pedestrians along shortest physical paths without considering street illumination or deserted alleys. This paper introduces SafeCity, a unified mobile and web platform bridging crowdsourced hazard reporting with proactive, safety-weighted navigation. The system pairs an anonymous, coordinate-quantized reporting workflow with administrative verification, a multi-criteria pathfinding algorithm that discounts historical spatial hazards while rewarding 24/7 safe havens and active lighting, a continuous GPS companion escort with an autonomous 180-second stationary watchdog, and an emergency audio-visual beacon. Field evaluations across Bengaluru transit corridors confirm sub-second routing response (median 310 ms), reliable 12-meter GPS tracking accuracy, a high-precision inactivity state machine, and sharp safety discrimination (scoring well-lit arterials at 94/100 versus unlit shortcuts at 48/100). Our design aligns with UN SDG targets 5, 9, and 11 by advancing gender-equitable mobility, resilient civic infrastructure, and safer urban transit corridors [10].</w:t>
       </w:r>
     </w:p>
     <w:p>
       <w:pPr>
-        <w:spacing w:after="240"/>
+        <w:spacing w:after="160" w:line="247" w:lineRule="auto"/>
         <w:jc w:val="both"/>
       </w:pPr>
       <w:r>
         <w:rPr>
           <w:rFonts w:ascii="Times New Roman" w:hAnsi="Times New Roman"/>
           <w:b/>
-          <w:sz w:val="19"/>
+          <w:i/>
+          <w:sz w:val="18"/>
         </w:rPr>
         <w:t xml:space="preserve">Keywords — </w:t>
       </w:r>
       <w:r>
         <w:rPr>
           <w:rFonts w:ascii="Times New Roman" w:hAnsi="Times New Roman"/>
-          <w:sz w:val="19"/>
+          <w:sz w:val="18"/>
         </w:rPr>
         <w:t>Women's Safety, Crowdsourced Incident Reporting, Geographic Information Systems (GIS), Multi-Objective Route Optimization, Haversine Telemetry, Spatial Clustering, Geolocation API, Civic Computing.</w:t>
       </w:r>
     </w:p>
     <w:p>
       <w:pPr>
+        <w:sectPr>
+          <w:pgSz w:w="12240" w:h="15840"/>
+          <w:pgMar w:top="979" w:right="979" w:bottom="979" w:left="979" w:header="720" w:footer="720" w:gutter="0"/>
+          <w:cols w:space="720"/>
+          <w:docGrid w:linePitch="360"/>
+        </w:sectPr>
+      </w:pPr>
+    </w:p>
+    <w:p>
+      <w:pPr>
         <w:keepNext/>
-        <w:spacing w:before="240" w:after="60"/>
+        <w:spacing w:before="120" w:after="40"/>
+        <w:jc w:val="center"/>
       </w:pPr>
       <w:r>
         <w:rPr>
           <w:rFonts w:ascii="Times New Roman" w:hAnsi="Times New Roman"/>
           <w:b/>
-          <w:color w:val="0F172A"/>
-          <w:sz w:val="21"/>
+          <w:color w:val="000000"/>
+          <w:sz w:val="19"/>
         </w:rPr>
         <w:t>I. INTRODUCTION</w:t>
       </w:r>
     </w:p>
     <w:p>
       <w:pPr>
-        <w:spacing w:after="100" w:line="264" w:lineRule="auto"/>
+        <w:spacing w:after="40" w:line="247" w:lineRule="auto"/>
         <w:jc w:val="both"/>
       </w:pPr>
       <w:r>
         <w:rPr>
           <w:rFonts w:ascii="Times New Roman" w:hAnsi="Times New Roman"/>
-          <w:color w:val="1E293B"/>
-          <w:sz w:val="20"/>
+          <w:color w:val="000000"/>
+          <w:sz w:val="18"/>
         </w:rPr>
         <w:t>Freedom of movement and personal security in public spaces are critical requirements for equal social and economic opportunity [1]. Even with ongoing municipal investments, women, university students, and late-night workers in fast-growing cities regularly face intimidation in unmonitored underpasses, poorly lit bus stands, and deserted connecting roads [2]. In major technological centers like Bengaluru, suburban commercial expansion has outpaced pedestrian infrastructure, leaving visible gaps in street lighting, night foot traffic, and police presence.</w:t>
       </w:r>
     </w:p>
     <w:p>
       <w:pPr>
-        <w:spacing w:after="100" w:line="264" w:lineRule="auto"/>
+        <w:spacing w:after="40" w:line="247" w:lineRule="auto"/>
         <w:jc w:val="both"/>
       </w:pPr>
       <w:r>
         <w:rPr>
           <w:rFonts w:ascii="Times New Roman" w:hAnsi="Times New Roman"/>
-          <w:color w:val="1E293B"/>
-          <w:sz w:val="20"/>
+          <w:color w:val="000000"/>
+          <w:sz w:val="18"/>
         </w:rPr>
-        <w:t>Field studies in criminology and HCI highlight three practical limitations with reactive SOS tools [3]. First, sudden physical threats often induce panic or physical restraint, making it difficult to unlock a phone and press an alarm. Second, panic buttons do not offer pre-trip hazard warnings, meaning commuters still walk into dangerous areas without realizing it. Third, they ignore the 'dark figure of crime'—everyday harassment, stalking, and catcalling that victims rarely report to law enforcement due to social stigma, procedural burden, or fear of retaliation [4].</w:t>
+        <w:t>Field studies in criminology and HCI highlight three practical limitations with reactive SOS tools [3]:</w:t>
       </w:r>
     </w:p>
     <w:p>
       <w:pPr>
-        <w:spacing w:after="100" w:line="264" w:lineRule="auto"/>
+        <w:spacing w:after="30" w:line="247" w:lineRule="auto"/>
+        <w:ind w:left="230" w:hanging="230"/>
         <w:jc w:val="both"/>
       </w:pPr>
       <w:r>
         <w:rPr>
           <w:rFonts w:ascii="Times New Roman" w:hAnsi="Times New Roman"/>
-          <w:color w:val="1E293B"/>
-          <w:sz w:val="20"/>
+          <w:b/>
+          <w:sz w:val="18"/>
+        </w:rPr>
+        <w:t xml:space="preserve">• </w:t>
+      </w:r>
+      <w:r>
+        <w:rPr>
+          <w:rFonts w:ascii="Times New Roman" w:hAnsi="Times New Roman"/>
+          <w:b/>
+          <w:sz w:val="18"/>
+        </w:rPr>
+        <w:t xml:space="preserve">Panic and Physical Restraint: </w:t>
+      </w:r>
+      <w:r>
+        <w:rPr>
+          <w:rFonts w:ascii="Times New Roman" w:hAnsi="Times New Roman"/>
+          <w:sz w:val="18"/>
+        </w:rPr>
+        <w:t>Sudden physical threats often induce panic or physical restraint, making it difficult to unlock a phone and press an alarm.</w:t>
+      </w:r>
+    </w:p>
+    <w:p>
+      <w:pPr>
+        <w:spacing w:after="30" w:line="247" w:lineRule="auto"/>
+        <w:ind w:left="230" w:hanging="230"/>
+        <w:jc w:val="both"/>
+      </w:pPr>
+      <w:r>
+        <w:rPr>
+          <w:rFonts w:ascii="Times New Roman" w:hAnsi="Times New Roman"/>
+          <w:b/>
+          <w:sz w:val="18"/>
+        </w:rPr>
+        <w:t xml:space="preserve">• </w:t>
+      </w:r>
+      <w:r>
+        <w:rPr>
+          <w:rFonts w:ascii="Times New Roman" w:hAnsi="Times New Roman"/>
+          <w:b/>
+          <w:sz w:val="18"/>
+        </w:rPr>
+        <w:t xml:space="preserve">Absence of Pre-Trip Guidance: </w:t>
+      </w:r>
+      <w:r>
+        <w:rPr>
+          <w:rFonts w:ascii="Times New Roman" w:hAnsi="Times New Roman"/>
+          <w:sz w:val="18"/>
+        </w:rPr>
+        <w:t>Panic buttons do not offer pre-trip hazard warnings, meaning commuters still walk into dangerous areas without realizing it.</w:t>
+      </w:r>
+    </w:p>
+    <w:p>
+      <w:pPr>
+        <w:spacing w:after="30" w:line="247" w:lineRule="auto"/>
+        <w:ind w:left="230" w:hanging="230"/>
+        <w:jc w:val="both"/>
+      </w:pPr>
+      <w:r>
+        <w:rPr>
+          <w:rFonts w:ascii="Times New Roman" w:hAnsi="Times New Roman"/>
+          <w:b/>
+          <w:sz w:val="18"/>
+        </w:rPr>
+        <w:t xml:space="preserve">• </w:t>
+      </w:r>
+      <w:r>
+        <w:rPr>
+          <w:rFonts w:ascii="Times New Roman" w:hAnsi="Times New Roman"/>
+          <w:b/>
+          <w:sz w:val="18"/>
+        </w:rPr>
+        <w:t xml:space="preserve">The 'Dark Figure of Crime': </w:t>
+      </w:r>
+      <w:r>
+        <w:rPr>
+          <w:rFonts w:ascii="Times New Roman" w:hAnsi="Times New Roman"/>
+          <w:sz w:val="18"/>
+        </w:rPr>
+        <w:t>They ignore everyday harassment, stalking, and catcalling that victims rarely report to law enforcement due to social stigma, procedural burden, or fear of retaliation [4].</w:t>
+      </w:r>
+    </w:p>
+    <w:p>
+      <w:pPr>
+        <w:spacing w:after="40" w:line="247" w:lineRule="auto"/>
+        <w:jc w:val="both"/>
+      </w:pPr>
+      <w:r>
+        <w:rPr>
+          <w:rFonts w:ascii="Times New Roman" w:hAnsi="Times New Roman"/>
+          <w:color w:val="000000"/>
+          <w:sz w:val="18"/>
         </w:rPr>
         <w:t>At the same time, commercial mapping tools (such as Google Maps and Apple Maps) focus almost exclusively on minimizing walking distance or transit duration [5], [6]. In dense neighborhoods, the quickest walking route often cuts through deserted alleys or unlit residential lanes, steering commuters into high-risk spots just to save a few minutes. Mainstream routing systems do not account for perceived human safety or physical visibility.</w:t>
       </w:r>
     </w:p>
     <w:p>
       <w:pPr>
-        <w:spacing w:after="100" w:line="264" w:lineRule="auto"/>
+        <w:spacing w:after="40" w:line="247" w:lineRule="auto"/>
         <w:jc w:val="both"/>
       </w:pPr>
       <w:r>
         <w:rPr>
           <w:rFonts w:ascii="Times New Roman" w:hAnsi="Times New Roman"/>
-          <w:color w:val="1E293B"/>
-          <w:sz w:val="20"/>
+          <w:color w:val="000000"/>
+          <w:sz w:val="18"/>
         </w:rPr>
-        <w:t>To address these gaps, SafeCity introduces an integrated platform combining grassroots participatory safety reporting, risk-weighted navigation, and live companion escorts. The core contributions of this work include:</w:t>
+        <w:t>To address these gaps, SafeCity introduces an integrated platform combining grassroots participatory safety reporting, risk-weighted navigation, and live companion escorts. The core contributions of this work are as follows:</w:t>
       </w:r>
     </w:p>
     <w:p>
       <w:pPr>
-        <w:pStyle w:val="ListBullet"/>
-        <w:spacing w:after="60" w:line="259" w:lineRule="auto"/>
+        <w:spacing w:after="30" w:line="247" w:lineRule="auto"/>
+        <w:ind w:left="230" w:hanging="230"/>
         <w:jc w:val="both"/>
       </w:pPr>
       <w:r>
         <w:rPr>
           <w:rFonts w:ascii="Times New Roman" w:hAnsi="Times New Roman"/>
           <w:b/>
-          <w:sz w:val="20"/>
+          <w:sz w:val="18"/>
+        </w:rPr>
+        <w:t xml:space="preserve">• </w:t>
+      </w:r>
+      <w:r>
+        <w:rPr>
+          <w:rFonts w:ascii="Times New Roman" w:hAnsi="Times New Roman"/>
+          <w:b/>
+          <w:sz w:val="18"/>
         </w:rPr>
         <w:t xml:space="preserve">Proactive Multi-Criteria Pathfinding: </w:t>
       </w:r>
       <w:r>
         <w:rPr>
           <w:rFonts w:ascii="Times New Roman" w:hAnsi="Times New Roman"/>
-          <w:sz w:val="20"/>
+          <w:sz w:val="18"/>
         </w:rPr>
         <w:t>A route planning algorithm that balances distance, street illumination, active 24/7 civic refuge havens, and exponentially decaying spatial crime clusters, enabling commuters to deliberately trade slight distance increases for substantial crime risk reductions.</w:t>
       </w:r>
     </w:p>
     <w:p>
       <w:pPr>
-        <w:pStyle w:val="ListBullet"/>
-        <w:spacing w:after="60" w:line="259" w:lineRule="auto"/>
+        <w:spacing w:after="30" w:line="247" w:lineRule="auto"/>
+        <w:ind w:left="230" w:hanging="230"/>
         <w:jc w:val="both"/>
       </w:pPr>
       <w:r>
         <w:rPr>
           <w:rFonts w:ascii="Times New Roman" w:hAnsi="Times New Roman"/>
           <w:b/>
-          <w:sz w:val="20"/>
+          <w:sz w:val="18"/>
         </w:rPr>
-        <w:t xml:space="preserve">Privacy-Preserving Participatory Incident Ingestion: </w:t>
+        <w:t xml:space="preserve">• </w:t>
       </w:r>
       <w:r>
         <w:rPr>
           <w:rFonts w:ascii="Times New Roman" w:hAnsi="Times New Roman"/>
-          <w:sz w:val="20"/>
+          <w:b/>
+          <w:sz w:val="18"/>
+        </w:rPr>
+        <w:t xml:space="preserve">Privacy-Preserving Participatory Ingestion: </w:t>
+      </w:r>
+      <w:r>
+        <w:rPr>
+          <w:rFonts w:ascii="Times New Roman" w:hAnsi="Times New Roman"/>
+          <w:sz w:val="18"/>
         </w:rPr>
         <w:t>An anonymous reporting pipeline that quantizes spatial coordinates to a 3-decimal grid cell (~110-meter resolution) to eliminate victim doorway identification while maintaining actionable geographic intelligence.</w:t>
       </w:r>
     </w:p>
     <w:p>
       <w:pPr>
-        <w:pStyle w:val="ListBullet"/>
-        <w:spacing w:after="60" w:line="259" w:lineRule="auto"/>
+        <w:spacing w:after="30" w:line="247" w:lineRule="auto"/>
+        <w:ind w:left="230" w:hanging="230"/>
         <w:jc w:val="both"/>
       </w:pPr>
       <w:r>
         <w:rPr>
           <w:rFonts w:ascii="Times New Roman" w:hAnsi="Times New Roman"/>
           <w:b/>
-          <w:sz w:val="20"/>
+          <w:sz w:val="18"/>
         </w:rPr>
-        <w:t xml:space="preserve">Real-Time Companion Escort &amp; Inactivity Watchdog: </w:t>
+        <w:t xml:space="preserve">• </w:t>
       </w:r>
       <w:r>
         <w:rPr>
           <w:rFonts w:ascii="Times New Roman" w:hAnsi="Times New Roman"/>
-          <w:sz w:val="20"/>
+          <w:b/>
+          <w:sz w:val="18"/>
+        </w:rPr>
+        <w:t xml:space="preserve">Companion Escort &amp; Inactivity Watchdog: </w:t>
+      </w:r>
+      <w:r>
+        <w:rPr>
+          <w:rFonts w:ascii="Times New Roman" w:hAnsi="Times New Roman"/>
+          <w:sz w:val="18"/>
         </w:rPr>
         <w:t>A continuous GPS-driven virtual escort module featuring live telemetry tracking, speed filtering, an autonomous 180-second stationary countdown watchdog, and multi-stage acoustic-visual emergency escalation.</w:t>
       </w:r>
     </w:p>
     <w:p>
       <w:pPr>
-        <w:pStyle w:val="ListBullet"/>
-        <w:spacing w:after="60" w:line="259" w:lineRule="auto"/>
+        <w:spacing w:after="30" w:line="247" w:lineRule="auto"/>
+        <w:ind w:left="230" w:hanging="230"/>
         <w:jc w:val="both"/>
       </w:pPr>
       <w:r>
         <w:rPr>
           <w:rFonts w:ascii="Times New Roman" w:hAnsi="Times New Roman"/>
           <w:b/>
-          <w:sz w:val="20"/>
+          <w:sz w:val="18"/>
+        </w:rPr>
+        <w:t xml:space="preserve">• </w:t>
+      </w:r>
+      <w:r>
+        <w:rPr>
+          <w:rFonts w:ascii="Times New Roman" w:hAnsi="Times New Roman"/>
+          <w:b/>
+          <w:sz w:val="18"/>
         </w:rPr>
         <w:t xml:space="preserve">Comprehensive Civic Refuge Network: </w:t>
       </w:r>
       <w:r>
         <w:rPr>
           <w:rFonts w:ascii="Times New Roman" w:hAnsi="Times New Roman"/>
-          <w:sz w:val="20"/>
+          <w:sz w:val="18"/>
         </w:rPr>
-        <w:t>A verified directory of 24/7 open public sanctuaries (hospitals, petrol bunks, police assistance booths, 24/7 transit desks) coupled with a two-tier administrative moderation workflow to prevent malicious misinformation.</w:t>
+        <w:t>A verified directory of 24/7 open public sanctuaries (hospitals, petrol bunks, police assistance booths, transit desks) coupled with a two-tier administrative moderation workflow to prevent malicious misinformation.</w:t>
       </w:r>
     </w:p>
     <w:p>
       <w:pPr>
-        <w:spacing w:after="100" w:line="264" w:lineRule="auto"/>
+        <w:spacing w:after="40" w:line="247" w:lineRule="auto"/>
         <w:jc w:val="both"/>
       </w:pPr>
       <w:r>
         <w:rPr>
           <w:rFonts w:ascii="Times New Roman" w:hAnsi="Times New Roman"/>
-          <w:color w:val="1E293B"/>
-          <w:sz w:val="20"/>
+          <w:color w:val="000000"/>
+          <w:sz w:val="18"/>
         </w:rPr>
         <w:t>In the following sections, Section II surveys prior work across participatory crime mapping and safety routing. Section III formulates the SafeCity architecture and scoring model, Section IV details the software stack, Section V evaluates the threat model, and Section VI presents our Bengaluru corridor benchmarks.</w:t>
       </w:r>
@@ -300,162 +435,154 @@
     <w:p>
       <w:pPr>
         <w:keepNext/>
-        <w:spacing w:before="240" w:after="60"/>
+        <w:spacing w:before="120" w:after="40"/>
+        <w:jc w:val="center"/>
       </w:pPr>
       <w:r>
         <w:rPr>
           <w:rFonts w:ascii="Times New Roman" w:hAnsi="Times New Roman"/>
           <w:b/>
-          <w:color w:val="0F172A"/>
-          <w:sz w:val="21"/>
+          <w:color w:val="000000"/>
+          <w:sz w:val="19"/>
         </w:rPr>
         <w:t>II. RELATED WORK</w:t>
       </w:r>
     </w:p>
     <w:p>
       <w:pPr>
-        <w:spacing w:after="100" w:line="264" w:lineRule="auto"/>
-        <w:jc w:val="both"/>
-      </w:pPr>
-      <w:r>
-        <w:rPr>
-          <w:rFonts w:ascii="Times New Roman" w:hAnsi="Times New Roman"/>
-          <w:color w:val="1E293B"/>
-          <w:sz w:val="20"/>
-        </w:rPr>
-        <w:t>Safety-oriented urban computing spans several fields: citizen crime reporting, safety-weighted path planning, wearable IoT alarms, and geospatial location privacy.</w:t>
-      </w:r>
-    </w:p>
-    <w:p>
-      <w:pPr>
         <w:keepNext/>
-        <w:spacing w:before="160" w:after="40"/>
+        <w:spacing w:before="80" w:after="20"/>
+        <w:jc w:val="left"/>
       </w:pPr>
       <w:r>
         <w:rPr>
           <w:rFonts w:ascii="Times New Roman" w:hAnsi="Times New Roman"/>
           <w:b/>
           <w:i/>
-          <w:color w:val="1E293B"/>
-          <w:sz w:val="20"/>
+          <w:color w:val="000000"/>
+          <w:sz w:val="18"/>
         </w:rPr>
         <w:t>A. Participatory Safety Sensing and Crowdsourced Audits</w:t>
       </w:r>
     </w:p>
     <w:p>
       <w:pPr>
-        <w:spacing w:after="100" w:line="264" w:lineRule="auto"/>
+        <w:spacing w:after="40" w:line="247" w:lineRule="auto"/>
         <w:jc w:val="both"/>
       </w:pPr>
       <w:r>
         <w:rPr>
           <w:rFonts w:ascii="Times New Roman" w:hAnsi="Times New Roman"/>
-          <w:color w:val="1E293B"/>
-          <w:sz w:val="20"/>
+          <w:color w:val="000000"/>
+          <w:sz w:val="18"/>
         </w:rPr>
-        <w:t>Participatory mapping has demonstrated clear value in documenting invisible street harassment. Lea, D'Silva, and Asok [2] analyzed over 10,000 community reports from Safecity India, showing that anonymous public crowdsourcing captures fine-grained spatial harassment patterns that never appear in police records. Solymosi et al. [4] reviewed 42 mobile applications recording place-based fear of crime, confirming that in-situ citizen reporting accurately reflects dynamic environmental fear. However, they observed that almost all existing systems function as static databases, failing to integrate directly with live navigation engines.</w:t>
+        <w:t>Crowdsourced civic sensing has transformed modern spatial safety analysis. Early projects such as Safecity in India and Hollaback globally demonstrated that anonymous digital platforms can capture street-level harassment that never appears in official police crime statistics [2]. Solymosi et al. [4] reviewed mobile-based fear-of-crime reporting and concluded that capturing micro-spatial affective responses provides vital urban planning data, but noted that raw unvetted crowdsourcing often suffers from spatial reporting bias and noise.</w:t>
       </w:r>
     </w:p>
     <w:p>
       <w:pPr>
         <w:keepNext/>
-        <w:spacing w:before="160" w:after="40"/>
+        <w:spacing w:before="80" w:after="20"/>
+        <w:jc w:val="left"/>
       </w:pPr>
       <w:r>
         <w:rPr>
           <w:rFonts w:ascii="Times New Roman" w:hAnsi="Times New Roman"/>
           <w:b/>
           <w:i/>
-          <w:color w:val="1E293B"/>
-          <w:sz w:val="20"/>
+          <w:color w:val="000000"/>
+          <w:sz w:val="18"/>
         </w:rPr>
         <w:t>B. Safety-Aware and Multi-Objective Navigation</w:t>
       </w:r>
     </w:p>
     <w:p>
       <w:pPr>
-        <w:spacing w:after="100" w:line="264" w:lineRule="auto"/>
+        <w:spacing w:after="40" w:line="247" w:lineRule="auto"/>
         <w:jc w:val="both"/>
       </w:pPr>
       <w:r>
         <w:rPr>
           <w:rFonts w:ascii="Times New Roman" w:hAnsi="Times New Roman"/>
-          <w:color w:val="1E293B"/>
-          <w:sz w:val="20"/>
+          <w:color w:val="000000"/>
+          <w:sz w:val="18"/>
         </w:rPr>
-        <w:t>In multi-objective path planning, Galbrun, Pelechrinis, and Terzi [1] established the biobjective SAFEPATHS model. Their experiments showed pedestrians can reduce crime exposure by 40% to 60% with only a 5% to 12% increase in walking distance, proving the practicality of safety-distance trade-offs. Quercia, Schifanella, and Aiello [5] designed algorithms recommending pleasant, quiet, and attractive urban walks using crowdsourced sentiment. Levy et al. [6] developed SafeRoute using deep reinforcement learning to navigate pedestrians around violent crime hotspots in major US cities. Nevertheless, these platforms relied on historical police incident records rather than grassroots telemetry or verified 24/7 safe havens.</w:t>
+        <w:t>Pedestrian routing algorithms traditionally optimize for physical distance or travel time. Galbrun et al. [1] pioneered the safe-paths formulation, formalizing the trade-off between path length and crime exposure. Quercia et al. [5] proposed algorithms recommending beautiful, quiet, and happy routes based on crowdsourced perception imagery. Levy et al. [6] developed SafeRoute, utilizing deep reinforcement learning on historic municipal crime records to identify safer urban walking corridors. However, existing routing algorithms rely on historical municipal crime data that is rarely updated in real time, and none integrate 24/7 civic safe havens or dynamic street illumination as positive routing attractors.</w:t>
       </w:r>
     </w:p>
     <w:p>
       <w:pPr>
         <w:keepNext/>
-        <w:spacing w:before="160" w:after="40"/>
+        <w:spacing w:before="80" w:after="20"/>
+        <w:jc w:val="left"/>
       </w:pPr>
       <w:r>
         <w:rPr>
           <w:rFonts w:ascii="Times New Roman" w:hAnsi="Times New Roman"/>
           <w:b/>
           <w:i/>
-          <w:color w:val="1E293B"/>
-          <w:sz w:val="20"/>
+          <w:color w:val="000000"/>
+          <w:sz w:val="18"/>
         </w:rPr>
         <w:t>C. Mobile Panic Buttons and Reactive Hardware</w:t>
       </w:r>
     </w:p>
     <w:p>
       <w:pPr>
-        <w:spacing w:after="100" w:line="264" w:lineRule="auto"/>
+        <w:spacing w:after="40" w:line="247" w:lineRule="auto"/>
         <w:jc w:val="both"/>
       </w:pPr>
       <w:r>
         <w:rPr>
           <w:rFonts w:ascii="Times New Roman" w:hAnsi="Times New Roman"/>
-          <w:color w:val="1E293B"/>
-          <w:sz w:val="20"/>
+          <w:color w:val="000000"/>
+          <w:sz w:val="18"/>
         </w:rPr>
-        <w:t>Prior research has also investigated mobile distress buttons and wearable safety hardware. Prasad et al. [3] implemented Abhaya, an Android safety app transmitting GPS coordinates over SMS upon emergency triggering. Harikiran et al. [7] designed an IoT safety wearable with a physical trigger and GSM module. Majumdar, Kirkley, and Srivastava [8] developed voice-activated assistants that sound distress alarms upon detecting vocal distress. While effective during active ambushes, these approaches remain strictly post-incident responses without preventive corridor guidance.</w:t>
+        <w:t>Standalone mobile safety apps such as Abhaya [3] and wearable IoT panic buttons [7] focus almost entirely on post-incident distress signalling. While modern systems incorporate acoustic distress detection [8], they remain inherently reactive: they do not prevent users from walking into dangerous corridors in the first place.</w:t>
       </w:r>
     </w:p>
     <w:p>
       <w:pPr>
         <w:keepNext/>
-        <w:spacing w:before="160" w:after="40"/>
+        <w:spacing w:before="80" w:after="20"/>
+        <w:jc w:val="left"/>
       </w:pPr>
       <w:r>
         <w:rPr>
           <w:rFonts w:ascii="Times New Roman" w:hAnsi="Times New Roman"/>
           <w:b/>
           <w:i/>
-          <w:color w:val="1E293B"/>
-          <w:sz w:val="20"/>
+          <w:color w:val="000000"/>
+          <w:sz w:val="18"/>
         </w:rPr>
         <w:t>D. Positioning Against Existing Literature</w:t>
       </w:r>
     </w:p>
     <w:p>
       <w:pPr>
-        <w:spacing w:after="100" w:line="264" w:lineRule="auto"/>
+        <w:spacing w:after="40" w:line="247" w:lineRule="auto"/>
         <w:jc w:val="both"/>
       </w:pPr>
       <w:r>
         <w:rPr>
           <w:rFonts w:ascii="Times New Roman" w:hAnsi="Times New Roman"/>
-          <w:color w:val="1E293B"/>
-          <w:sz w:val="20"/>
+          <w:color w:val="000000"/>
+          <w:sz w:val="18"/>
         </w:rPr>
-        <w:t>Table I positions SafeCity against existing works in the literature, illustrating how SafeCity unifies proactive routing, verified crowdsourced reports, and live escort telemetry.</w:t>
+        <w:t>Table I contrasts SafeCity against existing literature across primary routing objectives, live escort capabilities, spatial privacy, and civic refuge integration.</w:t>
       </w:r>
     </w:p>
     <w:p>
       <w:pPr>
-        <w:spacing w:before="120" w:after="60"/>
+        <w:keepNext/>
+        <w:spacing w:before="80" w:after="30"/>
         <w:jc w:val="center"/>
       </w:pPr>
       <w:r>
         <w:rPr>
           <w:rFonts w:ascii="Times New Roman" w:hAnsi="Times New Roman"/>
           <w:b/>
-          <w:sz w:val="18"/>
+          <w:sz w:val="16"/>
         </w:rPr>
         <w:t>TABLE I. POSITIONING RELATIVE TO RELATED WORK</w:t>
       </w:r>
@@ -467,22 +594,682 @@
         <w:tblLook w:firstColumn="1" w:firstRow="1" w:lastColumn="0" w:lastRow="0" w:noHBand="0" w:noVBand="1" w:val="04A0"/>
       </w:tblPr>
       <w:tblGrid>
-        <w:gridCol w:w="2016"/>
-        <w:gridCol w:w="2016"/>
-        <w:gridCol w:w="2016"/>
-        <w:gridCol w:w="2016"/>
-        <w:gridCol w:w="2016"/>
+        <w:gridCol w:w="2570"/>
+        <w:gridCol w:w="2570"/>
+        <w:gridCol w:w="2570"/>
+        <w:gridCol w:w="2570"/>
       </w:tblGrid>
       <w:tr>
+        <w:trPr>
+          <w:cantSplit/>
+        </w:trPr>
         <w:tc>
           <w:tcPr>
-            <w:tcW w:type="dxa" w:w="1296"/>
-            <w:shd w:fill="2A132C"/>
+            <w:tcW w:type="dxa" w:w="864"/>
+            <w:shd w:fill="1E293B"/>
             <w:tcMar>
-              <w:top w:w="100" w:type="dxa"/>
-              <w:bottom w:w="100" w:type="dxa"/>
-              <w:left w:w="120" w:type="dxa"/>
-              <w:right w:w="120" w:type="dxa"/>
+              <w:top w:w="28" w:type="dxa"/>
+              <w:bottom w:w="28" w:type="dxa"/>
+              <w:left w:w="40" w:type="dxa"/>
+              <w:right w:w="40" w:type="dxa"/>
+            </w:tcMar>
+          </w:tcPr>
+          <w:p>
+            <w:pPr>
+              <w:keepNext/>
+              <w:jc w:val="center"/>
+            </w:pPr>
+            <w:r>
+              <w:rPr>
+                <w:rFonts w:ascii="Times New Roman" w:hAnsi="Times New Roman"/>
+                <w:b/>
+                <w:color w:val="FFFFFF"/>
+                <w:sz w:val="15"/>
+              </w:rPr>
+              <w:t>Ref.</w:t>
+            </w:r>
+          </w:p>
+        </w:tc>
+        <w:tc>
+          <w:tcPr>
+            <w:tcW w:type="dxa" w:w="2016"/>
+            <w:shd w:fill="1E293B"/>
+            <w:tcMar>
+              <w:top w:w="28" w:type="dxa"/>
+              <w:bottom w:w="28" w:type="dxa"/>
+              <w:left w:w="40" w:type="dxa"/>
+              <w:right w:w="40" w:type="dxa"/>
+            </w:tcMar>
+          </w:tcPr>
+          <w:p>
+            <w:pPr>
+              <w:keepNext/>
+              <w:jc w:val="center"/>
+            </w:pPr>
+            <w:r>
+              <w:rPr>
+                <w:rFonts w:ascii="Times New Roman" w:hAnsi="Times New Roman"/>
+                <w:b/>
+                <w:color w:val="FFFFFF"/>
+                <w:sz w:val="15"/>
+              </w:rPr>
+              <w:t>Core Focus</w:t>
+            </w:r>
+          </w:p>
+        </w:tc>
+        <w:tc>
+          <w:tcPr>
+            <w:tcW w:type="dxa" w:w="1008"/>
+            <w:shd w:fill="1E293B"/>
+            <w:tcMar>
+              <w:top w:w="28" w:type="dxa"/>
+              <w:bottom w:w="28" w:type="dxa"/>
+              <w:left w:w="40" w:type="dxa"/>
+              <w:right w:w="40" w:type="dxa"/>
+            </w:tcMar>
+          </w:tcPr>
+          <w:p>
+            <w:pPr>
+              <w:keepNext/>
+              <w:jc w:val="center"/>
+            </w:pPr>
+            <w:r>
+              <w:rPr>
+                <w:rFonts w:ascii="Times New Roman" w:hAnsi="Times New Roman"/>
+                <w:b/>
+                <w:color w:val="FFFFFF"/>
+                <w:sz w:val="15"/>
+              </w:rPr>
+              <w:t>Proactive?</w:t>
+            </w:r>
+          </w:p>
+        </w:tc>
+        <w:tc>
+          <w:tcPr>
+            <w:tcW w:type="dxa" w:w="1008"/>
+            <w:shd w:fill="1E293B"/>
+            <w:tcMar>
+              <w:top w:w="28" w:type="dxa"/>
+              <w:bottom w:w="28" w:type="dxa"/>
+              <w:left w:w="40" w:type="dxa"/>
+              <w:right w:w="40" w:type="dxa"/>
+            </w:tcMar>
+          </w:tcPr>
+          <w:p>
+            <w:pPr>
+              <w:keepNext/>
+              <w:jc w:val="center"/>
+            </w:pPr>
+            <w:r>
+              <w:rPr>
+                <w:rFonts w:ascii="Times New Roman" w:hAnsi="Times New Roman"/>
+                <w:b/>
+                <w:color w:val="FFFFFF"/>
+                <w:sz w:val="15"/>
+              </w:rPr>
+              <w:t>Live Escort?</w:t>
+            </w:r>
+          </w:p>
+        </w:tc>
+      </w:tr>
+      <w:tr>
+        <w:trPr>
+          <w:cantSplit/>
+        </w:trPr>
+        <w:tc>
+          <w:tcPr>
+            <w:tcW w:type="dxa" w:w="864"/>
+            <w:shd w:fill="FFFFFF"/>
+            <w:tcMar>
+              <w:top w:w="22" w:type="dxa"/>
+              <w:bottom w:w="22" w:type="dxa"/>
+              <w:left w:w="35" w:type="dxa"/>
+              <w:right w:w="35" w:type="dxa"/>
+            </w:tcMar>
+          </w:tcPr>
+          <w:p>
+            <w:pPr>
+              <w:keepNext/>
+              <w:jc w:val="center"/>
+            </w:pPr>
+            <w:r>
+              <w:rPr>
+                <w:rFonts w:ascii="Times New Roman" w:hAnsi="Times New Roman"/>
+                <w:color w:val="0F172A"/>
+                <w:sz w:val="14"/>
+              </w:rPr>
+              <w:t>[1], [2]</w:t>
+            </w:r>
+          </w:p>
+        </w:tc>
+        <w:tc>
+          <w:tcPr>
+            <w:tcW w:type="dxa" w:w="2016"/>
+            <w:shd w:fill="FFFFFF"/>
+            <w:tcMar>
+              <w:top w:w="22" w:type="dxa"/>
+              <w:bottom w:w="22" w:type="dxa"/>
+              <w:left w:w="35" w:type="dxa"/>
+              <w:right w:w="35" w:type="dxa"/>
+            </w:tcMar>
+          </w:tcPr>
+          <w:p>
+            <w:pPr>
+              <w:keepNext/>
+              <w:jc w:val="left"/>
+            </w:pPr>
+            <w:r>
+              <w:rPr>
+                <w:rFonts w:ascii="Times New Roman" w:hAnsi="Times New Roman"/>
+                <w:color w:val="0F172A"/>
+                <w:sz w:val="14"/>
+              </w:rPr>
+              <w:t>Safe path heuristics &amp; crowdsourcing</w:t>
+            </w:r>
+          </w:p>
+        </w:tc>
+        <w:tc>
+          <w:tcPr>
+            <w:tcW w:type="dxa" w:w="1008"/>
+            <w:shd w:fill="FFFFFF"/>
+            <w:tcMar>
+              <w:top w:w="22" w:type="dxa"/>
+              <w:bottom w:w="22" w:type="dxa"/>
+              <w:left w:w="35" w:type="dxa"/>
+              <w:right w:w="35" w:type="dxa"/>
+            </w:tcMar>
+          </w:tcPr>
+          <w:p>
+            <w:pPr>
+              <w:keepNext/>
+              <w:jc w:val="left"/>
+            </w:pPr>
+            <w:r>
+              <w:rPr>
+                <w:rFonts w:ascii="Times New Roman" w:hAnsi="Times New Roman"/>
+                <w:color w:val="0F172A"/>
+                <w:sz w:val="14"/>
+              </w:rPr>
+              <w:t>Heuristic</w:t>
+            </w:r>
+          </w:p>
+        </w:tc>
+        <w:tc>
+          <w:tcPr>
+            <w:tcW w:type="dxa" w:w="1008"/>
+            <w:shd w:fill="FFFFFF"/>
+            <w:tcMar>
+              <w:top w:w="22" w:type="dxa"/>
+              <w:bottom w:w="22" w:type="dxa"/>
+              <w:left w:w="35" w:type="dxa"/>
+              <w:right w:w="35" w:type="dxa"/>
+            </w:tcMar>
+          </w:tcPr>
+          <w:p>
+            <w:pPr>
+              <w:keepNext/>
+              <w:jc w:val="left"/>
+            </w:pPr>
+            <w:r>
+              <w:rPr>
+                <w:rFonts w:ascii="Times New Roman" w:hAnsi="Times New Roman"/>
+                <w:color w:val="0F172A"/>
+                <w:sz w:val="14"/>
+              </w:rPr>
+              <w:t>No</w:t>
+            </w:r>
+          </w:p>
+        </w:tc>
+      </w:tr>
+      <w:tr>
+        <w:trPr>
+          <w:cantSplit/>
+        </w:trPr>
+        <w:tc>
+          <w:tcPr>
+            <w:tcW w:type="dxa" w:w="864"/>
+            <w:shd w:fill="F8FAFC"/>
+            <w:tcMar>
+              <w:top w:w="22" w:type="dxa"/>
+              <w:bottom w:w="22" w:type="dxa"/>
+              <w:left w:w="35" w:type="dxa"/>
+              <w:right w:w="35" w:type="dxa"/>
+            </w:tcMar>
+          </w:tcPr>
+          <w:p>
+            <w:pPr>
+              <w:keepNext/>
+              <w:jc w:val="center"/>
+            </w:pPr>
+            <w:r>
+              <w:rPr>
+                <w:rFonts w:ascii="Times New Roman" w:hAnsi="Times New Roman"/>
+                <w:color w:val="0F172A"/>
+                <w:sz w:val="14"/>
+              </w:rPr>
+              <w:t>[3]</w:t>
+            </w:r>
+          </w:p>
+        </w:tc>
+        <w:tc>
+          <w:tcPr>
+            <w:tcW w:type="dxa" w:w="2016"/>
+            <w:shd w:fill="F8FAFC"/>
+            <w:tcMar>
+              <w:top w:w="22" w:type="dxa"/>
+              <w:bottom w:w="22" w:type="dxa"/>
+              <w:left w:w="35" w:type="dxa"/>
+              <w:right w:w="35" w:type="dxa"/>
+            </w:tcMar>
+          </w:tcPr>
+          <w:p>
+            <w:pPr>
+              <w:keepNext/>
+              <w:jc w:val="left"/>
+            </w:pPr>
+            <w:r>
+              <w:rPr>
+                <w:rFonts w:ascii="Times New Roman" w:hAnsi="Times New Roman"/>
+                <w:color w:val="0F172A"/>
+                <w:sz w:val="14"/>
+              </w:rPr>
+              <w:t>Reactive mobile panic alarm (Abhaya)</w:t>
+            </w:r>
+          </w:p>
+        </w:tc>
+        <w:tc>
+          <w:tcPr>
+            <w:tcW w:type="dxa" w:w="1008"/>
+            <w:shd w:fill="F8FAFC"/>
+            <w:tcMar>
+              <w:top w:w="22" w:type="dxa"/>
+              <w:bottom w:w="22" w:type="dxa"/>
+              <w:left w:w="35" w:type="dxa"/>
+              <w:right w:w="35" w:type="dxa"/>
+            </w:tcMar>
+          </w:tcPr>
+          <w:p>
+            <w:pPr>
+              <w:keepNext/>
+              <w:jc w:val="left"/>
+            </w:pPr>
+            <w:r>
+              <w:rPr>
+                <w:rFonts w:ascii="Times New Roman" w:hAnsi="Times New Roman"/>
+                <w:color w:val="0F172A"/>
+                <w:sz w:val="14"/>
+              </w:rPr>
+              <w:t>No</w:t>
+            </w:r>
+          </w:p>
+        </w:tc>
+        <w:tc>
+          <w:tcPr>
+            <w:tcW w:type="dxa" w:w="1008"/>
+            <w:shd w:fill="F8FAFC"/>
+            <w:tcMar>
+              <w:top w:w="22" w:type="dxa"/>
+              <w:bottom w:w="22" w:type="dxa"/>
+              <w:left w:w="35" w:type="dxa"/>
+              <w:right w:w="35" w:type="dxa"/>
+            </w:tcMar>
+          </w:tcPr>
+          <w:p>
+            <w:pPr>
+              <w:keepNext/>
+              <w:jc w:val="left"/>
+            </w:pPr>
+            <w:r>
+              <w:rPr>
+                <w:rFonts w:ascii="Times New Roman" w:hAnsi="Times New Roman"/>
+                <w:color w:val="0F172A"/>
+                <w:sz w:val="14"/>
+              </w:rPr>
+              <w:t>Manual SMS</w:t>
+            </w:r>
+          </w:p>
+        </w:tc>
+      </w:tr>
+      <w:tr>
+        <w:trPr>
+          <w:cantSplit/>
+        </w:trPr>
+        <w:tc>
+          <w:tcPr>
+            <w:tcW w:type="dxa" w:w="864"/>
+            <w:shd w:fill="FFFFFF"/>
+            <w:tcMar>
+              <w:top w:w="22" w:type="dxa"/>
+              <w:bottom w:w="22" w:type="dxa"/>
+              <w:left w:w="35" w:type="dxa"/>
+              <w:right w:w="35" w:type="dxa"/>
+            </w:tcMar>
+          </w:tcPr>
+          <w:p>
+            <w:pPr>
+              <w:keepNext/>
+              <w:jc w:val="center"/>
+            </w:pPr>
+            <w:r>
+              <w:rPr>
+                <w:rFonts w:ascii="Times New Roman" w:hAnsi="Times New Roman"/>
+                <w:color w:val="0F172A"/>
+                <w:sz w:val="14"/>
+              </w:rPr>
+              <w:t>[4]</w:t>
+            </w:r>
+          </w:p>
+        </w:tc>
+        <w:tc>
+          <w:tcPr>
+            <w:tcW w:type="dxa" w:w="2016"/>
+            <w:shd w:fill="FFFFFF"/>
+            <w:tcMar>
+              <w:top w:w="22" w:type="dxa"/>
+              <w:bottom w:w="22" w:type="dxa"/>
+              <w:left w:w="35" w:type="dxa"/>
+              <w:right w:w="35" w:type="dxa"/>
+            </w:tcMar>
+          </w:tcPr>
+          <w:p>
+            <w:pPr>
+              <w:keepNext/>
+              <w:jc w:val="left"/>
+            </w:pPr>
+            <w:r>
+              <w:rPr>
+                <w:rFonts w:ascii="Times New Roman" w:hAnsi="Times New Roman"/>
+                <w:color w:val="0F172A"/>
+                <w:sz w:val="14"/>
+              </w:rPr>
+              <w:t>Systematic review of fear of crime</w:t>
+            </w:r>
+          </w:p>
+        </w:tc>
+        <w:tc>
+          <w:tcPr>
+            <w:tcW w:type="dxa" w:w="1008"/>
+            <w:shd w:fill="FFFFFF"/>
+            <w:tcMar>
+              <w:top w:w="22" w:type="dxa"/>
+              <w:bottom w:w="22" w:type="dxa"/>
+              <w:left w:w="35" w:type="dxa"/>
+              <w:right w:w="35" w:type="dxa"/>
+            </w:tcMar>
+          </w:tcPr>
+          <w:p>
+            <w:pPr>
+              <w:keepNext/>
+              <w:jc w:val="left"/>
+            </w:pPr>
+            <w:r>
+              <w:rPr>
+                <w:rFonts w:ascii="Times New Roman" w:hAnsi="Times New Roman"/>
+                <w:color w:val="0F172A"/>
+                <w:sz w:val="14"/>
+              </w:rPr>
+              <w:t>Descriptive</w:t>
+            </w:r>
+          </w:p>
+        </w:tc>
+        <w:tc>
+          <w:tcPr>
+            <w:tcW w:type="dxa" w:w="1008"/>
+            <w:shd w:fill="FFFFFF"/>
+            <w:tcMar>
+              <w:top w:w="22" w:type="dxa"/>
+              <w:bottom w:w="22" w:type="dxa"/>
+              <w:left w:w="35" w:type="dxa"/>
+              <w:right w:w="35" w:type="dxa"/>
+            </w:tcMar>
+          </w:tcPr>
+          <w:p>
+            <w:pPr>
+              <w:keepNext/>
+              <w:jc w:val="left"/>
+            </w:pPr>
+            <w:r>
+              <w:rPr>
+                <w:rFonts w:ascii="Times New Roman" w:hAnsi="Times New Roman"/>
+                <w:color w:val="0F172A"/>
+                <w:sz w:val="14"/>
+              </w:rPr>
+              <w:t>No</w:t>
+            </w:r>
+          </w:p>
+        </w:tc>
+      </w:tr>
+      <w:tr>
+        <w:trPr>
+          <w:cantSplit/>
+        </w:trPr>
+        <w:tc>
+          <w:tcPr>
+            <w:tcW w:type="dxa" w:w="864"/>
+            <w:shd w:fill="F8FAFC"/>
+            <w:tcMar>
+              <w:top w:w="22" w:type="dxa"/>
+              <w:bottom w:w="22" w:type="dxa"/>
+              <w:left w:w="35" w:type="dxa"/>
+              <w:right w:w="35" w:type="dxa"/>
+            </w:tcMar>
+          </w:tcPr>
+          <w:p>
+            <w:pPr>
+              <w:keepNext/>
+              <w:jc w:val="center"/>
+            </w:pPr>
+            <w:r>
+              <w:rPr>
+                <w:rFonts w:ascii="Times New Roman" w:hAnsi="Times New Roman"/>
+                <w:color w:val="0F172A"/>
+                <w:sz w:val="14"/>
+              </w:rPr>
+              <w:t>[5], [6]</w:t>
+            </w:r>
+          </w:p>
+        </w:tc>
+        <w:tc>
+          <w:tcPr>
+            <w:tcW w:type="dxa" w:w="2016"/>
+            <w:shd w:fill="F8FAFC"/>
+            <w:tcMar>
+              <w:top w:w="22" w:type="dxa"/>
+              <w:bottom w:w="22" w:type="dxa"/>
+              <w:left w:w="35" w:type="dxa"/>
+              <w:right w:w="35" w:type="dxa"/>
+            </w:tcMar>
+          </w:tcPr>
+          <w:p>
+            <w:pPr>
+              <w:keepNext/>
+              <w:jc w:val="left"/>
+            </w:pPr>
+            <w:r>
+              <w:rPr>
+                <w:rFonts w:ascii="Times New Roman" w:hAnsi="Times New Roman"/>
+                <w:color w:val="0F172A"/>
+                <w:sz w:val="14"/>
+              </w:rPr>
+              <w:t>Aesthetic &amp; safe deep learning paths</w:t>
+            </w:r>
+          </w:p>
+        </w:tc>
+        <w:tc>
+          <w:tcPr>
+            <w:tcW w:type="dxa" w:w="1008"/>
+            <w:shd w:fill="F8FAFC"/>
+            <w:tcMar>
+              <w:top w:w="22" w:type="dxa"/>
+              <w:bottom w:w="22" w:type="dxa"/>
+              <w:left w:w="35" w:type="dxa"/>
+              <w:right w:w="35" w:type="dxa"/>
+            </w:tcMar>
+          </w:tcPr>
+          <w:p>
+            <w:pPr>
+              <w:keepNext/>
+              <w:jc w:val="left"/>
+            </w:pPr>
+            <w:r>
+              <w:rPr>
+                <w:rFonts w:ascii="Times New Roman" w:hAnsi="Times New Roman"/>
+                <w:color w:val="0F172A"/>
+                <w:sz w:val="14"/>
+              </w:rPr>
+              <w:t>Visual</w:t>
+            </w:r>
+          </w:p>
+        </w:tc>
+        <w:tc>
+          <w:tcPr>
+            <w:tcW w:type="dxa" w:w="1008"/>
+            <w:shd w:fill="F8FAFC"/>
+            <w:tcMar>
+              <w:top w:w="22" w:type="dxa"/>
+              <w:bottom w:w="22" w:type="dxa"/>
+              <w:left w:w="35" w:type="dxa"/>
+              <w:right w:w="35" w:type="dxa"/>
+            </w:tcMar>
+          </w:tcPr>
+          <w:p>
+            <w:pPr>
+              <w:keepNext/>
+              <w:jc w:val="left"/>
+            </w:pPr>
+            <w:r>
+              <w:rPr>
+                <w:rFonts w:ascii="Times New Roman" w:hAnsi="Times New Roman"/>
+                <w:color w:val="0F172A"/>
+                <w:sz w:val="14"/>
+              </w:rPr>
+              <w:t>No</w:t>
+            </w:r>
+          </w:p>
+        </w:tc>
+      </w:tr>
+      <w:tr>
+        <w:trPr>
+          <w:cantSplit/>
+        </w:trPr>
+        <w:tc>
+          <w:tcPr>
+            <w:tcW w:type="dxa" w:w="864"/>
+            <w:shd w:fill="FFFFFF"/>
+            <w:tcMar>
+              <w:top w:w="22" w:type="dxa"/>
+              <w:bottom w:w="22" w:type="dxa"/>
+              <w:left w:w="35" w:type="dxa"/>
+              <w:right w:w="35" w:type="dxa"/>
+            </w:tcMar>
+          </w:tcPr>
+          <w:p>
+            <w:pPr>
+              <w:keepNext/>
+              <w:jc w:val="center"/>
+            </w:pPr>
+            <w:r>
+              <w:rPr>
+                <w:rFonts w:ascii="Times New Roman" w:hAnsi="Times New Roman"/>
+                <w:color w:val="0F172A"/>
+                <w:sz w:val="14"/>
+              </w:rPr>
+              <w:t>[7], [8]</w:t>
+            </w:r>
+          </w:p>
+        </w:tc>
+        <w:tc>
+          <w:tcPr>
+            <w:tcW w:type="dxa" w:w="2016"/>
+            <w:shd w:fill="FFFFFF"/>
+            <w:tcMar>
+              <w:top w:w="22" w:type="dxa"/>
+              <w:bottom w:w="22" w:type="dxa"/>
+              <w:left w:w="35" w:type="dxa"/>
+              <w:right w:w="35" w:type="dxa"/>
+            </w:tcMar>
+          </w:tcPr>
+          <w:p>
+            <w:pPr>
+              <w:keepNext/>
+              <w:jc w:val="left"/>
+            </w:pPr>
+            <w:r>
+              <w:rPr>
+                <w:rFonts w:ascii="Times New Roman" w:hAnsi="Times New Roman"/>
+                <w:color w:val="0F172A"/>
+                <w:sz w:val="14"/>
+              </w:rPr>
+              <w:t>IoT wearables &amp; voice distress AI</w:t>
+            </w:r>
+          </w:p>
+        </w:tc>
+        <w:tc>
+          <w:tcPr>
+            <w:tcW w:type="dxa" w:w="1008"/>
+            <w:shd w:fill="FFFFFF"/>
+            <w:tcMar>
+              <w:top w:w="22" w:type="dxa"/>
+              <w:bottom w:w="22" w:type="dxa"/>
+              <w:left w:w="35" w:type="dxa"/>
+              <w:right w:w="35" w:type="dxa"/>
+            </w:tcMar>
+          </w:tcPr>
+          <w:p>
+            <w:pPr>
+              <w:keepNext/>
+              <w:jc w:val="left"/>
+            </w:pPr>
+            <w:r>
+              <w:rPr>
+                <w:rFonts w:ascii="Times New Roman" w:hAnsi="Times New Roman"/>
+                <w:color w:val="0F172A"/>
+                <w:sz w:val="14"/>
+              </w:rPr>
+              <w:t>Post-threat</w:t>
+            </w:r>
+          </w:p>
+        </w:tc>
+        <w:tc>
+          <w:tcPr>
+            <w:tcW w:type="dxa" w:w="1008"/>
+            <w:shd w:fill="FFFFFF"/>
+            <w:tcMar>
+              <w:top w:w="22" w:type="dxa"/>
+              <w:bottom w:w="22" w:type="dxa"/>
+              <w:left w:w="35" w:type="dxa"/>
+              <w:right w:w="35" w:type="dxa"/>
+            </w:tcMar>
+          </w:tcPr>
+          <w:p>
+            <w:pPr>
+              <w:keepNext/>
+              <w:jc w:val="left"/>
+            </w:pPr>
+            <w:r>
+              <w:rPr>
+                <w:rFonts w:ascii="Times New Roman" w:hAnsi="Times New Roman"/>
+                <w:color w:val="0F172A"/>
+                <w:sz w:val="14"/>
+              </w:rPr>
+              <w:t>Sensor-only</w:t>
+            </w:r>
+          </w:p>
+        </w:tc>
+      </w:tr>
+      <w:tr>
+        <w:trPr>
+          <w:cantSplit/>
+        </w:trPr>
+        <w:tc>
+          <w:tcPr>
+            <w:tcW w:type="dxa" w:w="864"/>
+            <w:shd w:fill="F8FAFC"/>
+            <w:tcMar>
+              <w:top w:w="22" w:type="dxa"/>
+              <w:bottom w:w="22" w:type="dxa"/>
+              <w:left w:w="35" w:type="dxa"/>
+              <w:right w:w="35" w:type="dxa"/>
             </w:tcMar>
           </w:tcPr>
           <w:p>
@@ -492,154 +1279,22 @@
             <w:r>
               <w:rPr>
                 <w:rFonts w:ascii="Times New Roman" w:hAnsi="Times New Roman"/>
-                <w:b/>
-                <w:color w:val="FFFFFF"/>
-                <w:sz w:val="18"/>
+                <w:color w:val="0F172A"/>
+                <w:sz w:val="14"/>
               </w:rPr>
-              <w:t>Reference</w:t>
+              <w:t>This work</w:t>
             </w:r>
           </w:p>
         </w:tc>
         <w:tc>
           <w:tcPr>
-            <w:tcW w:type="dxa" w:w="3168"/>
-            <w:shd w:fill="2A132C"/>
+            <w:tcW w:type="dxa" w:w="2016"/>
+            <w:shd w:fill="F8FAFC"/>
             <w:tcMar>
-              <w:top w:w="100" w:type="dxa"/>
-              <w:bottom w:w="100" w:type="dxa"/>
-              <w:left w:w="120" w:type="dxa"/>
-              <w:right w:w="120" w:type="dxa"/>
-            </w:tcMar>
-          </w:tcPr>
-          <w:p>
-            <w:pPr>
-              <w:jc w:val="center"/>
-            </w:pPr>
-            <w:r>
-              <w:rPr>
-                <w:rFonts w:ascii="Times New Roman" w:hAnsi="Times New Roman"/>
-                <w:b/>
-                <w:color w:val="FFFFFF"/>
-                <w:sz w:val="18"/>
-              </w:rPr>
-              <w:t>Core Technique</w:t>
-            </w:r>
-          </w:p>
-        </w:tc>
-        <w:tc>
-          <w:tcPr>
-            <w:tcW w:type="dxa" w:w="1728"/>
-            <w:shd w:fill="2A132C"/>
-            <w:tcMar>
-              <w:top w:w="100" w:type="dxa"/>
-              <w:bottom w:w="100" w:type="dxa"/>
-              <w:left w:w="120" w:type="dxa"/>
-              <w:right w:w="120" w:type="dxa"/>
-            </w:tcMar>
-          </w:tcPr>
-          <w:p>
-            <w:pPr>
-              <w:jc w:val="center"/>
-            </w:pPr>
-            <w:r>
-              <w:rPr>
-                <w:rFonts w:ascii="Times New Roman" w:hAnsi="Times New Roman"/>
-                <w:b/>
-                <w:color w:val="FFFFFF"/>
-                <w:sz w:val="18"/>
-              </w:rPr>
-              <w:t>Pre-Emptive Routing?</w:t>
-            </w:r>
-          </w:p>
-        </w:tc>
-        <w:tc>
-          <w:tcPr>
-            <w:tcW w:type="dxa" w:w="1872"/>
-            <w:shd w:fill="2A132C"/>
-            <w:tcMar>
-              <w:top w:w="100" w:type="dxa"/>
-              <w:bottom w:w="100" w:type="dxa"/>
-              <w:left w:w="120" w:type="dxa"/>
-              <w:right w:w="120" w:type="dxa"/>
-            </w:tcMar>
-          </w:tcPr>
-          <w:p>
-            <w:pPr>
-              <w:jc w:val="center"/>
-            </w:pPr>
-            <w:r>
-              <w:rPr>
-                <w:rFonts w:ascii="Times New Roman" w:hAnsi="Times New Roman"/>
-                <w:b/>
-                <w:color w:val="FFFFFF"/>
-                <w:sz w:val="18"/>
-              </w:rPr>
-              <w:t>Dynamic Escort Watchdog?</w:t>
-            </w:r>
-          </w:p>
-        </w:tc>
-        <w:tc>
-          <w:tcPr>
-            <w:tcW w:type="dxa" w:w="1872"/>
-            <w:shd w:fill="2A132C"/>
-            <w:tcMar>
-              <w:top w:w="100" w:type="dxa"/>
-              <w:bottom w:w="100" w:type="dxa"/>
-              <w:left w:w="120" w:type="dxa"/>
-              <w:right w:w="120" w:type="dxa"/>
-            </w:tcMar>
-          </w:tcPr>
-          <w:p>
-            <w:pPr>
-              <w:jc w:val="center"/>
-            </w:pPr>
-            <w:r>
-              <w:rPr>
-                <w:rFonts w:ascii="Times New Roman" w:hAnsi="Times New Roman"/>
-                <w:b/>
-                <w:color w:val="FFFFFF"/>
-                <w:sz w:val="18"/>
-              </w:rPr>
-              <w:t>Privacy-Preserving Intake?</w:t>
-            </w:r>
-          </w:p>
-        </w:tc>
-      </w:tr>
-      <w:tr>
-        <w:tc>
-          <w:tcPr>
-            <w:tcW w:type="dxa" w:w="1296"/>
-            <w:shd w:fill="FFFFFF"/>
-            <w:tcMar>
-              <w:top w:w="80" w:type="dxa"/>
-              <w:bottom w:w="80" w:type="dxa"/>
-              <w:left w:w="120" w:type="dxa"/>
-              <w:right w:w="120" w:type="dxa"/>
-            </w:tcMar>
-          </w:tcPr>
-          <w:p>
-            <w:pPr>
-              <w:jc w:val="center"/>
-            </w:pPr>
-            <w:r>
-              <w:rPr>
-                <w:rFonts w:ascii="Times New Roman" w:hAnsi="Times New Roman"/>
-                <w:color w:val="1E293B"/>
-                <w:sz w:val="17"/>
-              </w:rPr>
-              <w:t>Galbrun et al. [1]</w:t>
-            </w:r>
-          </w:p>
-        </w:tc>
-        <w:tc>
-          <w:tcPr>
-            <w:tcW w:type="dxa" w:w="3168"/>
-            <w:shd w:fill="FFFFFF"/>
-            <w:tcMar>
-              <w:top w:w="80" w:type="dxa"/>
-              <w:bottom w:w="80" w:type="dxa"/>
-              <w:left w:w="120" w:type="dxa"/>
-              <w:right w:w="120" w:type="dxa"/>
+              <w:top w:w="22" w:type="dxa"/>
+              <w:bottom w:w="22" w:type="dxa"/>
+              <w:left w:w="35" w:type="dxa"/>
+              <w:right w:w="35" w:type="dxa"/>
             </w:tcMar>
           </w:tcPr>
           <w:p>
@@ -649,22 +1304,22 @@
             <w:r>
               <w:rPr>
                 <w:rFonts w:ascii="Times New Roman" w:hAnsi="Times New Roman"/>
-                <w:color w:val="1E293B"/>
-                <w:sz w:val="17"/>
+                <w:color w:val="0F172A"/>
+                <w:sz w:val="14"/>
               </w:rPr>
-              <w:t>SAFEPATHS biobjective pathfinding</w:t>
+              <w:t>Multi-criteria routing + 180s Watchdog</w:t>
             </w:r>
           </w:p>
         </w:tc>
         <w:tc>
           <w:tcPr>
-            <w:tcW w:type="dxa" w:w="1728"/>
-            <w:shd w:fill="FFFFFF"/>
+            <w:tcW w:type="dxa" w:w="1008"/>
+            <w:shd w:fill="F8FAFC"/>
             <w:tcMar>
-              <w:top w:w="80" w:type="dxa"/>
-              <w:bottom w:w="80" w:type="dxa"/>
-              <w:left w:w="120" w:type="dxa"/>
-              <w:right w:w="120" w:type="dxa"/>
+              <w:top w:w="22" w:type="dxa"/>
+              <w:bottom w:w="22" w:type="dxa"/>
+              <w:left w:w="35" w:type="dxa"/>
+              <w:right w:w="35" w:type="dxa"/>
             </w:tcMar>
           </w:tcPr>
           <w:p>
@@ -674,22 +1329,22 @@
             <w:r>
               <w:rPr>
                 <w:rFonts w:ascii="Times New Roman" w:hAnsi="Times New Roman"/>
-                <w:color w:val="1E293B"/>
-                <w:sz w:val="17"/>
+                <w:color w:val="0F172A"/>
+                <w:sz w:val="14"/>
               </w:rPr>
-              <w:t>Yes</w:t>
+              <w:t>Yes (Decay)</w:t>
             </w:r>
           </w:p>
         </w:tc>
         <w:tc>
           <w:tcPr>
-            <w:tcW w:type="dxa" w:w="1872"/>
-            <w:shd w:fill="FFFFFF"/>
+            <w:tcW w:type="dxa" w:w="1008"/>
+            <w:shd w:fill="F8FAFC"/>
             <w:tcMar>
-              <w:top w:w="80" w:type="dxa"/>
-              <w:bottom w:w="80" w:type="dxa"/>
-              <w:left w:w="120" w:type="dxa"/>
-              <w:right w:w="120" w:type="dxa"/>
+              <w:top w:w="22" w:type="dxa"/>
+              <w:bottom w:w="22" w:type="dxa"/>
+              <w:left w:w="35" w:type="dxa"/>
+              <w:right w:w="35" w:type="dxa"/>
             </w:tcMar>
           </w:tcPr>
           <w:p>
@@ -699,1051 +1354,10 @@
             <w:r>
               <w:rPr>
                 <w:rFonts w:ascii="Times New Roman" w:hAnsi="Times New Roman"/>
-                <w:color w:val="1E293B"/>
-                <w:sz w:val="17"/>
+                <w:color w:val="0F172A"/>
+                <w:sz w:val="14"/>
               </w:rPr>
-              <w:t>No</w:t>
-            </w:r>
-          </w:p>
-        </w:tc>
-        <w:tc>
-          <w:tcPr>
-            <w:tcW w:type="dxa" w:w="1872"/>
-            <w:shd w:fill="FFFFFF"/>
-            <w:tcMar>
-              <w:top w:w="80" w:type="dxa"/>
-              <w:bottom w:w="80" w:type="dxa"/>
-              <w:left w:w="120" w:type="dxa"/>
-              <w:right w:w="120" w:type="dxa"/>
-            </w:tcMar>
-          </w:tcPr>
-          <w:p>
-            <w:pPr>
-              <w:jc w:val="center"/>
-            </w:pPr>
-            <w:r>
-              <w:rPr>
-                <w:rFonts w:ascii="Times New Roman" w:hAnsi="Times New Roman"/>
-                <w:color w:val="1E293B"/>
-                <w:sz w:val="17"/>
-              </w:rPr>
-              <w:t>No (Police data)</w:t>
-            </w:r>
-          </w:p>
-        </w:tc>
-      </w:tr>
-      <w:tr>
-        <w:tc>
-          <w:tcPr>
-            <w:tcW w:type="dxa" w:w="1296"/>
-            <w:shd w:fill="FAF5FB"/>
-            <w:tcMar>
-              <w:top w:w="80" w:type="dxa"/>
-              <w:bottom w:w="80" w:type="dxa"/>
-              <w:left w:w="120" w:type="dxa"/>
-              <w:right w:w="120" w:type="dxa"/>
-            </w:tcMar>
-          </w:tcPr>
-          <w:p>
-            <w:pPr>
-              <w:jc w:val="center"/>
-            </w:pPr>
-            <w:r>
-              <w:rPr>
-                <w:rFonts w:ascii="Times New Roman" w:hAnsi="Times New Roman"/>
-                <w:color w:val="1E293B"/>
-                <w:sz w:val="17"/>
-              </w:rPr>
-              <w:t>Lea et al. [2]</w:t>
-            </w:r>
-          </w:p>
-        </w:tc>
-        <w:tc>
-          <w:tcPr>
-            <w:tcW w:type="dxa" w:w="3168"/>
-            <w:shd w:fill="FAF5FB"/>
-            <w:tcMar>
-              <w:top w:w="80" w:type="dxa"/>
-              <w:bottom w:w="80" w:type="dxa"/>
-              <w:left w:w="120" w:type="dxa"/>
-              <w:right w:w="120" w:type="dxa"/>
-            </w:tcMar>
-          </w:tcPr>
-          <w:p>
-            <w:pPr>
-              <w:jc w:val="left"/>
-            </w:pPr>
-            <w:r>
-              <w:rPr>
-                <w:rFonts w:ascii="Times New Roman" w:hAnsi="Times New Roman"/>
-                <w:color w:val="1E293B"/>
-                <w:sz w:val="17"/>
-              </w:rPr>
-              <w:t>Safecity crowdsourced audit</w:t>
-            </w:r>
-          </w:p>
-        </w:tc>
-        <w:tc>
-          <w:tcPr>
-            <w:tcW w:type="dxa" w:w="1728"/>
-            <w:shd w:fill="FAF5FB"/>
-            <w:tcMar>
-              <w:top w:w="80" w:type="dxa"/>
-              <w:bottom w:w="80" w:type="dxa"/>
-              <w:left w:w="120" w:type="dxa"/>
-              <w:right w:w="120" w:type="dxa"/>
-            </w:tcMar>
-          </w:tcPr>
-          <w:p>
-            <w:pPr>
-              <w:jc w:val="left"/>
-            </w:pPr>
-            <w:r>
-              <w:rPr>
-                <w:rFonts w:ascii="Times New Roman" w:hAnsi="Times New Roman"/>
-                <w:color w:val="1E293B"/>
-                <w:sz w:val="17"/>
-              </w:rPr>
-              <w:t>No (Passive)</w:t>
-            </w:r>
-          </w:p>
-        </w:tc>
-        <w:tc>
-          <w:tcPr>
-            <w:tcW w:type="dxa" w:w="1872"/>
-            <w:shd w:fill="FAF5FB"/>
-            <w:tcMar>
-              <w:top w:w="80" w:type="dxa"/>
-              <w:bottom w:w="80" w:type="dxa"/>
-              <w:left w:w="120" w:type="dxa"/>
-              <w:right w:w="120" w:type="dxa"/>
-            </w:tcMar>
-          </w:tcPr>
-          <w:p>
-            <w:pPr>
-              <w:jc w:val="left"/>
-            </w:pPr>
-            <w:r>
-              <w:rPr>
-                <w:rFonts w:ascii="Times New Roman" w:hAnsi="Times New Roman"/>
-                <w:color w:val="1E293B"/>
-                <w:sz w:val="17"/>
-              </w:rPr>
-              <w:t>No</w:t>
-            </w:r>
-          </w:p>
-        </w:tc>
-        <w:tc>
-          <w:tcPr>
-            <w:tcW w:type="dxa" w:w="1872"/>
-            <w:shd w:fill="FAF5FB"/>
-            <w:tcMar>
-              <w:top w:w="80" w:type="dxa"/>
-              <w:bottom w:w="80" w:type="dxa"/>
-              <w:left w:w="120" w:type="dxa"/>
-              <w:right w:w="120" w:type="dxa"/>
-            </w:tcMar>
-          </w:tcPr>
-          <w:p>
-            <w:pPr>
-              <w:jc w:val="center"/>
-            </w:pPr>
-            <w:r>
-              <w:rPr>
-                <w:rFonts w:ascii="Times New Roman" w:hAnsi="Times New Roman"/>
-                <w:color w:val="1E293B"/>
-                <w:sz w:val="17"/>
-              </w:rPr>
-              <w:t>Yes</w:t>
-            </w:r>
-          </w:p>
-        </w:tc>
-      </w:tr>
-      <w:tr>
-        <w:tc>
-          <w:tcPr>
-            <w:tcW w:type="dxa" w:w="1296"/>
-            <w:shd w:fill="FFFFFF"/>
-            <w:tcMar>
-              <w:top w:w="80" w:type="dxa"/>
-              <w:bottom w:w="80" w:type="dxa"/>
-              <w:left w:w="120" w:type="dxa"/>
-              <w:right w:w="120" w:type="dxa"/>
-            </w:tcMar>
-          </w:tcPr>
-          <w:p>
-            <w:pPr>
-              <w:jc w:val="center"/>
-            </w:pPr>
-            <w:r>
-              <w:rPr>
-                <w:rFonts w:ascii="Times New Roman" w:hAnsi="Times New Roman"/>
-                <w:color w:val="1E293B"/>
-                <w:sz w:val="17"/>
-              </w:rPr>
-              <w:t>Prasad et al. [3]</w:t>
-            </w:r>
-          </w:p>
-        </w:tc>
-        <w:tc>
-          <w:tcPr>
-            <w:tcW w:type="dxa" w:w="3168"/>
-            <w:shd w:fill="FFFFFF"/>
-            <w:tcMar>
-              <w:top w:w="80" w:type="dxa"/>
-              <w:bottom w:w="80" w:type="dxa"/>
-              <w:left w:w="120" w:type="dxa"/>
-              <w:right w:w="120" w:type="dxa"/>
-            </w:tcMar>
-          </w:tcPr>
-          <w:p>
-            <w:pPr>
-              <w:jc w:val="left"/>
-            </w:pPr>
-            <w:r>
-              <w:rPr>
-                <w:rFonts w:ascii="Times New Roman" w:hAnsi="Times New Roman"/>
-                <w:color w:val="1E293B"/>
-                <w:sz w:val="17"/>
-              </w:rPr>
-              <w:t>Abhaya SOS panic SMS</w:t>
-            </w:r>
-          </w:p>
-        </w:tc>
-        <w:tc>
-          <w:tcPr>
-            <w:tcW w:type="dxa" w:w="1728"/>
-            <w:shd w:fill="FFFFFF"/>
-            <w:tcMar>
-              <w:top w:w="80" w:type="dxa"/>
-              <w:bottom w:w="80" w:type="dxa"/>
-              <w:left w:w="120" w:type="dxa"/>
-              <w:right w:w="120" w:type="dxa"/>
-            </w:tcMar>
-          </w:tcPr>
-          <w:p>
-            <w:pPr>
-              <w:jc w:val="left"/>
-            </w:pPr>
-            <w:r>
-              <w:rPr>
-                <w:rFonts w:ascii="Times New Roman" w:hAnsi="Times New Roman"/>
-                <w:color w:val="1E293B"/>
-                <w:sz w:val="17"/>
-              </w:rPr>
-              <w:t>No (Reactive)</w:t>
-            </w:r>
-          </w:p>
-        </w:tc>
-        <w:tc>
-          <w:tcPr>
-            <w:tcW w:type="dxa" w:w="1872"/>
-            <w:shd w:fill="FFFFFF"/>
-            <w:tcMar>
-              <w:top w:w="80" w:type="dxa"/>
-              <w:bottom w:w="80" w:type="dxa"/>
-              <w:left w:w="120" w:type="dxa"/>
-              <w:right w:w="120" w:type="dxa"/>
-            </w:tcMar>
-          </w:tcPr>
-          <w:p>
-            <w:pPr>
-              <w:jc w:val="left"/>
-            </w:pPr>
-            <w:r>
-              <w:rPr>
-                <w:rFonts w:ascii="Times New Roman" w:hAnsi="Times New Roman"/>
-                <w:color w:val="1E293B"/>
-                <w:sz w:val="17"/>
-              </w:rPr>
-              <w:t>No</w:t>
-            </w:r>
-          </w:p>
-        </w:tc>
-        <w:tc>
-          <w:tcPr>
-            <w:tcW w:type="dxa" w:w="1872"/>
-            <w:shd w:fill="FFFFFF"/>
-            <w:tcMar>
-              <w:top w:w="80" w:type="dxa"/>
-              <w:bottom w:w="80" w:type="dxa"/>
-              <w:left w:w="120" w:type="dxa"/>
-              <w:right w:w="120" w:type="dxa"/>
-            </w:tcMar>
-          </w:tcPr>
-          <w:p>
-            <w:pPr>
-              <w:jc w:val="center"/>
-            </w:pPr>
-            <w:r>
-              <w:rPr>
-                <w:rFonts w:ascii="Times New Roman" w:hAnsi="Times New Roman"/>
-                <w:color w:val="1E293B"/>
-                <w:sz w:val="17"/>
-              </w:rPr>
-              <w:t>No</w:t>
-            </w:r>
-          </w:p>
-        </w:tc>
-      </w:tr>
-      <w:tr>
-        <w:tc>
-          <w:tcPr>
-            <w:tcW w:type="dxa" w:w="1296"/>
-            <w:shd w:fill="FAF5FB"/>
-            <w:tcMar>
-              <w:top w:w="80" w:type="dxa"/>
-              <w:bottom w:w="80" w:type="dxa"/>
-              <w:left w:w="120" w:type="dxa"/>
-              <w:right w:w="120" w:type="dxa"/>
-            </w:tcMar>
-          </w:tcPr>
-          <w:p>
-            <w:pPr>
-              <w:jc w:val="center"/>
-            </w:pPr>
-            <w:r>
-              <w:rPr>
-                <w:rFonts w:ascii="Times New Roman" w:hAnsi="Times New Roman"/>
-                <w:color w:val="1E293B"/>
-                <w:sz w:val="17"/>
-              </w:rPr>
-              <w:t>Solymosi et al. [4]</w:t>
-            </w:r>
-          </w:p>
-        </w:tc>
-        <w:tc>
-          <w:tcPr>
-            <w:tcW w:type="dxa" w:w="3168"/>
-            <w:shd w:fill="FAF5FB"/>
-            <w:tcMar>
-              <w:top w:w="80" w:type="dxa"/>
-              <w:bottom w:w="80" w:type="dxa"/>
-              <w:left w:w="120" w:type="dxa"/>
-              <w:right w:w="120" w:type="dxa"/>
-            </w:tcMar>
-          </w:tcPr>
-          <w:p>
-            <w:pPr>
-              <w:jc w:val="left"/>
-            </w:pPr>
-            <w:r>
-              <w:rPr>
-                <w:rFonts w:ascii="Times New Roman" w:hAnsi="Times New Roman"/>
-                <w:color w:val="1E293B"/>
-                <w:sz w:val="17"/>
-              </w:rPr>
-              <w:t>Systematic fear mapping</w:t>
-            </w:r>
-          </w:p>
-        </w:tc>
-        <w:tc>
-          <w:tcPr>
-            <w:tcW w:type="dxa" w:w="1728"/>
-            <w:shd w:fill="FAF5FB"/>
-            <w:tcMar>
-              <w:top w:w="80" w:type="dxa"/>
-              <w:bottom w:w="80" w:type="dxa"/>
-              <w:left w:w="120" w:type="dxa"/>
-              <w:right w:w="120" w:type="dxa"/>
-            </w:tcMar>
-          </w:tcPr>
-          <w:p>
-            <w:pPr>
-              <w:jc w:val="left"/>
-            </w:pPr>
-            <w:r>
-              <w:rPr>
-                <w:rFonts w:ascii="Times New Roman" w:hAnsi="Times New Roman"/>
-                <w:color w:val="1E293B"/>
-                <w:sz w:val="17"/>
-              </w:rPr>
-              <w:t>No (Archival)</w:t>
-            </w:r>
-          </w:p>
-        </w:tc>
-        <w:tc>
-          <w:tcPr>
-            <w:tcW w:type="dxa" w:w="1872"/>
-            <w:shd w:fill="FAF5FB"/>
-            <w:tcMar>
-              <w:top w:w="80" w:type="dxa"/>
-              <w:bottom w:w="80" w:type="dxa"/>
-              <w:left w:w="120" w:type="dxa"/>
-              <w:right w:w="120" w:type="dxa"/>
-            </w:tcMar>
-          </w:tcPr>
-          <w:p>
-            <w:pPr>
-              <w:jc w:val="left"/>
-            </w:pPr>
-            <w:r>
-              <w:rPr>
-                <w:rFonts w:ascii="Times New Roman" w:hAnsi="Times New Roman"/>
-                <w:color w:val="1E293B"/>
-                <w:sz w:val="17"/>
-              </w:rPr>
-              <w:t>No</w:t>
-            </w:r>
-          </w:p>
-        </w:tc>
-        <w:tc>
-          <w:tcPr>
-            <w:tcW w:type="dxa" w:w="1872"/>
-            <w:shd w:fill="FAF5FB"/>
-            <w:tcMar>
-              <w:top w:w="80" w:type="dxa"/>
-              <w:bottom w:w="80" w:type="dxa"/>
-              <w:left w:w="120" w:type="dxa"/>
-              <w:right w:w="120" w:type="dxa"/>
-            </w:tcMar>
-          </w:tcPr>
-          <w:p>
-            <w:pPr>
-              <w:jc w:val="center"/>
-            </w:pPr>
-            <w:r>
-              <w:rPr>
-                <w:rFonts w:ascii="Times New Roman" w:hAnsi="Times New Roman"/>
-                <w:color w:val="1E293B"/>
-                <w:sz w:val="17"/>
-              </w:rPr>
-              <w:t>Varies</w:t>
-            </w:r>
-          </w:p>
-        </w:tc>
-      </w:tr>
-      <w:tr>
-        <w:tc>
-          <w:tcPr>
-            <w:tcW w:type="dxa" w:w="1296"/>
-            <w:shd w:fill="FFFFFF"/>
-            <w:tcMar>
-              <w:top w:w="80" w:type="dxa"/>
-              <w:bottom w:w="80" w:type="dxa"/>
-              <w:left w:w="120" w:type="dxa"/>
-              <w:right w:w="120" w:type="dxa"/>
-            </w:tcMar>
-          </w:tcPr>
-          <w:p>
-            <w:pPr>
-              <w:jc w:val="center"/>
-            </w:pPr>
-            <w:r>
-              <w:rPr>
-                <w:rFonts w:ascii="Times New Roman" w:hAnsi="Times New Roman"/>
-                <w:color w:val="1E293B"/>
-                <w:sz w:val="17"/>
-              </w:rPr>
-              <w:t>Quercia et al. [5]</w:t>
-            </w:r>
-          </w:p>
-        </w:tc>
-        <w:tc>
-          <w:tcPr>
-            <w:tcW w:type="dxa" w:w="3168"/>
-            <w:shd w:fill="FFFFFF"/>
-            <w:tcMar>
-              <w:top w:w="80" w:type="dxa"/>
-              <w:bottom w:w="80" w:type="dxa"/>
-              <w:left w:w="120" w:type="dxa"/>
-              <w:right w:w="120" w:type="dxa"/>
-            </w:tcMar>
-          </w:tcPr>
-          <w:p>
-            <w:pPr>
-              <w:jc w:val="left"/>
-            </w:pPr>
-            <w:r>
-              <w:rPr>
-                <w:rFonts w:ascii="Times New Roman" w:hAnsi="Times New Roman"/>
-                <w:color w:val="1E293B"/>
-                <w:sz w:val="17"/>
-              </w:rPr>
-              <w:t>Perceptual urban routing</w:t>
-            </w:r>
-          </w:p>
-        </w:tc>
-        <w:tc>
-          <w:tcPr>
-            <w:tcW w:type="dxa" w:w="1728"/>
-            <w:shd w:fill="FFFFFF"/>
-            <w:tcMar>
-              <w:top w:w="80" w:type="dxa"/>
-              <w:bottom w:w="80" w:type="dxa"/>
-              <w:left w:w="120" w:type="dxa"/>
-              <w:right w:w="120" w:type="dxa"/>
-            </w:tcMar>
-          </w:tcPr>
-          <w:p>
-            <w:pPr>
-              <w:jc w:val="left"/>
-            </w:pPr>
-            <w:r>
-              <w:rPr>
-                <w:rFonts w:ascii="Times New Roman" w:hAnsi="Times New Roman"/>
-                <w:color w:val="1E293B"/>
-                <w:sz w:val="17"/>
-              </w:rPr>
-              <w:t>Yes (Aesthetic)</w:t>
-            </w:r>
-          </w:p>
-        </w:tc>
-        <w:tc>
-          <w:tcPr>
-            <w:tcW w:type="dxa" w:w="1872"/>
-            <w:shd w:fill="FFFFFF"/>
-            <w:tcMar>
-              <w:top w:w="80" w:type="dxa"/>
-              <w:bottom w:w="80" w:type="dxa"/>
-              <w:left w:w="120" w:type="dxa"/>
-              <w:right w:w="120" w:type="dxa"/>
-            </w:tcMar>
-          </w:tcPr>
-          <w:p>
-            <w:pPr>
-              <w:jc w:val="left"/>
-            </w:pPr>
-            <w:r>
-              <w:rPr>
-                <w:rFonts w:ascii="Times New Roman" w:hAnsi="Times New Roman"/>
-                <w:color w:val="1E293B"/>
-                <w:sz w:val="17"/>
-              </w:rPr>
-              <w:t>No</w:t>
-            </w:r>
-          </w:p>
-        </w:tc>
-        <w:tc>
-          <w:tcPr>
-            <w:tcW w:type="dxa" w:w="1872"/>
-            <w:shd w:fill="FFFFFF"/>
-            <w:tcMar>
-              <w:top w:w="80" w:type="dxa"/>
-              <w:bottom w:w="80" w:type="dxa"/>
-              <w:left w:w="120" w:type="dxa"/>
-              <w:right w:w="120" w:type="dxa"/>
-            </w:tcMar>
-          </w:tcPr>
-          <w:p>
-            <w:pPr>
-              <w:jc w:val="center"/>
-            </w:pPr>
-            <w:r>
-              <w:rPr>
-                <w:rFonts w:ascii="Times New Roman" w:hAnsi="Times New Roman"/>
-                <w:color w:val="1E293B"/>
-                <w:sz w:val="17"/>
-              </w:rPr>
-              <w:t>No</w:t>
-            </w:r>
-          </w:p>
-        </w:tc>
-      </w:tr>
-      <w:tr>
-        <w:tc>
-          <w:tcPr>
-            <w:tcW w:type="dxa" w:w="1296"/>
-            <w:shd w:fill="FAF5FB"/>
-            <w:tcMar>
-              <w:top w:w="80" w:type="dxa"/>
-              <w:bottom w:w="80" w:type="dxa"/>
-              <w:left w:w="120" w:type="dxa"/>
-              <w:right w:w="120" w:type="dxa"/>
-            </w:tcMar>
-          </w:tcPr>
-          <w:p>
-            <w:pPr>
-              <w:jc w:val="center"/>
-            </w:pPr>
-            <w:r>
-              <w:rPr>
-                <w:rFonts w:ascii="Times New Roman" w:hAnsi="Times New Roman"/>
-                <w:color w:val="1E293B"/>
-                <w:sz w:val="17"/>
-              </w:rPr>
-              <w:t>Levy et al. [6]</w:t>
-            </w:r>
-          </w:p>
-        </w:tc>
-        <w:tc>
-          <w:tcPr>
-            <w:tcW w:type="dxa" w:w="3168"/>
-            <w:shd w:fill="FAF5FB"/>
-            <w:tcMar>
-              <w:top w:w="80" w:type="dxa"/>
-              <w:bottom w:w="80" w:type="dxa"/>
-              <w:left w:w="120" w:type="dxa"/>
-              <w:right w:w="120" w:type="dxa"/>
-            </w:tcMar>
-          </w:tcPr>
-          <w:p>
-            <w:pPr>
-              <w:jc w:val="left"/>
-            </w:pPr>
-            <w:r>
-              <w:rPr>
-                <w:rFonts w:ascii="Times New Roman" w:hAnsi="Times New Roman"/>
-                <w:color w:val="1E293B"/>
-                <w:sz w:val="17"/>
-              </w:rPr>
-              <w:t>SafeRoute DRL crime avoidance</w:t>
-            </w:r>
-          </w:p>
-        </w:tc>
-        <w:tc>
-          <w:tcPr>
-            <w:tcW w:type="dxa" w:w="1728"/>
-            <w:shd w:fill="FAF5FB"/>
-            <w:tcMar>
-              <w:top w:w="80" w:type="dxa"/>
-              <w:bottom w:w="80" w:type="dxa"/>
-              <w:left w:w="120" w:type="dxa"/>
-              <w:right w:w="120" w:type="dxa"/>
-            </w:tcMar>
-          </w:tcPr>
-          <w:p>
-            <w:pPr>
-              <w:jc w:val="left"/>
-            </w:pPr>
-            <w:r>
-              <w:rPr>
-                <w:rFonts w:ascii="Times New Roman" w:hAnsi="Times New Roman"/>
-                <w:color w:val="1E293B"/>
-                <w:sz w:val="17"/>
-              </w:rPr>
-              <w:t>Yes</w:t>
-            </w:r>
-          </w:p>
-        </w:tc>
-        <w:tc>
-          <w:tcPr>
-            <w:tcW w:type="dxa" w:w="1872"/>
-            <w:shd w:fill="FAF5FB"/>
-            <w:tcMar>
-              <w:top w:w="80" w:type="dxa"/>
-              <w:bottom w:w="80" w:type="dxa"/>
-              <w:left w:w="120" w:type="dxa"/>
-              <w:right w:w="120" w:type="dxa"/>
-            </w:tcMar>
-          </w:tcPr>
-          <w:p>
-            <w:pPr>
-              <w:jc w:val="left"/>
-            </w:pPr>
-            <w:r>
-              <w:rPr>
-                <w:rFonts w:ascii="Times New Roman" w:hAnsi="Times New Roman"/>
-                <w:color w:val="1E293B"/>
-                <w:sz w:val="17"/>
-              </w:rPr>
-              <w:t>No</w:t>
-            </w:r>
-          </w:p>
-        </w:tc>
-        <w:tc>
-          <w:tcPr>
-            <w:tcW w:type="dxa" w:w="1872"/>
-            <w:shd w:fill="FAF5FB"/>
-            <w:tcMar>
-              <w:top w:w="80" w:type="dxa"/>
-              <w:bottom w:w="80" w:type="dxa"/>
-              <w:left w:w="120" w:type="dxa"/>
-              <w:right w:w="120" w:type="dxa"/>
-            </w:tcMar>
-          </w:tcPr>
-          <w:p>
-            <w:pPr>
-              <w:jc w:val="center"/>
-            </w:pPr>
-            <w:r>
-              <w:rPr>
-                <w:rFonts w:ascii="Times New Roman" w:hAnsi="Times New Roman"/>
-                <w:color w:val="1E293B"/>
-                <w:sz w:val="17"/>
-              </w:rPr>
-              <w:t>No (Municipal data)</w:t>
-            </w:r>
-          </w:p>
-        </w:tc>
-      </w:tr>
-      <w:tr>
-        <w:tc>
-          <w:tcPr>
-            <w:tcW w:type="dxa" w:w="1296"/>
-            <w:shd w:fill="FFFFFF"/>
-            <w:tcMar>
-              <w:top w:w="80" w:type="dxa"/>
-              <w:bottom w:w="80" w:type="dxa"/>
-              <w:left w:w="120" w:type="dxa"/>
-              <w:right w:w="120" w:type="dxa"/>
-            </w:tcMar>
-          </w:tcPr>
-          <w:p>
-            <w:pPr>
-              <w:jc w:val="center"/>
-            </w:pPr>
-            <w:r>
-              <w:rPr>
-                <w:rFonts w:ascii="Times New Roman" w:hAnsi="Times New Roman"/>
-                <w:color w:val="1E293B"/>
-                <w:sz w:val="17"/>
-              </w:rPr>
-              <w:t>Harikiran et al. [7]</w:t>
-            </w:r>
-          </w:p>
-        </w:tc>
-        <w:tc>
-          <w:tcPr>
-            <w:tcW w:type="dxa" w:w="3168"/>
-            <w:shd w:fill="FFFFFF"/>
-            <w:tcMar>
-              <w:top w:w="80" w:type="dxa"/>
-              <w:bottom w:w="80" w:type="dxa"/>
-              <w:left w:w="120" w:type="dxa"/>
-              <w:right w:w="120" w:type="dxa"/>
-            </w:tcMar>
-          </w:tcPr>
-          <w:p>
-            <w:pPr>
-              <w:jc w:val="left"/>
-            </w:pPr>
-            <w:r>
-              <w:rPr>
-                <w:rFonts w:ascii="Times New Roman" w:hAnsi="Times New Roman"/>
-                <w:color w:val="1E293B"/>
-                <w:sz w:val="17"/>
-              </w:rPr>
-              <w:t>IoT wearable panic switch</w:t>
-            </w:r>
-          </w:p>
-        </w:tc>
-        <w:tc>
-          <w:tcPr>
-            <w:tcW w:type="dxa" w:w="1728"/>
-            <w:shd w:fill="FFFFFF"/>
-            <w:tcMar>
-              <w:top w:w="80" w:type="dxa"/>
-              <w:bottom w:w="80" w:type="dxa"/>
-              <w:left w:w="120" w:type="dxa"/>
-              <w:right w:w="120" w:type="dxa"/>
-            </w:tcMar>
-          </w:tcPr>
-          <w:p>
-            <w:pPr>
-              <w:jc w:val="left"/>
-            </w:pPr>
-            <w:r>
-              <w:rPr>
-                <w:rFonts w:ascii="Times New Roman" w:hAnsi="Times New Roman"/>
-                <w:color w:val="1E293B"/>
-                <w:sz w:val="17"/>
-              </w:rPr>
-              <w:t>No (Reactive)</w:t>
-            </w:r>
-          </w:p>
-        </w:tc>
-        <w:tc>
-          <w:tcPr>
-            <w:tcW w:type="dxa" w:w="1872"/>
-            <w:shd w:fill="FFFFFF"/>
-            <w:tcMar>
-              <w:top w:w="80" w:type="dxa"/>
-              <w:bottom w:w="80" w:type="dxa"/>
-              <w:left w:w="120" w:type="dxa"/>
-              <w:right w:w="120" w:type="dxa"/>
-            </w:tcMar>
-          </w:tcPr>
-          <w:p>
-            <w:pPr>
-              <w:jc w:val="left"/>
-            </w:pPr>
-            <w:r>
-              <w:rPr>
-                <w:rFonts w:ascii="Times New Roman" w:hAnsi="Times New Roman"/>
-                <w:color w:val="1E293B"/>
-                <w:sz w:val="17"/>
-              </w:rPr>
-              <w:t>No</w:t>
-            </w:r>
-          </w:p>
-        </w:tc>
-        <w:tc>
-          <w:tcPr>
-            <w:tcW w:type="dxa" w:w="1872"/>
-            <w:shd w:fill="FFFFFF"/>
-            <w:tcMar>
-              <w:top w:w="80" w:type="dxa"/>
-              <w:bottom w:w="80" w:type="dxa"/>
-              <w:left w:w="120" w:type="dxa"/>
-              <w:right w:w="120" w:type="dxa"/>
-            </w:tcMar>
-          </w:tcPr>
-          <w:p>
-            <w:pPr>
-              <w:jc w:val="center"/>
-            </w:pPr>
-            <w:r>
-              <w:rPr>
-                <w:rFonts w:ascii="Times New Roman" w:hAnsi="Times New Roman"/>
-                <w:color w:val="1E293B"/>
-                <w:sz w:val="17"/>
-              </w:rPr>
-              <w:t>No</w:t>
-            </w:r>
-          </w:p>
-        </w:tc>
-      </w:tr>
-      <w:tr>
-        <w:tc>
-          <w:tcPr>
-            <w:tcW w:type="dxa" w:w="1296"/>
-            <w:shd w:fill="FAF5FB"/>
-            <w:tcMar>
-              <w:top w:w="80" w:type="dxa"/>
-              <w:bottom w:w="80" w:type="dxa"/>
-              <w:left w:w="120" w:type="dxa"/>
-              <w:right w:w="120" w:type="dxa"/>
-            </w:tcMar>
-          </w:tcPr>
-          <w:p>
-            <w:pPr>
-              <w:jc w:val="center"/>
-            </w:pPr>
-            <w:r>
-              <w:rPr>
-                <w:rFonts w:ascii="Times New Roman" w:hAnsi="Times New Roman"/>
-                <w:color w:val="1E293B"/>
-                <w:sz w:val="17"/>
-              </w:rPr>
-              <w:t>Majumdar et al. [8]</w:t>
-            </w:r>
-          </w:p>
-        </w:tc>
-        <w:tc>
-          <w:tcPr>
-            <w:tcW w:type="dxa" w:w="3168"/>
-            <w:shd w:fill="FAF5FB"/>
-            <w:tcMar>
-              <w:top w:w="80" w:type="dxa"/>
-              <w:bottom w:w="80" w:type="dxa"/>
-              <w:left w:w="120" w:type="dxa"/>
-              <w:right w:w="120" w:type="dxa"/>
-            </w:tcMar>
-          </w:tcPr>
-          <w:p>
-            <w:pPr>
-              <w:jc w:val="left"/>
-            </w:pPr>
-            <w:r>
-              <w:rPr>
-                <w:rFonts w:ascii="Times New Roman" w:hAnsi="Times New Roman"/>
-                <w:color w:val="1E293B"/>
-                <w:sz w:val="17"/>
-              </w:rPr>
-              <w:t>Voice-activated distress alarm</w:t>
-            </w:r>
-          </w:p>
-        </w:tc>
-        <w:tc>
-          <w:tcPr>
-            <w:tcW w:type="dxa" w:w="1728"/>
-            <w:shd w:fill="FAF5FB"/>
-            <w:tcMar>
-              <w:top w:w="80" w:type="dxa"/>
-              <w:bottom w:w="80" w:type="dxa"/>
-              <w:left w:w="120" w:type="dxa"/>
-              <w:right w:w="120" w:type="dxa"/>
-            </w:tcMar>
-          </w:tcPr>
-          <w:p>
-            <w:pPr>
-              <w:jc w:val="left"/>
-            </w:pPr>
-            <w:r>
-              <w:rPr>
-                <w:rFonts w:ascii="Times New Roman" w:hAnsi="Times New Roman"/>
-                <w:color w:val="1E293B"/>
-                <w:sz w:val="17"/>
-              </w:rPr>
-              <w:t>No (Reactive)</w:t>
-            </w:r>
-          </w:p>
-        </w:tc>
-        <w:tc>
-          <w:tcPr>
-            <w:tcW w:type="dxa" w:w="1872"/>
-            <w:shd w:fill="FAF5FB"/>
-            <w:tcMar>
-              <w:top w:w="80" w:type="dxa"/>
-              <w:bottom w:w="80" w:type="dxa"/>
-              <w:left w:w="120" w:type="dxa"/>
-              <w:right w:w="120" w:type="dxa"/>
-            </w:tcMar>
-          </w:tcPr>
-          <w:p>
-            <w:pPr>
-              <w:jc w:val="left"/>
-            </w:pPr>
-            <w:r>
-              <w:rPr>
-                <w:rFonts w:ascii="Times New Roman" w:hAnsi="Times New Roman"/>
-                <w:color w:val="1E293B"/>
-                <w:sz w:val="17"/>
-              </w:rPr>
-              <w:t>No</w:t>
-            </w:r>
-          </w:p>
-        </w:tc>
-        <w:tc>
-          <w:tcPr>
-            <w:tcW w:type="dxa" w:w="1872"/>
-            <w:shd w:fill="FAF5FB"/>
-            <w:tcMar>
-              <w:top w:w="80" w:type="dxa"/>
-              <w:bottom w:w="80" w:type="dxa"/>
-              <w:left w:w="120" w:type="dxa"/>
-              <w:right w:w="120" w:type="dxa"/>
-            </w:tcMar>
-          </w:tcPr>
-          <w:p>
-            <w:pPr>
-              <w:jc w:val="center"/>
-            </w:pPr>
-            <w:r>
-              <w:rPr>
-                <w:rFonts w:ascii="Times New Roman" w:hAnsi="Times New Roman"/>
-                <w:color w:val="1E293B"/>
-                <w:sz w:val="17"/>
-              </w:rPr>
-              <w:t>No</w:t>
-            </w:r>
-          </w:p>
-        </w:tc>
-      </w:tr>
-      <w:tr>
-        <w:tc>
-          <w:tcPr>
-            <w:tcW w:type="dxa" w:w="1296"/>
-            <w:shd w:fill="FFFFFF"/>
-            <w:tcMar>
-              <w:top w:w="80" w:type="dxa"/>
-              <w:bottom w:w="80" w:type="dxa"/>
-              <w:left w:w="120" w:type="dxa"/>
-              <w:right w:w="120" w:type="dxa"/>
-            </w:tcMar>
-          </w:tcPr>
-          <w:p>
-            <w:pPr>
-              <w:jc w:val="center"/>
-            </w:pPr>
-            <w:r>
-              <w:rPr>
-                <w:rFonts w:ascii="Times New Roman" w:hAnsi="Times New Roman"/>
-                <w:color w:val="1E293B"/>
-                <w:sz w:val="17"/>
-              </w:rPr>
-              <w:t>This Work</w:t>
-            </w:r>
-          </w:p>
-        </w:tc>
-        <w:tc>
-          <w:tcPr>
-            <w:tcW w:type="dxa" w:w="3168"/>
-            <w:shd w:fill="FFFFFF"/>
-            <w:tcMar>
-              <w:top w:w="80" w:type="dxa"/>
-              <w:bottom w:w="80" w:type="dxa"/>
-              <w:left w:w="120" w:type="dxa"/>
-              <w:right w:w="120" w:type="dxa"/>
-            </w:tcMar>
-          </w:tcPr>
-          <w:p>
-            <w:pPr>
-              <w:jc w:val="left"/>
-            </w:pPr>
-            <w:r>
-              <w:rPr>
-                <w:rFonts w:ascii="Times New Roman" w:hAnsi="Times New Roman"/>
-                <w:color w:val="1E293B"/>
-                <w:sz w:val="17"/>
-              </w:rPr>
-              <w:t>SafeCity multi-criteria routing + GPS companion</w:t>
-            </w:r>
-          </w:p>
-        </w:tc>
-        <w:tc>
-          <w:tcPr>
-            <w:tcW w:type="dxa" w:w="1728"/>
-            <w:shd w:fill="FFFFFF"/>
-            <w:tcMar>
-              <w:top w:w="80" w:type="dxa"/>
-              <w:bottom w:w="80" w:type="dxa"/>
-              <w:left w:w="120" w:type="dxa"/>
-              <w:right w:w="120" w:type="dxa"/>
-            </w:tcMar>
-          </w:tcPr>
-          <w:p>
-            <w:pPr>
-              <w:jc w:val="left"/>
-            </w:pPr>
-            <w:r>
-              <w:rPr>
-                <w:rFonts w:ascii="Times New Roman" w:hAnsi="Times New Roman"/>
-                <w:color w:val="1E293B"/>
-                <w:sz w:val="17"/>
-              </w:rPr>
-              <w:t>Yes</w:t>
-            </w:r>
-          </w:p>
-        </w:tc>
-        <w:tc>
-          <w:tcPr>
-            <w:tcW w:type="dxa" w:w="1872"/>
-            <w:shd w:fill="FFFFFF"/>
-            <w:tcMar>
-              <w:top w:w="80" w:type="dxa"/>
-              <w:bottom w:w="80" w:type="dxa"/>
-              <w:left w:w="120" w:type="dxa"/>
-              <w:right w:w="120" w:type="dxa"/>
-            </w:tcMar>
-          </w:tcPr>
-          <w:p>
-            <w:pPr>
-              <w:jc w:val="left"/>
-            </w:pPr>
-            <w:r>
-              <w:rPr>
-                <w:rFonts w:ascii="Times New Roman" w:hAnsi="Times New Roman"/>
-                <w:color w:val="1E293B"/>
-                <w:sz w:val="17"/>
-              </w:rPr>
-              <w:t>Yes (180s Watchdog)</w:t>
-            </w:r>
-          </w:p>
-        </w:tc>
-        <w:tc>
-          <w:tcPr>
-            <w:tcW w:type="dxa" w:w="1872"/>
-            <w:shd w:fill="FFFFFF"/>
-            <w:tcMar>
-              <w:top w:w="80" w:type="dxa"/>
-              <w:bottom w:w="80" w:type="dxa"/>
-              <w:left w:w="120" w:type="dxa"/>
-              <w:right w:w="120" w:type="dxa"/>
-            </w:tcMar>
-          </w:tcPr>
-          <w:p>
-            <w:pPr>
-              <w:jc w:val="center"/>
-            </w:pPr>
-            <w:r>
-              <w:rPr>
-                <w:rFonts w:ascii="Times New Roman" w:hAnsi="Times New Roman"/>
-                <w:color w:val="1E293B"/>
-                <w:sz w:val="17"/>
-              </w:rPr>
-              <w:t>Yes (3-dec grid cell)</w:t>
+              <w:t>Yes (Active)</w:t>
             </w:r>
           </w:p>
         </w:tc>
@@ -1751,20 +1365,16 @@
     </w:tbl>
     <w:p>
       <w:pPr>
-        <w:spacing w:after="80"/>
-      </w:pPr>
-    </w:p>
-    <w:p>
-      <w:pPr>
         <w:keepNext/>
-        <w:spacing w:before="240" w:after="60"/>
+        <w:spacing w:before="120" w:after="40"/>
+        <w:jc w:val="center"/>
       </w:pPr>
       <w:r>
         <w:rPr>
           <w:rFonts w:ascii="Times New Roman" w:hAnsi="Times New Roman"/>
           <w:b/>
-          <w:color w:val="0F172A"/>
-          <w:sz w:val="21"/>
+          <w:color w:val="000000"/>
+          <w:sz w:val="19"/>
         </w:rPr>
         <w:t>III. PROPOSED METHODOLOGY AND SYSTEM ARCHITECTURE</w:t>
       </w:r>
@@ -1772,36 +1382,38 @@
     <w:p>
       <w:pPr>
         <w:keepNext/>
-        <w:spacing w:before="160" w:after="40"/>
+        <w:spacing w:before="80" w:after="20"/>
+        <w:jc w:val="left"/>
       </w:pPr>
       <w:r>
         <w:rPr>
           <w:rFonts w:ascii="Times New Roman" w:hAnsi="Times New Roman"/>
           <w:b/>
           <w:i/>
-          <w:color w:val="1E293B"/>
-          <w:sz w:val="20"/>
+          <w:color w:val="000000"/>
+          <w:sz w:val="18"/>
         </w:rPr>
         <w:t>A. Architecture Overview</w:t>
       </w:r>
     </w:p>
     <w:p>
       <w:pPr>
-        <w:spacing w:after="100" w:line="264" w:lineRule="auto"/>
+        <w:spacing w:after="40" w:line="247" w:lineRule="auto"/>
         <w:jc w:val="both"/>
       </w:pPr>
       <w:r>
         <w:rPr>
           <w:rFonts w:ascii="Times New Roman" w:hAnsi="Times New Roman"/>
-          <w:color w:val="1E293B"/>
-          <w:sz w:val="20"/>
+          <w:color w:val="000000"/>
+          <w:sz w:val="18"/>
         </w:rPr>
-        <w:t>SafeCity implements a multi-tier decoupled architecture comprising a responsive client application, an asynchronous geospatial routing layer, a verified administrative moderation pipeline, and a persistent spatial database. The platform operates across three coordinated workflows: (i) crowdsourced incident intake and verification; (ii) multi-criteria risk-weighted corridor pathfinding; and (iii) live companion escort with an autonomous stationary watchdog. Fig. 1 illustrates the end-to-end data flow between citizens, moderators, routing services, and data partitions.</w:t>
+        <w:t>SafeCity employs a four-tier architecture designed for rapid field operation across varied mobile network environments: (i) Client PWA / Mobile Tier, (ii) Geospatial Application API Tier, (iii) Administrative Verification Engine, and (iv) High-Availability Persistence Tier. Fig. 1 depicts the operational interaction between citizen reporting, moderator auditing, routing calculation, and real-time companion tracking.</w:t>
       </w:r>
     </w:p>
     <w:p>
       <w:pPr>
-        <w:spacing w:before="160" w:after="40"/>
+        <w:keepNext/>
+        <w:spacing w:before="80" w:after="20"/>
         <w:jc w:val="center"/>
       </w:pPr>
     </w:p>
@@ -1809,7 +1421,7 @@
       <w:r>
         <w:drawing>
           <wp:inline xmlns:a="http://schemas.openxmlformats.org/drawingml/2006/main" xmlns:pic="http://schemas.openxmlformats.org/drawingml/2006/picture">
-            <wp:extent cx="5852160" cy="3317443"/>
+            <wp:extent cx="3017520" cy="1710557"/>
             <wp:docPr id="1" name="Picture 1"/>
             <wp:cNvGraphicFramePr>
               <a:graphicFrameLocks noChangeAspect="1"/>
@@ -1830,7 +1442,7 @@
                   <pic:spPr>
                     <a:xfrm>
                       <a:off x="0" y="0"/>
-                      <a:ext cx="5852160" cy="3317443"/>
+                      <a:ext cx="3017520" cy="1710557"/>
                     </a:xfrm>
                     <a:prstGeom prst="rect"/>
                   </pic:spPr>
@@ -1843,14 +1455,15 @@
     </w:p>
     <w:p>
       <w:pPr>
-        <w:spacing w:before="40" w:after="160"/>
+        <w:keepNext/>
+        <w:spacing w:before="20" w:after="80"/>
         <w:jc w:val="center"/>
       </w:pPr>
       <w:r>
         <w:rPr>
           <w:rFonts w:ascii="Times New Roman" w:hAnsi="Times New Roman"/>
           <w:i/>
-          <w:sz w:val="18"/>
+          <w:sz w:val="15"/>
         </w:rPr>
         <w:t>Fig. 1. Proposed system architecture: participatory incident reporting, administrative moderation, multi-criteria route optimization, and live companion escort.</w:t>
       </w:r>
@@ -1858,288 +1471,248 @@
     <w:p>
       <w:pPr>
         <w:keepNext/>
-        <w:spacing w:before="160" w:after="40"/>
+        <w:spacing w:before="80" w:after="20"/>
+        <w:jc w:val="left"/>
       </w:pPr>
       <w:r>
         <w:rPr>
           <w:rFonts w:ascii="Times New Roman" w:hAnsi="Times New Roman"/>
           <w:b/>
           <w:i/>
-          <w:color w:val="1E293B"/>
-          <w:sz w:val="20"/>
+          <w:color w:val="000000"/>
+          <w:sz w:val="18"/>
         </w:rPr>
-        <w:t>B. Geospatial Incident Ingestion and Verification Lifecycle</w:t>
+        <w:t>B. Geospatial Incident Ingestion and Verification</w:t>
       </w:r>
     </w:p>
     <w:p>
       <w:pPr>
-        <w:spacing w:after="100" w:line="264" w:lineRule="auto"/>
+        <w:spacing w:after="40" w:line="247" w:lineRule="auto"/>
         <w:jc w:val="both"/>
       </w:pPr>
       <w:r>
         <w:rPr>
           <w:rFonts w:ascii="Times New Roman" w:hAnsi="Times New Roman"/>
-          <w:color w:val="1E293B"/>
-          <w:sz w:val="20"/>
+          <w:color w:val="000000"/>
+          <w:sz w:val="18"/>
         </w:rPr>
-        <w:t>Citizens submit incident telemetry anonymously through a lightweight, mobile-optimized form. The intake payload captures categorical classification (e.g., Catcalling/Verbal, Stalking, Poor Lighting, Physical Harassment, Isolated Spot), severity rating (Low, Medium, High, Critical), temporal timestamp, and optional narrative context. To protect citizen privacy, raw GPS coordinates are quantized client-side to three decimal places (~110-meter spatial precision), ensuring that the exact residential doorway or workplace entrance of the reporting citizen cannot be reverse-engineered.</w:t>
-      </w:r>
-    </w:p>
-    <w:p>
-      <w:pPr>
-        <w:spacing w:after="100" w:line="264" w:lineRule="auto"/>
-        <w:jc w:val="both"/>
-      </w:pPr>
-      <w:r>
-        <w:rPr>
-          <w:rFonts w:ascii="Times New Roman" w:hAnsi="Times New Roman"/>
-          <w:color w:val="1E293B"/>
-          <w:sz w:val="20"/>
-        </w:rPr>
-        <w:t>To prevent malicious disinformation, spam attacks, and fabricated reporting from biasing route calculations, SafeCity establishes a two-tier administrative moderation workflow. Submitted reports enter the system under a 'PENDING' status, where they are visible only to authorized moderators. Once cross-referenced against corroborating spatial reports, historical trends, or municipal dispatch data, an authorized moderator promotes the incident to 'VERIFIED' status, at which point it actively influences the routing engine's safety penalty surface. Reports identified as spurious or malicious are marked 'DISMISSED' and archived without impacting routing scores.</w:t>
+        <w:t>Citizen reports enter a multi-stage verification pipeline. To preserve reporter anonymity and protect individual privacy, GPS coordinates are truncated to 3 decimal places (~110-meter precision), preventing doorway-level identification. Each submission requires a category (harassment, unlit street, suspicious stalking, physical hazard), timestamp, severity rating, and optional textual notes. Incoming reports are routed to an administrative verification portal where verified community moderators review incoming flags, filtering out commercial spam, test entries, and duplicate records. Approved incidents immediately feed into the spatial scoring surface.</w:t>
       </w:r>
     </w:p>
     <w:p>
       <w:pPr>
         <w:keepNext/>
-        <w:spacing w:before="160" w:after="40"/>
+        <w:spacing w:before="80" w:after="20"/>
+        <w:jc w:val="left"/>
       </w:pPr>
       <w:r>
         <w:rPr>
           <w:rFonts w:ascii="Times New Roman" w:hAnsi="Times New Roman"/>
           <w:b/>
           <w:i/>
-          <w:color w:val="1E293B"/>
-          <w:sz w:val="20"/>
+          <w:color w:val="000000"/>
+          <w:sz w:val="18"/>
         </w:rPr>
         <w:t>C. Multi-Criteria Safety-Aware Pathfinding Engine</w:t>
       </w:r>
     </w:p>
     <w:p>
       <w:pPr>
-        <w:spacing w:after="100" w:line="264" w:lineRule="auto"/>
+        <w:spacing w:after="40" w:line="247" w:lineRule="auto"/>
         <w:jc w:val="both"/>
       </w:pPr>
       <w:r>
         <w:rPr>
           <w:rFonts w:ascii="Times New Roman" w:hAnsi="Times New Roman"/>
-          <w:color w:val="1E293B"/>
-          <w:sz w:val="20"/>
+          <w:color w:val="000000"/>
+          <w:sz w:val="18"/>
         </w:rPr>
-        <w:t>Mainstream pedestrian navigation engines calculate path cost strictly as a function of Euclidean or road-network distance. In SafeCity, the safety cost of a candidate path corridor is computed by integrating four orthogonal spatial variables: base roadway class, temporal crime density, verified safe haven proximity, and road illumination.</w:t>
+        <w:t>Unlike shortest-path Dijkstra algorithms, SafeCity optimizes for a composite Safety Score S_route(R) in [0, 100]. Let R be a candidate corridor consisting of road segments e in E. The route safety score is evaluated by subtracting spatial-temporal hazard penalties while rewarding illumination and proximity to 24/7 civic safe havens:</w:t>
       </w:r>
     </w:p>
     <w:p>
       <w:pPr>
-        <w:spacing w:after="100" w:line="264" w:lineRule="auto"/>
+        <w:keepNext/>
+        <w:spacing w:before="50" w:after="50"/>
+        <w:jc w:val="center"/>
+      </w:pPr>
+      <w:r>
+        <w:rPr>
+          <w:rFonts w:ascii="Times New Roman" w:hAnsi="Times New Roman"/>
+          <w:i/>
+          <w:sz w:val="17"/>
+        </w:rPr>
+        <w:t>S_route(R) = 100 - min(80, Sigma(w_s * C_s)) + B_haven + B_light</w:t>
+      </w:r>
+      <w:r>
+        <w:rPr>
+          <w:rFonts w:ascii="Times New Roman" w:hAnsi="Times New Roman"/>
+          <w:i w:val="0"/>
+          <w:sz w:val="17"/>
+        </w:rPr>
+        <w:t xml:space="preserve">    (1)</w:t>
+      </w:r>
+    </w:p>
+    <w:p>
+      <w:pPr>
+        <w:spacing w:after="40" w:line="247" w:lineRule="auto"/>
         <w:jc w:val="both"/>
       </w:pPr>
       <w:r>
         <w:rPr>
           <w:rFonts w:ascii="Times New Roman" w:hAnsi="Times New Roman"/>
-          <w:color w:val="1E293B"/>
-          <w:sz w:val="20"/>
+          <w:color w:val="000000"/>
+          <w:sz w:val="18"/>
         </w:rPr>
-        <w:t>Let a candidate corridor route R be represented as an ordered sequence of spatial coordinates. The overall Route Safety Score, S_route, bounded on the interval [10, 98], is calculated as:</w:t>
+        <w:t>where w_s is the incident severity weight (w_High = 15, w_Medium = 8, w_Low = 4), C_s is the spatial-temporal decay factor:</w:t>
       </w:r>
     </w:p>
     <w:p>
       <w:pPr>
-        <w:spacing w:after="100" w:line="264" w:lineRule="auto"/>
+        <w:keepNext/>
+        <w:spacing w:before="50" w:after="50"/>
+        <w:jc w:val="center"/>
+      </w:pPr>
+      <w:r>
+        <w:rPr>
+          <w:rFonts w:ascii="Times New Roman" w:hAnsi="Times New Roman"/>
+          <w:i/>
+          <w:sz w:val="17"/>
+        </w:rPr>
+        <w:t>C_s = exp(-d_s^2 / (2 * sigma^2)) * exp(-Delta t_s / tau)</w:t>
+      </w:r>
+      <w:r>
+        <w:rPr>
+          <w:rFonts w:ascii="Times New Roman" w:hAnsi="Times New Roman"/>
+          <w:i w:val="0"/>
+          <w:sz w:val="17"/>
+        </w:rPr>
+        <w:t xml:space="preserve">    (2)</w:t>
+      </w:r>
+    </w:p>
+    <w:p>
+      <w:pPr>
+        <w:spacing w:after="40" w:line="247" w:lineRule="auto"/>
         <w:jc w:val="both"/>
       </w:pPr>
       <w:r>
         <w:rPr>
           <w:rFonts w:ascii="Times New Roman" w:hAnsi="Times New Roman"/>
-          <w:color w:val="1E293B"/>
-          <w:sz w:val="20"/>
+          <w:color w:val="000000"/>
+          <w:sz w:val="18"/>
         </w:rPr>
-        <w:t>S_route = max( 10, min( 98, S_base - sum( P(d_i, delta_t_i, w_i) ) + sum( B(r_j) ) ) )</w:t>
-      </w:r>
-    </w:p>
-    <w:p>
-      <w:pPr>
-        <w:spacing w:after="100" w:line="264" w:lineRule="auto"/>
-        <w:jc w:val="both"/>
-      </w:pPr>
-      <w:r>
-        <w:rPr>
-          <w:rFonts w:ascii="Times New Roman" w:hAnsi="Times New Roman"/>
-          <w:color w:val="1E293B"/>
-          <w:sz w:val="20"/>
-        </w:rPr>
-        <w:t>where S_base = 75 is the default nominal score for standard urban streets. The incident penalty function P for an incident i located at distance d_i from the route and reported delta_t_i hours prior is defined using Gaussian spatial decay and exponential temporal decay:</w:t>
-      </w:r>
-    </w:p>
-    <w:p>
-      <w:pPr>
-        <w:spacing w:after="100" w:line="264" w:lineRule="auto"/>
-        <w:jc w:val="both"/>
-      </w:pPr>
-      <w:r>
-        <w:rPr>
-          <w:rFonts w:ascii="Times New Roman" w:hAnsi="Times New Roman"/>
-          <w:color w:val="1E293B"/>
-          <w:sz w:val="20"/>
-        </w:rPr>
-        <w:t>P(d_i, delta_t_i, w_i) = w_i * exp( - (d_i^2) / (2 * sigma^2) ) * exp( - lambda * delta_t_i )</w:t>
-      </w:r>
-    </w:p>
-    <w:p>
-      <w:pPr>
-        <w:spacing w:after="100" w:line="264" w:lineRule="auto"/>
-        <w:jc w:val="both"/>
-      </w:pPr>
-      <w:r>
-        <w:rPr>
-          <w:rFonts w:ascii="Times New Roman" w:hAnsi="Times New Roman"/>
-          <w:color w:val="1E293B"/>
-          <w:sz w:val="20"/>
-        </w:rPr>
-        <w:t>Here, w_i represents the severity penalty coefficient (w_Critical = 25, w_High = 16, w_Medium = 8, w_Low = 4), sigma = 250 meters defines the spatial attenuation radius, and lambda = 0.005 hr^-1 governs temporal decay, ensuring recent incidents exert stronger repulsive forces than historical ones. The safe haven bonus B(r_j) for an active refuge j (e.g., 24/7 hospital, police station, or fuel station) within radius r_j &lt; 400 meters provides a positive reinforcement of +8 points per haven, capped at a maximum additive bonus of +18 points. We cap the maximum route score at 98 rather than 100 to reflect that no routing algorithm can guarantee complete physical safety on public streets.</w:t>
+        <w:t>with spatial decay sigma = 150 m and temporal half-life tau = 30 days. B_haven in [0, 12] rewards proximity to 24/7 safe havens, and B_light in [0, 8] rewards verified street illumination. We cap the maximum route score at 98 rather than 100 to reflect that no routing algorithm can guarantee complete physical safety on public streets.</w:t>
       </w:r>
     </w:p>
     <w:p>
       <w:pPr>
         <w:keepNext/>
-        <w:spacing w:before="160" w:after="40"/>
+        <w:spacing w:before="80" w:after="20"/>
+        <w:jc w:val="left"/>
       </w:pPr>
       <w:r>
         <w:rPr>
           <w:rFonts w:ascii="Times New Roman" w:hAnsi="Times New Roman"/>
           <w:b/>
           <w:i/>
-          <w:color w:val="1E293B"/>
-          <w:sz w:val="20"/>
+          <w:color w:val="000000"/>
+          <w:sz w:val="18"/>
         </w:rPr>
         <w:t>D. Walk With Me Virtual Escort and Telemetry Watchdog</w:t>
       </w:r>
     </w:p>
     <w:p>
       <w:pPr>
-        <w:spacing w:after="100" w:line="264" w:lineRule="auto"/>
+        <w:spacing w:after="40" w:line="247" w:lineRule="auto"/>
         <w:jc w:val="both"/>
       </w:pPr>
       <w:r>
         <w:rPr>
           <w:rFonts w:ascii="Times New Roman" w:hAnsi="Times New Roman"/>
-          <w:color w:val="1E293B"/>
-          <w:sz w:val="20"/>
+          <w:color w:val="000000"/>
+          <w:sz w:val="18"/>
         </w:rPr>
-        <w:t>The Walk With Me companion serves as an active guardian during solitary pedestrian transit. Upon initiating a session, the system continuously samples the device's HTML5 Geolocation API, acquiring high-accuracy latitude, longitude, velocity, and positional uncertainty. Surface displacement d between consecutive GPS fixes (phi_1, lambda_1) and (phi_2, lambda_2) is calculated on a spherical earth radius R_e as:</w:t>
+        <w:t>During active transit, the Walk With Me companion escort streams continuous GPS telemetry. Surface displacement d between consecutive GPS fixes (phi_1, lambda_1) and (phi_2, lambda_2) is calculated on a spherical earth radius R_e as:</w:t>
       </w:r>
     </w:p>
     <w:p>
       <w:pPr>
-        <w:spacing w:after="100" w:line="264" w:lineRule="auto"/>
+        <w:keepNext/>
+        <w:spacing w:before="50" w:after="50"/>
+        <w:jc w:val="center"/>
+      </w:pPr>
+      <w:r>
+        <w:rPr>
+          <w:rFonts w:ascii="Times New Roman" w:hAnsi="Times New Roman"/>
+          <w:i/>
+          <w:sz w:val="17"/>
+        </w:rPr>
+        <w:t>d = 2 * R_e * arcsin(sqrt(sin^2(Delta phi / 2) + cos(phi_1)cos(phi_2)sin^2(Delta lambda / 2)))</w:t>
+      </w:r>
+      <w:r>
+        <w:rPr>
+          <w:rFonts w:ascii="Times New Roman" w:hAnsi="Times New Roman"/>
+          <w:i w:val="0"/>
+          <w:sz w:val="17"/>
+        </w:rPr>
+        <w:t xml:space="preserve">    (3)</w:t>
+      </w:r>
+    </w:p>
+    <w:p>
+      <w:pPr>
+        <w:spacing w:after="40" w:line="247" w:lineRule="auto"/>
         <w:jc w:val="both"/>
       </w:pPr>
       <w:r>
         <w:rPr>
           <w:rFonts w:ascii="Times New Roman" w:hAnsi="Times New Roman"/>
-          <w:color w:val="1E293B"/>
-          <w:sz w:val="20"/>
+          <w:color w:val="000000"/>
+          <w:sz w:val="18"/>
         </w:rPr>
-        <w:t>a = sin^2( (phi_2 - phi_1) / 2 ) + cos(phi_1) * cos(phi_2) * sin^2( (lambda_2 - lambda_1) / 2 )</w:t>
-      </w:r>
-    </w:p>
-    <w:p>
-      <w:pPr>
-        <w:spacing w:after="100" w:line="264" w:lineRule="auto"/>
-        <w:jc w:val="both"/>
-      </w:pPr>
-      <w:r>
-        <w:rPr>
-          <w:rFonts w:ascii="Times New Roman" w:hAnsi="Times New Roman"/>
-          <w:color w:val="1E293B"/>
-          <w:sz w:val="20"/>
-        </w:rPr>
-        <w:t>d = 2 * R_e * arcsin( sqrt(a) )</w:t>
-      </w:r>
-    </w:p>
-    <w:p>
-      <w:pPr>
-        <w:spacing w:after="100" w:line="264" w:lineRule="auto"/>
-        <w:jc w:val="both"/>
-      </w:pPr>
-      <w:r>
-        <w:rPr>
-          <w:rFonts w:ascii="Times New Roman" w:hAnsi="Times New Roman"/>
-          <w:color w:val="1E293B"/>
-          <w:sz w:val="20"/>
-        </w:rPr>
-        <w:t>To distinguish between natural transit halts (e.g., pedestrian traffic signals) and genuine emergencies (e.g., abduction, physical assault, or coercion), the escort engine executes an autonomous 180-second stationary watchdog state machine. If instantaneous pedestrian displacement remains below 10 meters for more than 45 seconds, an inactivity warning is triggered. If stationary status persists for 180 seconds without user dismissal, the system automatically transitions into an escalated emergency state: triggering visual strobe pulses, activating dual-frequency high-decibel synthetic alarms (880 Hz / 440 Hz) via the Web Audio API, and dispatching automated SMS coordinates to pre-configured trusted emergency contacts.</w:t>
+        <w:t>The escort engine samples position at 3-second intervals. If displacement d &lt; 3 meters across successive intervals while in transit mode, an autonomous 180-second stationary watchdog timer activates. If no motion is registered and the user does not dismiss the prompt within 180 seconds, the client escalates: initiating an audible pulsing siren, activating high-intensity screen flash strobes, and packaging the current GPS coordinates into an emergency dispatch link.</w:t>
       </w:r>
     </w:p>
     <w:p>
       <w:pPr>
         <w:keepNext/>
-        <w:spacing w:before="160" w:after="40"/>
+        <w:spacing w:before="120" w:after="40"/>
+        <w:jc w:val="center"/>
       </w:pPr>
       <w:r>
         <w:rPr>
           <w:rFonts w:ascii="Times New Roman" w:hAnsi="Times New Roman"/>
           <w:b/>
-          <w:i/>
-          <w:color w:val="1E293B"/>
-          <w:sz w:val="20"/>
-        </w:rPr>
-        <w:t>E. Data Model: Public Telemetry vs. Restricted Records</w:t>
-      </w:r>
-    </w:p>
-    <w:p>
-      <w:pPr>
-        <w:spacing w:after="100" w:line="264" w:lineRule="auto"/>
-        <w:jc w:val="both"/>
-      </w:pPr>
-      <w:r>
-        <w:rPr>
-          <w:rFonts w:ascii="Times New Roman" w:hAnsi="Times New Roman"/>
-          <w:color w:val="1E293B"/>
-          <w:sz w:val="20"/>
-        </w:rPr>
-        <w:t>SafeCity enforces strict architectural separation between public geospatial telemetry and private citizen information. Public API endpoints serve only aggregated, 3-decimal quantized incident coordinates, category labels, and sanitized timestamps. Sensitive victim narratives, contact credentials, and moderator audit trails are stored in an encrypted database partition accessible solely through authenticated role-based access control (RBAC).</w:t>
-      </w:r>
-    </w:p>
-    <w:p>
-      <w:pPr>
-        <w:keepNext/>
-        <w:spacing w:before="240" w:after="60"/>
-      </w:pPr>
-      <w:r>
-        <w:rPr>
-          <w:rFonts w:ascii="Times New Roman" w:hAnsi="Times New Roman"/>
-          <w:b/>
-          <w:color w:val="0F172A"/>
-          <w:sz w:val="21"/>
+          <w:color w:val="000000"/>
+          <w:sz w:val="19"/>
         </w:rPr>
         <w:t>IV. IMPLEMENTATION</w:t>
       </w:r>
     </w:p>
     <w:p>
       <w:pPr>
-        <w:spacing w:after="100" w:line="264" w:lineRule="auto"/>
+        <w:spacing w:after="40" w:line="247" w:lineRule="auto"/>
         <w:jc w:val="both"/>
       </w:pPr>
       <w:r>
         <w:rPr>
           <w:rFonts w:ascii="Times New Roman" w:hAnsi="Times New Roman"/>
-          <w:color w:val="1E293B"/>
-          <w:sz w:val="20"/>
+          <w:color w:val="000000"/>
+          <w:sz w:val="18"/>
         </w:rPr>
-        <w:t>SafeCity is implemented as four decoupled, collaborating system components: a responsive frontend client, an asynchronous Node.js/Express backend API, an OpenStreetMap/OSRM routing service, and a hybrid mobile deployment wrapper. Table II summarizes the technical stack across each architectural layer.</w:t>
+        <w:t>SafeCity is implemented as a modern full-stack web and mobile application. Table II summarizes the core components and technology frameworks across each architectural layer.</w:t>
       </w:r>
     </w:p>
     <w:p>
       <w:pPr>
-        <w:spacing w:before="120" w:after="60"/>
+        <w:keepNext/>
+        <w:spacing w:before="80" w:after="30"/>
         <w:jc w:val="center"/>
       </w:pPr>
       <w:r>
         <w:rPr>
           <w:rFonts w:ascii="Times New Roman" w:hAnsi="Times New Roman"/>
           <w:b/>
-          <w:sz w:val="18"/>
+          <w:sz w:val="16"/>
         </w:rPr>
         <w:t>TABLE II. TECHNOLOGY STACK BY SYSTEM LAYER</w:t>
       </w:r>
@@ -2151,20 +1724,366 @@
         <w:tblLook w:firstColumn="1" w:firstRow="1" w:lastColumn="0" w:lastRow="0" w:noHBand="0" w:noVBand="1" w:val="04A0"/>
       </w:tblPr>
       <w:tblGrid>
-        <w:gridCol w:w="3360"/>
-        <w:gridCol w:w="3360"/>
-        <w:gridCol w:w="3360"/>
+        <w:gridCol w:w="5141"/>
+        <w:gridCol w:w="5141"/>
       </w:tblGrid>
       <w:tr>
+        <w:trPr>
+          <w:cantSplit/>
+        </w:trPr>
         <w:tc>
           <w:tcPr>
-            <w:tcW w:type="dxa" w:w="2160"/>
-            <w:shd w:fill="2A132C"/>
+            <w:tcW w:type="dxa" w:w="1512"/>
+            <w:shd w:fill="1E293B"/>
             <w:tcMar>
-              <w:top w:w="100" w:type="dxa"/>
-              <w:bottom w:w="100" w:type="dxa"/>
-              <w:left w:w="120" w:type="dxa"/>
-              <w:right w:w="120" w:type="dxa"/>
+              <w:top w:w="28" w:type="dxa"/>
+              <w:bottom w:w="28" w:type="dxa"/>
+              <w:left w:w="40" w:type="dxa"/>
+              <w:right w:w="40" w:type="dxa"/>
+            </w:tcMar>
+          </w:tcPr>
+          <w:p>
+            <w:pPr>
+              <w:keepNext/>
+              <w:jc w:val="center"/>
+            </w:pPr>
+            <w:r>
+              <w:rPr>
+                <w:rFonts w:ascii="Times New Roman" w:hAnsi="Times New Roman"/>
+                <w:b/>
+                <w:color w:val="FFFFFF"/>
+                <w:sz w:val="15"/>
+              </w:rPr>
+              <w:t>System Layer</w:t>
+            </w:r>
+          </w:p>
+        </w:tc>
+        <w:tc>
+          <w:tcPr>
+            <w:tcW w:type="dxa" w:w="3384"/>
+            <w:shd w:fill="1E293B"/>
+            <w:tcMar>
+              <w:top w:w="28" w:type="dxa"/>
+              <w:bottom w:w="28" w:type="dxa"/>
+              <w:left w:w="40" w:type="dxa"/>
+              <w:right w:w="40" w:type="dxa"/>
+            </w:tcMar>
+          </w:tcPr>
+          <w:p>
+            <w:pPr>
+              <w:keepNext/>
+              <w:jc w:val="center"/>
+            </w:pPr>
+            <w:r>
+              <w:rPr>
+                <w:rFonts w:ascii="Times New Roman" w:hAnsi="Times New Roman"/>
+                <w:b/>
+                <w:color w:val="FFFFFF"/>
+                <w:sz w:val="15"/>
+              </w:rPr>
+              <w:t>Framework &amp; Technology</w:t>
+            </w:r>
+          </w:p>
+        </w:tc>
+      </w:tr>
+      <w:tr>
+        <w:trPr>
+          <w:cantSplit/>
+        </w:trPr>
+        <w:tc>
+          <w:tcPr>
+            <w:tcW w:type="dxa" w:w="1512"/>
+            <w:shd w:fill="FFFFFF"/>
+            <w:tcMar>
+              <w:top w:w="22" w:type="dxa"/>
+              <w:bottom w:w="22" w:type="dxa"/>
+              <w:left w:w="35" w:type="dxa"/>
+              <w:right w:w="35" w:type="dxa"/>
+            </w:tcMar>
+          </w:tcPr>
+          <w:p>
+            <w:pPr>
+              <w:keepNext/>
+              <w:jc w:val="center"/>
+            </w:pPr>
+            <w:r>
+              <w:rPr>
+                <w:rFonts w:ascii="Times New Roman" w:hAnsi="Times New Roman"/>
+                <w:color w:val="0F172A"/>
+                <w:sz w:val="14"/>
+              </w:rPr>
+              <w:t>Frontend Web</w:t>
+            </w:r>
+          </w:p>
+        </w:tc>
+        <w:tc>
+          <w:tcPr>
+            <w:tcW w:type="dxa" w:w="3384"/>
+            <w:shd w:fill="FFFFFF"/>
+            <w:tcMar>
+              <w:top w:w="22" w:type="dxa"/>
+              <w:bottom w:w="22" w:type="dxa"/>
+              <w:left w:w="35" w:type="dxa"/>
+              <w:right w:w="35" w:type="dxa"/>
+            </w:tcMar>
+          </w:tcPr>
+          <w:p>
+            <w:pPr>
+              <w:keepNext/>
+              <w:jc w:val="left"/>
+            </w:pPr>
+            <w:r>
+              <w:rPr>
+                <w:rFonts w:ascii="Times New Roman" w:hAnsi="Times New Roman"/>
+                <w:color w:val="0F172A"/>
+                <w:sz w:val="14"/>
+              </w:rPr>
+              <w:t>Next.js 14, React 18, Tailwind CSS, Lucide Icons</w:t>
+            </w:r>
+          </w:p>
+        </w:tc>
+      </w:tr>
+      <w:tr>
+        <w:trPr>
+          <w:cantSplit/>
+        </w:trPr>
+        <w:tc>
+          <w:tcPr>
+            <w:tcW w:type="dxa" w:w="1512"/>
+            <w:shd w:fill="F8FAFC"/>
+            <w:tcMar>
+              <w:top w:w="22" w:type="dxa"/>
+              <w:bottom w:w="22" w:type="dxa"/>
+              <w:left w:w="35" w:type="dxa"/>
+              <w:right w:w="35" w:type="dxa"/>
+            </w:tcMar>
+          </w:tcPr>
+          <w:p>
+            <w:pPr>
+              <w:keepNext/>
+              <w:jc w:val="center"/>
+            </w:pPr>
+            <w:r>
+              <w:rPr>
+                <w:rFonts w:ascii="Times New Roman" w:hAnsi="Times New Roman"/>
+                <w:color w:val="0F172A"/>
+                <w:sz w:val="14"/>
+              </w:rPr>
+              <w:t>Mobile Client</w:t>
+            </w:r>
+          </w:p>
+        </w:tc>
+        <w:tc>
+          <w:tcPr>
+            <w:tcW w:type="dxa" w:w="3384"/>
+            <w:shd w:fill="F8FAFC"/>
+            <w:tcMar>
+              <w:top w:w="22" w:type="dxa"/>
+              <w:bottom w:w="22" w:type="dxa"/>
+              <w:left w:w="35" w:type="dxa"/>
+              <w:right w:w="35" w:type="dxa"/>
+            </w:tcMar>
+          </w:tcPr>
+          <w:p>
+            <w:pPr>
+              <w:keepNext/>
+              <w:jc w:val="left"/>
+            </w:pPr>
+            <w:r>
+              <w:rPr>
+                <w:rFonts w:ascii="Times New Roman" w:hAnsi="Times New Roman"/>
+                <w:color w:val="0F172A"/>
+                <w:sz w:val="14"/>
+              </w:rPr>
+              <w:t>React Native (Expo SDK 52), TypeScript</w:t>
+            </w:r>
+          </w:p>
+        </w:tc>
+      </w:tr>
+      <w:tr>
+        <w:trPr>
+          <w:cantSplit/>
+        </w:trPr>
+        <w:tc>
+          <w:tcPr>
+            <w:tcW w:type="dxa" w:w="1512"/>
+            <w:shd w:fill="FFFFFF"/>
+            <w:tcMar>
+              <w:top w:w="22" w:type="dxa"/>
+              <w:bottom w:w="22" w:type="dxa"/>
+              <w:left w:w="35" w:type="dxa"/>
+              <w:right w:w="35" w:type="dxa"/>
+            </w:tcMar>
+          </w:tcPr>
+          <w:p>
+            <w:pPr>
+              <w:keepNext/>
+              <w:jc w:val="center"/>
+            </w:pPr>
+            <w:r>
+              <w:rPr>
+                <w:rFonts w:ascii="Times New Roman" w:hAnsi="Times New Roman"/>
+                <w:color w:val="0F172A"/>
+                <w:sz w:val="14"/>
+              </w:rPr>
+              <w:t>Mapping / GIS</w:t>
+            </w:r>
+          </w:p>
+        </w:tc>
+        <w:tc>
+          <w:tcPr>
+            <w:tcW w:type="dxa" w:w="3384"/>
+            <w:shd w:fill="FFFFFF"/>
+            <w:tcMar>
+              <w:top w:w="22" w:type="dxa"/>
+              <w:bottom w:w="22" w:type="dxa"/>
+              <w:left w:w="35" w:type="dxa"/>
+              <w:right w:w="35" w:type="dxa"/>
+            </w:tcMar>
+          </w:tcPr>
+          <w:p>
+            <w:pPr>
+              <w:keepNext/>
+              <w:jc w:val="left"/>
+            </w:pPr>
+            <w:r>
+              <w:rPr>
+                <w:rFonts w:ascii="Times New Roman" w:hAnsi="Times New Roman"/>
+                <w:color w:val="0F172A"/>
+                <w:sz w:val="14"/>
+              </w:rPr>
+              <w:t>Leaflet, OpenStreetMap, Overpass API, Turf.js</w:t>
+            </w:r>
+          </w:p>
+        </w:tc>
+      </w:tr>
+      <w:tr>
+        <w:trPr>
+          <w:cantSplit/>
+        </w:trPr>
+        <w:tc>
+          <w:tcPr>
+            <w:tcW w:type="dxa" w:w="1512"/>
+            <w:shd w:fill="F8FAFC"/>
+            <w:tcMar>
+              <w:top w:w="22" w:type="dxa"/>
+              <w:bottom w:w="22" w:type="dxa"/>
+              <w:left w:w="35" w:type="dxa"/>
+              <w:right w:w="35" w:type="dxa"/>
+            </w:tcMar>
+          </w:tcPr>
+          <w:p>
+            <w:pPr>
+              <w:keepNext/>
+              <w:jc w:val="center"/>
+            </w:pPr>
+            <w:r>
+              <w:rPr>
+                <w:rFonts w:ascii="Times New Roman" w:hAnsi="Times New Roman"/>
+                <w:color w:val="0F172A"/>
+                <w:sz w:val="14"/>
+              </w:rPr>
+              <w:t>Backend / DB</w:t>
+            </w:r>
+          </w:p>
+        </w:tc>
+        <w:tc>
+          <w:tcPr>
+            <w:tcW w:type="dxa" w:w="3384"/>
+            <w:shd w:fill="F8FAFC"/>
+            <w:tcMar>
+              <w:top w:w="22" w:type="dxa"/>
+              <w:bottom w:w="22" w:type="dxa"/>
+              <w:left w:w="35" w:type="dxa"/>
+              <w:right w:w="35" w:type="dxa"/>
+            </w:tcMar>
+          </w:tcPr>
+          <w:p>
+            <w:pPr>
+              <w:keepNext/>
+              <w:jc w:val="left"/>
+            </w:pPr>
+            <w:r>
+              <w:rPr>
+                <w:rFonts w:ascii="Times New Roman" w:hAnsi="Times New Roman"/>
+                <w:color w:val="0F172A"/>
+                <w:sz w:val="14"/>
+              </w:rPr>
+              <w:t>Node.js, Express, Supabase (PostgreSQL + RLS)</w:t>
+            </w:r>
+          </w:p>
+        </w:tc>
+      </w:tr>
+      <w:tr>
+        <w:trPr>
+          <w:cantSplit/>
+        </w:trPr>
+        <w:tc>
+          <w:tcPr>
+            <w:tcW w:type="dxa" w:w="1512"/>
+            <w:shd w:fill="FFFFFF"/>
+            <w:tcMar>
+              <w:top w:w="22" w:type="dxa"/>
+              <w:bottom w:w="22" w:type="dxa"/>
+              <w:left w:w="35" w:type="dxa"/>
+              <w:right w:w="35" w:type="dxa"/>
+            </w:tcMar>
+          </w:tcPr>
+          <w:p>
+            <w:pPr>
+              <w:keepNext/>
+              <w:jc w:val="center"/>
+            </w:pPr>
+            <w:r>
+              <w:rPr>
+                <w:rFonts w:ascii="Times New Roman" w:hAnsi="Times New Roman"/>
+                <w:color w:val="0F172A"/>
+                <w:sz w:val="14"/>
+              </w:rPr>
+              <w:t>Escort Telemetry</w:t>
+            </w:r>
+          </w:p>
+        </w:tc>
+        <w:tc>
+          <w:tcPr>
+            <w:tcW w:type="dxa" w:w="3384"/>
+            <w:shd w:fill="FFFFFF"/>
+            <w:tcMar>
+              <w:top w:w="22" w:type="dxa"/>
+              <w:bottom w:w="22" w:type="dxa"/>
+              <w:left w:w="35" w:type="dxa"/>
+              <w:right w:w="35" w:type="dxa"/>
+            </w:tcMar>
+          </w:tcPr>
+          <w:p>
+            <w:pPr>
+              <w:keepNext/>
+              <w:jc w:val="left"/>
+            </w:pPr>
+            <w:r>
+              <w:rPr>
+                <w:rFonts w:ascii="Times New Roman" w:hAnsi="Times New Roman"/>
+                <w:color w:val="0F172A"/>
+                <w:sz w:val="14"/>
+              </w:rPr>
+              <w:t>W3C Geolocation API, Web Audio API, Web Workers</w:t>
+            </w:r>
+          </w:p>
+        </w:tc>
+      </w:tr>
+      <w:tr>
+        <w:trPr>
+          <w:cantSplit/>
+        </w:trPr>
+        <w:tc>
+          <w:tcPr>
+            <w:tcW w:type="dxa" w:w="1512"/>
+            <w:shd w:fill="F8FAFC"/>
+            <w:tcMar>
+              <w:top w:w="22" w:type="dxa"/>
+              <w:bottom w:w="22" w:type="dxa"/>
+              <w:left w:w="35" w:type="dxa"/>
+              <w:right w:w="35" w:type="dxa"/>
             </w:tcMar>
           </w:tcPr>
           <w:p>
@@ -2174,102 +2093,22 @@
             <w:r>
               <w:rPr>
                 <w:rFonts w:ascii="Times New Roman" w:hAnsi="Times New Roman"/>
-                <w:b/>
-                <w:color w:val="FFFFFF"/>
-                <w:sz w:val="18"/>
+                <w:color w:val="0F172A"/>
+                <w:sz w:val="14"/>
               </w:rPr>
-              <w:t>System Layer</w:t>
+              <w:t>Tooling &amp; CI</w:t>
             </w:r>
           </w:p>
         </w:tc>
         <w:tc>
           <w:tcPr>
-            <w:tcW w:type="dxa" w:w="3168"/>
-            <w:shd w:fill="2A132C"/>
+            <w:tcW w:type="dxa" w:w="3384"/>
+            <w:shd w:fill="F8FAFC"/>
             <w:tcMar>
-              <w:top w:w="100" w:type="dxa"/>
-              <w:bottom w:w="100" w:type="dxa"/>
-              <w:left w:w="120" w:type="dxa"/>
-              <w:right w:w="120" w:type="dxa"/>
-            </w:tcMar>
-          </w:tcPr>
-          <w:p>
-            <w:pPr>
-              <w:jc w:val="center"/>
-            </w:pPr>
-            <w:r>
-              <w:rPr>
-                <w:rFonts w:ascii="Times New Roman" w:hAnsi="Times New Roman"/>
-                <w:b/>
-                <w:color w:val="FFFFFF"/>
-                <w:sz w:val="18"/>
-              </w:rPr>
-              <w:t>Technology</w:t>
-            </w:r>
-          </w:p>
-        </w:tc>
-        <w:tc>
-          <w:tcPr>
-            <w:tcW w:type="dxa" w:w="4608"/>
-            <w:shd w:fill="2A132C"/>
-            <w:tcMar>
-              <w:top w:w="100" w:type="dxa"/>
-              <w:bottom w:w="100" w:type="dxa"/>
-              <w:left w:w="120" w:type="dxa"/>
-              <w:right w:w="120" w:type="dxa"/>
-            </w:tcMar>
-          </w:tcPr>
-          <w:p>
-            <w:pPr>
-              <w:jc w:val="center"/>
-            </w:pPr>
-            <w:r>
-              <w:rPr>
-                <w:rFonts w:ascii="Times New Roman" w:hAnsi="Times New Roman"/>
-                <w:b/>
-                <w:color w:val="FFFFFF"/>
-                <w:sz w:val="18"/>
-              </w:rPr>
-              <w:t>Operational Role</w:t>
-            </w:r>
-          </w:p>
-        </w:tc>
-      </w:tr>
-      <w:tr>
-        <w:tc>
-          <w:tcPr>
-            <w:tcW w:type="dxa" w:w="2160"/>
-            <w:shd w:fill="FFFFFF"/>
-            <w:tcMar>
-              <w:top w:w="80" w:type="dxa"/>
-              <w:bottom w:w="80" w:type="dxa"/>
-              <w:left w:w="120" w:type="dxa"/>
-              <w:right w:w="120" w:type="dxa"/>
-            </w:tcMar>
-          </w:tcPr>
-          <w:p>
-            <w:pPr>
-              <w:jc w:val="center"/>
-            </w:pPr>
-            <w:r>
-              <w:rPr>
-                <w:rFonts w:ascii="Times New Roman" w:hAnsi="Times New Roman"/>
-                <w:color w:val="1E293B"/>
-                <w:sz w:val="17"/>
-              </w:rPr>
-              <w:t>Frontend Client</w:t>
-            </w:r>
-          </w:p>
-        </w:tc>
-        <w:tc>
-          <w:tcPr>
-            <w:tcW w:type="dxa" w:w="3168"/>
-            <w:shd w:fill="FFFFFF"/>
-            <w:tcMar>
-              <w:top w:w="80" w:type="dxa"/>
-              <w:bottom w:w="80" w:type="dxa"/>
-              <w:left w:w="120" w:type="dxa"/>
-              <w:right w:w="120" w:type="dxa"/>
+              <w:top w:w="22" w:type="dxa"/>
+              <w:bottom w:w="22" w:type="dxa"/>
+              <w:left w:w="35" w:type="dxa"/>
+              <w:right w:w="35" w:type="dxa"/>
             </w:tcMar>
           </w:tcPr>
           <w:p>
@@ -2279,574 +2118,10 @@
             <w:r>
               <w:rPr>
                 <w:rFonts w:ascii="Times New Roman" w:hAnsi="Times New Roman"/>
-                <w:color w:val="1E293B"/>
-                <w:sz w:val="17"/>
+                <w:color w:val="0F172A"/>
+                <w:sz w:val="14"/>
               </w:rPr>
-              <w:t>HTML5, Tailwind CSS, Lucide</w:t>
-            </w:r>
-          </w:p>
-        </w:tc>
-        <w:tc>
-          <w:tcPr>
-            <w:tcW w:type="dxa" w:w="4608"/>
-            <w:shd w:fill="FFFFFF"/>
-            <w:tcMar>
-              <w:top w:w="80" w:type="dxa"/>
-              <w:bottom w:w="80" w:type="dxa"/>
-              <w:left w:w="120" w:type="dxa"/>
-              <w:right w:w="120" w:type="dxa"/>
-            </w:tcMar>
-          </w:tcPr>
-          <w:p>
-            <w:pPr>
-              <w:jc w:val="center"/>
-            </w:pPr>
-            <w:r>
-              <w:rPr>
-                <w:rFonts w:ascii="Times New Roman" w:hAnsi="Times New Roman"/>
-                <w:color w:val="1E293B"/>
-                <w:sz w:val="17"/>
-              </w:rPr>
-              <w:t>Responsive UI, modal dialogs, and accessibility controls</w:t>
-            </w:r>
-          </w:p>
-        </w:tc>
-      </w:tr>
-      <w:tr>
-        <w:tc>
-          <w:tcPr>
-            <w:tcW w:type="dxa" w:w="2160"/>
-            <w:shd w:fill="FAF5FB"/>
-            <w:tcMar>
-              <w:top w:w="80" w:type="dxa"/>
-              <w:bottom w:w="80" w:type="dxa"/>
-              <w:left w:w="120" w:type="dxa"/>
-              <w:right w:w="120" w:type="dxa"/>
-            </w:tcMar>
-          </w:tcPr>
-          <w:p>
-            <w:pPr>
-              <w:jc w:val="center"/>
-            </w:pPr>
-            <w:r>
-              <w:rPr>
-                <w:rFonts w:ascii="Times New Roman" w:hAnsi="Times New Roman"/>
-                <w:color w:val="1E293B"/>
-                <w:sz w:val="17"/>
-              </w:rPr>
-              <w:t>Geospatial Rendering</w:t>
-            </w:r>
-          </w:p>
-        </w:tc>
-        <w:tc>
-          <w:tcPr>
-            <w:tcW w:type="dxa" w:w="3168"/>
-            <w:shd w:fill="FAF5FB"/>
-            <w:tcMar>
-              <w:top w:w="80" w:type="dxa"/>
-              <w:bottom w:w="80" w:type="dxa"/>
-              <w:left w:w="120" w:type="dxa"/>
-              <w:right w:w="120" w:type="dxa"/>
-            </w:tcMar>
-          </w:tcPr>
-          <w:p>
-            <w:pPr>
-              <w:jc w:val="left"/>
-            </w:pPr>
-            <w:r>
-              <w:rPr>
-                <w:rFonts w:ascii="Times New Roman" w:hAnsi="Times New Roman"/>
-                <w:color w:val="1E293B"/>
-                <w:sz w:val="17"/>
-              </w:rPr>
-              <w:t>Leaflet 1.9.4, OpenStreetMap</w:t>
-            </w:r>
-          </w:p>
-        </w:tc>
-        <w:tc>
-          <w:tcPr>
-            <w:tcW w:type="dxa" w:w="4608"/>
-            <w:shd w:fill="FAF5FB"/>
-            <w:tcMar>
-              <w:top w:w="80" w:type="dxa"/>
-              <w:bottom w:w="80" w:type="dxa"/>
-              <w:left w:w="120" w:type="dxa"/>
-              <w:right w:w="120" w:type="dxa"/>
-            </w:tcMar>
-          </w:tcPr>
-          <w:p>
-            <w:pPr>
-              <w:jc w:val="center"/>
-            </w:pPr>
-            <w:r>
-              <w:rPr>
-                <w:rFonts w:ascii="Times New Roman" w:hAnsi="Times New Roman"/>
-                <w:color w:val="1E293B"/>
-                <w:sz w:val="17"/>
-              </w:rPr>
-              <w:t>Dynamic map tile rendering, marker clustering, safe corridors</w:t>
-            </w:r>
-          </w:p>
-        </w:tc>
-      </w:tr>
-      <w:tr>
-        <w:tc>
-          <w:tcPr>
-            <w:tcW w:type="dxa" w:w="2160"/>
-            <w:shd w:fill="FFFFFF"/>
-            <w:tcMar>
-              <w:top w:w="80" w:type="dxa"/>
-              <w:bottom w:w="80" w:type="dxa"/>
-              <w:left w:w="120" w:type="dxa"/>
-              <w:right w:w="120" w:type="dxa"/>
-            </w:tcMar>
-          </w:tcPr>
-          <w:p>
-            <w:pPr>
-              <w:jc w:val="center"/>
-            </w:pPr>
-            <w:r>
-              <w:rPr>
-                <w:rFonts w:ascii="Times New Roman" w:hAnsi="Times New Roman"/>
-                <w:color w:val="1E293B"/>
-                <w:sz w:val="17"/>
-              </w:rPr>
-              <w:t>Synthetic Audio</w:t>
-            </w:r>
-          </w:p>
-        </w:tc>
-        <w:tc>
-          <w:tcPr>
-            <w:tcW w:type="dxa" w:w="3168"/>
-            <w:shd w:fill="FFFFFF"/>
-            <w:tcMar>
-              <w:top w:w="80" w:type="dxa"/>
-              <w:bottom w:w="80" w:type="dxa"/>
-              <w:left w:w="120" w:type="dxa"/>
-              <w:right w:w="120" w:type="dxa"/>
-            </w:tcMar>
-          </w:tcPr>
-          <w:p>
-            <w:pPr>
-              <w:jc w:val="left"/>
-            </w:pPr>
-            <w:r>
-              <w:rPr>
-                <w:rFonts w:ascii="Times New Roman" w:hAnsi="Times New Roman"/>
-                <w:color w:val="1E293B"/>
-                <w:sz w:val="17"/>
-              </w:rPr>
-              <w:t>Web Audio API (OscillatorNode)</w:t>
-            </w:r>
-          </w:p>
-        </w:tc>
-        <w:tc>
-          <w:tcPr>
-            <w:tcW w:type="dxa" w:w="4608"/>
-            <w:shd w:fill="FFFFFF"/>
-            <w:tcMar>
-              <w:top w:w="80" w:type="dxa"/>
-              <w:bottom w:w="80" w:type="dxa"/>
-              <w:left w:w="120" w:type="dxa"/>
-              <w:right w:w="120" w:type="dxa"/>
-            </w:tcMar>
-          </w:tcPr>
-          <w:p>
-            <w:pPr>
-              <w:jc w:val="center"/>
-            </w:pPr>
-            <w:r>
-              <w:rPr>
-                <w:rFonts w:ascii="Times New Roman" w:hAnsi="Times New Roman"/>
-                <w:color w:val="1E293B"/>
-                <w:sz w:val="17"/>
-              </w:rPr>
-              <w:t>Synthesized dual-frequency emergency sirens (440Hz / 880Hz)</w:t>
-            </w:r>
-          </w:p>
-        </w:tc>
-      </w:tr>
-      <w:tr>
-        <w:tc>
-          <w:tcPr>
-            <w:tcW w:type="dxa" w:w="2160"/>
-            <w:shd w:fill="FAF5FB"/>
-            <w:tcMar>
-              <w:top w:w="80" w:type="dxa"/>
-              <w:bottom w:w="80" w:type="dxa"/>
-              <w:left w:w="120" w:type="dxa"/>
-              <w:right w:w="120" w:type="dxa"/>
-            </w:tcMar>
-          </w:tcPr>
-          <w:p>
-            <w:pPr>
-              <w:jc w:val="center"/>
-            </w:pPr>
-            <w:r>
-              <w:rPr>
-                <w:rFonts w:ascii="Times New Roman" w:hAnsi="Times New Roman"/>
-                <w:color w:val="1E293B"/>
-                <w:sz w:val="17"/>
-              </w:rPr>
-              <w:t>Backend REST API</w:t>
-            </w:r>
-          </w:p>
-        </w:tc>
-        <w:tc>
-          <w:tcPr>
-            <w:tcW w:type="dxa" w:w="3168"/>
-            <w:shd w:fill="FAF5FB"/>
-            <w:tcMar>
-              <w:top w:w="80" w:type="dxa"/>
-              <w:bottom w:w="80" w:type="dxa"/>
-              <w:left w:w="120" w:type="dxa"/>
-              <w:right w:w="120" w:type="dxa"/>
-            </w:tcMar>
-          </w:tcPr>
-          <w:p>
-            <w:pPr>
-              <w:jc w:val="left"/>
-            </w:pPr>
-            <w:r>
-              <w:rPr>
-                <w:rFonts w:ascii="Times New Roman" w:hAnsi="Times New Roman"/>
-                <w:color w:val="1E293B"/>
-                <w:sz w:val="17"/>
-              </w:rPr>
-              <w:t>Node.js, Express.js 4.19</w:t>
-            </w:r>
-          </w:p>
-        </w:tc>
-        <w:tc>
-          <w:tcPr>
-            <w:tcW w:type="dxa" w:w="4608"/>
-            <w:shd w:fill="FAF5FB"/>
-            <w:tcMar>
-              <w:top w:w="80" w:type="dxa"/>
-              <w:bottom w:w="80" w:type="dxa"/>
-              <w:left w:w="120" w:type="dxa"/>
-              <w:right w:w="120" w:type="dxa"/>
-            </w:tcMar>
-          </w:tcPr>
-          <w:p>
-            <w:pPr>
-              <w:jc w:val="center"/>
-            </w:pPr>
-            <w:r>
-              <w:rPr>
-                <w:rFonts w:ascii="Times New Roman" w:hAnsi="Times New Roman"/>
-                <w:color w:val="1E293B"/>
-                <w:sz w:val="17"/>
-              </w:rPr>
-              <w:t>Incident ingestion, spatial filtering, and moderator workflows</w:t>
-            </w:r>
-          </w:p>
-        </w:tc>
-      </w:tr>
-      <w:tr>
-        <w:tc>
-          <w:tcPr>
-            <w:tcW w:type="dxa" w:w="2160"/>
-            <w:shd w:fill="FFFFFF"/>
-            <w:tcMar>
-              <w:top w:w="80" w:type="dxa"/>
-              <w:bottom w:w="80" w:type="dxa"/>
-              <w:left w:w="120" w:type="dxa"/>
-              <w:right w:w="120" w:type="dxa"/>
-            </w:tcMar>
-          </w:tcPr>
-          <w:p>
-            <w:pPr>
-              <w:jc w:val="center"/>
-            </w:pPr>
-            <w:r>
-              <w:rPr>
-                <w:rFonts w:ascii="Times New Roman" w:hAnsi="Times New Roman"/>
-                <w:color w:val="1E293B"/>
-                <w:sz w:val="17"/>
-              </w:rPr>
-              <w:t>Database Layer</w:t>
-            </w:r>
-          </w:p>
-        </w:tc>
-        <w:tc>
-          <w:tcPr>
-            <w:tcW w:type="dxa" w:w="3168"/>
-            <w:shd w:fill="FFFFFF"/>
-            <w:tcMar>
-              <w:top w:w="80" w:type="dxa"/>
-              <w:bottom w:w="80" w:type="dxa"/>
-              <w:left w:w="120" w:type="dxa"/>
-              <w:right w:w="120" w:type="dxa"/>
-            </w:tcMar>
-          </w:tcPr>
-          <w:p>
-            <w:pPr>
-              <w:jc w:val="left"/>
-            </w:pPr>
-            <w:r>
-              <w:rPr>
-                <w:rFonts w:ascii="Times New Roman" w:hAnsi="Times New Roman"/>
-                <w:color w:val="1E293B"/>
-                <w:sz w:val="17"/>
-              </w:rPr>
-              <w:t>MySQL 8.0 / Relational Schema</w:t>
-            </w:r>
-          </w:p>
-        </w:tc>
-        <w:tc>
-          <w:tcPr>
-            <w:tcW w:type="dxa" w:w="4608"/>
-            <w:shd w:fill="FFFFFF"/>
-            <w:tcMar>
-              <w:top w:w="80" w:type="dxa"/>
-              <w:bottom w:w="80" w:type="dxa"/>
-              <w:left w:w="120" w:type="dxa"/>
-              <w:right w:w="120" w:type="dxa"/>
-            </w:tcMar>
-          </w:tcPr>
-          <w:p>
-            <w:pPr>
-              <w:jc w:val="center"/>
-            </w:pPr>
-            <w:r>
-              <w:rPr>
-                <w:rFonts w:ascii="Times New Roman" w:hAnsi="Times New Roman"/>
-                <w:color w:val="1E293B"/>
-                <w:sz w:val="17"/>
-              </w:rPr>
-              <w:t>Structured spatial persistence, RBAC policies, audit logs</w:t>
-            </w:r>
-          </w:p>
-        </w:tc>
-      </w:tr>
-      <w:tr>
-        <w:tc>
-          <w:tcPr>
-            <w:tcW w:type="dxa" w:w="2160"/>
-            <w:shd w:fill="FAF5FB"/>
-            <w:tcMar>
-              <w:top w:w="80" w:type="dxa"/>
-              <w:bottom w:w="80" w:type="dxa"/>
-              <w:left w:w="120" w:type="dxa"/>
-              <w:right w:w="120" w:type="dxa"/>
-            </w:tcMar>
-          </w:tcPr>
-          <w:p>
-            <w:pPr>
-              <w:jc w:val="center"/>
-            </w:pPr>
-            <w:r>
-              <w:rPr>
-                <w:rFonts w:ascii="Times New Roman" w:hAnsi="Times New Roman"/>
-                <w:color w:val="1E293B"/>
-                <w:sz w:val="17"/>
-              </w:rPr>
-              <w:t>Routing Engine</w:t>
-            </w:r>
-          </w:p>
-        </w:tc>
-        <w:tc>
-          <w:tcPr>
-            <w:tcW w:type="dxa" w:w="3168"/>
-            <w:shd w:fill="FAF5FB"/>
-            <w:tcMar>
-              <w:top w:w="80" w:type="dxa"/>
-              <w:bottom w:w="80" w:type="dxa"/>
-              <w:left w:w="120" w:type="dxa"/>
-              <w:right w:w="120" w:type="dxa"/>
-            </w:tcMar>
-          </w:tcPr>
-          <w:p>
-            <w:pPr>
-              <w:jc w:val="left"/>
-            </w:pPr>
-            <w:r>
-              <w:rPr>
-                <w:rFonts w:ascii="Times New Roman" w:hAnsi="Times New Roman"/>
-                <w:color w:val="1E293B"/>
-                <w:sz w:val="17"/>
-              </w:rPr>
-              <w:t>OSRM (Open Source Routing Machine)</w:t>
-            </w:r>
-          </w:p>
-        </w:tc>
-        <w:tc>
-          <w:tcPr>
-            <w:tcW w:type="dxa" w:w="4608"/>
-            <w:shd w:fill="FAF5FB"/>
-            <w:tcMar>
-              <w:top w:w="80" w:type="dxa"/>
-              <w:bottom w:w="80" w:type="dxa"/>
-              <w:left w:w="120" w:type="dxa"/>
-              <w:right w:w="120" w:type="dxa"/>
-            </w:tcMar>
-          </w:tcPr>
-          <w:p>
-            <w:pPr>
-              <w:jc w:val="center"/>
-            </w:pPr>
-            <w:r>
-              <w:rPr>
-                <w:rFonts w:ascii="Times New Roman" w:hAnsi="Times New Roman"/>
-                <w:color w:val="1E293B"/>
-                <w:sz w:val="17"/>
-              </w:rPr>
-              <w:t>Real-world road-network pedestrian path calculation</w:t>
-            </w:r>
-          </w:p>
-        </w:tc>
-      </w:tr>
-      <w:tr>
-        <w:tc>
-          <w:tcPr>
-            <w:tcW w:type="dxa" w:w="2160"/>
-            <w:shd w:fill="FFFFFF"/>
-            <w:tcMar>
-              <w:top w:w="80" w:type="dxa"/>
-              <w:bottom w:w="80" w:type="dxa"/>
-              <w:left w:w="120" w:type="dxa"/>
-              <w:right w:w="120" w:type="dxa"/>
-            </w:tcMar>
-          </w:tcPr>
-          <w:p>
-            <w:pPr>
-              <w:jc w:val="center"/>
-            </w:pPr>
-            <w:r>
-              <w:rPr>
-                <w:rFonts w:ascii="Times New Roman" w:hAnsi="Times New Roman"/>
-                <w:color w:val="1E293B"/>
-                <w:sz w:val="17"/>
-              </w:rPr>
-              <w:t>Mobile Hybrid App</w:t>
-            </w:r>
-          </w:p>
-        </w:tc>
-        <w:tc>
-          <w:tcPr>
-            <w:tcW w:type="dxa" w:w="3168"/>
-            <w:shd w:fill="FFFFFF"/>
-            <w:tcMar>
-              <w:top w:w="80" w:type="dxa"/>
-              <w:bottom w:w="80" w:type="dxa"/>
-              <w:left w:w="120" w:type="dxa"/>
-              <w:right w:w="120" w:type="dxa"/>
-            </w:tcMar>
-          </w:tcPr>
-          <w:p>
-            <w:pPr>
-              <w:jc w:val="left"/>
-            </w:pPr>
-            <w:r>
-              <w:rPr>
-                <w:rFonts w:ascii="Times New Roman" w:hAnsi="Times New Roman"/>
-                <w:color w:val="1E293B"/>
-                <w:sz w:val="17"/>
-              </w:rPr>
-              <w:t>Capacitor 8.5 &amp; PWA Manifest</w:t>
-            </w:r>
-          </w:p>
-        </w:tc>
-        <w:tc>
-          <w:tcPr>
-            <w:tcW w:type="dxa" w:w="4608"/>
-            <w:shd w:fill="FFFFFF"/>
-            <w:tcMar>
-              <w:top w:w="80" w:type="dxa"/>
-              <w:bottom w:w="80" w:type="dxa"/>
-              <w:left w:w="120" w:type="dxa"/>
-              <w:right w:w="120" w:type="dxa"/>
-            </w:tcMar>
-          </w:tcPr>
-          <w:p>
-            <w:pPr>
-              <w:jc w:val="center"/>
-            </w:pPr>
-            <w:r>
-              <w:rPr>
-                <w:rFonts w:ascii="Times New Roman" w:hAnsi="Times New Roman"/>
-                <w:color w:val="1E293B"/>
-                <w:sz w:val="17"/>
-              </w:rPr>
-              <w:t>Native Android APK compilation and 1-tap browser installation</w:t>
-            </w:r>
-          </w:p>
-        </w:tc>
-      </w:tr>
-      <w:tr>
-        <w:tc>
-          <w:tcPr>
-            <w:tcW w:type="dxa" w:w="2160"/>
-            <w:shd w:fill="FAF5FB"/>
-            <w:tcMar>
-              <w:top w:w="80" w:type="dxa"/>
-              <w:bottom w:w="80" w:type="dxa"/>
-              <w:left w:w="120" w:type="dxa"/>
-              <w:right w:w="120" w:type="dxa"/>
-            </w:tcMar>
-          </w:tcPr>
-          <w:p>
-            <w:pPr>
-              <w:jc w:val="center"/>
-            </w:pPr>
-            <w:r>
-              <w:rPr>
-                <w:rFonts w:ascii="Times New Roman" w:hAnsi="Times New Roman"/>
-                <w:color w:val="1E293B"/>
-                <w:sz w:val="17"/>
-              </w:rPr>
-              <w:t>CI/CD Pipeline</w:t>
-            </w:r>
-          </w:p>
-        </w:tc>
-        <w:tc>
-          <w:tcPr>
-            <w:tcW w:type="dxa" w:w="3168"/>
-            <w:shd w:fill="FAF5FB"/>
-            <w:tcMar>
-              <w:top w:w="80" w:type="dxa"/>
-              <w:bottom w:w="80" w:type="dxa"/>
-              <w:left w:w="120" w:type="dxa"/>
-              <w:right w:w="120" w:type="dxa"/>
-            </w:tcMar>
-          </w:tcPr>
-          <w:p>
-            <w:pPr>
-              <w:jc w:val="left"/>
-            </w:pPr>
-            <w:r>
-              <w:rPr>
-                <w:rFonts w:ascii="Times New Roman" w:hAnsi="Times New Roman"/>
-                <w:color w:val="1E293B"/>
-                <w:sz w:val="17"/>
-              </w:rPr>
-              <w:t>GitHub Actions, Ubuntu Runner</w:t>
-            </w:r>
-          </w:p>
-        </w:tc>
-        <w:tc>
-          <w:tcPr>
-            <w:tcW w:type="dxa" w:w="4608"/>
-            <w:shd w:fill="FAF5FB"/>
-            <w:tcMar>
-              <w:top w:w="80" w:type="dxa"/>
-              <w:bottom w:w="80" w:type="dxa"/>
-              <w:left w:w="120" w:type="dxa"/>
-              <w:right w:w="120" w:type="dxa"/>
-            </w:tcMar>
-          </w:tcPr>
-          <w:p>
-            <w:pPr>
-              <w:jc w:val="center"/>
-            </w:pPr>
-            <w:r>
-              <w:rPr>
-                <w:rFonts w:ascii="Times New Roman" w:hAnsi="Times New Roman"/>
-                <w:color w:val="1E293B"/>
-                <w:sz w:val="17"/>
-              </w:rPr>
-              <w:t>Automated syntax validation, testing, and APK compilation</w:t>
+              <w:t>Git, GitHub, Vitest, ESLint, VS Code</w:t>
             </w:r>
           </w:p>
         </w:tc>
@@ -2854,51 +2129,33 @@
     </w:tbl>
     <w:p>
       <w:pPr>
-        <w:spacing w:after="80"/>
-      </w:pPr>
-    </w:p>
-    <w:p>
-      <w:pPr>
         <w:keepNext/>
-        <w:spacing w:before="160" w:after="40"/>
+        <w:spacing w:before="80" w:after="20"/>
+        <w:jc w:val="left"/>
       </w:pPr>
       <w:r>
         <w:rPr>
           <w:rFonts w:ascii="Times New Roman" w:hAnsi="Times New Roman"/>
           <w:b/>
           <w:i/>
-          <w:color w:val="1E293B"/>
-          <w:sz w:val="20"/>
+          <w:color w:val="000000"/>
+          <w:sz w:val="18"/>
         </w:rPr>
         <w:t>A. Routing Logic and Algorithm Specification</w:t>
       </w:r>
     </w:p>
     <w:p>
       <w:pPr>
-        <w:spacing w:after="100" w:line="264" w:lineRule="auto"/>
+        <w:spacing w:after="40" w:line="247" w:lineRule="auto"/>
         <w:jc w:val="both"/>
       </w:pPr>
       <w:r>
         <w:rPr>
           <w:rFonts w:ascii="Times New Roman" w:hAnsi="Times New Roman"/>
-          <w:color w:val="1E293B"/>
-          <w:sz w:val="20"/>
-        </w:rPr>
-        <w:t>Listing 1 details the core algorithm implemented in SafeCity for evaluating multi-criteria path safety scores and monitoring stationary escort watchdog states.</w:t>
-      </w:r>
-    </w:p>
-    <w:p>
-      <w:pPr>
-        <w:spacing w:before="120" w:after="40"/>
-        <w:jc w:val="center"/>
-      </w:pPr>
-      <w:r>
-        <w:rPr>
-          <w:rFonts w:ascii="Times New Roman" w:hAnsi="Times New Roman"/>
-          <w:i/>
+          <w:color w:val="000000"/>
           <w:sz w:val="18"/>
         </w:rPr>
-        <w:t>Listing 1. Multi-Criteria Route Safety Evaluation and Telemetry Watchdog Routine</w:t>
+        <w:t>Listing 1 details the core multi-criteria route evaluation and stationary watchdog routine implemented in TypeScript.</w:t>
       </w:r>
     </w:p>
     <w:tbl>
@@ -2908,31 +2165,69 @@
         <w:tblLook w:firstColumn="1" w:firstRow="1" w:lastColumn="0" w:lastRow="0" w:noHBand="0" w:noVBand="1" w:val="04A0"/>
       </w:tblPr>
       <w:tblGrid>
-        <w:gridCol w:w="10080"/>
+        <w:gridCol w:w="10282"/>
       </w:tblGrid>
       <w:tr>
+        <w:trPr>
+          <w:cantSplit/>
+        </w:trPr>
         <w:tc>
           <w:tcPr>
-            <w:tcW w:type="dxa" w:w="10080"/>
+            <w:tcW w:type="dxa" w:w="10282"/>
             <w:shd w:fill="F8FAFC"/>
             <w:tcMar>
-              <w:top w:w="100" w:type="dxa"/>
-              <w:bottom w:w="100" w:type="dxa"/>
-              <w:left w:w="150" w:type="dxa"/>
-              <w:right w:w="150" w:type="dxa"/>
+              <w:top w:w="25" w:type="dxa"/>
+              <w:bottom w:w="25" w:type="dxa"/>
+              <w:left w:w="45" w:type="dxa"/>
+              <w:right w:w="45" w:type="dxa"/>
             </w:tcMar>
           </w:tcPr>
           <w:p>
             <w:pPr>
-              <w:spacing w:before="0" w:after="0" w:line="252" w:lineRule="auto"/>
+              <w:keepLines/>
+              <w:spacing w:before="0" w:after="0" w:line="242" w:lineRule="auto"/>
             </w:pPr>
             <w:r>
               <w:rPr>
-                <w:rFonts w:ascii="Courier New" w:hAnsi="Courier New"/>
+                <w:rFonts w:ascii="Consolas" w:hAnsi="Consolas"/>
                 <w:color w:val="0F172A"/>
-                <w:sz w:val="16"/>
+                <w:sz w:val="12"/>
               </w:rPr>
-              <w:t>Algorithm 1: Multi-Criteria Route Safety Evaluation and Telemetry Watchdog\nInput: Route coordinates R = {c_1, c_2, ..., c_k}, Incidents list I, SafeHavens list H\nOutput: Safety Score S in [10, 98], Watchdog State\n-------------------------------------------------------------------------\n1:  S_base &lt;- 75.0\n2:  total_penalty &lt;- 0.0\n3:  FOR EACH incident in I DO:\n4:      IF incident.status == 'VERIFIED' THEN\n5:          d_min &lt;- min_distance(incident.location, R)\n6:          IF d_min &lt;= 450 meters THEN\n7:              dt_hours &lt;- (current_time - incident.timestamp) / 3600\n8:              w &lt;- get_severity_weight(incident.severity)\n9:              penalty &lt;- w * exp(-(d_min^2) / (2 * 250^2)) * exp(-0.005 * dt_hours)\n10:             total_penalty &lt;- total_penalty + penalty\n11:         END IF\n12:     END IF\n13: END FOR\n14: total_bonus &lt;- 0.0\n15: FOR EACH haven in H DO:\n16:     IF min_distance(haven.location, R) &lt;= 400 meters THEN\n17:         total_bonus &lt;- min(total_bonus + 8.0, 18.0)\n18:     END IF\n19: END FOR\n20: S_route &lt;- clamp(S_base - total_penalty + total_bonus, 10.0, 98.0)\n21: PROCEDURE Watchdog_Update(current_gps, previous_gps, dt_stationary):\n22:     displacement &lt;- Haversine(current_gps, previous_gps)\n23:     IF displacement &lt; 10.0 meters THEN\n24:         dt_stationary &lt;- dt_stationary + delta_t\n25:         IF dt_stationary &gt;= 180 seconds THEN\n26:             Trigger_Emergency_SOS(dual_chime = TRUE, sms_dispatch = TRUE)\n27:         END IF\n28:     ELSE:\n29:         dt_stationary &lt;- 0\n30:     END IF\n31: RETURN S_route</w:t>
+              <w:t>// Listing 1: Multi-Criteria Route Safety Evaluation</w:t>
+              <w:br/>
+              <w:t>function computeSafetyScore(corridor: RouteCorridor,</w:t>
+              <w:br/>
+              <w:t xml:space="preserve">  incidents: Incident[], havens: Haven[]): number {</w:t>
+              <w:br/>
+              <w:t xml:space="preserve">  let penalty = 0;</w:t>
+              <w:br/>
+              <w:t xml:space="preserve">  const now = Date.now();</w:t>
+              <w:br/>
+              <w:t xml:space="preserve">  for (const inc of incidents) {</w:t>
+              <w:br/>
+              <w:t xml:space="preserve">    const d = minDistanceToRoute(inc.coords, corridor);</w:t>
+              <w:br/>
+              <w:t xml:space="preserve">    if (d &lt;= 300) {</w:t>
+              <w:br/>
+              <w:t xml:space="preserve">      const sDecay = Math.exp(-(d**2)/(2 * 150**2));</w:t>
+              <w:br/>
+              <w:t xml:space="preserve">      const tDecay = Math.exp(-(now - inc.time)/30_DAYS);</w:t>
+              <w:br/>
+              <w:t xml:space="preserve">      penalty += inc.severityWeight * sDecay * tDecay;</w:t>
+              <w:br/>
+              <w:t xml:space="preserve">    }</w:t>
+              <w:br/>
+              <w:t xml:space="preserve">  }</w:t>
+              <w:br/>
+              <w:t xml:space="preserve">  const hBonus = countNearbyHavens(corridor, havens, 250) * 4;</w:t>
+              <w:br/>
+              <w:t xml:space="preserve">  const lBonus = corridor.isLit ? 8 : 0;</w:t>
+              <w:br/>
+              <w:t xml:space="preserve">  const raw = 100 - Math.min(80, penalty) + hBonus + lBonus;</w:t>
+              <w:br/>
+              <w:t xml:space="preserve">  return Math.min(98, Math.max(15, Math.round(raw)));</w:t>
+              <w:br/>
+              <w:t>}</w:t>
             </w:r>
           </w:p>
         </w:tc>
@@ -2940,347 +2235,341 @@
     </w:tbl>
     <w:p>
       <w:pPr>
-        <w:spacing w:after="60"/>
+        <w:keepNext/>
+        <w:spacing w:before="20" w:after="70"/>
+        <w:jc w:val="center"/>
       </w:pPr>
+      <w:r>
+        <w:rPr>
+          <w:rFonts w:ascii="Times New Roman" w:hAnsi="Times New Roman"/>
+          <w:i/>
+          <w:sz w:val="15"/>
+        </w:rPr>
+        <w:t>Listing 1. Multi-criteria route safety evaluation routine.</w:t>
+      </w:r>
     </w:p>
     <w:p>
       <w:pPr>
         <w:keepNext/>
-        <w:spacing w:before="160" w:after="40"/>
+        <w:spacing w:before="80" w:after="20"/>
+        <w:jc w:val="left"/>
       </w:pPr>
       <w:r>
         <w:rPr>
           <w:rFonts w:ascii="Times New Roman" w:hAnsi="Times New Roman"/>
           <w:b/>
           <w:i/>
-          <w:color w:val="1E293B"/>
-          <w:sz w:val="20"/>
+          <w:color w:val="000000"/>
+          <w:sz w:val="18"/>
         </w:rPr>
         <w:t>B. Deployment and Testing Methodology</w:t>
       </w:r>
     </w:p>
     <w:p>
       <w:pPr>
-        <w:spacing w:after="100" w:line="264" w:lineRule="auto"/>
+        <w:spacing w:after="40" w:line="247" w:lineRule="auto"/>
         <w:jc w:val="both"/>
       </w:pPr>
       <w:r>
         <w:rPr>
           <w:rFonts w:ascii="Times New Roman" w:hAnsi="Times New Roman"/>
-          <w:color w:val="1E293B"/>
-          <w:sz w:val="20"/>
+          <w:color w:val="000000"/>
+          <w:sz w:val="18"/>
         </w:rPr>
-        <w:t>Development and experimental benchmarking were performed on a standard mobile workstation (Intel Core i5, 16 GB RAM, Windows 11) using Node.js v20, MySQL 8.0, and the Android SDK (Platform 34). Unit and integration test suites cover REST API status transitions, coordinate quantization algorithms, and spatial scoring routines. All assets are version-controlled on GitHub and deployed continuously to cloud edge infrastructure.</w:t>
+        <w:t>Unit testing was conducted across mathematical decay routines, boundary clipping, and watchdog timer transitions using the Vitest test runner. Client components were verified on Chromium and WebKit mobile engines across both high-density 4G/5G connections and degraded 2G connectivity (simulated via Chrome DevTools Network Throttling).</w:t>
       </w:r>
     </w:p>
     <w:p>
       <w:pPr>
         <w:keepNext/>
-        <w:spacing w:before="240" w:after="60"/>
+        <w:spacing w:before="120" w:after="40"/>
+        <w:jc w:val="center"/>
       </w:pPr>
       <w:r>
         <w:rPr>
           <w:rFonts w:ascii="Times New Roman" w:hAnsi="Times New Roman"/>
           <w:b/>
-          <w:color w:val="0F172A"/>
-          <w:sz w:val="21"/>
+          <w:color w:val="000000"/>
+          <w:sz w:val="19"/>
         </w:rPr>
         <w:t>V. SECURITY, PRIVACY AND THREAT MODEL</w:t>
       </w:r>
     </w:p>
     <w:p>
       <w:pPr>
-        <w:spacing w:after="100" w:line="264" w:lineRule="auto"/>
-        <w:jc w:val="both"/>
-      </w:pPr>
-      <w:r>
-        <w:rPr>
-          <w:rFonts w:ascii="Times New Roman" w:hAnsi="Times New Roman"/>
-          <w:color w:val="1E293B"/>
-          <w:sz w:val="20"/>
-        </w:rPr>
-        <w:t>Because public safety platforms operate within adversarial and privacy-sensitive urban environments, their security and data-protection properties must be rigorously analyzed.</w:t>
-      </w:r>
-    </w:p>
-    <w:p>
-      <w:pPr>
         <w:keepNext/>
-        <w:spacing w:before="160" w:after="40"/>
+        <w:spacing w:before="80" w:after="20"/>
+        <w:jc w:val="left"/>
       </w:pPr>
       <w:r>
         <w:rPr>
           <w:rFonts w:ascii="Times New Roman" w:hAnsi="Times New Roman"/>
           <w:b/>
           <w:i/>
-          <w:color w:val="1E293B"/>
-          <w:sz w:val="20"/>
+          <w:color w:val="000000"/>
+          <w:sz w:val="18"/>
         </w:rPr>
         <w:t>A. Threat Model</w:t>
       </w:r>
     </w:p>
     <w:p>
       <w:pPr>
-        <w:spacing w:after="100" w:line="264" w:lineRule="auto"/>
+        <w:spacing w:after="40" w:line="247" w:lineRule="auto"/>
         <w:jc w:val="both"/>
       </w:pPr>
       <w:r>
         <w:rPr>
           <w:rFonts w:ascii="Times New Roman" w:hAnsi="Times New Roman"/>
-          <w:color w:val="1E293B"/>
-          <w:sz w:val="20"/>
+          <w:color w:val="000000"/>
+          <w:sz w:val="18"/>
         </w:rPr>
-        <w:t>SafeCity explicitly considers four adversary classes: (i) Malicious Disinformation Actors: External adversaries seeking to fabricate false incident clusters to artificially depress neighborhood safety ratings or divert foot traffic; (ii) Stalking and Voyeuristic Adversaries: Malicious actors attempting to scrape spatial incident data or companion telemetry to identify vulnerable victims' personal residence or daily travel routines; (iii) Compromised Administrative Insiders: Rogue moderators attempting to alter incident statuses or delete verified records; and (iv) Network Eavesdroppers: Intermediaries attempting to intercept unencrypted location packets over insecure public Wi-Fi networks.</w:t>
+        <w:t>Four threat classes were modeled during system formulation: (i) Malicious Disinformation: bad actors submitting bogus incident reports to artificially stigmatize neighborhoods; (ii) Location Deanonymization: adversaries correlating timestamps to deanonymize vulnerable reporters; (iii) DoS Flooding: automated bots overwhelming the reporting API; and (iv) False Panic Triggers: inadvertent emergency escalations caused by transit slowdowns.</w:t>
       </w:r>
     </w:p>
     <w:p>
       <w:pPr>
         <w:keepNext/>
-        <w:spacing w:before="160" w:after="40"/>
+        <w:spacing w:before="80" w:after="20"/>
+        <w:jc w:val="left"/>
       </w:pPr>
       <w:r>
         <w:rPr>
           <w:rFonts w:ascii="Times New Roman" w:hAnsi="Times New Roman"/>
           <w:b/>
           <w:i/>
-          <w:color w:val="1E293B"/>
-          <w:sz w:val="20"/>
+          <w:color w:val="000000"/>
+          <w:sz w:val="18"/>
         </w:rPr>
         <w:t>B. Location Privacy and Spatial Obfuscation</w:t>
       </w:r>
     </w:p>
     <w:p>
       <w:pPr>
-        <w:spacing w:after="100" w:line="264" w:lineRule="auto"/>
+        <w:spacing w:after="40" w:line="247" w:lineRule="auto"/>
         <w:jc w:val="both"/>
       </w:pPr>
       <w:r>
         <w:rPr>
           <w:rFonts w:ascii="Times New Roman" w:hAnsi="Times New Roman"/>
-          <w:color w:val="1E293B"/>
-          <w:sz w:val="20"/>
+          <w:color w:val="000000"/>
+          <w:sz w:val="18"/>
         </w:rPr>
-        <w:t>To counter Adversary Class (ii), SafeCity incorporates client-side coordinate quantization. Latitude and longitude readings submitted in incident reports are truncated to three decimal places before leaving the user's device. In geographic terms, a 0.001-degree displacement at Bengaluru's latitude (12.97° N) corresponds to approximately 111 meters. This level of spatial coarsening preserves the street-level utility of the report while completely preventing an adversary from isolating the victim's exact doorway or office entrance. Furthermore, live companion escort telemetry is ephemeral: real-time waypoints are maintained in volatile client-side memory and purged immediately upon session completion.</w:t>
+        <w:t>To counter deanonymization, client-side coordinates are truncated to 3 decimal places (~110-meter cell resolution) prior to transmission. Exact street address strings and doorway coordinates are discarded, preserving victim anonymity while ensuring neighborhood-scale situational awareness.</w:t>
       </w:r>
     </w:p>
     <w:p>
       <w:pPr>
         <w:keepNext/>
-        <w:spacing w:before="160" w:after="40"/>
+        <w:spacing w:before="80" w:after="20"/>
+        <w:jc w:val="left"/>
       </w:pPr>
       <w:r>
         <w:rPr>
           <w:rFonts w:ascii="Times New Roman" w:hAnsi="Times New Roman"/>
           <w:b/>
           <w:i/>
-          <w:color w:val="1E293B"/>
-          <w:sz w:val="20"/>
+          <w:color w:val="000000"/>
+          <w:sz w:val="18"/>
         </w:rPr>
         <w:t>C. Data Minimization and Regulatory Alignment</w:t>
       </w:r>
     </w:p>
     <w:p>
       <w:pPr>
-        <w:spacing w:after="100" w:line="264" w:lineRule="auto"/>
+        <w:spacing w:after="40" w:line="247" w:lineRule="auto"/>
         <w:jc w:val="both"/>
       </w:pPr>
       <w:r>
         <w:rPr>
           <w:rFonts w:ascii="Times New Roman" w:hAnsi="Times New Roman"/>
-          <w:color w:val="1E293B"/>
-          <w:sz w:val="20"/>
+          <w:color w:val="000000"/>
+          <w:sz w:val="18"/>
         </w:rPr>
-        <w:t>Our data pipeline adheres to India's 2023 DPDP framework [11] and the IT Act (2000). By limiting collection to strictly necessary telemetry, citizens can log incidents and compute routes without creating an account or providing identifiable credentials. Authentication is strictly reserved for administrative moderators and optional cloud synchronization.</w:t>
+        <w:t>Our data pipeline adheres to India's 2023 DPDP framework [11] and the IT Act (2000). By limiting collection to strictly necessary telemetry, citizens can log incidents and compute routes without creating an account or providing telephone numbers. Session coordinates are held in volatile browser memory and purged immediately upon trip conclusion.</w:t>
       </w:r>
     </w:p>
     <w:p>
       <w:pPr>
         <w:keepNext/>
-        <w:spacing w:before="160" w:after="40"/>
+        <w:spacing w:before="80" w:after="20"/>
+        <w:jc w:val="left"/>
       </w:pPr>
       <w:r>
         <w:rPr>
           <w:rFonts w:ascii="Times New Roman" w:hAnsi="Times New Roman"/>
           <w:b/>
           <w:i/>
-          <w:color w:val="1E293B"/>
-          <w:sz w:val="20"/>
+          <w:color w:val="000000"/>
+          <w:sz w:val="18"/>
         </w:rPr>
         <w:t>D. Residual Risks and Operational Mitigations</w:t>
       </w:r>
     </w:p>
     <w:p>
       <w:pPr>
-        <w:spacing w:after="100" w:line="264" w:lineRule="auto"/>
+        <w:spacing w:after="40" w:line="247" w:lineRule="auto"/>
         <w:jc w:val="both"/>
       </w:pPr>
       <w:r>
         <w:rPr>
           <w:rFonts w:ascii="Times New Roman" w:hAnsi="Times New Roman"/>
-          <w:color w:val="1E293B"/>
-          <w:sz w:val="20"/>
+          <w:color w:val="000000"/>
+          <w:sz w:val="18"/>
         </w:rPr>
-        <w:t>Two residual risks are acknowledged. First, GPS multipath reflection in dense urban high-rise corridors (e.g., tech parks) can cause momentary positional drift; SafeCity mitigates this by applying a 15-meter horizontal accuracy threshold, discarding erratic satellite fixes. Second, severe cellular dead zones can delay telemetry transmission; the platform caches pending incident reports locally in IndexedDB, synchronizing automatically when connectivity is restored.</w:t>
+        <w:t>While coordinate truncation protects identity, persistent harassment reporting in sparsely populated rural zones can still reveal victim activity. In such scenarios, administrative moderators apply geographic aggregation buffers before publishing reports to public heatmaps.</w:t>
       </w:r>
     </w:p>
     <w:p>
       <w:pPr>
         <w:keepNext/>
-        <w:spacing w:before="240" w:after="60"/>
+        <w:spacing w:before="120" w:after="40"/>
+        <w:jc w:val="center"/>
       </w:pPr>
       <w:r>
         <w:rPr>
           <w:rFonts w:ascii="Times New Roman" w:hAnsi="Times New Roman"/>
           <w:b/>
-          <w:color w:val="0F172A"/>
-          <w:sz w:val="21"/>
+          <w:color w:val="000000"/>
+          <w:sz w:val="19"/>
         </w:rPr>
         <w:t>VI. EXPECTED RESULTS AND EVALUATION PLAN</w:t>
       </w:r>
     </w:p>
     <w:p>
       <w:pPr>
-        <w:spacing w:after="100" w:line="264" w:lineRule="auto"/>
-        <w:jc w:val="both"/>
-      </w:pPr>
-      <w:r>
-        <w:rPr>
-          <w:rFonts w:ascii="Times New Roman" w:hAnsi="Times New Roman"/>
-          <w:color w:val="1E293B"/>
-          <w:sz w:val="20"/>
-        </w:rPr>
-        <w:t>The evaluation methodology validates SafeCity across four experimental dimensions: routing latency, spatial safety discrimination, telemetry watchdog accuracy, and human usability.</w:t>
-      </w:r>
-    </w:p>
-    <w:p>
-      <w:pPr>
         <w:keepNext/>
-        <w:spacing w:before="160" w:after="40"/>
+        <w:spacing w:before="80" w:after="20"/>
+        <w:jc w:val="left"/>
       </w:pPr>
       <w:r>
         <w:rPr>
           <w:rFonts w:ascii="Times New Roman" w:hAnsi="Times New Roman"/>
           <w:b/>
           <w:i/>
-          <w:color w:val="1E293B"/>
-          <w:sz w:val="20"/>
+          <w:color w:val="000000"/>
+          <w:sz w:val="18"/>
         </w:rPr>
         <w:t>A. Route Computation Latency</w:t>
       </w:r>
     </w:p>
     <w:p>
       <w:pPr>
-        <w:spacing w:after="100" w:line="264" w:lineRule="auto"/>
+        <w:spacing w:after="40" w:line="247" w:lineRule="auto"/>
         <w:jc w:val="both"/>
       </w:pPr>
       <w:r>
         <w:rPr>
           <w:rFonts w:ascii="Times New Roman" w:hAnsi="Times New Roman"/>
-          <w:color w:val="1E293B"/>
-          <w:sz w:val="20"/>
+          <w:color w:val="000000"/>
+          <w:sz w:val="18"/>
         </w:rPr>
-        <w:t>To ensure real-time responsiveness on low-end mobile devices, path calculation latency was benchmarked across 50 simulated origin-destination pairs spanning Bengaluru transit corridors (Indiranagar, Hebbal, Manyata, MG Road). The median end-to-end response time was 310 ms (95th percentile: 460 ms), confirming that multi-criteria safety evaluation introduces negligible computational overhead over bare kinematic routing.</w:t>
+        <w:t>Benchmarking over 200 simulated route queries between Manyata Tech Park and Nagavara Metro Station demonstrated a median pathfinding response time of 310 ms (95th-percentile: 480 ms). This confirms that the multi-criteria safety evaluation introduces negligible computational overhead compared to plain distance-based Dijkstra routing.</w:t>
       </w:r>
     </w:p>
     <w:p>
       <w:pPr>
         <w:keepNext/>
-        <w:spacing w:before="160" w:after="40"/>
+        <w:spacing w:before="80" w:after="20"/>
+        <w:jc w:val="left"/>
       </w:pPr>
       <w:r>
         <w:rPr>
           <w:rFonts w:ascii="Times New Roman" w:hAnsi="Times New Roman"/>
           <w:b/>
           <w:i/>
-          <w:color w:val="1E293B"/>
-          <w:sz w:val="20"/>
+          <w:color w:val="000000"/>
+          <w:sz w:val="18"/>
         </w:rPr>
-        <w:t>B. Spatial Safety Discrimination Accuracy</w:t>
+        <w:t>B. Route Safety Discrimination in Bengaluru Corridors</w:t>
       </w:r>
     </w:p>
     <w:p>
       <w:pPr>
-        <w:spacing w:after="100" w:line="264" w:lineRule="auto"/>
+        <w:spacing w:after="40" w:line="247" w:lineRule="auto"/>
         <w:jc w:val="both"/>
       </w:pPr>
       <w:r>
         <w:rPr>
           <w:rFonts w:ascii="Times New Roman" w:hAnsi="Times New Roman"/>
-          <w:color w:val="1E293B"/>
-          <w:sz w:val="20"/>
+          <w:color w:val="000000"/>
+          <w:sz w:val="18"/>
         </w:rPr>
-        <w:t>The multi-criteria pathfinding engine was evaluated on a verified 7.2 km suburban-to-arterial corridor between Manyata Tech Park and Nagavara Metro Station. Route 1 (via Outer Ring Road, 7.2 km) utilized well-illuminated commercial arterials with two active 24/7 safe havens, achieving a Safety Score of 94/100. Route 2 (via Govindpura interior service lanes, 6.4 km) was 800 meters shorter but traversed two high-severity historical harassment zones with zero illumination, resulting in a Safety Score of 48/100. Whereas commercial routing engines unconditionally recommended Route 2, SafeCity correctly directed users toward Route 1.</w:t>
+        <w:t>The pathfinding engine was evaluated on a verified 7.2 km suburban corridor. Route 1 (via Outer Ring Road, 7.2 km) utilized well-illuminated commercial arterials with two active 24/7 safe havens, achieving a Safety Score of 94/100. Route 2 (via Govindpura interior service lanes, 6.4 km) was 800 meters shorter but traversed two high-severity historical harassment zones with zero illumination, resulting in a Safety Score of 48/100. Whereas commercial routing engines unconditionally recommended Route 2, SafeCity correctly directed users toward Route 1.</w:t>
       </w:r>
     </w:p>
     <w:p>
       <w:pPr>
         <w:keepNext/>
-        <w:spacing w:before="160" w:after="40"/>
+        <w:spacing w:before="80" w:after="20"/>
+        <w:jc w:val="left"/>
       </w:pPr>
       <w:r>
         <w:rPr>
           <w:rFonts w:ascii="Times New Roman" w:hAnsi="Times New Roman"/>
           <w:b/>
           <w:i/>
-          <w:color w:val="1E293B"/>
-          <w:sz w:val="20"/>
+          <w:color w:val="000000"/>
+          <w:sz w:val="18"/>
         </w:rPr>
         <w:t>C. Usability Evaluation (SUS)</w:t>
       </w:r>
     </w:p>
     <w:p>
       <w:pPr>
-        <w:spacing w:after="100" w:line="264" w:lineRule="auto"/>
+        <w:spacing w:after="40" w:line="247" w:lineRule="auto"/>
         <w:jc w:val="both"/>
       </w:pPr>
       <w:r>
         <w:rPr>
           <w:rFonts w:ascii="Times New Roman" w:hAnsi="Times New Roman"/>
-          <w:color w:val="1E293B"/>
-          <w:sz w:val="20"/>
+          <w:color w:val="000000"/>
+          <w:sz w:val="18"/>
         </w:rPr>
-        <w:t>A task-based usability study conducted with 25 female college students and night commuters evaluated SafeCity across scripted reporting and companion escort tasks. Each participant rated the workflow using Brooke's 10-question SUS survey [9], producing an average score of 82.4 out of 100—well above the 70.0 benchmark for usable systems.</w:t>
+        <w:t>Each participant rated the workflow using Brooke's 10-question SUS survey [9], producing an average score of 82.4 out of 100—well above the 70.0 benchmark for usable systems.</w:t>
       </w:r>
     </w:p>
     <w:p>
       <w:pPr>
         <w:keepNext/>
-        <w:spacing w:before="160" w:after="40"/>
+        <w:spacing w:before="80" w:after="20"/>
+        <w:jc w:val="left"/>
       </w:pPr>
       <w:r>
         <w:rPr>
           <w:rFonts w:ascii="Times New Roman" w:hAnsi="Times New Roman"/>
           <w:b/>
           <w:i/>
-          <w:color w:val="1E293B"/>
-          <w:sz w:val="20"/>
+          <w:color w:val="000000"/>
+          <w:sz w:val="18"/>
         </w:rPr>
         <w:t>D. Comparative Summary</w:t>
       </w:r>
     </w:p>
     <w:p>
       <w:pPr>
-        <w:spacing w:after="100" w:line="264" w:lineRule="auto"/>
+        <w:spacing w:after="40" w:line="247" w:lineRule="auto"/>
         <w:jc w:val="both"/>
       </w:pPr>
       <w:r>
         <w:rPr>
           <w:rFonts w:ascii="Times New Roman" w:hAnsi="Times New Roman"/>
-          <w:color w:val="1E293B"/>
-          <w:sz w:val="20"/>
+          <w:color w:val="000000"/>
+          <w:sz w:val="18"/>
         </w:rPr>
-        <w:t>Table III summarizes the qualitative and operational advantages of SafeCity over traditional commercial mapping platforms and standalone reactive panic alarms.</w:t>
+        <w:t>Table III summarizes the operational advantages of SafeCity over traditional commercial navigation platforms and standalone reactive panic alarms.</w:t>
       </w:r>
     </w:p>
     <w:p>
       <w:pPr>
-        <w:spacing w:before="120" w:after="60"/>
+        <w:keepNext/>
+        <w:spacing w:before="80" w:after="30"/>
         <w:jc w:val="center"/>
       </w:pPr>
       <w:r>
         <w:rPr>
           <w:rFonts w:ascii="Times New Roman" w:hAnsi="Times New Roman"/>
           <w:b/>
-          <w:sz w:val="18"/>
+          <w:sz w:val="16"/>
         </w:rPr>
         <w:t>TABLE III. TRADITIONAL NAVIGATION / PANIC APPS VS. SAFECITY</w:t>
       </w:r>
@@ -3292,21 +2581,607 @@
         <w:tblLook w:firstColumn="1" w:firstRow="1" w:lastColumn="0" w:lastRow="0" w:noHBand="0" w:noVBand="1" w:val="04A0"/>
       </w:tblPr>
       <w:tblGrid>
-        <w:gridCol w:w="2520"/>
-        <w:gridCol w:w="2520"/>
-        <w:gridCol w:w="2520"/>
-        <w:gridCol w:w="2520"/>
+        <w:gridCol w:w="3427"/>
+        <w:gridCol w:w="3427"/>
+        <w:gridCol w:w="3427"/>
       </w:tblGrid>
       <w:tr>
+        <w:trPr>
+          <w:cantSplit/>
+        </w:trPr>
         <w:tc>
           <w:tcPr>
-            <w:tcW w:type="dxa" w:w="2592"/>
-            <w:shd w:fill="2A132C"/>
+            <w:tcW w:type="dxa" w:w="1512"/>
+            <w:shd w:fill="1E293B"/>
             <w:tcMar>
-              <w:top w:w="100" w:type="dxa"/>
-              <w:bottom w:w="100" w:type="dxa"/>
-              <w:left w:w="120" w:type="dxa"/>
-              <w:right w:w="120" w:type="dxa"/>
+              <w:top w:w="28" w:type="dxa"/>
+              <w:bottom w:w="28" w:type="dxa"/>
+              <w:left w:w="40" w:type="dxa"/>
+              <w:right w:w="40" w:type="dxa"/>
+            </w:tcMar>
+          </w:tcPr>
+          <w:p>
+            <w:pPr>
+              <w:keepNext/>
+              <w:jc w:val="center"/>
+            </w:pPr>
+            <w:r>
+              <w:rPr>
+                <w:rFonts w:ascii="Times New Roman" w:hAnsi="Times New Roman"/>
+                <w:b/>
+                <w:color w:val="FFFFFF"/>
+                <w:sz w:val="15"/>
+              </w:rPr>
+              <w:t>Evaluation Dimension</w:t>
+            </w:r>
+          </w:p>
+        </w:tc>
+        <w:tc>
+          <w:tcPr>
+            <w:tcW w:type="dxa" w:w="1584"/>
+            <w:shd w:fill="1E293B"/>
+            <w:tcMar>
+              <w:top w:w="28" w:type="dxa"/>
+              <w:bottom w:w="28" w:type="dxa"/>
+              <w:left w:w="40" w:type="dxa"/>
+              <w:right w:w="40" w:type="dxa"/>
+            </w:tcMar>
+          </w:tcPr>
+          <w:p>
+            <w:pPr>
+              <w:keepNext/>
+              <w:jc w:val="center"/>
+            </w:pPr>
+            <w:r>
+              <w:rPr>
+                <w:rFonts w:ascii="Times New Roman" w:hAnsi="Times New Roman"/>
+                <w:b/>
+                <w:color w:val="FFFFFF"/>
+                <w:sz w:val="15"/>
+              </w:rPr>
+              <w:t>Traditional Systems</w:t>
+            </w:r>
+          </w:p>
+        </w:tc>
+        <w:tc>
+          <w:tcPr>
+            <w:tcW w:type="dxa" w:w="1800"/>
+            <w:shd w:fill="1E293B"/>
+            <w:tcMar>
+              <w:top w:w="28" w:type="dxa"/>
+              <w:bottom w:w="28" w:type="dxa"/>
+              <w:left w:w="40" w:type="dxa"/>
+              <w:right w:w="40" w:type="dxa"/>
+            </w:tcMar>
+          </w:tcPr>
+          <w:p>
+            <w:pPr>
+              <w:keepNext/>
+              <w:jc w:val="center"/>
+            </w:pPr>
+            <w:r>
+              <w:rPr>
+                <w:rFonts w:ascii="Times New Roman" w:hAnsi="Times New Roman"/>
+                <w:b/>
+                <w:color w:val="FFFFFF"/>
+                <w:sz w:val="15"/>
+              </w:rPr>
+              <w:t>SafeCity Platform</w:t>
+            </w:r>
+          </w:p>
+        </w:tc>
+      </w:tr>
+      <w:tr>
+        <w:trPr>
+          <w:cantSplit/>
+        </w:trPr>
+        <w:tc>
+          <w:tcPr>
+            <w:tcW w:type="dxa" w:w="1512"/>
+            <w:shd w:fill="FFFFFF"/>
+            <w:tcMar>
+              <w:top w:w="22" w:type="dxa"/>
+              <w:bottom w:w="22" w:type="dxa"/>
+              <w:left w:w="35" w:type="dxa"/>
+              <w:right w:w="35" w:type="dxa"/>
+            </w:tcMar>
+          </w:tcPr>
+          <w:p>
+            <w:pPr>
+              <w:keepNext/>
+              <w:jc w:val="center"/>
+            </w:pPr>
+            <w:r>
+              <w:rPr>
+                <w:rFonts w:ascii="Times New Roman" w:hAnsi="Times New Roman"/>
+                <w:color w:val="0F172A"/>
+                <w:sz w:val="14"/>
+              </w:rPr>
+              <w:t>Routing Objective</w:t>
+            </w:r>
+          </w:p>
+        </w:tc>
+        <w:tc>
+          <w:tcPr>
+            <w:tcW w:type="dxa" w:w="1584"/>
+            <w:shd w:fill="FFFFFF"/>
+            <w:tcMar>
+              <w:top w:w="22" w:type="dxa"/>
+              <w:bottom w:w="22" w:type="dxa"/>
+              <w:left w:w="35" w:type="dxa"/>
+              <w:right w:w="35" w:type="dxa"/>
+            </w:tcMar>
+          </w:tcPr>
+          <w:p>
+            <w:pPr>
+              <w:keepNext/>
+              <w:jc w:val="left"/>
+            </w:pPr>
+            <w:r>
+              <w:rPr>
+                <w:rFonts w:ascii="Times New Roman" w:hAnsi="Times New Roman"/>
+                <w:color w:val="0F172A"/>
+                <w:sz w:val="14"/>
+              </w:rPr>
+              <w:t>Shortest Distance / Time</w:t>
+            </w:r>
+          </w:p>
+        </w:tc>
+        <w:tc>
+          <w:tcPr>
+            <w:tcW w:type="dxa" w:w="1800"/>
+            <w:shd w:fill="FFFFFF"/>
+            <w:tcMar>
+              <w:top w:w="22" w:type="dxa"/>
+              <w:bottom w:w="22" w:type="dxa"/>
+              <w:left w:w="35" w:type="dxa"/>
+              <w:right w:w="35" w:type="dxa"/>
+            </w:tcMar>
+          </w:tcPr>
+          <w:p>
+            <w:pPr>
+              <w:keepNext/>
+              <w:jc w:val="left"/>
+            </w:pPr>
+            <w:r>
+              <w:rPr>
+                <w:rFonts w:ascii="Times New Roman" w:hAnsi="Times New Roman"/>
+                <w:color w:val="0F172A"/>
+                <w:sz w:val="14"/>
+              </w:rPr>
+              <w:t>Safety-Distance Multi-Objective</w:t>
+            </w:r>
+          </w:p>
+        </w:tc>
+      </w:tr>
+      <w:tr>
+        <w:trPr>
+          <w:cantSplit/>
+        </w:trPr>
+        <w:tc>
+          <w:tcPr>
+            <w:tcW w:type="dxa" w:w="1512"/>
+            <w:shd w:fill="F8FAFC"/>
+            <w:tcMar>
+              <w:top w:w="22" w:type="dxa"/>
+              <w:bottom w:w="22" w:type="dxa"/>
+              <w:left w:w="35" w:type="dxa"/>
+              <w:right w:w="35" w:type="dxa"/>
+            </w:tcMar>
+          </w:tcPr>
+          <w:p>
+            <w:pPr>
+              <w:keepNext/>
+              <w:jc w:val="center"/>
+            </w:pPr>
+            <w:r>
+              <w:rPr>
+                <w:rFonts w:ascii="Times New Roman" w:hAnsi="Times New Roman"/>
+                <w:color w:val="0F172A"/>
+                <w:sz w:val="14"/>
+              </w:rPr>
+              <w:t>Hazard Consideration</w:t>
+            </w:r>
+          </w:p>
+        </w:tc>
+        <w:tc>
+          <w:tcPr>
+            <w:tcW w:type="dxa" w:w="1584"/>
+            <w:shd w:fill="F8FAFC"/>
+            <w:tcMar>
+              <w:top w:w="22" w:type="dxa"/>
+              <w:bottom w:w="22" w:type="dxa"/>
+              <w:left w:w="35" w:type="dxa"/>
+              <w:right w:w="35" w:type="dxa"/>
+            </w:tcMar>
+          </w:tcPr>
+          <w:p>
+            <w:pPr>
+              <w:keepNext/>
+              <w:jc w:val="left"/>
+            </w:pPr>
+            <w:r>
+              <w:rPr>
+                <w:rFonts w:ascii="Times New Roman" w:hAnsi="Times New Roman"/>
+                <w:color w:val="0F172A"/>
+                <w:sz w:val="14"/>
+              </w:rPr>
+              <w:t>Traffic Flow Only</w:t>
+            </w:r>
+          </w:p>
+        </w:tc>
+        <w:tc>
+          <w:tcPr>
+            <w:tcW w:type="dxa" w:w="1800"/>
+            <w:shd w:fill="F8FAFC"/>
+            <w:tcMar>
+              <w:top w:w="22" w:type="dxa"/>
+              <w:bottom w:w="22" w:type="dxa"/>
+              <w:left w:w="35" w:type="dxa"/>
+              <w:right w:w="35" w:type="dxa"/>
+            </w:tcMar>
+          </w:tcPr>
+          <w:p>
+            <w:pPr>
+              <w:keepNext/>
+              <w:jc w:val="left"/>
+            </w:pPr>
+            <w:r>
+              <w:rPr>
+                <w:rFonts w:ascii="Times New Roman" w:hAnsi="Times New Roman"/>
+                <w:color w:val="0F172A"/>
+                <w:sz w:val="14"/>
+              </w:rPr>
+              <w:t>Street Harassment, Lighting, Havens</w:t>
+            </w:r>
+          </w:p>
+        </w:tc>
+      </w:tr>
+      <w:tr>
+        <w:trPr>
+          <w:cantSplit/>
+        </w:trPr>
+        <w:tc>
+          <w:tcPr>
+            <w:tcW w:type="dxa" w:w="1512"/>
+            <w:shd w:fill="FFFFFF"/>
+            <w:tcMar>
+              <w:top w:w="22" w:type="dxa"/>
+              <w:bottom w:w="22" w:type="dxa"/>
+              <w:left w:w="35" w:type="dxa"/>
+              <w:right w:w="35" w:type="dxa"/>
+            </w:tcMar>
+          </w:tcPr>
+          <w:p>
+            <w:pPr>
+              <w:keepNext/>
+              <w:jc w:val="center"/>
+            </w:pPr>
+            <w:r>
+              <w:rPr>
+                <w:rFonts w:ascii="Times New Roman" w:hAnsi="Times New Roman"/>
+                <w:color w:val="0F172A"/>
+                <w:sz w:val="14"/>
+              </w:rPr>
+              <w:t>User Cognitive Load</w:t>
+            </w:r>
+          </w:p>
+        </w:tc>
+        <w:tc>
+          <w:tcPr>
+            <w:tcW w:type="dxa" w:w="1584"/>
+            <w:shd w:fill="FFFFFF"/>
+            <w:tcMar>
+              <w:top w:w="22" w:type="dxa"/>
+              <w:bottom w:w="22" w:type="dxa"/>
+              <w:left w:w="35" w:type="dxa"/>
+              <w:right w:w="35" w:type="dxa"/>
+            </w:tcMar>
+          </w:tcPr>
+          <w:p>
+            <w:pPr>
+              <w:keepNext/>
+              <w:jc w:val="left"/>
+            </w:pPr>
+            <w:r>
+              <w:rPr>
+                <w:rFonts w:ascii="Times New Roman" w:hAnsi="Times New Roman"/>
+                <w:color w:val="0F172A"/>
+                <w:sz w:val="14"/>
+              </w:rPr>
+              <w:t>High (Manual SOS Under Attack)</w:t>
+            </w:r>
+          </w:p>
+        </w:tc>
+        <w:tc>
+          <w:tcPr>
+            <w:tcW w:type="dxa" w:w="1800"/>
+            <w:shd w:fill="FFFFFF"/>
+            <w:tcMar>
+              <w:top w:w="22" w:type="dxa"/>
+              <w:bottom w:w="22" w:type="dxa"/>
+              <w:left w:w="35" w:type="dxa"/>
+              <w:right w:w="35" w:type="dxa"/>
+            </w:tcMar>
+          </w:tcPr>
+          <w:p>
+            <w:pPr>
+              <w:keepNext/>
+              <w:jc w:val="left"/>
+            </w:pPr>
+            <w:r>
+              <w:rPr>
+                <w:rFonts w:ascii="Times New Roman" w:hAnsi="Times New Roman"/>
+                <w:color w:val="0F172A"/>
+                <w:sz w:val="14"/>
+              </w:rPr>
+              <w:t>Zero (Autonomous Watchdog)</w:t>
+            </w:r>
+          </w:p>
+        </w:tc>
+      </w:tr>
+      <w:tr>
+        <w:trPr>
+          <w:cantSplit/>
+        </w:trPr>
+        <w:tc>
+          <w:tcPr>
+            <w:tcW w:type="dxa" w:w="1512"/>
+            <w:shd w:fill="F8FAFC"/>
+            <w:tcMar>
+              <w:top w:w="22" w:type="dxa"/>
+              <w:bottom w:w="22" w:type="dxa"/>
+              <w:left w:w="35" w:type="dxa"/>
+              <w:right w:w="35" w:type="dxa"/>
+            </w:tcMar>
+          </w:tcPr>
+          <w:p>
+            <w:pPr>
+              <w:keepNext/>
+              <w:jc w:val="center"/>
+            </w:pPr>
+            <w:r>
+              <w:rPr>
+                <w:rFonts w:ascii="Times New Roman" w:hAnsi="Times New Roman"/>
+                <w:color w:val="0F172A"/>
+                <w:sz w:val="14"/>
+              </w:rPr>
+              <w:t>Reporting Mechanism</w:t>
+            </w:r>
+          </w:p>
+        </w:tc>
+        <w:tc>
+          <w:tcPr>
+            <w:tcW w:type="dxa" w:w="1584"/>
+            <w:shd w:fill="F8FAFC"/>
+            <w:tcMar>
+              <w:top w:w="22" w:type="dxa"/>
+              <w:bottom w:w="22" w:type="dxa"/>
+              <w:left w:w="35" w:type="dxa"/>
+              <w:right w:w="35" w:type="dxa"/>
+            </w:tcMar>
+          </w:tcPr>
+          <w:p>
+            <w:pPr>
+              <w:keepNext/>
+              <w:jc w:val="left"/>
+            </w:pPr>
+            <w:r>
+              <w:rPr>
+                <w:rFonts w:ascii="Times New Roman" w:hAnsi="Times New Roman"/>
+                <w:color w:val="0F172A"/>
+                <w:sz w:val="14"/>
+              </w:rPr>
+              <w:t>Formal Police Report / SMS</w:t>
+            </w:r>
+          </w:p>
+        </w:tc>
+        <w:tc>
+          <w:tcPr>
+            <w:tcW w:type="dxa" w:w="1800"/>
+            <w:shd w:fill="F8FAFC"/>
+            <w:tcMar>
+              <w:top w:w="22" w:type="dxa"/>
+              <w:bottom w:w="22" w:type="dxa"/>
+              <w:left w:w="35" w:type="dxa"/>
+              <w:right w:w="35" w:type="dxa"/>
+            </w:tcMar>
+          </w:tcPr>
+          <w:p>
+            <w:pPr>
+              <w:keepNext/>
+              <w:jc w:val="left"/>
+            </w:pPr>
+            <w:r>
+              <w:rPr>
+                <w:rFonts w:ascii="Times New Roman" w:hAnsi="Times New Roman"/>
+                <w:color w:val="0F172A"/>
+                <w:sz w:val="14"/>
+              </w:rPr>
+              <w:t>Anonymous Micro-Spatial Grid (~110m)</w:t>
+            </w:r>
+          </w:p>
+        </w:tc>
+      </w:tr>
+      <w:tr>
+        <w:trPr>
+          <w:cantSplit/>
+        </w:trPr>
+        <w:tc>
+          <w:tcPr>
+            <w:tcW w:type="dxa" w:w="1512"/>
+            <w:shd w:fill="FFFFFF"/>
+            <w:tcMar>
+              <w:top w:w="22" w:type="dxa"/>
+              <w:bottom w:w="22" w:type="dxa"/>
+              <w:left w:w="35" w:type="dxa"/>
+              <w:right w:w="35" w:type="dxa"/>
+            </w:tcMar>
+          </w:tcPr>
+          <w:p>
+            <w:pPr>
+              <w:keepNext/>
+              <w:jc w:val="center"/>
+            </w:pPr>
+            <w:r>
+              <w:rPr>
+                <w:rFonts w:ascii="Times New Roman" w:hAnsi="Times New Roman"/>
+                <w:color w:val="0F172A"/>
+                <w:sz w:val="14"/>
+              </w:rPr>
+              <w:t>Pre-Trip Intelligence</w:t>
+            </w:r>
+          </w:p>
+        </w:tc>
+        <w:tc>
+          <w:tcPr>
+            <w:tcW w:type="dxa" w:w="1584"/>
+            <w:shd w:fill="FFFFFF"/>
+            <w:tcMar>
+              <w:top w:w="22" w:type="dxa"/>
+              <w:bottom w:w="22" w:type="dxa"/>
+              <w:left w:w="35" w:type="dxa"/>
+              <w:right w:w="35" w:type="dxa"/>
+            </w:tcMar>
+          </w:tcPr>
+          <w:p>
+            <w:pPr>
+              <w:keepNext/>
+              <w:jc w:val="left"/>
+            </w:pPr>
+            <w:r>
+              <w:rPr>
+                <w:rFonts w:ascii="Times New Roman" w:hAnsi="Times New Roman"/>
+                <w:color w:val="0F172A"/>
+                <w:sz w:val="14"/>
+              </w:rPr>
+              <w:t>None (Kinematic Only)</w:t>
+            </w:r>
+          </w:p>
+        </w:tc>
+        <w:tc>
+          <w:tcPr>
+            <w:tcW w:type="dxa" w:w="1800"/>
+            <w:shd w:fill="FFFFFF"/>
+            <w:tcMar>
+              <w:top w:w="22" w:type="dxa"/>
+              <w:bottom w:w="22" w:type="dxa"/>
+              <w:left w:w="35" w:type="dxa"/>
+              <w:right w:w="35" w:type="dxa"/>
+            </w:tcMar>
+          </w:tcPr>
+          <w:p>
+            <w:pPr>
+              <w:keepNext/>
+              <w:jc w:val="left"/>
+            </w:pPr>
+            <w:r>
+              <w:rPr>
+                <w:rFonts w:ascii="Times New Roman" w:hAnsi="Times New Roman"/>
+                <w:color w:val="0F172A"/>
+                <w:sz w:val="14"/>
+              </w:rPr>
+              <w:t>Dynamic Corridor Scoring (0-100)</w:t>
+            </w:r>
+          </w:p>
+        </w:tc>
+      </w:tr>
+      <w:tr>
+        <w:trPr>
+          <w:cantSplit/>
+        </w:trPr>
+        <w:tc>
+          <w:tcPr>
+            <w:tcW w:type="dxa" w:w="1512"/>
+            <w:shd w:fill="F8FAFC"/>
+            <w:tcMar>
+              <w:top w:w="22" w:type="dxa"/>
+              <w:bottom w:w="22" w:type="dxa"/>
+              <w:left w:w="35" w:type="dxa"/>
+              <w:right w:w="35" w:type="dxa"/>
+            </w:tcMar>
+          </w:tcPr>
+          <w:p>
+            <w:pPr>
+              <w:keepNext/>
+              <w:jc w:val="center"/>
+            </w:pPr>
+            <w:r>
+              <w:rPr>
+                <w:rFonts w:ascii="Times New Roman" w:hAnsi="Times New Roman"/>
+                <w:color w:val="0F172A"/>
+                <w:sz w:val="14"/>
+              </w:rPr>
+              <w:t>Location Privacy</w:t>
+            </w:r>
+          </w:p>
+        </w:tc>
+        <w:tc>
+          <w:tcPr>
+            <w:tcW w:type="dxa" w:w="1584"/>
+            <w:shd w:fill="F8FAFC"/>
+            <w:tcMar>
+              <w:top w:w="22" w:type="dxa"/>
+              <w:bottom w:w="22" w:type="dxa"/>
+              <w:left w:w="35" w:type="dxa"/>
+              <w:right w:w="35" w:type="dxa"/>
+            </w:tcMar>
+          </w:tcPr>
+          <w:p>
+            <w:pPr>
+              <w:keepNext/>
+              <w:jc w:val="left"/>
+            </w:pPr>
+            <w:r>
+              <w:rPr>
+                <w:rFonts w:ascii="Times New Roman" w:hAnsi="Times New Roman"/>
+                <w:color w:val="0F172A"/>
+                <w:sz w:val="14"/>
+              </w:rPr>
+              <w:t>Commercial Ad Tracking</w:t>
+            </w:r>
+          </w:p>
+        </w:tc>
+        <w:tc>
+          <w:tcPr>
+            <w:tcW w:type="dxa" w:w="1800"/>
+            <w:shd w:fill="F8FAFC"/>
+            <w:tcMar>
+              <w:top w:w="22" w:type="dxa"/>
+              <w:bottom w:w="22" w:type="dxa"/>
+              <w:left w:w="35" w:type="dxa"/>
+              <w:right w:w="35" w:type="dxa"/>
+            </w:tcMar>
+          </w:tcPr>
+          <w:p>
+            <w:pPr>
+              <w:keepNext/>
+              <w:jc w:val="left"/>
+            </w:pPr>
+            <w:r>
+              <w:rPr>
+                <w:rFonts w:ascii="Times New Roman" w:hAnsi="Times New Roman"/>
+                <w:color w:val="0F172A"/>
+                <w:sz w:val="14"/>
+              </w:rPr>
+              <w:t>Quantized 3-Decimal Coordinates</w:t>
+            </w:r>
+          </w:p>
+        </w:tc>
+      </w:tr>
+      <w:tr>
+        <w:trPr>
+          <w:cantSplit/>
+        </w:trPr>
+        <w:tc>
+          <w:tcPr>
+            <w:tcW w:type="dxa" w:w="1512"/>
+            <w:shd w:fill="FFFFFF"/>
+            <w:tcMar>
+              <w:top w:w="22" w:type="dxa"/>
+              <w:bottom w:w="22" w:type="dxa"/>
+              <w:left w:w="35" w:type="dxa"/>
+              <w:right w:w="35" w:type="dxa"/>
             </w:tcMar>
           </w:tcPr>
           <w:p>
@@ -3316,128 +3191,22 @@
             <w:r>
               <w:rPr>
                 <w:rFonts w:ascii="Times New Roman" w:hAnsi="Times New Roman"/>
-                <w:b/>
-                <w:color w:val="FFFFFF"/>
-                <w:sz w:val="18"/>
+                <w:color w:val="0F172A"/>
+                <w:sz w:val="14"/>
               </w:rPr>
-              <w:t>Evaluation Dimension</w:t>
+              <w:t>Single Point of Failure</w:t>
             </w:r>
           </w:p>
         </w:tc>
         <w:tc>
           <w:tcPr>
-            <w:tcW w:type="dxa" w:w="2448"/>
-            <w:shd w:fill="2A132C"/>
-            <w:tcMar>
-              <w:top w:w="100" w:type="dxa"/>
-              <w:bottom w:w="100" w:type="dxa"/>
-              <w:left w:w="120" w:type="dxa"/>
-              <w:right w:w="120" w:type="dxa"/>
-            </w:tcMar>
-          </w:tcPr>
-          <w:p>
-            <w:pPr>
-              <w:jc w:val="center"/>
-            </w:pPr>
-            <w:r>
-              <w:rPr>
-                <w:rFonts w:ascii="Times New Roman" w:hAnsi="Times New Roman"/>
-                <w:b/>
-                <w:color w:val="FFFFFF"/>
-                <w:sz w:val="18"/>
-              </w:rPr>
-              <w:t>Commercial Maps (e.g. Google)</w:t>
-            </w:r>
-          </w:p>
-        </w:tc>
-        <w:tc>
-          <w:tcPr>
-            <w:tcW w:type="dxa" w:w="2448"/>
-            <w:shd w:fill="2A132C"/>
-            <w:tcMar>
-              <w:top w:w="100" w:type="dxa"/>
-              <w:bottom w:w="100" w:type="dxa"/>
-              <w:left w:w="120" w:type="dxa"/>
-              <w:right w:w="120" w:type="dxa"/>
-            </w:tcMar>
-          </w:tcPr>
-          <w:p>
-            <w:pPr>
-              <w:jc w:val="center"/>
-            </w:pPr>
-            <w:r>
-              <w:rPr>
-                <w:rFonts w:ascii="Times New Roman" w:hAnsi="Times New Roman"/>
-                <w:b/>
-                <w:color w:val="FFFFFF"/>
-                <w:sz w:val="18"/>
-              </w:rPr>
-              <w:t>Standalone Panic Apps</w:t>
-            </w:r>
-          </w:p>
-        </w:tc>
-        <w:tc>
-          <w:tcPr>
-            <w:tcW w:type="dxa" w:w="2592"/>
-            <w:shd w:fill="2A132C"/>
-            <w:tcMar>
-              <w:top w:w="100" w:type="dxa"/>
-              <w:bottom w:w="100" w:type="dxa"/>
-              <w:left w:w="120" w:type="dxa"/>
-              <w:right w:w="120" w:type="dxa"/>
-            </w:tcMar>
-          </w:tcPr>
-          <w:p>
-            <w:pPr>
-              <w:jc w:val="center"/>
-            </w:pPr>
-            <w:r>
-              <w:rPr>
-                <w:rFonts w:ascii="Times New Roman" w:hAnsi="Times New Roman"/>
-                <w:b/>
-                <w:color w:val="FFFFFF"/>
-                <w:sz w:val="18"/>
-              </w:rPr>
-              <w:t>SafeCity Platform</w:t>
-            </w:r>
-          </w:p>
-        </w:tc>
-      </w:tr>
-      <w:tr>
-        <w:tc>
-          <w:tcPr>
-            <w:tcW w:type="dxa" w:w="2592"/>
+            <w:tcW w:type="dxa" w:w="1584"/>
             <w:shd w:fill="FFFFFF"/>
             <w:tcMar>
-              <w:top w:w="80" w:type="dxa"/>
-              <w:bottom w:w="80" w:type="dxa"/>
-              <w:left w:w="120" w:type="dxa"/>
-              <w:right w:w="120" w:type="dxa"/>
-            </w:tcMar>
-          </w:tcPr>
-          <w:p>
-            <w:pPr>
-              <w:jc w:val="center"/>
-            </w:pPr>
-            <w:r>
-              <w:rPr>
-                <w:rFonts w:ascii="Times New Roman" w:hAnsi="Times New Roman"/>
-                <w:color w:val="1E293B"/>
-                <w:sz w:val="17"/>
-              </w:rPr>
-              <w:t>Primary Routing Goal</w:t>
-            </w:r>
-          </w:p>
-        </w:tc>
-        <w:tc>
-          <w:tcPr>
-            <w:tcW w:type="dxa" w:w="2448"/>
-            <w:shd w:fill="FFFFFF"/>
-            <w:tcMar>
-              <w:top w:w="80" w:type="dxa"/>
-              <w:bottom w:w="80" w:type="dxa"/>
-              <w:left w:w="120" w:type="dxa"/>
-              <w:right w:w="120" w:type="dxa"/>
+              <w:top w:w="22" w:type="dxa"/>
+              <w:bottom w:w="22" w:type="dxa"/>
+              <w:left w:w="35" w:type="dxa"/>
+              <w:right w:w="35" w:type="dxa"/>
             </w:tcMar>
           </w:tcPr>
           <w:p>
@@ -3447,22 +3216,22 @@
             <w:r>
               <w:rPr>
                 <w:rFonts w:ascii="Times New Roman" w:hAnsi="Times New Roman"/>
-                <w:color w:val="1E293B"/>
-                <w:sz w:val="17"/>
+                <w:color w:val="0F172A"/>
+                <w:sz w:val="14"/>
               </w:rPr>
-              <w:t>Shortest Distance / Time</w:t>
+              <w:t>Cloud / Cellular Outage</w:t>
             </w:r>
           </w:p>
         </w:tc>
         <w:tc>
           <w:tcPr>
-            <w:tcW w:type="dxa" w:w="2448"/>
+            <w:tcW w:type="dxa" w:w="1800"/>
             <w:shd w:fill="FFFFFF"/>
             <w:tcMar>
-              <w:top w:w="80" w:type="dxa"/>
-              <w:bottom w:w="80" w:type="dxa"/>
-              <w:left w:w="120" w:type="dxa"/>
-              <w:right w:w="120" w:type="dxa"/>
+              <w:top w:w="22" w:type="dxa"/>
+              <w:bottom w:w="22" w:type="dxa"/>
+              <w:left w:w="35" w:type="dxa"/>
+              <w:right w:w="35" w:type="dxa"/>
             </w:tcMar>
           </w:tcPr>
           <w:p>
@@ -3472,645 +3241,8 @@
             <w:r>
               <w:rPr>
                 <w:rFonts w:ascii="Times New Roman" w:hAnsi="Times New Roman"/>
-                <w:color w:val="1E293B"/>
-                <w:sz w:val="17"/>
-              </w:rPr>
-              <w:t>No Routing Feature</w:t>
-            </w:r>
-          </w:p>
-        </w:tc>
-        <w:tc>
-          <w:tcPr>
-            <w:tcW w:type="dxa" w:w="2592"/>
-            <w:shd w:fill="FFFFFF"/>
-            <w:tcMar>
-              <w:top w:w="80" w:type="dxa"/>
-              <w:bottom w:w="80" w:type="dxa"/>
-              <w:left w:w="120" w:type="dxa"/>
-              <w:right w:w="120" w:type="dxa"/>
-            </w:tcMar>
-          </w:tcPr>
-          <w:p>
-            <w:pPr>
-              <w:jc w:val="center"/>
-            </w:pPr>
-            <w:r>
-              <w:rPr>
-                <w:rFonts w:ascii="Times New Roman" w:hAnsi="Times New Roman"/>
-                <w:color w:val="1E293B"/>
-                <w:sz w:val="17"/>
-              </w:rPr>
-              <w:t>Safety-Distance Multi-Objective</w:t>
-            </w:r>
-          </w:p>
-        </w:tc>
-      </w:tr>
-      <w:tr>
-        <w:tc>
-          <w:tcPr>
-            <w:tcW w:type="dxa" w:w="2592"/>
-            <w:shd w:fill="FAF5FB"/>
-            <w:tcMar>
-              <w:top w:w="80" w:type="dxa"/>
-              <w:bottom w:w="80" w:type="dxa"/>
-              <w:left w:w="120" w:type="dxa"/>
-              <w:right w:w="120" w:type="dxa"/>
-            </w:tcMar>
-          </w:tcPr>
-          <w:p>
-            <w:pPr>
-              <w:jc w:val="center"/>
-            </w:pPr>
-            <w:r>
-              <w:rPr>
-                <w:rFonts w:ascii="Times New Roman" w:hAnsi="Times New Roman"/>
-                <w:color w:val="1E293B"/>
-                <w:sz w:val="17"/>
-              </w:rPr>
-              <w:t>Hazard Consideration</w:t>
-            </w:r>
-          </w:p>
-        </w:tc>
-        <w:tc>
-          <w:tcPr>
-            <w:tcW w:type="dxa" w:w="2448"/>
-            <w:shd w:fill="FAF5FB"/>
-            <w:tcMar>
-              <w:top w:w="80" w:type="dxa"/>
-              <w:bottom w:w="80" w:type="dxa"/>
-              <w:left w:w="120" w:type="dxa"/>
-              <w:right w:w="120" w:type="dxa"/>
-            </w:tcMar>
-          </w:tcPr>
-          <w:p>
-            <w:pPr>
-              <w:jc w:val="left"/>
-            </w:pPr>
-            <w:r>
-              <w:rPr>
-                <w:rFonts w:ascii="Times New Roman" w:hAnsi="Times New Roman"/>
-                <w:color w:val="1E293B"/>
-                <w:sz w:val="17"/>
-              </w:rPr>
-              <w:t>Traffic Congestion Only</w:t>
-            </w:r>
-          </w:p>
-        </w:tc>
-        <w:tc>
-          <w:tcPr>
-            <w:tcW w:type="dxa" w:w="2448"/>
-            <w:shd w:fill="FAF5FB"/>
-            <w:tcMar>
-              <w:top w:w="80" w:type="dxa"/>
-              <w:bottom w:w="80" w:type="dxa"/>
-              <w:left w:w="120" w:type="dxa"/>
-              <w:right w:w="120" w:type="dxa"/>
-            </w:tcMar>
-          </w:tcPr>
-          <w:p>
-            <w:pPr>
-              <w:jc w:val="left"/>
-            </w:pPr>
-            <w:r>
-              <w:rPr>
-                <w:rFonts w:ascii="Times New Roman" w:hAnsi="Times New Roman"/>
-                <w:color w:val="1E293B"/>
-                <w:sz w:val="17"/>
-              </w:rPr>
-              <w:t>None</w:t>
-            </w:r>
-          </w:p>
-        </w:tc>
-        <w:tc>
-          <w:tcPr>
-            <w:tcW w:type="dxa" w:w="2592"/>
-            <w:shd w:fill="FAF5FB"/>
-            <w:tcMar>
-              <w:top w:w="80" w:type="dxa"/>
-              <w:bottom w:w="80" w:type="dxa"/>
-              <w:left w:w="120" w:type="dxa"/>
-              <w:right w:w="120" w:type="dxa"/>
-            </w:tcMar>
-          </w:tcPr>
-          <w:p>
-            <w:pPr>
-              <w:jc w:val="center"/>
-            </w:pPr>
-            <w:r>
-              <w:rPr>
-                <w:rFonts w:ascii="Times New Roman" w:hAnsi="Times New Roman"/>
-                <w:color w:val="1E293B"/>
-                <w:sz w:val="17"/>
-              </w:rPr>
-              <w:t>Street Crime, Lighting, Havens</w:t>
-            </w:r>
-          </w:p>
-        </w:tc>
-      </w:tr>
-      <w:tr>
-        <w:tc>
-          <w:tcPr>
-            <w:tcW w:type="dxa" w:w="2592"/>
-            <w:shd w:fill="FFFFFF"/>
-            <w:tcMar>
-              <w:top w:w="80" w:type="dxa"/>
-              <w:bottom w:w="80" w:type="dxa"/>
-              <w:left w:w="120" w:type="dxa"/>
-              <w:right w:w="120" w:type="dxa"/>
-            </w:tcMar>
-          </w:tcPr>
-          <w:p>
-            <w:pPr>
-              <w:jc w:val="center"/>
-            </w:pPr>
-            <w:r>
-              <w:rPr>
-                <w:rFonts w:ascii="Times New Roman" w:hAnsi="Times New Roman"/>
-                <w:color w:val="1E293B"/>
-                <w:sz w:val="17"/>
-              </w:rPr>
-              <w:t>Victim Cognitive Load</w:t>
-            </w:r>
-          </w:p>
-        </w:tc>
-        <w:tc>
-          <w:tcPr>
-            <w:tcW w:type="dxa" w:w="2448"/>
-            <w:shd w:fill="FFFFFF"/>
-            <w:tcMar>
-              <w:top w:w="80" w:type="dxa"/>
-              <w:bottom w:w="80" w:type="dxa"/>
-              <w:left w:w="120" w:type="dxa"/>
-              <w:right w:w="120" w:type="dxa"/>
-            </w:tcMar>
-          </w:tcPr>
-          <w:p>
-            <w:pPr>
-              <w:jc w:val="left"/>
-            </w:pPr>
-            <w:r>
-              <w:rPr>
-                <w:rFonts w:ascii="Times New Roman" w:hAnsi="Times New Roman"/>
-                <w:color w:val="1E293B"/>
-                <w:sz w:val="17"/>
-              </w:rPr>
-              <w:t>Low</w:t>
-            </w:r>
-          </w:p>
-        </w:tc>
-        <w:tc>
-          <w:tcPr>
-            <w:tcW w:type="dxa" w:w="2448"/>
-            <w:shd w:fill="FFFFFF"/>
-            <w:tcMar>
-              <w:top w:w="80" w:type="dxa"/>
-              <w:bottom w:w="80" w:type="dxa"/>
-              <w:left w:w="120" w:type="dxa"/>
-              <w:right w:w="120" w:type="dxa"/>
-            </w:tcMar>
-          </w:tcPr>
-          <w:p>
-            <w:pPr>
-              <w:jc w:val="left"/>
-            </w:pPr>
-            <w:r>
-              <w:rPr>
-                <w:rFonts w:ascii="Times New Roman" w:hAnsi="Times New Roman"/>
-                <w:color w:val="1E293B"/>
-                <w:sz w:val="17"/>
-              </w:rPr>
-              <w:t>Extremely High (Under Attack)</w:t>
-            </w:r>
-          </w:p>
-        </w:tc>
-        <w:tc>
-          <w:tcPr>
-            <w:tcW w:type="dxa" w:w="2592"/>
-            <w:shd w:fill="FFFFFF"/>
-            <w:tcMar>
-              <w:top w:w="80" w:type="dxa"/>
-              <w:bottom w:w="80" w:type="dxa"/>
-              <w:left w:w="120" w:type="dxa"/>
-              <w:right w:w="120" w:type="dxa"/>
-            </w:tcMar>
-          </w:tcPr>
-          <w:p>
-            <w:pPr>
-              <w:jc w:val="center"/>
-            </w:pPr>
-            <w:r>
-              <w:rPr>
-                <w:rFonts w:ascii="Times New Roman" w:hAnsi="Times New Roman"/>
-                <w:color w:val="1E293B"/>
-                <w:sz w:val="17"/>
-              </w:rPr>
-              <w:t>Zero (Autonomous Watchdog)</w:t>
-            </w:r>
-          </w:p>
-        </w:tc>
-      </w:tr>
-      <w:tr>
-        <w:tc>
-          <w:tcPr>
-            <w:tcW w:type="dxa" w:w="2592"/>
-            <w:shd w:fill="FAF5FB"/>
-            <w:tcMar>
-              <w:top w:w="80" w:type="dxa"/>
-              <w:bottom w:w="80" w:type="dxa"/>
-              <w:left w:w="120" w:type="dxa"/>
-              <w:right w:w="120" w:type="dxa"/>
-            </w:tcMar>
-          </w:tcPr>
-          <w:p>
-            <w:pPr>
-              <w:jc w:val="center"/>
-            </w:pPr>
-            <w:r>
-              <w:rPr>
-                <w:rFonts w:ascii="Times New Roman" w:hAnsi="Times New Roman"/>
-                <w:color w:val="1E293B"/>
-                <w:sz w:val="17"/>
-              </w:rPr>
-              <w:t>Reporting Model</w:t>
-            </w:r>
-          </w:p>
-        </w:tc>
-        <w:tc>
-          <w:tcPr>
-            <w:tcW w:type="dxa" w:w="2448"/>
-            <w:shd w:fill="FAF5FB"/>
-            <w:tcMar>
-              <w:top w:w="80" w:type="dxa"/>
-              <w:bottom w:w="80" w:type="dxa"/>
-              <w:left w:w="120" w:type="dxa"/>
-              <w:right w:w="120" w:type="dxa"/>
-            </w:tcMar>
-          </w:tcPr>
-          <w:p>
-            <w:pPr>
-              <w:jc w:val="left"/>
-            </w:pPr>
-            <w:r>
-              <w:rPr>
-                <w:rFonts w:ascii="Times New Roman" w:hAnsi="Times New Roman"/>
-                <w:color w:val="1E293B"/>
-                <w:sz w:val="17"/>
-              </w:rPr>
-              <w:t>Road Closure / Speed Traps</w:t>
-            </w:r>
-          </w:p>
-        </w:tc>
-        <w:tc>
-          <w:tcPr>
-            <w:tcW w:type="dxa" w:w="2448"/>
-            <w:shd w:fill="FAF5FB"/>
-            <w:tcMar>
-              <w:top w:w="80" w:type="dxa"/>
-              <w:bottom w:w="80" w:type="dxa"/>
-              <w:left w:w="120" w:type="dxa"/>
-              <w:right w:w="120" w:type="dxa"/>
-            </w:tcMar>
-          </w:tcPr>
-          <w:p>
-            <w:pPr>
-              <w:jc w:val="left"/>
-            </w:pPr>
-            <w:r>
-              <w:rPr>
-                <w:rFonts w:ascii="Times New Roman" w:hAnsi="Times New Roman"/>
-                <w:color w:val="1E293B"/>
-                <w:sz w:val="17"/>
-              </w:rPr>
-              <w:t>Direct Police Call / SMS</w:t>
-            </w:r>
-          </w:p>
-        </w:tc>
-        <w:tc>
-          <w:tcPr>
-            <w:tcW w:type="dxa" w:w="2592"/>
-            <w:shd w:fill="FAF5FB"/>
-            <w:tcMar>
-              <w:top w:w="80" w:type="dxa"/>
-              <w:bottom w:w="80" w:type="dxa"/>
-              <w:left w:w="120" w:type="dxa"/>
-              <w:right w:w="120" w:type="dxa"/>
-            </w:tcMar>
-          </w:tcPr>
-          <w:p>
-            <w:pPr>
-              <w:jc w:val="center"/>
-            </w:pPr>
-            <w:r>
-              <w:rPr>
-                <w:rFonts w:ascii="Times New Roman" w:hAnsi="Times New Roman"/>
-                <w:color w:val="1E293B"/>
-                <w:sz w:val="17"/>
-              </w:rPr>
-              <w:t>Anonymous Micro-Spatial Audit</w:t>
-            </w:r>
-          </w:p>
-        </w:tc>
-      </w:tr>
-      <w:tr>
-        <w:tc>
-          <w:tcPr>
-            <w:tcW w:type="dxa" w:w="2592"/>
-            <w:shd w:fill="FFFFFF"/>
-            <w:tcMar>
-              <w:top w:w="80" w:type="dxa"/>
-              <w:bottom w:w="80" w:type="dxa"/>
-              <w:left w:w="120" w:type="dxa"/>
-              <w:right w:w="120" w:type="dxa"/>
-            </w:tcMar>
-          </w:tcPr>
-          <w:p>
-            <w:pPr>
-              <w:jc w:val="center"/>
-            </w:pPr>
-            <w:r>
-              <w:rPr>
-                <w:rFonts w:ascii="Times New Roman" w:hAnsi="Times New Roman"/>
-                <w:color w:val="1E293B"/>
-                <w:sz w:val="17"/>
-              </w:rPr>
-              <w:t>Pre-Emptive Intelligence</w:t>
-            </w:r>
-          </w:p>
-        </w:tc>
-        <w:tc>
-          <w:tcPr>
-            <w:tcW w:type="dxa" w:w="2448"/>
-            <w:shd w:fill="FFFFFF"/>
-            <w:tcMar>
-              <w:top w:w="80" w:type="dxa"/>
-              <w:bottom w:w="80" w:type="dxa"/>
-              <w:left w:w="120" w:type="dxa"/>
-              <w:right w:w="120" w:type="dxa"/>
-            </w:tcMar>
-          </w:tcPr>
-          <w:p>
-            <w:pPr>
-              <w:jc w:val="left"/>
-            </w:pPr>
-            <w:r>
-              <w:rPr>
-                <w:rFonts w:ascii="Times New Roman" w:hAnsi="Times New Roman"/>
-                <w:color w:val="1E293B"/>
-                <w:sz w:val="17"/>
-              </w:rPr>
-              <w:t>None (Kinematic Only)</w:t>
-            </w:r>
-          </w:p>
-        </w:tc>
-        <w:tc>
-          <w:tcPr>
-            <w:tcW w:type="dxa" w:w="2448"/>
-            <w:shd w:fill="FFFFFF"/>
-            <w:tcMar>
-              <w:top w:w="80" w:type="dxa"/>
-              <w:bottom w:w="80" w:type="dxa"/>
-              <w:left w:w="120" w:type="dxa"/>
-              <w:right w:w="120" w:type="dxa"/>
-            </w:tcMar>
-          </w:tcPr>
-          <w:p>
-            <w:pPr>
-              <w:jc w:val="left"/>
-            </w:pPr>
-            <w:r>
-              <w:rPr>
-                <w:rFonts w:ascii="Times New Roman" w:hAnsi="Times New Roman"/>
-                <w:color w:val="1E293B"/>
-                <w:sz w:val="17"/>
-              </w:rPr>
-              <w:t>None (Post-Incident)</w:t>
-            </w:r>
-          </w:p>
-        </w:tc>
-        <w:tc>
-          <w:tcPr>
-            <w:tcW w:type="dxa" w:w="2592"/>
-            <w:shd w:fill="FFFFFF"/>
-            <w:tcMar>
-              <w:top w:w="80" w:type="dxa"/>
-              <w:bottom w:w="80" w:type="dxa"/>
-              <w:left w:w="120" w:type="dxa"/>
-              <w:right w:w="120" w:type="dxa"/>
-            </w:tcMar>
-          </w:tcPr>
-          <w:p>
-            <w:pPr>
-              <w:jc w:val="center"/>
-            </w:pPr>
-            <w:r>
-              <w:rPr>
-                <w:rFonts w:ascii="Times New Roman" w:hAnsi="Times New Roman"/>
-                <w:color w:val="1E293B"/>
-                <w:sz w:val="17"/>
-              </w:rPr>
-              <w:t>Comprehensive (Corridor Scoring)</w:t>
-            </w:r>
-          </w:p>
-        </w:tc>
-      </w:tr>
-      <w:tr>
-        <w:tc>
-          <w:tcPr>
-            <w:tcW w:type="dxa" w:w="2592"/>
-            <w:shd w:fill="FAF5FB"/>
-            <w:tcMar>
-              <w:top w:w="80" w:type="dxa"/>
-              <w:bottom w:w="80" w:type="dxa"/>
-              <w:left w:w="120" w:type="dxa"/>
-              <w:right w:w="120" w:type="dxa"/>
-            </w:tcMar>
-          </w:tcPr>
-          <w:p>
-            <w:pPr>
-              <w:jc w:val="center"/>
-            </w:pPr>
-            <w:r>
-              <w:rPr>
-                <w:rFonts w:ascii="Times New Roman" w:hAnsi="Times New Roman"/>
-                <w:color w:val="1E293B"/>
-                <w:sz w:val="17"/>
-              </w:rPr>
-              <w:t>Location Privacy</w:t>
-            </w:r>
-          </w:p>
-        </w:tc>
-        <w:tc>
-          <w:tcPr>
-            <w:tcW w:type="dxa" w:w="2448"/>
-            <w:shd w:fill="FAF5FB"/>
-            <w:tcMar>
-              <w:top w:w="80" w:type="dxa"/>
-              <w:bottom w:w="80" w:type="dxa"/>
-              <w:left w:w="120" w:type="dxa"/>
-              <w:right w:w="120" w:type="dxa"/>
-            </w:tcMar>
-          </w:tcPr>
-          <w:p>
-            <w:pPr>
-              <w:jc w:val="left"/>
-            </w:pPr>
-            <w:r>
-              <w:rPr>
-                <w:rFonts w:ascii="Times New Roman" w:hAnsi="Times New Roman"/>
-                <w:color w:val="1E293B"/>
-                <w:sz w:val="17"/>
-              </w:rPr>
-              <w:t>Commercial Ad Tracking</w:t>
-            </w:r>
-          </w:p>
-        </w:tc>
-        <w:tc>
-          <w:tcPr>
-            <w:tcW w:type="dxa" w:w="2448"/>
-            <w:shd w:fill="FAF5FB"/>
-            <w:tcMar>
-              <w:top w:w="80" w:type="dxa"/>
-              <w:bottom w:w="80" w:type="dxa"/>
-              <w:left w:w="120" w:type="dxa"/>
-              <w:right w:w="120" w:type="dxa"/>
-            </w:tcMar>
-          </w:tcPr>
-          <w:p>
-            <w:pPr>
-              <w:jc w:val="left"/>
-            </w:pPr>
-            <w:r>
-              <w:rPr>
-                <w:rFonts w:ascii="Times New Roman" w:hAnsi="Times New Roman"/>
-                <w:color w:val="1E293B"/>
-                <w:sz w:val="17"/>
-              </w:rPr>
-              <w:t>Unencrypted SMS Coordinates</w:t>
-            </w:r>
-          </w:p>
-        </w:tc>
-        <w:tc>
-          <w:tcPr>
-            <w:tcW w:type="dxa" w:w="2592"/>
-            <w:shd w:fill="FAF5FB"/>
-            <w:tcMar>
-              <w:top w:w="80" w:type="dxa"/>
-              <w:bottom w:w="80" w:type="dxa"/>
-              <w:left w:w="120" w:type="dxa"/>
-              <w:right w:w="120" w:type="dxa"/>
-            </w:tcMar>
-          </w:tcPr>
-          <w:p>
-            <w:pPr>
-              <w:jc w:val="center"/>
-            </w:pPr>
-            <w:r>
-              <w:rPr>
-                <w:rFonts w:ascii="Times New Roman" w:hAnsi="Times New Roman"/>
-                <w:color w:val="1E293B"/>
-                <w:sz w:val="17"/>
-              </w:rPr>
-              <w:t>Quantized 3-Dec Grid Cell</w:t>
-            </w:r>
-          </w:p>
-        </w:tc>
-      </w:tr>
-      <w:tr>
-        <w:tc>
-          <w:tcPr>
-            <w:tcW w:type="dxa" w:w="2592"/>
-            <w:shd w:fill="FFFFFF"/>
-            <w:tcMar>
-              <w:top w:w="80" w:type="dxa"/>
-              <w:bottom w:w="80" w:type="dxa"/>
-              <w:left w:w="120" w:type="dxa"/>
-              <w:right w:w="120" w:type="dxa"/>
-            </w:tcMar>
-          </w:tcPr>
-          <w:p>
-            <w:pPr>
-              <w:jc w:val="center"/>
-            </w:pPr>
-            <w:r>
-              <w:rPr>
-                <w:rFonts w:ascii="Times New Roman" w:hAnsi="Times New Roman"/>
-                <w:color w:val="1E293B"/>
-                <w:sz w:val="17"/>
-              </w:rPr>
-              <w:t>Single Point of Failure</w:t>
-            </w:r>
-          </w:p>
-        </w:tc>
-        <w:tc>
-          <w:tcPr>
-            <w:tcW w:type="dxa" w:w="2448"/>
-            <w:shd w:fill="FFFFFF"/>
-            <w:tcMar>
-              <w:top w:w="80" w:type="dxa"/>
-              <w:bottom w:w="80" w:type="dxa"/>
-              <w:left w:w="120" w:type="dxa"/>
-              <w:right w:w="120" w:type="dxa"/>
-            </w:tcMar>
-          </w:tcPr>
-          <w:p>
-            <w:pPr>
-              <w:jc w:val="left"/>
-            </w:pPr>
-            <w:r>
-              <w:rPr>
-                <w:rFonts w:ascii="Times New Roman" w:hAnsi="Times New Roman"/>
-                <w:color w:val="1E293B"/>
-                <w:sz w:val="17"/>
-              </w:rPr>
-              <w:t>Cloud Service Downtime</w:t>
-            </w:r>
-          </w:p>
-        </w:tc>
-        <w:tc>
-          <w:tcPr>
-            <w:tcW w:type="dxa" w:w="2448"/>
-            <w:shd w:fill="FFFFFF"/>
-            <w:tcMar>
-              <w:top w:w="80" w:type="dxa"/>
-              <w:bottom w:w="80" w:type="dxa"/>
-              <w:left w:w="120" w:type="dxa"/>
-              <w:right w:w="120" w:type="dxa"/>
-            </w:tcMar>
-          </w:tcPr>
-          <w:p>
-            <w:pPr>
-              <w:jc w:val="left"/>
-            </w:pPr>
-            <w:r>
-              <w:rPr>
-                <w:rFonts w:ascii="Times New Roman" w:hAnsi="Times New Roman"/>
-                <w:color w:val="1E293B"/>
-                <w:sz w:val="17"/>
-              </w:rPr>
-              <w:t>Cellular Network Congestion</w:t>
-            </w:r>
-          </w:p>
-        </w:tc>
-        <w:tc>
-          <w:tcPr>
-            <w:tcW w:type="dxa" w:w="2592"/>
-            <w:shd w:fill="FFFFFF"/>
-            <w:tcMar>
-              <w:top w:w="80" w:type="dxa"/>
-              <w:bottom w:w="80" w:type="dxa"/>
-              <w:left w:w="120" w:type="dxa"/>
-              <w:right w:w="120" w:type="dxa"/>
-            </w:tcMar>
-          </w:tcPr>
-          <w:p>
-            <w:pPr>
-              <w:jc w:val="center"/>
-            </w:pPr>
-            <w:r>
-              <w:rPr>
-                <w:rFonts w:ascii="Times New Roman" w:hAnsi="Times New Roman"/>
-                <w:color w:val="1E293B"/>
-                <w:sz w:val="17"/>
+                <w:color w:val="0F172A"/>
+                <w:sz w:val="14"/>
               </w:rPr>
               <w:t>Offline PWA Shell + Local Caching</w:t>
             </w:r>
@@ -4120,35 +3252,31 @@
     </w:tbl>
     <w:p>
       <w:pPr>
-        <w:spacing w:after="80"/>
-      </w:pPr>
-    </w:p>
-    <w:p>
-      <w:pPr>
         <w:keepNext/>
-        <w:spacing w:before="160" w:after="40"/>
+        <w:spacing w:before="80" w:after="20"/>
+        <w:jc w:val="left"/>
       </w:pPr>
       <w:r>
         <w:rPr>
           <w:rFonts w:ascii="Times New Roman" w:hAnsi="Times New Roman"/>
           <w:b/>
           <w:i/>
-          <w:color w:val="1E293B"/>
-          <w:sz w:val="20"/>
+          <w:color w:val="000000"/>
+          <w:sz w:val="18"/>
         </w:rPr>
         <w:t>E. Limitations of the Evaluation Plan</w:t>
       </w:r>
     </w:p>
     <w:p>
       <w:pPr>
-        <w:spacing w:after="100" w:line="264" w:lineRule="auto"/>
+        <w:spacing w:after="40" w:line="247" w:lineRule="auto"/>
         <w:jc w:val="both"/>
       </w:pPr>
       <w:r>
         <w:rPr>
           <w:rFonts w:ascii="Times New Roman" w:hAnsi="Times New Roman"/>
-          <w:color w:val="1E293B"/>
-          <w:sz w:val="20"/>
+          <w:color w:val="000000"/>
+          <w:sz w:val="18"/>
         </w:rPr>
         <w:t>The experimental evaluation was conducted within the Bengaluru metropolitan region using a curated repository of verified incident reports and safe havens. Generalization to smaller semi-urban towns with sparse street illumination data and fewer commercial safe havens requires further empirical calibration.</w:t>
       </w:r>
@@ -4156,42 +3284,43 @@
     <w:p>
       <w:pPr>
         <w:keepNext/>
-        <w:spacing w:before="240" w:after="60"/>
+        <w:spacing w:before="120" w:after="40"/>
+        <w:jc w:val="center"/>
       </w:pPr>
       <w:r>
         <w:rPr>
           <w:rFonts w:ascii="Times New Roman" w:hAnsi="Times New Roman"/>
           <w:b/>
-          <w:color w:val="0F172A"/>
-          <w:sz w:val="21"/>
+          <w:color w:val="000000"/>
+          <w:sz w:val="19"/>
         </w:rPr>
         <w:t>VII. CONCLUSION AND FUTURE WORK</w:t>
       </w:r>
     </w:p>
     <w:p>
       <w:pPr>
-        <w:spacing w:after="100" w:line="264" w:lineRule="auto"/>
+        <w:spacing w:after="40" w:line="247" w:lineRule="auto"/>
         <w:jc w:val="both"/>
       </w:pPr>
       <w:r>
         <w:rPr>
           <w:rFonts w:ascii="Times New Roman" w:hAnsi="Times New Roman"/>
-          <w:color w:val="1E293B"/>
-          <w:sz w:val="20"/>
+          <w:color w:val="000000"/>
+          <w:sz w:val="18"/>
         </w:rPr>
         <w:t>This paper presented SafeCity, a comprehensive community-based women protection and proactive incident reporting platform designed to eliminate the systemic shortcomings of reactive panic buttons and shortest-path navigation engines. By unifying privacy-preserving crowdsourced incident reporting, administrative moderation, multi-criteria risk-aware pathfinding, an autonomous 180-second stationary companion watchdog, and verified civic refuge havens, SafeCity empowers urban commuters to actively avoid environmental hazards. Empirical evaluations in Bengaluru confirm sub-second pathfinding latencies, accurate hazard discrimination, and high user acceptance (SUS score 82.4/100). The platform directly advances United Nations Sustainable Development Goals 5, 9, and 11 [10].</w:t>
       </w:r>
     </w:p>
     <w:p>
       <w:pPr>
-        <w:spacing w:after="100" w:line="264" w:lineRule="auto"/>
+        <w:spacing w:after="40" w:line="247" w:lineRule="auto"/>
         <w:jc w:val="both"/>
       </w:pPr>
       <w:r>
         <w:rPr>
           <w:rFonts w:ascii="Times New Roman" w:hAnsi="Times New Roman"/>
-          <w:color w:val="1E293B"/>
-          <w:sz w:val="20"/>
+          <w:color w:val="000000"/>
+          <w:sz w:val="18"/>
         </w:rPr>
         <w:t>Future work will explore four key extensions: (i) lightweight on-device acoustic machine learning models to detect vocal distress or screams in real time; (ii) ad-hoc peer-to-peer Bluetooth mesh networking to broadcast emergency beacons during total cellular blackouts; (iii) zero-knowledge proof cryptography to verify community credentials without revealing citizen identities; and (iv) automated integration with municipal smart-city lighting telemetry to continuously update real-time road illumination surfaces.</w:t>
       </w:r>
@@ -4199,28 +3328,29 @@
     <w:p>
       <w:pPr>
         <w:keepNext/>
-        <w:spacing w:before="240" w:after="60"/>
+        <w:spacing w:before="120" w:after="40"/>
+        <w:jc w:val="center"/>
       </w:pPr>
       <w:r>
         <w:rPr>
           <w:rFonts w:ascii="Times New Roman" w:hAnsi="Times New Roman"/>
           <w:b/>
-          <w:color w:val="0F172A"/>
-          <w:sz w:val="21"/>
+          <w:color w:val="000000"/>
+          <w:sz w:val="19"/>
         </w:rPr>
         <w:t>ACKNOWLEDGMENT</w:t>
       </w:r>
     </w:p>
     <w:p>
       <w:pPr>
-        <w:spacing w:after="100" w:line="264" w:lineRule="auto"/>
+        <w:spacing w:after="40" w:line="247" w:lineRule="auto"/>
         <w:jc w:val="both"/>
       </w:pPr>
       <w:r>
         <w:rPr>
           <w:rFonts w:ascii="Times New Roman" w:hAnsi="Times New Roman"/>
-          <w:color w:val="1E293B"/>
-          <w:sz w:val="20"/>
+          <w:color w:val="000000"/>
+          <w:sz w:val="18"/>
         </w:rPr>
         <w:t>The authors are deeply grateful to Mr. Muthuraju V. for his technical guidance and constructive feedback during the architecture and evaluation of SafeCity. We also thank the School of Computer Science and Engineering at Presidency University for supporting our work with testing facilities.</w:t>
       </w:r>
@@ -4228,165 +3358,211 @@
     <w:p>
       <w:pPr>
         <w:keepNext/>
-        <w:spacing w:before="240" w:after="60"/>
+        <w:spacing w:before="120" w:after="40"/>
+        <w:jc w:val="center"/>
       </w:pPr>
       <w:r>
         <w:rPr>
           <w:rFonts w:ascii="Times New Roman" w:hAnsi="Times New Roman"/>
           <w:b/>
-          <w:color w:val="0F172A"/>
-          <w:sz w:val="21"/>
+          <w:color w:val="000000"/>
+          <w:sz w:val="19"/>
         </w:rPr>
         <w:t>REFERENCES</w:t>
       </w:r>
     </w:p>
     <w:p>
       <w:pPr>
-        <w:spacing w:after="50" w:line="252" w:lineRule="auto"/>
+        <w:keepLines/>
+        <w:spacing w:after="40" w:line="245" w:lineRule="auto"/>
+        <w:ind w:left="317" w:hanging="317"/>
         <w:jc w:val="both"/>
       </w:pPr>
       <w:r>
         <w:rPr>
           <w:rFonts w:ascii="Times New Roman" w:hAnsi="Times New Roman"/>
-          <w:sz w:val="17"/>
+          <w:color w:val="000000"/>
+          <w:sz w:val="15"/>
         </w:rPr>
         <w:t>[1] E. Galbrun, K. Pelechrinis, and E. Terzi, "Urban navigation beyond shortest route: The case of safe paths," Information Systems, vol. 57, pp. 160–171, Apr. 2016. DOI: 10.1016/j.is.2015.10.005.</w:t>
       </w:r>
     </w:p>
     <w:p>
       <w:pPr>
-        <w:spacing w:after="50" w:line="252" w:lineRule="auto"/>
+        <w:keepLines/>
+        <w:spacing w:after="40" w:line="245" w:lineRule="auto"/>
+        <w:ind w:left="317" w:hanging="317"/>
         <w:jc w:val="both"/>
       </w:pPr>
       <w:r>
         <w:rPr>
           <w:rFonts w:ascii="Times New Roman" w:hAnsi="Times New Roman"/>
-          <w:sz w:val="17"/>
+          <w:color w:val="000000"/>
+          <w:sz w:val="15"/>
         </w:rPr>
         <w:t>[2] S. G. Lea, E. D'Silva, and A. Asok, "Women's strategies addressing sexual harassment and assault on public buses: An analysis of crowdsourced data," Crime Prevention and Community Safety, vol. 19, no. 3–4, pp. 227–239, Nov. 2017. DOI: 10.1057/s41300-017-0028-1.</w:t>
       </w:r>
     </w:p>
     <w:p>
       <w:pPr>
-        <w:spacing w:after="50" w:line="252" w:lineRule="auto"/>
+        <w:keepLines/>
+        <w:spacing w:after="40" w:line="245" w:lineRule="auto"/>
+        <w:ind w:left="317" w:hanging="317"/>
         <w:jc w:val="both"/>
       </w:pPr>
       <w:r>
         <w:rPr>
           <w:rFonts w:ascii="Times New Roman" w:hAnsi="Times New Roman"/>
-          <w:sz w:val="17"/>
+          <w:color w:val="000000"/>
+          <w:sz w:val="15"/>
         </w:rPr>
         <w:t>[3] P. S. S. Prasad, P. V. S. S. S. R. N. Murthy, and G. H. K. Rao, "Abhaya: An Android app for the safety of women," in Proc. 2015 Annual IEEE India Conf. (INDICON), New Delhi, India, 2015, pp. 1–5. DOI: 10.1109/INDICON.2015.7443652.</w:t>
       </w:r>
     </w:p>
     <w:p>
       <w:pPr>
-        <w:spacing w:after="50" w:line="252" w:lineRule="auto"/>
+        <w:keepLines/>
+        <w:spacing w:after="40" w:line="245" w:lineRule="auto"/>
+        <w:ind w:left="317" w:hanging="317"/>
         <w:jc w:val="both"/>
       </w:pPr>
       <w:r>
         <w:rPr>
           <w:rFonts w:ascii="Times New Roman" w:hAnsi="Times New Roman"/>
-          <w:sz w:val="17"/>
+          <w:color w:val="000000"/>
+          <w:sz w:val="15"/>
         </w:rPr>
         <w:t>[4] R. Solymosi, D. Buil-Gil, L. Vozmediano, and I. S. Guedes, "Towards a place-based measure of fear of crime: A systematic review of app-based and crowdsourcing approaches," Environment and Behavior, vol. 53, no. 9, pp. 1013–1044, Nov. 2021. DOI: 10.1177/0013916520947114.</w:t>
       </w:r>
     </w:p>
     <w:p>
       <w:pPr>
-        <w:spacing w:after="50" w:line="252" w:lineRule="auto"/>
+        <w:keepLines/>
+        <w:spacing w:after="40" w:line="245" w:lineRule="auto"/>
+        <w:ind w:left="317" w:hanging="317"/>
         <w:jc w:val="both"/>
       </w:pPr>
       <w:r>
         <w:rPr>
           <w:rFonts w:ascii="Times New Roman" w:hAnsi="Times New Roman"/>
-          <w:sz w:val="17"/>
+          <w:color w:val="000000"/>
+          <w:sz w:val="15"/>
         </w:rPr>
         <w:t>[5] D. Quercia, R. Schifanella, and L. M. Aiello, "The shortest path to happiness: Recommending beautiful, quiet, and happy routes in the city," in Proc. 25th ACM Conf. Hypertext Social Media (HT '14), Santiago, Chile, 2014, pp. 116–125. DOI: 10.1145/2631775.2631799.</w:t>
       </w:r>
     </w:p>
     <w:p>
       <w:pPr>
-        <w:spacing w:after="50" w:line="252" w:lineRule="auto"/>
+        <w:keepLines/>
+        <w:spacing w:after="40" w:line="245" w:lineRule="auto"/>
+        <w:ind w:left="317" w:hanging="317"/>
         <w:jc w:val="both"/>
       </w:pPr>
       <w:r>
         <w:rPr>
           <w:rFonts w:ascii="Times New Roman" w:hAnsi="Times New Roman"/>
-          <w:sz w:val="17"/>
+          <w:color w:val="000000"/>
+          <w:sz w:val="15"/>
         </w:rPr>
         <w:t>[6] S. Levy, W. Xiong, E. Belding, and W. Y. Wang, "SafeRoute: Learning to navigate streets safely in an urban environment," ACM Transactions on Intelligent Systems and Technology (TIST), vol. 11, no. 6, art. 66, pp. 1–25, Sep. 2020. DOI: 10.1145/3402818.</w:t>
       </w:r>
     </w:p>
     <w:p>
       <w:pPr>
-        <w:spacing w:after="50" w:line="252" w:lineRule="auto"/>
+        <w:keepLines/>
+        <w:spacing w:after="40" w:line="245" w:lineRule="auto"/>
+        <w:ind w:left="317" w:hanging="317"/>
         <w:jc w:val="both"/>
       </w:pPr>
       <w:r>
         <w:rPr>
           <w:rFonts w:ascii="Times New Roman" w:hAnsi="Times New Roman"/>
-          <w:sz w:val="17"/>
+          <w:color w:val="000000"/>
+          <w:sz w:val="15"/>
         </w:rPr>
         <w:t>[7] G. C. Harikiran, B. Menaka, et al., "Smart security solution for women based on Internet of Things (IOT)," in Proc. 2016 Int. Conf. Electr., Electron., Optim. Tech. (ICEEOT), Chennai, India, 2016, pp. 3541–3544. DOI: 10.1109/ICEEOT.2016.7755363.</w:t>
       </w:r>
     </w:p>
     <w:p>
       <w:pPr>
-        <w:spacing w:after="50" w:line="252" w:lineRule="auto"/>
+        <w:keepLines/>
+        <w:spacing w:after="40" w:line="245" w:lineRule="auto"/>
+        <w:ind w:left="317" w:hanging="317"/>
         <w:jc w:val="both"/>
       </w:pPr>
       <w:r>
         <w:rPr>
           <w:rFonts w:ascii="Times New Roman" w:hAnsi="Times New Roman"/>
-          <w:sz w:val="17"/>
+          <w:color w:val="000000"/>
+          <w:sz w:val="15"/>
         </w:rPr>
         <w:t>[8] S. Majumdar, S. E. Kirkley, and M. Srivastava, "Voice command AI assistant for public safety," in Proc. 2022 Int. Conf. Innov. Intell. Informatics, Comput., Technol. (3ICT), Sakheer, Bahrain, 2022, pp. 627–632. DOI: 10.1109/3ICT56508.2022.9990716.</w:t>
       </w:r>
     </w:p>
     <w:p>
       <w:pPr>
-        <w:spacing w:after="50" w:line="252" w:lineRule="auto"/>
+        <w:keepLines/>
+        <w:spacing w:after="40" w:line="245" w:lineRule="auto"/>
+        <w:ind w:left="317" w:hanging="317"/>
         <w:jc w:val="both"/>
       </w:pPr>
       <w:r>
         <w:rPr>
           <w:rFonts w:ascii="Times New Roman" w:hAnsi="Times New Roman"/>
-          <w:sz w:val="17"/>
+          <w:color w:val="000000"/>
+          <w:sz w:val="15"/>
         </w:rPr>
         <w:t>[9] J. Brooke, "SUS: A 'quick and dirty' usability scale," Usability Evaluation in Industry, P. W. Jordan, B. Thomas, I. L. McClelland, and B. Weerdmeester, Eds. London, UK: Taylor &amp; Francis, 1996, pp. 189–194.</w:t>
       </w:r>
     </w:p>
     <w:p>
       <w:pPr>
-        <w:spacing w:after="50" w:line="252" w:lineRule="auto"/>
+        <w:keepLines/>
+        <w:spacing w:after="40" w:line="245" w:lineRule="auto"/>
+        <w:ind w:left="317" w:hanging="317"/>
         <w:jc w:val="both"/>
       </w:pPr>
       <w:r>
         <w:rPr>
           <w:rFonts w:ascii="Times New Roman" w:hAnsi="Times New Roman"/>
-          <w:sz w:val="17"/>
+          <w:color w:val="000000"/>
+          <w:sz w:val="15"/>
         </w:rPr>
         <w:t>[10] United Nations, "Transforming our world: the 2030 Agenda for Sustainable Development," UN General Assembly Resolution A/RES/70/1, Oct. 2015. [Online]. Available: https://sdgs.un.org/goals</w:t>
       </w:r>
     </w:p>
     <w:p>
       <w:pPr>
-        <w:spacing w:after="50" w:line="252" w:lineRule="auto"/>
+        <w:keepLines/>
+        <w:spacing w:after="40" w:line="245" w:lineRule="auto"/>
+        <w:ind w:left="317" w:hanging="317"/>
         <w:jc w:val="both"/>
       </w:pPr>
       <w:r>
         <w:rPr>
           <w:rFonts w:ascii="Times New Roman" w:hAnsi="Times New Roman"/>
-          <w:sz w:val="17"/>
+          <w:color w:val="000000"/>
+          <w:sz w:val="15"/>
         </w:rPr>
         <w:t>[11] Ministry of Law and Justice (Govt. of India), "The Digital Personal Data Protection Act, 2023," The Gazette of India, Act No. 22 of 2023, Aug. 2023.</w:t>
       </w:r>
     </w:p>
+    <w:p>
+      <w:pPr>
+        <w:sectPr>
+          <w:type w:val="continuous"/>
+          <w:pgSz w:w="12240" w:h="15840"/>
+          <w:pgMar w:top="979" w:right="979" w:bottom="979" w:left="979" w:header="720" w:footer="720" w:gutter="0"/>
+          <w:cols w:space="360" w:num="2" w:equalWidth="1"/>
+          <w:docGrid w:linePitch="360"/>
+        </w:sectPr>
+      </w:pPr>
+    </w:p>
     <w:sectPr>
+      <w:type w:val="continuous"/>
       <w:pgSz w:w="12240" w:h="15840"/>
-      <w:pgMar w:top="1080" w:right="1080" w:bottom="1080" w:left="1080" w:header="720" w:footer="720" w:gutter="0"/>
-      <w:cols w:space="720"/>
+      <w:pgMar w:top="979" w:right="979" w:bottom="979" w:left="979" w:header="720" w:footer="720" w:gutter="0"/>
+      <w:cols w:space="360" w:num="2" w:equalWidth="1"/>
       <w:docGrid w:linePitch="360"/>
     </w:sectPr>
   </w:body>

--- a/SafeCity_Research_Paper.docx
+++ b/SafeCity_Research_Paper.docx
@@ -4,7 +4,7 @@
   <w:body>
     <w:p>
       <w:pPr>
-        <w:spacing w:before="0" w:after="80"/>
+        <w:spacing w:before="0" w:after="100"/>
         <w:jc w:val="center"/>
       </w:pPr>
       <w:r>
@@ -12,7 +12,7 @@
           <w:rFonts w:ascii="Times New Roman" w:hAnsi="Times New Roman"/>
           <w:b/>
           <w:color w:val="000000"/>
-          <w:sz w:val="34"/>
+          <w:sz w:val="35"/>
         </w:rPr>
         <w:t>SafeCity: SMART COMMUNITY-BASED WOMEN PROTECTION AND</w:t>
         <w:br/>
@@ -22,14 +22,14 @@
           <w:rFonts w:ascii="Times New Roman" w:hAnsi="Times New Roman"/>
           <w:b/>
           <w:color w:val="000000"/>
-          <w:sz w:val="34"/>
+          <w:sz w:val="35"/>
         </w:rPr>
         <w:t>INCIDENT REPORTING PLATFORM</w:t>
       </w:r>
     </w:p>
     <w:p>
       <w:pPr>
-        <w:spacing w:before="40" w:after="40"/>
+        <w:spacing w:before="40" w:after="60"/>
         <w:jc w:val="center"/>
       </w:pPr>
       <w:r>
@@ -37,7 +37,7 @@
           <w:rFonts w:ascii="Times New Roman" w:hAnsi="Times New Roman"/>
           <w:b/>
           <w:color w:val="000000"/>
-          <w:sz w:val="21"/>
+          <w:sz w:val="22"/>
         </w:rPr>
         <w:t>Akshat Singh, Mohammed Aahil Nouman, Siddiq</w:t>
       </w:r>
@@ -52,14 +52,14 @@
           <w:rFonts w:ascii="Times New Roman" w:hAnsi="Times New Roman"/>
           <w:b/>
           <w:color w:val="000000"/>
-          <w:sz w:val="19"/>
+          <w:sz w:val="20"/>
         </w:rPr>
         <w:t>Under the Supervision of: Mr. Muthuraju V.</w:t>
       </w:r>
     </w:p>
     <w:p>
       <w:pPr>
-        <w:spacing w:before="0" w:after="140"/>
+        <w:spacing w:before="0" w:after="200"/>
         <w:jc w:val="center"/>
       </w:pPr>
       <w:r>
@@ -67,7 +67,7 @@
           <w:rFonts w:ascii="Times New Roman" w:hAnsi="Times New Roman"/>
           <w:i/>
           <w:color w:val="1E293B"/>
-          <w:sz w:val="18"/>
+          <w:sz w:val="19"/>
         </w:rPr>
         <w:t>Assistant Professor, School of Computer Science and Engineering</w:t>
         <w:br/>
@@ -77,14 +77,14 @@
           <w:rFonts w:ascii="Times New Roman" w:hAnsi="Times New Roman"/>
           <w:i/>
           <w:color w:val="1E293B"/>
-          <w:sz w:val="18"/>
+          <w:sz w:val="19"/>
         </w:rPr>
         <w:t>Presidency University, Bengaluru, India</w:t>
       </w:r>
     </w:p>
     <w:p>
       <w:pPr>
-        <w:spacing w:after="60" w:line="247" w:lineRule="auto"/>
+        <w:spacing w:after="80" w:line="252" w:lineRule="auto"/>
         <w:jc w:val="both"/>
       </w:pPr>
       <w:r>
@@ -92,21 +92,21 @@
           <w:rFonts w:ascii="Times New Roman" w:hAnsi="Times New Roman"/>
           <w:b/>
           <w:i/>
-          <w:sz w:val="18"/>
+          <w:sz w:val="19"/>
         </w:rPr>
         <w:t xml:space="preserve">Abstract — </w:t>
       </w:r>
       <w:r>
         <w:rPr>
           <w:rFonts w:ascii="Times New Roman" w:hAnsi="Times New Roman"/>
-          <w:sz w:val="18"/>
+          <w:sz w:val="19"/>
         </w:rPr>
         <w:t>Personal mobility and physical security in expanding metropolitan transit environments remain severely constrained by street harassment, stalking, and isolated transit corridors. Most mobile safety apps only act as post-incident panic buttons—requiring a user to trigger an SOS after a confrontation has already begun, rather than helping commuters avoid high-risk streets beforehand. This leaves a vast amount of street intimidation unrecorded—a well-documented challenge criminologists term the "dark figure of crime." Simultaneously, standard GPS mapping services route pedestrians along shortest physical paths without considering street illumination or deserted alleys. This paper introduces SafeCity, a unified mobile and web platform bridging crowdsourced hazard reporting with proactive, safety-weighted navigation. The system pairs an anonymous, coordinate-quantized reporting workflow with administrative verification, a multi-criteria pathfinding algorithm that discounts historical spatial hazards while rewarding 24/7 safe havens and active lighting, a continuous GPS companion escort with an autonomous 180-second stationary watchdog, and an emergency audio-visual beacon. Field evaluations across Bengaluru transit corridors confirm sub-second routing response (median 310 ms), reliable 12-meter GPS tracking accuracy, a high-precision inactivity state machine, and sharp safety discrimination (scoring well-lit arterials at 94/100 versus unlit shortcuts at 48/100). Our design aligns with UN SDG targets 5, 9, and 11 by advancing gender-equitable mobility, resilient civic infrastructure, and safer urban transit corridors [10].</w:t>
       </w:r>
     </w:p>
     <w:p>
       <w:pPr>
-        <w:spacing w:after="160" w:line="247" w:lineRule="auto"/>
+        <w:spacing w:after="240" w:line="252" w:lineRule="auto"/>
         <w:jc w:val="both"/>
       </w:pPr>
       <w:r>
@@ -114,14 +114,14 @@
           <w:rFonts w:ascii="Times New Roman" w:hAnsi="Times New Roman"/>
           <w:b/>
           <w:i/>
-          <w:sz w:val="18"/>
+          <w:sz w:val="19"/>
         </w:rPr>
         <w:t xml:space="preserve">Keywords — </w:t>
       </w:r>
       <w:r>
         <w:rPr>
           <w:rFonts w:ascii="Times New Roman" w:hAnsi="Times New Roman"/>
-          <w:sz w:val="18"/>
+          <w:sz w:val="19"/>
         </w:rPr>
         <w:t>Women's Safety, Crowdsourced Incident Reporting, Geographic Information Systems (GIS), Multi-Objective Route Optimization, Haversine Telemetry, Spatial Clustering, Geolocation API, Civic Computing.</w:t>
       </w:r>
@@ -130,7 +130,7 @@
       <w:pPr>
         <w:sectPr>
           <w:pgSz w:w="12240" w:h="15840"/>
-          <w:pgMar w:top="979" w:right="979" w:bottom="979" w:left="979" w:header="720" w:footer="720" w:gutter="0"/>
+          <w:pgMar w:top="1080" w:right="1008" w:bottom="1080" w:left="1008" w:header="720" w:footer="720" w:gutter="0"/>
           <w:cols w:space="720"/>
           <w:docGrid w:linePitch="360"/>
         </w:sectPr>
@@ -139,7 +139,7 @@
     <w:p>
       <w:pPr>
         <w:keepNext/>
-        <w:spacing w:before="120" w:after="40"/>
+        <w:spacing w:before="160" w:after="50"/>
         <w:jc w:val="center"/>
       </w:pPr>
       <w:r>
@@ -147,50 +147,50 @@
           <w:rFonts w:ascii="Times New Roman" w:hAnsi="Times New Roman"/>
           <w:b/>
           <w:color w:val="000000"/>
-          <w:sz w:val="19"/>
+          <w:sz w:val="20"/>
         </w:rPr>
         <w:t>I. INTRODUCTION</w:t>
       </w:r>
     </w:p>
     <w:p>
       <w:pPr>
-        <w:spacing w:after="40" w:line="247" w:lineRule="auto"/>
+        <w:spacing w:after="60" w:line="252" w:lineRule="auto"/>
         <w:jc w:val="both"/>
       </w:pPr>
       <w:r>
         <w:rPr>
           <w:rFonts w:ascii="Times New Roman" w:hAnsi="Times New Roman"/>
           <w:color w:val="000000"/>
-          <w:sz w:val="18"/>
+          <w:sz w:val="19"/>
         </w:rPr>
         <w:t>Freedom of movement and personal security in public spaces are critical requirements for equal social and economic opportunity [1]. Even with ongoing municipal investments, women, university students, and late-night workers in fast-growing cities regularly face intimidation in unmonitored underpasses, poorly lit bus stands, and deserted connecting roads [2]. In major technological centers like Bengaluru, suburban commercial expansion has outpaced pedestrian infrastructure, leaving visible gaps in street lighting, night foot traffic, and police presence.</w:t>
       </w:r>
     </w:p>
     <w:p>
       <w:pPr>
-        <w:spacing w:after="40" w:line="247" w:lineRule="auto"/>
+        <w:spacing w:after="60" w:line="252" w:lineRule="auto"/>
         <w:jc w:val="both"/>
       </w:pPr>
       <w:r>
         <w:rPr>
           <w:rFonts w:ascii="Times New Roman" w:hAnsi="Times New Roman"/>
           <w:color w:val="000000"/>
-          <w:sz w:val="18"/>
+          <w:sz w:val="19"/>
         </w:rPr>
         <w:t>Field studies in criminology and HCI highlight three practical limitations with reactive SOS tools [3]:</w:t>
       </w:r>
     </w:p>
     <w:p>
       <w:pPr>
-        <w:spacing w:after="30" w:line="247" w:lineRule="auto"/>
-        <w:ind w:left="230" w:hanging="230"/>
+        <w:spacing w:after="50" w:line="252" w:lineRule="auto"/>
+        <w:ind w:left="259" w:hanging="259"/>
         <w:jc w:val="both"/>
       </w:pPr>
       <w:r>
         <w:rPr>
           <w:rFonts w:ascii="Times New Roman" w:hAnsi="Times New Roman"/>
           <w:b/>
-          <w:sz w:val="18"/>
+          <w:sz w:val="19"/>
         </w:rPr>
         <w:t xml:space="preserve">• </w:t>
       </w:r>
@@ -198,29 +198,29 @@
         <w:rPr>
           <w:rFonts w:ascii="Times New Roman" w:hAnsi="Times New Roman"/>
           <w:b/>
-          <w:sz w:val="18"/>
+          <w:sz w:val="19"/>
         </w:rPr>
         <w:t xml:space="preserve">Panic and Physical Restraint: </w:t>
       </w:r>
       <w:r>
         <w:rPr>
           <w:rFonts w:ascii="Times New Roman" w:hAnsi="Times New Roman"/>
-          <w:sz w:val="18"/>
+          <w:sz w:val="19"/>
         </w:rPr>
         <w:t>Sudden physical threats often induce panic or physical restraint, making it difficult to unlock a phone and press an alarm.</w:t>
       </w:r>
     </w:p>
     <w:p>
       <w:pPr>
-        <w:spacing w:after="30" w:line="247" w:lineRule="auto"/>
-        <w:ind w:left="230" w:hanging="230"/>
+        <w:spacing w:after="50" w:line="252" w:lineRule="auto"/>
+        <w:ind w:left="259" w:hanging="259"/>
         <w:jc w:val="both"/>
       </w:pPr>
       <w:r>
         <w:rPr>
           <w:rFonts w:ascii="Times New Roman" w:hAnsi="Times New Roman"/>
           <w:b/>
-          <w:sz w:val="18"/>
+          <w:sz w:val="19"/>
         </w:rPr>
         <w:t xml:space="preserve">• </w:t>
       </w:r>
@@ -228,29 +228,29 @@
         <w:rPr>
           <w:rFonts w:ascii="Times New Roman" w:hAnsi="Times New Roman"/>
           <w:b/>
-          <w:sz w:val="18"/>
+          <w:sz w:val="19"/>
         </w:rPr>
         <w:t xml:space="preserve">Absence of Pre-Trip Guidance: </w:t>
       </w:r>
       <w:r>
         <w:rPr>
           <w:rFonts w:ascii="Times New Roman" w:hAnsi="Times New Roman"/>
-          <w:sz w:val="18"/>
+          <w:sz w:val="19"/>
         </w:rPr>
         <w:t>Panic buttons do not offer pre-trip hazard warnings, meaning commuters still walk into dangerous areas without realizing it.</w:t>
       </w:r>
     </w:p>
     <w:p>
       <w:pPr>
-        <w:spacing w:after="30" w:line="247" w:lineRule="auto"/>
-        <w:ind w:left="230" w:hanging="230"/>
+        <w:spacing w:after="50" w:line="252" w:lineRule="auto"/>
+        <w:ind w:left="259" w:hanging="259"/>
         <w:jc w:val="both"/>
       </w:pPr>
       <w:r>
         <w:rPr>
           <w:rFonts w:ascii="Times New Roman" w:hAnsi="Times New Roman"/>
           <w:b/>
-          <w:sz w:val="18"/>
+          <w:sz w:val="19"/>
         </w:rPr>
         <w:t xml:space="preserve">• </w:t>
       </w:r>
@@ -258,57 +258,57 @@
         <w:rPr>
           <w:rFonts w:ascii="Times New Roman" w:hAnsi="Times New Roman"/>
           <w:b/>
-          <w:sz w:val="18"/>
+          <w:sz w:val="19"/>
         </w:rPr>
         <w:t xml:space="preserve">The 'Dark Figure of Crime': </w:t>
       </w:r>
       <w:r>
         <w:rPr>
           <w:rFonts w:ascii="Times New Roman" w:hAnsi="Times New Roman"/>
-          <w:sz w:val="18"/>
+          <w:sz w:val="19"/>
         </w:rPr>
         <w:t>They ignore everyday harassment, stalking, and catcalling that victims rarely report to law enforcement due to social stigma, procedural burden, or fear of retaliation [4].</w:t>
       </w:r>
     </w:p>
     <w:p>
       <w:pPr>
-        <w:spacing w:after="40" w:line="247" w:lineRule="auto"/>
+        <w:spacing w:after="60" w:line="252" w:lineRule="auto"/>
         <w:jc w:val="both"/>
       </w:pPr>
       <w:r>
         <w:rPr>
           <w:rFonts w:ascii="Times New Roman" w:hAnsi="Times New Roman"/>
           <w:color w:val="000000"/>
-          <w:sz w:val="18"/>
+          <w:sz w:val="19"/>
         </w:rPr>
         <w:t>At the same time, commercial mapping tools (such as Google Maps and Apple Maps) focus almost exclusively on minimizing walking distance or transit duration [5], [6]. In dense neighborhoods, the quickest walking route often cuts through deserted alleys or unlit residential lanes, steering commuters into high-risk spots just to save a few minutes. Mainstream routing systems do not account for perceived human safety or physical visibility.</w:t>
       </w:r>
     </w:p>
     <w:p>
       <w:pPr>
-        <w:spacing w:after="40" w:line="247" w:lineRule="auto"/>
+        <w:spacing w:after="60" w:line="252" w:lineRule="auto"/>
         <w:jc w:val="both"/>
       </w:pPr>
       <w:r>
         <w:rPr>
           <w:rFonts w:ascii="Times New Roman" w:hAnsi="Times New Roman"/>
           <w:color w:val="000000"/>
-          <w:sz w:val="18"/>
+          <w:sz w:val="19"/>
         </w:rPr>
         <w:t>To address these gaps, SafeCity introduces an integrated platform combining grassroots participatory safety reporting, risk-weighted navigation, and live companion escorts. The core contributions of this work are as follows:</w:t>
       </w:r>
     </w:p>
     <w:p>
       <w:pPr>
-        <w:spacing w:after="30" w:line="247" w:lineRule="auto"/>
-        <w:ind w:left="230" w:hanging="230"/>
+        <w:spacing w:after="50" w:line="252" w:lineRule="auto"/>
+        <w:ind w:left="259" w:hanging="259"/>
         <w:jc w:val="both"/>
       </w:pPr>
       <w:r>
         <w:rPr>
           <w:rFonts w:ascii="Times New Roman" w:hAnsi="Times New Roman"/>
           <w:b/>
-          <w:sz w:val="18"/>
+          <w:sz w:val="19"/>
         </w:rPr>
         <w:t xml:space="preserve">• </w:t>
       </w:r>
@@ -316,29 +316,29 @@
         <w:rPr>
           <w:rFonts w:ascii="Times New Roman" w:hAnsi="Times New Roman"/>
           <w:b/>
-          <w:sz w:val="18"/>
+          <w:sz w:val="19"/>
         </w:rPr>
         <w:t xml:space="preserve">Proactive Multi-Criteria Pathfinding: </w:t>
       </w:r>
       <w:r>
         <w:rPr>
           <w:rFonts w:ascii="Times New Roman" w:hAnsi="Times New Roman"/>
-          <w:sz w:val="18"/>
+          <w:sz w:val="19"/>
         </w:rPr>
         <w:t>A route planning algorithm that balances distance, street illumination, active 24/7 civic refuge havens, and exponentially decaying spatial crime clusters, enabling commuters to deliberately trade slight distance increases for substantial crime risk reductions.</w:t>
       </w:r>
     </w:p>
     <w:p>
       <w:pPr>
-        <w:spacing w:after="30" w:line="247" w:lineRule="auto"/>
-        <w:ind w:left="230" w:hanging="230"/>
+        <w:spacing w:after="50" w:line="252" w:lineRule="auto"/>
+        <w:ind w:left="259" w:hanging="259"/>
         <w:jc w:val="both"/>
       </w:pPr>
       <w:r>
         <w:rPr>
           <w:rFonts w:ascii="Times New Roman" w:hAnsi="Times New Roman"/>
           <w:b/>
-          <w:sz w:val="18"/>
+          <w:sz w:val="19"/>
         </w:rPr>
         <w:t xml:space="preserve">• </w:t>
       </w:r>
@@ -346,29 +346,29 @@
         <w:rPr>
           <w:rFonts w:ascii="Times New Roman" w:hAnsi="Times New Roman"/>
           <w:b/>
-          <w:sz w:val="18"/>
+          <w:sz w:val="19"/>
         </w:rPr>
         <w:t xml:space="preserve">Privacy-Preserving Participatory Ingestion: </w:t>
       </w:r>
       <w:r>
         <w:rPr>
           <w:rFonts w:ascii="Times New Roman" w:hAnsi="Times New Roman"/>
-          <w:sz w:val="18"/>
+          <w:sz w:val="19"/>
         </w:rPr>
         <w:t>An anonymous reporting pipeline that quantizes spatial coordinates to a 3-decimal grid cell (~110-meter resolution) to eliminate victim doorway identification while maintaining actionable geographic intelligence.</w:t>
       </w:r>
     </w:p>
     <w:p>
       <w:pPr>
-        <w:spacing w:after="30" w:line="247" w:lineRule="auto"/>
-        <w:ind w:left="230" w:hanging="230"/>
+        <w:spacing w:after="50" w:line="252" w:lineRule="auto"/>
+        <w:ind w:left="259" w:hanging="259"/>
         <w:jc w:val="both"/>
       </w:pPr>
       <w:r>
         <w:rPr>
           <w:rFonts w:ascii="Times New Roman" w:hAnsi="Times New Roman"/>
           <w:b/>
-          <w:sz w:val="18"/>
+          <w:sz w:val="19"/>
         </w:rPr>
         <w:t xml:space="preserve">• </w:t>
       </w:r>
@@ -376,29 +376,29 @@
         <w:rPr>
           <w:rFonts w:ascii="Times New Roman" w:hAnsi="Times New Roman"/>
           <w:b/>
-          <w:sz w:val="18"/>
+          <w:sz w:val="19"/>
         </w:rPr>
         <w:t xml:space="preserve">Companion Escort &amp; Inactivity Watchdog: </w:t>
       </w:r>
       <w:r>
         <w:rPr>
           <w:rFonts w:ascii="Times New Roman" w:hAnsi="Times New Roman"/>
-          <w:sz w:val="18"/>
+          <w:sz w:val="19"/>
         </w:rPr>
         <w:t>A continuous GPS-driven virtual escort module featuring live telemetry tracking, speed filtering, an autonomous 180-second stationary countdown watchdog, and multi-stage acoustic-visual emergency escalation.</w:t>
       </w:r>
     </w:p>
     <w:p>
       <w:pPr>
-        <w:spacing w:after="30" w:line="247" w:lineRule="auto"/>
-        <w:ind w:left="230" w:hanging="230"/>
+        <w:spacing w:after="50" w:line="252" w:lineRule="auto"/>
+        <w:ind w:left="259" w:hanging="259"/>
         <w:jc w:val="both"/>
       </w:pPr>
       <w:r>
         <w:rPr>
           <w:rFonts w:ascii="Times New Roman" w:hAnsi="Times New Roman"/>
           <w:b/>
-          <w:sz w:val="18"/>
+          <w:sz w:val="19"/>
         </w:rPr>
         <w:t xml:space="preserve">• </w:t>
       </w:r>
@@ -406,28 +406,28 @@
         <w:rPr>
           <w:rFonts w:ascii="Times New Roman" w:hAnsi="Times New Roman"/>
           <w:b/>
-          <w:sz w:val="18"/>
+          <w:sz w:val="19"/>
         </w:rPr>
         <w:t xml:space="preserve">Comprehensive Civic Refuge Network: </w:t>
       </w:r>
       <w:r>
         <w:rPr>
           <w:rFonts w:ascii="Times New Roman" w:hAnsi="Times New Roman"/>
-          <w:sz w:val="18"/>
+          <w:sz w:val="19"/>
         </w:rPr>
         <w:t>A verified directory of 24/7 open public sanctuaries (hospitals, petrol bunks, police assistance booths, transit desks) coupled with a two-tier administrative moderation workflow to prevent malicious misinformation.</w:t>
       </w:r>
     </w:p>
     <w:p>
       <w:pPr>
-        <w:spacing w:after="40" w:line="247" w:lineRule="auto"/>
+        <w:spacing w:after="60" w:line="252" w:lineRule="auto"/>
         <w:jc w:val="both"/>
       </w:pPr>
       <w:r>
         <w:rPr>
           <w:rFonts w:ascii="Times New Roman" w:hAnsi="Times New Roman"/>
           <w:color w:val="000000"/>
-          <w:sz w:val="18"/>
+          <w:sz w:val="19"/>
         </w:rPr>
         <w:t>In the following sections, Section II surveys prior work across participatory crime mapping and safety routing. Section III formulates the SafeCity architecture and scoring model, Section IV details the software stack, Section V evaluates the threat model, and Section VI presents our Bengaluru corridor benchmarks.</w:t>
       </w:r>
@@ -435,7 +435,7 @@
     <w:p>
       <w:pPr>
         <w:keepNext/>
-        <w:spacing w:before="120" w:after="40"/>
+        <w:spacing w:before="160" w:after="50"/>
         <w:jc w:val="center"/>
       </w:pPr>
       <w:r>
@@ -443,7 +443,7 @@
           <w:rFonts w:ascii="Times New Roman" w:hAnsi="Times New Roman"/>
           <w:b/>
           <w:color w:val="000000"/>
-          <w:sz w:val="19"/>
+          <w:sz w:val="20"/>
         </w:rPr>
         <w:t>II. RELATED WORK</w:t>
       </w:r>
@@ -451,7 +451,7 @@
     <w:p>
       <w:pPr>
         <w:keepNext/>
-        <w:spacing w:before="80" w:after="20"/>
+        <w:spacing w:before="100" w:after="30"/>
         <w:jc w:val="left"/>
       </w:pPr>
       <w:r>
@@ -460,21 +460,21 @@
           <w:b/>
           <w:i/>
           <w:color w:val="000000"/>
-          <w:sz w:val="18"/>
+          <w:sz w:val="19"/>
         </w:rPr>
         <w:t>A. Participatory Safety Sensing and Crowdsourced Audits</w:t>
       </w:r>
     </w:p>
     <w:p>
       <w:pPr>
-        <w:spacing w:after="40" w:line="247" w:lineRule="auto"/>
+        <w:spacing w:after="60" w:line="252" w:lineRule="auto"/>
         <w:jc w:val="both"/>
       </w:pPr>
       <w:r>
         <w:rPr>
           <w:rFonts w:ascii="Times New Roman" w:hAnsi="Times New Roman"/>
           <w:color w:val="000000"/>
-          <w:sz w:val="18"/>
+          <w:sz w:val="19"/>
         </w:rPr>
         <w:t>Crowdsourced civic sensing has transformed modern spatial safety analysis. Early projects such as Safecity in India and Hollaback globally demonstrated that anonymous digital platforms can capture street-level harassment that never appears in official police crime statistics [2]. Solymosi et al. [4] reviewed mobile-based fear-of-crime reporting and concluded that capturing micro-spatial affective responses provides vital urban planning data, but noted that raw unvetted crowdsourcing often suffers from spatial reporting bias and noise.</w:t>
       </w:r>
@@ -482,7 +482,7 @@
     <w:p>
       <w:pPr>
         <w:keepNext/>
-        <w:spacing w:before="80" w:after="20"/>
+        <w:spacing w:before="100" w:after="30"/>
         <w:jc w:val="left"/>
       </w:pPr>
       <w:r>
@@ -491,21 +491,21 @@
           <w:b/>
           <w:i/>
           <w:color w:val="000000"/>
-          <w:sz w:val="18"/>
+          <w:sz w:val="19"/>
         </w:rPr>
         <w:t>B. Safety-Aware and Multi-Objective Navigation</w:t>
       </w:r>
     </w:p>
     <w:p>
       <w:pPr>
-        <w:spacing w:after="40" w:line="247" w:lineRule="auto"/>
+        <w:spacing w:after="60" w:line="252" w:lineRule="auto"/>
         <w:jc w:val="both"/>
       </w:pPr>
       <w:r>
         <w:rPr>
           <w:rFonts w:ascii="Times New Roman" w:hAnsi="Times New Roman"/>
           <w:color w:val="000000"/>
-          <w:sz w:val="18"/>
+          <w:sz w:val="19"/>
         </w:rPr>
         <w:t>Pedestrian routing algorithms traditionally optimize for physical distance or travel time. Galbrun et al. [1] pioneered the safe-paths formulation, formalizing the trade-off between path length and crime exposure. Quercia et al. [5] proposed algorithms recommending beautiful, quiet, and happy routes based on crowdsourced perception imagery. Levy et al. [6] developed SafeRoute, utilizing deep reinforcement learning on historic municipal crime records to identify safer urban walking corridors. However, existing routing algorithms rely on historical municipal crime data that is rarely updated in real time, and none integrate 24/7 civic safe havens or dynamic street illumination as positive routing attractors.</w:t>
       </w:r>
@@ -513,7 +513,7 @@
     <w:p>
       <w:pPr>
         <w:keepNext/>
-        <w:spacing w:before="80" w:after="20"/>
+        <w:spacing w:before="100" w:after="30"/>
         <w:jc w:val="left"/>
       </w:pPr>
       <w:r>
@@ -522,21 +522,21 @@
           <w:b/>
           <w:i/>
           <w:color w:val="000000"/>
-          <w:sz w:val="18"/>
+          <w:sz w:val="19"/>
         </w:rPr>
         <w:t>C. Mobile Panic Buttons and Reactive Hardware</w:t>
       </w:r>
     </w:p>
     <w:p>
       <w:pPr>
-        <w:spacing w:after="40" w:line="247" w:lineRule="auto"/>
+        <w:spacing w:after="60" w:line="252" w:lineRule="auto"/>
         <w:jc w:val="both"/>
       </w:pPr>
       <w:r>
         <w:rPr>
           <w:rFonts w:ascii="Times New Roman" w:hAnsi="Times New Roman"/>
           <w:color w:val="000000"/>
-          <w:sz w:val="18"/>
+          <w:sz w:val="19"/>
         </w:rPr>
         <w:t>Standalone mobile safety apps such as Abhaya [3] and wearable IoT panic buttons [7] focus almost entirely on post-incident distress signalling. While modern systems incorporate acoustic distress detection [8], they remain inherently reactive: they do not prevent users from walking into dangerous corridors in the first place.</w:t>
       </w:r>
@@ -544,7 +544,7 @@
     <w:p>
       <w:pPr>
         <w:keepNext/>
-        <w:spacing w:before="80" w:after="20"/>
+        <w:spacing w:before="100" w:after="30"/>
         <w:jc w:val="left"/>
       </w:pPr>
       <w:r>
@@ -553,21 +553,21 @@
           <w:b/>
           <w:i/>
           <w:color w:val="000000"/>
-          <w:sz w:val="18"/>
+          <w:sz w:val="19"/>
         </w:rPr>
         <w:t>D. Positioning Against Existing Literature</w:t>
       </w:r>
     </w:p>
     <w:p>
       <w:pPr>
-        <w:spacing w:after="40" w:line="247" w:lineRule="auto"/>
+        <w:spacing w:after="60" w:line="252" w:lineRule="auto"/>
         <w:jc w:val="both"/>
       </w:pPr>
       <w:r>
         <w:rPr>
           <w:rFonts w:ascii="Times New Roman" w:hAnsi="Times New Roman"/>
           <w:color w:val="000000"/>
-          <w:sz w:val="18"/>
+          <w:sz w:val="19"/>
         </w:rPr>
         <w:t>Table I contrasts SafeCity against existing literature across primary routing objectives, live escort capabilities, spatial privacy, and civic refuge integration.</w:t>
       </w:r>
@@ -575,7 +575,7 @@
     <w:p>
       <w:pPr>
         <w:keepNext/>
-        <w:spacing w:before="80" w:after="30"/>
+        <w:spacing w:before="100" w:after="40"/>
         <w:jc w:val="center"/>
       </w:pPr>
       <w:r>
@@ -594,10 +594,10 @@
         <w:tblLook w:firstColumn="1" w:firstRow="1" w:lastColumn="0" w:lastRow="0" w:noHBand="0" w:noVBand="1" w:val="04A0"/>
       </w:tblPr>
       <w:tblGrid>
-        <w:gridCol w:w="2570"/>
-        <w:gridCol w:w="2570"/>
-        <w:gridCol w:w="2570"/>
-        <w:gridCol w:w="2570"/>
+        <w:gridCol w:w="2556"/>
+        <w:gridCol w:w="2556"/>
+        <w:gridCol w:w="2556"/>
+        <w:gridCol w:w="2556"/>
       </w:tblGrid>
       <w:tr>
         <w:trPr>
@@ -607,6 +607,119 @@
           <w:tcPr>
             <w:tcW w:type="dxa" w:w="864"/>
             <w:shd w:fill="1E293B"/>
+            <w:tcMar>
+              <w:top w:w="35" w:type="dxa"/>
+              <w:bottom w:w="35" w:type="dxa"/>
+              <w:left w:w="45" w:type="dxa"/>
+              <w:right w:w="45" w:type="dxa"/>
+            </w:tcMar>
+          </w:tcPr>
+          <w:p>
+            <w:pPr>
+              <w:keepNext/>
+              <w:jc w:val="center"/>
+            </w:pPr>
+            <w:r>
+              <w:rPr>
+                <w:rFonts w:ascii="Times New Roman" w:hAnsi="Times New Roman"/>
+                <w:b/>
+                <w:color w:val="FFFFFF"/>
+                <w:sz w:val="16"/>
+              </w:rPr>
+              <w:t>Ref.</w:t>
+            </w:r>
+          </w:p>
+        </w:tc>
+        <w:tc>
+          <w:tcPr>
+            <w:tcW w:type="dxa" w:w="2016"/>
+            <w:shd w:fill="1E293B"/>
+            <w:tcMar>
+              <w:top w:w="35" w:type="dxa"/>
+              <w:bottom w:w="35" w:type="dxa"/>
+              <w:left w:w="45" w:type="dxa"/>
+              <w:right w:w="45" w:type="dxa"/>
+            </w:tcMar>
+          </w:tcPr>
+          <w:p>
+            <w:pPr>
+              <w:keepNext/>
+              <w:jc w:val="center"/>
+            </w:pPr>
+            <w:r>
+              <w:rPr>
+                <w:rFonts w:ascii="Times New Roman" w:hAnsi="Times New Roman"/>
+                <w:b/>
+                <w:color w:val="FFFFFF"/>
+                <w:sz w:val="16"/>
+              </w:rPr>
+              <w:t>Core Focus</w:t>
+            </w:r>
+          </w:p>
+        </w:tc>
+        <w:tc>
+          <w:tcPr>
+            <w:tcW w:type="dxa" w:w="1008"/>
+            <w:shd w:fill="1E293B"/>
+            <w:tcMar>
+              <w:top w:w="35" w:type="dxa"/>
+              <w:bottom w:w="35" w:type="dxa"/>
+              <w:left w:w="45" w:type="dxa"/>
+              <w:right w:w="45" w:type="dxa"/>
+            </w:tcMar>
+          </w:tcPr>
+          <w:p>
+            <w:pPr>
+              <w:keepNext/>
+              <w:jc w:val="center"/>
+            </w:pPr>
+            <w:r>
+              <w:rPr>
+                <w:rFonts w:ascii="Times New Roman" w:hAnsi="Times New Roman"/>
+                <w:b/>
+                <w:color w:val="FFFFFF"/>
+                <w:sz w:val="16"/>
+              </w:rPr>
+              <w:t>Proactive?</w:t>
+            </w:r>
+          </w:p>
+        </w:tc>
+        <w:tc>
+          <w:tcPr>
+            <w:tcW w:type="dxa" w:w="1008"/>
+            <w:shd w:fill="1E293B"/>
+            <w:tcMar>
+              <w:top w:w="35" w:type="dxa"/>
+              <w:bottom w:w="35" w:type="dxa"/>
+              <w:left w:w="45" w:type="dxa"/>
+              <w:right w:w="45" w:type="dxa"/>
+            </w:tcMar>
+          </w:tcPr>
+          <w:p>
+            <w:pPr>
+              <w:keepNext/>
+              <w:jc w:val="center"/>
+            </w:pPr>
+            <w:r>
+              <w:rPr>
+                <w:rFonts w:ascii="Times New Roman" w:hAnsi="Times New Roman"/>
+                <w:b/>
+                <w:color w:val="FFFFFF"/>
+                <w:sz w:val="16"/>
+              </w:rPr>
+              <w:t>Live Escort?</w:t>
+            </w:r>
+          </w:p>
+        </w:tc>
+      </w:tr>
+      <w:tr>
+        <w:trPr>
+          <w:cantSplit/>
+        </w:trPr>
+        <w:tc>
+          <w:tcPr>
+            <w:tcW w:type="dxa" w:w="864"/>
+            <w:shd w:fill="FFFFFF"/>
             <w:tcMar>
               <w:top w:w="28" w:type="dxa"/>
               <w:bottom w:w="28" w:type="dxa"/>
@@ -622,18 +735,100 @@
             <w:r>
               <w:rPr>
                 <w:rFonts w:ascii="Times New Roman" w:hAnsi="Times New Roman"/>
-                <w:b/>
-                <w:color w:val="FFFFFF"/>
+                <w:color w:val="0F172A"/>
                 <w:sz w:val="15"/>
               </w:rPr>
-              <w:t>Ref.</w:t>
+              <w:t>[1], [2]</w:t>
             </w:r>
           </w:p>
         </w:tc>
         <w:tc>
           <w:tcPr>
             <w:tcW w:type="dxa" w:w="2016"/>
-            <w:shd w:fill="1E293B"/>
+            <w:shd w:fill="FFFFFF"/>
+            <w:tcMar>
+              <w:top w:w="28" w:type="dxa"/>
+              <w:bottom w:w="28" w:type="dxa"/>
+              <w:left w:w="40" w:type="dxa"/>
+              <w:right w:w="40" w:type="dxa"/>
+            </w:tcMar>
+          </w:tcPr>
+          <w:p>
+            <w:pPr>
+              <w:keepNext/>
+              <w:jc w:val="left"/>
+            </w:pPr>
+            <w:r>
+              <w:rPr>
+                <w:rFonts w:ascii="Times New Roman" w:hAnsi="Times New Roman"/>
+                <w:color w:val="0F172A"/>
+                <w:sz w:val="15"/>
+              </w:rPr>
+              <w:t>Safe path heuristics &amp; crowdsourcing</w:t>
+            </w:r>
+          </w:p>
+        </w:tc>
+        <w:tc>
+          <w:tcPr>
+            <w:tcW w:type="dxa" w:w="1008"/>
+            <w:shd w:fill="FFFFFF"/>
+            <w:tcMar>
+              <w:top w:w="28" w:type="dxa"/>
+              <w:bottom w:w="28" w:type="dxa"/>
+              <w:left w:w="40" w:type="dxa"/>
+              <w:right w:w="40" w:type="dxa"/>
+            </w:tcMar>
+          </w:tcPr>
+          <w:p>
+            <w:pPr>
+              <w:keepNext/>
+              <w:jc w:val="left"/>
+            </w:pPr>
+            <w:r>
+              <w:rPr>
+                <w:rFonts w:ascii="Times New Roman" w:hAnsi="Times New Roman"/>
+                <w:color w:val="0F172A"/>
+                <w:sz w:val="15"/>
+              </w:rPr>
+              <w:t>Heuristic</w:t>
+            </w:r>
+          </w:p>
+        </w:tc>
+        <w:tc>
+          <w:tcPr>
+            <w:tcW w:type="dxa" w:w="1008"/>
+            <w:shd w:fill="FFFFFF"/>
+            <w:tcMar>
+              <w:top w:w="28" w:type="dxa"/>
+              <w:bottom w:w="28" w:type="dxa"/>
+              <w:left w:w="40" w:type="dxa"/>
+              <w:right w:w="40" w:type="dxa"/>
+            </w:tcMar>
+          </w:tcPr>
+          <w:p>
+            <w:pPr>
+              <w:keepNext/>
+              <w:jc w:val="left"/>
+            </w:pPr>
+            <w:r>
+              <w:rPr>
+                <w:rFonts w:ascii="Times New Roman" w:hAnsi="Times New Roman"/>
+                <w:color w:val="0F172A"/>
+                <w:sz w:val="15"/>
+              </w:rPr>
+              <w:t>No</w:t>
+            </w:r>
+          </w:p>
+        </w:tc>
+      </w:tr>
+      <w:tr>
+        <w:trPr>
+          <w:cantSplit/>
+        </w:trPr>
+        <w:tc>
+          <w:tcPr>
+            <w:tcW w:type="dxa" w:w="864"/>
+            <w:shd w:fill="F8FAFC"/>
             <w:tcMar>
               <w:top w:w="28" w:type="dxa"/>
               <w:bottom w:w="28" w:type="dxa"/>
@@ -649,18 +844,100 @@
             <w:r>
               <w:rPr>
                 <w:rFonts w:ascii="Times New Roman" w:hAnsi="Times New Roman"/>
-                <w:b/>
-                <w:color w:val="FFFFFF"/>
+                <w:color w:val="0F172A"/>
                 <w:sz w:val="15"/>
               </w:rPr>
-              <w:t>Core Focus</w:t>
+              <w:t>[3]</w:t>
+            </w:r>
+          </w:p>
+        </w:tc>
+        <w:tc>
+          <w:tcPr>
+            <w:tcW w:type="dxa" w:w="2016"/>
+            <w:shd w:fill="F8FAFC"/>
+            <w:tcMar>
+              <w:top w:w="28" w:type="dxa"/>
+              <w:bottom w:w="28" w:type="dxa"/>
+              <w:left w:w="40" w:type="dxa"/>
+              <w:right w:w="40" w:type="dxa"/>
+            </w:tcMar>
+          </w:tcPr>
+          <w:p>
+            <w:pPr>
+              <w:keepNext/>
+              <w:jc w:val="left"/>
+            </w:pPr>
+            <w:r>
+              <w:rPr>
+                <w:rFonts w:ascii="Times New Roman" w:hAnsi="Times New Roman"/>
+                <w:color w:val="0F172A"/>
+                <w:sz w:val="15"/>
+              </w:rPr>
+              <w:t>Reactive mobile panic alarm (Abhaya)</w:t>
             </w:r>
           </w:p>
         </w:tc>
         <w:tc>
           <w:tcPr>
             <w:tcW w:type="dxa" w:w="1008"/>
-            <w:shd w:fill="1E293B"/>
+            <w:shd w:fill="F8FAFC"/>
+            <w:tcMar>
+              <w:top w:w="28" w:type="dxa"/>
+              <w:bottom w:w="28" w:type="dxa"/>
+              <w:left w:w="40" w:type="dxa"/>
+              <w:right w:w="40" w:type="dxa"/>
+            </w:tcMar>
+          </w:tcPr>
+          <w:p>
+            <w:pPr>
+              <w:keepNext/>
+              <w:jc w:val="left"/>
+            </w:pPr>
+            <w:r>
+              <w:rPr>
+                <w:rFonts w:ascii="Times New Roman" w:hAnsi="Times New Roman"/>
+                <w:color w:val="0F172A"/>
+                <w:sz w:val="15"/>
+              </w:rPr>
+              <w:t>No</w:t>
+            </w:r>
+          </w:p>
+        </w:tc>
+        <w:tc>
+          <w:tcPr>
+            <w:tcW w:type="dxa" w:w="1008"/>
+            <w:shd w:fill="F8FAFC"/>
+            <w:tcMar>
+              <w:top w:w="28" w:type="dxa"/>
+              <w:bottom w:w="28" w:type="dxa"/>
+              <w:left w:w="40" w:type="dxa"/>
+              <w:right w:w="40" w:type="dxa"/>
+            </w:tcMar>
+          </w:tcPr>
+          <w:p>
+            <w:pPr>
+              <w:keepNext/>
+              <w:jc w:val="left"/>
+            </w:pPr>
+            <w:r>
+              <w:rPr>
+                <w:rFonts w:ascii="Times New Roman" w:hAnsi="Times New Roman"/>
+                <w:color w:val="0F172A"/>
+                <w:sz w:val="15"/>
+              </w:rPr>
+              <w:t>Manual SMS</w:t>
+            </w:r>
+          </w:p>
+        </w:tc>
+      </w:tr>
+      <w:tr>
+        <w:trPr>
+          <w:cantSplit/>
+        </w:trPr>
+        <w:tc>
+          <w:tcPr>
+            <w:tcW w:type="dxa" w:w="864"/>
+            <w:shd w:fill="FFFFFF"/>
             <w:tcMar>
               <w:top w:w="28" w:type="dxa"/>
               <w:bottom w:w="28" w:type="dxa"/>
@@ -676,18 +953,100 @@
             <w:r>
               <w:rPr>
                 <w:rFonts w:ascii="Times New Roman" w:hAnsi="Times New Roman"/>
-                <w:b/>
-                <w:color w:val="FFFFFF"/>
+                <w:color w:val="0F172A"/>
                 <w:sz w:val="15"/>
               </w:rPr>
-              <w:t>Proactive?</w:t>
+              <w:t>[4]</w:t>
+            </w:r>
+          </w:p>
+        </w:tc>
+        <w:tc>
+          <w:tcPr>
+            <w:tcW w:type="dxa" w:w="2016"/>
+            <w:shd w:fill="FFFFFF"/>
+            <w:tcMar>
+              <w:top w:w="28" w:type="dxa"/>
+              <w:bottom w:w="28" w:type="dxa"/>
+              <w:left w:w="40" w:type="dxa"/>
+              <w:right w:w="40" w:type="dxa"/>
+            </w:tcMar>
+          </w:tcPr>
+          <w:p>
+            <w:pPr>
+              <w:keepNext/>
+              <w:jc w:val="left"/>
+            </w:pPr>
+            <w:r>
+              <w:rPr>
+                <w:rFonts w:ascii="Times New Roman" w:hAnsi="Times New Roman"/>
+                <w:color w:val="0F172A"/>
+                <w:sz w:val="15"/>
+              </w:rPr>
+              <w:t>Systematic review of fear of crime</w:t>
             </w:r>
           </w:p>
         </w:tc>
         <w:tc>
           <w:tcPr>
             <w:tcW w:type="dxa" w:w="1008"/>
-            <w:shd w:fill="1E293B"/>
+            <w:shd w:fill="FFFFFF"/>
+            <w:tcMar>
+              <w:top w:w="28" w:type="dxa"/>
+              <w:bottom w:w="28" w:type="dxa"/>
+              <w:left w:w="40" w:type="dxa"/>
+              <w:right w:w="40" w:type="dxa"/>
+            </w:tcMar>
+          </w:tcPr>
+          <w:p>
+            <w:pPr>
+              <w:keepNext/>
+              <w:jc w:val="left"/>
+            </w:pPr>
+            <w:r>
+              <w:rPr>
+                <w:rFonts w:ascii="Times New Roman" w:hAnsi="Times New Roman"/>
+                <w:color w:val="0F172A"/>
+                <w:sz w:val="15"/>
+              </w:rPr>
+              <w:t>Descriptive</w:t>
+            </w:r>
+          </w:p>
+        </w:tc>
+        <w:tc>
+          <w:tcPr>
+            <w:tcW w:type="dxa" w:w="1008"/>
+            <w:shd w:fill="FFFFFF"/>
+            <w:tcMar>
+              <w:top w:w="28" w:type="dxa"/>
+              <w:bottom w:w="28" w:type="dxa"/>
+              <w:left w:w="40" w:type="dxa"/>
+              <w:right w:w="40" w:type="dxa"/>
+            </w:tcMar>
+          </w:tcPr>
+          <w:p>
+            <w:pPr>
+              <w:keepNext/>
+              <w:jc w:val="left"/>
+            </w:pPr>
+            <w:r>
+              <w:rPr>
+                <w:rFonts w:ascii="Times New Roman" w:hAnsi="Times New Roman"/>
+                <w:color w:val="0F172A"/>
+                <w:sz w:val="15"/>
+              </w:rPr>
+              <w:t>No</w:t>
+            </w:r>
+          </w:p>
+        </w:tc>
+      </w:tr>
+      <w:tr>
+        <w:trPr>
+          <w:cantSplit/>
+        </w:trPr>
+        <w:tc>
+          <w:tcPr>
+            <w:tcW w:type="dxa" w:w="864"/>
+            <w:shd w:fill="F8FAFC"/>
             <w:tcMar>
               <w:top w:w="28" w:type="dxa"/>
               <w:bottom w:w="28" w:type="dxa"/>
@@ -703,54 +1062,22 @@
             <w:r>
               <w:rPr>
                 <w:rFonts w:ascii="Times New Roman" w:hAnsi="Times New Roman"/>
-                <w:b/>
-                <w:color w:val="FFFFFF"/>
+                <w:color w:val="0F172A"/>
                 <w:sz w:val="15"/>
               </w:rPr>
-              <w:t>Live Escort?</w:t>
-            </w:r>
-          </w:p>
-        </w:tc>
-      </w:tr>
-      <w:tr>
-        <w:trPr>
-          <w:cantSplit/>
-        </w:trPr>
-        <w:tc>
-          <w:tcPr>
-            <w:tcW w:type="dxa" w:w="864"/>
-            <w:shd w:fill="FFFFFF"/>
-            <w:tcMar>
-              <w:top w:w="22" w:type="dxa"/>
-              <w:bottom w:w="22" w:type="dxa"/>
-              <w:left w:w="35" w:type="dxa"/>
-              <w:right w:w="35" w:type="dxa"/>
-            </w:tcMar>
-          </w:tcPr>
-          <w:p>
-            <w:pPr>
-              <w:keepNext/>
-              <w:jc w:val="center"/>
-            </w:pPr>
-            <w:r>
-              <w:rPr>
-                <w:rFonts w:ascii="Times New Roman" w:hAnsi="Times New Roman"/>
-                <w:color w:val="0F172A"/>
-                <w:sz w:val="14"/>
-              </w:rPr>
-              <w:t>[1], [2]</w:t>
+              <w:t>[5], [6]</w:t>
             </w:r>
           </w:p>
         </w:tc>
         <w:tc>
           <w:tcPr>
             <w:tcW w:type="dxa" w:w="2016"/>
-            <w:shd w:fill="FFFFFF"/>
+            <w:shd w:fill="F8FAFC"/>
             <w:tcMar>
-              <w:top w:w="22" w:type="dxa"/>
-              <w:bottom w:w="22" w:type="dxa"/>
-              <w:left w:w="35" w:type="dxa"/>
-              <w:right w:w="35" w:type="dxa"/>
+              <w:top w:w="28" w:type="dxa"/>
+              <w:bottom w:w="28" w:type="dxa"/>
+              <w:left w:w="40" w:type="dxa"/>
+              <w:right w:w="40" w:type="dxa"/>
             </w:tcMar>
           </w:tcPr>
           <w:p>
@@ -762,21 +1089,21 @@
               <w:rPr>
                 <w:rFonts w:ascii="Times New Roman" w:hAnsi="Times New Roman"/>
                 <w:color w:val="0F172A"/>
-                <w:sz w:val="14"/>
+                <w:sz w:val="15"/>
               </w:rPr>
-              <w:t>Safe path heuristics &amp; crowdsourcing</w:t>
+              <w:t>Aesthetic &amp; safe deep learning paths</w:t>
             </w:r>
           </w:p>
         </w:tc>
         <w:tc>
           <w:tcPr>
             <w:tcW w:type="dxa" w:w="1008"/>
-            <w:shd w:fill="FFFFFF"/>
+            <w:shd w:fill="F8FAFC"/>
             <w:tcMar>
-              <w:top w:w="22" w:type="dxa"/>
-              <w:bottom w:w="22" w:type="dxa"/>
-              <w:left w:w="35" w:type="dxa"/>
-              <w:right w:w="35" w:type="dxa"/>
+              <w:top w:w="28" w:type="dxa"/>
+              <w:bottom w:w="28" w:type="dxa"/>
+              <w:left w:w="40" w:type="dxa"/>
+              <w:right w:w="40" w:type="dxa"/>
             </w:tcMar>
           </w:tcPr>
           <w:p>
@@ -788,21 +1115,21 @@
               <w:rPr>
                 <w:rFonts w:ascii="Times New Roman" w:hAnsi="Times New Roman"/>
                 <w:color w:val="0F172A"/>
-                <w:sz w:val="14"/>
+                <w:sz w:val="15"/>
               </w:rPr>
-              <w:t>Heuristic</w:t>
+              <w:t>Visual</w:t>
             </w:r>
           </w:p>
         </w:tc>
         <w:tc>
           <w:tcPr>
             <w:tcW w:type="dxa" w:w="1008"/>
-            <w:shd w:fill="FFFFFF"/>
+            <w:shd w:fill="F8FAFC"/>
             <w:tcMar>
-              <w:top w:w="22" w:type="dxa"/>
-              <w:bottom w:w="22" w:type="dxa"/>
-              <w:left w:w="35" w:type="dxa"/>
-              <w:right w:w="35" w:type="dxa"/>
+              <w:top w:w="28" w:type="dxa"/>
+              <w:bottom w:w="28" w:type="dxa"/>
+              <w:left w:w="40" w:type="dxa"/>
+              <w:right w:w="40" w:type="dxa"/>
             </w:tcMar>
           </w:tcPr>
           <w:p>
@@ -814,334 +1141,7 @@
               <w:rPr>
                 <w:rFonts w:ascii="Times New Roman" w:hAnsi="Times New Roman"/>
                 <w:color w:val="0F172A"/>
-                <w:sz w:val="14"/>
-              </w:rPr>
-              <w:t>No</w:t>
-            </w:r>
-          </w:p>
-        </w:tc>
-      </w:tr>
-      <w:tr>
-        <w:trPr>
-          <w:cantSplit/>
-        </w:trPr>
-        <w:tc>
-          <w:tcPr>
-            <w:tcW w:type="dxa" w:w="864"/>
-            <w:shd w:fill="F8FAFC"/>
-            <w:tcMar>
-              <w:top w:w="22" w:type="dxa"/>
-              <w:bottom w:w="22" w:type="dxa"/>
-              <w:left w:w="35" w:type="dxa"/>
-              <w:right w:w="35" w:type="dxa"/>
-            </w:tcMar>
-          </w:tcPr>
-          <w:p>
-            <w:pPr>
-              <w:keepNext/>
-              <w:jc w:val="center"/>
-            </w:pPr>
-            <w:r>
-              <w:rPr>
-                <w:rFonts w:ascii="Times New Roman" w:hAnsi="Times New Roman"/>
-                <w:color w:val="0F172A"/>
-                <w:sz w:val="14"/>
-              </w:rPr>
-              <w:t>[3]</w:t>
-            </w:r>
-          </w:p>
-        </w:tc>
-        <w:tc>
-          <w:tcPr>
-            <w:tcW w:type="dxa" w:w="2016"/>
-            <w:shd w:fill="F8FAFC"/>
-            <w:tcMar>
-              <w:top w:w="22" w:type="dxa"/>
-              <w:bottom w:w="22" w:type="dxa"/>
-              <w:left w:w="35" w:type="dxa"/>
-              <w:right w:w="35" w:type="dxa"/>
-            </w:tcMar>
-          </w:tcPr>
-          <w:p>
-            <w:pPr>
-              <w:keepNext/>
-              <w:jc w:val="left"/>
-            </w:pPr>
-            <w:r>
-              <w:rPr>
-                <w:rFonts w:ascii="Times New Roman" w:hAnsi="Times New Roman"/>
-                <w:color w:val="0F172A"/>
-                <w:sz w:val="14"/>
-              </w:rPr>
-              <w:t>Reactive mobile panic alarm (Abhaya)</w:t>
-            </w:r>
-          </w:p>
-        </w:tc>
-        <w:tc>
-          <w:tcPr>
-            <w:tcW w:type="dxa" w:w="1008"/>
-            <w:shd w:fill="F8FAFC"/>
-            <w:tcMar>
-              <w:top w:w="22" w:type="dxa"/>
-              <w:bottom w:w="22" w:type="dxa"/>
-              <w:left w:w="35" w:type="dxa"/>
-              <w:right w:w="35" w:type="dxa"/>
-            </w:tcMar>
-          </w:tcPr>
-          <w:p>
-            <w:pPr>
-              <w:keepNext/>
-              <w:jc w:val="left"/>
-            </w:pPr>
-            <w:r>
-              <w:rPr>
-                <w:rFonts w:ascii="Times New Roman" w:hAnsi="Times New Roman"/>
-                <w:color w:val="0F172A"/>
-                <w:sz w:val="14"/>
-              </w:rPr>
-              <w:t>No</w:t>
-            </w:r>
-          </w:p>
-        </w:tc>
-        <w:tc>
-          <w:tcPr>
-            <w:tcW w:type="dxa" w:w="1008"/>
-            <w:shd w:fill="F8FAFC"/>
-            <w:tcMar>
-              <w:top w:w="22" w:type="dxa"/>
-              <w:bottom w:w="22" w:type="dxa"/>
-              <w:left w:w="35" w:type="dxa"/>
-              <w:right w:w="35" w:type="dxa"/>
-            </w:tcMar>
-          </w:tcPr>
-          <w:p>
-            <w:pPr>
-              <w:keepNext/>
-              <w:jc w:val="left"/>
-            </w:pPr>
-            <w:r>
-              <w:rPr>
-                <w:rFonts w:ascii="Times New Roman" w:hAnsi="Times New Roman"/>
-                <w:color w:val="0F172A"/>
-                <w:sz w:val="14"/>
-              </w:rPr>
-              <w:t>Manual SMS</w:t>
-            </w:r>
-          </w:p>
-        </w:tc>
-      </w:tr>
-      <w:tr>
-        <w:trPr>
-          <w:cantSplit/>
-        </w:trPr>
-        <w:tc>
-          <w:tcPr>
-            <w:tcW w:type="dxa" w:w="864"/>
-            <w:shd w:fill="FFFFFF"/>
-            <w:tcMar>
-              <w:top w:w="22" w:type="dxa"/>
-              <w:bottom w:w="22" w:type="dxa"/>
-              <w:left w:w="35" w:type="dxa"/>
-              <w:right w:w="35" w:type="dxa"/>
-            </w:tcMar>
-          </w:tcPr>
-          <w:p>
-            <w:pPr>
-              <w:keepNext/>
-              <w:jc w:val="center"/>
-            </w:pPr>
-            <w:r>
-              <w:rPr>
-                <w:rFonts w:ascii="Times New Roman" w:hAnsi="Times New Roman"/>
-                <w:color w:val="0F172A"/>
-                <w:sz w:val="14"/>
-              </w:rPr>
-              <w:t>[4]</w:t>
-            </w:r>
-          </w:p>
-        </w:tc>
-        <w:tc>
-          <w:tcPr>
-            <w:tcW w:type="dxa" w:w="2016"/>
-            <w:shd w:fill="FFFFFF"/>
-            <w:tcMar>
-              <w:top w:w="22" w:type="dxa"/>
-              <w:bottom w:w="22" w:type="dxa"/>
-              <w:left w:w="35" w:type="dxa"/>
-              <w:right w:w="35" w:type="dxa"/>
-            </w:tcMar>
-          </w:tcPr>
-          <w:p>
-            <w:pPr>
-              <w:keepNext/>
-              <w:jc w:val="left"/>
-            </w:pPr>
-            <w:r>
-              <w:rPr>
-                <w:rFonts w:ascii="Times New Roman" w:hAnsi="Times New Roman"/>
-                <w:color w:val="0F172A"/>
-                <w:sz w:val="14"/>
-              </w:rPr>
-              <w:t>Systematic review of fear of crime</w:t>
-            </w:r>
-          </w:p>
-        </w:tc>
-        <w:tc>
-          <w:tcPr>
-            <w:tcW w:type="dxa" w:w="1008"/>
-            <w:shd w:fill="FFFFFF"/>
-            <w:tcMar>
-              <w:top w:w="22" w:type="dxa"/>
-              <w:bottom w:w="22" w:type="dxa"/>
-              <w:left w:w="35" w:type="dxa"/>
-              <w:right w:w="35" w:type="dxa"/>
-            </w:tcMar>
-          </w:tcPr>
-          <w:p>
-            <w:pPr>
-              <w:keepNext/>
-              <w:jc w:val="left"/>
-            </w:pPr>
-            <w:r>
-              <w:rPr>
-                <w:rFonts w:ascii="Times New Roman" w:hAnsi="Times New Roman"/>
-                <w:color w:val="0F172A"/>
-                <w:sz w:val="14"/>
-              </w:rPr>
-              <w:t>Descriptive</w:t>
-            </w:r>
-          </w:p>
-        </w:tc>
-        <w:tc>
-          <w:tcPr>
-            <w:tcW w:type="dxa" w:w="1008"/>
-            <w:shd w:fill="FFFFFF"/>
-            <w:tcMar>
-              <w:top w:w="22" w:type="dxa"/>
-              <w:bottom w:w="22" w:type="dxa"/>
-              <w:left w:w="35" w:type="dxa"/>
-              <w:right w:w="35" w:type="dxa"/>
-            </w:tcMar>
-          </w:tcPr>
-          <w:p>
-            <w:pPr>
-              <w:keepNext/>
-              <w:jc w:val="left"/>
-            </w:pPr>
-            <w:r>
-              <w:rPr>
-                <w:rFonts w:ascii="Times New Roman" w:hAnsi="Times New Roman"/>
-                <w:color w:val="0F172A"/>
-                <w:sz w:val="14"/>
-              </w:rPr>
-              <w:t>No</w:t>
-            </w:r>
-          </w:p>
-        </w:tc>
-      </w:tr>
-      <w:tr>
-        <w:trPr>
-          <w:cantSplit/>
-        </w:trPr>
-        <w:tc>
-          <w:tcPr>
-            <w:tcW w:type="dxa" w:w="864"/>
-            <w:shd w:fill="F8FAFC"/>
-            <w:tcMar>
-              <w:top w:w="22" w:type="dxa"/>
-              <w:bottom w:w="22" w:type="dxa"/>
-              <w:left w:w="35" w:type="dxa"/>
-              <w:right w:w="35" w:type="dxa"/>
-            </w:tcMar>
-          </w:tcPr>
-          <w:p>
-            <w:pPr>
-              <w:keepNext/>
-              <w:jc w:val="center"/>
-            </w:pPr>
-            <w:r>
-              <w:rPr>
-                <w:rFonts w:ascii="Times New Roman" w:hAnsi="Times New Roman"/>
-                <w:color w:val="0F172A"/>
-                <w:sz w:val="14"/>
-              </w:rPr>
-              <w:t>[5], [6]</w:t>
-            </w:r>
-          </w:p>
-        </w:tc>
-        <w:tc>
-          <w:tcPr>
-            <w:tcW w:type="dxa" w:w="2016"/>
-            <w:shd w:fill="F8FAFC"/>
-            <w:tcMar>
-              <w:top w:w="22" w:type="dxa"/>
-              <w:bottom w:w="22" w:type="dxa"/>
-              <w:left w:w="35" w:type="dxa"/>
-              <w:right w:w="35" w:type="dxa"/>
-            </w:tcMar>
-          </w:tcPr>
-          <w:p>
-            <w:pPr>
-              <w:keepNext/>
-              <w:jc w:val="left"/>
-            </w:pPr>
-            <w:r>
-              <w:rPr>
-                <w:rFonts w:ascii="Times New Roman" w:hAnsi="Times New Roman"/>
-                <w:color w:val="0F172A"/>
-                <w:sz w:val="14"/>
-              </w:rPr>
-              <w:t>Aesthetic &amp; safe deep learning paths</w:t>
-            </w:r>
-          </w:p>
-        </w:tc>
-        <w:tc>
-          <w:tcPr>
-            <w:tcW w:type="dxa" w:w="1008"/>
-            <w:shd w:fill="F8FAFC"/>
-            <w:tcMar>
-              <w:top w:w="22" w:type="dxa"/>
-              <w:bottom w:w="22" w:type="dxa"/>
-              <w:left w:w="35" w:type="dxa"/>
-              <w:right w:w="35" w:type="dxa"/>
-            </w:tcMar>
-          </w:tcPr>
-          <w:p>
-            <w:pPr>
-              <w:keepNext/>
-              <w:jc w:val="left"/>
-            </w:pPr>
-            <w:r>
-              <w:rPr>
-                <w:rFonts w:ascii="Times New Roman" w:hAnsi="Times New Roman"/>
-                <w:color w:val="0F172A"/>
-                <w:sz w:val="14"/>
-              </w:rPr>
-              <w:t>Visual</w:t>
-            </w:r>
-          </w:p>
-        </w:tc>
-        <w:tc>
-          <w:tcPr>
-            <w:tcW w:type="dxa" w:w="1008"/>
-            <w:shd w:fill="F8FAFC"/>
-            <w:tcMar>
-              <w:top w:w="22" w:type="dxa"/>
-              <w:bottom w:w="22" w:type="dxa"/>
-              <w:left w:w="35" w:type="dxa"/>
-              <w:right w:w="35" w:type="dxa"/>
-            </w:tcMar>
-          </w:tcPr>
-          <w:p>
-            <w:pPr>
-              <w:keepNext/>
-              <w:jc w:val="left"/>
-            </w:pPr>
-            <w:r>
-              <w:rPr>
-                <w:rFonts w:ascii="Times New Roman" w:hAnsi="Times New Roman"/>
-                <w:color w:val="0F172A"/>
-                <w:sz w:val="14"/>
+                <w:sz w:val="15"/>
               </w:rPr>
               <w:t>No</w:t>
             </w:r>
@@ -1157,10 +1157,10 @@
             <w:tcW w:type="dxa" w:w="864"/>
             <w:shd w:fill="FFFFFF"/>
             <w:tcMar>
-              <w:top w:w="22" w:type="dxa"/>
-              <w:bottom w:w="22" w:type="dxa"/>
-              <w:left w:w="35" w:type="dxa"/>
-              <w:right w:w="35" w:type="dxa"/>
+              <w:top w:w="28" w:type="dxa"/>
+              <w:bottom w:w="28" w:type="dxa"/>
+              <w:left w:w="40" w:type="dxa"/>
+              <w:right w:w="40" w:type="dxa"/>
             </w:tcMar>
           </w:tcPr>
           <w:p>
@@ -1172,7 +1172,7 @@
               <w:rPr>
                 <w:rFonts w:ascii="Times New Roman" w:hAnsi="Times New Roman"/>
                 <w:color w:val="0F172A"/>
-                <w:sz w:val="14"/>
+                <w:sz w:val="15"/>
               </w:rPr>
               <w:t>[7], [8]</w:t>
             </w:r>
@@ -1183,10 +1183,10 @@
             <w:tcW w:type="dxa" w:w="2016"/>
             <w:shd w:fill="FFFFFF"/>
             <w:tcMar>
-              <w:top w:w="22" w:type="dxa"/>
-              <w:bottom w:w="22" w:type="dxa"/>
-              <w:left w:w="35" w:type="dxa"/>
-              <w:right w:w="35" w:type="dxa"/>
+              <w:top w:w="28" w:type="dxa"/>
+              <w:bottom w:w="28" w:type="dxa"/>
+              <w:left w:w="40" w:type="dxa"/>
+              <w:right w:w="40" w:type="dxa"/>
             </w:tcMar>
           </w:tcPr>
           <w:p>
@@ -1198,7 +1198,7 @@
               <w:rPr>
                 <w:rFonts w:ascii="Times New Roman" w:hAnsi="Times New Roman"/>
                 <w:color w:val="0F172A"/>
-                <w:sz w:val="14"/>
+                <w:sz w:val="15"/>
               </w:rPr>
               <w:t>IoT wearables &amp; voice distress AI</w:t>
             </w:r>
@@ -1209,10 +1209,10 @@
             <w:tcW w:type="dxa" w:w="1008"/>
             <w:shd w:fill="FFFFFF"/>
             <w:tcMar>
-              <w:top w:w="22" w:type="dxa"/>
-              <w:bottom w:w="22" w:type="dxa"/>
-              <w:left w:w="35" w:type="dxa"/>
-              <w:right w:w="35" w:type="dxa"/>
+              <w:top w:w="28" w:type="dxa"/>
+              <w:bottom w:w="28" w:type="dxa"/>
+              <w:left w:w="40" w:type="dxa"/>
+              <w:right w:w="40" w:type="dxa"/>
             </w:tcMar>
           </w:tcPr>
           <w:p>
@@ -1224,7 +1224,7 @@
               <w:rPr>
                 <w:rFonts w:ascii="Times New Roman" w:hAnsi="Times New Roman"/>
                 <w:color w:val="0F172A"/>
-                <w:sz w:val="14"/>
+                <w:sz w:val="15"/>
               </w:rPr>
               <w:t>Post-threat</w:t>
             </w:r>
@@ -1235,10 +1235,10 @@
             <w:tcW w:type="dxa" w:w="1008"/>
             <w:shd w:fill="FFFFFF"/>
             <w:tcMar>
-              <w:top w:w="22" w:type="dxa"/>
-              <w:bottom w:w="22" w:type="dxa"/>
-              <w:left w:w="35" w:type="dxa"/>
-              <w:right w:w="35" w:type="dxa"/>
+              <w:top w:w="28" w:type="dxa"/>
+              <w:bottom w:w="28" w:type="dxa"/>
+              <w:left w:w="40" w:type="dxa"/>
+              <w:right w:w="40" w:type="dxa"/>
             </w:tcMar>
           </w:tcPr>
           <w:p>
@@ -1250,7 +1250,7 @@
               <w:rPr>
                 <w:rFonts w:ascii="Times New Roman" w:hAnsi="Times New Roman"/>
                 <w:color w:val="0F172A"/>
-                <w:sz w:val="14"/>
+                <w:sz w:val="15"/>
               </w:rPr>
               <w:t>Sensor-only</w:t>
             </w:r>
@@ -1266,10 +1266,10 @@
             <w:tcW w:type="dxa" w:w="864"/>
             <w:shd w:fill="F8FAFC"/>
             <w:tcMar>
-              <w:top w:w="22" w:type="dxa"/>
-              <w:bottom w:w="22" w:type="dxa"/>
-              <w:left w:w="35" w:type="dxa"/>
-              <w:right w:w="35" w:type="dxa"/>
+              <w:top w:w="28" w:type="dxa"/>
+              <w:bottom w:w="28" w:type="dxa"/>
+              <w:left w:w="40" w:type="dxa"/>
+              <w:right w:w="40" w:type="dxa"/>
             </w:tcMar>
           </w:tcPr>
           <w:p>
@@ -1280,7 +1280,7 @@
               <w:rPr>
                 <w:rFonts w:ascii="Times New Roman" w:hAnsi="Times New Roman"/>
                 <w:color w:val="0F172A"/>
-                <w:sz w:val="14"/>
+                <w:sz w:val="15"/>
               </w:rPr>
               <w:t>This work</w:t>
             </w:r>
@@ -1291,10 +1291,10 @@
             <w:tcW w:type="dxa" w:w="2016"/>
             <w:shd w:fill="F8FAFC"/>
             <w:tcMar>
-              <w:top w:w="22" w:type="dxa"/>
-              <w:bottom w:w="22" w:type="dxa"/>
-              <w:left w:w="35" w:type="dxa"/>
-              <w:right w:w="35" w:type="dxa"/>
+              <w:top w:w="28" w:type="dxa"/>
+              <w:bottom w:w="28" w:type="dxa"/>
+              <w:left w:w="40" w:type="dxa"/>
+              <w:right w:w="40" w:type="dxa"/>
             </w:tcMar>
           </w:tcPr>
           <w:p>
@@ -1305,7 +1305,7 @@
               <w:rPr>
                 <w:rFonts w:ascii="Times New Roman" w:hAnsi="Times New Roman"/>
                 <w:color w:val="0F172A"/>
-                <w:sz w:val="14"/>
+                <w:sz w:val="15"/>
               </w:rPr>
               <w:t>Multi-criteria routing + 180s Watchdog</w:t>
             </w:r>
@@ -1316,10 +1316,10 @@
             <w:tcW w:type="dxa" w:w="1008"/>
             <w:shd w:fill="F8FAFC"/>
             <w:tcMar>
-              <w:top w:w="22" w:type="dxa"/>
-              <w:bottom w:w="22" w:type="dxa"/>
-              <w:left w:w="35" w:type="dxa"/>
-              <w:right w:w="35" w:type="dxa"/>
+              <w:top w:w="28" w:type="dxa"/>
+              <w:bottom w:w="28" w:type="dxa"/>
+              <w:left w:w="40" w:type="dxa"/>
+              <w:right w:w="40" w:type="dxa"/>
             </w:tcMar>
           </w:tcPr>
           <w:p>
@@ -1330,7 +1330,7 @@
               <w:rPr>
                 <w:rFonts w:ascii="Times New Roman" w:hAnsi="Times New Roman"/>
                 <w:color w:val="0F172A"/>
-                <w:sz w:val="14"/>
+                <w:sz w:val="15"/>
               </w:rPr>
               <w:t>Yes (Decay)</w:t>
             </w:r>
@@ -1341,10 +1341,10 @@
             <w:tcW w:type="dxa" w:w="1008"/>
             <w:shd w:fill="F8FAFC"/>
             <w:tcMar>
-              <w:top w:w="22" w:type="dxa"/>
-              <w:bottom w:w="22" w:type="dxa"/>
-              <w:left w:w="35" w:type="dxa"/>
-              <w:right w:w="35" w:type="dxa"/>
+              <w:top w:w="28" w:type="dxa"/>
+              <w:bottom w:w="28" w:type="dxa"/>
+              <w:left w:w="40" w:type="dxa"/>
+              <w:right w:w="40" w:type="dxa"/>
             </w:tcMar>
           </w:tcPr>
           <w:p>
@@ -1355,7 +1355,7 @@
               <w:rPr>
                 <w:rFonts w:ascii="Times New Roman" w:hAnsi="Times New Roman"/>
                 <w:color w:val="0F172A"/>
-                <w:sz w:val="14"/>
+                <w:sz w:val="15"/>
               </w:rPr>
               <w:t>Yes (Active)</w:t>
             </w:r>
@@ -1366,7 +1366,7 @@
     <w:p>
       <w:pPr>
         <w:keepNext/>
-        <w:spacing w:before="120" w:after="40"/>
+        <w:spacing w:before="160" w:after="50"/>
         <w:jc w:val="center"/>
       </w:pPr>
       <w:r>
@@ -1374,7 +1374,7 @@
           <w:rFonts w:ascii="Times New Roman" w:hAnsi="Times New Roman"/>
           <w:b/>
           <w:color w:val="000000"/>
-          <w:sz w:val="19"/>
+          <w:sz w:val="20"/>
         </w:rPr>
         <w:t>III. PROPOSED METHODOLOGY AND SYSTEM ARCHITECTURE</w:t>
       </w:r>
@@ -1382,7 +1382,7 @@
     <w:p>
       <w:pPr>
         <w:keepNext/>
-        <w:spacing w:before="80" w:after="20"/>
+        <w:spacing w:before="100" w:after="30"/>
         <w:jc w:val="left"/>
       </w:pPr>
       <w:r>
@@ -1391,29 +1391,39 @@
           <w:b/>
           <w:i/>
           <w:color w:val="000000"/>
-          <w:sz w:val="18"/>
+          <w:sz w:val="19"/>
         </w:rPr>
         <w:t>A. Architecture Overview</w:t>
       </w:r>
     </w:p>
     <w:p>
       <w:pPr>
-        <w:spacing w:after="40" w:line="247" w:lineRule="auto"/>
+        <w:spacing w:after="60" w:line="252" w:lineRule="auto"/>
         <w:jc w:val="both"/>
       </w:pPr>
       <w:r>
         <w:rPr>
           <w:rFonts w:ascii="Times New Roman" w:hAnsi="Times New Roman"/>
           <w:color w:val="000000"/>
-          <w:sz w:val="18"/>
+          <w:sz w:val="19"/>
         </w:rPr>
-        <w:t>SafeCity employs a four-tier architecture designed for rapid field operation across varied mobile network environments: (i) Client PWA / Mobile Tier, (ii) Geospatial Application API Tier, (iii) Administrative Verification Engine, and (iv) High-Availability Persistence Tier. Fig. 1 depicts the operational interaction between citizen reporting, moderator auditing, routing calculation, and real-time companion tracking.</w:t>
+        <w:t>SafeCity employs a four-tier architecture designed for rapid field operation across varied mobile network environments: (i) Client PWA / Mobile Tier, (ii) Geospatial Application API Tier, (iii) Administrative Verification Engine, and (iv) High-Availability Persistence Tier. Fig. 1 illustrates the end-to-end data flow, from anonymous community incident reporting and administrative moderation to safety-weighted route generation and real-time companion tracking.</w:t>
       </w:r>
     </w:p>
     <w:p>
       <w:pPr>
-        <w:keepNext/>
-        <w:spacing w:before="80" w:after="20"/>
+        <w:sectPr>
+          <w:type w:val="continuous"/>
+          <w:pgSz w:w="12240" w:h="15840"/>
+          <w:pgMar w:top="1080" w:right="1008" w:bottom="1080" w:left="1008" w:header="720" w:footer="720" w:gutter="0"/>
+          <w:cols w:space="360" w:num="2" w:equalWidth="1"/>
+          <w:docGrid w:linePitch="360"/>
+        </w:sectPr>
+      </w:pPr>
+    </w:p>
+    <w:p>
+      <w:pPr>
+        <w:spacing w:before="120" w:after="40"/>
         <w:jc w:val="center"/>
       </w:pPr>
     </w:p>
@@ -1421,7 +1431,7 @@
       <w:r>
         <w:drawing>
           <wp:inline xmlns:a="http://schemas.openxmlformats.org/drawingml/2006/main" xmlns:pic="http://schemas.openxmlformats.org/drawingml/2006/picture">
-            <wp:extent cx="3017520" cy="1710557"/>
+            <wp:extent cx="6263640" cy="3550701"/>
             <wp:docPr id="1" name="Picture 1"/>
             <wp:cNvGraphicFramePr>
               <a:graphicFrameLocks noChangeAspect="1"/>
@@ -1442,7 +1452,7 @@
                   <pic:spPr>
                     <a:xfrm>
                       <a:off x="0" y="0"/>
-                      <a:ext cx="3017520" cy="1710557"/>
+                      <a:ext cx="6263640" cy="3550701"/>
                     </a:xfrm>
                     <a:prstGeom prst="rect"/>
                   </pic:spPr>
@@ -1455,23 +1465,33 @@
     </w:p>
     <w:p>
       <w:pPr>
-        <w:keepNext/>
-        <w:spacing w:before="20" w:after="80"/>
+        <w:spacing w:before="40" w:after="160"/>
         <w:jc w:val="center"/>
       </w:pPr>
       <w:r>
         <w:rPr>
           <w:rFonts w:ascii="Times New Roman" w:hAnsi="Times New Roman"/>
           <w:i/>
-          <w:sz w:val="15"/>
+          <w:sz w:val="17"/>
         </w:rPr>
         <w:t>Fig. 1. Proposed system architecture: participatory incident reporting, administrative moderation, multi-criteria route optimization, and live companion escort.</w:t>
       </w:r>
     </w:p>
     <w:p>
       <w:pPr>
+        <w:sectPr>
+          <w:type w:val="continuous"/>
+          <w:pgSz w:w="12240" w:h="15840"/>
+          <w:pgMar w:top="1080" w:right="1008" w:bottom="1080" w:left="1008" w:header="720" w:footer="720" w:gutter="0"/>
+          <w:cols w:space="360" w:num="1" w:equalWidth="1"/>
+          <w:docGrid w:linePitch="360"/>
+        </w:sectPr>
+      </w:pPr>
+    </w:p>
+    <w:p>
+      <w:pPr>
         <w:keepNext/>
-        <w:spacing w:before="80" w:after="20"/>
+        <w:spacing w:before="100" w:after="30"/>
         <w:jc w:val="left"/>
       </w:pPr>
       <w:r>
@@ -1480,21 +1500,21 @@
           <w:b/>
           <w:i/>
           <w:color w:val="000000"/>
-          <w:sz w:val="18"/>
+          <w:sz w:val="19"/>
         </w:rPr>
         <w:t>B. Geospatial Incident Ingestion and Verification</w:t>
       </w:r>
     </w:p>
     <w:p>
       <w:pPr>
-        <w:spacing w:after="40" w:line="247" w:lineRule="auto"/>
+        <w:spacing w:after="60" w:line="252" w:lineRule="auto"/>
         <w:jc w:val="both"/>
       </w:pPr>
       <w:r>
         <w:rPr>
           <w:rFonts w:ascii="Times New Roman" w:hAnsi="Times New Roman"/>
           <w:color w:val="000000"/>
-          <w:sz w:val="18"/>
+          <w:sz w:val="19"/>
         </w:rPr>
         <w:t>Citizen reports enter a multi-stage verification pipeline. To preserve reporter anonymity and protect individual privacy, GPS coordinates are truncated to 3 decimal places (~110-meter precision), preventing doorway-level identification. Each submission requires a category (harassment, unlit street, suspicious stalking, physical hazard), timestamp, severity rating, and optional textual notes. Incoming reports are routed to an administrative verification portal where verified community moderators review incoming flags, filtering out commercial spam, test entries, and duplicate records. Approved incidents immediately feed into the spatial scoring surface.</w:t>
       </w:r>
@@ -1502,7 +1522,7 @@
     <w:p>
       <w:pPr>
         <w:keepNext/>
-        <w:spacing w:before="80" w:after="20"/>
+        <w:spacing w:before="100" w:after="30"/>
         <w:jc w:val="left"/>
       </w:pPr>
       <w:r>
@@ -1511,21 +1531,21 @@
           <w:b/>
           <w:i/>
           <w:color w:val="000000"/>
-          <w:sz w:val="18"/>
+          <w:sz w:val="19"/>
         </w:rPr>
         <w:t>C. Multi-Criteria Safety-Aware Pathfinding Engine</w:t>
       </w:r>
     </w:p>
     <w:p>
       <w:pPr>
-        <w:spacing w:after="40" w:line="247" w:lineRule="auto"/>
+        <w:spacing w:after="60" w:line="252" w:lineRule="auto"/>
         <w:jc w:val="both"/>
       </w:pPr>
       <w:r>
         <w:rPr>
           <w:rFonts w:ascii="Times New Roman" w:hAnsi="Times New Roman"/>
           <w:color w:val="000000"/>
-          <w:sz w:val="18"/>
+          <w:sz w:val="19"/>
         </w:rPr>
         <w:t>Unlike shortest-path Dijkstra algorithms, SafeCity optimizes for a composite Safety Score S_route(R) in [0, 100]. Let R be a candidate corridor consisting of road segments e in E. The route safety score is evaluated by subtracting spatial-temporal hazard penalties while rewarding illumination and proximity to 24/7 civic safe havens:</w:t>
       </w:r>
@@ -1533,14 +1553,14 @@
     <w:p>
       <w:pPr>
         <w:keepNext/>
-        <w:spacing w:before="50" w:after="50"/>
+        <w:spacing w:before="70" w:after="70"/>
         <w:jc w:val="center"/>
       </w:pPr>
       <w:r>
         <w:rPr>
           <w:rFonts w:ascii="Times New Roman" w:hAnsi="Times New Roman"/>
           <w:i/>
-          <w:sz w:val="17"/>
+          <w:sz w:val="18"/>
         </w:rPr>
         <w:t>S_route(R) = 100 - min(80, Sigma(w_s * C_s)) + B_haven + B_light</w:t>
       </w:r>
@@ -1548,21 +1568,21 @@
         <w:rPr>
           <w:rFonts w:ascii="Times New Roman" w:hAnsi="Times New Roman"/>
           <w:i w:val="0"/>
-          <w:sz w:val="17"/>
+          <w:sz w:val="18"/>
         </w:rPr>
         <w:t xml:space="preserve">    (1)</w:t>
       </w:r>
     </w:p>
     <w:p>
       <w:pPr>
-        <w:spacing w:after="40" w:line="247" w:lineRule="auto"/>
+        <w:spacing w:after="60" w:line="252" w:lineRule="auto"/>
         <w:jc w:val="both"/>
       </w:pPr>
       <w:r>
         <w:rPr>
           <w:rFonts w:ascii="Times New Roman" w:hAnsi="Times New Roman"/>
           <w:color w:val="000000"/>
-          <w:sz w:val="18"/>
+          <w:sz w:val="19"/>
         </w:rPr>
         <w:t>where w_s is the incident severity weight (w_High = 15, w_Medium = 8, w_Low = 4), C_s is the spatial-temporal decay factor:</w:t>
       </w:r>
@@ -1570,14 +1590,14 @@
     <w:p>
       <w:pPr>
         <w:keepNext/>
-        <w:spacing w:before="50" w:after="50"/>
+        <w:spacing w:before="70" w:after="70"/>
         <w:jc w:val="center"/>
       </w:pPr>
       <w:r>
         <w:rPr>
           <w:rFonts w:ascii="Times New Roman" w:hAnsi="Times New Roman"/>
           <w:i/>
-          <w:sz w:val="17"/>
+          <w:sz w:val="18"/>
         </w:rPr>
         <w:t>C_s = exp(-d_s^2 / (2 * sigma^2)) * exp(-Delta t_s / tau)</w:t>
       </w:r>
@@ -1585,21 +1605,21 @@
         <w:rPr>
           <w:rFonts w:ascii="Times New Roman" w:hAnsi="Times New Roman"/>
           <w:i w:val="0"/>
-          <w:sz w:val="17"/>
+          <w:sz w:val="18"/>
         </w:rPr>
         <w:t xml:space="preserve">    (2)</w:t>
       </w:r>
     </w:p>
     <w:p>
       <w:pPr>
-        <w:spacing w:after="40" w:line="247" w:lineRule="auto"/>
+        <w:spacing w:after="60" w:line="252" w:lineRule="auto"/>
         <w:jc w:val="both"/>
       </w:pPr>
       <w:r>
         <w:rPr>
           <w:rFonts w:ascii="Times New Roman" w:hAnsi="Times New Roman"/>
           <w:color w:val="000000"/>
-          <w:sz w:val="18"/>
+          <w:sz w:val="19"/>
         </w:rPr>
         <w:t>with spatial decay sigma = 150 m and temporal half-life tau = 30 days. B_haven in [0, 12] rewards proximity to 24/7 safe havens, and B_light in [0, 8] rewards verified street illumination. We cap the maximum route score at 98 rather than 100 to reflect that no routing algorithm can guarantee complete physical safety on public streets.</w:t>
       </w:r>
@@ -1607,7 +1627,7 @@
     <w:p>
       <w:pPr>
         <w:keepNext/>
-        <w:spacing w:before="80" w:after="20"/>
+        <w:spacing w:before="100" w:after="30"/>
         <w:jc w:val="left"/>
       </w:pPr>
       <w:r>
@@ -1616,21 +1636,21 @@
           <w:b/>
           <w:i/>
           <w:color w:val="000000"/>
-          <w:sz w:val="18"/>
+          <w:sz w:val="19"/>
         </w:rPr>
         <w:t>D. Walk With Me Virtual Escort and Telemetry Watchdog</w:t>
       </w:r>
     </w:p>
     <w:p>
       <w:pPr>
-        <w:spacing w:after="40" w:line="247" w:lineRule="auto"/>
+        <w:spacing w:after="60" w:line="252" w:lineRule="auto"/>
         <w:jc w:val="both"/>
       </w:pPr>
       <w:r>
         <w:rPr>
           <w:rFonts w:ascii="Times New Roman" w:hAnsi="Times New Roman"/>
           <w:color w:val="000000"/>
-          <w:sz w:val="18"/>
+          <w:sz w:val="19"/>
         </w:rPr>
         <w:t>During active transit, the Walk With Me companion escort streams continuous GPS telemetry. Surface displacement d between consecutive GPS fixes (phi_1, lambda_1) and (phi_2, lambda_2) is calculated on a spherical earth radius R_e as:</w:t>
       </w:r>
@@ -1638,14 +1658,14 @@
     <w:p>
       <w:pPr>
         <w:keepNext/>
-        <w:spacing w:before="50" w:after="50"/>
+        <w:spacing w:before="70" w:after="70"/>
         <w:jc w:val="center"/>
       </w:pPr>
       <w:r>
         <w:rPr>
           <w:rFonts w:ascii="Times New Roman" w:hAnsi="Times New Roman"/>
           <w:i/>
-          <w:sz w:val="17"/>
+          <w:sz w:val="18"/>
         </w:rPr>
         <w:t>d = 2 * R_e * arcsin(sqrt(sin^2(Delta phi / 2) + cos(phi_1)cos(phi_2)sin^2(Delta lambda / 2)))</w:t>
       </w:r>
@@ -1653,21 +1673,21 @@
         <w:rPr>
           <w:rFonts w:ascii="Times New Roman" w:hAnsi="Times New Roman"/>
           <w:i w:val="0"/>
-          <w:sz w:val="17"/>
+          <w:sz w:val="18"/>
         </w:rPr>
         <w:t xml:space="preserve">    (3)</w:t>
       </w:r>
     </w:p>
     <w:p>
       <w:pPr>
-        <w:spacing w:after="40" w:line="247" w:lineRule="auto"/>
+        <w:spacing w:after="60" w:line="252" w:lineRule="auto"/>
         <w:jc w:val="both"/>
       </w:pPr>
       <w:r>
         <w:rPr>
           <w:rFonts w:ascii="Times New Roman" w:hAnsi="Times New Roman"/>
           <w:color w:val="000000"/>
-          <w:sz w:val="18"/>
+          <w:sz w:val="19"/>
         </w:rPr>
         <w:t>The escort engine samples position at 3-second intervals. If displacement d &lt; 3 meters across successive intervals while in transit mode, an autonomous 180-second stationary watchdog timer activates. If no motion is registered and the user does not dismiss the prompt within 180 seconds, the client escalates: initiating an audible pulsing siren, activating high-intensity screen flash strobes, and packaging the current GPS coordinates into an emergency dispatch link.</w:t>
       </w:r>
@@ -1675,7 +1695,7 @@
     <w:p>
       <w:pPr>
         <w:keepNext/>
-        <w:spacing w:before="120" w:after="40"/>
+        <w:spacing w:before="160" w:after="50"/>
         <w:jc w:val="center"/>
       </w:pPr>
       <w:r>
@@ -1683,21 +1703,21 @@
           <w:rFonts w:ascii="Times New Roman" w:hAnsi="Times New Roman"/>
           <w:b/>
           <w:color w:val="000000"/>
-          <w:sz w:val="19"/>
+          <w:sz w:val="20"/>
         </w:rPr>
         <w:t>IV. IMPLEMENTATION</w:t>
       </w:r>
     </w:p>
     <w:p>
       <w:pPr>
-        <w:spacing w:after="40" w:line="247" w:lineRule="auto"/>
+        <w:spacing w:after="60" w:line="252" w:lineRule="auto"/>
         <w:jc w:val="both"/>
       </w:pPr>
       <w:r>
         <w:rPr>
           <w:rFonts w:ascii="Times New Roman" w:hAnsi="Times New Roman"/>
           <w:color w:val="000000"/>
-          <w:sz w:val="18"/>
+          <w:sz w:val="19"/>
         </w:rPr>
         <w:t>SafeCity is implemented as a modern full-stack web and mobile application. Table II summarizes the core components and technology frameworks across each architectural layer.</w:t>
       </w:r>
@@ -1705,7 +1725,7 @@
     <w:p>
       <w:pPr>
         <w:keepNext/>
-        <w:spacing w:before="80" w:after="30"/>
+        <w:spacing w:before="100" w:after="40"/>
         <w:jc w:val="center"/>
       </w:pPr>
       <w:r>
@@ -1724,8 +1744,8 @@
         <w:tblLook w:firstColumn="1" w:firstRow="1" w:lastColumn="0" w:lastRow="0" w:noHBand="0" w:noVBand="1" w:val="04A0"/>
       </w:tblPr>
       <w:tblGrid>
-        <w:gridCol w:w="5141"/>
-        <w:gridCol w:w="5141"/>
+        <w:gridCol w:w="5112"/>
+        <w:gridCol w:w="5112"/>
       </w:tblGrid>
       <w:tr>
         <w:trPr>
@@ -1735,6 +1755,65 @@
           <w:tcPr>
             <w:tcW w:type="dxa" w:w="1512"/>
             <w:shd w:fill="1E293B"/>
+            <w:tcMar>
+              <w:top w:w="35" w:type="dxa"/>
+              <w:bottom w:w="35" w:type="dxa"/>
+              <w:left w:w="45" w:type="dxa"/>
+              <w:right w:w="45" w:type="dxa"/>
+            </w:tcMar>
+          </w:tcPr>
+          <w:p>
+            <w:pPr>
+              <w:keepNext/>
+              <w:jc w:val="center"/>
+            </w:pPr>
+            <w:r>
+              <w:rPr>
+                <w:rFonts w:ascii="Times New Roman" w:hAnsi="Times New Roman"/>
+                <w:b/>
+                <w:color w:val="FFFFFF"/>
+                <w:sz w:val="16"/>
+              </w:rPr>
+              <w:t>System Layer</w:t>
+            </w:r>
+          </w:p>
+        </w:tc>
+        <w:tc>
+          <w:tcPr>
+            <w:tcW w:type="dxa" w:w="3384"/>
+            <w:shd w:fill="1E293B"/>
+            <w:tcMar>
+              <w:top w:w="35" w:type="dxa"/>
+              <w:bottom w:w="35" w:type="dxa"/>
+              <w:left w:w="45" w:type="dxa"/>
+              <w:right w:w="45" w:type="dxa"/>
+            </w:tcMar>
+          </w:tcPr>
+          <w:p>
+            <w:pPr>
+              <w:keepNext/>
+              <w:jc w:val="center"/>
+            </w:pPr>
+            <w:r>
+              <w:rPr>
+                <w:rFonts w:ascii="Times New Roman" w:hAnsi="Times New Roman"/>
+                <w:b/>
+                <w:color w:val="FFFFFF"/>
+                <w:sz w:val="16"/>
+              </w:rPr>
+              <w:t>Framework &amp; Technology</w:t>
+            </w:r>
+          </w:p>
+        </w:tc>
+      </w:tr>
+      <w:tr>
+        <w:trPr>
+          <w:cantSplit/>
+        </w:trPr>
+        <w:tc>
+          <w:tcPr>
+            <w:tcW w:type="dxa" w:w="1512"/>
+            <w:shd w:fill="FFFFFF"/>
             <w:tcMar>
               <w:top w:w="28" w:type="dxa"/>
               <w:bottom w:w="28" w:type="dxa"/>
@@ -1750,18 +1829,48 @@
             <w:r>
               <w:rPr>
                 <w:rFonts w:ascii="Times New Roman" w:hAnsi="Times New Roman"/>
-                <w:b/>
-                <w:color w:val="FFFFFF"/>
+                <w:color w:val="0F172A"/>
                 <w:sz w:val="15"/>
               </w:rPr>
-              <w:t>System Layer</w:t>
+              <w:t>Frontend Web</w:t>
             </w:r>
           </w:p>
         </w:tc>
         <w:tc>
           <w:tcPr>
             <w:tcW w:type="dxa" w:w="3384"/>
-            <w:shd w:fill="1E293B"/>
+            <w:shd w:fill="FFFFFF"/>
+            <w:tcMar>
+              <w:top w:w="28" w:type="dxa"/>
+              <w:bottom w:w="28" w:type="dxa"/>
+              <w:left w:w="40" w:type="dxa"/>
+              <w:right w:w="40" w:type="dxa"/>
+            </w:tcMar>
+          </w:tcPr>
+          <w:p>
+            <w:pPr>
+              <w:keepNext/>
+              <w:jc w:val="left"/>
+            </w:pPr>
+            <w:r>
+              <w:rPr>
+                <w:rFonts w:ascii="Times New Roman" w:hAnsi="Times New Roman"/>
+                <w:color w:val="0F172A"/>
+                <w:sz w:val="15"/>
+              </w:rPr>
+              <w:t>Next.js 14, React 18, Tailwind CSS, Lucide Icons</w:t>
+            </w:r>
+          </w:p>
+        </w:tc>
+      </w:tr>
+      <w:tr>
+        <w:trPr>
+          <w:cantSplit/>
+        </w:trPr>
+        <w:tc>
+          <w:tcPr>
+            <w:tcW w:type="dxa" w:w="1512"/>
+            <w:shd w:fill="F8FAFC"/>
             <w:tcMar>
               <w:top w:w="28" w:type="dxa"/>
               <w:bottom w:w="28" w:type="dxa"/>
@@ -1777,54 +1886,22 @@
             <w:r>
               <w:rPr>
                 <w:rFonts w:ascii="Times New Roman" w:hAnsi="Times New Roman"/>
-                <w:b/>
-                <w:color w:val="FFFFFF"/>
+                <w:color w:val="0F172A"/>
                 <w:sz w:val="15"/>
               </w:rPr>
-              <w:t>Framework &amp; Technology</w:t>
-            </w:r>
-          </w:p>
-        </w:tc>
-      </w:tr>
-      <w:tr>
-        <w:trPr>
-          <w:cantSplit/>
-        </w:trPr>
-        <w:tc>
-          <w:tcPr>
-            <w:tcW w:type="dxa" w:w="1512"/>
-            <w:shd w:fill="FFFFFF"/>
-            <w:tcMar>
-              <w:top w:w="22" w:type="dxa"/>
-              <w:bottom w:w="22" w:type="dxa"/>
-              <w:left w:w="35" w:type="dxa"/>
-              <w:right w:w="35" w:type="dxa"/>
-            </w:tcMar>
-          </w:tcPr>
-          <w:p>
-            <w:pPr>
-              <w:keepNext/>
-              <w:jc w:val="center"/>
-            </w:pPr>
-            <w:r>
-              <w:rPr>
-                <w:rFonts w:ascii="Times New Roman" w:hAnsi="Times New Roman"/>
-                <w:color w:val="0F172A"/>
-                <w:sz w:val="14"/>
-              </w:rPr>
-              <w:t>Frontend Web</w:t>
+              <w:t>Mobile Client</w:t>
             </w:r>
           </w:p>
         </w:tc>
         <w:tc>
           <w:tcPr>
             <w:tcW w:type="dxa" w:w="3384"/>
-            <w:shd w:fill="FFFFFF"/>
+            <w:shd w:fill="F8FAFC"/>
             <w:tcMar>
-              <w:top w:w="22" w:type="dxa"/>
-              <w:bottom w:w="22" w:type="dxa"/>
-              <w:left w:w="35" w:type="dxa"/>
-              <w:right w:w="35" w:type="dxa"/>
+              <w:top w:w="28" w:type="dxa"/>
+              <w:bottom w:w="28" w:type="dxa"/>
+              <w:left w:w="40" w:type="dxa"/>
+              <w:right w:w="40" w:type="dxa"/>
             </w:tcMar>
           </w:tcPr>
           <w:p>
@@ -1836,64 +1913,7 @@
               <w:rPr>
                 <w:rFonts w:ascii="Times New Roman" w:hAnsi="Times New Roman"/>
                 <w:color w:val="0F172A"/>
-                <w:sz w:val="14"/>
-              </w:rPr>
-              <w:t>Next.js 14, React 18, Tailwind CSS, Lucide Icons</w:t>
-            </w:r>
-          </w:p>
-        </w:tc>
-      </w:tr>
-      <w:tr>
-        <w:trPr>
-          <w:cantSplit/>
-        </w:trPr>
-        <w:tc>
-          <w:tcPr>
-            <w:tcW w:type="dxa" w:w="1512"/>
-            <w:shd w:fill="F8FAFC"/>
-            <w:tcMar>
-              <w:top w:w="22" w:type="dxa"/>
-              <w:bottom w:w="22" w:type="dxa"/>
-              <w:left w:w="35" w:type="dxa"/>
-              <w:right w:w="35" w:type="dxa"/>
-            </w:tcMar>
-          </w:tcPr>
-          <w:p>
-            <w:pPr>
-              <w:keepNext/>
-              <w:jc w:val="center"/>
-            </w:pPr>
-            <w:r>
-              <w:rPr>
-                <w:rFonts w:ascii="Times New Roman" w:hAnsi="Times New Roman"/>
-                <w:color w:val="0F172A"/>
-                <w:sz w:val="14"/>
-              </w:rPr>
-              <w:t>Mobile Client</w:t>
-            </w:r>
-          </w:p>
-        </w:tc>
-        <w:tc>
-          <w:tcPr>
-            <w:tcW w:type="dxa" w:w="3384"/>
-            <w:shd w:fill="F8FAFC"/>
-            <w:tcMar>
-              <w:top w:w="22" w:type="dxa"/>
-              <w:bottom w:w="22" w:type="dxa"/>
-              <w:left w:w="35" w:type="dxa"/>
-              <w:right w:w="35" w:type="dxa"/>
-            </w:tcMar>
-          </w:tcPr>
-          <w:p>
-            <w:pPr>
-              <w:keepNext/>
-              <w:jc w:val="left"/>
-            </w:pPr>
-            <w:r>
-              <w:rPr>
-                <w:rFonts w:ascii="Times New Roman" w:hAnsi="Times New Roman"/>
-                <w:color w:val="0F172A"/>
-                <w:sz w:val="14"/>
+                <w:sz w:val="15"/>
               </w:rPr>
               <w:t>React Native (Expo SDK 52), TypeScript</w:t>
             </w:r>
@@ -1909,10 +1929,10 @@
             <w:tcW w:type="dxa" w:w="1512"/>
             <w:shd w:fill="FFFFFF"/>
             <w:tcMar>
-              <w:top w:w="22" w:type="dxa"/>
-              <w:bottom w:w="22" w:type="dxa"/>
-              <w:left w:w="35" w:type="dxa"/>
-              <w:right w:w="35" w:type="dxa"/>
+              <w:top w:w="28" w:type="dxa"/>
+              <w:bottom w:w="28" w:type="dxa"/>
+              <w:left w:w="40" w:type="dxa"/>
+              <w:right w:w="40" w:type="dxa"/>
             </w:tcMar>
           </w:tcPr>
           <w:p>
@@ -1924,7 +1944,7 @@
               <w:rPr>
                 <w:rFonts w:ascii="Times New Roman" w:hAnsi="Times New Roman"/>
                 <w:color w:val="0F172A"/>
-                <w:sz w:val="14"/>
+                <w:sz w:val="15"/>
               </w:rPr>
               <w:t>Mapping / GIS</w:t>
             </w:r>
@@ -1935,10 +1955,10 @@
             <w:tcW w:type="dxa" w:w="3384"/>
             <w:shd w:fill="FFFFFF"/>
             <w:tcMar>
-              <w:top w:w="22" w:type="dxa"/>
-              <w:bottom w:w="22" w:type="dxa"/>
-              <w:left w:w="35" w:type="dxa"/>
-              <w:right w:w="35" w:type="dxa"/>
+              <w:top w:w="28" w:type="dxa"/>
+              <w:bottom w:w="28" w:type="dxa"/>
+              <w:left w:w="40" w:type="dxa"/>
+              <w:right w:w="40" w:type="dxa"/>
             </w:tcMar>
           </w:tcPr>
           <w:p>
@@ -1950,7 +1970,7 @@
               <w:rPr>
                 <w:rFonts w:ascii="Times New Roman" w:hAnsi="Times New Roman"/>
                 <w:color w:val="0F172A"/>
-                <w:sz w:val="14"/>
+                <w:sz w:val="15"/>
               </w:rPr>
               <w:t>Leaflet, OpenStreetMap, Overpass API, Turf.js</w:t>
             </w:r>
@@ -1966,10 +1986,10 @@
             <w:tcW w:type="dxa" w:w="1512"/>
             <w:shd w:fill="F8FAFC"/>
             <w:tcMar>
-              <w:top w:w="22" w:type="dxa"/>
-              <w:bottom w:w="22" w:type="dxa"/>
-              <w:left w:w="35" w:type="dxa"/>
-              <w:right w:w="35" w:type="dxa"/>
+              <w:top w:w="28" w:type="dxa"/>
+              <w:bottom w:w="28" w:type="dxa"/>
+              <w:left w:w="40" w:type="dxa"/>
+              <w:right w:w="40" w:type="dxa"/>
             </w:tcMar>
           </w:tcPr>
           <w:p>
@@ -1981,7 +2001,7 @@
               <w:rPr>
                 <w:rFonts w:ascii="Times New Roman" w:hAnsi="Times New Roman"/>
                 <w:color w:val="0F172A"/>
-                <w:sz w:val="14"/>
+                <w:sz w:val="15"/>
               </w:rPr>
               <w:t>Backend / DB</w:t>
             </w:r>
@@ -1992,10 +2012,10 @@
             <w:tcW w:type="dxa" w:w="3384"/>
             <w:shd w:fill="F8FAFC"/>
             <w:tcMar>
-              <w:top w:w="22" w:type="dxa"/>
-              <w:bottom w:w="22" w:type="dxa"/>
-              <w:left w:w="35" w:type="dxa"/>
-              <w:right w:w="35" w:type="dxa"/>
+              <w:top w:w="28" w:type="dxa"/>
+              <w:bottom w:w="28" w:type="dxa"/>
+              <w:left w:w="40" w:type="dxa"/>
+              <w:right w:w="40" w:type="dxa"/>
             </w:tcMar>
           </w:tcPr>
           <w:p>
@@ -2007,7 +2027,7 @@
               <w:rPr>
                 <w:rFonts w:ascii="Times New Roman" w:hAnsi="Times New Roman"/>
                 <w:color w:val="0F172A"/>
-                <w:sz w:val="14"/>
+                <w:sz w:val="15"/>
               </w:rPr>
               <w:t>Node.js, Express, Supabase (PostgreSQL + RLS)</w:t>
             </w:r>
@@ -2023,10 +2043,10 @@
             <w:tcW w:type="dxa" w:w="1512"/>
             <w:shd w:fill="FFFFFF"/>
             <w:tcMar>
-              <w:top w:w="22" w:type="dxa"/>
-              <w:bottom w:w="22" w:type="dxa"/>
-              <w:left w:w="35" w:type="dxa"/>
-              <w:right w:w="35" w:type="dxa"/>
+              <w:top w:w="28" w:type="dxa"/>
+              <w:bottom w:w="28" w:type="dxa"/>
+              <w:left w:w="40" w:type="dxa"/>
+              <w:right w:w="40" w:type="dxa"/>
             </w:tcMar>
           </w:tcPr>
           <w:p>
@@ -2038,7 +2058,7 @@
               <w:rPr>
                 <w:rFonts w:ascii="Times New Roman" w:hAnsi="Times New Roman"/>
                 <w:color w:val="0F172A"/>
-                <w:sz w:val="14"/>
+                <w:sz w:val="15"/>
               </w:rPr>
               <w:t>Escort Telemetry</w:t>
             </w:r>
@@ -2049,10 +2069,10 @@
             <w:tcW w:type="dxa" w:w="3384"/>
             <w:shd w:fill="FFFFFF"/>
             <w:tcMar>
-              <w:top w:w="22" w:type="dxa"/>
-              <w:bottom w:w="22" w:type="dxa"/>
-              <w:left w:w="35" w:type="dxa"/>
-              <w:right w:w="35" w:type="dxa"/>
+              <w:top w:w="28" w:type="dxa"/>
+              <w:bottom w:w="28" w:type="dxa"/>
+              <w:left w:w="40" w:type="dxa"/>
+              <w:right w:w="40" w:type="dxa"/>
             </w:tcMar>
           </w:tcPr>
           <w:p>
@@ -2064,7 +2084,7 @@
               <w:rPr>
                 <w:rFonts w:ascii="Times New Roman" w:hAnsi="Times New Roman"/>
                 <w:color w:val="0F172A"/>
-                <w:sz w:val="14"/>
+                <w:sz w:val="15"/>
               </w:rPr>
               <w:t>W3C Geolocation API, Web Audio API, Web Workers</w:t>
             </w:r>
@@ -2080,10 +2100,10 @@
             <w:tcW w:type="dxa" w:w="1512"/>
             <w:shd w:fill="F8FAFC"/>
             <w:tcMar>
-              <w:top w:w="22" w:type="dxa"/>
-              <w:bottom w:w="22" w:type="dxa"/>
-              <w:left w:w="35" w:type="dxa"/>
-              <w:right w:w="35" w:type="dxa"/>
+              <w:top w:w="28" w:type="dxa"/>
+              <w:bottom w:w="28" w:type="dxa"/>
+              <w:left w:w="40" w:type="dxa"/>
+              <w:right w:w="40" w:type="dxa"/>
             </w:tcMar>
           </w:tcPr>
           <w:p>
@@ -2094,7 +2114,7 @@
               <w:rPr>
                 <w:rFonts w:ascii="Times New Roman" w:hAnsi="Times New Roman"/>
                 <w:color w:val="0F172A"/>
-                <w:sz w:val="14"/>
+                <w:sz w:val="15"/>
               </w:rPr>
               <w:t>Tooling &amp; CI</w:t>
             </w:r>
@@ -2105,10 +2125,10 @@
             <w:tcW w:type="dxa" w:w="3384"/>
             <w:shd w:fill="F8FAFC"/>
             <w:tcMar>
-              <w:top w:w="22" w:type="dxa"/>
-              <w:bottom w:w="22" w:type="dxa"/>
-              <w:left w:w="35" w:type="dxa"/>
-              <w:right w:w="35" w:type="dxa"/>
+              <w:top w:w="28" w:type="dxa"/>
+              <w:bottom w:w="28" w:type="dxa"/>
+              <w:left w:w="40" w:type="dxa"/>
+              <w:right w:w="40" w:type="dxa"/>
             </w:tcMar>
           </w:tcPr>
           <w:p>
@@ -2119,7 +2139,7 @@
               <w:rPr>
                 <w:rFonts w:ascii="Times New Roman" w:hAnsi="Times New Roman"/>
                 <w:color w:val="0F172A"/>
-                <w:sz w:val="14"/>
+                <w:sz w:val="15"/>
               </w:rPr>
               <w:t>Git, GitHub, Vitest, ESLint, VS Code</w:t>
             </w:r>
@@ -2130,7 +2150,7 @@
     <w:p>
       <w:pPr>
         <w:keepNext/>
-        <w:spacing w:before="80" w:after="20"/>
+        <w:spacing w:before="100" w:after="30"/>
         <w:jc w:val="left"/>
       </w:pPr>
       <w:r>
@@ -2139,21 +2159,21 @@
           <w:b/>
           <w:i/>
           <w:color w:val="000000"/>
-          <w:sz w:val="18"/>
+          <w:sz w:val="19"/>
         </w:rPr>
         <w:t>A. Routing Logic and Algorithm Specification</w:t>
       </w:r>
     </w:p>
     <w:p>
       <w:pPr>
-        <w:spacing w:after="40" w:line="247" w:lineRule="auto"/>
+        <w:spacing w:after="60" w:line="252" w:lineRule="auto"/>
         <w:jc w:val="both"/>
       </w:pPr>
       <w:r>
         <w:rPr>
           <w:rFonts w:ascii="Times New Roman" w:hAnsi="Times New Roman"/>
           <w:color w:val="000000"/>
-          <w:sz w:val="18"/>
+          <w:sz w:val="19"/>
         </w:rPr>
         <w:t>Listing 1 details the core multi-criteria route evaluation and stationary watchdog routine implemented in TypeScript.</w:t>
       </w:r>
@@ -2165,7 +2185,7 @@
         <w:tblLook w:firstColumn="1" w:firstRow="1" w:lastColumn="0" w:lastRow="0" w:noHBand="0" w:noVBand="1" w:val="04A0"/>
       </w:tblPr>
       <w:tblGrid>
-        <w:gridCol w:w="10282"/>
+        <w:gridCol w:w="10224"/>
       </w:tblGrid>
       <w:tr>
         <w:trPr>
@@ -2173,13 +2193,13 @@
         </w:trPr>
         <w:tc>
           <w:tcPr>
-            <w:tcW w:type="dxa" w:w="10282"/>
+            <w:tcW w:type="dxa" w:w="10224"/>
             <w:shd w:fill="F8FAFC"/>
             <w:tcMar>
-              <w:top w:w="25" w:type="dxa"/>
-              <w:bottom w:w="25" w:type="dxa"/>
-              <w:left w:w="45" w:type="dxa"/>
-              <w:right w:w="45" w:type="dxa"/>
+              <w:top w:w="30" w:type="dxa"/>
+              <w:bottom w:w="30" w:type="dxa"/>
+              <w:left w:w="50" w:type="dxa"/>
+              <w:right w:w="50" w:type="dxa"/>
             </w:tcMar>
           </w:tcPr>
           <w:p>
@@ -2191,7 +2211,7 @@
               <w:rPr>
                 <w:rFonts w:ascii="Consolas" w:hAnsi="Consolas"/>
                 <w:color w:val="0F172A"/>
-                <w:sz w:val="12"/>
+                <w:sz w:val="13"/>
               </w:rPr>
               <w:t>// Listing 1: Multi-Criteria Route Safety Evaluation</w:t>
               <w:br/>
@@ -2236,14 +2256,14 @@
     <w:p>
       <w:pPr>
         <w:keepNext/>
-        <w:spacing w:before="20" w:after="70"/>
+        <w:spacing w:before="30" w:after="80"/>
         <w:jc w:val="center"/>
       </w:pPr>
       <w:r>
         <w:rPr>
           <w:rFonts w:ascii="Times New Roman" w:hAnsi="Times New Roman"/>
           <w:i/>
-          <w:sz w:val="15"/>
+          <w:sz w:val="16"/>
         </w:rPr>
         <w:t>Listing 1. Multi-criteria route safety evaluation routine.</w:t>
       </w:r>
@@ -2251,7 +2271,7 @@
     <w:p>
       <w:pPr>
         <w:keepNext/>
-        <w:spacing w:before="80" w:after="20"/>
+        <w:spacing w:before="100" w:after="30"/>
         <w:jc w:val="left"/>
       </w:pPr>
       <w:r>
@@ -2260,21 +2280,21 @@
           <w:b/>
           <w:i/>
           <w:color w:val="000000"/>
-          <w:sz w:val="18"/>
+          <w:sz w:val="19"/>
         </w:rPr>
         <w:t>B. Deployment and Testing Methodology</w:t>
       </w:r>
     </w:p>
     <w:p>
       <w:pPr>
-        <w:spacing w:after="40" w:line="247" w:lineRule="auto"/>
+        <w:spacing w:after="60" w:line="252" w:lineRule="auto"/>
         <w:jc w:val="both"/>
       </w:pPr>
       <w:r>
         <w:rPr>
           <w:rFonts w:ascii="Times New Roman" w:hAnsi="Times New Roman"/>
           <w:color w:val="000000"/>
-          <w:sz w:val="18"/>
+          <w:sz w:val="19"/>
         </w:rPr>
         <w:t>Unit testing was conducted across mathematical decay routines, boundary clipping, and watchdog timer transitions using the Vitest test runner. Client components were verified on Chromium and WebKit mobile engines across both high-density 4G/5G connections and degraded 2G connectivity (simulated via Chrome DevTools Network Throttling).</w:t>
       </w:r>
@@ -2282,7 +2302,7 @@
     <w:p>
       <w:pPr>
         <w:keepNext/>
-        <w:spacing w:before="120" w:after="40"/>
+        <w:spacing w:before="160" w:after="50"/>
         <w:jc w:val="center"/>
       </w:pPr>
       <w:r>
@@ -2290,7 +2310,7 @@
           <w:rFonts w:ascii="Times New Roman" w:hAnsi="Times New Roman"/>
           <w:b/>
           <w:color w:val="000000"/>
-          <w:sz w:val="19"/>
+          <w:sz w:val="20"/>
         </w:rPr>
         <w:t>V. SECURITY, PRIVACY AND THREAT MODEL</w:t>
       </w:r>
@@ -2298,7 +2318,7 @@
     <w:p>
       <w:pPr>
         <w:keepNext/>
-        <w:spacing w:before="80" w:after="20"/>
+        <w:spacing w:before="100" w:after="30"/>
         <w:jc w:val="left"/>
       </w:pPr>
       <w:r>
@@ -2307,21 +2327,21 @@
           <w:b/>
           <w:i/>
           <w:color w:val="000000"/>
-          <w:sz w:val="18"/>
+          <w:sz w:val="19"/>
         </w:rPr>
         <w:t>A. Threat Model</w:t>
       </w:r>
     </w:p>
     <w:p>
       <w:pPr>
-        <w:spacing w:after="40" w:line="247" w:lineRule="auto"/>
+        <w:spacing w:after="60" w:line="252" w:lineRule="auto"/>
         <w:jc w:val="both"/>
       </w:pPr>
       <w:r>
         <w:rPr>
           <w:rFonts w:ascii="Times New Roman" w:hAnsi="Times New Roman"/>
           <w:color w:val="000000"/>
-          <w:sz w:val="18"/>
+          <w:sz w:val="19"/>
         </w:rPr>
         <w:t>Four threat classes were modeled during system formulation: (i) Malicious Disinformation: bad actors submitting bogus incident reports to artificially stigmatize neighborhoods; (ii) Location Deanonymization: adversaries correlating timestamps to deanonymize vulnerable reporters; (iii) DoS Flooding: automated bots overwhelming the reporting API; and (iv) False Panic Triggers: inadvertent emergency escalations caused by transit slowdowns.</w:t>
       </w:r>
@@ -2329,7 +2349,7 @@
     <w:p>
       <w:pPr>
         <w:keepNext/>
-        <w:spacing w:before="80" w:after="20"/>
+        <w:spacing w:before="100" w:after="30"/>
         <w:jc w:val="left"/>
       </w:pPr>
       <w:r>
@@ -2338,21 +2358,21 @@
           <w:b/>
           <w:i/>
           <w:color w:val="000000"/>
-          <w:sz w:val="18"/>
+          <w:sz w:val="19"/>
         </w:rPr>
         <w:t>B. Location Privacy and Spatial Obfuscation</w:t>
       </w:r>
     </w:p>
     <w:p>
       <w:pPr>
-        <w:spacing w:after="40" w:line="247" w:lineRule="auto"/>
+        <w:spacing w:after="60" w:line="252" w:lineRule="auto"/>
         <w:jc w:val="both"/>
       </w:pPr>
       <w:r>
         <w:rPr>
           <w:rFonts w:ascii="Times New Roman" w:hAnsi="Times New Roman"/>
           <w:color w:val="000000"/>
-          <w:sz w:val="18"/>
+          <w:sz w:val="19"/>
         </w:rPr>
         <w:t>To counter deanonymization, client-side coordinates are truncated to 3 decimal places (~110-meter cell resolution) prior to transmission. Exact street address strings and doorway coordinates are discarded, preserving victim anonymity while ensuring neighborhood-scale situational awareness.</w:t>
       </w:r>
@@ -2360,7 +2380,7 @@
     <w:p>
       <w:pPr>
         <w:keepNext/>
-        <w:spacing w:before="80" w:after="20"/>
+        <w:spacing w:before="100" w:after="30"/>
         <w:jc w:val="left"/>
       </w:pPr>
       <w:r>
@@ -2369,21 +2389,21 @@
           <w:b/>
           <w:i/>
           <w:color w:val="000000"/>
-          <w:sz w:val="18"/>
+          <w:sz w:val="19"/>
         </w:rPr>
         <w:t>C. Data Minimization and Regulatory Alignment</w:t>
       </w:r>
     </w:p>
     <w:p>
       <w:pPr>
-        <w:spacing w:after="40" w:line="247" w:lineRule="auto"/>
+        <w:spacing w:after="60" w:line="252" w:lineRule="auto"/>
         <w:jc w:val="both"/>
       </w:pPr>
       <w:r>
         <w:rPr>
           <w:rFonts w:ascii="Times New Roman" w:hAnsi="Times New Roman"/>
           <w:color w:val="000000"/>
-          <w:sz w:val="18"/>
+          <w:sz w:val="19"/>
         </w:rPr>
         <w:t>Our data pipeline adheres to India's 2023 DPDP framework [11] and the IT Act (2000). By limiting collection to strictly necessary telemetry, citizens can log incidents and compute routes without creating an account or providing telephone numbers. Session coordinates are held in volatile browser memory and purged immediately upon trip conclusion.</w:t>
       </w:r>
@@ -2391,7 +2411,7 @@
     <w:p>
       <w:pPr>
         <w:keepNext/>
-        <w:spacing w:before="80" w:after="20"/>
+        <w:spacing w:before="100" w:after="30"/>
         <w:jc w:val="left"/>
       </w:pPr>
       <w:r>
@@ -2400,21 +2420,21 @@
           <w:b/>
           <w:i/>
           <w:color w:val="000000"/>
-          <w:sz w:val="18"/>
+          <w:sz w:val="19"/>
         </w:rPr>
         <w:t>D. Residual Risks and Operational Mitigations</w:t>
       </w:r>
     </w:p>
     <w:p>
       <w:pPr>
-        <w:spacing w:after="40" w:line="247" w:lineRule="auto"/>
+        <w:spacing w:after="60" w:line="252" w:lineRule="auto"/>
         <w:jc w:val="both"/>
       </w:pPr>
       <w:r>
         <w:rPr>
           <w:rFonts w:ascii="Times New Roman" w:hAnsi="Times New Roman"/>
           <w:color w:val="000000"/>
-          <w:sz w:val="18"/>
+          <w:sz w:val="19"/>
         </w:rPr>
         <w:t>While coordinate truncation protects identity, persistent harassment reporting in sparsely populated rural zones can still reveal victim activity. In such scenarios, administrative moderators apply geographic aggregation buffers before publishing reports to public heatmaps.</w:t>
       </w:r>
@@ -2422,7 +2442,7 @@
     <w:p>
       <w:pPr>
         <w:keepNext/>
-        <w:spacing w:before="120" w:after="40"/>
+        <w:spacing w:before="160" w:after="50"/>
         <w:jc w:val="center"/>
       </w:pPr>
       <w:r>
@@ -2430,7 +2450,7 @@
           <w:rFonts w:ascii="Times New Roman" w:hAnsi="Times New Roman"/>
           <w:b/>
           <w:color w:val="000000"/>
-          <w:sz w:val="19"/>
+          <w:sz w:val="20"/>
         </w:rPr>
         <w:t>VI. EXPECTED RESULTS AND EVALUATION PLAN</w:t>
       </w:r>
@@ -2438,7 +2458,7 @@
     <w:p>
       <w:pPr>
         <w:keepNext/>
-        <w:spacing w:before="80" w:after="20"/>
+        <w:spacing w:before="100" w:after="30"/>
         <w:jc w:val="left"/>
       </w:pPr>
       <w:r>
@@ -2447,21 +2467,21 @@
           <w:b/>
           <w:i/>
           <w:color w:val="000000"/>
-          <w:sz w:val="18"/>
+          <w:sz w:val="19"/>
         </w:rPr>
         <w:t>A. Route Computation Latency</w:t>
       </w:r>
     </w:p>
     <w:p>
       <w:pPr>
-        <w:spacing w:after="40" w:line="247" w:lineRule="auto"/>
+        <w:spacing w:after="60" w:line="252" w:lineRule="auto"/>
         <w:jc w:val="both"/>
       </w:pPr>
       <w:r>
         <w:rPr>
           <w:rFonts w:ascii="Times New Roman" w:hAnsi="Times New Roman"/>
           <w:color w:val="000000"/>
-          <w:sz w:val="18"/>
+          <w:sz w:val="19"/>
         </w:rPr>
         <w:t>Benchmarking over 200 simulated route queries between Manyata Tech Park and Nagavara Metro Station demonstrated a median pathfinding response time of 310 ms (95th-percentile: 480 ms). This confirms that the multi-criteria safety evaluation introduces negligible computational overhead compared to plain distance-based Dijkstra routing.</w:t>
       </w:r>
@@ -2469,7 +2489,7 @@
     <w:p>
       <w:pPr>
         <w:keepNext/>
-        <w:spacing w:before="80" w:after="20"/>
+        <w:spacing w:before="100" w:after="30"/>
         <w:jc w:val="left"/>
       </w:pPr>
       <w:r>
@@ -2478,21 +2498,21 @@
           <w:b/>
           <w:i/>
           <w:color w:val="000000"/>
-          <w:sz w:val="18"/>
+          <w:sz w:val="19"/>
         </w:rPr>
         <w:t>B. Route Safety Discrimination in Bengaluru Corridors</w:t>
       </w:r>
     </w:p>
     <w:p>
       <w:pPr>
-        <w:spacing w:after="40" w:line="247" w:lineRule="auto"/>
+        <w:spacing w:after="60" w:line="252" w:lineRule="auto"/>
         <w:jc w:val="both"/>
       </w:pPr>
       <w:r>
         <w:rPr>
           <w:rFonts w:ascii="Times New Roman" w:hAnsi="Times New Roman"/>
           <w:color w:val="000000"/>
-          <w:sz w:val="18"/>
+          <w:sz w:val="19"/>
         </w:rPr>
         <w:t>The pathfinding engine was evaluated on a verified 7.2 km suburban corridor. Route 1 (via Outer Ring Road, 7.2 km) utilized well-illuminated commercial arterials with two active 24/7 safe havens, achieving a Safety Score of 94/100. Route 2 (via Govindpura interior service lanes, 6.4 km) was 800 meters shorter but traversed two high-severity historical harassment zones with zero illumination, resulting in a Safety Score of 48/100. Whereas commercial routing engines unconditionally recommended Route 2, SafeCity correctly directed users toward Route 1.</w:t>
       </w:r>
@@ -2500,7 +2520,7 @@
     <w:p>
       <w:pPr>
         <w:keepNext/>
-        <w:spacing w:before="80" w:after="20"/>
+        <w:spacing w:before="100" w:after="30"/>
         <w:jc w:val="left"/>
       </w:pPr>
       <w:r>
@@ -2509,21 +2529,21 @@
           <w:b/>
           <w:i/>
           <w:color w:val="000000"/>
-          <w:sz w:val="18"/>
+          <w:sz w:val="19"/>
         </w:rPr>
         <w:t>C. Usability Evaluation (SUS)</w:t>
       </w:r>
     </w:p>
     <w:p>
       <w:pPr>
-        <w:spacing w:after="40" w:line="247" w:lineRule="auto"/>
+        <w:spacing w:after="60" w:line="252" w:lineRule="auto"/>
         <w:jc w:val="both"/>
       </w:pPr>
       <w:r>
         <w:rPr>
           <w:rFonts w:ascii="Times New Roman" w:hAnsi="Times New Roman"/>
           <w:color w:val="000000"/>
-          <w:sz w:val="18"/>
+          <w:sz w:val="19"/>
         </w:rPr>
         <w:t>Each participant rated the workflow using Brooke's 10-question SUS survey [9], producing an average score of 82.4 out of 100—well above the 70.0 benchmark for usable systems.</w:t>
       </w:r>
@@ -2531,7 +2551,7 @@
     <w:p>
       <w:pPr>
         <w:keepNext/>
-        <w:spacing w:before="80" w:after="20"/>
+        <w:spacing w:before="100" w:after="30"/>
         <w:jc w:val="left"/>
       </w:pPr>
       <w:r>
@@ -2540,21 +2560,21 @@
           <w:b/>
           <w:i/>
           <w:color w:val="000000"/>
-          <w:sz w:val="18"/>
+          <w:sz w:val="19"/>
         </w:rPr>
         <w:t>D. Comparative Summary</w:t>
       </w:r>
     </w:p>
     <w:p>
       <w:pPr>
-        <w:spacing w:after="40" w:line="247" w:lineRule="auto"/>
+        <w:spacing w:after="60" w:line="252" w:lineRule="auto"/>
         <w:jc w:val="both"/>
       </w:pPr>
       <w:r>
         <w:rPr>
           <w:rFonts w:ascii="Times New Roman" w:hAnsi="Times New Roman"/>
           <w:color w:val="000000"/>
-          <w:sz w:val="18"/>
+          <w:sz w:val="19"/>
         </w:rPr>
         <w:t>Table III summarizes the operational advantages of SafeCity over traditional commercial navigation platforms and standalone reactive panic alarms.</w:t>
       </w:r>
@@ -2562,7 +2582,7 @@
     <w:p>
       <w:pPr>
         <w:keepNext/>
-        <w:spacing w:before="80" w:after="30"/>
+        <w:spacing w:before="100" w:after="40"/>
         <w:jc w:val="center"/>
       </w:pPr>
       <w:r>
@@ -2581,9 +2601,9 @@
         <w:tblLook w:firstColumn="1" w:firstRow="1" w:lastColumn="0" w:lastRow="0" w:noHBand="0" w:noVBand="1" w:val="04A0"/>
       </w:tblPr>
       <w:tblGrid>
-        <w:gridCol w:w="3427"/>
-        <w:gridCol w:w="3427"/>
-        <w:gridCol w:w="3427"/>
+        <w:gridCol w:w="3408"/>
+        <w:gridCol w:w="3408"/>
+        <w:gridCol w:w="3408"/>
       </w:tblGrid>
       <w:tr>
         <w:trPr>
@@ -2593,6 +2613,92 @@
           <w:tcPr>
             <w:tcW w:type="dxa" w:w="1512"/>
             <w:shd w:fill="1E293B"/>
+            <w:tcMar>
+              <w:top w:w="35" w:type="dxa"/>
+              <w:bottom w:w="35" w:type="dxa"/>
+              <w:left w:w="45" w:type="dxa"/>
+              <w:right w:w="45" w:type="dxa"/>
+            </w:tcMar>
+          </w:tcPr>
+          <w:p>
+            <w:pPr>
+              <w:keepNext/>
+              <w:jc w:val="center"/>
+            </w:pPr>
+            <w:r>
+              <w:rPr>
+                <w:rFonts w:ascii="Times New Roman" w:hAnsi="Times New Roman"/>
+                <w:b/>
+                <w:color w:val="FFFFFF"/>
+                <w:sz w:val="16"/>
+              </w:rPr>
+              <w:t>Evaluation Dimension</w:t>
+            </w:r>
+          </w:p>
+        </w:tc>
+        <w:tc>
+          <w:tcPr>
+            <w:tcW w:type="dxa" w:w="1584"/>
+            <w:shd w:fill="1E293B"/>
+            <w:tcMar>
+              <w:top w:w="35" w:type="dxa"/>
+              <w:bottom w:w="35" w:type="dxa"/>
+              <w:left w:w="45" w:type="dxa"/>
+              <w:right w:w="45" w:type="dxa"/>
+            </w:tcMar>
+          </w:tcPr>
+          <w:p>
+            <w:pPr>
+              <w:keepNext/>
+              <w:jc w:val="center"/>
+            </w:pPr>
+            <w:r>
+              <w:rPr>
+                <w:rFonts w:ascii="Times New Roman" w:hAnsi="Times New Roman"/>
+                <w:b/>
+                <w:color w:val="FFFFFF"/>
+                <w:sz w:val="16"/>
+              </w:rPr>
+              <w:t>Traditional Systems</w:t>
+            </w:r>
+          </w:p>
+        </w:tc>
+        <w:tc>
+          <w:tcPr>
+            <w:tcW w:type="dxa" w:w="1800"/>
+            <w:shd w:fill="1E293B"/>
+            <w:tcMar>
+              <w:top w:w="35" w:type="dxa"/>
+              <w:bottom w:w="35" w:type="dxa"/>
+              <w:left w:w="45" w:type="dxa"/>
+              <w:right w:w="45" w:type="dxa"/>
+            </w:tcMar>
+          </w:tcPr>
+          <w:p>
+            <w:pPr>
+              <w:keepNext/>
+              <w:jc w:val="center"/>
+            </w:pPr>
+            <w:r>
+              <w:rPr>
+                <w:rFonts w:ascii="Times New Roman" w:hAnsi="Times New Roman"/>
+                <w:b/>
+                <w:color w:val="FFFFFF"/>
+                <w:sz w:val="16"/>
+              </w:rPr>
+              <w:t>SafeCity Platform</w:t>
+            </w:r>
+          </w:p>
+        </w:tc>
+      </w:tr>
+      <w:tr>
+        <w:trPr>
+          <w:cantSplit/>
+        </w:trPr>
+        <w:tc>
+          <w:tcPr>
+            <w:tcW w:type="dxa" w:w="1512"/>
+            <w:shd w:fill="FFFFFF"/>
             <w:tcMar>
               <w:top w:w="28" w:type="dxa"/>
               <w:bottom w:w="28" w:type="dxa"/>
@@ -2608,18 +2714,74 @@
             <w:r>
               <w:rPr>
                 <w:rFonts w:ascii="Times New Roman" w:hAnsi="Times New Roman"/>
-                <w:b/>
-                <w:color w:val="FFFFFF"/>
+                <w:color w:val="0F172A"/>
                 <w:sz w:val="15"/>
               </w:rPr>
-              <w:t>Evaluation Dimension</w:t>
+              <w:t>Routing Objective</w:t>
             </w:r>
           </w:p>
         </w:tc>
         <w:tc>
           <w:tcPr>
             <w:tcW w:type="dxa" w:w="1584"/>
-            <w:shd w:fill="1E293B"/>
+            <w:shd w:fill="FFFFFF"/>
+            <w:tcMar>
+              <w:top w:w="28" w:type="dxa"/>
+              <w:bottom w:w="28" w:type="dxa"/>
+              <w:left w:w="40" w:type="dxa"/>
+              <w:right w:w="40" w:type="dxa"/>
+            </w:tcMar>
+          </w:tcPr>
+          <w:p>
+            <w:pPr>
+              <w:keepNext/>
+              <w:jc w:val="left"/>
+            </w:pPr>
+            <w:r>
+              <w:rPr>
+                <w:rFonts w:ascii="Times New Roman" w:hAnsi="Times New Roman"/>
+                <w:color w:val="0F172A"/>
+                <w:sz w:val="15"/>
+              </w:rPr>
+              <w:t>Shortest Distance / Time</w:t>
+            </w:r>
+          </w:p>
+        </w:tc>
+        <w:tc>
+          <w:tcPr>
+            <w:tcW w:type="dxa" w:w="1800"/>
+            <w:shd w:fill="FFFFFF"/>
+            <w:tcMar>
+              <w:top w:w="28" w:type="dxa"/>
+              <w:bottom w:w="28" w:type="dxa"/>
+              <w:left w:w="40" w:type="dxa"/>
+              <w:right w:w="40" w:type="dxa"/>
+            </w:tcMar>
+          </w:tcPr>
+          <w:p>
+            <w:pPr>
+              <w:keepNext/>
+              <w:jc w:val="left"/>
+            </w:pPr>
+            <w:r>
+              <w:rPr>
+                <w:rFonts w:ascii="Times New Roman" w:hAnsi="Times New Roman"/>
+                <w:color w:val="0F172A"/>
+                <w:sz w:val="15"/>
+              </w:rPr>
+              <w:t>Safety-Distance Multi-Objective</w:t>
+            </w:r>
+          </w:p>
+        </w:tc>
+      </w:tr>
+      <w:tr>
+        <w:trPr>
+          <w:cantSplit/>
+        </w:trPr>
+        <w:tc>
+          <w:tcPr>
+            <w:tcW w:type="dxa" w:w="1512"/>
+            <w:shd w:fill="F8FAFC"/>
             <w:tcMar>
               <w:top w:w="28" w:type="dxa"/>
               <w:bottom w:w="28" w:type="dxa"/>
@@ -2635,18 +2797,74 @@
             <w:r>
               <w:rPr>
                 <w:rFonts w:ascii="Times New Roman" w:hAnsi="Times New Roman"/>
-                <w:b/>
-                <w:color w:val="FFFFFF"/>
+                <w:color w:val="0F172A"/>
                 <w:sz w:val="15"/>
               </w:rPr>
-              <w:t>Traditional Systems</w:t>
+              <w:t>Hazard Consideration</w:t>
+            </w:r>
+          </w:p>
+        </w:tc>
+        <w:tc>
+          <w:tcPr>
+            <w:tcW w:type="dxa" w:w="1584"/>
+            <w:shd w:fill="F8FAFC"/>
+            <w:tcMar>
+              <w:top w:w="28" w:type="dxa"/>
+              <w:bottom w:w="28" w:type="dxa"/>
+              <w:left w:w="40" w:type="dxa"/>
+              <w:right w:w="40" w:type="dxa"/>
+            </w:tcMar>
+          </w:tcPr>
+          <w:p>
+            <w:pPr>
+              <w:keepNext/>
+              <w:jc w:val="left"/>
+            </w:pPr>
+            <w:r>
+              <w:rPr>
+                <w:rFonts w:ascii="Times New Roman" w:hAnsi="Times New Roman"/>
+                <w:color w:val="0F172A"/>
+                <w:sz w:val="15"/>
+              </w:rPr>
+              <w:t>Traffic Flow Only</w:t>
             </w:r>
           </w:p>
         </w:tc>
         <w:tc>
           <w:tcPr>
             <w:tcW w:type="dxa" w:w="1800"/>
-            <w:shd w:fill="1E293B"/>
+            <w:shd w:fill="F8FAFC"/>
+            <w:tcMar>
+              <w:top w:w="28" w:type="dxa"/>
+              <w:bottom w:w="28" w:type="dxa"/>
+              <w:left w:w="40" w:type="dxa"/>
+              <w:right w:w="40" w:type="dxa"/>
+            </w:tcMar>
+          </w:tcPr>
+          <w:p>
+            <w:pPr>
+              <w:keepNext/>
+              <w:jc w:val="left"/>
+            </w:pPr>
+            <w:r>
+              <w:rPr>
+                <w:rFonts w:ascii="Times New Roman" w:hAnsi="Times New Roman"/>
+                <w:color w:val="0F172A"/>
+                <w:sz w:val="15"/>
+              </w:rPr>
+              <w:t>Street Harassment, Lighting, Havens</w:t>
+            </w:r>
+          </w:p>
+        </w:tc>
+      </w:tr>
+      <w:tr>
+        <w:trPr>
+          <w:cantSplit/>
+        </w:trPr>
+        <w:tc>
+          <w:tcPr>
+            <w:tcW w:type="dxa" w:w="1512"/>
+            <w:shd w:fill="FFFFFF"/>
             <w:tcMar>
               <w:top w:w="28" w:type="dxa"/>
               <w:bottom w:w="28" w:type="dxa"/>
@@ -2662,42 +2880,10 @@
             <w:r>
               <w:rPr>
                 <w:rFonts w:ascii="Times New Roman" w:hAnsi="Times New Roman"/>
-                <w:b/>
-                <w:color w:val="FFFFFF"/>
+                <w:color w:val="0F172A"/>
                 <w:sz w:val="15"/>
               </w:rPr>
-              <w:t>SafeCity Platform</w:t>
-            </w:r>
-          </w:p>
-        </w:tc>
-      </w:tr>
-      <w:tr>
-        <w:trPr>
-          <w:cantSplit/>
-        </w:trPr>
-        <w:tc>
-          <w:tcPr>
-            <w:tcW w:type="dxa" w:w="1512"/>
-            <w:shd w:fill="FFFFFF"/>
-            <w:tcMar>
-              <w:top w:w="22" w:type="dxa"/>
-              <w:bottom w:w="22" w:type="dxa"/>
-              <w:left w:w="35" w:type="dxa"/>
-              <w:right w:w="35" w:type="dxa"/>
-            </w:tcMar>
-          </w:tcPr>
-          <w:p>
-            <w:pPr>
-              <w:keepNext/>
-              <w:jc w:val="center"/>
-            </w:pPr>
-            <w:r>
-              <w:rPr>
-                <w:rFonts w:ascii="Times New Roman" w:hAnsi="Times New Roman"/>
-                <w:color w:val="0F172A"/>
-                <w:sz w:val="14"/>
-              </w:rPr>
-              <w:t>Routing Objective</w:t>
+              <w:t>User Cognitive Load</w:t>
             </w:r>
           </w:p>
         </w:tc>
@@ -2706,10 +2892,10 @@
             <w:tcW w:type="dxa" w:w="1584"/>
             <w:shd w:fill="FFFFFF"/>
             <w:tcMar>
-              <w:top w:w="22" w:type="dxa"/>
-              <w:bottom w:w="22" w:type="dxa"/>
-              <w:left w:w="35" w:type="dxa"/>
-              <w:right w:w="35" w:type="dxa"/>
+              <w:top w:w="28" w:type="dxa"/>
+              <w:bottom w:w="28" w:type="dxa"/>
+              <w:left w:w="40" w:type="dxa"/>
+              <w:right w:w="40" w:type="dxa"/>
             </w:tcMar>
           </w:tcPr>
           <w:p>
@@ -2721,9 +2907,9 @@
               <w:rPr>
                 <w:rFonts w:ascii="Times New Roman" w:hAnsi="Times New Roman"/>
                 <w:color w:val="0F172A"/>
-                <w:sz w:val="14"/>
+                <w:sz w:val="15"/>
               </w:rPr>
-              <w:t>Shortest Distance / Time</w:t>
+              <w:t>High (Manual SOS Under Attack)</w:t>
             </w:r>
           </w:p>
         </w:tc>
@@ -2732,10 +2918,10 @@
             <w:tcW w:type="dxa" w:w="1800"/>
             <w:shd w:fill="FFFFFF"/>
             <w:tcMar>
-              <w:top w:w="22" w:type="dxa"/>
-              <w:bottom w:w="22" w:type="dxa"/>
-              <w:left w:w="35" w:type="dxa"/>
-              <w:right w:w="35" w:type="dxa"/>
+              <w:top w:w="28" w:type="dxa"/>
+              <w:bottom w:w="28" w:type="dxa"/>
+              <w:left w:w="40" w:type="dxa"/>
+              <w:right w:w="40" w:type="dxa"/>
             </w:tcMar>
           </w:tcPr>
           <w:p>
@@ -2747,173 +2933,7 @@
               <w:rPr>
                 <w:rFonts w:ascii="Times New Roman" w:hAnsi="Times New Roman"/>
                 <w:color w:val="0F172A"/>
-                <w:sz w:val="14"/>
-              </w:rPr>
-              <w:t>Safety-Distance Multi-Objective</w:t>
-            </w:r>
-          </w:p>
-        </w:tc>
-      </w:tr>
-      <w:tr>
-        <w:trPr>
-          <w:cantSplit/>
-        </w:trPr>
-        <w:tc>
-          <w:tcPr>
-            <w:tcW w:type="dxa" w:w="1512"/>
-            <w:shd w:fill="F8FAFC"/>
-            <w:tcMar>
-              <w:top w:w="22" w:type="dxa"/>
-              <w:bottom w:w="22" w:type="dxa"/>
-              <w:left w:w="35" w:type="dxa"/>
-              <w:right w:w="35" w:type="dxa"/>
-            </w:tcMar>
-          </w:tcPr>
-          <w:p>
-            <w:pPr>
-              <w:keepNext/>
-              <w:jc w:val="center"/>
-            </w:pPr>
-            <w:r>
-              <w:rPr>
-                <w:rFonts w:ascii="Times New Roman" w:hAnsi="Times New Roman"/>
-                <w:color w:val="0F172A"/>
-                <w:sz w:val="14"/>
-              </w:rPr>
-              <w:t>Hazard Consideration</w:t>
-            </w:r>
-          </w:p>
-        </w:tc>
-        <w:tc>
-          <w:tcPr>
-            <w:tcW w:type="dxa" w:w="1584"/>
-            <w:shd w:fill="F8FAFC"/>
-            <w:tcMar>
-              <w:top w:w="22" w:type="dxa"/>
-              <w:bottom w:w="22" w:type="dxa"/>
-              <w:left w:w="35" w:type="dxa"/>
-              <w:right w:w="35" w:type="dxa"/>
-            </w:tcMar>
-          </w:tcPr>
-          <w:p>
-            <w:pPr>
-              <w:keepNext/>
-              <w:jc w:val="left"/>
-            </w:pPr>
-            <w:r>
-              <w:rPr>
-                <w:rFonts w:ascii="Times New Roman" w:hAnsi="Times New Roman"/>
-                <w:color w:val="0F172A"/>
-                <w:sz w:val="14"/>
-              </w:rPr>
-              <w:t>Traffic Flow Only</w:t>
-            </w:r>
-          </w:p>
-        </w:tc>
-        <w:tc>
-          <w:tcPr>
-            <w:tcW w:type="dxa" w:w="1800"/>
-            <w:shd w:fill="F8FAFC"/>
-            <w:tcMar>
-              <w:top w:w="22" w:type="dxa"/>
-              <w:bottom w:w="22" w:type="dxa"/>
-              <w:left w:w="35" w:type="dxa"/>
-              <w:right w:w="35" w:type="dxa"/>
-            </w:tcMar>
-          </w:tcPr>
-          <w:p>
-            <w:pPr>
-              <w:keepNext/>
-              <w:jc w:val="left"/>
-            </w:pPr>
-            <w:r>
-              <w:rPr>
-                <w:rFonts w:ascii="Times New Roman" w:hAnsi="Times New Roman"/>
-                <w:color w:val="0F172A"/>
-                <w:sz w:val="14"/>
-              </w:rPr>
-              <w:t>Street Harassment, Lighting, Havens</w:t>
-            </w:r>
-          </w:p>
-        </w:tc>
-      </w:tr>
-      <w:tr>
-        <w:trPr>
-          <w:cantSplit/>
-        </w:trPr>
-        <w:tc>
-          <w:tcPr>
-            <w:tcW w:type="dxa" w:w="1512"/>
-            <w:shd w:fill="FFFFFF"/>
-            <w:tcMar>
-              <w:top w:w="22" w:type="dxa"/>
-              <w:bottom w:w="22" w:type="dxa"/>
-              <w:left w:w="35" w:type="dxa"/>
-              <w:right w:w="35" w:type="dxa"/>
-            </w:tcMar>
-          </w:tcPr>
-          <w:p>
-            <w:pPr>
-              <w:keepNext/>
-              <w:jc w:val="center"/>
-            </w:pPr>
-            <w:r>
-              <w:rPr>
-                <w:rFonts w:ascii="Times New Roman" w:hAnsi="Times New Roman"/>
-                <w:color w:val="0F172A"/>
-                <w:sz w:val="14"/>
-              </w:rPr>
-              <w:t>User Cognitive Load</w:t>
-            </w:r>
-          </w:p>
-        </w:tc>
-        <w:tc>
-          <w:tcPr>
-            <w:tcW w:type="dxa" w:w="1584"/>
-            <w:shd w:fill="FFFFFF"/>
-            <w:tcMar>
-              <w:top w:w="22" w:type="dxa"/>
-              <w:bottom w:w="22" w:type="dxa"/>
-              <w:left w:w="35" w:type="dxa"/>
-              <w:right w:w="35" w:type="dxa"/>
-            </w:tcMar>
-          </w:tcPr>
-          <w:p>
-            <w:pPr>
-              <w:keepNext/>
-              <w:jc w:val="left"/>
-            </w:pPr>
-            <w:r>
-              <w:rPr>
-                <w:rFonts w:ascii="Times New Roman" w:hAnsi="Times New Roman"/>
-                <w:color w:val="0F172A"/>
-                <w:sz w:val="14"/>
-              </w:rPr>
-              <w:t>High (Manual SOS Under Attack)</w:t>
-            </w:r>
-          </w:p>
-        </w:tc>
-        <w:tc>
-          <w:tcPr>
-            <w:tcW w:type="dxa" w:w="1800"/>
-            <w:shd w:fill="FFFFFF"/>
-            <w:tcMar>
-              <w:top w:w="22" w:type="dxa"/>
-              <w:bottom w:w="22" w:type="dxa"/>
-              <w:left w:w="35" w:type="dxa"/>
-              <w:right w:w="35" w:type="dxa"/>
-            </w:tcMar>
-          </w:tcPr>
-          <w:p>
-            <w:pPr>
-              <w:keepNext/>
-              <w:jc w:val="left"/>
-            </w:pPr>
-            <w:r>
-              <w:rPr>
-                <w:rFonts w:ascii="Times New Roman" w:hAnsi="Times New Roman"/>
-                <w:color w:val="0F172A"/>
-                <w:sz w:val="14"/>
+                <w:sz w:val="15"/>
               </w:rPr>
               <w:t>Zero (Autonomous Watchdog)</w:t>
             </w:r>
@@ -2929,10 +2949,10 @@
             <w:tcW w:type="dxa" w:w="1512"/>
             <w:shd w:fill="F8FAFC"/>
             <w:tcMar>
-              <w:top w:w="22" w:type="dxa"/>
-              <w:bottom w:w="22" w:type="dxa"/>
-              <w:left w:w="35" w:type="dxa"/>
-              <w:right w:w="35" w:type="dxa"/>
+              <w:top w:w="28" w:type="dxa"/>
+              <w:bottom w:w="28" w:type="dxa"/>
+              <w:left w:w="40" w:type="dxa"/>
+              <w:right w:w="40" w:type="dxa"/>
             </w:tcMar>
           </w:tcPr>
           <w:p>
@@ -2944,7 +2964,7 @@
               <w:rPr>
                 <w:rFonts w:ascii="Times New Roman" w:hAnsi="Times New Roman"/>
                 <w:color w:val="0F172A"/>
-                <w:sz w:val="14"/>
+                <w:sz w:val="15"/>
               </w:rPr>
               <w:t>Reporting Mechanism</w:t>
             </w:r>
@@ -2955,10 +2975,10 @@
             <w:tcW w:type="dxa" w:w="1584"/>
             <w:shd w:fill="F8FAFC"/>
             <w:tcMar>
-              <w:top w:w="22" w:type="dxa"/>
-              <w:bottom w:w="22" w:type="dxa"/>
-              <w:left w:w="35" w:type="dxa"/>
-              <w:right w:w="35" w:type="dxa"/>
+              <w:top w:w="28" w:type="dxa"/>
+              <w:bottom w:w="28" w:type="dxa"/>
+              <w:left w:w="40" w:type="dxa"/>
+              <w:right w:w="40" w:type="dxa"/>
             </w:tcMar>
           </w:tcPr>
           <w:p>
@@ -2970,7 +2990,7 @@
               <w:rPr>
                 <w:rFonts w:ascii="Times New Roman" w:hAnsi="Times New Roman"/>
                 <w:color w:val="0F172A"/>
-                <w:sz w:val="14"/>
+                <w:sz w:val="15"/>
               </w:rPr>
               <w:t>Formal Police Report / SMS</w:t>
             </w:r>
@@ -2981,10 +3001,10 @@
             <w:tcW w:type="dxa" w:w="1800"/>
             <w:shd w:fill="F8FAFC"/>
             <w:tcMar>
-              <w:top w:w="22" w:type="dxa"/>
-              <w:bottom w:w="22" w:type="dxa"/>
-              <w:left w:w="35" w:type="dxa"/>
-              <w:right w:w="35" w:type="dxa"/>
+              <w:top w:w="28" w:type="dxa"/>
+              <w:bottom w:w="28" w:type="dxa"/>
+              <w:left w:w="40" w:type="dxa"/>
+              <w:right w:w="40" w:type="dxa"/>
             </w:tcMar>
           </w:tcPr>
           <w:p>
@@ -2996,7 +3016,7 @@
               <w:rPr>
                 <w:rFonts w:ascii="Times New Roman" w:hAnsi="Times New Roman"/>
                 <w:color w:val="0F172A"/>
-                <w:sz w:val="14"/>
+                <w:sz w:val="15"/>
               </w:rPr>
               <w:t>Anonymous Micro-Spatial Grid (~110m)</w:t>
             </w:r>
@@ -3012,10 +3032,10 @@
             <w:tcW w:type="dxa" w:w="1512"/>
             <w:shd w:fill="FFFFFF"/>
             <w:tcMar>
-              <w:top w:w="22" w:type="dxa"/>
-              <w:bottom w:w="22" w:type="dxa"/>
-              <w:left w:w="35" w:type="dxa"/>
-              <w:right w:w="35" w:type="dxa"/>
+              <w:top w:w="28" w:type="dxa"/>
+              <w:bottom w:w="28" w:type="dxa"/>
+              <w:left w:w="40" w:type="dxa"/>
+              <w:right w:w="40" w:type="dxa"/>
             </w:tcMar>
           </w:tcPr>
           <w:p>
@@ -3027,7 +3047,7 @@
               <w:rPr>
                 <w:rFonts w:ascii="Times New Roman" w:hAnsi="Times New Roman"/>
                 <w:color w:val="0F172A"/>
-                <w:sz w:val="14"/>
+                <w:sz w:val="15"/>
               </w:rPr>
               <w:t>Pre-Trip Intelligence</w:t>
             </w:r>
@@ -3038,10 +3058,10 @@
             <w:tcW w:type="dxa" w:w="1584"/>
             <w:shd w:fill="FFFFFF"/>
             <w:tcMar>
-              <w:top w:w="22" w:type="dxa"/>
-              <w:bottom w:w="22" w:type="dxa"/>
-              <w:left w:w="35" w:type="dxa"/>
-              <w:right w:w="35" w:type="dxa"/>
+              <w:top w:w="28" w:type="dxa"/>
+              <w:bottom w:w="28" w:type="dxa"/>
+              <w:left w:w="40" w:type="dxa"/>
+              <w:right w:w="40" w:type="dxa"/>
             </w:tcMar>
           </w:tcPr>
           <w:p>
@@ -3053,7 +3073,7 @@
               <w:rPr>
                 <w:rFonts w:ascii="Times New Roman" w:hAnsi="Times New Roman"/>
                 <w:color w:val="0F172A"/>
-                <w:sz w:val="14"/>
+                <w:sz w:val="15"/>
               </w:rPr>
               <w:t>None (Kinematic Only)</w:t>
             </w:r>
@@ -3064,10 +3084,10 @@
             <w:tcW w:type="dxa" w:w="1800"/>
             <w:shd w:fill="FFFFFF"/>
             <w:tcMar>
-              <w:top w:w="22" w:type="dxa"/>
-              <w:bottom w:w="22" w:type="dxa"/>
-              <w:left w:w="35" w:type="dxa"/>
-              <w:right w:w="35" w:type="dxa"/>
+              <w:top w:w="28" w:type="dxa"/>
+              <w:bottom w:w="28" w:type="dxa"/>
+              <w:left w:w="40" w:type="dxa"/>
+              <w:right w:w="40" w:type="dxa"/>
             </w:tcMar>
           </w:tcPr>
           <w:p>
@@ -3079,7 +3099,7 @@
               <w:rPr>
                 <w:rFonts w:ascii="Times New Roman" w:hAnsi="Times New Roman"/>
                 <w:color w:val="0F172A"/>
-                <w:sz w:val="14"/>
+                <w:sz w:val="15"/>
               </w:rPr>
               <w:t>Dynamic Corridor Scoring (0-100)</w:t>
             </w:r>
@@ -3095,10 +3115,10 @@
             <w:tcW w:type="dxa" w:w="1512"/>
             <w:shd w:fill="F8FAFC"/>
             <w:tcMar>
-              <w:top w:w="22" w:type="dxa"/>
-              <w:bottom w:w="22" w:type="dxa"/>
-              <w:left w:w="35" w:type="dxa"/>
-              <w:right w:w="35" w:type="dxa"/>
+              <w:top w:w="28" w:type="dxa"/>
+              <w:bottom w:w="28" w:type="dxa"/>
+              <w:left w:w="40" w:type="dxa"/>
+              <w:right w:w="40" w:type="dxa"/>
             </w:tcMar>
           </w:tcPr>
           <w:p>
@@ -3110,7 +3130,7 @@
               <w:rPr>
                 <w:rFonts w:ascii="Times New Roman" w:hAnsi="Times New Roman"/>
                 <w:color w:val="0F172A"/>
-                <w:sz w:val="14"/>
+                <w:sz w:val="15"/>
               </w:rPr>
               <w:t>Location Privacy</w:t>
             </w:r>
@@ -3121,10 +3141,10 @@
             <w:tcW w:type="dxa" w:w="1584"/>
             <w:shd w:fill="F8FAFC"/>
             <w:tcMar>
-              <w:top w:w="22" w:type="dxa"/>
-              <w:bottom w:w="22" w:type="dxa"/>
-              <w:left w:w="35" w:type="dxa"/>
-              <w:right w:w="35" w:type="dxa"/>
+              <w:top w:w="28" w:type="dxa"/>
+              <w:bottom w:w="28" w:type="dxa"/>
+              <w:left w:w="40" w:type="dxa"/>
+              <w:right w:w="40" w:type="dxa"/>
             </w:tcMar>
           </w:tcPr>
           <w:p>
@@ -3136,7 +3156,7 @@
               <w:rPr>
                 <w:rFonts w:ascii="Times New Roman" w:hAnsi="Times New Roman"/>
                 <w:color w:val="0F172A"/>
-                <w:sz w:val="14"/>
+                <w:sz w:val="15"/>
               </w:rPr>
               <w:t>Commercial Ad Tracking</w:t>
             </w:r>
@@ -3147,10 +3167,10 @@
             <w:tcW w:type="dxa" w:w="1800"/>
             <w:shd w:fill="F8FAFC"/>
             <w:tcMar>
-              <w:top w:w="22" w:type="dxa"/>
-              <w:bottom w:w="22" w:type="dxa"/>
-              <w:left w:w="35" w:type="dxa"/>
-              <w:right w:w="35" w:type="dxa"/>
+              <w:top w:w="28" w:type="dxa"/>
+              <w:bottom w:w="28" w:type="dxa"/>
+              <w:left w:w="40" w:type="dxa"/>
+              <w:right w:w="40" w:type="dxa"/>
             </w:tcMar>
           </w:tcPr>
           <w:p>
@@ -3162,7 +3182,7 @@
               <w:rPr>
                 <w:rFonts w:ascii="Times New Roman" w:hAnsi="Times New Roman"/>
                 <w:color w:val="0F172A"/>
-                <w:sz w:val="14"/>
+                <w:sz w:val="15"/>
               </w:rPr>
               <w:t>Quantized 3-Decimal Coordinates</w:t>
             </w:r>
@@ -3178,10 +3198,10 @@
             <w:tcW w:type="dxa" w:w="1512"/>
             <w:shd w:fill="FFFFFF"/>
             <w:tcMar>
-              <w:top w:w="22" w:type="dxa"/>
-              <w:bottom w:w="22" w:type="dxa"/>
-              <w:left w:w="35" w:type="dxa"/>
-              <w:right w:w="35" w:type="dxa"/>
+              <w:top w:w="28" w:type="dxa"/>
+              <w:bottom w:w="28" w:type="dxa"/>
+              <w:left w:w="40" w:type="dxa"/>
+              <w:right w:w="40" w:type="dxa"/>
             </w:tcMar>
           </w:tcPr>
           <w:p>
@@ -3192,7 +3212,7 @@
               <w:rPr>
                 <w:rFonts w:ascii="Times New Roman" w:hAnsi="Times New Roman"/>
                 <w:color w:val="0F172A"/>
-                <w:sz w:val="14"/>
+                <w:sz w:val="15"/>
               </w:rPr>
               <w:t>Single Point of Failure</w:t>
             </w:r>
@@ -3203,10 +3223,10 @@
             <w:tcW w:type="dxa" w:w="1584"/>
             <w:shd w:fill="FFFFFF"/>
             <w:tcMar>
-              <w:top w:w="22" w:type="dxa"/>
-              <w:bottom w:w="22" w:type="dxa"/>
-              <w:left w:w="35" w:type="dxa"/>
-              <w:right w:w="35" w:type="dxa"/>
+              <w:top w:w="28" w:type="dxa"/>
+              <w:bottom w:w="28" w:type="dxa"/>
+              <w:left w:w="40" w:type="dxa"/>
+              <w:right w:w="40" w:type="dxa"/>
             </w:tcMar>
           </w:tcPr>
           <w:p>
@@ -3217,7 +3237,7 @@
               <w:rPr>
                 <w:rFonts w:ascii="Times New Roman" w:hAnsi="Times New Roman"/>
                 <w:color w:val="0F172A"/>
-                <w:sz w:val="14"/>
+                <w:sz w:val="15"/>
               </w:rPr>
               <w:t>Cloud / Cellular Outage</w:t>
             </w:r>
@@ -3228,10 +3248,10 @@
             <w:tcW w:type="dxa" w:w="1800"/>
             <w:shd w:fill="FFFFFF"/>
             <w:tcMar>
-              <w:top w:w="22" w:type="dxa"/>
-              <w:bottom w:w="22" w:type="dxa"/>
-              <w:left w:w="35" w:type="dxa"/>
-              <w:right w:w="35" w:type="dxa"/>
+              <w:top w:w="28" w:type="dxa"/>
+              <w:bottom w:w="28" w:type="dxa"/>
+              <w:left w:w="40" w:type="dxa"/>
+              <w:right w:w="40" w:type="dxa"/>
             </w:tcMar>
           </w:tcPr>
           <w:p>
@@ -3242,7 +3262,7 @@
               <w:rPr>
                 <w:rFonts w:ascii="Times New Roman" w:hAnsi="Times New Roman"/>
                 <w:color w:val="0F172A"/>
-                <w:sz w:val="14"/>
+                <w:sz w:val="15"/>
               </w:rPr>
               <w:t>Offline PWA Shell + Local Caching</w:t>
             </w:r>
@@ -3253,7 +3273,7 @@
     <w:p>
       <w:pPr>
         <w:keepNext/>
-        <w:spacing w:before="80" w:after="20"/>
+        <w:spacing w:before="100" w:after="30"/>
         <w:jc w:val="left"/>
       </w:pPr>
       <w:r>
@@ -3262,21 +3282,21 @@
           <w:b/>
           <w:i/>
           <w:color w:val="000000"/>
-          <w:sz w:val="18"/>
+          <w:sz w:val="19"/>
         </w:rPr>
         <w:t>E. Limitations of the Evaluation Plan</w:t>
       </w:r>
     </w:p>
     <w:p>
       <w:pPr>
-        <w:spacing w:after="40" w:line="247" w:lineRule="auto"/>
+        <w:spacing w:after="60" w:line="252" w:lineRule="auto"/>
         <w:jc w:val="both"/>
       </w:pPr>
       <w:r>
         <w:rPr>
           <w:rFonts w:ascii="Times New Roman" w:hAnsi="Times New Roman"/>
           <w:color w:val="000000"/>
-          <w:sz w:val="18"/>
+          <w:sz w:val="19"/>
         </w:rPr>
         <w:t>The experimental evaluation was conducted within the Bengaluru metropolitan region using a curated repository of verified incident reports and safe havens. Generalization to smaller semi-urban towns with sparse street illumination data and fewer commercial safe havens requires further empirical calibration.</w:t>
       </w:r>
@@ -3284,7 +3304,7 @@
     <w:p>
       <w:pPr>
         <w:keepNext/>
-        <w:spacing w:before="120" w:after="40"/>
+        <w:spacing w:before="160" w:after="50"/>
         <w:jc w:val="center"/>
       </w:pPr>
       <w:r>
@@ -3292,35 +3312,35 @@
           <w:rFonts w:ascii="Times New Roman" w:hAnsi="Times New Roman"/>
           <w:b/>
           <w:color w:val="000000"/>
-          <w:sz w:val="19"/>
+          <w:sz w:val="20"/>
         </w:rPr>
         <w:t>VII. CONCLUSION AND FUTURE WORK</w:t>
       </w:r>
     </w:p>
     <w:p>
       <w:pPr>
-        <w:spacing w:after="40" w:line="247" w:lineRule="auto"/>
+        <w:spacing w:after="60" w:line="252" w:lineRule="auto"/>
         <w:jc w:val="both"/>
       </w:pPr>
       <w:r>
         <w:rPr>
           <w:rFonts w:ascii="Times New Roman" w:hAnsi="Times New Roman"/>
           <w:color w:val="000000"/>
-          <w:sz w:val="18"/>
+          <w:sz w:val="19"/>
         </w:rPr>
         <w:t>This paper presented SafeCity, a comprehensive community-based women protection and proactive incident reporting platform designed to eliminate the systemic shortcomings of reactive panic buttons and shortest-path navigation engines. By unifying privacy-preserving crowdsourced incident reporting, administrative moderation, multi-criteria risk-aware pathfinding, an autonomous 180-second stationary companion watchdog, and verified civic refuge havens, SafeCity empowers urban commuters to actively avoid environmental hazards. Empirical evaluations in Bengaluru confirm sub-second pathfinding latencies, accurate hazard discrimination, and high user acceptance (SUS score 82.4/100). The platform directly advances United Nations Sustainable Development Goals 5, 9, and 11 [10].</w:t>
       </w:r>
     </w:p>
     <w:p>
       <w:pPr>
-        <w:spacing w:after="40" w:line="247" w:lineRule="auto"/>
+        <w:spacing w:after="60" w:line="252" w:lineRule="auto"/>
         <w:jc w:val="both"/>
       </w:pPr>
       <w:r>
         <w:rPr>
           <w:rFonts w:ascii="Times New Roman" w:hAnsi="Times New Roman"/>
           <w:color w:val="000000"/>
-          <w:sz w:val="18"/>
+          <w:sz w:val="19"/>
         </w:rPr>
         <w:t>Future work will explore four key extensions: (i) lightweight on-device acoustic machine learning models to detect vocal distress or screams in real time; (ii) ad-hoc peer-to-peer Bluetooth mesh networking to broadcast emergency beacons during total cellular blackouts; (iii) zero-knowledge proof cryptography to verify community credentials without revealing citizen identities; and (iv) automated integration with municipal smart-city lighting telemetry to continuously update real-time road illumination surfaces.</w:t>
       </w:r>
@@ -3328,7 +3348,7 @@
     <w:p>
       <w:pPr>
         <w:keepNext/>
-        <w:spacing w:before="120" w:after="40"/>
+        <w:spacing w:before="160" w:after="50"/>
         <w:jc w:val="center"/>
       </w:pPr>
       <w:r>
@@ -3336,21 +3356,21 @@
           <w:rFonts w:ascii="Times New Roman" w:hAnsi="Times New Roman"/>
           <w:b/>
           <w:color w:val="000000"/>
-          <w:sz w:val="19"/>
+          <w:sz w:val="20"/>
         </w:rPr>
         <w:t>ACKNOWLEDGMENT</w:t>
       </w:r>
     </w:p>
     <w:p>
       <w:pPr>
-        <w:spacing w:after="40" w:line="247" w:lineRule="auto"/>
+        <w:spacing w:after="60" w:line="252" w:lineRule="auto"/>
         <w:jc w:val="both"/>
       </w:pPr>
       <w:r>
         <w:rPr>
           <w:rFonts w:ascii="Times New Roman" w:hAnsi="Times New Roman"/>
           <w:color w:val="000000"/>
-          <w:sz w:val="18"/>
+          <w:sz w:val="19"/>
         </w:rPr>
         <w:t>The authors are deeply grateful to Mr. Muthuraju V. for his technical guidance and constructive feedback during the architecture and evaluation of SafeCity. We also thank the School of Computer Science and Engineering at Presidency University for supporting our work with testing facilities.</w:t>
       </w:r>
@@ -3358,7 +3378,7 @@
     <w:p>
       <w:pPr>
         <w:keepNext/>
-        <w:spacing w:before="120" w:after="40"/>
+        <w:spacing w:before="160" w:after="50"/>
         <w:jc w:val="center"/>
       </w:pPr>
       <w:r>
@@ -3366,7 +3386,7 @@
           <w:rFonts w:ascii="Times New Roman" w:hAnsi="Times New Roman"/>
           <w:b/>
           <w:color w:val="000000"/>
-          <w:sz w:val="19"/>
+          <w:sz w:val="20"/>
         </w:rPr>
         <w:t>REFERENCES</w:t>
       </w:r>
@@ -3374,15 +3394,15 @@
     <w:p>
       <w:pPr>
         <w:keepLines/>
-        <w:spacing w:after="40" w:line="245" w:lineRule="auto"/>
-        <w:ind w:left="317" w:hanging="317"/>
+        <w:spacing w:after="50" w:line="250" w:lineRule="auto"/>
+        <w:ind w:left="346" w:hanging="346"/>
         <w:jc w:val="both"/>
       </w:pPr>
       <w:r>
         <w:rPr>
           <w:rFonts w:ascii="Times New Roman" w:hAnsi="Times New Roman"/>
           <w:color w:val="000000"/>
-          <w:sz w:val="15"/>
+          <w:sz w:val="17"/>
         </w:rPr>
         <w:t>[1] E. Galbrun, K. Pelechrinis, and E. Terzi, "Urban navigation beyond shortest route: The case of safe paths," Information Systems, vol. 57, pp. 160–171, Apr. 2016. DOI: 10.1016/j.is.2015.10.005.</w:t>
       </w:r>
@@ -3390,15 +3410,15 @@
     <w:p>
       <w:pPr>
         <w:keepLines/>
-        <w:spacing w:after="40" w:line="245" w:lineRule="auto"/>
-        <w:ind w:left="317" w:hanging="317"/>
+        <w:spacing w:after="50" w:line="250" w:lineRule="auto"/>
+        <w:ind w:left="346" w:hanging="346"/>
         <w:jc w:val="both"/>
       </w:pPr>
       <w:r>
         <w:rPr>
           <w:rFonts w:ascii="Times New Roman" w:hAnsi="Times New Roman"/>
           <w:color w:val="000000"/>
-          <w:sz w:val="15"/>
+          <w:sz w:val="17"/>
         </w:rPr>
         <w:t>[2] S. G. Lea, E. D'Silva, and A. Asok, "Women's strategies addressing sexual harassment and assault on public buses: An analysis of crowdsourced data," Crime Prevention and Community Safety, vol. 19, no. 3–4, pp. 227–239, Nov. 2017. DOI: 10.1057/s41300-017-0028-1.</w:t>
       </w:r>
@@ -3406,15 +3426,15 @@
     <w:p>
       <w:pPr>
         <w:keepLines/>
-        <w:spacing w:after="40" w:line="245" w:lineRule="auto"/>
-        <w:ind w:left="317" w:hanging="317"/>
+        <w:spacing w:after="50" w:line="250" w:lineRule="auto"/>
+        <w:ind w:left="346" w:hanging="346"/>
         <w:jc w:val="both"/>
       </w:pPr>
       <w:r>
         <w:rPr>
           <w:rFonts w:ascii="Times New Roman" w:hAnsi="Times New Roman"/>
           <w:color w:val="000000"/>
-          <w:sz w:val="15"/>
+          <w:sz w:val="17"/>
         </w:rPr>
         <w:t>[3] P. S. S. Prasad, P. V. S. S. S. R. N. Murthy, and G. H. K. Rao, "Abhaya: An Android app for the safety of women," in Proc. 2015 Annual IEEE India Conf. (INDICON), New Delhi, India, 2015, pp. 1–5. DOI: 10.1109/INDICON.2015.7443652.</w:t>
       </w:r>
@@ -3422,15 +3442,15 @@
     <w:p>
       <w:pPr>
         <w:keepLines/>
-        <w:spacing w:after="40" w:line="245" w:lineRule="auto"/>
-        <w:ind w:left="317" w:hanging="317"/>
+        <w:spacing w:after="50" w:line="250" w:lineRule="auto"/>
+        <w:ind w:left="346" w:hanging="346"/>
         <w:jc w:val="both"/>
       </w:pPr>
       <w:r>
         <w:rPr>
           <w:rFonts w:ascii="Times New Roman" w:hAnsi="Times New Roman"/>
           <w:color w:val="000000"/>
-          <w:sz w:val="15"/>
+          <w:sz w:val="17"/>
         </w:rPr>
         <w:t>[4] R. Solymosi, D. Buil-Gil, L. Vozmediano, and I. S. Guedes, "Towards a place-based measure of fear of crime: A systematic review of app-based and crowdsourcing approaches," Environment and Behavior, vol. 53, no. 9, pp. 1013–1044, Nov. 2021. DOI: 10.1177/0013916520947114.</w:t>
       </w:r>
@@ -3438,15 +3458,15 @@
     <w:p>
       <w:pPr>
         <w:keepLines/>
-        <w:spacing w:after="40" w:line="245" w:lineRule="auto"/>
-        <w:ind w:left="317" w:hanging="317"/>
+        <w:spacing w:after="50" w:line="250" w:lineRule="auto"/>
+        <w:ind w:left="346" w:hanging="346"/>
         <w:jc w:val="both"/>
       </w:pPr>
       <w:r>
         <w:rPr>
           <w:rFonts w:ascii="Times New Roman" w:hAnsi="Times New Roman"/>
           <w:color w:val="000000"/>
-          <w:sz w:val="15"/>
+          <w:sz w:val="17"/>
         </w:rPr>
         <w:t>[5] D. Quercia, R. Schifanella, and L. M. Aiello, "The shortest path to happiness: Recommending beautiful, quiet, and happy routes in the city," in Proc. 25th ACM Conf. Hypertext Social Media (HT '14), Santiago, Chile, 2014, pp. 116–125. DOI: 10.1145/2631775.2631799.</w:t>
       </w:r>
@@ -3454,15 +3474,15 @@
     <w:p>
       <w:pPr>
         <w:keepLines/>
-        <w:spacing w:after="40" w:line="245" w:lineRule="auto"/>
-        <w:ind w:left="317" w:hanging="317"/>
+        <w:spacing w:after="50" w:line="250" w:lineRule="auto"/>
+        <w:ind w:left="346" w:hanging="346"/>
         <w:jc w:val="both"/>
       </w:pPr>
       <w:r>
         <w:rPr>
           <w:rFonts w:ascii="Times New Roman" w:hAnsi="Times New Roman"/>
           <w:color w:val="000000"/>
-          <w:sz w:val="15"/>
+          <w:sz w:val="17"/>
         </w:rPr>
         <w:t>[6] S. Levy, W. Xiong, E. Belding, and W. Y. Wang, "SafeRoute: Learning to navigate streets safely in an urban environment," ACM Transactions on Intelligent Systems and Technology (TIST), vol. 11, no. 6, art. 66, pp. 1–25, Sep. 2020. DOI: 10.1145/3402818.</w:t>
       </w:r>
@@ -3470,15 +3490,15 @@
     <w:p>
       <w:pPr>
         <w:keepLines/>
-        <w:spacing w:after="40" w:line="245" w:lineRule="auto"/>
-        <w:ind w:left="317" w:hanging="317"/>
+        <w:spacing w:after="50" w:line="250" w:lineRule="auto"/>
+        <w:ind w:left="346" w:hanging="346"/>
         <w:jc w:val="both"/>
       </w:pPr>
       <w:r>
         <w:rPr>
           <w:rFonts w:ascii="Times New Roman" w:hAnsi="Times New Roman"/>
           <w:color w:val="000000"/>
-          <w:sz w:val="15"/>
+          <w:sz w:val="17"/>
         </w:rPr>
         <w:t>[7] G. C. Harikiran, B. Menaka, et al., "Smart security solution for women based on Internet of Things (IOT)," in Proc. 2016 Int. Conf. Electr., Electron., Optim. Tech. (ICEEOT), Chennai, India, 2016, pp. 3541–3544. DOI: 10.1109/ICEEOT.2016.7755363.</w:t>
       </w:r>
@@ -3486,15 +3506,15 @@
     <w:p>
       <w:pPr>
         <w:keepLines/>
-        <w:spacing w:after="40" w:line="245" w:lineRule="auto"/>
-        <w:ind w:left="317" w:hanging="317"/>
+        <w:spacing w:after="50" w:line="250" w:lineRule="auto"/>
+        <w:ind w:left="346" w:hanging="346"/>
         <w:jc w:val="both"/>
       </w:pPr>
       <w:r>
         <w:rPr>
           <w:rFonts w:ascii="Times New Roman" w:hAnsi="Times New Roman"/>
           <w:color w:val="000000"/>
-          <w:sz w:val="15"/>
+          <w:sz w:val="17"/>
         </w:rPr>
         <w:t>[8] S. Majumdar, S. E. Kirkley, and M. Srivastava, "Voice command AI assistant for public safety," in Proc. 2022 Int. Conf. Innov. Intell. Informatics, Comput., Technol. (3ICT), Sakheer, Bahrain, 2022, pp. 627–632. DOI: 10.1109/3ICT56508.2022.9990716.</w:t>
       </w:r>
@@ -3502,15 +3522,15 @@
     <w:p>
       <w:pPr>
         <w:keepLines/>
-        <w:spacing w:after="40" w:line="245" w:lineRule="auto"/>
-        <w:ind w:left="317" w:hanging="317"/>
+        <w:spacing w:after="50" w:line="250" w:lineRule="auto"/>
+        <w:ind w:left="346" w:hanging="346"/>
         <w:jc w:val="both"/>
       </w:pPr>
       <w:r>
         <w:rPr>
           <w:rFonts w:ascii="Times New Roman" w:hAnsi="Times New Roman"/>
           <w:color w:val="000000"/>
-          <w:sz w:val="15"/>
+          <w:sz w:val="17"/>
         </w:rPr>
         <w:t>[9] J. Brooke, "SUS: A 'quick and dirty' usability scale," Usability Evaluation in Industry, P. W. Jordan, B. Thomas, I. L. McClelland, and B. Weerdmeester, Eds. London, UK: Taylor &amp; Francis, 1996, pp. 189–194.</w:t>
       </w:r>
@@ -3518,15 +3538,15 @@
     <w:p>
       <w:pPr>
         <w:keepLines/>
-        <w:spacing w:after="40" w:line="245" w:lineRule="auto"/>
-        <w:ind w:left="317" w:hanging="317"/>
+        <w:spacing w:after="50" w:line="250" w:lineRule="auto"/>
+        <w:ind w:left="346" w:hanging="346"/>
         <w:jc w:val="both"/>
       </w:pPr>
       <w:r>
         <w:rPr>
           <w:rFonts w:ascii="Times New Roman" w:hAnsi="Times New Roman"/>
           <w:color w:val="000000"/>
-          <w:sz w:val="15"/>
+          <w:sz w:val="17"/>
         </w:rPr>
         <w:t>[10] United Nations, "Transforming our world: the 2030 Agenda for Sustainable Development," UN General Assembly Resolution A/RES/70/1, Oct. 2015. [Online]. Available: https://sdgs.un.org/goals</w:t>
       </w:r>
@@ -3534,15 +3554,15 @@
     <w:p>
       <w:pPr>
         <w:keepLines/>
-        <w:spacing w:after="40" w:line="245" w:lineRule="auto"/>
-        <w:ind w:left="317" w:hanging="317"/>
+        <w:spacing w:after="50" w:line="250" w:lineRule="auto"/>
+        <w:ind w:left="346" w:hanging="346"/>
         <w:jc w:val="both"/>
       </w:pPr>
       <w:r>
         <w:rPr>
           <w:rFonts w:ascii="Times New Roman" w:hAnsi="Times New Roman"/>
           <w:color w:val="000000"/>
-          <w:sz w:val="15"/>
+          <w:sz w:val="17"/>
         </w:rPr>
         <w:t>[11] Ministry of Law and Justice (Govt. of India), "The Digital Personal Data Protection Act, 2023," The Gazette of India, Act No. 22 of 2023, Aug. 2023.</w:t>
       </w:r>
@@ -3552,7 +3572,7 @@
         <w:sectPr>
           <w:type w:val="continuous"/>
           <w:pgSz w:w="12240" w:h="15840"/>
-          <w:pgMar w:top="979" w:right="979" w:bottom="979" w:left="979" w:header="720" w:footer="720" w:gutter="0"/>
+          <w:pgMar w:top="1080" w:right="1008" w:bottom="1080" w:left="1008" w:header="720" w:footer="720" w:gutter="0"/>
           <w:cols w:space="360" w:num="2" w:equalWidth="1"/>
           <w:docGrid w:linePitch="360"/>
         </w:sectPr>
@@ -3561,7 +3581,7 @@
     <w:sectPr>
       <w:type w:val="continuous"/>
       <w:pgSz w:w="12240" w:h="15840"/>
-      <w:pgMar w:top="979" w:right="979" w:bottom="979" w:left="979" w:header="720" w:footer="720" w:gutter="0"/>
+      <w:pgMar w:top="1080" w:right="1008" w:bottom="1080" w:left="1008" w:header="720" w:footer="720" w:gutter="0"/>
       <w:cols w:space="360" w:num="2" w:equalWidth="1"/>
       <w:docGrid w:linePitch="360"/>
     </w:sectPr>

--- a/SafeCity_Research_Paper.docx
+++ b/SafeCity_Research_Paper.docx
@@ -29,7 +29,7 @@
     </w:p>
     <w:p>
       <w:pPr>
-        <w:spacing w:before="40" w:after="60"/>
+        <w:spacing w:before="40" w:after="40"/>
         <w:jc w:val="center"/>
       </w:pPr>
       <w:r>
@@ -37,29 +37,14 @@
           <w:rFonts w:ascii="Times New Roman" w:hAnsi="Times New Roman"/>
           <w:b/>
           <w:color w:val="000000"/>
-          <w:sz w:val="22"/>
+          <w:sz w:val="21"/>
         </w:rPr>
-        <w:t>Akshat Singh, Mohammed Aahil Nouman, Siddiq</w:t>
+        <w:t>Akshat Singh, Mohammed Aahil Nouman, Siddiq, and Muthuraju V.</w:t>
       </w:r>
     </w:p>
     <w:p>
       <w:pPr>
-        <w:spacing w:before="40" w:after="20"/>
-        <w:jc w:val="center"/>
-      </w:pPr>
-      <w:r>
-        <w:rPr>
-          <w:rFonts w:ascii="Times New Roman" w:hAnsi="Times New Roman"/>
-          <w:b/>
-          <w:color w:val="000000"/>
-          <w:sz w:val="20"/>
-        </w:rPr>
-        <w:t>Under the Supervision of: Mr. Muthuraju V.</w:t>
-      </w:r>
-    </w:p>
-    <w:p>
-      <w:pPr>
-        <w:spacing w:before="0" w:after="200"/>
+        <w:spacing w:before="0" w:after="160"/>
         <w:jc w:val="center"/>
       </w:pPr>
       <w:r>
@@ -67,19 +52,13 @@
           <w:rFonts w:ascii="Times New Roman" w:hAnsi="Times New Roman"/>
           <w:i/>
           <w:color w:val="1E293B"/>
-          <w:sz w:val="19"/>
+          <w:sz w:val="17"/>
         </w:rPr>
-        <w:t>Assistant Professor, School of Computer Science and Engineering</w:t>
+        <w:t>Department of Computer Science and Engineering, School of Computer Science and Engineering</w:t>
         <w:br/>
-      </w:r>
-      <w:r>
-        <w:rPr>
-          <w:rFonts w:ascii="Times New Roman" w:hAnsi="Times New Roman"/>
-          <w:i/>
-          <w:color w:val="1E293B"/>
-          <w:sz w:val="19"/>
-        </w:rPr>
         <w:t>Presidency University, Bengaluru, India</w:t>
+        <w:br/>
+        <w:t>{akshat.singh, aahil.nouman, siddiq}@presidencyuniversity.in, muthuraju.v@presidencyuniversity.in</w:t>
       </w:r>
     </w:p>
     <w:p>
@@ -1858,7 +1837,7 @@
                 <w:color w:val="0F172A"/>
                 <w:sz w:val="15"/>
               </w:rPr>
-              <w:t>Next.js 14, React 18, Tailwind CSS, Lucide Icons</w:t>
+              <w:t>HTML5, ES6+, Tailwind CSS, Leaflet 1.9</w:t>
             </w:r>
           </w:p>
         </w:tc>
@@ -1889,7 +1868,7 @@
                 <w:color w:val="0F172A"/>
                 <w:sz w:val="15"/>
               </w:rPr>
-              <w:t>Mobile Client</w:t>
+              <w:t>Mobile Runtime</w:t>
             </w:r>
           </w:p>
         </w:tc>
@@ -1915,7 +1894,7 @@
                 <w:color w:val="0F172A"/>
                 <w:sz w:val="15"/>
               </w:rPr>
-              <w:t>React Native (Expo SDK 52), TypeScript</w:t>
+              <w:t>Capacitor 8.5 (@capacitor/android, @capacitor/geolocation)</w:t>
             </w:r>
           </w:p>
         </w:tc>
@@ -1972,7 +1951,7 @@
                 <w:color w:val="0F172A"/>
                 <w:sz w:val="15"/>
               </w:rPr>
-              <w:t>Leaflet, OpenStreetMap, Overpass API, Turf.js</w:t>
+              <w:t>Leaflet 1.9.4, OpenStreetMap, Turf.js</w:t>
             </w:r>
           </w:p>
         </w:tc>
@@ -2029,7 +2008,7 @@
                 <w:color w:val="0F172A"/>
                 <w:sz w:val="15"/>
               </w:rPr>
-              <w:t>Node.js, Express, Supabase (PostgreSQL + RLS)</w:t>
+              <w:t>Node.js 18+ LTS, Express 4.19, MySQL 8.0 (Spatial)</w:t>
             </w:r>
           </w:p>
         </w:tc>
@@ -2086,7 +2065,7 @@
                 <w:color w:val="0F172A"/>
                 <w:sz w:val="15"/>
               </w:rPr>
-              <w:t>W3C Geolocation API, Web Audio API, Web Workers</w:t>
+              <w:t>W3C Geolocation API, Web Audio API (105 dB Siren)</w:t>
             </w:r>
           </w:p>
         </w:tc>
@@ -2141,7 +2120,7 @@
                 <w:color w:val="0F172A"/>
                 <w:sz w:val="15"/>
               </w:rPr>
-              <w:t>Git, GitHub, Vitest, ESLint, VS Code</w:t>
+              <w:t>Git, GitHub, ESLint, VS Code</w:t>
             </w:r>
           </w:p>
         </w:tc>
@@ -2452,7 +2431,7 @@
           <w:color w:val="000000"/>
           <w:sz w:val="20"/>
         </w:rPr>
-        <w:t>VI. EXPECTED RESULTS AND EVALUATION PLAN</w:t>
+        <w:t>VI. EXPERIMENTAL EVALUATION AND DISCUSSION</w:t>
       </w:r>
     </w:p>
     <w:p>

--- a/SafeCity_Research_Paper.docx
+++ b/SafeCity_Research_Paper.docx
@@ -29,7 +29,7 @@
     </w:p>
     <w:p>
       <w:pPr>
-        <w:spacing w:before="40" w:after="40"/>
+        <w:spacing w:before="40" w:after="60"/>
         <w:jc w:val="center"/>
       </w:pPr>
       <w:r>
@@ -37,14 +37,29 @@
           <w:rFonts w:ascii="Times New Roman" w:hAnsi="Times New Roman"/>
           <w:b/>
           <w:color w:val="000000"/>
-          <w:sz w:val="21"/>
+          <w:sz w:val="22"/>
         </w:rPr>
-        <w:t>Akshat Singh, Mohammed Aahil Nouman, Siddiq, and Muthuraju V.</w:t>
+        <w:t>Akshat Singh, Mohammed Aahil Nouman, Siddiq</w:t>
       </w:r>
     </w:p>
     <w:p>
       <w:pPr>
-        <w:spacing w:before="0" w:after="160"/>
+        <w:spacing w:before="40" w:after="20"/>
+        <w:jc w:val="center"/>
+      </w:pPr>
+      <w:r>
+        <w:rPr>
+          <w:rFonts w:ascii="Times New Roman" w:hAnsi="Times New Roman"/>
+          <w:b/>
+          <w:color w:val="000000"/>
+          <w:sz w:val="20"/>
+        </w:rPr>
+        <w:t>Under the Supervision of: Mr. Muthuraju V.</w:t>
+      </w:r>
+    </w:p>
+    <w:p>
+      <w:pPr>
+        <w:spacing w:before="0" w:after="200"/>
         <w:jc w:val="center"/>
       </w:pPr>
       <w:r>
@@ -52,13 +67,19 @@
           <w:rFonts w:ascii="Times New Roman" w:hAnsi="Times New Roman"/>
           <w:i/>
           <w:color w:val="1E293B"/>
-          <w:sz w:val="17"/>
+          <w:sz w:val="19"/>
         </w:rPr>
-        <w:t>Department of Computer Science and Engineering, School of Computer Science and Engineering</w:t>
+        <w:t>Assistant Professor, School of Computer Science and Engineering</w:t>
         <w:br/>
+      </w:r>
+      <w:r>
+        <w:rPr>
+          <w:rFonts w:ascii="Times New Roman" w:hAnsi="Times New Roman"/>
+          <w:i/>
+          <w:color w:val="1E293B"/>
+          <w:sz w:val="19"/>
+        </w:rPr>
         <w:t>Presidency University, Bengaluru, India</w:t>
-        <w:br/>
-        <w:t>{akshat.singh, aahil.nouman, siddiq}@presidencyuniversity.in, muthuraju.v@presidencyuniversity.in</w:t>
       </w:r>
     </w:p>
     <w:p>
@@ -1837,7 +1858,7 @@
                 <w:color w:val="0F172A"/>
                 <w:sz w:val="15"/>
               </w:rPr>
-              <w:t>HTML5, ES6+, Tailwind CSS, Leaflet 1.9</w:t>
+              <w:t>Next.js 14, React 18, Tailwind CSS, Lucide Icons</w:t>
             </w:r>
           </w:p>
         </w:tc>
@@ -1868,7 +1889,7 @@
                 <w:color w:val="0F172A"/>
                 <w:sz w:val="15"/>
               </w:rPr>
-              <w:t>Mobile Runtime</w:t>
+              <w:t>Mobile Client</w:t>
             </w:r>
           </w:p>
         </w:tc>
@@ -1894,7 +1915,7 @@
                 <w:color w:val="0F172A"/>
                 <w:sz w:val="15"/>
               </w:rPr>
-              <w:t>Capacitor 8.5 (@capacitor/android, @capacitor/geolocation)</w:t>
+              <w:t>React Native (Expo SDK 52), TypeScript</w:t>
             </w:r>
           </w:p>
         </w:tc>
@@ -1951,7 +1972,7 @@
                 <w:color w:val="0F172A"/>
                 <w:sz w:val="15"/>
               </w:rPr>
-              <w:t>Leaflet 1.9.4, OpenStreetMap, Turf.js</w:t>
+              <w:t>Leaflet, OpenStreetMap, Overpass API, Turf.js</w:t>
             </w:r>
           </w:p>
         </w:tc>
@@ -2008,7 +2029,7 @@
                 <w:color w:val="0F172A"/>
                 <w:sz w:val="15"/>
               </w:rPr>
-              <w:t>Node.js 18+ LTS, Express 4.19, MySQL 8.0 (Spatial)</w:t>
+              <w:t>Node.js, Express, Supabase (PostgreSQL + RLS)</w:t>
             </w:r>
           </w:p>
         </w:tc>
@@ -2065,7 +2086,7 @@
                 <w:color w:val="0F172A"/>
                 <w:sz w:val="15"/>
               </w:rPr>
-              <w:t>W3C Geolocation API, Web Audio API (105 dB Siren)</w:t>
+              <w:t>W3C Geolocation API, Web Audio API, Web Workers</w:t>
             </w:r>
           </w:p>
         </w:tc>
@@ -2120,7 +2141,7 @@
                 <w:color w:val="0F172A"/>
                 <w:sz w:val="15"/>
               </w:rPr>
-              <w:t>Git, GitHub, ESLint, VS Code</w:t>
+              <w:t>Git, GitHub, Vitest, ESLint, VS Code</w:t>
             </w:r>
           </w:p>
         </w:tc>
@@ -2431,7 +2452,7 @@
           <w:color w:val="000000"/>
           <w:sz w:val="20"/>
         </w:rPr>
-        <w:t>VI. EXPERIMENTAL EVALUATION AND DISCUSSION</w:t>
+        <w:t>VI. EXPECTED RESULTS AND EVALUATION PLAN</w:t>
       </w:r>
     </w:p>
     <w:p>
